--- a/docs/Docx4j_GettingStarted.docx
+++ b/docs/Docx4j_GettingStarted.docx
@@ -1,6 +1,6 @@
 
 <file path=word/document.xml><?xml version="1.0" encoding="utf-8"?>
-<w:document xmlns:wpc="http://schemas.microsoft.com/office/word/2010/wordprocessingCanvas" xmlns:cx="http://schemas.microsoft.com/office/drawing/2014/chartex" xmlns:cx1="http://schemas.microsoft.com/office/drawing/2015/9/8/chartex" xmlns:cx2="http://schemas.microsoft.com/office/drawing/2015/10/21/chartex" xmlns:cx3="http://schemas.microsoft.com/office/drawing/2016/5/9/chartex" xmlns:cx4="http://schemas.microsoft.com/office/drawing/2016/5/10/chartex" xmlns:cx5="http://schemas.microsoft.com/office/drawing/2016/5/11/chartex" xmlns:cx6="http://schemas.microsoft.com/office/drawing/2016/5/12/chartex" xmlns:cx7="http://schemas.microsoft.com/office/drawing/2016/5/13/chartex" xmlns:cx8="http://schemas.microsoft.com/office/drawing/2016/5/14/chartex" xmlns:mc="http://schemas.openxmlformats.org/markup-compatibility/2006" xmlns:aink="http://schemas.microsoft.com/office/drawing/2016/ink" xmlns:am3d="http://schemas.microsoft.com/office/drawing/2017/model3d" xmlns:o="urn:schemas-microsoft-com:office:office" xmlns:oel="http://schemas.microsoft.com/office/2019/extlst" xmlns:r="http://schemas.openxmlformats.org/officeDocument/2006/relationships" xmlns:m="http://schemas.openxmlformats.org/officeDocument/2006/math" xmlns:v="urn:schemas-microsoft-com:vml" xmlns:wp14="http://schemas.microsoft.com/office/word/2010/wordprocessingDrawing" xmlns:wp="http://schemas.openxmlformats.org/drawingml/2006/wordprocessingDrawing" xmlns:w10="urn:schemas-microsoft-com:office:word" xmlns:w="http://schemas.openxmlformats.org/wordprocessingml/2006/main" xmlns:w14="http://schemas.microsoft.com/office/word/2010/wordml" xmlns:w15="http://schemas.microsoft.com/office/word/2012/wordml" xmlns:w16cex="http://schemas.microsoft.com/office/word/2018/wordml/cex" xmlns:w16cid="http://schemas.microsoft.com/office/word/2016/wordml/cid" xmlns:w16="http://schemas.microsoft.com/office/word/2018/wordml" xmlns:w16sdtdh="http://schemas.microsoft.com/office/word/2020/wordml/sdtdatahash" xmlns:w16se="http://schemas.microsoft.com/office/word/2015/wordml/symex" xmlns:wpg="http://schemas.microsoft.com/office/word/2010/wordprocessingGroup" xmlns:wpi="http://schemas.microsoft.com/office/word/2010/wordprocessingInk" xmlns:wne="http://schemas.microsoft.com/office/word/2006/wordml" xmlns:wps="http://schemas.microsoft.com/office/word/2010/wordprocessingShape" mc:Ignorable="w14 w15 w16se w16cid w16 w16cex w16sdtdh wp14">
+<w:document xmlns:wpc="http://schemas.microsoft.com/office/word/2010/wordprocessingCanvas" xmlns:cx="http://schemas.microsoft.com/office/drawing/2014/chartex" xmlns:cx1="http://schemas.microsoft.com/office/drawing/2015/9/8/chartex" xmlns:cx2="http://schemas.microsoft.com/office/drawing/2015/10/21/chartex" xmlns:cx3="http://schemas.microsoft.com/office/drawing/2016/5/9/chartex" xmlns:cx4="http://schemas.microsoft.com/office/drawing/2016/5/10/chartex" xmlns:cx5="http://schemas.microsoft.com/office/drawing/2016/5/11/chartex" xmlns:cx6="http://schemas.microsoft.com/office/drawing/2016/5/12/chartex" xmlns:cx7="http://schemas.microsoft.com/office/drawing/2016/5/13/chartex" xmlns:cx8="http://schemas.microsoft.com/office/drawing/2016/5/14/chartex" xmlns:mc="http://schemas.openxmlformats.org/markup-compatibility/2006" xmlns:aink="http://schemas.microsoft.com/office/drawing/2016/ink" xmlns:am3d="http://schemas.microsoft.com/office/drawing/2017/model3d" xmlns:o="urn:schemas-microsoft-com:office:office" xmlns:oel="http://schemas.microsoft.com/office/2019/extlst" xmlns:r="http://schemas.openxmlformats.org/officeDocument/2006/relationships" xmlns:m="http://schemas.openxmlformats.org/officeDocument/2006/math" xmlns:v="urn:schemas-microsoft-com:vml" xmlns:wp14="http://schemas.microsoft.com/office/word/2010/wordprocessingDrawing" xmlns:wp="http://schemas.openxmlformats.org/drawingml/2006/wordprocessingDrawing" xmlns:w10="urn:schemas-microsoft-com:office:word" xmlns:w="http://schemas.openxmlformats.org/wordprocessingml/2006/main" xmlns:w14="http://schemas.microsoft.com/office/word/2010/wordml" xmlns:w15="http://schemas.microsoft.com/office/word/2012/wordml" xmlns:w16cex="http://schemas.microsoft.com/office/word/2018/wordml/cex" xmlns:w16cid="http://schemas.microsoft.com/office/word/2016/wordml/cid" xmlns:w16="http://schemas.microsoft.com/office/word/2018/wordml" xmlns:w16du="http://schemas.microsoft.com/office/word/2023/wordml/word16du" xmlns:w16sdtdh="http://schemas.microsoft.com/office/word/2020/wordml/sdtdatahash" xmlns:w16sdtfl="http://schemas.microsoft.com/office/word/2024/wordml/sdtformatlock" xmlns:w16se="http://schemas.microsoft.com/office/word/2015/wordml/symex" xmlns:wpg="http://schemas.microsoft.com/office/word/2010/wordprocessingGroup" xmlns:wpi="http://schemas.microsoft.com/office/word/2010/wordprocessingInk" xmlns:wne="http://schemas.microsoft.com/office/word/2006/wordml" xmlns:wps="http://schemas.microsoft.com/office/word/2010/wordprocessingShape" mc:Ignorable="w14 w15 w16se w16cid w16 w16cex w16sdtdh w16sdtfl w16du wp14">
   <w:body>
     <w:p>
       <w:pPr>
@@ -592,7 +592,7 @@
                 <w:noProof/>
                 <w:webHidden/>
               </w:rPr>
-              <w:t>6</w:t>
+              <w:t>7</w:t>
             </w:r>
             <w:r>
               <w:rPr>
@@ -730,7 +730,7 @@
                 <w:noProof/>
                 <w:webHidden/>
               </w:rPr>
-              <w:t>7</w:t>
+              <w:t>8</w:t>
             </w:r>
             <w:r>
               <w:rPr>
@@ -1213,7 +1213,7 @@
                 <w:noProof/>
                 <w:webHidden/>
               </w:rPr>
-              <w:t>10</w:t>
+              <w:t>11</w:t>
             </w:r>
             <w:r>
               <w:rPr>
@@ -1282,7 +1282,7 @@
                 <w:noProof/>
                 <w:webHidden/>
               </w:rPr>
-              <w:t>10</w:t>
+              <w:t>11</w:t>
             </w:r>
             <w:r>
               <w:rPr>
@@ -1701,7 +1701,7 @@
                 <w:noProof/>
                 <w:webHidden/>
               </w:rPr>
-              <w:t>13</w:t>
+              <w:t>14</w:t>
             </w:r>
             <w:r>
               <w:rPr>
@@ -3108,7 +3108,7 @@
                 <w:noProof/>
                 <w:webHidden/>
               </w:rPr>
-              <w:t>30</w:t>
+              <w:t>31</w:t>
             </w:r>
             <w:r>
               <w:rPr>
@@ -3178,7 +3178,7 @@
                 <w:noProof/>
                 <w:webHidden/>
               </w:rPr>
-              <w:t>32</w:t>
+              <w:t>33</w:t>
             </w:r>
             <w:r>
               <w:rPr>
@@ -3596,7 +3596,7 @@
                 <w:noProof/>
                 <w:webHidden/>
               </w:rPr>
-              <w:t>34</w:t>
+              <w:t>35</w:t>
             </w:r>
             <w:r>
               <w:rPr>
@@ -3803,7 +3803,7 @@
                 <w:noProof/>
                 <w:webHidden/>
               </w:rPr>
-              <w:t>37</w:t>
+              <w:t>38</w:t>
             </w:r>
             <w:r>
               <w:rPr>
@@ -4013,7 +4013,7 @@
                 <w:noProof/>
                 <w:webHidden/>
               </w:rPr>
-              <w:t>39</w:t>
+              <w:t>40</w:t>
             </w:r>
             <w:r>
               <w:rPr>
@@ -4082,7 +4082,7 @@
                 <w:noProof/>
                 <w:webHidden/>
               </w:rPr>
-              <w:t>40</w:t>
+              <w:t>41</w:t>
             </w:r>
             <w:r>
               <w:rPr>
@@ -4151,7 +4151,7 @@
                 <w:noProof/>
                 <w:webHidden/>
               </w:rPr>
-              <w:t>40</w:t>
+              <w:t>41</w:t>
             </w:r>
             <w:r>
               <w:rPr>
@@ -4220,7 +4220,7 @@
                 <w:noProof/>
                 <w:webHidden/>
               </w:rPr>
-              <w:t>40</w:t>
+              <w:t>41</w:t>
             </w:r>
             <w:r>
               <w:rPr>
@@ -4289,7 +4289,7 @@
                 <w:noProof/>
                 <w:webHidden/>
               </w:rPr>
-              <w:t>40</w:t>
+              <w:t>41</w:t>
             </w:r>
             <w:r>
               <w:rPr>
@@ -4359,7 +4359,7 @@
                 <w:noProof/>
                 <w:webHidden/>
               </w:rPr>
-              <w:t>40</w:t>
+              <w:t>41</w:t>
             </w:r>
             <w:r>
               <w:rPr>
@@ -4497,7 +4497,7 @@
                 <w:noProof/>
                 <w:webHidden/>
               </w:rPr>
-              <w:t>41</w:t>
+              <w:t>42</w:t>
             </w:r>
             <w:r>
               <w:rPr>
@@ -4566,7 +4566,7 @@
                 <w:noProof/>
                 <w:webHidden/>
               </w:rPr>
-              <w:t>41</w:t>
+              <w:t>42</w:t>
             </w:r>
             <w:r>
               <w:rPr>
@@ -4636,7 +4636,7 @@
                 <w:noProof/>
                 <w:webHidden/>
               </w:rPr>
-              <w:t>41</w:t>
+              <w:t>42</w:t>
             </w:r>
             <w:r>
               <w:rPr>
@@ -4775,7 +4775,7 @@
                 <w:noProof/>
                 <w:webHidden/>
               </w:rPr>
-              <w:t>42</w:t>
+              <w:t>43</w:t>
             </w:r>
             <w:r>
               <w:rPr>
@@ -4845,7 +4845,7 @@
                 <w:noProof/>
                 <w:webHidden/>
               </w:rPr>
-              <w:t>43</w:t>
+              <w:t>44</w:t>
             </w:r>
             <w:r>
               <w:rPr>
@@ -4915,7 +4915,7 @@
                 <w:noProof/>
                 <w:webHidden/>
               </w:rPr>
-              <w:t>43</w:t>
+              <w:t>44</w:t>
             </w:r>
             <w:r>
               <w:rPr>
@@ -5047,7 +5047,19 @@
         <w:rPr>
           <w:b/>
         </w:rPr>
-        <w:t>11.4.x</w:t>
+        <w:t>11.</w:t>
+      </w:r>
+      <w:r>
+        <w:rPr>
+          <w:b/>
+        </w:rPr>
+        <w:t>5</w:t>
+      </w:r>
+      <w:r>
+        <w:rPr>
+          <w:b/>
+        </w:rPr>
+        <w:t>.x</w:t>
       </w:r>
       <w:r>
         <w:t>.</w:t>
@@ -5068,7 +5080,13 @@
         <w:t xml:space="preserve"> (hence the name)</w:t>
       </w:r>
       <w:r>
-        <w:t>; the 11.4 series is for Java 11 and later.</w:t>
+        <w:t>; the 11.</w:t>
+      </w:r>
+      <w:r>
+        <w:t>5</w:t>
+      </w:r>
+      <w:r>
+        <w:t xml:space="preserve"> series is for Java 11 and later.</w:t>
       </w:r>
       <w:r>
         <w:t xml:space="preserve"> </w:t>
@@ -5083,26 +5101,60 @@
           <w:b/>
           <w:bCs/>
         </w:rPr>
-        <w:t>11.4 series</w:t>
-      </w:r>
-      <w:r>
-        <w:t xml:space="preserve"> is that it </w:t>
+        <w:t>11.</w:t>
       </w:r>
       <w:r>
         <w:rPr>
           <w:b/>
           <w:bCs/>
         </w:rPr>
-        <w:t>uses Jakarta XML Binding API 3.0</w:t>
-      </w:r>
-      <w:r>
-        <w:t xml:space="preserve">, as opposed to JAXB 2.x used in earlier versions (which import javax.xml.bind.*). Since this release uses </w:t>
+        <w:t>5</w:t>
       </w:r>
       <w:r>
         <w:rPr>
           <w:b/>
           <w:bCs/>
         </w:rPr>
+        <w:t xml:space="preserve"> series</w:t>
+      </w:r>
+      <w:r>
+        <w:t xml:space="preserve"> is that it </w:t>
+      </w:r>
+      <w:r>
+        <w:rPr>
+          <w:b/>
+          <w:bCs/>
+        </w:rPr>
+        <w:t xml:space="preserve">uses Jakarta XML Binding API </w:t>
+      </w:r>
+      <w:r>
+        <w:rPr>
+          <w:b/>
+          <w:bCs/>
+        </w:rPr>
+        <w:t>4</w:t>
+      </w:r>
+      <w:r>
+        <w:rPr>
+          <w:b/>
+          <w:bCs/>
+        </w:rPr>
+        <w:t>.0</w:t>
+      </w:r>
+      <w:r>
+        <w:t xml:space="preserve">, as opposed to JAXB 2.x used in </w:t>
+      </w:r>
+      <w:r>
+        <w:t>docx4j 8.x</w:t>
+      </w:r>
+      <w:r>
+        <w:t xml:space="preserve"> (which import javax.xml.bind.*). Since this release uses </w:t>
+      </w:r>
+      <w:r>
+        <w:rPr>
+          <w:b/>
+          <w:bCs/>
+        </w:rPr>
         <w:t>jakarta.xml.bind</w:t>
       </w:r>
       <w:r>
@@ -5114,7 +5166,13 @@
     </w:p>
     <w:p>
       <w:r>
-        <w:t>We recommend you adopt the 11.4 series:</w:t>
+        <w:t>We recommend you adopt the 11.</w:t>
+      </w:r>
+      <w:r>
+        <w:t>5</w:t>
+      </w:r>
+      <w:r>
+        <w:t xml:space="preserve"> series:</w:t>
       </w:r>
     </w:p>
     <w:p>
@@ -5166,6 +5224,54 @@
       </w:pPr>
       <w:r>
         <w:t>Java 17 (released Sept 2021),</w:t>
+      </w:r>
+    </w:p>
+    <w:p>
+      <w:pPr>
+        <w:pStyle w:val="ListParagraph"/>
+        <w:numPr>
+          <w:ilvl w:val="1"/>
+          <w:numId w:val="34"/>
+        </w:numPr>
+      </w:pPr>
+      <w:r>
+        <w:t xml:space="preserve">Java </w:t>
+      </w:r>
+      <w:r>
+        <w:t>21</w:t>
+      </w:r>
+      <w:r>
+        <w:t xml:space="preserve"> (released Sept 202</w:t>
+      </w:r>
+      <w:r>
+        <w:t>3</w:t>
+      </w:r>
+      <w:r>
+        <w:t>),</w:t>
+      </w:r>
+    </w:p>
+    <w:p>
+      <w:pPr>
+        <w:pStyle w:val="ListParagraph"/>
+        <w:numPr>
+          <w:ilvl w:val="1"/>
+          <w:numId w:val="34"/>
+        </w:numPr>
+      </w:pPr>
+      <w:r>
+        <w:t xml:space="preserve">Java </w:t>
+      </w:r>
+      <w:r>
+        <w:t>25</w:t>
+      </w:r>
+      <w:r>
+        <w:t xml:space="preserve"> (released Sept 202</w:t>
+      </w:r>
+      <w:r>
+        <w:t>5</w:t>
+      </w:r>
+      <w:r>
+        <w:t>),</w:t>
       </w:r>
       <w:r>
         <w:br/>
@@ -6128,7 +6234,13 @@
     </w:p>
     <w:p>
       <w:r>
-        <w:t>Docx4j supports each of the 3 JAXB implementations:</w:t>
+        <w:t xml:space="preserve">Docx4j supports </w:t>
+      </w:r>
+      <w:r>
+        <w:t>2 major</w:t>
+      </w:r>
+      <w:r>
+        <w:t xml:space="preserve"> JAXB implementations:</w:t>
       </w:r>
     </w:p>
     <w:p>
@@ -6140,22 +6252,21 @@
         </w:numPr>
       </w:pPr>
       <w:r>
-        <w:t xml:space="preserve">the JAXB in Java 8 implementation; to use this, you need the </w:t>
-      </w:r>
-      <w:r>
-        <w:t>docx4j-JAXB-Internal</w:t>
-      </w:r>
-      <w:r>
-        <w:t xml:space="preserve"> jar. You can also use this with Java 9.  But not Java 11, since </w:t>
-      </w:r>
-      <w:r>
-        <w:t>Java 11 does not ship JAXB anymore.</w:t>
-      </w:r>
-      <w:r>
-        <w:t xml:space="preserve"> </w:t>
-      </w:r>
-      <w:r>
-        <w:br/>
+        <w:t>the Sun/Oracle/"Reference" implementation</w:t>
+      </w:r>
+      <w:r>
+        <w:t xml:space="preserve">; to use this you need </w:t>
+      </w:r>
+      <w:r>
+        <w:t>docx4j-JAXB-ReferenceImpl</w:t>
+      </w:r>
+    </w:p>
+    <w:p>
+      <w:pPr>
+        <w:ind w:left="720"/>
+      </w:pPr>
+      <w:r>
+        <w:t>You can also use the JAXB reference implementation (eg v2.2.4).  If you want to use that in preference to the version included in the JDK, do so using the endorsed directory mechanism.</w:t>
       </w:r>
     </w:p>
     <w:p>
@@ -6167,21 +6278,21 @@
         </w:numPr>
       </w:pPr>
       <w:r>
-        <w:t>the Sun/Oracle/"Reference" implementation</w:t>
-      </w:r>
-      <w:r>
-        <w:t xml:space="preserve">; to use this you need </w:t>
-      </w:r>
-      <w:r>
-        <w:t>docx4j-JAXB-ReferenceImpl</w:t>
-      </w:r>
-    </w:p>
-    <w:p>
-      <w:pPr>
-        <w:ind w:left="720"/>
-      </w:pPr>
-      <w:r>
-        <w:t>You can also use the JAXB reference implementation (eg v2.2.4).  If you want to use that in preference to the version included in the JDK, do so using the endorsed directory mechanism.</w:t>
+        <w:t>Moxy</w:t>
+      </w:r>
+      <w:r>
+        <w:t xml:space="preserve">.  To use this, you need </w:t>
+      </w:r>
+      <w:r>
+        <w:t>docx4j-JAXB-MOXy</w:t>
+      </w:r>
+      <w:r>
+        <w:t>.</w:t>
+      </w:r>
+    </w:p>
+    <w:p>
+      <w:r>
+        <w:t>There is also:</w:t>
       </w:r>
     </w:p>
     <w:p>
@@ -6193,16 +6304,13 @@
         </w:numPr>
       </w:pPr>
       <w:r>
-        <w:t>Moxy</w:t>
-      </w:r>
-      <w:r>
-        <w:t xml:space="preserve">.  To use this, you need </w:t>
-      </w:r>
-      <w:r>
-        <w:t>docx4j-JAXB-MOXy</w:t>
-      </w:r>
-      <w:r>
-        <w:t>.</w:t>
+        <w:t xml:space="preserve">the JAXB in Java 8 implementation; to use this, you need the </w:t>
+      </w:r>
+      <w:r>
+        <w:t>docx4j-JAXB-Internal</w:t>
+      </w:r>
+      <w:r>
+        <w:t xml:space="preserve"> jar. You can also use this with Java 9.  But not Java 11, since Java 11 does not ship JAXB anymore. </w:t>
       </w:r>
       <w:r>
         <w:br/>
@@ -6229,10 +6337,10 @@
           <w:b/>
           <w:bCs/>
         </w:rPr>
-        <w:t>docx4j v11.4.x uses Jakarta XML Binding API 3.0</w:t>
-      </w:r>
-      <w:r>
-        <w:t>, as opposed to JAXB 2.x used in earlier versions (which import javax.xml.bind.*). Since this release uses jakarta.xml.bind, rather than javax.xml.bind, if you have existing code which imports javax.xml.bind, you'll need to search/replace across your code base, replacing javax.xml.bind with jakarta.xml.bind. You'll also need to replace your JAXB jars (which Maven will do for you automatically; otherwise get them from the relevant zip file).</w:t>
+        <w:t>docx4j v11.5 uses Jakarta XML Binding API 4.0</w:t>
+      </w:r>
+      <w:r>
+        <w:t xml:space="preserve"> (and v11.4 uses Jakarta XML Binding API 3.0), as opposed to JAXB 2.x used in earlier versions (which import javax.xml.bind.*). Since v11.4 and v11.5 uses jakarta.xml.bind, rather than javax.xml.bind, if you have existing code which imports javax.xml.bind, you'll need to search/replace across your code base, replacing javax.xml.bind with jakarta.xml.bind. You'll also need to replace your JAXB jars (which Maven will do for you automatically; otherwise get them from the relevant zip file).</w:t>
       </w:r>
     </w:p>
     <w:p>
@@ -6273,12 +6381,30 @@
         <w:rPr>
           <w:b/>
         </w:rPr>
-        <w:t>11.4.x.</w:t>
-      </w:r>
-    </w:p>
-    <w:p>
-      <w:r>
-        <w:t>We recommend you adopt the 11.4 series if possible:</w:t>
+        <w:t>11.</w:t>
+      </w:r>
+      <w:r>
+        <w:rPr>
+          <w:b/>
+        </w:rPr>
+        <w:t>5</w:t>
+      </w:r>
+      <w:r>
+        <w:rPr>
+          <w:b/>
+        </w:rPr>
+        <w:t>.x.</w:t>
+      </w:r>
+    </w:p>
+    <w:p>
+      <w:r>
+        <w:t>We recommend you adopt the 11.</w:t>
+      </w:r>
+      <w:r>
+        <w:t>5</w:t>
+      </w:r>
+      <w:r>
+        <w:t xml:space="preserve"> series if possible:</w:t>
       </w:r>
     </w:p>
     <w:p>
@@ -6328,6 +6454,30 @@
       <w:r>
         <w:t>Java 17 (released Sept 2021),</w:t>
       </w:r>
+    </w:p>
+    <w:p>
+      <w:pPr>
+        <w:pStyle w:val="ListParagraph"/>
+        <w:numPr>
+          <w:ilvl w:val="1"/>
+          <w:numId w:val="34"/>
+        </w:numPr>
+      </w:pPr>
+      <w:r>
+        <w:t>Java 21 (released Sept 2023),</w:t>
+      </w:r>
+    </w:p>
+    <w:p>
+      <w:pPr>
+        <w:pStyle w:val="ListParagraph"/>
+        <w:numPr>
+          <w:ilvl w:val="1"/>
+          <w:numId w:val="34"/>
+        </w:numPr>
+      </w:pPr>
+      <w:r>
+        <w:t>Java 25 (released Sept 2025),</w:t>
+      </w:r>
       <w:r>
         <w:br/>
         <w:t>(as well as the non LTS versions after Java 11)</w:t>
@@ -6338,7 +6488,19 @@
         <w:rPr>
           <w:lang w:val="en-US"/>
         </w:rPr>
-        <w:t xml:space="preserve">To use docx4j 11.4.9, ensure any code references </w:t>
+        <w:t>To use docx4j 11.</w:t>
+      </w:r>
+      <w:r>
+        <w:rPr>
+          <w:lang w:val="en-US"/>
+        </w:rPr>
+        <w:t>5.7</w:t>
+      </w:r>
+      <w:r>
+        <w:rPr>
+          <w:lang w:val="en-US"/>
+        </w:rPr>
+        <w:t xml:space="preserve">, ensure any code references </w:t>
       </w:r>
       <w:r>
         <w:rPr>
@@ -6602,7 +6764,16 @@
           <w:szCs w:val="16"/>
           <w:lang w:val="en-US"/>
         </w:rPr>
-        <w:t>11.4.9</w:t>
+        <w:t>11.</w:t>
+      </w:r>
+      <w:r>
+        <w:rPr>
+          <w:rFonts w:ascii="Consolas" w:hAnsi="Consolas"/>
+          <w:sz w:val="16"/>
+          <w:szCs w:val="16"/>
+          <w:lang w:val="en-US"/>
+        </w:rPr>
+        <w:t>5.7</w:t>
       </w:r>
       <w:r>
         <w:rPr>
@@ -6886,7 +7057,7 @@
           <w:szCs w:val="16"/>
           <w:lang w:val="en-US"/>
         </w:rPr>
-        <w:t>11.4.9</w:t>
+        <w:t>11.5.7</w:t>
       </w:r>
       <w:r>
         <w:rPr>
@@ -6946,7 +7117,13 @@
         <w:rPr>
           <w:lang w:val="en-US"/>
         </w:rPr>
-        <w:t>8.3.8</w:t>
+        <w:t>8.3.</w:t>
+      </w:r>
+      <w:r>
+        <w:rPr>
+          <w:lang w:val="en-US"/>
+        </w:rPr>
+        <w:t>15</w:t>
       </w:r>
       <w:r>
         <w:rPr>
@@ -7179,7 +7356,16 @@
           <w:szCs w:val="16"/>
           <w:lang w:val="en-US"/>
         </w:rPr>
-        <w:t>8.3.8</w:t>
+        <w:t>8.3.</w:t>
+      </w:r>
+      <w:r>
+        <w:rPr>
+          <w:rFonts w:ascii="Consolas" w:hAnsi="Consolas"/>
+          <w:sz w:val="16"/>
+          <w:szCs w:val="16"/>
+          <w:lang w:val="en-US"/>
+        </w:rPr>
+        <w:t>15</w:t>
       </w:r>
       <w:r>
         <w:rPr>
@@ -7463,7 +7649,7 @@
           <w:szCs w:val="16"/>
           <w:lang w:val="en-US"/>
         </w:rPr>
-        <w:t>8.3.8</w:t>
+        <w:t>8.3.15</w:t>
       </w:r>
       <w:r>
         <w:rPr>
@@ -7747,7 +7933,7 @@
           <w:szCs w:val="16"/>
           <w:lang w:val="en-US"/>
         </w:rPr>
-        <w:t>8.3.8</w:t>
+        <w:t>8.3.15</w:t>
       </w:r>
       <w:r>
         <w:rPr>
@@ -8348,16 +8534,7 @@
           <w:sz w:val="19"/>
           <w:szCs w:val="19"/>
         </w:rPr>
-        <w:t xml:space="preserve"> </w:t>
-      </w:r>
-      <w:r>
-        <w:rPr>
-          <w:rFonts w:ascii="Consolas" w:eastAsia="Times New Roman" w:hAnsi="Consolas" w:cs="Times New Roman"/>
-          <w:color w:val="000000"/>
-          <w:sz w:val="19"/>
-          <w:szCs w:val="19"/>
-        </w:rPr>
-        <w:t>ch.qos.logback</w:t>
+        <w:t xml:space="preserve"> ch.qos.logback</w:t>
       </w:r>
       <w:r>
         <w:rPr>
@@ -8366,16 +8543,7 @@
           <w:sz w:val="19"/>
           <w:szCs w:val="19"/>
         </w:rPr>
-        <w:t xml:space="preserve"> </w:t>
-      </w:r>
-      <w:r>
-        <w:rPr>
-          <w:rFonts w:ascii="Consolas" w:hAnsi="Consolas" w:cs="Consolas"/>
-          <w:color w:val="0000FF"/>
-          <w:sz w:val="19"/>
-          <w:szCs w:val="19"/>
-        </w:rPr>
-        <w:t>&lt;/</w:t>
+        <w:t xml:space="preserve"> &lt;/</w:t>
       </w:r>
       <w:r>
         <w:rPr>
@@ -8442,16 +8610,7 @@
           <w:sz w:val="19"/>
           <w:szCs w:val="19"/>
         </w:rPr>
-        <w:t xml:space="preserve"> </w:t>
-      </w:r>
-      <w:r>
-        <w:rPr>
-          <w:rFonts w:ascii="Consolas" w:eastAsia="Times New Roman" w:hAnsi="Consolas" w:cs="Times New Roman"/>
-          <w:color w:val="000000"/>
-          <w:sz w:val="19"/>
-          <w:szCs w:val="19"/>
-        </w:rPr>
-        <w:t>logback-classic</w:t>
+        <w:t xml:space="preserve"> logback-classic</w:t>
       </w:r>
       <w:r>
         <w:rPr>
@@ -8460,16 +8619,7 @@
           <w:sz w:val="19"/>
           <w:szCs w:val="19"/>
         </w:rPr>
-        <w:t xml:space="preserve"> </w:t>
-      </w:r>
-      <w:r>
-        <w:rPr>
-          <w:rFonts w:ascii="Consolas" w:hAnsi="Consolas" w:cs="Consolas"/>
-          <w:color w:val="0000FF"/>
-          <w:sz w:val="19"/>
-          <w:szCs w:val="19"/>
-        </w:rPr>
-        <w:t>&lt;/</w:t>
+        <w:t xml:space="preserve"> &lt;/</w:t>
       </w:r>
       <w:r>
         <w:rPr>
@@ -8682,37 +8832,7 @@
           <w:szCs w:val="18"/>
           <w:shd w:val="clear" w:color="auto" w:fill="FFFFFF"/>
         </w:rPr>
-        <w:t>logback-classic</w:t>
-      </w:r>
-      <w:r>
-        <w:rPr>
-          <w:rFonts w:ascii="Consolas" w:hAnsi="Consolas"/>
-          <w:color w:val="24292F"/>
-          <w:sz w:val="18"/>
-          <w:szCs w:val="18"/>
-          <w:shd w:val="clear" w:color="auto" w:fill="FFFFFF"/>
-        </w:rPr>
-        <w:t xml:space="preserve"> </w:t>
-      </w:r>
-      <w:r>
-        <w:rPr>
-          <w:rFonts w:ascii="Consolas" w:hAnsi="Consolas"/>
-          <w:color w:val="24292F"/>
-          <w:sz w:val="18"/>
-          <w:szCs w:val="18"/>
-          <w:shd w:val="clear" w:color="auto" w:fill="FFFFFF"/>
-        </w:rPr>
-        <w:t>1.2.10</w:t>
-      </w:r>
-      <w:r>
-        <w:rPr>
-          <w:rFonts w:ascii="Consolas" w:hAnsi="Consolas"/>
-          <w:color w:val="24292F"/>
-          <w:sz w:val="18"/>
-          <w:szCs w:val="18"/>
-          <w:shd w:val="clear" w:color="auto" w:fill="FFFFFF"/>
-        </w:rPr>
-        <w:t>.</w:t>
+        <w:t>logback-classic 1.2.10.</w:t>
       </w:r>
     </w:p>
     <w:p>
@@ -8724,7 +8844,7 @@
           <w:rPr>
             <w:rStyle w:val="Hyperlink"/>
           </w:rPr>
-          <w:t>https://github.com/plutext/docx4j/blob/VERSION_11_4_8/docx4j-samples-resources/src/main/resources/logback.xml</w:t>
+          <w:t>https://github.com/plutext/docx4j/blob/VERSION_11_5_7/docx4j-samples-resources/src/main/resources/logback.xml</w:t>
         </w:r>
       </w:hyperlink>
       <w:r>
@@ -25751,12 +25871,247 @@
         </w:r>
       </w:hyperlink>
     </w:p>
+    <w:p>
+      <w:r>
+        <w:t xml:space="preserve">These jars are in the zip file, in dir optional/export-fo  </w:t>
+      </w:r>
+    </w:p>
+    <w:p>
+      <w:r>
+        <w:rPr>
+          <w:b/>
+          <w:bCs/>
+        </w:rPr>
+        <w:t>Bullet/symbol handling</w:t>
+      </w:r>
+      <w:r>
+        <w:rPr>
+          <w:b/>
+          <w:bCs/>
+        </w:rPr>
+        <w:t xml:space="preserve">.  </w:t>
+      </w:r>
+      <w:r>
+        <w:t>d</w:t>
+      </w:r>
+      <w:r>
+        <w:t>ocx4j</w:t>
+      </w:r>
+      <w:r>
+        <w:t>-export-fo</w:t>
+      </w:r>
+      <w:r>
+        <w:t xml:space="preserve"> 11.5.7 introduced </w:t>
+      </w:r>
+      <w:r>
+        <w:t>better handling of the symbols in the following fonts:</w:t>
+      </w:r>
+    </w:p>
+    <w:p>
+      <w:pPr>
+        <w:pStyle w:val="ListParagraph"/>
+        <w:numPr>
+          <w:ilvl w:val="0"/>
+          <w:numId w:val="35"/>
+        </w:numPr>
+      </w:pPr>
+      <w:r>
+        <w:t>Symbol</w:t>
+      </w:r>
+    </w:p>
+    <w:p>
+      <w:pPr>
+        <w:pStyle w:val="ListParagraph"/>
+        <w:numPr>
+          <w:ilvl w:val="0"/>
+          <w:numId w:val="35"/>
+        </w:numPr>
+      </w:pPr>
+      <w:r>
+        <w:t>Webdings</w:t>
+      </w:r>
+    </w:p>
+    <w:p>
+      <w:pPr>
+        <w:pStyle w:val="ListParagraph"/>
+        <w:numPr>
+          <w:ilvl w:val="0"/>
+          <w:numId w:val="35"/>
+        </w:numPr>
+      </w:pPr>
+      <w:r>
+        <w:t xml:space="preserve">Wingdings, </w:t>
+      </w:r>
+      <w:r>
+        <w:t>Wingdings</w:t>
+      </w:r>
+      <w:r>
+        <w:t xml:space="preserve"> 2</w:t>
+      </w:r>
+      <w:r>
+        <w:t>, Wingdings</w:t>
+      </w:r>
+      <w:r>
+        <w:t xml:space="preserve"> 3</w:t>
+      </w:r>
+    </w:p>
+    <w:p>
+      <w:r>
+        <w:t>by mapping them to glyphs present in certain substitute fonts.</w:t>
+      </w:r>
+    </w:p>
+    <w:p>
+      <w:r>
+        <w:t>For this to work, you need to ensure your system has the following fonts installed</w:t>
+      </w:r>
+      <w:r>
+        <w:t xml:space="preserve"> at the OS level</w:t>
+      </w:r>
+      <w:r>
+        <w:t>:</w:t>
+      </w:r>
+    </w:p>
+    <w:tbl>
+      <w:tblPr>
+        <w:tblStyle w:val="TableGrid"/>
+        <w:tblW w:w="0" w:type="auto"/>
+        <w:tblLook w:val="04A0" w:firstRow="1" w:lastRow="0" w:firstColumn="1" w:lastColumn="0" w:noHBand="0" w:noVBand="1"/>
+      </w:tblPr>
+      <w:tblGrid>
+        <w:gridCol w:w="3081"/>
+        <w:gridCol w:w="3081"/>
+        <w:gridCol w:w="3081"/>
+      </w:tblGrid>
+      <w:tr>
+        <w:tc>
+          <w:tcPr>
+            <w:tcW w:w="3081" w:type="dxa"/>
+            <w:shd w:val="clear" w:color="auto" w:fill="EEECE1" w:themeFill="background2"/>
+          </w:tcPr>
+          <w:p>
+            <w:r>
+              <w:t>Document Font</w:t>
+            </w:r>
+          </w:p>
+        </w:tc>
+        <w:tc>
+          <w:tcPr>
+            <w:tcW w:w="3081" w:type="dxa"/>
+            <w:shd w:val="clear" w:color="auto" w:fill="EEECE1" w:themeFill="background2"/>
+          </w:tcPr>
+          <w:p>
+            <w:r>
+              <w:t>Linux</w:t>
+            </w:r>
+          </w:p>
+        </w:tc>
+        <w:tc>
+          <w:tcPr>
+            <w:tcW w:w="3081" w:type="dxa"/>
+            <w:shd w:val="clear" w:color="auto" w:fill="EEECE1" w:themeFill="background2"/>
+          </w:tcPr>
+          <w:p>
+            <w:r>
+              <w:t>Windows</w:t>
+            </w:r>
+          </w:p>
+        </w:tc>
+      </w:tr>
+      <w:tr>
+        <w:tc>
+          <w:tcPr>
+            <w:tcW w:w="3081" w:type="dxa"/>
+          </w:tcPr>
+          <w:p>
+            <w:pPr>
+              <w:rPr>
+                <w:b/>
+                <w:bCs/>
+              </w:rPr>
+            </w:pPr>
+            <w:r>
+              <w:rPr>
+                <w:b/>
+                <w:bCs/>
+              </w:rPr>
+              <w:t>Webdings, Wingdings 1-3</w:t>
+            </w:r>
+          </w:p>
+        </w:tc>
+        <w:tc>
+          <w:tcPr>
+            <w:tcW w:w="3081" w:type="dxa"/>
+          </w:tcPr>
+          <w:p>
+            <w:r>
+              <w:t>Noto Sans Symbols 2 Regular</w:t>
+            </w:r>
+            <w:r>
+              <w:t>,</w:t>
+            </w:r>
+            <w:r>
+              <w:br/>
+            </w:r>
+            <w:r>
+              <w:t>Noto Sans Symbols Regular</w:t>
+            </w:r>
+          </w:p>
+        </w:tc>
+        <w:tc>
+          <w:tcPr>
+            <w:tcW w:w="3081" w:type="dxa"/>
+          </w:tcPr>
+          <w:p>
+            <w:r>
+              <w:t>Segoe UI Symbol</w:t>
+            </w:r>
+          </w:p>
+        </w:tc>
+      </w:tr>
+      <w:tr>
+        <w:tc>
+          <w:tcPr>
+            <w:tcW w:w="3081" w:type="dxa"/>
+          </w:tcPr>
+          <w:p>
+            <w:pPr>
+              <w:rPr>
+                <w:b/>
+                <w:bCs/>
+              </w:rPr>
+            </w:pPr>
+            <w:r>
+              <w:rPr>
+                <w:b/>
+                <w:bCs/>
+              </w:rPr>
+              <w:t>Symbol</w:t>
+            </w:r>
+          </w:p>
+        </w:tc>
+        <w:tc>
+          <w:tcPr>
+            <w:tcW w:w="3081" w:type="dxa"/>
+          </w:tcPr>
+          <w:p>
+            <w:r>
+              <w:t>DejaVu Serif</w:t>
+            </w:r>
+          </w:p>
+        </w:tc>
+        <w:tc>
+          <w:tcPr>
+            <w:tcW w:w="3081" w:type="dxa"/>
+          </w:tcPr>
+          <w:p>
+            <w:r>
+              <w:t>Segoe UI Symbol</w:t>
+            </w:r>
+          </w:p>
+        </w:tc>
+      </w:tr>
+    </w:tbl>
     <w:p/>
-    <w:p>
-      <w:r>
-        <w:t xml:space="preserve">These jars are in the zip file, in dir optional/export-fo  </w:t>
-      </w:r>
-    </w:p>
     <w:p>
       <w:pPr>
         <w:pStyle w:val="Heading1"/>
@@ -32877,7 +33232,6 @@
         <w:tc>
           <w:tcPr>
             <w:tcW w:w="759" w:type="pct"/>
-            <w:shd w:val="clear" w:color="auto" w:fill="auto"/>
           </w:tcPr>
           <w:p>
             <w:pPr>
@@ -32898,7 +33252,6 @@
         <w:tc>
           <w:tcPr>
             <w:tcW w:w="4241" w:type="pct"/>
-            <w:shd w:val="clear" w:color="auto" w:fill="auto"/>
           </w:tcPr>
           <w:p>
             <w:pPr>
@@ -32919,7 +33272,6 @@
         <w:tc>
           <w:tcPr>
             <w:tcW w:w="759" w:type="pct"/>
-            <w:shd w:val="clear" w:color="auto" w:fill="auto"/>
           </w:tcPr>
           <w:p>
             <w:pPr>
@@ -32945,7 +33297,6 @@
         <w:tc>
           <w:tcPr>
             <w:tcW w:w="4241" w:type="pct"/>
-            <w:shd w:val="clear" w:color="auto" w:fill="auto"/>
           </w:tcPr>
           <w:p>
             <w:pPr>
@@ -32966,7 +33317,6 @@
         <w:tc>
           <w:tcPr>
             <w:tcW w:w="759" w:type="pct"/>
-            <w:shd w:val="clear" w:color="auto" w:fill="auto"/>
           </w:tcPr>
           <w:p>
             <w:pPr>
@@ -32992,7 +33342,6 @@
         <w:tc>
           <w:tcPr>
             <w:tcW w:w="4241" w:type="pct"/>
-            <w:shd w:val="clear" w:color="auto" w:fill="auto"/>
           </w:tcPr>
           <w:p>
             <w:pPr>
@@ -33013,7 +33362,6 @@
         <w:tc>
           <w:tcPr>
             <w:tcW w:w="759" w:type="pct"/>
-            <w:shd w:val="clear" w:color="auto" w:fill="auto"/>
           </w:tcPr>
           <w:p>
             <w:pPr>
@@ -33039,7 +33387,6 @@
         <w:tc>
           <w:tcPr>
             <w:tcW w:w="4241" w:type="pct"/>
-            <w:shd w:val="clear" w:color="auto" w:fill="auto"/>
           </w:tcPr>
           <w:p>
             <w:pPr>
@@ -33060,7 +33407,6 @@
         <w:tc>
           <w:tcPr>
             <w:tcW w:w="759" w:type="pct"/>
-            <w:shd w:val="clear" w:color="auto" w:fill="auto"/>
           </w:tcPr>
           <w:p>
             <w:pPr>
@@ -33081,7 +33427,6 @@
         <w:tc>
           <w:tcPr>
             <w:tcW w:w="4241" w:type="pct"/>
-            <w:shd w:val="clear" w:color="auto" w:fill="auto"/>
           </w:tcPr>
           <w:p>
             <w:pPr>
@@ -33133,7 +33478,6 @@
         <w:tc>
           <w:tcPr>
             <w:tcW w:w="759" w:type="pct"/>
-            <w:shd w:val="clear" w:color="auto" w:fill="auto"/>
           </w:tcPr>
           <w:p>
             <w:pPr>
@@ -33152,7 +33496,6 @@
         <w:tc>
           <w:tcPr>
             <w:tcW w:w="4241" w:type="pct"/>
-            <w:shd w:val="clear" w:color="auto" w:fill="auto"/>
           </w:tcPr>
           <w:p>
             <w:pPr>
@@ -33173,7 +33516,6 @@
         <w:tc>
           <w:tcPr>
             <w:tcW w:w="759" w:type="pct"/>
-            <w:shd w:val="clear" w:color="auto" w:fill="auto"/>
           </w:tcPr>
           <w:p>
             <w:pPr>
@@ -33192,7 +33534,6 @@
         <w:tc>
           <w:tcPr>
             <w:tcW w:w="4241" w:type="pct"/>
-            <w:shd w:val="clear" w:color="auto" w:fill="auto"/>
           </w:tcPr>
           <w:p>
             <w:pPr>
@@ -33213,7 +33554,6 @@
         <w:tc>
           <w:tcPr>
             <w:tcW w:w="759" w:type="pct"/>
-            <w:shd w:val="clear" w:color="auto" w:fill="auto"/>
           </w:tcPr>
           <w:p>
             <w:pPr>
@@ -33232,7 +33572,6 @@
         <w:tc>
           <w:tcPr>
             <w:tcW w:w="4241" w:type="pct"/>
-            <w:shd w:val="clear" w:color="auto" w:fill="auto"/>
           </w:tcPr>
           <w:p>
             <w:pPr>
@@ -33253,7 +33592,6 @@
         <w:tc>
           <w:tcPr>
             <w:tcW w:w="759" w:type="pct"/>
-            <w:shd w:val="clear" w:color="auto" w:fill="auto"/>
           </w:tcPr>
           <w:p>
             <w:pPr>
@@ -33272,7 +33610,6 @@
         <w:tc>
           <w:tcPr>
             <w:tcW w:w="4241" w:type="pct"/>
-            <w:shd w:val="clear" w:color="auto" w:fill="auto"/>
           </w:tcPr>
           <w:p>
             <w:pPr>
@@ -33324,7 +33661,6 @@
         <w:tc>
           <w:tcPr>
             <w:tcW w:w="759" w:type="pct"/>
-            <w:shd w:val="clear" w:color="auto" w:fill="auto"/>
           </w:tcPr>
           <w:p>
             <w:pPr>
@@ -33345,7 +33681,6 @@
         <w:tc>
           <w:tcPr>
             <w:tcW w:w="4241" w:type="pct"/>
-            <w:shd w:val="clear" w:color="auto" w:fill="auto"/>
           </w:tcPr>
           <w:p>
             <w:pPr>
@@ -33383,7 +33718,6 @@
         <w:tc>
           <w:tcPr>
             <w:tcW w:w="759" w:type="pct"/>
-            <w:shd w:val="clear" w:color="auto" w:fill="auto"/>
           </w:tcPr>
           <w:p>
             <w:pPr>
@@ -33404,7 +33738,6 @@
         <w:tc>
           <w:tcPr>
             <w:tcW w:w="4241" w:type="pct"/>
-            <w:shd w:val="clear" w:color="auto" w:fill="auto"/>
           </w:tcPr>
           <w:p>
             <w:pPr>
@@ -33427,7 +33760,6 @@
         <w:tc>
           <w:tcPr>
             <w:tcW w:w="759" w:type="pct"/>
-            <w:shd w:val="clear" w:color="auto" w:fill="auto"/>
           </w:tcPr>
           <w:p>
             <w:pPr>
@@ -33448,7 +33780,6 @@
         <w:tc>
           <w:tcPr>
             <w:tcW w:w="4241" w:type="pct"/>
-            <w:shd w:val="clear" w:color="auto" w:fill="auto"/>
           </w:tcPr>
           <w:p>
             <w:pPr>
@@ -33471,7 +33802,6 @@
         <w:tc>
           <w:tcPr>
             <w:tcW w:w="759" w:type="pct"/>
-            <w:shd w:val="clear" w:color="auto" w:fill="auto"/>
           </w:tcPr>
           <w:p>
             <w:pPr>
@@ -33492,7 +33822,6 @@
         <w:tc>
           <w:tcPr>
             <w:tcW w:w="4241" w:type="pct"/>
-            <w:shd w:val="clear" w:color="auto" w:fill="auto"/>
           </w:tcPr>
           <w:p>
             <w:pPr>
@@ -33515,7 +33844,6 @@
         <w:tc>
           <w:tcPr>
             <w:tcW w:w="759" w:type="pct"/>
-            <w:shd w:val="clear" w:color="auto" w:fill="auto"/>
           </w:tcPr>
           <w:p>
             <w:pPr>
@@ -33536,7 +33864,6 @@
         <w:tc>
           <w:tcPr>
             <w:tcW w:w="4241" w:type="pct"/>
-            <w:shd w:val="clear" w:color="auto" w:fill="auto"/>
           </w:tcPr>
           <w:p>
             <w:pPr>
@@ -33559,7 +33886,6 @@
         <w:tc>
           <w:tcPr>
             <w:tcW w:w="759" w:type="pct"/>
-            <w:shd w:val="clear" w:color="auto" w:fill="auto"/>
           </w:tcPr>
           <w:p>
             <w:pPr>
@@ -33580,7 +33906,6 @@
         <w:tc>
           <w:tcPr>
             <w:tcW w:w="4241" w:type="pct"/>
-            <w:shd w:val="clear" w:color="auto" w:fill="auto"/>
           </w:tcPr>
           <w:p>
             <w:pPr>
@@ -33603,7 +33928,6 @@
         <w:tc>
           <w:tcPr>
             <w:tcW w:w="759" w:type="pct"/>
-            <w:shd w:val="clear" w:color="auto" w:fill="auto"/>
           </w:tcPr>
           <w:p>
             <w:pPr>
@@ -33624,7 +33948,6 @@
         <w:tc>
           <w:tcPr>
             <w:tcW w:w="4241" w:type="pct"/>
-            <w:shd w:val="clear" w:color="auto" w:fill="auto"/>
           </w:tcPr>
           <w:p>
             <w:pPr>
@@ -34261,6 +34584,311 @@
         <w:t>Text substitution</w:t>
       </w:r>
       <w:bookmarkEnd w:id="64"/>
+      <w:r>
+        <w:rPr>
+          <w:rFonts w:eastAsia="Times New Roman"/>
+        </w:rPr>
+        <w:t>/document generation/reporting</w:t>
+      </w:r>
+    </w:p>
+    <w:p>
+      <w:r>
+        <w:t>There are 2 major approaches to text substitution:</w:t>
+      </w:r>
+    </w:p>
+    <w:p>
+      <w:pPr>
+        <w:pStyle w:val="ListParagraph"/>
+        <w:numPr>
+          <w:ilvl w:val="0"/>
+          <w:numId w:val="36"/>
+        </w:numPr>
+      </w:pPr>
+      <w:r>
+        <w:t>Variable replacement on the document surface</w:t>
+      </w:r>
+    </w:p>
+    <w:p>
+      <w:pPr>
+        <w:pStyle w:val="ListParagraph"/>
+        <w:numPr>
+          <w:ilvl w:val="0"/>
+          <w:numId w:val="36"/>
+        </w:numPr>
+      </w:pPr>
+      <w:r>
+        <w:t>Content control data binding</w:t>
+      </w:r>
+    </w:p>
+    <w:p>
+      <w:r>
+        <w:t>This table seeks to convey the major difference between these 2 approaches:</w:t>
+      </w:r>
+    </w:p>
+    <w:tbl>
+      <w:tblPr>
+        <w:tblStyle w:val="TableGrid"/>
+        <w:tblW w:w="0" w:type="auto"/>
+        <w:jc w:val="center"/>
+        <w:tblLook w:val="04A0" w:firstRow="1" w:lastRow="0" w:firstColumn="1" w:lastColumn="0" w:noHBand="0" w:noVBand="1"/>
+      </w:tblPr>
+      <w:tblGrid>
+        <w:gridCol w:w="3081"/>
+        <w:gridCol w:w="3081"/>
+        <w:gridCol w:w="3081"/>
+      </w:tblGrid>
+      <w:tr>
+        <w:trPr>
+          <w:jc w:val="center"/>
+        </w:trPr>
+        <w:tc>
+          <w:tcPr>
+            <w:tcW w:w="3081" w:type="dxa"/>
+            <w:shd w:val="clear" w:color="auto" w:fill="EEECE1" w:themeFill="background2"/>
+          </w:tcPr>
+          <w:p>
+            <w:pPr>
+              <w:jc w:val="right"/>
+              <w:rPr>
+                <w:b/>
+                <w:bCs/>
+                <w:sz w:val="21"/>
+                <w:szCs w:val="21"/>
+              </w:rPr>
+            </w:pPr>
+          </w:p>
+        </w:tc>
+        <w:tc>
+          <w:tcPr>
+            <w:tcW w:w="3081" w:type="dxa"/>
+            <w:shd w:val="clear" w:color="auto" w:fill="EEECE1" w:themeFill="background2"/>
+          </w:tcPr>
+          <w:p>
+            <w:pPr>
+              <w:jc w:val="center"/>
+              <w:rPr>
+                <w:b/>
+                <w:bCs/>
+                <w:sz w:val="21"/>
+                <w:szCs w:val="21"/>
+              </w:rPr>
+            </w:pPr>
+            <w:r>
+              <w:rPr>
+                <w:b/>
+                <w:bCs/>
+                <w:sz w:val="21"/>
+                <w:szCs w:val="21"/>
+              </w:rPr>
+              <w:t>Variable replacement on the document surface</w:t>
+            </w:r>
+          </w:p>
+        </w:tc>
+        <w:tc>
+          <w:tcPr>
+            <w:tcW w:w="3081" w:type="dxa"/>
+            <w:shd w:val="clear" w:color="auto" w:fill="EEECE1" w:themeFill="background2"/>
+          </w:tcPr>
+          <w:p>
+            <w:pPr>
+              <w:jc w:val="center"/>
+              <w:rPr>
+                <w:b/>
+                <w:bCs/>
+                <w:sz w:val="21"/>
+                <w:szCs w:val="21"/>
+              </w:rPr>
+            </w:pPr>
+            <w:r>
+              <w:rPr>
+                <w:b/>
+                <w:bCs/>
+                <w:sz w:val="21"/>
+                <w:szCs w:val="21"/>
+              </w:rPr>
+              <w:t>Content control data binding</w:t>
+            </w:r>
+          </w:p>
+        </w:tc>
+      </w:tr>
+      <w:tr>
+        <w:trPr>
+          <w:jc w:val="center"/>
+        </w:trPr>
+        <w:tc>
+          <w:tcPr>
+            <w:tcW w:w="3081" w:type="dxa"/>
+            <w:shd w:val="clear" w:color="auto" w:fill="EEECE1" w:themeFill="background2"/>
+          </w:tcPr>
+          <w:p>
+            <w:pPr>
+              <w:jc w:val="right"/>
+              <w:rPr>
+                <w:b/>
+                <w:bCs/>
+                <w:sz w:val="21"/>
+                <w:szCs w:val="21"/>
+              </w:rPr>
+            </w:pPr>
+            <w:r>
+              <w:rPr>
+                <w:b/>
+                <w:bCs/>
+                <w:sz w:val="21"/>
+                <w:szCs w:val="21"/>
+              </w:rPr>
+              <w:t xml:space="preserve">Suitability to </w:t>
+            </w:r>
+          </w:p>
+          <w:p>
+            <w:pPr>
+              <w:jc w:val="right"/>
+              <w:rPr>
+                <w:b/>
+                <w:bCs/>
+                <w:sz w:val="21"/>
+                <w:szCs w:val="21"/>
+              </w:rPr>
+            </w:pPr>
+            <w:r>
+              <w:rPr>
+                <w:b/>
+                <w:bCs/>
+                <w:sz w:val="21"/>
+                <w:szCs w:val="21"/>
+              </w:rPr>
+              <w:t>complex documents</w:t>
+            </w:r>
+          </w:p>
+        </w:tc>
+        <w:tc>
+          <w:tcPr>
+            <w:tcW w:w="3081" w:type="dxa"/>
+          </w:tcPr>
+          <w:p>
+            <w:pPr>
+              <w:jc w:val="center"/>
+              <w:rPr>
+                <w:sz w:val="21"/>
+                <w:szCs w:val="21"/>
+              </w:rPr>
+            </w:pPr>
+            <w:r>
+              <w:rPr>
+                <w:sz w:val="21"/>
+                <w:szCs w:val="21"/>
+              </w:rPr>
+              <w:t>Less suited, since the document surface is brittle (especially for nested repeats/conditions)</w:t>
+            </w:r>
+          </w:p>
+        </w:tc>
+        <w:tc>
+          <w:tcPr>
+            <w:tcW w:w="3081" w:type="dxa"/>
+          </w:tcPr>
+          <w:p>
+            <w:pPr>
+              <w:jc w:val="center"/>
+              <w:rPr>
+                <w:sz w:val="21"/>
+                <w:szCs w:val="21"/>
+              </w:rPr>
+            </w:pPr>
+            <w:r>
+              <w:rPr>
+                <w:sz w:val="21"/>
+                <w:szCs w:val="21"/>
+              </w:rPr>
+              <w:t>Well suited</w:t>
+            </w:r>
+          </w:p>
+        </w:tc>
+      </w:tr>
+      <w:tr>
+        <w:trPr>
+          <w:jc w:val="center"/>
+        </w:trPr>
+        <w:tc>
+          <w:tcPr>
+            <w:tcW w:w="3081" w:type="dxa"/>
+            <w:shd w:val="clear" w:color="auto" w:fill="EEECE1" w:themeFill="background2"/>
+          </w:tcPr>
+          <w:p>
+            <w:pPr>
+              <w:jc w:val="right"/>
+              <w:rPr>
+                <w:b/>
+                <w:bCs/>
+                <w:sz w:val="21"/>
+                <w:szCs w:val="21"/>
+              </w:rPr>
+            </w:pPr>
+            <w:r>
+              <w:rPr>
+                <w:b/>
+                <w:bCs/>
+                <w:sz w:val="21"/>
+                <w:szCs w:val="21"/>
+              </w:rPr>
+              <w:t>Template setup requirement</w:t>
+            </w:r>
+          </w:p>
+        </w:tc>
+        <w:tc>
+          <w:tcPr>
+            <w:tcW w:w="3081" w:type="dxa"/>
+          </w:tcPr>
+          <w:p>
+            <w:pPr>
+              <w:jc w:val="center"/>
+              <w:rPr>
+                <w:sz w:val="21"/>
+                <w:szCs w:val="21"/>
+              </w:rPr>
+            </w:pPr>
+            <w:r>
+              <w:rPr>
+                <w:sz w:val="21"/>
+                <w:szCs w:val="21"/>
+              </w:rPr>
+              <w:t>Edit in Microsoft Word or other docx editor</w:t>
+            </w:r>
+          </w:p>
+        </w:tc>
+        <w:tc>
+          <w:tcPr>
+            <w:tcW w:w="3081" w:type="dxa"/>
+          </w:tcPr>
+          <w:p>
+            <w:pPr>
+              <w:jc w:val="center"/>
+              <w:rPr>
+                <w:sz w:val="21"/>
+                <w:szCs w:val="21"/>
+              </w:rPr>
+            </w:pPr>
+            <w:r>
+              <w:rPr>
+                <w:sz w:val="21"/>
+                <w:szCs w:val="21"/>
+              </w:rPr>
+              <w:t>Needs an authoring tool (typically a Word AddIn)</w:t>
+            </w:r>
+          </w:p>
+        </w:tc>
+      </w:tr>
+    </w:tbl>
+    <w:p/>
+    <w:p>
+      <w:pPr>
+        <w:pStyle w:val="Heading2"/>
+      </w:pPr>
+      <w:r>
+        <w:t>Text substitution</w:t>
+      </w:r>
+      <w:r>
+        <w:t xml:space="preserve"> – document surface</w:t>
+      </w:r>
     </w:p>
     <w:p>
       <w:r>
@@ -35127,17 +35755,164 @@
       </w:pPr>
     </w:p>
     <w:p>
-      <w:pPr>
-        <w:pStyle w:val="Heading1"/>
-        <w:rPr>
-          <w:rFonts w:eastAsia="Times New Roman"/>
-        </w:rPr>
+      <w:r>
+        <w:t xml:space="preserve">Beyond this, you can use one of the well-know templating languages.  </w:t>
+      </w:r>
+      <w:r>
+        <w:t>For example, freemarker, velocity, or Spring EL.</w:t>
+      </w:r>
+    </w:p>
+    <w:p>
+      <w:r>
+        <w:t>For Spring EL, docx-stamper or office-stamper (a more recent fork of that) is a popular choice:</w:t>
+      </w:r>
+    </w:p>
+    <w:tbl>
+      <w:tblPr>
+        <w:tblStyle w:val="TableGrid"/>
+        <w:tblW w:w="0" w:type="auto"/>
+        <w:tblLook w:val="04A0" w:firstRow="1" w:lastRow="0" w:firstColumn="1" w:lastColumn="0" w:noHBand="0" w:noVBand="1"/>
+      </w:tblPr>
+      <w:tblGrid>
+        <w:gridCol w:w="2232"/>
+        <w:gridCol w:w="3455"/>
+        <w:gridCol w:w="3556"/>
+      </w:tblGrid>
+      <w:tr>
+        <w:tc>
+          <w:tcPr>
+            <w:tcW w:w="2232" w:type="dxa"/>
+            <w:shd w:val="clear" w:color="auto" w:fill="EEECE1" w:themeFill="background2"/>
+          </w:tcPr>
+          <w:p>
+            <w:r>
+              <w:t>Approach</w:t>
+            </w:r>
+          </w:p>
+        </w:tc>
+        <w:tc>
+          <w:tcPr>
+            <w:tcW w:w="3455" w:type="dxa"/>
+            <w:shd w:val="clear" w:color="auto" w:fill="EEECE1" w:themeFill="background2"/>
+          </w:tcPr>
+          <w:p>
+            <w:r>
+              <w:t xml:space="preserve">Docx </w:t>
+            </w:r>
+          </w:p>
+        </w:tc>
+        <w:tc>
+          <w:tcPr>
+            <w:tcW w:w="3556" w:type="dxa"/>
+            <w:shd w:val="clear" w:color="auto" w:fill="EEECE1" w:themeFill="background2"/>
+          </w:tcPr>
+          <w:p>
+            <w:r>
+              <w:t>also Pptx, Xlsx</w:t>
+            </w:r>
+          </w:p>
+        </w:tc>
+      </w:tr>
+      <w:tr>
+        <w:tc>
+          <w:tcPr>
+            <w:tcW w:w="2232" w:type="dxa"/>
+          </w:tcPr>
+          <w:p>
+            <w:r>
+              <w:t>Spring EL</w:t>
+            </w:r>
+          </w:p>
+        </w:tc>
+        <w:tc>
+          <w:tcPr>
+            <w:tcW w:w="3455" w:type="dxa"/>
+          </w:tcPr>
+          <w:p>
+            <w:r>
+              <w:t>Office-stamper</w:t>
+            </w:r>
+          </w:p>
+          <w:p>
+            <w:pPr>
+              <w:rPr>
+                <w:sz w:val="18"/>
+                <w:szCs w:val="18"/>
+              </w:rPr>
+            </w:pPr>
+            <w:r>
+              <w:rPr>
+                <w:sz w:val="18"/>
+                <w:szCs w:val="18"/>
+              </w:rPr>
+              <w:t>(v 2.9.0 requires Java 25, previously 21)</w:t>
+            </w:r>
+          </w:p>
+          <w:p/>
+          <w:p>
+            <w:r>
+              <w:t xml:space="preserve">Docx-stamper </w:t>
+            </w:r>
+            <w:r>
+              <w:rPr>
+                <w:sz w:val="18"/>
+                <w:szCs w:val="18"/>
+              </w:rPr>
+              <w:t xml:space="preserve">(for eg Java </w:t>
+            </w:r>
+            <w:r>
+              <w:rPr>
+                <w:sz w:val="18"/>
+                <w:szCs w:val="18"/>
+              </w:rPr>
+              <w:t>1</w:t>
+            </w:r>
+            <w:r>
+              <w:rPr>
+                <w:sz w:val="18"/>
+                <w:szCs w:val="18"/>
+              </w:rPr>
+              <w:t>7)</w:t>
+            </w:r>
+          </w:p>
+        </w:tc>
+        <w:tc>
+          <w:tcPr>
+            <w:tcW w:w="3556" w:type="dxa"/>
+          </w:tcPr>
+          <w:p>
+            <w:r>
+              <w:t>Office-stamper</w:t>
+            </w:r>
+          </w:p>
+          <w:p>
+            <w:r>
+              <w:t>(Java 25)</w:t>
+            </w:r>
+          </w:p>
+        </w:tc>
+      </w:tr>
+    </w:tbl>
+    <w:p>
+      <w:pPr>
+        <w:autoSpaceDE w:val="0"/>
+        <w:autoSpaceDN w:val="0"/>
+        <w:adjustRightInd w:val="0"/>
+        <w:spacing w:after="0" w:line="240" w:lineRule="auto"/>
+        <w:rPr>
+          <w:rFonts w:ascii="Consolas" w:hAnsi="Consolas" w:cs="Consolas"/>
+          <w:color w:val="800000"/>
+          <w:sz w:val="20"/>
+          <w:szCs w:val="20"/>
+        </w:rPr>
+      </w:pPr>
+    </w:p>
+    <w:p>
+      <w:pPr>
+        <w:pStyle w:val="Heading2"/>
       </w:pPr>
       <w:bookmarkStart w:id="65" w:name="_Toc96591857"/>
       <w:r>
-        <w:rPr>
-          <w:rFonts w:eastAsia="Times New Roman"/>
-        </w:rPr>
         <w:t>Text substitution via data bound content controls</w:t>
       </w:r>
       <w:bookmarkEnd w:id="65"/>
@@ -36178,7 +36953,7 @@
     </w:p>
     <w:p>
       <w:pPr>
-        <w:pStyle w:val="Heading2"/>
+        <w:pStyle w:val="Heading3"/>
       </w:pPr>
       <w:bookmarkStart w:id="66" w:name="_Toc96591858"/>
       <w:r>
@@ -36237,7 +37012,7 @@
     </w:p>
     <w:p>
       <w:pPr>
-        <w:pStyle w:val="Heading2"/>
+        <w:pStyle w:val="Heading3"/>
       </w:pPr>
       <w:bookmarkStart w:id="67" w:name="_Toc96591859"/>
       <w:r>
@@ -36255,7 +37030,7 @@
     </w:p>
     <w:p>
       <w:pPr>
-        <w:pStyle w:val="Heading2"/>
+        <w:pStyle w:val="Heading3"/>
       </w:pPr>
       <w:bookmarkStart w:id="68" w:name="_Toc96591860"/>
       <w:r>
@@ -36270,7 +37045,7 @@
     </w:p>
     <w:p>
       <w:pPr>
-        <w:pStyle w:val="Heading2"/>
+        <w:pStyle w:val="Heading3"/>
       </w:pPr>
       <w:bookmarkStart w:id="69" w:name="_Toc96591861"/>
       <w:r>
@@ -40034,7 +40809,7 @@
 </file>
 
 <file path=word/endnotes.xml><?xml version="1.0" encoding="utf-8"?>
-<w:endnotes xmlns:wpc="http://schemas.microsoft.com/office/word/2010/wordprocessingCanvas" xmlns:cx="http://schemas.microsoft.com/office/drawing/2014/chartex" xmlns:cx1="http://schemas.microsoft.com/office/drawing/2015/9/8/chartex" xmlns:cx2="http://schemas.microsoft.com/office/drawing/2015/10/21/chartex" xmlns:cx3="http://schemas.microsoft.com/office/drawing/2016/5/9/chartex" xmlns:cx4="http://schemas.microsoft.com/office/drawing/2016/5/10/chartex" xmlns:cx5="http://schemas.microsoft.com/office/drawing/2016/5/11/chartex" xmlns:cx6="http://schemas.microsoft.com/office/drawing/2016/5/12/chartex" xmlns:cx7="http://schemas.microsoft.com/office/drawing/2016/5/13/chartex" xmlns:cx8="http://schemas.microsoft.com/office/drawing/2016/5/14/chartex" xmlns:mc="http://schemas.openxmlformats.org/markup-compatibility/2006" xmlns:aink="http://schemas.microsoft.com/office/drawing/2016/ink" xmlns:am3d="http://schemas.microsoft.com/office/drawing/2017/model3d" xmlns:o="urn:schemas-microsoft-com:office:office" xmlns:oel="http://schemas.microsoft.com/office/2019/extlst" xmlns:r="http://schemas.openxmlformats.org/officeDocument/2006/relationships" xmlns:m="http://schemas.openxmlformats.org/officeDocument/2006/math" xmlns:v="urn:schemas-microsoft-com:vml" xmlns:wp14="http://schemas.microsoft.com/office/word/2010/wordprocessingDrawing" xmlns:wp="http://schemas.openxmlformats.org/drawingml/2006/wordprocessingDrawing" xmlns:w10="urn:schemas-microsoft-com:office:word" xmlns:w="http://schemas.openxmlformats.org/wordprocessingml/2006/main" xmlns:w14="http://schemas.microsoft.com/office/word/2010/wordml" xmlns:w15="http://schemas.microsoft.com/office/word/2012/wordml" xmlns:w16cex="http://schemas.microsoft.com/office/word/2018/wordml/cex" xmlns:w16cid="http://schemas.microsoft.com/office/word/2016/wordml/cid" xmlns:w16="http://schemas.microsoft.com/office/word/2018/wordml" xmlns:w16sdtdh="http://schemas.microsoft.com/office/word/2020/wordml/sdtdatahash" xmlns:w16se="http://schemas.microsoft.com/office/word/2015/wordml/symex" xmlns:wpg="http://schemas.microsoft.com/office/word/2010/wordprocessingGroup" xmlns:wpi="http://schemas.microsoft.com/office/word/2010/wordprocessingInk" xmlns:wne="http://schemas.microsoft.com/office/word/2006/wordml" xmlns:wps="http://schemas.microsoft.com/office/word/2010/wordprocessingShape" mc:Ignorable="w14 w15 w16se w16cid w16 w16cex w16sdtdh wp14">
+<w:endnotes xmlns:wpc="http://schemas.microsoft.com/office/word/2010/wordprocessingCanvas" xmlns:cx="http://schemas.microsoft.com/office/drawing/2014/chartex" xmlns:cx1="http://schemas.microsoft.com/office/drawing/2015/9/8/chartex" xmlns:cx2="http://schemas.microsoft.com/office/drawing/2015/10/21/chartex" xmlns:cx3="http://schemas.microsoft.com/office/drawing/2016/5/9/chartex" xmlns:cx4="http://schemas.microsoft.com/office/drawing/2016/5/10/chartex" xmlns:cx5="http://schemas.microsoft.com/office/drawing/2016/5/11/chartex" xmlns:cx6="http://schemas.microsoft.com/office/drawing/2016/5/12/chartex" xmlns:cx7="http://schemas.microsoft.com/office/drawing/2016/5/13/chartex" xmlns:cx8="http://schemas.microsoft.com/office/drawing/2016/5/14/chartex" xmlns:mc="http://schemas.openxmlformats.org/markup-compatibility/2006" xmlns:aink="http://schemas.microsoft.com/office/drawing/2016/ink" xmlns:am3d="http://schemas.microsoft.com/office/drawing/2017/model3d" xmlns:o="urn:schemas-microsoft-com:office:office" xmlns:oel="http://schemas.microsoft.com/office/2019/extlst" xmlns:r="http://schemas.openxmlformats.org/officeDocument/2006/relationships" xmlns:m="http://schemas.openxmlformats.org/officeDocument/2006/math" xmlns:v="urn:schemas-microsoft-com:vml" xmlns:wp14="http://schemas.microsoft.com/office/word/2010/wordprocessingDrawing" xmlns:wp="http://schemas.openxmlformats.org/drawingml/2006/wordprocessingDrawing" xmlns:w10="urn:schemas-microsoft-com:office:word" xmlns:w="http://schemas.openxmlformats.org/wordprocessingml/2006/main" xmlns:w14="http://schemas.microsoft.com/office/word/2010/wordml" xmlns:w15="http://schemas.microsoft.com/office/word/2012/wordml" xmlns:w16cex="http://schemas.microsoft.com/office/word/2018/wordml/cex" xmlns:w16cid="http://schemas.microsoft.com/office/word/2016/wordml/cid" xmlns:w16="http://schemas.microsoft.com/office/word/2018/wordml" xmlns:w16du="http://schemas.microsoft.com/office/word/2023/wordml/word16du" xmlns:w16sdtdh="http://schemas.microsoft.com/office/word/2020/wordml/sdtdatahash" xmlns:w16sdtfl="http://schemas.microsoft.com/office/word/2024/wordml/sdtformatlock" xmlns:w16se="http://schemas.microsoft.com/office/word/2015/wordml/symex" xmlns:wpg="http://schemas.microsoft.com/office/word/2010/wordprocessingGroup" xmlns:wpi="http://schemas.microsoft.com/office/word/2010/wordprocessingInk" xmlns:wne="http://schemas.microsoft.com/office/word/2006/wordml" xmlns:wps="http://schemas.microsoft.com/office/word/2010/wordprocessingShape" mc:Ignorable="w14 w15 w16se w16cid w16 w16cex w16sdtdh w16sdtfl w16du wp14">
   <w:endnote w:type="separator" w:id="-1">
     <w:p>
       <w:pPr>
@@ -40059,7 +40834,7 @@
 </file>
 
 <file path=word/footer1.xml><?xml version="1.0" encoding="utf-8"?>
-<w:ftr xmlns:wpc="http://schemas.microsoft.com/office/word/2010/wordprocessingCanvas" xmlns:cx="http://schemas.microsoft.com/office/drawing/2014/chartex" xmlns:cx1="http://schemas.microsoft.com/office/drawing/2015/9/8/chartex" xmlns:cx2="http://schemas.microsoft.com/office/drawing/2015/10/21/chartex" xmlns:cx3="http://schemas.microsoft.com/office/drawing/2016/5/9/chartex" xmlns:cx4="http://schemas.microsoft.com/office/drawing/2016/5/10/chartex" xmlns:cx5="http://schemas.microsoft.com/office/drawing/2016/5/11/chartex" xmlns:cx6="http://schemas.microsoft.com/office/drawing/2016/5/12/chartex" xmlns:cx7="http://schemas.microsoft.com/office/drawing/2016/5/13/chartex" xmlns:cx8="http://schemas.microsoft.com/office/drawing/2016/5/14/chartex" xmlns:mc="http://schemas.openxmlformats.org/markup-compatibility/2006" xmlns:aink="http://schemas.microsoft.com/office/drawing/2016/ink" xmlns:am3d="http://schemas.microsoft.com/office/drawing/2017/model3d" xmlns:o="urn:schemas-microsoft-com:office:office" xmlns:oel="http://schemas.microsoft.com/office/2019/extlst" xmlns:r="http://schemas.openxmlformats.org/officeDocument/2006/relationships" xmlns:m="http://schemas.openxmlformats.org/officeDocument/2006/math" xmlns:v="urn:schemas-microsoft-com:vml" xmlns:wp14="http://schemas.microsoft.com/office/word/2010/wordprocessingDrawing" xmlns:wp="http://schemas.openxmlformats.org/drawingml/2006/wordprocessingDrawing" xmlns:w10="urn:schemas-microsoft-com:office:word" xmlns:w="http://schemas.openxmlformats.org/wordprocessingml/2006/main" xmlns:w14="http://schemas.microsoft.com/office/word/2010/wordml" xmlns:w15="http://schemas.microsoft.com/office/word/2012/wordml" xmlns:w16cex="http://schemas.microsoft.com/office/word/2018/wordml/cex" xmlns:w16cid="http://schemas.microsoft.com/office/word/2016/wordml/cid" xmlns:w16="http://schemas.microsoft.com/office/word/2018/wordml" xmlns:w16sdtdh="http://schemas.microsoft.com/office/word/2020/wordml/sdtdatahash" xmlns:w16se="http://schemas.microsoft.com/office/word/2015/wordml/symex" xmlns:wpg="http://schemas.microsoft.com/office/word/2010/wordprocessingGroup" xmlns:wpi="http://schemas.microsoft.com/office/word/2010/wordprocessingInk" xmlns:wne="http://schemas.microsoft.com/office/word/2006/wordml" xmlns:wps="http://schemas.microsoft.com/office/word/2010/wordprocessingShape" mc:Ignorable="w14 w15 w16se w16cid w16 w16cex w16sdtdh wp14">
+<w:ftr xmlns:wpc="http://schemas.microsoft.com/office/word/2010/wordprocessingCanvas" xmlns:cx="http://schemas.microsoft.com/office/drawing/2014/chartex" xmlns:cx1="http://schemas.microsoft.com/office/drawing/2015/9/8/chartex" xmlns:cx2="http://schemas.microsoft.com/office/drawing/2015/10/21/chartex" xmlns:cx3="http://schemas.microsoft.com/office/drawing/2016/5/9/chartex" xmlns:cx4="http://schemas.microsoft.com/office/drawing/2016/5/10/chartex" xmlns:cx5="http://schemas.microsoft.com/office/drawing/2016/5/11/chartex" xmlns:cx6="http://schemas.microsoft.com/office/drawing/2016/5/12/chartex" xmlns:cx7="http://schemas.microsoft.com/office/drawing/2016/5/13/chartex" xmlns:cx8="http://schemas.microsoft.com/office/drawing/2016/5/14/chartex" xmlns:mc="http://schemas.openxmlformats.org/markup-compatibility/2006" xmlns:aink="http://schemas.microsoft.com/office/drawing/2016/ink" xmlns:am3d="http://schemas.microsoft.com/office/drawing/2017/model3d" xmlns:o="urn:schemas-microsoft-com:office:office" xmlns:oel="http://schemas.microsoft.com/office/2019/extlst" xmlns:r="http://schemas.openxmlformats.org/officeDocument/2006/relationships" xmlns:m="http://schemas.openxmlformats.org/officeDocument/2006/math" xmlns:v="urn:schemas-microsoft-com:vml" xmlns:wp14="http://schemas.microsoft.com/office/word/2010/wordprocessingDrawing" xmlns:wp="http://schemas.openxmlformats.org/drawingml/2006/wordprocessingDrawing" xmlns:w10="urn:schemas-microsoft-com:office:word" xmlns:w="http://schemas.openxmlformats.org/wordprocessingml/2006/main" xmlns:w14="http://schemas.microsoft.com/office/word/2010/wordml" xmlns:w15="http://schemas.microsoft.com/office/word/2012/wordml" xmlns:w16cex="http://schemas.microsoft.com/office/word/2018/wordml/cex" xmlns:w16cid="http://schemas.microsoft.com/office/word/2016/wordml/cid" xmlns:w16="http://schemas.microsoft.com/office/word/2018/wordml" xmlns:w16du="http://schemas.microsoft.com/office/word/2023/wordml/word16du" xmlns:w16sdtdh="http://schemas.microsoft.com/office/word/2020/wordml/sdtdatahash" xmlns:w16sdtfl="http://schemas.microsoft.com/office/word/2024/wordml/sdtformatlock" xmlns:w16se="http://schemas.microsoft.com/office/word/2015/wordml/symex" xmlns:wpg="http://schemas.microsoft.com/office/word/2010/wordprocessingGroup" xmlns:wpi="http://schemas.microsoft.com/office/word/2010/wordprocessingInk" xmlns:wne="http://schemas.microsoft.com/office/word/2006/wordml" xmlns:wps="http://schemas.microsoft.com/office/word/2010/wordprocessingShape" mc:Ignorable="w14 w15 w16se w16cid w16 w16cex w16sdtdh w16sdtfl w16du wp14">
   <w:sdt>
     <w:sdtPr>
       <w:id w:val="349237360"/>
@@ -40108,7 +40883,7 @@
 </file>
 
 <file path=word/footnotes.xml><?xml version="1.0" encoding="utf-8"?>
-<w:footnotes xmlns:wpc="http://schemas.microsoft.com/office/word/2010/wordprocessingCanvas" xmlns:cx="http://schemas.microsoft.com/office/drawing/2014/chartex" xmlns:cx1="http://schemas.microsoft.com/office/drawing/2015/9/8/chartex" xmlns:cx2="http://schemas.microsoft.com/office/drawing/2015/10/21/chartex" xmlns:cx3="http://schemas.microsoft.com/office/drawing/2016/5/9/chartex" xmlns:cx4="http://schemas.microsoft.com/office/drawing/2016/5/10/chartex" xmlns:cx5="http://schemas.microsoft.com/office/drawing/2016/5/11/chartex" xmlns:cx6="http://schemas.microsoft.com/office/drawing/2016/5/12/chartex" xmlns:cx7="http://schemas.microsoft.com/office/drawing/2016/5/13/chartex" xmlns:cx8="http://schemas.microsoft.com/office/drawing/2016/5/14/chartex" xmlns:mc="http://schemas.openxmlformats.org/markup-compatibility/2006" xmlns:aink="http://schemas.microsoft.com/office/drawing/2016/ink" xmlns:am3d="http://schemas.microsoft.com/office/drawing/2017/model3d" xmlns:o="urn:schemas-microsoft-com:office:office" xmlns:oel="http://schemas.microsoft.com/office/2019/extlst" xmlns:r="http://schemas.openxmlformats.org/officeDocument/2006/relationships" xmlns:m="http://schemas.openxmlformats.org/officeDocument/2006/math" xmlns:v="urn:schemas-microsoft-com:vml" xmlns:wp14="http://schemas.microsoft.com/office/word/2010/wordprocessingDrawing" xmlns:wp="http://schemas.openxmlformats.org/drawingml/2006/wordprocessingDrawing" xmlns:w10="urn:schemas-microsoft-com:office:word" xmlns:w="http://schemas.openxmlformats.org/wordprocessingml/2006/main" xmlns:w14="http://schemas.microsoft.com/office/word/2010/wordml" xmlns:w15="http://schemas.microsoft.com/office/word/2012/wordml" xmlns:w16cex="http://schemas.microsoft.com/office/word/2018/wordml/cex" xmlns:w16cid="http://schemas.microsoft.com/office/word/2016/wordml/cid" xmlns:w16="http://schemas.microsoft.com/office/word/2018/wordml" xmlns:w16sdtdh="http://schemas.microsoft.com/office/word/2020/wordml/sdtdatahash" xmlns:w16se="http://schemas.microsoft.com/office/word/2015/wordml/symex" xmlns:wpg="http://schemas.microsoft.com/office/word/2010/wordprocessingGroup" xmlns:wpi="http://schemas.microsoft.com/office/word/2010/wordprocessingInk" xmlns:wne="http://schemas.microsoft.com/office/word/2006/wordml" xmlns:wps="http://schemas.microsoft.com/office/word/2010/wordprocessingShape" mc:Ignorable="w14 w15 w16se w16cid w16 w16cex w16sdtdh wp14">
+<w:footnotes xmlns:wpc="http://schemas.microsoft.com/office/word/2010/wordprocessingCanvas" xmlns:cx="http://schemas.microsoft.com/office/drawing/2014/chartex" xmlns:cx1="http://schemas.microsoft.com/office/drawing/2015/9/8/chartex" xmlns:cx2="http://schemas.microsoft.com/office/drawing/2015/10/21/chartex" xmlns:cx3="http://schemas.microsoft.com/office/drawing/2016/5/9/chartex" xmlns:cx4="http://schemas.microsoft.com/office/drawing/2016/5/10/chartex" xmlns:cx5="http://schemas.microsoft.com/office/drawing/2016/5/11/chartex" xmlns:cx6="http://schemas.microsoft.com/office/drawing/2016/5/12/chartex" xmlns:cx7="http://schemas.microsoft.com/office/drawing/2016/5/13/chartex" xmlns:cx8="http://schemas.microsoft.com/office/drawing/2016/5/14/chartex" xmlns:mc="http://schemas.openxmlformats.org/markup-compatibility/2006" xmlns:aink="http://schemas.microsoft.com/office/drawing/2016/ink" xmlns:am3d="http://schemas.microsoft.com/office/drawing/2017/model3d" xmlns:o="urn:schemas-microsoft-com:office:office" xmlns:oel="http://schemas.microsoft.com/office/2019/extlst" xmlns:r="http://schemas.openxmlformats.org/officeDocument/2006/relationships" xmlns:m="http://schemas.openxmlformats.org/officeDocument/2006/math" xmlns:v="urn:schemas-microsoft-com:vml" xmlns:wp14="http://schemas.microsoft.com/office/word/2010/wordprocessingDrawing" xmlns:wp="http://schemas.openxmlformats.org/drawingml/2006/wordprocessingDrawing" xmlns:w10="urn:schemas-microsoft-com:office:word" xmlns:w="http://schemas.openxmlformats.org/wordprocessingml/2006/main" xmlns:w14="http://schemas.microsoft.com/office/word/2010/wordml" xmlns:w15="http://schemas.microsoft.com/office/word/2012/wordml" xmlns:w16cex="http://schemas.microsoft.com/office/word/2018/wordml/cex" xmlns:w16cid="http://schemas.microsoft.com/office/word/2016/wordml/cid" xmlns:w16="http://schemas.microsoft.com/office/word/2018/wordml" xmlns:w16du="http://schemas.microsoft.com/office/word/2023/wordml/word16du" xmlns:w16sdtdh="http://schemas.microsoft.com/office/word/2020/wordml/sdtdatahash" xmlns:w16sdtfl="http://schemas.microsoft.com/office/word/2024/wordml/sdtformatlock" xmlns:w16se="http://schemas.microsoft.com/office/word/2015/wordml/symex" xmlns:wpg="http://schemas.microsoft.com/office/word/2010/wordprocessingGroup" xmlns:wpi="http://schemas.microsoft.com/office/word/2010/wordprocessingInk" xmlns:wne="http://schemas.microsoft.com/office/word/2006/wordml" xmlns:wps="http://schemas.microsoft.com/office/word/2010/wordprocessingShape" mc:Ignorable="w14 w15 w16se w16cid w16 w16cex w16sdtdh w16sdtfl w16du wp14">
   <w:footnote w:type="separator" w:id="-1">
     <w:p>
       <w:pPr>
@@ -40230,7 +41005,7 @@
 </file>
 
 <file path=word/numbering.xml><?xml version="1.0" encoding="utf-8"?>
-<w:numbering xmlns:wpc="http://schemas.microsoft.com/office/word/2010/wordprocessingCanvas" xmlns:cx="http://schemas.microsoft.com/office/drawing/2014/chartex" xmlns:cx1="http://schemas.microsoft.com/office/drawing/2015/9/8/chartex" xmlns:cx2="http://schemas.microsoft.com/office/drawing/2015/10/21/chartex" xmlns:cx3="http://schemas.microsoft.com/office/drawing/2016/5/9/chartex" xmlns:cx4="http://schemas.microsoft.com/office/drawing/2016/5/10/chartex" xmlns:cx5="http://schemas.microsoft.com/office/drawing/2016/5/11/chartex" xmlns:cx6="http://schemas.microsoft.com/office/drawing/2016/5/12/chartex" xmlns:cx7="http://schemas.microsoft.com/office/drawing/2016/5/13/chartex" xmlns:cx8="http://schemas.microsoft.com/office/drawing/2016/5/14/chartex" xmlns:mc="http://schemas.openxmlformats.org/markup-compatibility/2006" xmlns:aink="http://schemas.microsoft.com/office/drawing/2016/ink" xmlns:am3d="http://schemas.microsoft.com/office/drawing/2017/model3d" xmlns:o="urn:schemas-microsoft-com:office:office" xmlns:oel="http://schemas.microsoft.com/office/2019/extlst" xmlns:r="http://schemas.openxmlformats.org/officeDocument/2006/relationships" xmlns:m="http://schemas.openxmlformats.org/officeDocument/2006/math" xmlns:v="urn:schemas-microsoft-com:vml" xmlns:wp14="http://schemas.microsoft.com/office/word/2010/wordprocessingDrawing" xmlns:wp="http://schemas.openxmlformats.org/drawingml/2006/wordprocessingDrawing" xmlns:w10="urn:schemas-microsoft-com:office:word" xmlns:w="http://schemas.openxmlformats.org/wordprocessingml/2006/main" xmlns:w14="http://schemas.microsoft.com/office/word/2010/wordml" xmlns:w15="http://schemas.microsoft.com/office/word/2012/wordml" xmlns:w16cex="http://schemas.microsoft.com/office/word/2018/wordml/cex" xmlns:w16cid="http://schemas.microsoft.com/office/word/2016/wordml/cid" xmlns:w16="http://schemas.microsoft.com/office/word/2018/wordml" xmlns:w16sdtdh="http://schemas.microsoft.com/office/word/2020/wordml/sdtdatahash" xmlns:w16se="http://schemas.microsoft.com/office/word/2015/wordml/symex" xmlns:wpg="http://schemas.microsoft.com/office/word/2010/wordprocessingGroup" xmlns:wpi="http://schemas.microsoft.com/office/word/2010/wordprocessingInk" xmlns:wne="http://schemas.microsoft.com/office/word/2006/wordml" xmlns:wps="http://schemas.microsoft.com/office/word/2010/wordprocessingShape" mc:Ignorable="w14 w15 w16se w16cid w16 w16cex w16sdtdh wp14">
+<w:numbering xmlns:wpc="http://schemas.microsoft.com/office/word/2010/wordprocessingCanvas" xmlns:cx="http://schemas.microsoft.com/office/drawing/2014/chartex" xmlns:cx1="http://schemas.microsoft.com/office/drawing/2015/9/8/chartex" xmlns:cx2="http://schemas.microsoft.com/office/drawing/2015/10/21/chartex" xmlns:cx3="http://schemas.microsoft.com/office/drawing/2016/5/9/chartex" xmlns:cx4="http://schemas.microsoft.com/office/drawing/2016/5/10/chartex" xmlns:cx5="http://schemas.microsoft.com/office/drawing/2016/5/11/chartex" xmlns:cx6="http://schemas.microsoft.com/office/drawing/2016/5/12/chartex" xmlns:cx7="http://schemas.microsoft.com/office/drawing/2016/5/13/chartex" xmlns:cx8="http://schemas.microsoft.com/office/drawing/2016/5/14/chartex" xmlns:mc="http://schemas.openxmlformats.org/markup-compatibility/2006" xmlns:aink="http://schemas.microsoft.com/office/drawing/2016/ink" xmlns:am3d="http://schemas.microsoft.com/office/drawing/2017/model3d" xmlns:o="urn:schemas-microsoft-com:office:office" xmlns:oel="http://schemas.microsoft.com/office/2019/extlst" xmlns:r="http://schemas.openxmlformats.org/officeDocument/2006/relationships" xmlns:m="http://schemas.openxmlformats.org/officeDocument/2006/math" xmlns:v="urn:schemas-microsoft-com:vml" xmlns:wp14="http://schemas.microsoft.com/office/word/2010/wordprocessingDrawing" xmlns:wp="http://schemas.openxmlformats.org/drawingml/2006/wordprocessingDrawing" xmlns:w10="urn:schemas-microsoft-com:office:word" xmlns:w="http://schemas.openxmlformats.org/wordprocessingml/2006/main" xmlns:w14="http://schemas.microsoft.com/office/word/2010/wordml" xmlns:w15="http://schemas.microsoft.com/office/word/2012/wordml" xmlns:w16cex="http://schemas.microsoft.com/office/word/2018/wordml/cex" xmlns:w16cid="http://schemas.microsoft.com/office/word/2016/wordml/cid" xmlns:w16="http://schemas.microsoft.com/office/word/2018/wordml" xmlns:w16du="http://schemas.microsoft.com/office/word/2023/wordml/word16du" xmlns:w16sdtdh="http://schemas.microsoft.com/office/word/2020/wordml/sdtdatahash" xmlns:w16sdtfl="http://schemas.microsoft.com/office/word/2024/wordml/sdtformatlock" xmlns:w16se="http://schemas.microsoft.com/office/word/2015/wordml/symex" xmlns:wpg="http://schemas.microsoft.com/office/word/2010/wordprocessingGroup" xmlns:wpi="http://schemas.microsoft.com/office/word/2010/wordprocessingInk" xmlns:wne="http://schemas.microsoft.com/office/word/2006/wordml" xmlns:wps="http://schemas.microsoft.com/office/word/2010/wordprocessingShape" mc:Ignorable="w14 w15 w16se w16cid w16 w16cex w16sdtdh w16sdtfl w16du wp14">
   <w:abstractNum w:abstractNumId="0" w15:restartNumberingAfterBreak="0">
     <w:nsid w:val="067860D4"/>
     <w:multiLevelType w:val="hybridMultilevel"/>
@@ -42554,6 +43329,92 @@
     </w:lvl>
   </w:abstractNum>
   <w:abstractNum w:abstractNumId="21" w15:restartNumberingAfterBreak="0">
+    <w:nsid w:val="43CE6A28"/>
+    <w:multiLevelType w:val="hybridMultilevel"/>
+    <w:tmpl w:val="C2302FEC"/>
+    <w:lvl w:ilvl="0" w:tplc="0C09000F">
+      <w:start w:val="1"/>
+      <w:numFmt w:val="decimal"/>
+      <w:lvlText w:val="%1."/>
+      <w:lvlJc w:val="left"/>
+      <w:pPr>
+        <w:ind w:left="720" w:hanging="360"/>
+      </w:pPr>
+    </w:lvl>
+    <w:lvl w:ilvl="1" w:tplc="0C090019" w:tentative="1">
+      <w:start w:val="1"/>
+      <w:numFmt w:val="lowerLetter"/>
+      <w:lvlText w:val="%2."/>
+      <w:lvlJc w:val="left"/>
+      <w:pPr>
+        <w:ind w:left="1440" w:hanging="360"/>
+      </w:pPr>
+    </w:lvl>
+    <w:lvl w:ilvl="2" w:tplc="0C09001B" w:tentative="1">
+      <w:start w:val="1"/>
+      <w:numFmt w:val="lowerRoman"/>
+      <w:lvlText w:val="%3."/>
+      <w:lvlJc w:val="right"/>
+      <w:pPr>
+        <w:ind w:left="2160" w:hanging="180"/>
+      </w:pPr>
+    </w:lvl>
+    <w:lvl w:ilvl="3" w:tplc="0C09000F" w:tentative="1">
+      <w:start w:val="1"/>
+      <w:numFmt w:val="decimal"/>
+      <w:lvlText w:val="%4."/>
+      <w:lvlJc w:val="left"/>
+      <w:pPr>
+        <w:ind w:left="2880" w:hanging="360"/>
+      </w:pPr>
+    </w:lvl>
+    <w:lvl w:ilvl="4" w:tplc="0C090019" w:tentative="1">
+      <w:start w:val="1"/>
+      <w:numFmt w:val="lowerLetter"/>
+      <w:lvlText w:val="%5."/>
+      <w:lvlJc w:val="left"/>
+      <w:pPr>
+        <w:ind w:left="3600" w:hanging="360"/>
+      </w:pPr>
+    </w:lvl>
+    <w:lvl w:ilvl="5" w:tplc="0C09001B" w:tentative="1">
+      <w:start w:val="1"/>
+      <w:numFmt w:val="lowerRoman"/>
+      <w:lvlText w:val="%6."/>
+      <w:lvlJc w:val="right"/>
+      <w:pPr>
+        <w:ind w:left="4320" w:hanging="180"/>
+      </w:pPr>
+    </w:lvl>
+    <w:lvl w:ilvl="6" w:tplc="0C09000F" w:tentative="1">
+      <w:start w:val="1"/>
+      <w:numFmt w:val="decimal"/>
+      <w:lvlText w:val="%7."/>
+      <w:lvlJc w:val="left"/>
+      <w:pPr>
+        <w:ind w:left="5040" w:hanging="360"/>
+      </w:pPr>
+    </w:lvl>
+    <w:lvl w:ilvl="7" w:tplc="0C090019" w:tentative="1">
+      <w:start w:val="1"/>
+      <w:numFmt w:val="lowerLetter"/>
+      <w:lvlText w:val="%8."/>
+      <w:lvlJc w:val="left"/>
+      <w:pPr>
+        <w:ind w:left="5760" w:hanging="360"/>
+      </w:pPr>
+    </w:lvl>
+    <w:lvl w:ilvl="8" w:tplc="0C09001B" w:tentative="1">
+      <w:start w:val="1"/>
+      <w:numFmt w:val="lowerRoman"/>
+      <w:lvlText w:val="%9."/>
+      <w:lvlJc w:val="right"/>
+      <w:pPr>
+        <w:ind w:left="6480" w:hanging="180"/>
+      </w:pPr>
+    </w:lvl>
+  </w:abstractNum>
+  <w:abstractNum w:abstractNumId="22" w15:restartNumberingAfterBreak="0">
     <w:nsid w:val="451273A5"/>
     <w:multiLevelType w:val="hybridMultilevel"/>
     <w:tmpl w:val="FF66930E"/>
@@ -42642,7 +43503,7 @@
       </w:pPr>
     </w:lvl>
   </w:abstractNum>
-  <w:abstractNum w:abstractNumId="22" w15:restartNumberingAfterBreak="0">
+  <w:abstractNum w:abstractNumId="23" w15:restartNumberingAfterBreak="0">
     <w:nsid w:val="491577CA"/>
     <w:multiLevelType w:val="hybridMultilevel"/>
     <w:tmpl w:val="BA44392C"/>
@@ -42755,7 +43616,7 @@
       </w:rPr>
     </w:lvl>
   </w:abstractNum>
-  <w:abstractNum w:abstractNumId="23" w15:restartNumberingAfterBreak="0">
+  <w:abstractNum w:abstractNumId="24" w15:restartNumberingAfterBreak="0">
     <w:nsid w:val="4B791CBD"/>
     <w:multiLevelType w:val="hybridMultilevel"/>
     <w:tmpl w:val="74D2FACE"/>
@@ -42868,7 +43729,7 @@
       </w:rPr>
     </w:lvl>
   </w:abstractNum>
-  <w:abstractNum w:abstractNumId="24" w15:restartNumberingAfterBreak="0">
+  <w:abstractNum w:abstractNumId="25" w15:restartNumberingAfterBreak="0">
     <w:nsid w:val="4EE01D30"/>
     <w:multiLevelType w:val="hybridMultilevel"/>
     <w:tmpl w:val="65C00754"/>
@@ -42954,7 +43815,7 @@
       </w:pPr>
     </w:lvl>
   </w:abstractNum>
-  <w:abstractNum w:abstractNumId="25" w15:restartNumberingAfterBreak="0">
+  <w:abstractNum w:abstractNumId="26" w15:restartNumberingAfterBreak="0">
     <w:nsid w:val="5C062860"/>
     <w:multiLevelType w:val="hybridMultilevel"/>
     <w:tmpl w:val="358C8F18"/>
@@ -43067,7 +43928,7 @@
       </w:rPr>
     </w:lvl>
   </w:abstractNum>
-  <w:abstractNum w:abstractNumId="26" w15:restartNumberingAfterBreak="0">
+  <w:abstractNum w:abstractNumId="27" w15:restartNumberingAfterBreak="0">
     <w:nsid w:val="622605DB"/>
     <w:multiLevelType w:val="hybridMultilevel"/>
     <w:tmpl w:val="A6B274BA"/>
@@ -43180,7 +44041,7 @@
       </w:rPr>
     </w:lvl>
   </w:abstractNum>
-  <w:abstractNum w:abstractNumId="27" w15:restartNumberingAfterBreak="0">
+  <w:abstractNum w:abstractNumId="28" w15:restartNumberingAfterBreak="0">
     <w:nsid w:val="623F5805"/>
     <w:multiLevelType w:val="hybridMultilevel"/>
     <w:tmpl w:val="DF9622DE"/>
@@ -43293,7 +44154,120 @@
       </w:rPr>
     </w:lvl>
   </w:abstractNum>
-  <w:abstractNum w:abstractNumId="28" w15:restartNumberingAfterBreak="0">
+  <w:abstractNum w:abstractNumId="29" w15:restartNumberingAfterBreak="0">
+    <w:nsid w:val="696F0BE2"/>
+    <w:multiLevelType w:val="hybridMultilevel"/>
+    <w:tmpl w:val="FF0E6D4C"/>
+    <w:lvl w:ilvl="0" w:tplc="0C090001">
+      <w:start w:val="1"/>
+      <w:numFmt w:val="bullet"/>
+      <w:lvlText w:val=""/>
+      <w:lvlJc w:val="left"/>
+      <w:pPr>
+        <w:ind w:left="720" w:hanging="360"/>
+      </w:pPr>
+      <w:rPr>
+        <w:rFonts w:ascii="Symbol" w:hAnsi="Symbol" w:hint="default"/>
+      </w:rPr>
+    </w:lvl>
+    <w:lvl w:ilvl="1" w:tplc="0C090003" w:tentative="1">
+      <w:start w:val="1"/>
+      <w:numFmt w:val="bullet"/>
+      <w:lvlText w:val="o"/>
+      <w:lvlJc w:val="left"/>
+      <w:pPr>
+        <w:ind w:left="1440" w:hanging="360"/>
+      </w:pPr>
+      <w:rPr>
+        <w:rFonts w:ascii="Courier New" w:hAnsi="Courier New" w:cs="Courier New" w:hint="default"/>
+      </w:rPr>
+    </w:lvl>
+    <w:lvl w:ilvl="2" w:tplc="0C090005" w:tentative="1">
+      <w:start w:val="1"/>
+      <w:numFmt w:val="bullet"/>
+      <w:lvlText w:val=""/>
+      <w:lvlJc w:val="left"/>
+      <w:pPr>
+        <w:ind w:left="2160" w:hanging="360"/>
+      </w:pPr>
+      <w:rPr>
+        <w:rFonts w:ascii="Wingdings" w:hAnsi="Wingdings" w:hint="default"/>
+      </w:rPr>
+    </w:lvl>
+    <w:lvl w:ilvl="3" w:tplc="0C090001" w:tentative="1">
+      <w:start w:val="1"/>
+      <w:numFmt w:val="bullet"/>
+      <w:lvlText w:val=""/>
+      <w:lvlJc w:val="left"/>
+      <w:pPr>
+        <w:ind w:left="2880" w:hanging="360"/>
+      </w:pPr>
+      <w:rPr>
+        <w:rFonts w:ascii="Symbol" w:hAnsi="Symbol" w:hint="default"/>
+      </w:rPr>
+    </w:lvl>
+    <w:lvl w:ilvl="4" w:tplc="0C090003" w:tentative="1">
+      <w:start w:val="1"/>
+      <w:numFmt w:val="bullet"/>
+      <w:lvlText w:val="o"/>
+      <w:lvlJc w:val="left"/>
+      <w:pPr>
+        <w:ind w:left="3600" w:hanging="360"/>
+      </w:pPr>
+      <w:rPr>
+        <w:rFonts w:ascii="Courier New" w:hAnsi="Courier New" w:cs="Courier New" w:hint="default"/>
+      </w:rPr>
+    </w:lvl>
+    <w:lvl w:ilvl="5" w:tplc="0C090005" w:tentative="1">
+      <w:start w:val="1"/>
+      <w:numFmt w:val="bullet"/>
+      <w:lvlText w:val=""/>
+      <w:lvlJc w:val="left"/>
+      <w:pPr>
+        <w:ind w:left="4320" w:hanging="360"/>
+      </w:pPr>
+      <w:rPr>
+        <w:rFonts w:ascii="Wingdings" w:hAnsi="Wingdings" w:hint="default"/>
+      </w:rPr>
+    </w:lvl>
+    <w:lvl w:ilvl="6" w:tplc="0C090001" w:tentative="1">
+      <w:start w:val="1"/>
+      <w:numFmt w:val="bullet"/>
+      <w:lvlText w:val=""/>
+      <w:lvlJc w:val="left"/>
+      <w:pPr>
+        <w:ind w:left="5040" w:hanging="360"/>
+      </w:pPr>
+      <w:rPr>
+        <w:rFonts w:ascii="Symbol" w:hAnsi="Symbol" w:hint="default"/>
+      </w:rPr>
+    </w:lvl>
+    <w:lvl w:ilvl="7" w:tplc="0C090003" w:tentative="1">
+      <w:start w:val="1"/>
+      <w:numFmt w:val="bullet"/>
+      <w:lvlText w:val="o"/>
+      <w:lvlJc w:val="left"/>
+      <w:pPr>
+        <w:ind w:left="5760" w:hanging="360"/>
+      </w:pPr>
+      <w:rPr>
+        <w:rFonts w:ascii="Courier New" w:hAnsi="Courier New" w:cs="Courier New" w:hint="default"/>
+      </w:rPr>
+    </w:lvl>
+    <w:lvl w:ilvl="8" w:tplc="0C090005" w:tentative="1">
+      <w:start w:val="1"/>
+      <w:numFmt w:val="bullet"/>
+      <w:lvlText w:val=""/>
+      <w:lvlJc w:val="left"/>
+      <w:pPr>
+        <w:ind w:left="6480" w:hanging="360"/>
+      </w:pPr>
+      <w:rPr>
+        <w:rFonts w:ascii="Wingdings" w:hAnsi="Wingdings" w:hint="default"/>
+      </w:rPr>
+    </w:lvl>
+  </w:abstractNum>
+  <w:abstractNum w:abstractNumId="30" w15:restartNumberingAfterBreak="0">
     <w:nsid w:val="6C135449"/>
     <w:multiLevelType w:val="hybridMultilevel"/>
     <w:tmpl w:val="922C4E74"/>
@@ -43406,7 +44380,7 @@
       </w:rPr>
     </w:lvl>
   </w:abstractNum>
-  <w:abstractNum w:abstractNumId="29" w15:restartNumberingAfterBreak="0">
+  <w:abstractNum w:abstractNumId="31" w15:restartNumberingAfterBreak="0">
     <w:nsid w:val="73FD11CD"/>
     <w:multiLevelType w:val="hybridMultilevel"/>
     <w:tmpl w:val="8050E552"/>
@@ -43519,7 +44493,7 @@
       </w:rPr>
     </w:lvl>
   </w:abstractNum>
-  <w:abstractNum w:abstractNumId="30" w15:restartNumberingAfterBreak="0">
+  <w:abstractNum w:abstractNumId="32" w15:restartNumberingAfterBreak="0">
     <w:nsid w:val="746C19D6"/>
     <w:multiLevelType w:val="hybridMultilevel"/>
     <w:tmpl w:val="D8967B62"/>
@@ -43632,7 +44606,7 @@
       </w:rPr>
     </w:lvl>
   </w:abstractNum>
-  <w:abstractNum w:abstractNumId="31" w15:restartNumberingAfterBreak="0">
+  <w:abstractNum w:abstractNumId="33" w15:restartNumberingAfterBreak="0">
     <w:nsid w:val="75B43E43"/>
     <w:multiLevelType w:val="hybridMultilevel"/>
     <w:tmpl w:val="C5480284"/>
@@ -43745,7 +44719,7 @@
       </w:rPr>
     </w:lvl>
   </w:abstractNum>
-  <w:abstractNum w:abstractNumId="32" w15:restartNumberingAfterBreak="0">
+  <w:abstractNum w:abstractNumId="34" w15:restartNumberingAfterBreak="0">
     <w:nsid w:val="7658626E"/>
     <w:multiLevelType w:val="hybridMultilevel"/>
     <w:tmpl w:val="DB4463B4"/>
@@ -43858,7 +44832,7 @@
       </w:rPr>
     </w:lvl>
   </w:abstractNum>
-  <w:abstractNum w:abstractNumId="33" w15:restartNumberingAfterBreak="0">
+  <w:abstractNum w:abstractNumId="35" w15:restartNumberingAfterBreak="0">
     <w:nsid w:val="7A5D071C"/>
     <w:multiLevelType w:val="hybridMultilevel"/>
     <w:tmpl w:val="054C9616"/>
@@ -43978,19 +44952,19 @@
     <w:abstractNumId w:val="9"/>
   </w:num>
   <w:num w:numId="3" w16cid:durableId="2058778681">
-    <w:abstractNumId w:val="22"/>
+    <w:abstractNumId w:val="23"/>
   </w:num>
   <w:num w:numId="4" w16cid:durableId="400178916">
     <w:abstractNumId w:val="14"/>
   </w:num>
   <w:num w:numId="5" w16cid:durableId="1038159688">
-    <w:abstractNumId w:val="31"/>
+    <w:abstractNumId w:val="33"/>
   </w:num>
   <w:num w:numId="6" w16cid:durableId="1880898356">
-    <w:abstractNumId w:val="23"/>
+    <w:abstractNumId w:val="24"/>
   </w:num>
   <w:num w:numId="7" w16cid:durableId="1858693286">
-    <w:abstractNumId w:val="29"/>
+    <w:abstractNumId w:val="31"/>
   </w:num>
   <w:num w:numId="8" w16cid:durableId="1782218332">
     <w:abstractNumId w:val="6"/>
@@ -44014,7 +44988,7 @@
     <w:abstractNumId w:val="3"/>
   </w:num>
   <w:num w:numId="15" w16cid:durableId="1068724069">
-    <w:abstractNumId w:val="32"/>
+    <w:abstractNumId w:val="34"/>
   </w:num>
   <w:num w:numId="16" w16cid:durableId="1257127728">
     <w:abstractNumId w:val="0"/>
@@ -44023,13 +44997,13 @@
     <w:abstractNumId w:val="19"/>
   </w:num>
   <w:num w:numId="18" w16cid:durableId="2105106907">
-    <w:abstractNumId w:val="30"/>
+    <w:abstractNumId w:val="32"/>
   </w:num>
   <w:num w:numId="19" w16cid:durableId="1320620346">
     <w:abstractNumId w:val="8"/>
   </w:num>
   <w:num w:numId="20" w16cid:durableId="1264804948">
-    <w:abstractNumId w:val="27"/>
+    <w:abstractNumId w:val="28"/>
   </w:num>
   <w:num w:numId="21" w16cid:durableId="340935752">
     <w:abstractNumId w:val="12"/>
@@ -44041,28 +45015,28 @@
     <w:abstractNumId w:val="17"/>
   </w:num>
   <w:num w:numId="24" w16cid:durableId="2049140585">
-    <w:abstractNumId w:val="25"/>
+    <w:abstractNumId w:val="26"/>
   </w:num>
   <w:num w:numId="25" w16cid:durableId="1652056700">
     <w:abstractNumId w:val="1"/>
   </w:num>
   <w:num w:numId="26" w16cid:durableId="100760455">
-    <w:abstractNumId w:val="33"/>
+    <w:abstractNumId w:val="35"/>
   </w:num>
   <w:num w:numId="27" w16cid:durableId="98062207">
     <w:abstractNumId w:val="16"/>
   </w:num>
   <w:num w:numId="28" w16cid:durableId="709769706">
-    <w:abstractNumId w:val="24"/>
+    <w:abstractNumId w:val="25"/>
   </w:num>
   <w:num w:numId="29" w16cid:durableId="1182400594">
-    <w:abstractNumId w:val="28"/>
+    <w:abstractNumId w:val="30"/>
   </w:num>
   <w:num w:numId="30" w16cid:durableId="922302557">
-    <w:abstractNumId w:val="26"/>
+    <w:abstractNumId w:val="27"/>
   </w:num>
   <w:num w:numId="31" w16cid:durableId="957183568">
-    <w:abstractNumId w:val="21"/>
+    <w:abstractNumId w:val="22"/>
   </w:num>
   <w:num w:numId="32" w16cid:durableId="1794402763">
     <w:abstractNumId w:val="18"/>
@@ -44073,12 +45047,18 @@
   <w:num w:numId="34" w16cid:durableId="1855613473">
     <w:abstractNumId w:val="20"/>
   </w:num>
+  <w:num w:numId="35" w16cid:durableId="262541068">
+    <w:abstractNumId w:val="29"/>
+  </w:num>
+  <w:num w:numId="36" w16cid:durableId="1507600538">
+    <w:abstractNumId w:val="21"/>
+  </w:num>
   <w:numIdMacAtCleanup w:val="26"/>
 </w:numbering>
 </file>
 
 <file path=word/styles.xml><?xml version="1.0" encoding="utf-8"?>
-<w:styles xmlns:mc="http://schemas.openxmlformats.org/markup-compatibility/2006" xmlns:r="http://schemas.openxmlformats.org/officeDocument/2006/relationships" xmlns:w="http://schemas.openxmlformats.org/wordprocessingml/2006/main" xmlns:w14="http://schemas.microsoft.com/office/word/2010/wordml" xmlns:w15="http://schemas.microsoft.com/office/word/2012/wordml" xmlns:w16cex="http://schemas.microsoft.com/office/word/2018/wordml/cex" xmlns:w16cid="http://schemas.microsoft.com/office/word/2016/wordml/cid" xmlns:w16="http://schemas.microsoft.com/office/word/2018/wordml" xmlns:w16sdtdh="http://schemas.microsoft.com/office/word/2020/wordml/sdtdatahash" xmlns:w16se="http://schemas.microsoft.com/office/word/2015/wordml/symex" mc:Ignorable="w14 w15 w16se w16cid w16 w16cex w16sdtdh">
+<w:styles xmlns:mc="http://schemas.openxmlformats.org/markup-compatibility/2006" xmlns:r="http://schemas.openxmlformats.org/officeDocument/2006/relationships" xmlns:w="http://schemas.openxmlformats.org/wordprocessingml/2006/main" xmlns:w14="http://schemas.microsoft.com/office/word/2010/wordml" xmlns:w15="http://schemas.microsoft.com/office/word/2012/wordml" xmlns:w16cex="http://schemas.microsoft.com/office/word/2018/wordml/cex" xmlns:w16cid="http://schemas.microsoft.com/office/word/2016/wordml/cid" xmlns:w16="http://schemas.microsoft.com/office/word/2018/wordml" xmlns:w16du="http://schemas.microsoft.com/office/word/2023/wordml/word16du" xmlns:w16sdtdh="http://schemas.microsoft.com/office/word/2020/wordml/sdtdatahash" xmlns:w16sdtfl="http://schemas.microsoft.com/office/word/2024/wordml/sdtformatlock" xmlns:w16se="http://schemas.microsoft.com/office/word/2015/wordml/symex" mc:Ignorable="w14 w15 w16se w16cid w16 w16cex w16sdtdh w16sdtfl w16du">
   <w:docDefaults>
     <w:rPrDefault>
       <w:rPr>
@@ -44249,7 +45229,7 @@
     <w:lsdException w:name="Table Web 2" w:semiHidden="1" w:unhideWhenUsed="1"/>
     <w:lsdException w:name="Table Web 3" w:semiHidden="1" w:unhideWhenUsed="1"/>
     <w:lsdException w:name="Balloon Text" w:semiHidden="1" w:unhideWhenUsed="1"/>
-    <w:lsdException w:name="Table Grid" w:uiPriority="59"/>
+    <w:lsdException w:name="Table Grid" w:uiPriority="39"/>
     <w:lsdException w:name="Table Theme" w:semiHidden="1" w:unhideWhenUsed="1"/>
     <w:lsdException w:name="Placeholder Text" w:semiHidden="1"/>
     <w:lsdException w:name="No Spacing" w:uiPriority="1" w:qFormat="1"/>
@@ -44475,6 +45455,7 @@
   <w:style w:type="paragraph" w:default="1" w:styleId="Normal">
     <w:name w:val="Normal"/>
     <w:qFormat/>
+    <w:rsid w:val="00C85F32"/>
   </w:style>
   <w:style w:type="paragraph" w:styleId="Heading1">
     <w:name w:val="heading 1"/>
@@ -44517,10 +45498,31 @@
       <w:szCs w:val="28"/>
     </w:rPr>
   </w:style>
+  <w:style w:type="paragraph" w:styleId="Heading3">
+    <w:name w:val="heading 3"/>
+    <w:basedOn w:val="Normal"/>
+    <w:next w:val="Normal"/>
+    <w:link w:val="Heading3Char"/>
+    <w:uiPriority w:val="9"/>
+    <w:unhideWhenUsed/>
+    <w:qFormat/>
+    <w:rsid w:val="00C10F46"/>
+    <w:pPr>
+      <w:keepNext/>
+      <w:keepLines/>
+      <w:spacing w:before="40" w:after="0"/>
+      <w:outlineLvl w:val="2"/>
+    </w:pPr>
+    <w:rPr>
+      <w:rFonts w:asciiTheme="majorHAnsi" w:eastAsiaTheme="majorEastAsia" w:hAnsiTheme="majorHAnsi" w:cstheme="majorBidi"/>
+      <w:color w:val="243F60" w:themeColor="accent1" w:themeShade="7F"/>
+      <w:sz w:val="24"/>
+      <w:szCs w:val="24"/>
+    </w:rPr>
+  </w:style>
   <w:style w:type="character" w:default="1" w:styleId="DefaultParagraphFont">
     <w:name w:val="Default Paragraph Font"/>
     <w:uiPriority w:val="1"/>
-    <w:semiHidden/>
     <w:unhideWhenUsed/>
   </w:style>
   <w:style w:type="table" w:default="1" w:styleId="TableNormal">
@@ -44802,7 +45804,7 @@
   <w:style w:type="table" w:styleId="TableGrid">
     <w:name w:val="Table Grid"/>
     <w:basedOn w:val="TableNormal"/>
-    <w:uiPriority w:val="59"/>
+    <w:uiPriority w:val="39"/>
     <w:pPr>
       <w:spacing w:after="0" w:line="240" w:lineRule="auto"/>
     </w:pPr>
@@ -45057,6 +46059,19 @@
     <w:rPr>
       <w:color w:val="605E5C"/>
       <w:shd w:val="clear" w:color="auto" w:fill="E1DFDD"/>
+    </w:rPr>
+  </w:style>
+  <w:style w:type="character" w:customStyle="1" w:styleId="Heading3Char">
+    <w:name w:val="Heading 3 Char"/>
+    <w:basedOn w:val="DefaultParagraphFont"/>
+    <w:link w:val="Heading3"/>
+    <w:uiPriority w:val="9"/>
+    <w:rsid w:val="00C10F46"/>
+    <w:rPr>
+      <w:rFonts w:asciiTheme="majorHAnsi" w:eastAsiaTheme="majorEastAsia" w:hAnsiTheme="majorHAnsi" w:cstheme="majorBidi"/>
+      <w:color w:val="243F60" w:themeColor="accent1" w:themeShade="7F"/>
+      <w:sz w:val="24"/>
+      <w:szCs w:val="24"/>
     </w:rPr>
   </w:style>
 </w:styles>
@@ -45350,7 +46365,7 @@
 </file>
 
 <file path=customXml/item2.xml><?xml version="1.0" encoding="utf-8"?>
-<b:Sources xmlns:b="http://schemas.openxmlformats.org/officeDocument/2006/bibliography" xmlns="http://schemas.openxmlformats.org/officeDocument/2006/bibliography" SelectedStyle="\APA.XSL" StyleName="APA"/>
+<mypart/>
 </file>
 
 <file path=customXml/item3.xml><?xml version="1.0" encoding="utf-8"?>
@@ -45362,25 +46377,23 @@
 </file>
 
 <file path=customXml/item5.xml><?xml version="1.0" encoding="utf-8"?>
-<mypart/>
+<b:Sources xmlns:b="http://schemas.openxmlformats.org/officeDocument/2006/bibliography" xmlns="http://schemas.openxmlformats.org/officeDocument/2006/bibliography" SelectedStyle="\APA.XSL" StyleName="APA"/>
 </file>
 
 <file path=customXml/itemProps1.xml><?xml version="1.0" encoding="utf-8"?>
-<ds:datastoreItem xmlns:ds="http://schemas.openxmlformats.org/officeDocument/2006/customXml" ds:itemID="{129E683B-8798-4998-BC5B-3A6285F3BA66}">
+<ds:datastoreItem xmlns:ds="http://schemas.openxmlformats.org/officeDocument/2006/customXml" ds:itemID="{94DA83E4-30CE-4756-BA31-36A424DCCFFE}">
   <ds:schemaRefs/>
 </ds:datastoreItem>
 </file>
 
 <file path=customXml/itemProps2.xml><?xml version="1.0" encoding="utf-8"?>
-<ds:datastoreItem xmlns:ds="http://schemas.openxmlformats.org/officeDocument/2006/customXml" ds:itemID="{F28D3F12-7B11-41F1-95E4-756843F013A3}">
-  <ds:schemaRefs>
-    <ds:schemaRef ds:uri="http://schemas.openxmlformats.org/officeDocument/2006/bibliography"/>
-  </ds:schemaRefs>
+<ds:datastoreItem xmlns:ds="http://schemas.openxmlformats.org/officeDocument/2006/customXml" ds:itemID="{6993F598-74FB-4621-A242-6BA71A88A180}">
+  <ds:schemaRefs/>
 </ds:datastoreItem>
 </file>
 
 <file path=customXml/itemProps3.xml><?xml version="1.0" encoding="utf-8"?>
-<ds:datastoreItem xmlns:ds="http://schemas.openxmlformats.org/officeDocument/2006/customXml" ds:itemID="{6993F598-74FB-4621-A242-6BA71A88A180}">
+<ds:datastoreItem xmlns:ds="http://schemas.openxmlformats.org/officeDocument/2006/customXml" ds:itemID="{129E683B-8798-4998-BC5B-3A6285F3BA66}">
   <ds:schemaRefs/>
 </ds:datastoreItem>
 </file>
@@ -45394,7 +46407,9 @@
 </file>
 
 <file path=customXml/itemProps5.xml><?xml version="1.0" encoding="utf-8"?>
-<ds:datastoreItem xmlns:ds="http://schemas.openxmlformats.org/officeDocument/2006/customXml" ds:itemID="{94DA83E4-30CE-4756-BA31-36A424DCCFFE}">
-  <ds:schemaRefs/>
+<ds:datastoreItem xmlns:ds="http://schemas.openxmlformats.org/officeDocument/2006/customXml" ds:itemID="{F28D3F12-7B11-41F1-95E4-756843F013A3}">
+  <ds:schemaRefs>
+    <ds:schemaRef ds:uri="http://schemas.openxmlformats.org/officeDocument/2006/bibliography"/>
+  </ds:schemaRefs>
 </ds:datastoreItem>
 </file>
--- a/docs/Docx4j_GettingStarted.docx
+++ b/docs/Docx4j_GettingStarted.docx
@@ -49,7 +49,11 @@
             </w:tabs>
             <w:rPr>
               <w:noProof/>
-              <w:lang w:val="en-US" w:eastAsia="ja-JP"/>
+              <w:kern w:val="2"/>
+              <w:sz w:val="24"/>
+              <w:szCs w:val="24"/>
+              <w:lang w:eastAsia="ja-JP"/>
+              <w14:ligatures w14:val="standardContextual"/>
             </w:rPr>
           </w:pPr>
           <w:r>
@@ -61,7 +65,7 @@
           <w:r>
             <w:fldChar w:fldCharType="separate"/>
           </w:r>
-          <w:hyperlink w:anchor="_Toc96591801" w:history="1">
+          <w:hyperlink w:anchor="_Toc215732296" w:history="1">
             <w:r>
               <w:rPr>
                 <w:rStyle w:val="Hyperlink"/>
@@ -88,7 +92,7 @@
                 <w:noProof/>
                 <w:webHidden/>
               </w:rPr>
-              <w:instrText xml:space="preserve"> PAGEREF _Toc96591801 \h </w:instrText>
+              <w:instrText xml:space="preserve"> PAGEREF _Toc215732296 \h </w:instrText>
             </w:r>
             <w:r>
               <w:rPr>
@@ -127,10 +131,14 @@
             </w:tabs>
             <w:rPr>
               <w:noProof/>
-              <w:lang w:val="en-US" w:eastAsia="ja-JP"/>
+              <w:kern w:val="2"/>
+              <w:sz w:val="24"/>
+              <w:szCs w:val="24"/>
+              <w:lang w:eastAsia="ja-JP"/>
+              <w14:ligatures w14:val="standardContextual"/>
             </w:rPr>
           </w:pPr>
-          <w:hyperlink w:anchor="_Toc96591802" w:history="1">
+          <w:hyperlink w:anchor="_Toc215732297" w:history="1">
             <w:r>
               <w:rPr>
                 <w:rStyle w:val="Hyperlink"/>
@@ -157,7 +165,7 @@
                 <w:noProof/>
                 <w:webHidden/>
               </w:rPr>
-              <w:instrText xml:space="preserve"> PAGEREF _Toc96591802 \h </w:instrText>
+              <w:instrText xml:space="preserve"> PAGEREF _Toc215732297 \h </w:instrText>
             </w:r>
             <w:r>
               <w:rPr>
@@ -177,7 +185,7 @@
                 <w:noProof/>
                 <w:webHidden/>
               </w:rPr>
-              <w:t>4</w:t>
+              <w:t>5</w:t>
             </w:r>
             <w:r>
               <w:rPr>
@@ -196,10 +204,14 @@
             </w:tabs>
             <w:rPr>
               <w:noProof/>
-              <w:lang w:val="en-US" w:eastAsia="ja-JP"/>
+              <w:kern w:val="2"/>
+              <w:sz w:val="24"/>
+              <w:szCs w:val="24"/>
+              <w:lang w:eastAsia="ja-JP"/>
+              <w14:ligatures w14:val="standardContextual"/>
             </w:rPr>
           </w:pPr>
-          <w:hyperlink w:anchor="_Toc96591803" w:history="1">
+          <w:hyperlink w:anchor="_Toc215732298" w:history="1">
             <w:r>
               <w:rPr>
                 <w:rStyle w:val="Hyperlink"/>
@@ -226,7 +238,7 @@
                 <w:noProof/>
                 <w:webHidden/>
               </w:rPr>
-              <w:instrText xml:space="preserve"> PAGEREF _Toc96591803 \h </w:instrText>
+              <w:instrText xml:space="preserve"> PAGEREF _Toc215732298 \h </w:instrText>
             </w:r>
             <w:r>
               <w:rPr>
@@ -265,10 +277,14 @@
             </w:tabs>
             <w:rPr>
               <w:noProof/>
-              <w:lang w:val="en-US" w:eastAsia="ja-JP"/>
+              <w:kern w:val="2"/>
+              <w:sz w:val="24"/>
+              <w:szCs w:val="24"/>
+              <w:lang w:eastAsia="ja-JP"/>
+              <w14:ligatures w14:val="standardContextual"/>
             </w:rPr>
           </w:pPr>
-          <w:hyperlink w:anchor="_Toc96591804" w:history="1">
+          <w:hyperlink w:anchor="_Toc215732299" w:history="1">
             <w:r>
               <w:rPr>
                 <w:rStyle w:val="Hyperlink"/>
@@ -295,7 +311,7 @@
                 <w:noProof/>
                 <w:webHidden/>
               </w:rPr>
-              <w:instrText xml:space="preserve"> PAGEREF _Toc96591804 \h </w:instrText>
+              <w:instrText xml:space="preserve"> PAGEREF _Toc215732299 \h </w:instrText>
             </w:r>
             <w:r>
               <w:rPr>
@@ -334,10 +350,14 @@
             </w:tabs>
             <w:rPr>
               <w:noProof/>
-              <w:lang w:val="en-US" w:eastAsia="ja-JP"/>
+              <w:kern w:val="2"/>
+              <w:sz w:val="24"/>
+              <w:szCs w:val="24"/>
+              <w:lang w:eastAsia="ja-JP"/>
+              <w14:ligatures w14:val="standardContextual"/>
             </w:rPr>
           </w:pPr>
-          <w:hyperlink w:anchor="_Toc96591805" w:history="1">
+          <w:hyperlink w:anchor="_Toc215732300" w:history="1">
             <w:r>
               <w:rPr>
                 <w:rStyle w:val="Hyperlink"/>
@@ -364,7 +384,7 @@
                 <w:noProof/>
                 <w:webHidden/>
               </w:rPr>
-              <w:instrText xml:space="preserve"> PAGEREF _Toc96591805 \h </w:instrText>
+              <w:instrText xml:space="preserve"> PAGEREF _Toc215732300 \h </w:instrText>
             </w:r>
             <w:r>
               <w:rPr>
@@ -384,7 +404,7 @@
                 <w:noProof/>
                 <w:webHidden/>
               </w:rPr>
-              <w:t>5</w:t>
+              <w:t>6</w:t>
             </w:r>
             <w:r>
               <w:rPr>
@@ -403,10 +423,14 @@
             </w:tabs>
             <w:rPr>
               <w:noProof/>
-              <w:lang w:val="en-US" w:eastAsia="ja-JP"/>
+              <w:kern w:val="2"/>
+              <w:sz w:val="24"/>
+              <w:szCs w:val="24"/>
+              <w:lang w:eastAsia="ja-JP"/>
+              <w14:ligatures w14:val="standardContextual"/>
             </w:rPr>
           </w:pPr>
-          <w:hyperlink w:anchor="_Toc96591806" w:history="1">
+          <w:hyperlink w:anchor="_Toc215732301" w:history="1">
             <w:r>
               <w:rPr>
                 <w:rStyle w:val="Hyperlink"/>
@@ -433,7 +457,7 @@
                 <w:noProof/>
                 <w:webHidden/>
               </w:rPr>
-              <w:instrText xml:space="preserve"> PAGEREF _Toc96591806 \h </w:instrText>
+              <w:instrText xml:space="preserve"> PAGEREF _Toc215732301 \h </w:instrText>
             </w:r>
             <w:r>
               <w:rPr>
@@ -472,10 +496,14 @@
             </w:tabs>
             <w:rPr>
               <w:noProof/>
-              <w:lang w:val="en-US" w:eastAsia="ja-JP"/>
+              <w:kern w:val="2"/>
+              <w:sz w:val="24"/>
+              <w:szCs w:val="24"/>
+              <w:lang w:eastAsia="ja-JP"/>
+              <w14:ligatures w14:val="standardContextual"/>
             </w:rPr>
           </w:pPr>
-          <w:hyperlink w:anchor="_Toc96591807" w:history="1">
+          <w:hyperlink w:anchor="_Toc215732302" w:history="1">
             <w:r>
               <w:rPr>
                 <w:rStyle w:val="Hyperlink"/>
@@ -502,7 +530,7 @@
                 <w:noProof/>
                 <w:webHidden/>
               </w:rPr>
-              <w:instrText xml:space="preserve"> PAGEREF _Toc96591807 \h </w:instrText>
+              <w:instrText xml:space="preserve"> PAGEREF _Toc215732302 \h </w:instrText>
             </w:r>
             <w:r>
               <w:rPr>
@@ -541,10 +569,14 @@
             </w:tabs>
             <w:rPr>
               <w:noProof/>
-              <w:lang w:val="en-US" w:eastAsia="ja-JP"/>
+              <w:kern w:val="2"/>
+              <w:sz w:val="24"/>
+              <w:szCs w:val="24"/>
+              <w:lang w:eastAsia="ja-JP"/>
+              <w14:ligatures w14:val="standardContextual"/>
             </w:rPr>
           </w:pPr>
-          <w:hyperlink w:anchor="_Toc96591808" w:history="1">
+          <w:hyperlink w:anchor="_Toc215732303" w:history="1">
             <w:r>
               <w:rPr>
                 <w:rStyle w:val="Hyperlink"/>
@@ -572,7 +604,7 @@
                 <w:noProof/>
                 <w:webHidden/>
               </w:rPr>
-              <w:instrText xml:space="preserve"> PAGEREF _Toc96591808 \h </w:instrText>
+              <w:instrText xml:space="preserve"> PAGEREF _Toc215732303 \h </w:instrText>
             </w:r>
             <w:r>
               <w:rPr>
@@ -611,10 +643,14 @@
             </w:tabs>
             <w:rPr>
               <w:noProof/>
-              <w:lang w:val="en-US" w:eastAsia="ja-JP"/>
+              <w:kern w:val="2"/>
+              <w:sz w:val="24"/>
+              <w:szCs w:val="24"/>
+              <w:lang w:eastAsia="ja-JP"/>
+              <w14:ligatures w14:val="standardContextual"/>
             </w:rPr>
           </w:pPr>
-          <w:hyperlink w:anchor="_Toc96591809" w:history="1">
+          <w:hyperlink w:anchor="_Toc215732304" w:history="1">
             <w:r>
               <w:rPr>
                 <w:rStyle w:val="Hyperlink"/>
@@ -641,7 +677,7 @@
                 <w:noProof/>
                 <w:webHidden/>
               </w:rPr>
-              <w:instrText xml:space="preserve"> PAGEREF _Toc96591809 \h </w:instrText>
+              <w:instrText xml:space="preserve"> PAGEREF _Toc215732304 \h </w:instrText>
             </w:r>
             <w:r>
               <w:rPr>
@@ -680,10 +716,14 @@
             </w:tabs>
             <w:rPr>
               <w:noProof/>
-              <w:lang w:val="en-US" w:eastAsia="ja-JP"/>
+              <w:kern w:val="2"/>
+              <w:sz w:val="24"/>
+              <w:szCs w:val="24"/>
+              <w:lang w:eastAsia="ja-JP"/>
+              <w14:ligatures w14:val="standardContextual"/>
             </w:rPr>
           </w:pPr>
-          <w:hyperlink w:anchor="_Toc96591810" w:history="1">
+          <w:hyperlink w:anchor="_Toc215732305" w:history="1">
             <w:r>
               <w:rPr>
                 <w:rStyle w:val="Hyperlink"/>
@@ -710,7 +750,7 @@
                 <w:noProof/>
                 <w:webHidden/>
               </w:rPr>
-              <w:instrText xml:space="preserve"> PAGEREF _Toc96591810 \h </w:instrText>
+              <w:instrText xml:space="preserve"> PAGEREF _Toc215732305 \h </w:instrText>
             </w:r>
             <w:r>
               <w:rPr>
@@ -749,10 +789,14 @@
             </w:tabs>
             <w:rPr>
               <w:noProof/>
-              <w:lang w:val="en-US" w:eastAsia="ja-JP"/>
+              <w:kern w:val="2"/>
+              <w:sz w:val="24"/>
+              <w:szCs w:val="24"/>
+              <w:lang w:eastAsia="ja-JP"/>
+              <w14:ligatures w14:val="standardContextual"/>
             </w:rPr>
           </w:pPr>
-          <w:hyperlink w:anchor="_Toc96591811" w:history="1">
+          <w:hyperlink w:anchor="_Toc215732306" w:history="1">
             <w:r>
               <w:rPr>
                 <w:rStyle w:val="Hyperlink"/>
@@ -779,7 +823,7 @@
                 <w:noProof/>
                 <w:webHidden/>
               </w:rPr>
-              <w:instrText xml:space="preserve"> PAGEREF _Toc96591811 \h </w:instrText>
+              <w:instrText xml:space="preserve"> PAGEREF _Toc215732306 \h </w:instrText>
             </w:r>
             <w:r>
               <w:rPr>
@@ -818,10 +862,14 @@
             </w:tabs>
             <w:rPr>
               <w:noProof/>
-              <w:lang w:val="en-US" w:eastAsia="ja-JP"/>
+              <w:kern w:val="2"/>
+              <w:sz w:val="24"/>
+              <w:szCs w:val="24"/>
+              <w:lang w:eastAsia="ja-JP"/>
+              <w14:ligatures w14:val="standardContextual"/>
             </w:rPr>
           </w:pPr>
-          <w:hyperlink w:anchor="_Toc96591812" w:history="1">
+          <w:hyperlink w:anchor="_Toc215732307" w:history="1">
             <w:r>
               <w:rPr>
                 <w:rStyle w:val="Hyperlink"/>
@@ -848,7 +896,7 @@
                 <w:noProof/>
                 <w:webHidden/>
               </w:rPr>
-              <w:instrText xml:space="preserve"> PAGEREF _Toc96591812 \h </w:instrText>
+              <w:instrText xml:space="preserve"> PAGEREF _Toc215732307 \h </w:instrText>
             </w:r>
             <w:r>
               <w:rPr>
@@ -887,10 +935,14 @@
             </w:tabs>
             <w:rPr>
               <w:noProof/>
-              <w:lang w:val="en-US" w:eastAsia="ja-JP"/>
+              <w:kern w:val="2"/>
+              <w:sz w:val="24"/>
+              <w:szCs w:val="24"/>
+              <w:lang w:eastAsia="ja-JP"/>
+              <w14:ligatures w14:val="standardContextual"/>
             </w:rPr>
           </w:pPr>
-          <w:hyperlink w:anchor="_Toc96591813" w:history="1">
+          <w:hyperlink w:anchor="_Toc215732308" w:history="1">
             <w:r>
               <w:rPr>
                 <w:rStyle w:val="Hyperlink"/>
@@ -917,7 +969,7 @@
                 <w:noProof/>
                 <w:webHidden/>
               </w:rPr>
-              <w:instrText xml:space="preserve"> PAGEREF _Toc96591813 \h </w:instrText>
+              <w:instrText xml:space="preserve"> PAGEREF _Toc215732308 \h </w:instrText>
             </w:r>
             <w:r>
               <w:rPr>
@@ -956,10 +1008,14 @@
             </w:tabs>
             <w:rPr>
               <w:noProof/>
-              <w:lang w:val="en-US" w:eastAsia="ja-JP"/>
+              <w:kern w:val="2"/>
+              <w:sz w:val="24"/>
+              <w:szCs w:val="24"/>
+              <w:lang w:eastAsia="ja-JP"/>
+              <w14:ligatures w14:val="standardContextual"/>
             </w:rPr>
           </w:pPr>
-          <w:hyperlink w:anchor="_Toc96591814" w:history="1">
+          <w:hyperlink w:anchor="_Toc215732309" w:history="1">
             <w:r>
               <w:rPr>
                 <w:rStyle w:val="Hyperlink"/>
@@ -986,7 +1042,7 @@
                 <w:noProof/>
                 <w:webHidden/>
               </w:rPr>
-              <w:instrText xml:space="preserve"> PAGEREF _Toc96591814 \h </w:instrText>
+              <w:instrText xml:space="preserve"> PAGEREF _Toc215732309 \h </w:instrText>
             </w:r>
             <w:r>
               <w:rPr>
@@ -1025,10 +1081,14 @@
             </w:tabs>
             <w:rPr>
               <w:noProof/>
-              <w:lang w:val="en-US" w:eastAsia="ja-JP"/>
+              <w:kern w:val="2"/>
+              <w:sz w:val="24"/>
+              <w:szCs w:val="24"/>
+              <w:lang w:eastAsia="ja-JP"/>
+              <w14:ligatures w14:val="standardContextual"/>
             </w:rPr>
           </w:pPr>
-          <w:hyperlink w:anchor="_Toc96591815" w:history="1">
+          <w:hyperlink w:anchor="_Toc215732310" w:history="1">
             <w:r>
               <w:rPr>
                 <w:rStyle w:val="Hyperlink"/>
@@ -1055,7 +1115,7 @@
                 <w:noProof/>
                 <w:webHidden/>
               </w:rPr>
-              <w:instrText xml:space="preserve"> PAGEREF _Toc96591815 \h </w:instrText>
+              <w:instrText xml:space="preserve"> PAGEREF _Toc215732310 \h </w:instrText>
             </w:r>
             <w:r>
               <w:rPr>
@@ -1094,10 +1154,14 @@
             </w:tabs>
             <w:rPr>
               <w:noProof/>
-              <w:lang w:val="en-US" w:eastAsia="ja-JP"/>
+              <w:kern w:val="2"/>
+              <w:sz w:val="24"/>
+              <w:szCs w:val="24"/>
+              <w:lang w:eastAsia="ja-JP"/>
+              <w14:ligatures w14:val="standardContextual"/>
             </w:rPr>
           </w:pPr>
-          <w:hyperlink w:anchor="_Toc96591816" w:history="1">
+          <w:hyperlink w:anchor="_Toc215732311" w:history="1">
             <w:r>
               <w:rPr>
                 <w:rStyle w:val="Hyperlink"/>
@@ -1124,7 +1188,7 @@
                 <w:noProof/>
                 <w:webHidden/>
               </w:rPr>
-              <w:instrText xml:space="preserve"> PAGEREF _Toc96591816 \h </w:instrText>
+              <w:instrText xml:space="preserve"> PAGEREF _Toc215732311 \h </w:instrText>
             </w:r>
             <w:r>
               <w:rPr>
@@ -1144,7 +1208,7 @@
                 <w:noProof/>
                 <w:webHidden/>
               </w:rPr>
-              <w:t>10</w:t>
+              <w:t>11</w:t>
             </w:r>
             <w:r>
               <w:rPr>
@@ -1163,10 +1227,14 @@
             </w:tabs>
             <w:rPr>
               <w:noProof/>
-              <w:lang w:val="en-US" w:eastAsia="ja-JP"/>
+              <w:kern w:val="2"/>
+              <w:sz w:val="24"/>
+              <w:szCs w:val="24"/>
+              <w:lang w:eastAsia="ja-JP"/>
+              <w14:ligatures w14:val="standardContextual"/>
             </w:rPr>
           </w:pPr>
-          <w:hyperlink w:anchor="_Toc96591817" w:history="1">
+          <w:hyperlink w:anchor="_Toc215732312" w:history="1">
             <w:r>
               <w:rPr>
                 <w:rStyle w:val="Hyperlink"/>
@@ -1193,7 +1261,7 @@
                 <w:noProof/>
                 <w:webHidden/>
               </w:rPr>
-              <w:instrText xml:space="preserve"> PAGEREF _Toc96591817 \h </w:instrText>
+              <w:instrText xml:space="preserve"> PAGEREF _Toc215732312 \h </w:instrText>
             </w:r>
             <w:r>
               <w:rPr>
@@ -1232,10 +1300,14 @@
             </w:tabs>
             <w:rPr>
               <w:noProof/>
-              <w:lang w:val="en-US" w:eastAsia="ja-JP"/>
+              <w:kern w:val="2"/>
+              <w:sz w:val="24"/>
+              <w:szCs w:val="24"/>
+              <w:lang w:eastAsia="ja-JP"/>
+              <w14:ligatures w14:val="standardContextual"/>
             </w:rPr>
           </w:pPr>
-          <w:hyperlink w:anchor="_Toc96591818" w:history="1">
+          <w:hyperlink w:anchor="_Toc215732313" w:history="1">
             <w:r>
               <w:rPr>
                 <w:rStyle w:val="Hyperlink"/>
@@ -1262,7 +1334,7 @@
                 <w:noProof/>
                 <w:webHidden/>
               </w:rPr>
-              <w:instrText xml:space="preserve"> PAGEREF _Toc96591818 \h </w:instrText>
+              <w:instrText xml:space="preserve"> PAGEREF _Toc215732313 \h </w:instrText>
             </w:r>
             <w:r>
               <w:rPr>
@@ -1301,10 +1373,14 @@
             </w:tabs>
             <w:rPr>
               <w:noProof/>
-              <w:lang w:val="en-US" w:eastAsia="ja-JP"/>
+              <w:kern w:val="2"/>
+              <w:sz w:val="24"/>
+              <w:szCs w:val="24"/>
+              <w:lang w:eastAsia="ja-JP"/>
+              <w14:ligatures w14:val="standardContextual"/>
             </w:rPr>
           </w:pPr>
-          <w:hyperlink w:anchor="_Toc96591819" w:history="1">
+          <w:hyperlink w:anchor="_Toc215732314" w:history="1">
             <w:r>
               <w:rPr>
                 <w:rStyle w:val="Hyperlink"/>
@@ -1331,7 +1407,7 @@
                 <w:noProof/>
                 <w:webHidden/>
               </w:rPr>
-              <w:instrText xml:space="preserve"> PAGEREF _Toc96591819 \h </w:instrText>
+              <w:instrText xml:space="preserve"> PAGEREF _Toc215732314 \h </w:instrText>
             </w:r>
             <w:r>
               <w:rPr>
@@ -1370,10 +1446,14 @@
             </w:tabs>
             <w:rPr>
               <w:noProof/>
-              <w:lang w:val="en-US" w:eastAsia="ja-JP"/>
+              <w:kern w:val="2"/>
+              <w:sz w:val="24"/>
+              <w:szCs w:val="24"/>
+              <w:lang w:eastAsia="ja-JP"/>
+              <w14:ligatures w14:val="standardContextual"/>
             </w:rPr>
           </w:pPr>
-          <w:hyperlink w:anchor="_Toc96591820" w:history="1">
+          <w:hyperlink w:anchor="_Toc215732315" w:history="1">
             <w:r>
               <w:rPr>
                 <w:rStyle w:val="Hyperlink"/>
@@ -1400,7 +1480,7 @@
                 <w:noProof/>
                 <w:webHidden/>
               </w:rPr>
-              <w:instrText xml:space="preserve"> PAGEREF _Toc96591820 \h </w:instrText>
+              <w:instrText xml:space="preserve"> PAGEREF _Toc215732315 \h </w:instrText>
             </w:r>
             <w:r>
               <w:rPr>
@@ -1439,10 +1519,14 @@
             </w:tabs>
             <w:rPr>
               <w:noProof/>
-              <w:lang w:val="en-US" w:eastAsia="ja-JP"/>
+              <w:kern w:val="2"/>
+              <w:sz w:val="24"/>
+              <w:szCs w:val="24"/>
+              <w:lang w:eastAsia="ja-JP"/>
+              <w14:ligatures w14:val="standardContextual"/>
             </w:rPr>
           </w:pPr>
-          <w:hyperlink w:anchor="_Toc96591821" w:history="1">
+          <w:hyperlink w:anchor="_Toc215732316" w:history="1">
             <w:r>
               <w:rPr>
                 <w:rStyle w:val="Hyperlink"/>
@@ -1471,7 +1555,7 @@
                 <w:noProof/>
                 <w:webHidden/>
               </w:rPr>
-              <w:instrText xml:space="preserve"> PAGEREF _Toc96591821 \h </w:instrText>
+              <w:instrText xml:space="preserve"> PAGEREF _Toc215732316 \h </w:instrText>
             </w:r>
             <w:r>
               <w:rPr>
@@ -1491,7 +1575,7 @@
                 <w:noProof/>
                 <w:webHidden/>
               </w:rPr>
-              <w:t>11</w:t>
+              <w:t>12</w:t>
             </w:r>
             <w:r>
               <w:rPr>
@@ -1510,10 +1594,14 @@
             </w:tabs>
             <w:rPr>
               <w:noProof/>
-              <w:lang w:val="en-US" w:eastAsia="ja-JP"/>
+              <w:kern w:val="2"/>
+              <w:sz w:val="24"/>
+              <w:szCs w:val="24"/>
+              <w:lang w:eastAsia="ja-JP"/>
+              <w14:ligatures w14:val="standardContextual"/>
             </w:rPr>
           </w:pPr>
-          <w:hyperlink w:anchor="_Toc96591822" w:history="1">
+          <w:hyperlink w:anchor="_Toc215732317" w:history="1">
             <w:r>
               <w:rPr>
                 <w:rStyle w:val="Hyperlink"/>
@@ -1540,7 +1628,7 @@
                 <w:noProof/>
                 <w:webHidden/>
               </w:rPr>
-              <w:instrText xml:space="preserve"> PAGEREF _Toc96591822 \h </w:instrText>
+              <w:instrText xml:space="preserve"> PAGEREF _Toc215732317 \h </w:instrText>
             </w:r>
             <w:r>
               <w:rPr>
@@ -1579,10 +1667,14 @@
             </w:tabs>
             <w:rPr>
               <w:noProof/>
-              <w:lang w:val="en-US" w:eastAsia="ja-JP"/>
+              <w:kern w:val="2"/>
+              <w:sz w:val="24"/>
+              <w:szCs w:val="24"/>
+              <w:lang w:eastAsia="ja-JP"/>
+              <w14:ligatures w14:val="standardContextual"/>
             </w:rPr>
           </w:pPr>
-          <w:hyperlink w:anchor="_Toc96591823" w:history="1">
+          <w:hyperlink w:anchor="_Toc215732318" w:history="1">
             <w:r>
               <w:rPr>
                 <w:rStyle w:val="Hyperlink"/>
@@ -1611,7 +1703,7 @@
                 <w:noProof/>
                 <w:webHidden/>
               </w:rPr>
-              <w:instrText xml:space="preserve"> PAGEREF _Toc96591823 \h </w:instrText>
+              <w:instrText xml:space="preserve"> PAGEREF _Toc215732318 \h </w:instrText>
             </w:r>
             <w:r>
               <w:rPr>
@@ -1650,10 +1742,14 @@
             </w:tabs>
             <w:rPr>
               <w:noProof/>
-              <w:lang w:val="en-US" w:eastAsia="ja-JP"/>
+              <w:kern w:val="2"/>
+              <w:sz w:val="24"/>
+              <w:szCs w:val="24"/>
+              <w:lang w:eastAsia="ja-JP"/>
+              <w14:ligatures w14:val="standardContextual"/>
             </w:rPr>
           </w:pPr>
-          <w:hyperlink w:anchor="_Toc96591824" w:history="1">
+          <w:hyperlink w:anchor="_Toc215732319" w:history="1">
             <w:r>
               <w:rPr>
                 <w:rStyle w:val="Hyperlink"/>
@@ -1681,7 +1777,7 @@
                 <w:noProof/>
                 <w:webHidden/>
               </w:rPr>
-              <w:instrText xml:space="preserve"> PAGEREF _Toc96591824 \h </w:instrText>
+              <w:instrText xml:space="preserve"> PAGEREF _Toc215732319 \h </w:instrText>
             </w:r>
             <w:r>
               <w:rPr>
@@ -1720,10 +1816,14 @@
             </w:tabs>
             <w:rPr>
               <w:noProof/>
-              <w:lang w:val="en-US" w:eastAsia="ja-JP"/>
+              <w:kern w:val="2"/>
+              <w:sz w:val="24"/>
+              <w:szCs w:val="24"/>
+              <w:lang w:eastAsia="ja-JP"/>
+              <w14:ligatures w14:val="standardContextual"/>
             </w:rPr>
           </w:pPr>
-          <w:hyperlink w:anchor="_Toc96591825" w:history="1">
+          <w:hyperlink w:anchor="_Toc215732320" w:history="1">
             <w:r>
               <w:rPr>
                 <w:rStyle w:val="Hyperlink"/>
@@ -1752,7 +1852,7 @@
                 <w:noProof/>
                 <w:webHidden/>
               </w:rPr>
-              <w:instrText xml:space="preserve"> PAGEREF _Toc96591825 \h </w:instrText>
+              <w:instrText xml:space="preserve"> PAGEREF _Toc215732320 \h </w:instrText>
             </w:r>
             <w:r>
               <w:rPr>
@@ -1791,10 +1891,14 @@
             </w:tabs>
             <w:rPr>
               <w:noProof/>
-              <w:lang w:val="en-US" w:eastAsia="ja-JP"/>
+              <w:kern w:val="2"/>
+              <w:sz w:val="24"/>
+              <w:szCs w:val="24"/>
+              <w:lang w:eastAsia="ja-JP"/>
+              <w14:ligatures w14:val="standardContextual"/>
             </w:rPr>
           </w:pPr>
-          <w:hyperlink w:anchor="_Toc96591826" w:history="1">
+          <w:hyperlink w:anchor="_Toc215732321" w:history="1">
             <w:r>
               <w:rPr>
                 <w:rStyle w:val="Hyperlink"/>
@@ -1823,7 +1927,7 @@
                 <w:noProof/>
                 <w:webHidden/>
               </w:rPr>
-              <w:instrText xml:space="preserve"> PAGEREF _Toc96591826 \h </w:instrText>
+              <w:instrText xml:space="preserve"> PAGEREF _Toc215732321 \h </w:instrText>
             </w:r>
             <w:r>
               <w:rPr>
@@ -1862,10 +1966,14 @@
             </w:tabs>
             <w:rPr>
               <w:noProof/>
-              <w:lang w:val="en-US" w:eastAsia="ja-JP"/>
+              <w:kern w:val="2"/>
+              <w:sz w:val="24"/>
+              <w:szCs w:val="24"/>
+              <w:lang w:eastAsia="ja-JP"/>
+              <w14:ligatures w14:val="standardContextual"/>
             </w:rPr>
           </w:pPr>
-          <w:hyperlink w:anchor="_Toc96591827" w:history="1">
+          <w:hyperlink w:anchor="_Toc215732322" w:history="1">
             <w:r>
               <w:rPr>
                 <w:rStyle w:val="Hyperlink"/>
@@ -1894,7 +2002,7 @@
                 <w:noProof/>
                 <w:webHidden/>
               </w:rPr>
-              <w:instrText xml:space="preserve"> PAGEREF _Toc96591827 \h </w:instrText>
+              <w:instrText xml:space="preserve"> PAGEREF _Toc215732322 \h </w:instrText>
             </w:r>
             <w:r>
               <w:rPr>
@@ -1933,10 +2041,14 @@
             </w:tabs>
             <w:rPr>
               <w:noProof/>
-              <w:lang w:val="en-US" w:eastAsia="ja-JP"/>
+              <w:kern w:val="2"/>
+              <w:sz w:val="24"/>
+              <w:szCs w:val="24"/>
+              <w:lang w:eastAsia="ja-JP"/>
+              <w14:ligatures w14:val="standardContextual"/>
             </w:rPr>
           </w:pPr>
-          <w:hyperlink w:anchor="_Toc96591828" w:history="1">
+          <w:hyperlink w:anchor="_Toc215732323" w:history="1">
             <w:r>
               <w:rPr>
                 <w:rStyle w:val="Hyperlink"/>
@@ -1965,7 +2077,7 @@
                 <w:noProof/>
                 <w:webHidden/>
               </w:rPr>
-              <w:instrText xml:space="preserve"> PAGEREF _Toc96591828 \h </w:instrText>
+              <w:instrText xml:space="preserve"> PAGEREF _Toc215732323 \h </w:instrText>
             </w:r>
             <w:r>
               <w:rPr>
@@ -2004,10 +2116,14 @@
             </w:tabs>
             <w:rPr>
               <w:noProof/>
-              <w:lang w:val="en-US" w:eastAsia="ja-JP"/>
+              <w:kern w:val="2"/>
+              <w:sz w:val="24"/>
+              <w:szCs w:val="24"/>
+              <w:lang w:eastAsia="ja-JP"/>
+              <w14:ligatures w14:val="standardContextual"/>
             </w:rPr>
           </w:pPr>
-          <w:hyperlink w:anchor="_Toc96591829" w:history="1">
+          <w:hyperlink w:anchor="_Toc215732324" w:history="1">
             <w:r>
               <w:rPr>
                 <w:rStyle w:val="Hyperlink"/>
@@ -2036,7 +2152,7 @@
                 <w:noProof/>
                 <w:webHidden/>
               </w:rPr>
-              <w:instrText xml:space="preserve"> PAGEREF _Toc96591829 \h </w:instrText>
+              <w:instrText xml:space="preserve"> PAGEREF _Toc215732324 \h </w:instrText>
             </w:r>
             <w:r>
               <w:rPr>
@@ -2075,10 +2191,14 @@
             </w:tabs>
             <w:rPr>
               <w:noProof/>
-              <w:lang w:val="en-US" w:eastAsia="ja-JP"/>
+              <w:kern w:val="2"/>
+              <w:sz w:val="24"/>
+              <w:szCs w:val="24"/>
+              <w:lang w:eastAsia="ja-JP"/>
+              <w14:ligatures w14:val="standardContextual"/>
             </w:rPr>
           </w:pPr>
-          <w:hyperlink w:anchor="_Toc96591830" w:history="1">
+          <w:hyperlink w:anchor="_Toc215732325" w:history="1">
             <w:r>
               <w:rPr>
                 <w:rStyle w:val="Hyperlink"/>
@@ -2105,7 +2225,7 @@
                 <w:noProof/>
                 <w:webHidden/>
               </w:rPr>
-              <w:instrText xml:space="preserve"> PAGEREF _Toc96591830 \h </w:instrText>
+              <w:instrText xml:space="preserve"> PAGEREF _Toc215732325 \h </w:instrText>
             </w:r>
             <w:r>
               <w:rPr>
@@ -2144,10 +2264,14 @@
             </w:tabs>
             <w:rPr>
               <w:noProof/>
-              <w:lang w:val="en-US" w:eastAsia="ja-JP"/>
+              <w:kern w:val="2"/>
+              <w:sz w:val="24"/>
+              <w:szCs w:val="24"/>
+              <w:lang w:eastAsia="ja-JP"/>
+              <w14:ligatures w14:val="standardContextual"/>
             </w:rPr>
           </w:pPr>
-          <w:hyperlink w:anchor="_Toc96591831" w:history="1">
+          <w:hyperlink w:anchor="_Toc215732326" w:history="1">
             <w:r>
               <w:rPr>
                 <w:rStyle w:val="Hyperlink"/>
@@ -2174,7 +2298,7 @@
                 <w:noProof/>
                 <w:webHidden/>
               </w:rPr>
-              <w:instrText xml:space="preserve"> PAGEREF _Toc96591831 \h </w:instrText>
+              <w:instrText xml:space="preserve"> PAGEREF _Toc215732326 \h </w:instrText>
             </w:r>
             <w:r>
               <w:rPr>
@@ -2213,10 +2337,14 @@
             </w:tabs>
             <w:rPr>
               <w:noProof/>
-              <w:lang w:val="en-US" w:eastAsia="ja-JP"/>
+              <w:kern w:val="2"/>
+              <w:sz w:val="24"/>
+              <w:szCs w:val="24"/>
+              <w:lang w:eastAsia="ja-JP"/>
+              <w14:ligatures w14:val="standardContextual"/>
             </w:rPr>
           </w:pPr>
-          <w:hyperlink w:anchor="_Toc96591832" w:history="1">
+          <w:hyperlink w:anchor="_Toc215732327" w:history="1">
             <w:r>
               <w:rPr>
                 <w:rStyle w:val="Hyperlink"/>
@@ -2245,7 +2373,7 @@
                 <w:noProof/>
                 <w:webHidden/>
               </w:rPr>
-              <w:instrText xml:space="preserve"> PAGEREF _Toc96591832 \h </w:instrText>
+              <w:instrText xml:space="preserve"> PAGEREF _Toc215732327 \h </w:instrText>
             </w:r>
             <w:r>
               <w:rPr>
@@ -2284,10 +2412,14 @@
             </w:tabs>
             <w:rPr>
               <w:noProof/>
-              <w:lang w:val="en-US" w:eastAsia="ja-JP"/>
+              <w:kern w:val="2"/>
+              <w:sz w:val="24"/>
+              <w:szCs w:val="24"/>
+              <w:lang w:eastAsia="ja-JP"/>
+              <w14:ligatures w14:val="standardContextual"/>
             </w:rPr>
           </w:pPr>
-          <w:hyperlink w:anchor="_Toc96591833" w:history="1">
+          <w:hyperlink w:anchor="_Toc215732328" w:history="1">
             <w:r>
               <w:rPr>
                 <w:rStyle w:val="Hyperlink"/>
@@ -2316,7 +2448,7 @@
                 <w:noProof/>
                 <w:webHidden/>
               </w:rPr>
-              <w:instrText xml:space="preserve"> PAGEREF _Toc96591833 \h </w:instrText>
+              <w:instrText xml:space="preserve"> PAGEREF _Toc215732328 \h </w:instrText>
             </w:r>
             <w:r>
               <w:rPr>
@@ -2355,10 +2487,14 @@
             </w:tabs>
             <w:rPr>
               <w:noProof/>
-              <w:lang w:val="en-US" w:eastAsia="ja-JP"/>
+              <w:kern w:val="2"/>
+              <w:sz w:val="24"/>
+              <w:szCs w:val="24"/>
+              <w:lang w:eastAsia="ja-JP"/>
+              <w14:ligatures w14:val="standardContextual"/>
             </w:rPr>
           </w:pPr>
-          <w:hyperlink w:anchor="_Toc96591834" w:history="1">
+          <w:hyperlink w:anchor="_Toc215732329" w:history="1">
             <w:r>
               <w:rPr>
                 <w:rStyle w:val="Hyperlink"/>
@@ -2387,7 +2523,7 @@
                 <w:noProof/>
                 <w:webHidden/>
               </w:rPr>
-              <w:instrText xml:space="preserve"> PAGEREF _Toc96591834 \h </w:instrText>
+              <w:instrText xml:space="preserve"> PAGEREF _Toc215732329 \h </w:instrText>
             </w:r>
             <w:r>
               <w:rPr>
@@ -2426,10 +2562,14 @@
             </w:tabs>
             <w:rPr>
               <w:noProof/>
-              <w:lang w:val="en-US" w:eastAsia="ja-JP"/>
+              <w:kern w:val="2"/>
+              <w:sz w:val="24"/>
+              <w:szCs w:val="24"/>
+              <w:lang w:eastAsia="ja-JP"/>
+              <w14:ligatures w14:val="standardContextual"/>
             </w:rPr>
           </w:pPr>
-          <w:hyperlink w:anchor="_Toc96591835" w:history="1">
+          <w:hyperlink w:anchor="_Toc215732330" w:history="1">
             <w:r>
               <w:rPr>
                 <w:rStyle w:val="Hyperlink"/>
@@ -2458,7 +2598,7 @@
                 <w:noProof/>
                 <w:webHidden/>
               </w:rPr>
-              <w:instrText xml:space="preserve"> PAGEREF _Toc96591835 \h </w:instrText>
+              <w:instrText xml:space="preserve"> PAGEREF _Toc215732330 \h </w:instrText>
             </w:r>
             <w:r>
               <w:rPr>
@@ -2497,10 +2637,14 @@
             </w:tabs>
             <w:rPr>
               <w:noProof/>
-              <w:lang w:val="en-US" w:eastAsia="ja-JP"/>
+              <w:kern w:val="2"/>
+              <w:sz w:val="24"/>
+              <w:szCs w:val="24"/>
+              <w:lang w:eastAsia="ja-JP"/>
+              <w14:ligatures w14:val="standardContextual"/>
             </w:rPr>
           </w:pPr>
-          <w:hyperlink w:anchor="_Toc96591836" w:history="1">
+          <w:hyperlink w:anchor="_Toc215732331" w:history="1">
             <w:r>
               <w:rPr>
                 <w:rStyle w:val="Hyperlink"/>
@@ -2529,7 +2673,7 @@
                 <w:noProof/>
                 <w:webHidden/>
               </w:rPr>
-              <w:instrText xml:space="preserve"> PAGEREF _Toc96591836 \h </w:instrText>
+              <w:instrText xml:space="preserve"> PAGEREF _Toc215732331 \h </w:instrText>
             </w:r>
             <w:r>
               <w:rPr>
@@ -2568,10 +2712,14 @@
             </w:tabs>
             <w:rPr>
               <w:noProof/>
-              <w:lang w:val="en-US" w:eastAsia="ja-JP"/>
+              <w:kern w:val="2"/>
+              <w:sz w:val="24"/>
+              <w:szCs w:val="24"/>
+              <w:lang w:eastAsia="ja-JP"/>
+              <w14:ligatures w14:val="standardContextual"/>
             </w:rPr>
           </w:pPr>
-          <w:hyperlink w:anchor="_Toc96591837" w:history="1">
+          <w:hyperlink w:anchor="_Toc215732332" w:history="1">
             <w:r>
               <w:rPr>
                 <w:rStyle w:val="Hyperlink"/>
@@ -2598,7 +2746,7 @@
                 <w:noProof/>
                 <w:webHidden/>
               </w:rPr>
-              <w:instrText xml:space="preserve"> PAGEREF _Toc96591837 \h </w:instrText>
+              <w:instrText xml:space="preserve"> PAGEREF _Toc215732332 \h </w:instrText>
             </w:r>
             <w:r>
               <w:rPr>
@@ -2637,10 +2785,14 @@
             </w:tabs>
             <w:rPr>
               <w:noProof/>
-              <w:lang w:val="en-US" w:eastAsia="ja-JP"/>
+              <w:kern w:val="2"/>
+              <w:sz w:val="24"/>
+              <w:szCs w:val="24"/>
+              <w:lang w:eastAsia="ja-JP"/>
+              <w14:ligatures w14:val="standardContextual"/>
             </w:rPr>
           </w:pPr>
-          <w:hyperlink w:anchor="_Toc96591838" w:history="1">
+          <w:hyperlink w:anchor="_Toc215732333" w:history="1">
             <w:r>
               <w:rPr>
                 <w:rStyle w:val="Hyperlink"/>
@@ -2669,7 +2821,7 @@
                 <w:noProof/>
                 <w:webHidden/>
               </w:rPr>
-              <w:instrText xml:space="preserve"> PAGEREF _Toc96591838 \h </w:instrText>
+              <w:instrText xml:space="preserve"> PAGEREF _Toc215732333 \h </w:instrText>
             </w:r>
             <w:r>
               <w:rPr>
@@ -2708,10 +2860,14 @@
             </w:tabs>
             <w:rPr>
               <w:noProof/>
-              <w:lang w:val="en-US" w:eastAsia="ja-JP"/>
+              <w:kern w:val="2"/>
+              <w:sz w:val="24"/>
+              <w:szCs w:val="24"/>
+              <w:lang w:eastAsia="ja-JP"/>
+              <w14:ligatures w14:val="standardContextual"/>
             </w:rPr>
           </w:pPr>
-          <w:hyperlink w:anchor="_Toc96591839" w:history="1">
+          <w:hyperlink w:anchor="_Toc215732334" w:history="1">
             <w:r>
               <w:rPr>
                 <w:rStyle w:val="Hyperlink"/>
@@ -2740,7 +2896,7 @@
                 <w:noProof/>
                 <w:webHidden/>
               </w:rPr>
-              <w:instrText xml:space="preserve"> PAGEREF _Toc96591839 \h </w:instrText>
+              <w:instrText xml:space="preserve"> PAGEREF _Toc215732334 \h </w:instrText>
             </w:r>
             <w:r>
               <w:rPr>
@@ -2779,10 +2935,14 @@
             </w:tabs>
             <w:rPr>
               <w:noProof/>
-              <w:lang w:val="en-US" w:eastAsia="ja-JP"/>
+              <w:kern w:val="2"/>
+              <w:sz w:val="24"/>
+              <w:szCs w:val="24"/>
+              <w:lang w:eastAsia="ja-JP"/>
+              <w14:ligatures w14:val="standardContextual"/>
             </w:rPr>
           </w:pPr>
-          <w:hyperlink w:anchor="_Toc96591840" w:history="1">
+          <w:hyperlink w:anchor="_Toc215732335" w:history="1">
             <w:r>
               <w:rPr>
                 <w:rStyle w:val="Hyperlink"/>
@@ -2811,7 +2971,7 @@
                 <w:noProof/>
                 <w:webHidden/>
               </w:rPr>
-              <w:instrText xml:space="preserve"> PAGEREF _Toc96591840 \h </w:instrText>
+              <w:instrText xml:space="preserve"> PAGEREF _Toc215732335 \h </w:instrText>
             </w:r>
             <w:r>
               <w:rPr>
@@ -2850,10 +3010,14 @@
             </w:tabs>
             <w:rPr>
               <w:noProof/>
-              <w:lang w:val="en-US" w:eastAsia="ja-JP"/>
+              <w:kern w:val="2"/>
+              <w:sz w:val="24"/>
+              <w:szCs w:val="24"/>
+              <w:lang w:eastAsia="ja-JP"/>
+              <w14:ligatures w14:val="standardContextual"/>
             </w:rPr>
           </w:pPr>
-          <w:hyperlink w:anchor="_Toc96591841" w:history="1">
+          <w:hyperlink w:anchor="_Toc215732336" w:history="1">
             <w:r>
               <w:rPr>
                 <w:rStyle w:val="Hyperlink"/>
@@ -2880,7 +3044,7 @@
                 <w:noProof/>
                 <w:webHidden/>
               </w:rPr>
-              <w:instrText xml:space="preserve"> PAGEREF _Toc96591841 \h </w:instrText>
+              <w:instrText xml:space="preserve"> PAGEREF _Toc215732336 \h </w:instrText>
             </w:r>
             <w:r>
               <w:rPr>
@@ -2919,10 +3083,14 @@
             </w:tabs>
             <w:rPr>
               <w:noProof/>
-              <w:lang w:val="en-US" w:eastAsia="ja-JP"/>
+              <w:kern w:val="2"/>
+              <w:sz w:val="24"/>
+              <w:szCs w:val="24"/>
+              <w:lang w:eastAsia="ja-JP"/>
+              <w14:ligatures w14:val="standardContextual"/>
             </w:rPr>
           </w:pPr>
-          <w:hyperlink w:anchor="_Toc96591842" w:history="1">
+          <w:hyperlink w:anchor="_Toc215732337" w:history="1">
             <w:r>
               <w:rPr>
                 <w:rStyle w:val="Hyperlink"/>
@@ -2949,7 +3117,7 @@
                 <w:noProof/>
                 <w:webHidden/>
               </w:rPr>
-              <w:instrText xml:space="preserve"> PAGEREF _Toc96591842 \h </w:instrText>
+              <w:instrText xml:space="preserve"> PAGEREF _Toc215732337 \h </w:instrText>
             </w:r>
             <w:r>
               <w:rPr>
@@ -2988,10 +3156,14 @@
             </w:tabs>
             <w:rPr>
               <w:noProof/>
-              <w:lang w:val="en-US" w:eastAsia="ja-JP"/>
+              <w:kern w:val="2"/>
+              <w:sz w:val="24"/>
+              <w:szCs w:val="24"/>
+              <w:lang w:eastAsia="ja-JP"/>
+              <w14:ligatures w14:val="standardContextual"/>
             </w:rPr>
           </w:pPr>
-          <w:hyperlink w:anchor="_Toc96591843" w:history="1">
+          <w:hyperlink w:anchor="_Toc215732338" w:history="1">
             <w:r>
               <w:rPr>
                 <w:rStyle w:val="Hyperlink"/>
@@ -3018,7 +3190,7 @@
                 <w:noProof/>
                 <w:webHidden/>
               </w:rPr>
-              <w:instrText xml:space="preserve"> PAGEREF _Toc96591843 \h </w:instrText>
+              <w:instrText xml:space="preserve"> PAGEREF _Toc215732338 \h </w:instrText>
             </w:r>
             <w:r>
               <w:rPr>
@@ -3057,10 +3229,14 @@
             </w:tabs>
             <w:rPr>
               <w:noProof/>
-              <w:lang w:val="en-US" w:eastAsia="ja-JP"/>
+              <w:kern w:val="2"/>
+              <w:sz w:val="24"/>
+              <w:szCs w:val="24"/>
+              <w:lang w:eastAsia="ja-JP"/>
+              <w14:ligatures w14:val="standardContextual"/>
             </w:rPr>
           </w:pPr>
-          <w:hyperlink w:anchor="_Toc96591844" w:history="1">
+          <w:hyperlink w:anchor="_Toc215732339" w:history="1">
             <w:r>
               <w:rPr>
                 <w:rStyle w:val="Hyperlink"/>
@@ -3088,7 +3264,7 @@
                 <w:noProof/>
                 <w:webHidden/>
               </w:rPr>
-              <w:instrText xml:space="preserve"> PAGEREF _Toc96591844 \h </w:instrText>
+              <w:instrText xml:space="preserve"> PAGEREF _Toc215732339 \h </w:instrText>
             </w:r>
             <w:r>
               <w:rPr>
@@ -3127,10 +3303,14 @@
             </w:tabs>
             <w:rPr>
               <w:noProof/>
-              <w:lang w:val="en-US" w:eastAsia="ja-JP"/>
+              <w:kern w:val="2"/>
+              <w:sz w:val="24"/>
+              <w:szCs w:val="24"/>
+              <w:lang w:eastAsia="ja-JP"/>
+              <w14:ligatures w14:val="standardContextual"/>
             </w:rPr>
           </w:pPr>
-          <w:hyperlink w:anchor="_Toc96591845" w:history="1">
+          <w:hyperlink w:anchor="_Toc215732340" w:history="1">
             <w:r>
               <w:rPr>
                 <w:rStyle w:val="Hyperlink"/>
@@ -3158,7 +3338,7 @@
                 <w:noProof/>
                 <w:webHidden/>
               </w:rPr>
-              <w:instrText xml:space="preserve"> PAGEREF _Toc96591845 \h </w:instrText>
+              <w:instrText xml:space="preserve"> PAGEREF _Toc215732340 \h </w:instrText>
             </w:r>
             <w:r>
               <w:rPr>
@@ -3197,10 +3377,14 @@
             </w:tabs>
             <w:rPr>
               <w:noProof/>
-              <w:lang w:val="en-US" w:eastAsia="ja-JP"/>
+              <w:kern w:val="2"/>
+              <w:sz w:val="24"/>
+              <w:szCs w:val="24"/>
+              <w:lang w:eastAsia="ja-JP"/>
+              <w14:ligatures w14:val="standardContextual"/>
             </w:rPr>
           </w:pPr>
-          <w:hyperlink w:anchor="_Toc96591846" w:history="1">
+          <w:hyperlink w:anchor="_Toc215732341" w:history="1">
             <w:r>
               <w:rPr>
                 <w:rStyle w:val="Hyperlink"/>
@@ -3228,7 +3412,7 @@
                 <w:noProof/>
                 <w:webHidden/>
               </w:rPr>
-              <w:instrText xml:space="preserve"> PAGEREF _Toc96591846 \h </w:instrText>
+              <w:instrText xml:space="preserve"> PAGEREF _Toc215732341 \h </w:instrText>
             </w:r>
             <w:r>
               <w:rPr>
@@ -3267,10 +3451,14 @@
             </w:tabs>
             <w:rPr>
               <w:noProof/>
-              <w:lang w:val="en-US" w:eastAsia="ja-JP"/>
+              <w:kern w:val="2"/>
+              <w:sz w:val="24"/>
+              <w:szCs w:val="24"/>
+              <w:lang w:eastAsia="ja-JP"/>
+              <w14:ligatures w14:val="standardContextual"/>
             </w:rPr>
           </w:pPr>
-          <w:hyperlink w:anchor="_Toc96591847" w:history="1">
+          <w:hyperlink w:anchor="_Toc215732342" w:history="1">
             <w:r>
               <w:rPr>
                 <w:rStyle w:val="Hyperlink"/>
@@ -3298,7 +3486,7 @@
                 <w:noProof/>
                 <w:webHidden/>
               </w:rPr>
-              <w:instrText xml:space="preserve"> PAGEREF _Toc96591847 \h </w:instrText>
+              <w:instrText xml:space="preserve"> PAGEREF _Toc215732342 \h </w:instrText>
             </w:r>
             <w:r>
               <w:rPr>
@@ -3337,10 +3525,14 @@
             </w:tabs>
             <w:rPr>
               <w:noProof/>
-              <w:lang w:val="en-US" w:eastAsia="ja-JP"/>
+              <w:kern w:val="2"/>
+              <w:sz w:val="24"/>
+              <w:szCs w:val="24"/>
+              <w:lang w:eastAsia="ja-JP"/>
+              <w14:ligatures w14:val="standardContextual"/>
             </w:rPr>
           </w:pPr>
-          <w:hyperlink w:anchor="_Toc96591848" w:history="1">
+          <w:hyperlink w:anchor="_Toc215732343" w:history="1">
             <w:r>
               <w:rPr>
                 <w:rStyle w:val="Hyperlink"/>
@@ -3368,7 +3560,7 @@
                 <w:noProof/>
                 <w:webHidden/>
               </w:rPr>
-              <w:instrText xml:space="preserve"> PAGEREF _Toc96591848 \h </w:instrText>
+              <w:instrText xml:space="preserve"> PAGEREF _Toc215732343 \h </w:instrText>
             </w:r>
             <w:r>
               <w:rPr>
@@ -3407,10 +3599,14 @@
             </w:tabs>
             <w:rPr>
               <w:noProof/>
-              <w:lang w:val="en-US" w:eastAsia="ja-JP"/>
+              <w:kern w:val="2"/>
+              <w:sz w:val="24"/>
+              <w:szCs w:val="24"/>
+              <w:lang w:eastAsia="ja-JP"/>
+              <w14:ligatures w14:val="standardContextual"/>
             </w:rPr>
           </w:pPr>
-          <w:hyperlink w:anchor="_Toc96591849" w:history="1">
+          <w:hyperlink w:anchor="_Toc215732344" w:history="1">
             <w:r>
               <w:rPr>
                 <w:rStyle w:val="Hyperlink"/>
@@ -3438,7 +3634,7 @@
                 <w:noProof/>
                 <w:webHidden/>
               </w:rPr>
-              <w:instrText xml:space="preserve"> PAGEREF _Toc96591849 \h </w:instrText>
+              <w:instrText xml:space="preserve"> PAGEREF _Toc215732344 \h </w:instrText>
             </w:r>
             <w:r>
               <w:rPr>
@@ -3477,10 +3673,14 @@
             </w:tabs>
             <w:rPr>
               <w:noProof/>
-              <w:lang w:val="en-US" w:eastAsia="ja-JP"/>
+              <w:kern w:val="2"/>
+              <w:sz w:val="24"/>
+              <w:szCs w:val="24"/>
+              <w:lang w:eastAsia="ja-JP"/>
+              <w14:ligatures w14:val="standardContextual"/>
             </w:rPr>
           </w:pPr>
-          <w:hyperlink w:anchor="_Toc96591850" w:history="1">
+          <w:hyperlink w:anchor="_Toc215732345" w:history="1">
             <w:r>
               <w:rPr>
                 <w:rStyle w:val="Hyperlink"/>
@@ -3507,7 +3707,7 @@
                 <w:noProof/>
                 <w:webHidden/>
               </w:rPr>
-              <w:instrText xml:space="preserve"> PAGEREF _Toc96591850 \h </w:instrText>
+              <w:instrText xml:space="preserve"> PAGEREF _Toc215732345 \h </w:instrText>
             </w:r>
             <w:r>
               <w:rPr>
@@ -3546,10 +3746,14 @@
             </w:tabs>
             <w:rPr>
               <w:noProof/>
-              <w:lang w:val="en-US" w:eastAsia="ja-JP"/>
+              <w:kern w:val="2"/>
+              <w:sz w:val="24"/>
+              <w:szCs w:val="24"/>
+              <w:lang w:eastAsia="ja-JP"/>
+              <w14:ligatures w14:val="standardContextual"/>
             </w:rPr>
           </w:pPr>
-          <w:hyperlink w:anchor="_Toc96591851" w:history="1">
+          <w:hyperlink w:anchor="_Toc215732346" w:history="1">
             <w:r>
               <w:rPr>
                 <w:rStyle w:val="Hyperlink"/>
@@ -3576,7 +3780,7 @@
                 <w:noProof/>
                 <w:webHidden/>
               </w:rPr>
-              <w:instrText xml:space="preserve"> PAGEREF _Toc96591851 \h </w:instrText>
+              <w:instrText xml:space="preserve"> PAGEREF _Toc215732346 \h </w:instrText>
             </w:r>
             <w:r>
               <w:rPr>
@@ -3615,10 +3819,14 @@
             </w:tabs>
             <w:rPr>
               <w:noProof/>
-              <w:lang w:val="en-US" w:eastAsia="ja-JP"/>
+              <w:kern w:val="2"/>
+              <w:sz w:val="24"/>
+              <w:szCs w:val="24"/>
+              <w:lang w:eastAsia="ja-JP"/>
+              <w14:ligatures w14:val="standardContextual"/>
             </w:rPr>
           </w:pPr>
-          <w:hyperlink w:anchor="_Toc96591852" w:history="1">
+          <w:hyperlink w:anchor="_Toc215732347" w:history="1">
             <w:r>
               <w:rPr>
                 <w:rStyle w:val="Hyperlink"/>
@@ -3645,7 +3853,7 @@
                 <w:noProof/>
                 <w:webHidden/>
               </w:rPr>
-              <w:instrText xml:space="preserve"> PAGEREF _Toc96591852 \h </w:instrText>
+              <w:instrText xml:space="preserve"> PAGEREF _Toc215732347 \h </w:instrText>
             </w:r>
             <w:r>
               <w:rPr>
@@ -3684,10 +3892,14 @@
             </w:tabs>
             <w:rPr>
               <w:noProof/>
-              <w:lang w:val="en-US" w:eastAsia="ja-JP"/>
+              <w:kern w:val="2"/>
+              <w:sz w:val="24"/>
+              <w:szCs w:val="24"/>
+              <w:lang w:eastAsia="ja-JP"/>
+              <w14:ligatures w14:val="standardContextual"/>
             </w:rPr>
           </w:pPr>
-          <w:hyperlink w:anchor="_Toc96591853" w:history="1">
+          <w:hyperlink w:anchor="_Toc215732348" w:history="1">
             <w:r>
               <w:rPr>
                 <w:rStyle w:val="Hyperlink"/>
@@ -3714,7 +3926,7 @@
                 <w:noProof/>
                 <w:webHidden/>
               </w:rPr>
-              <w:instrText xml:space="preserve"> PAGEREF _Toc96591853 \h </w:instrText>
+              <w:instrText xml:space="preserve"> PAGEREF _Toc215732348 \h </w:instrText>
             </w:r>
             <w:r>
               <w:rPr>
@@ -3753,10 +3965,14 @@
             </w:tabs>
             <w:rPr>
               <w:noProof/>
-              <w:lang w:val="en-US" w:eastAsia="ja-JP"/>
+              <w:kern w:val="2"/>
+              <w:sz w:val="24"/>
+              <w:szCs w:val="24"/>
+              <w:lang w:eastAsia="ja-JP"/>
+              <w14:ligatures w14:val="standardContextual"/>
             </w:rPr>
           </w:pPr>
-          <w:hyperlink w:anchor="_Toc96591854" w:history="1">
+          <w:hyperlink w:anchor="_Toc215732349" w:history="1">
             <w:r>
               <w:rPr>
                 <w:rStyle w:val="Hyperlink"/>
@@ -3783,7 +3999,7 @@
                 <w:noProof/>
                 <w:webHidden/>
               </w:rPr>
-              <w:instrText xml:space="preserve"> PAGEREF _Toc96591854 \h </w:instrText>
+              <w:instrText xml:space="preserve"> PAGEREF _Toc215732349 \h </w:instrText>
             </w:r>
             <w:r>
               <w:rPr>
@@ -3822,10 +4038,14 @@
             </w:tabs>
             <w:rPr>
               <w:noProof/>
-              <w:lang w:val="en-US" w:eastAsia="ja-JP"/>
+              <w:kern w:val="2"/>
+              <w:sz w:val="24"/>
+              <w:szCs w:val="24"/>
+              <w:lang w:eastAsia="ja-JP"/>
+              <w14:ligatures w14:val="standardContextual"/>
             </w:rPr>
           </w:pPr>
-          <w:hyperlink w:anchor="_Toc96591855" w:history="1">
+          <w:hyperlink w:anchor="_Toc215732350" w:history="1">
             <w:r>
               <w:rPr>
                 <w:rStyle w:val="Hyperlink"/>
@@ -3853,7 +4073,7 @@
                 <w:noProof/>
                 <w:webHidden/>
               </w:rPr>
-              <w:instrText xml:space="preserve"> PAGEREF _Toc96591855 \h </w:instrText>
+              <w:instrText xml:space="preserve"> PAGEREF _Toc215732350 \h </w:instrText>
             </w:r>
             <w:r>
               <w:rPr>
@@ -3892,17 +4112,21 @@
             </w:tabs>
             <w:rPr>
               <w:noProof/>
-              <w:lang w:val="en-US" w:eastAsia="ja-JP"/>
+              <w:kern w:val="2"/>
+              <w:sz w:val="24"/>
+              <w:szCs w:val="24"/>
+              <w:lang w:eastAsia="ja-JP"/>
+              <w14:ligatures w14:val="standardContextual"/>
             </w:rPr>
           </w:pPr>
-          <w:hyperlink w:anchor="_Toc96591856" w:history="1">
+          <w:hyperlink w:anchor="_Toc215732351" w:history="1">
             <w:r>
               <w:rPr>
                 <w:rStyle w:val="Hyperlink"/>
                 <w:rFonts w:eastAsia="Times New Roman"/>
                 <w:noProof/>
               </w:rPr>
-              <w:t>Text substitution</w:t>
+              <w:t>Text substitution/document generation/reporting</w:t>
             </w:r>
             <w:r>
               <w:rPr>
@@ -3923,7 +4147,7 @@
                 <w:noProof/>
                 <w:webHidden/>
               </w:rPr>
-              <w:instrText xml:space="preserve"> PAGEREF _Toc96591856 \h </w:instrText>
+              <w:instrText xml:space="preserve"> PAGEREF _Toc215732351 \h </w:instrText>
             </w:r>
             <w:r>
               <w:rPr>
@@ -3944,6 +4168,444 @@
                 <w:webHidden/>
               </w:rPr>
               <w:t>38</w:t>
+            </w:r>
+            <w:r>
+              <w:rPr>
+                <w:noProof/>
+                <w:webHidden/>
+              </w:rPr>
+              <w:fldChar w:fldCharType="end"/>
+            </w:r>
+          </w:hyperlink>
+        </w:p>
+        <w:p>
+          <w:pPr>
+            <w:pStyle w:val="TOC2"/>
+            <w:tabs>
+              <w:tab w:val="right" w:leader="dot" w:pos="9350"/>
+            </w:tabs>
+            <w:rPr>
+              <w:noProof/>
+              <w:kern w:val="2"/>
+              <w:sz w:val="24"/>
+              <w:szCs w:val="24"/>
+              <w:lang w:eastAsia="ja-JP"/>
+              <w14:ligatures w14:val="standardContextual"/>
+            </w:rPr>
+          </w:pPr>
+          <w:hyperlink w:anchor="_Toc215732352" w:history="1">
+            <w:r>
+              <w:rPr>
+                <w:rStyle w:val="Hyperlink"/>
+                <w:noProof/>
+              </w:rPr>
+              <w:t>Text substitution – document surface</w:t>
+            </w:r>
+            <w:r>
+              <w:rPr>
+                <w:noProof/>
+                <w:webHidden/>
+              </w:rPr>
+              <w:tab/>
+            </w:r>
+            <w:r>
+              <w:rPr>
+                <w:noProof/>
+                <w:webHidden/>
+              </w:rPr>
+              <w:fldChar w:fldCharType="begin"/>
+            </w:r>
+            <w:r>
+              <w:rPr>
+                <w:noProof/>
+                <w:webHidden/>
+              </w:rPr>
+              <w:instrText xml:space="preserve"> PAGEREF _Toc215732352 \h </w:instrText>
+            </w:r>
+            <w:r>
+              <w:rPr>
+                <w:noProof/>
+                <w:webHidden/>
+              </w:rPr>
+            </w:r>
+            <w:r>
+              <w:rPr>
+                <w:noProof/>
+                <w:webHidden/>
+              </w:rPr>
+              <w:fldChar w:fldCharType="separate"/>
+            </w:r>
+            <w:r>
+              <w:rPr>
+                <w:noProof/>
+                <w:webHidden/>
+              </w:rPr>
+              <w:t>39</w:t>
+            </w:r>
+            <w:r>
+              <w:rPr>
+                <w:noProof/>
+                <w:webHidden/>
+              </w:rPr>
+              <w:fldChar w:fldCharType="end"/>
+            </w:r>
+          </w:hyperlink>
+        </w:p>
+        <w:p>
+          <w:pPr>
+            <w:pStyle w:val="TOC2"/>
+            <w:tabs>
+              <w:tab w:val="right" w:leader="dot" w:pos="9350"/>
+            </w:tabs>
+            <w:rPr>
+              <w:noProof/>
+              <w:kern w:val="2"/>
+              <w:sz w:val="24"/>
+              <w:szCs w:val="24"/>
+              <w:lang w:eastAsia="ja-JP"/>
+              <w14:ligatures w14:val="standardContextual"/>
+            </w:rPr>
+          </w:pPr>
+          <w:hyperlink w:anchor="_Toc215732353" w:history="1">
+            <w:r>
+              <w:rPr>
+                <w:rStyle w:val="Hyperlink"/>
+                <w:noProof/>
+              </w:rPr>
+              <w:t>Text substitution via data bound content controls</w:t>
+            </w:r>
+            <w:r>
+              <w:rPr>
+                <w:noProof/>
+                <w:webHidden/>
+              </w:rPr>
+              <w:tab/>
+            </w:r>
+            <w:r>
+              <w:rPr>
+                <w:noProof/>
+                <w:webHidden/>
+              </w:rPr>
+              <w:fldChar w:fldCharType="begin"/>
+            </w:r>
+            <w:r>
+              <w:rPr>
+                <w:noProof/>
+                <w:webHidden/>
+              </w:rPr>
+              <w:instrText xml:space="preserve"> PAGEREF _Toc215732353 \h </w:instrText>
+            </w:r>
+            <w:r>
+              <w:rPr>
+                <w:noProof/>
+                <w:webHidden/>
+              </w:rPr>
+            </w:r>
+            <w:r>
+              <w:rPr>
+                <w:noProof/>
+                <w:webHidden/>
+              </w:rPr>
+              <w:fldChar w:fldCharType="separate"/>
+            </w:r>
+            <w:r>
+              <w:rPr>
+                <w:noProof/>
+                <w:webHidden/>
+              </w:rPr>
+              <w:t>40</w:t>
+            </w:r>
+            <w:r>
+              <w:rPr>
+                <w:noProof/>
+                <w:webHidden/>
+              </w:rPr>
+              <w:fldChar w:fldCharType="end"/>
+            </w:r>
+          </w:hyperlink>
+        </w:p>
+        <w:p>
+          <w:pPr>
+            <w:pStyle w:val="TOC3"/>
+            <w:tabs>
+              <w:tab w:val="right" w:leader="dot" w:pos="9350"/>
+            </w:tabs>
+            <w:rPr>
+              <w:noProof/>
+              <w:kern w:val="2"/>
+              <w:sz w:val="24"/>
+              <w:szCs w:val="24"/>
+              <w:lang w:eastAsia="ja-JP"/>
+              <w14:ligatures w14:val="standardContextual"/>
+            </w:rPr>
+          </w:pPr>
+          <w:hyperlink w:anchor="_Toc215732354" w:history="1">
+            <w:r>
+              <w:rPr>
+                <w:rStyle w:val="Hyperlink"/>
+                <w:noProof/>
+              </w:rPr>
+              <w:t>Binding extensions for repeats and conditionals</w:t>
+            </w:r>
+            <w:r>
+              <w:rPr>
+                <w:noProof/>
+                <w:webHidden/>
+              </w:rPr>
+              <w:tab/>
+            </w:r>
+            <w:r>
+              <w:rPr>
+                <w:noProof/>
+                <w:webHidden/>
+              </w:rPr>
+              <w:fldChar w:fldCharType="begin"/>
+            </w:r>
+            <w:r>
+              <w:rPr>
+                <w:noProof/>
+                <w:webHidden/>
+              </w:rPr>
+              <w:instrText xml:space="preserve"> PAGEREF _Toc215732354 \h </w:instrText>
+            </w:r>
+            <w:r>
+              <w:rPr>
+                <w:noProof/>
+                <w:webHidden/>
+              </w:rPr>
+            </w:r>
+            <w:r>
+              <w:rPr>
+                <w:noProof/>
+                <w:webHidden/>
+              </w:rPr>
+              <w:fldChar w:fldCharType="separate"/>
+            </w:r>
+            <w:r>
+              <w:rPr>
+                <w:noProof/>
+                <w:webHidden/>
+              </w:rPr>
+              <w:t>41</w:t>
+            </w:r>
+            <w:r>
+              <w:rPr>
+                <w:noProof/>
+                <w:webHidden/>
+              </w:rPr>
+              <w:fldChar w:fldCharType="end"/>
+            </w:r>
+          </w:hyperlink>
+        </w:p>
+        <w:p>
+          <w:pPr>
+            <w:pStyle w:val="TOC3"/>
+            <w:tabs>
+              <w:tab w:val="right" w:leader="dot" w:pos="9350"/>
+            </w:tabs>
+            <w:rPr>
+              <w:noProof/>
+              <w:kern w:val="2"/>
+              <w:sz w:val="24"/>
+              <w:szCs w:val="24"/>
+              <w:lang w:eastAsia="ja-JP"/>
+              <w14:ligatures w14:val="standardContextual"/>
+            </w:rPr>
+          </w:pPr>
+          <w:hyperlink w:anchor="_Toc215732355" w:history="1">
+            <w:r>
+              <w:rPr>
+                <w:rStyle w:val="Hyperlink"/>
+                <w:noProof/>
+              </w:rPr>
+              <w:t>Binding escaped XHTML (XML + CSS)</w:t>
+            </w:r>
+            <w:r>
+              <w:rPr>
+                <w:noProof/>
+                <w:webHidden/>
+              </w:rPr>
+              <w:tab/>
+            </w:r>
+            <w:r>
+              <w:rPr>
+                <w:noProof/>
+                <w:webHidden/>
+              </w:rPr>
+              <w:fldChar w:fldCharType="begin"/>
+            </w:r>
+            <w:r>
+              <w:rPr>
+                <w:noProof/>
+                <w:webHidden/>
+              </w:rPr>
+              <w:instrText xml:space="preserve"> PAGEREF _Toc215732355 \h </w:instrText>
+            </w:r>
+            <w:r>
+              <w:rPr>
+                <w:noProof/>
+                <w:webHidden/>
+              </w:rPr>
+            </w:r>
+            <w:r>
+              <w:rPr>
+                <w:noProof/>
+                <w:webHidden/>
+              </w:rPr>
+              <w:fldChar w:fldCharType="separate"/>
+            </w:r>
+            <w:r>
+              <w:rPr>
+                <w:noProof/>
+                <w:webHidden/>
+              </w:rPr>
+              <w:t>41</w:t>
+            </w:r>
+            <w:r>
+              <w:rPr>
+                <w:noProof/>
+                <w:webHidden/>
+              </w:rPr>
+              <w:fldChar w:fldCharType="end"/>
+            </w:r>
+          </w:hyperlink>
+        </w:p>
+        <w:p>
+          <w:pPr>
+            <w:pStyle w:val="TOC3"/>
+            <w:tabs>
+              <w:tab w:val="right" w:leader="dot" w:pos="9350"/>
+            </w:tabs>
+            <w:rPr>
+              <w:noProof/>
+              <w:kern w:val="2"/>
+              <w:sz w:val="24"/>
+              <w:szCs w:val="24"/>
+              <w:lang w:eastAsia="ja-JP"/>
+              <w14:ligatures w14:val="standardContextual"/>
+            </w:rPr>
+          </w:pPr>
+          <w:hyperlink w:anchor="_Toc215732356" w:history="1">
+            <w:r>
+              <w:rPr>
+                <w:rStyle w:val="Hyperlink"/>
+                <w:noProof/>
+              </w:rPr>
+              <w:t>Binding other rich content</w:t>
+            </w:r>
+            <w:r>
+              <w:rPr>
+                <w:noProof/>
+                <w:webHidden/>
+              </w:rPr>
+              <w:tab/>
+            </w:r>
+            <w:r>
+              <w:rPr>
+                <w:noProof/>
+                <w:webHidden/>
+              </w:rPr>
+              <w:fldChar w:fldCharType="begin"/>
+            </w:r>
+            <w:r>
+              <w:rPr>
+                <w:noProof/>
+                <w:webHidden/>
+              </w:rPr>
+              <w:instrText xml:space="preserve"> PAGEREF _Toc215732356 \h </w:instrText>
+            </w:r>
+            <w:r>
+              <w:rPr>
+                <w:noProof/>
+                <w:webHidden/>
+              </w:rPr>
+            </w:r>
+            <w:r>
+              <w:rPr>
+                <w:noProof/>
+                <w:webHidden/>
+              </w:rPr>
+              <w:fldChar w:fldCharType="separate"/>
+            </w:r>
+            <w:r>
+              <w:rPr>
+                <w:noProof/>
+                <w:webHidden/>
+              </w:rPr>
+              <w:t>41</w:t>
+            </w:r>
+            <w:r>
+              <w:rPr>
+                <w:noProof/>
+                <w:webHidden/>
+              </w:rPr>
+              <w:fldChar w:fldCharType="end"/>
+            </w:r>
+          </w:hyperlink>
+        </w:p>
+        <w:p>
+          <w:pPr>
+            <w:pStyle w:val="TOC3"/>
+            <w:tabs>
+              <w:tab w:val="right" w:leader="dot" w:pos="9350"/>
+            </w:tabs>
+            <w:rPr>
+              <w:noProof/>
+              <w:kern w:val="2"/>
+              <w:sz w:val="24"/>
+              <w:szCs w:val="24"/>
+              <w:lang w:eastAsia="ja-JP"/>
+              <w14:ligatures w14:val="standardContextual"/>
+            </w:rPr>
+          </w:pPr>
+          <w:hyperlink w:anchor="_Toc215732357" w:history="1">
+            <w:r>
+              <w:rPr>
+                <w:rStyle w:val="Hyperlink"/>
+                <w:noProof/>
+              </w:rPr>
+              <w:t>Authoring</w:t>
+            </w:r>
+            <w:r>
+              <w:rPr>
+                <w:noProof/>
+                <w:webHidden/>
+              </w:rPr>
+              <w:tab/>
+            </w:r>
+            <w:r>
+              <w:rPr>
+                <w:noProof/>
+                <w:webHidden/>
+              </w:rPr>
+              <w:fldChar w:fldCharType="begin"/>
+            </w:r>
+            <w:r>
+              <w:rPr>
+                <w:noProof/>
+                <w:webHidden/>
+              </w:rPr>
+              <w:instrText xml:space="preserve"> PAGEREF _Toc215732357 \h </w:instrText>
+            </w:r>
+            <w:r>
+              <w:rPr>
+                <w:noProof/>
+                <w:webHidden/>
+              </w:rPr>
+            </w:r>
+            <w:r>
+              <w:rPr>
+                <w:noProof/>
+                <w:webHidden/>
+              </w:rPr>
+              <w:fldChar w:fldCharType="separate"/>
+            </w:r>
+            <w:r>
+              <w:rPr>
+                <w:noProof/>
+                <w:webHidden/>
+              </w:rPr>
+              <w:t>41</w:t>
             </w:r>
             <w:r>
               <w:rPr>
@@ -3962,17 +4624,21 @@
             </w:tabs>
             <w:rPr>
               <w:noProof/>
-              <w:lang w:val="en-US" w:eastAsia="ja-JP"/>
+              <w:kern w:val="2"/>
+              <w:sz w:val="24"/>
+              <w:szCs w:val="24"/>
+              <w:lang w:eastAsia="ja-JP"/>
+              <w14:ligatures w14:val="standardContextual"/>
             </w:rPr>
           </w:pPr>
-          <w:hyperlink w:anchor="_Toc96591857" w:history="1">
+          <w:hyperlink w:anchor="_Toc215732358" w:history="1">
             <w:r>
               <w:rPr>
                 <w:rStyle w:val="Hyperlink"/>
                 <w:rFonts w:eastAsia="Times New Roman"/>
                 <w:noProof/>
               </w:rPr>
-              <w:t>Text substitution via data bound content controls</w:t>
+              <w:t>Mailmerge</w:t>
             </w:r>
             <w:r>
               <w:rPr>
@@ -3993,7 +4659,7 @@
                 <w:noProof/>
                 <w:webHidden/>
               </w:rPr>
-              <w:instrText xml:space="preserve"> PAGEREF _Toc96591857 \h </w:instrText>
+              <w:instrText xml:space="preserve"> PAGEREF _Toc215732358 \h </w:instrText>
             </w:r>
             <w:r>
               <w:rPr>
@@ -4013,7 +4679,153 @@
                 <w:noProof/>
                 <w:webHidden/>
               </w:rPr>
-              <w:t>40</w:t>
+              <w:t>41</w:t>
+            </w:r>
+            <w:r>
+              <w:rPr>
+                <w:noProof/>
+                <w:webHidden/>
+              </w:rPr>
+              <w:fldChar w:fldCharType="end"/>
+            </w:r>
+          </w:hyperlink>
+        </w:p>
+        <w:p>
+          <w:pPr>
+            <w:pStyle w:val="TOC1"/>
+            <w:tabs>
+              <w:tab w:val="right" w:leader="dot" w:pos="9350"/>
+            </w:tabs>
+            <w:rPr>
+              <w:noProof/>
+              <w:kern w:val="2"/>
+              <w:sz w:val="24"/>
+              <w:szCs w:val="24"/>
+              <w:lang w:eastAsia="ja-JP"/>
+              <w14:ligatures w14:val="standardContextual"/>
+            </w:rPr>
+          </w:pPr>
+          <w:hyperlink w:anchor="_Toc215732359" w:history="1">
+            <w:r>
+              <w:rPr>
+                <w:rStyle w:val="Hyperlink"/>
+                <w:noProof/>
+              </w:rPr>
+              <w:t>SmartArt</w:t>
+            </w:r>
+            <w:r>
+              <w:rPr>
+                <w:noProof/>
+                <w:webHidden/>
+              </w:rPr>
+              <w:tab/>
+            </w:r>
+            <w:r>
+              <w:rPr>
+                <w:noProof/>
+                <w:webHidden/>
+              </w:rPr>
+              <w:fldChar w:fldCharType="begin"/>
+            </w:r>
+            <w:r>
+              <w:rPr>
+                <w:noProof/>
+                <w:webHidden/>
+              </w:rPr>
+              <w:instrText xml:space="preserve"> PAGEREF _Toc215732359 \h </w:instrText>
+            </w:r>
+            <w:r>
+              <w:rPr>
+                <w:noProof/>
+                <w:webHidden/>
+              </w:rPr>
+            </w:r>
+            <w:r>
+              <w:rPr>
+                <w:noProof/>
+                <w:webHidden/>
+              </w:rPr>
+              <w:fldChar w:fldCharType="separate"/>
+            </w:r>
+            <w:r>
+              <w:rPr>
+                <w:noProof/>
+                <w:webHidden/>
+              </w:rPr>
+              <w:t>41</w:t>
+            </w:r>
+            <w:r>
+              <w:rPr>
+                <w:noProof/>
+                <w:webHidden/>
+              </w:rPr>
+              <w:fldChar w:fldCharType="end"/>
+            </w:r>
+          </w:hyperlink>
+        </w:p>
+        <w:p>
+          <w:pPr>
+            <w:pStyle w:val="TOC1"/>
+            <w:tabs>
+              <w:tab w:val="right" w:leader="dot" w:pos="9350"/>
+            </w:tabs>
+            <w:rPr>
+              <w:noProof/>
+              <w:kern w:val="2"/>
+              <w:sz w:val="24"/>
+              <w:szCs w:val="24"/>
+              <w:lang w:eastAsia="ja-JP"/>
+              <w14:ligatures w14:val="standardContextual"/>
+            </w:rPr>
+          </w:pPr>
+          <w:hyperlink w:anchor="_Toc215732360" w:history="1">
+            <w:r>
+              <w:rPr>
+                <w:rStyle w:val="Hyperlink"/>
+                <w:noProof/>
+              </w:rPr>
+              <w:t>JAXB stuff</w:t>
+            </w:r>
+            <w:r>
+              <w:rPr>
+                <w:noProof/>
+                <w:webHidden/>
+              </w:rPr>
+              <w:tab/>
+            </w:r>
+            <w:r>
+              <w:rPr>
+                <w:noProof/>
+                <w:webHidden/>
+              </w:rPr>
+              <w:fldChar w:fldCharType="begin"/>
+            </w:r>
+            <w:r>
+              <w:rPr>
+                <w:noProof/>
+                <w:webHidden/>
+              </w:rPr>
+              <w:instrText xml:space="preserve"> PAGEREF _Toc215732360 \h </w:instrText>
+            </w:r>
+            <w:r>
+              <w:rPr>
+                <w:noProof/>
+                <w:webHidden/>
+              </w:rPr>
+            </w:r>
+            <w:r>
+              <w:rPr>
+                <w:noProof/>
+                <w:webHidden/>
+              </w:rPr>
+              <w:fldChar w:fldCharType="separate"/>
+            </w:r>
+            <w:r>
+              <w:rPr>
+                <w:noProof/>
+                <w:webHidden/>
+              </w:rPr>
+              <w:t>42</w:t>
             </w:r>
             <w:r>
               <w:rPr>
@@ -4032,16 +4844,20 @@
             </w:tabs>
             <w:rPr>
               <w:noProof/>
-              <w:lang w:val="en-US" w:eastAsia="ja-JP"/>
+              <w:kern w:val="2"/>
+              <w:sz w:val="24"/>
+              <w:szCs w:val="24"/>
+              <w:lang w:eastAsia="ja-JP"/>
+              <w14:ligatures w14:val="standardContextual"/>
             </w:rPr>
           </w:pPr>
-          <w:hyperlink w:anchor="_Toc96591858" w:history="1">
+          <w:hyperlink w:anchor="_Toc215732361" w:history="1">
             <w:r>
               <w:rPr>
                 <w:rStyle w:val="Hyperlink"/>
                 <w:noProof/>
               </w:rPr>
-              <w:t>Binding extensions for repeats and conditionals</w:t>
+              <w:t>Cloning</w:t>
             </w:r>
             <w:r>
               <w:rPr>
@@ -4062,7 +4878,7 @@
                 <w:noProof/>
                 <w:webHidden/>
               </w:rPr>
-              <w:instrText xml:space="preserve"> PAGEREF _Toc96591858 \h </w:instrText>
+              <w:instrText xml:space="preserve"> PAGEREF _Toc215732361 \h </w:instrText>
             </w:r>
             <w:r>
               <w:rPr>
@@ -4082,7 +4898,7 @@
                 <w:noProof/>
                 <w:webHidden/>
               </w:rPr>
-              <w:t>41</w:t>
+              <w:t>42</w:t>
             </w:r>
             <w:r>
               <w:rPr>
@@ -4101,16 +4917,21 @@
             </w:tabs>
             <w:rPr>
               <w:noProof/>
-              <w:lang w:val="en-US" w:eastAsia="ja-JP"/>
+              <w:kern w:val="2"/>
+              <w:sz w:val="24"/>
+              <w:szCs w:val="24"/>
+              <w:lang w:eastAsia="ja-JP"/>
+              <w14:ligatures w14:val="standardContextual"/>
             </w:rPr>
           </w:pPr>
-          <w:hyperlink w:anchor="_Toc96591859" w:history="1">
+          <w:hyperlink w:anchor="_Toc215732362" w:history="1">
             <w:r>
               <w:rPr>
                 <w:rStyle w:val="Hyperlink"/>
                 <w:noProof/>
-              </w:rPr>
-              <w:t>Binding escaped XHTML (XML + CSS)</w:t>
+                <w:lang w:val="de-DE"/>
+              </w:rPr>
+              <w:t>javax.xml.bind.JAXBElement</w:t>
             </w:r>
             <w:r>
               <w:rPr>
@@ -4131,7 +4952,7 @@
                 <w:noProof/>
                 <w:webHidden/>
               </w:rPr>
-              <w:instrText xml:space="preserve"> PAGEREF _Toc96591859 \h </w:instrText>
+              <w:instrText xml:space="preserve"> PAGEREF _Toc215732362 \h </w:instrText>
             </w:r>
             <w:r>
               <w:rPr>
@@ -4151,7 +4972,7 @@
                 <w:noProof/>
                 <w:webHidden/>
               </w:rPr>
-              <w:t>41</w:t>
+              <w:t>42</w:t>
             </w:r>
             <w:r>
               <w:rPr>
@@ -4170,16 +4991,20 @@
             </w:tabs>
             <w:rPr>
               <w:noProof/>
-              <w:lang w:val="en-US" w:eastAsia="ja-JP"/>
+              <w:kern w:val="2"/>
+              <w:sz w:val="24"/>
+              <w:szCs w:val="24"/>
+              <w:lang w:eastAsia="ja-JP"/>
+              <w14:ligatures w14:val="standardContextual"/>
             </w:rPr>
           </w:pPr>
-          <w:hyperlink w:anchor="_Toc96591860" w:history="1">
+          <w:hyperlink w:anchor="_Toc215732363" w:history="1">
             <w:r>
               <w:rPr>
                 <w:rStyle w:val="Hyperlink"/>
                 <w:noProof/>
               </w:rPr>
-              <w:t>Binding other rich content</w:t>
+              <w:t>@XmlRootElement</w:t>
             </w:r>
             <w:r>
               <w:rPr>
@@ -4200,7 +5025,7 @@
                 <w:noProof/>
                 <w:webHidden/>
               </w:rPr>
-              <w:instrText xml:space="preserve"> PAGEREF _Toc96591860 \h </w:instrText>
+              <w:instrText xml:space="preserve"> PAGEREF _Toc215732363 \h </w:instrText>
             </w:r>
             <w:r>
               <w:rPr>
@@ -4220,76 +5045,7 @@
                 <w:noProof/>
                 <w:webHidden/>
               </w:rPr>
-              <w:t>41</w:t>
-            </w:r>
-            <w:r>
-              <w:rPr>
-                <w:noProof/>
-                <w:webHidden/>
-              </w:rPr>
-              <w:fldChar w:fldCharType="end"/>
-            </w:r>
-          </w:hyperlink>
-        </w:p>
-        <w:p>
-          <w:pPr>
-            <w:pStyle w:val="TOC2"/>
-            <w:tabs>
-              <w:tab w:val="right" w:leader="dot" w:pos="9350"/>
-            </w:tabs>
-            <w:rPr>
-              <w:noProof/>
-              <w:lang w:val="en-US" w:eastAsia="ja-JP"/>
-            </w:rPr>
-          </w:pPr>
-          <w:hyperlink w:anchor="_Toc96591861" w:history="1">
-            <w:r>
-              <w:rPr>
-                <w:rStyle w:val="Hyperlink"/>
-                <w:noProof/>
-              </w:rPr>
-              <w:t>Authoring</w:t>
-            </w:r>
-            <w:r>
-              <w:rPr>
-                <w:noProof/>
-                <w:webHidden/>
-              </w:rPr>
-              <w:tab/>
-            </w:r>
-            <w:r>
-              <w:rPr>
-                <w:noProof/>
-                <w:webHidden/>
-              </w:rPr>
-              <w:fldChar w:fldCharType="begin"/>
-            </w:r>
-            <w:r>
-              <w:rPr>
-                <w:noProof/>
-                <w:webHidden/>
-              </w:rPr>
-              <w:instrText xml:space="preserve"> PAGEREF _Toc96591861 \h </w:instrText>
-            </w:r>
-            <w:r>
-              <w:rPr>
-                <w:noProof/>
-                <w:webHidden/>
-              </w:rPr>
-            </w:r>
-            <w:r>
-              <w:rPr>
-                <w:noProof/>
-                <w:webHidden/>
-              </w:rPr>
-              <w:fldChar w:fldCharType="separate"/>
-            </w:r>
-            <w:r>
-              <w:rPr>
-                <w:noProof/>
-                <w:webHidden/>
-              </w:rPr>
-              <w:t>41</w:t>
+              <w:t>42</w:t>
             </w:r>
             <w:r>
               <w:rPr>
@@ -4308,17 +5064,21 @@
             </w:tabs>
             <w:rPr>
               <w:noProof/>
-              <w:lang w:val="en-US" w:eastAsia="ja-JP"/>
+              <w:kern w:val="2"/>
+              <w:sz w:val="24"/>
+              <w:szCs w:val="24"/>
+              <w:lang w:eastAsia="ja-JP"/>
+              <w14:ligatures w14:val="standardContextual"/>
             </w:rPr>
           </w:pPr>
-          <w:hyperlink w:anchor="_Toc96591862" w:history="1">
+          <w:hyperlink w:anchor="_Toc215732364" w:history="1">
             <w:r>
               <w:rPr>
                 <w:rStyle w:val="Hyperlink"/>
                 <w:rFonts w:eastAsia="Times New Roman"/>
                 <w:noProof/>
               </w:rPr>
-              <w:t>Mailmerge</w:t>
+              <w:t>Merging Documents and Presentations</w:t>
             </w:r>
             <w:r>
               <w:rPr>
@@ -4339,7 +5099,7 @@
                 <w:noProof/>
                 <w:webHidden/>
               </w:rPr>
-              <w:instrText xml:space="preserve"> PAGEREF _Toc96591862 \h </w:instrText>
+              <w:instrText xml:space="preserve"> PAGEREF _Toc215732364 \h </w:instrText>
             </w:r>
             <w:r>
               <w:rPr>
@@ -4359,7 +5119,7 @@
                 <w:noProof/>
                 <w:webHidden/>
               </w:rPr>
-              <w:t>41</w:t>
+              <w:t>43</w:t>
             </w:r>
             <w:r>
               <w:rPr>
@@ -4378,16 +5138,21 @@
             </w:tabs>
             <w:rPr>
               <w:noProof/>
-              <w:lang w:val="en-US" w:eastAsia="ja-JP"/>
+              <w:kern w:val="2"/>
+              <w:sz w:val="24"/>
+              <w:szCs w:val="24"/>
+              <w:lang w:eastAsia="ja-JP"/>
+              <w14:ligatures w14:val="standardContextual"/>
             </w:rPr>
           </w:pPr>
-          <w:hyperlink w:anchor="_Toc96591863" w:history="1">
+          <w:hyperlink w:anchor="_Toc215732365" w:history="1">
             <w:r>
               <w:rPr>
                 <w:rStyle w:val="Hyperlink"/>
-                <w:noProof/>
-              </w:rPr>
-              <w:t>SmartArt</w:t>
+                <w:rFonts w:eastAsia="Times New Roman"/>
+                <w:noProof/>
+              </w:rPr>
+              <w:t>Other Support Options</w:t>
             </w:r>
             <w:r>
               <w:rPr>
@@ -4408,7 +5173,7 @@
                 <w:noProof/>
                 <w:webHidden/>
               </w:rPr>
-              <w:instrText xml:space="preserve"> PAGEREF _Toc96591863 \h </w:instrText>
+              <w:instrText xml:space="preserve"> PAGEREF _Toc215732365 \h </w:instrText>
             </w:r>
             <w:r>
               <w:rPr>
@@ -4428,7 +5193,7 @@
                 <w:noProof/>
                 <w:webHidden/>
               </w:rPr>
-              <w:t>41</w:t>
+              <w:t>44</w:t>
             </w:r>
             <w:r>
               <w:rPr>
@@ -4447,16 +5212,21 @@
             </w:tabs>
             <w:rPr>
               <w:noProof/>
-              <w:lang w:val="en-US" w:eastAsia="ja-JP"/>
+              <w:kern w:val="2"/>
+              <w:sz w:val="24"/>
+              <w:szCs w:val="24"/>
+              <w:lang w:eastAsia="ja-JP"/>
+              <w14:ligatures w14:val="standardContextual"/>
             </w:rPr>
           </w:pPr>
-          <w:hyperlink w:anchor="_Toc96591864" w:history="1">
+          <w:hyperlink w:anchor="_Toc215732366" w:history="1">
             <w:r>
               <w:rPr>
                 <w:rStyle w:val="Hyperlink"/>
-                <w:noProof/>
-              </w:rPr>
-              <w:t>JAXB stuff</w:t>
+                <w:rFonts w:eastAsia="Times New Roman"/>
+                <w:noProof/>
+              </w:rPr>
+              <w:t>Colophon</w:t>
             </w:r>
             <w:r>
               <w:rPr>
@@ -4477,7 +5247,7 @@
                 <w:noProof/>
                 <w:webHidden/>
               </w:rPr>
-              <w:instrText xml:space="preserve"> PAGEREF _Toc96591864 \h </w:instrText>
+              <w:instrText xml:space="preserve"> PAGEREF _Toc215732366 \h </w:instrText>
             </w:r>
             <w:r>
               <w:rPr>
@@ -4497,215 +5267,7 @@
                 <w:noProof/>
                 <w:webHidden/>
               </w:rPr>
-              <w:t>42</w:t>
-            </w:r>
-            <w:r>
-              <w:rPr>
-                <w:noProof/>
-                <w:webHidden/>
-              </w:rPr>
-              <w:fldChar w:fldCharType="end"/>
-            </w:r>
-          </w:hyperlink>
-        </w:p>
-        <w:p>
-          <w:pPr>
-            <w:pStyle w:val="TOC2"/>
-            <w:tabs>
-              <w:tab w:val="right" w:leader="dot" w:pos="9350"/>
-            </w:tabs>
-            <w:rPr>
-              <w:noProof/>
-              <w:lang w:val="en-US" w:eastAsia="ja-JP"/>
-            </w:rPr>
-          </w:pPr>
-          <w:hyperlink w:anchor="_Toc96591865" w:history="1">
-            <w:r>
-              <w:rPr>
-                <w:rStyle w:val="Hyperlink"/>
-                <w:noProof/>
-              </w:rPr>
-              <w:t>Cloning</w:t>
-            </w:r>
-            <w:r>
-              <w:rPr>
-                <w:noProof/>
-                <w:webHidden/>
-              </w:rPr>
-              <w:tab/>
-            </w:r>
-            <w:r>
-              <w:rPr>
-                <w:noProof/>
-                <w:webHidden/>
-              </w:rPr>
-              <w:fldChar w:fldCharType="begin"/>
-            </w:r>
-            <w:r>
-              <w:rPr>
-                <w:noProof/>
-                <w:webHidden/>
-              </w:rPr>
-              <w:instrText xml:space="preserve"> PAGEREF _Toc96591865 \h </w:instrText>
-            </w:r>
-            <w:r>
-              <w:rPr>
-                <w:noProof/>
-                <w:webHidden/>
-              </w:rPr>
-            </w:r>
-            <w:r>
-              <w:rPr>
-                <w:noProof/>
-                <w:webHidden/>
-              </w:rPr>
-              <w:fldChar w:fldCharType="separate"/>
-            </w:r>
-            <w:r>
-              <w:rPr>
-                <w:noProof/>
-                <w:webHidden/>
-              </w:rPr>
-              <w:t>42</w:t>
-            </w:r>
-            <w:r>
-              <w:rPr>
-                <w:noProof/>
-                <w:webHidden/>
-              </w:rPr>
-              <w:fldChar w:fldCharType="end"/>
-            </w:r>
-          </w:hyperlink>
-        </w:p>
-        <w:p>
-          <w:pPr>
-            <w:pStyle w:val="TOC2"/>
-            <w:tabs>
-              <w:tab w:val="right" w:leader="dot" w:pos="9350"/>
-            </w:tabs>
-            <w:rPr>
-              <w:noProof/>
-              <w:lang w:val="en-US" w:eastAsia="ja-JP"/>
-            </w:rPr>
-          </w:pPr>
-          <w:hyperlink w:anchor="_Toc96591866" w:history="1">
-            <w:r>
-              <w:rPr>
-                <w:rStyle w:val="Hyperlink"/>
-                <w:noProof/>
-                <w:lang w:val="de-DE"/>
-              </w:rPr>
-              <w:t>javax.xml.bind.JAXBElement</w:t>
-            </w:r>
-            <w:r>
-              <w:rPr>
-                <w:noProof/>
-                <w:webHidden/>
-              </w:rPr>
-              <w:tab/>
-            </w:r>
-            <w:r>
-              <w:rPr>
-                <w:noProof/>
-                <w:webHidden/>
-              </w:rPr>
-              <w:fldChar w:fldCharType="begin"/>
-            </w:r>
-            <w:r>
-              <w:rPr>
-                <w:noProof/>
-                <w:webHidden/>
-              </w:rPr>
-              <w:instrText xml:space="preserve"> PAGEREF _Toc96591866 \h </w:instrText>
-            </w:r>
-            <w:r>
-              <w:rPr>
-                <w:noProof/>
-                <w:webHidden/>
-              </w:rPr>
-            </w:r>
-            <w:r>
-              <w:rPr>
-                <w:noProof/>
-                <w:webHidden/>
-              </w:rPr>
-              <w:fldChar w:fldCharType="separate"/>
-            </w:r>
-            <w:r>
-              <w:rPr>
-                <w:noProof/>
-                <w:webHidden/>
-              </w:rPr>
-              <w:t>42</w:t>
-            </w:r>
-            <w:r>
-              <w:rPr>
-                <w:noProof/>
-                <w:webHidden/>
-              </w:rPr>
-              <w:fldChar w:fldCharType="end"/>
-            </w:r>
-          </w:hyperlink>
-        </w:p>
-        <w:p>
-          <w:pPr>
-            <w:pStyle w:val="TOC2"/>
-            <w:tabs>
-              <w:tab w:val="right" w:leader="dot" w:pos="9350"/>
-            </w:tabs>
-            <w:rPr>
-              <w:noProof/>
-              <w:lang w:val="en-US" w:eastAsia="ja-JP"/>
-            </w:rPr>
-          </w:pPr>
-          <w:hyperlink w:anchor="_Toc96591867" w:history="1">
-            <w:r>
-              <w:rPr>
-                <w:rStyle w:val="Hyperlink"/>
-                <w:noProof/>
-              </w:rPr>
-              <w:t>@XmlRootElement</w:t>
-            </w:r>
-            <w:r>
-              <w:rPr>
-                <w:noProof/>
-                <w:webHidden/>
-              </w:rPr>
-              <w:tab/>
-            </w:r>
-            <w:r>
-              <w:rPr>
-                <w:noProof/>
-                <w:webHidden/>
-              </w:rPr>
-              <w:fldChar w:fldCharType="begin"/>
-            </w:r>
-            <w:r>
-              <w:rPr>
-                <w:noProof/>
-                <w:webHidden/>
-              </w:rPr>
-              <w:instrText xml:space="preserve"> PAGEREF _Toc96591867 \h </w:instrText>
-            </w:r>
-            <w:r>
-              <w:rPr>
-                <w:noProof/>
-                <w:webHidden/>
-              </w:rPr>
-            </w:r>
-            <w:r>
-              <w:rPr>
-                <w:noProof/>
-                <w:webHidden/>
-              </w:rPr>
-              <w:fldChar w:fldCharType="separate"/>
-            </w:r>
-            <w:r>
-              <w:rPr>
-                <w:noProof/>
-                <w:webHidden/>
-              </w:rPr>
-              <w:t>42</w:t>
+              <w:t>44</w:t>
             </w:r>
             <w:r>
               <w:rPr>
@@ -4724,17 +5286,21 @@
             </w:tabs>
             <w:rPr>
               <w:noProof/>
-              <w:lang w:val="en-US" w:eastAsia="ja-JP"/>
+              <w:kern w:val="2"/>
+              <w:sz w:val="24"/>
+              <w:szCs w:val="24"/>
+              <w:lang w:eastAsia="ja-JP"/>
+              <w14:ligatures w14:val="standardContextual"/>
             </w:rPr>
           </w:pPr>
-          <w:hyperlink w:anchor="_Toc96591868" w:history="1">
+          <w:hyperlink w:anchor="_Toc215732367" w:history="1">
             <w:r>
               <w:rPr>
                 <w:rStyle w:val="Hyperlink"/>
                 <w:rFonts w:eastAsia="Times New Roman"/>
                 <w:noProof/>
               </w:rPr>
-              <w:t>Merging Documents and Presentations</w:t>
+              <w:t>Contacting Plutext</w:t>
             </w:r>
             <w:r>
               <w:rPr>
@@ -4755,7 +5321,7 @@
                 <w:noProof/>
                 <w:webHidden/>
               </w:rPr>
-              <w:instrText xml:space="preserve"> PAGEREF _Toc96591868 \h </w:instrText>
+              <w:instrText xml:space="preserve"> PAGEREF _Toc215732367 \h </w:instrText>
             </w:r>
             <w:r>
               <w:rPr>
@@ -4775,7 +5341,7 @@
                 <w:noProof/>
                 <w:webHidden/>
               </w:rPr>
-              <w:t>43</w:t>
+              <w:t>44</w:t>
             </w:r>
             <w:r>
               <w:rPr>
@@ -4794,17 +5360,20 @@
             </w:tabs>
             <w:rPr>
               <w:noProof/>
-              <w:lang w:val="en-US" w:eastAsia="ja-JP"/>
+              <w:kern w:val="2"/>
+              <w:sz w:val="24"/>
+              <w:szCs w:val="24"/>
+              <w:lang w:eastAsia="ja-JP"/>
+              <w14:ligatures w14:val="standardContextual"/>
             </w:rPr>
           </w:pPr>
-          <w:hyperlink w:anchor="_Toc96591869" w:history="1">
+          <w:hyperlink w:anchor="_Toc215732368" w:history="1">
             <w:r>
               <w:rPr>
                 <w:rStyle w:val="Hyperlink"/>
-                <w:rFonts w:eastAsia="Times New Roman"/>
-                <w:noProof/>
-              </w:rPr>
-              <w:t>Other Support Options</w:t>
+                <w:noProof/>
+              </w:rPr>
+              <w:t>Appendix 1 – Font Mapping</w:t>
             </w:r>
             <w:r>
               <w:rPr>
@@ -4825,7 +5394,7 @@
                 <w:noProof/>
                 <w:webHidden/>
               </w:rPr>
-              <w:instrText xml:space="preserve"> PAGEREF _Toc96591869 \h </w:instrText>
+              <w:instrText xml:space="preserve"> PAGEREF _Toc215732368 \h </w:instrText>
             </w:r>
             <w:r>
               <w:rPr>
@@ -4845,147 +5414,7 @@
                 <w:noProof/>
                 <w:webHidden/>
               </w:rPr>
-              <w:t>44</w:t>
-            </w:r>
-            <w:r>
-              <w:rPr>
-                <w:noProof/>
-                <w:webHidden/>
-              </w:rPr>
-              <w:fldChar w:fldCharType="end"/>
-            </w:r>
-          </w:hyperlink>
-        </w:p>
-        <w:p>
-          <w:pPr>
-            <w:pStyle w:val="TOC1"/>
-            <w:tabs>
-              <w:tab w:val="right" w:leader="dot" w:pos="9350"/>
-            </w:tabs>
-            <w:rPr>
-              <w:noProof/>
-              <w:lang w:val="en-US" w:eastAsia="ja-JP"/>
-            </w:rPr>
-          </w:pPr>
-          <w:hyperlink w:anchor="_Toc96591870" w:history="1">
-            <w:r>
-              <w:rPr>
-                <w:rStyle w:val="Hyperlink"/>
-                <w:rFonts w:eastAsia="Times New Roman"/>
-                <w:noProof/>
-              </w:rPr>
-              <w:t>Colophon</w:t>
-            </w:r>
-            <w:r>
-              <w:rPr>
-                <w:noProof/>
-                <w:webHidden/>
-              </w:rPr>
-              <w:tab/>
-            </w:r>
-            <w:r>
-              <w:rPr>
-                <w:noProof/>
-                <w:webHidden/>
-              </w:rPr>
-              <w:fldChar w:fldCharType="begin"/>
-            </w:r>
-            <w:r>
-              <w:rPr>
-                <w:noProof/>
-                <w:webHidden/>
-              </w:rPr>
-              <w:instrText xml:space="preserve"> PAGEREF _Toc96591870 \h </w:instrText>
-            </w:r>
-            <w:r>
-              <w:rPr>
-                <w:noProof/>
-                <w:webHidden/>
-              </w:rPr>
-            </w:r>
-            <w:r>
-              <w:rPr>
-                <w:noProof/>
-                <w:webHidden/>
-              </w:rPr>
-              <w:fldChar w:fldCharType="separate"/>
-            </w:r>
-            <w:r>
-              <w:rPr>
-                <w:noProof/>
-                <w:webHidden/>
-              </w:rPr>
-              <w:t>44</w:t>
-            </w:r>
-            <w:r>
-              <w:rPr>
-                <w:noProof/>
-                <w:webHidden/>
-              </w:rPr>
-              <w:fldChar w:fldCharType="end"/>
-            </w:r>
-          </w:hyperlink>
-        </w:p>
-        <w:p>
-          <w:pPr>
-            <w:pStyle w:val="TOC1"/>
-            <w:tabs>
-              <w:tab w:val="right" w:leader="dot" w:pos="9350"/>
-            </w:tabs>
-            <w:rPr>
-              <w:noProof/>
-              <w:lang w:val="en-US" w:eastAsia="ja-JP"/>
-            </w:rPr>
-          </w:pPr>
-          <w:hyperlink w:anchor="_Toc96591871" w:history="1">
-            <w:r>
-              <w:rPr>
-                <w:rStyle w:val="Hyperlink"/>
-                <w:rFonts w:eastAsia="Times New Roman"/>
-                <w:noProof/>
-              </w:rPr>
-              <w:t>Contacting Plutext</w:t>
-            </w:r>
-            <w:r>
-              <w:rPr>
-                <w:noProof/>
-                <w:webHidden/>
-              </w:rPr>
-              <w:tab/>
-            </w:r>
-            <w:r>
-              <w:rPr>
-                <w:noProof/>
-                <w:webHidden/>
-              </w:rPr>
-              <w:fldChar w:fldCharType="begin"/>
-            </w:r>
-            <w:r>
-              <w:rPr>
-                <w:noProof/>
-                <w:webHidden/>
-              </w:rPr>
-              <w:instrText xml:space="preserve"> PAGEREF _Toc96591871 \h </w:instrText>
-            </w:r>
-            <w:r>
-              <w:rPr>
-                <w:noProof/>
-                <w:webHidden/>
-              </w:rPr>
-            </w:r>
-            <w:r>
-              <w:rPr>
-                <w:noProof/>
-                <w:webHidden/>
-              </w:rPr>
-              <w:fldChar w:fldCharType="separate"/>
-            </w:r>
-            <w:r>
-              <w:rPr>
-                <w:noProof/>
-                <w:webHidden/>
-              </w:rPr>
-              <w:t>44</w:t>
+              <w:t>45</w:t>
             </w:r>
             <w:r>
               <w:rPr>
@@ -5235,19 +5664,7 @@
         </w:numPr>
       </w:pPr>
       <w:r>
-        <w:t xml:space="preserve">Java </w:t>
-      </w:r>
-      <w:r>
-        <w:t>21</w:t>
-      </w:r>
-      <w:r>
-        <w:t xml:space="preserve"> (released Sept 202</w:t>
-      </w:r>
-      <w:r>
-        <w:t>3</w:t>
-      </w:r>
-      <w:r>
-        <w:t>),</w:t>
+        <w:t>Java 21 (released Sept 2023),</w:t>
       </w:r>
     </w:p>
     <w:p>
@@ -5259,19 +5676,7 @@
         </w:numPr>
       </w:pPr>
       <w:r>
-        <w:t xml:space="preserve">Java </w:t>
-      </w:r>
-      <w:r>
-        <w:t>25</w:t>
-      </w:r>
-      <w:r>
-        <w:t xml:space="preserve"> (released Sept 202</w:t>
-      </w:r>
-      <w:r>
-        <w:t>5</w:t>
-      </w:r>
-      <w:r>
-        <w:t>),</w:t>
+        <w:t>Java 25 (released Sept 2025),</w:t>
       </w:r>
       <w:r>
         <w:br/>
@@ -5296,6 +5701,7 @@
     </w:p>
     <w:p>
       <w:r>
+        <w:lastRenderedPageBreak/>
         <w:t xml:space="preserve">There is also a handy 1 page summary at </w:t>
       </w:r>
       <w:hyperlink r:id="rId13" w:history="1">
@@ -5346,7 +5752,7 @@
       <w:pPr>
         <w:pStyle w:val="Heading1"/>
       </w:pPr>
-      <w:bookmarkStart w:id="0" w:name="_Toc96591801"/>
+      <w:bookmarkStart w:id="0" w:name="_Toc215732296"/>
       <w:r>
         <w:t>What is docx4j?</w:t>
       </w:r>
@@ -5560,8 +5966,9 @@
       <w:pPr>
         <w:pStyle w:val="Heading1"/>
       </w:pPr>
-      <w:bookmarkStart w:id="1" w:name="_Toc96591802"/>
-      <w:r>
+      <w:bookmarkStart w:id="1" w:name="_Toc215732297"/>
+      <w:r>
+        <w:lastRenderedPageBreak/>
         <w:t>What sorts of things can you do with docx4j?</w:t>
       </w:r>
       <w:bookmarkEnd w:id="1"/>
@@ -5748,7 +6155,7 @@
       <w:pPr>
         <w:pStyle w:val="Heading1"/>
       </w:pPr>
-      <w:bookmarkStart w:id="2" w:name="_Toc96591803"/>
+      <w:bookmarkStart w:id="2" w:name="_Toc215732298"/>
       <w:r>
         <w:t>Is docx4j for you?</w:t>
       </w:r>
@@ -5773,7 +6180,7 @@
       <w:pPr>
         <w:pStyle w:val="Heading1"/>
       </w:pPr>
-      <w:bookmarkStart w:id="3" w:name="_Toc96591804"/>
+      <w:bookmarkStart w:id="3" w:name="_Toc215732299"/>
       <w:r>
         <w:t>GraalVM</w:t>
       </w:r>
@@ -5788,8 +6195,9 @@
       <w:pPr>
         <w:pStyle w:val="Heading1"/>
       </w:pPr>
-      <w:bookmarkStart w:id="4" w:name="_Toc96591805"/>
-      <w:r>
+      <w:bookmarkStart w:id="4" w:name="_Toc215732300"/>
+      <w:r>
+        <w:lastRenderedPageBreak/>
         <w:t>docx4j.NET</w:t>
       </w:r>
       <w:bookmarkEnd w:id="4"/>
@@ -5942,7 +6350,7 @@
       <w:pPr>
         <w:pStyle w:val="Heading1"/>
       </w:pPr>
-      <w:bookmarkStart w:id="5" w:name="_Toc96591806"/>
+      <w:bookmarkStart w:id="5" w:name="_Toc215732301"/>
       <w:r>
         <w:t>What Word documents does it support?</w:t>
       </w:r>
@@ -6082,7 +6490,7 @@
       <w:pPr>
         <w:pStyle w:val="Heading1"/>
       </w:pPr>
-      <w:bookmarkStart w:id="6" w:name="_Toc96591807"/>
+      <w:bookmarkStart w:id="6" w:name="_Toc215732302"/>
       <w:r>
         <w:t>Handling legacy binary .doc files</w:t>
       </w:r>
@@ -6107,6 +6515,7 @@
     </w:p>
     <w:p>
       <w:r>
+        <w:lastRenderedPageBreak/>
         <w:t>With 8.2.0, docx4j can also convert binary .doc or RTF to docx, using Microsoft Word courtesy of documents4j.   The sub-projects docx4j-documents4j-local and docx4j-documents4j-remote provide an interface to documents4j which is convenient for docx4j users.</w:t>
       </w:r>
     </w:p>
@@ -6117,7 +6526,7 @@
           <w:rFonts w:eastAsia="Times New Roman"/>
         </w:rPr>
       </w:pPr>
-      <w:bookmarkStart w:id="7" w:name="_Toc96591808"/>
+      <w:bookmarkStart w:id="7" w:name="_Toc215732303"/>
       <w:r>
         <w:rPr>
           <w:rFonts w:eastAsia="Times New Roman"/>
@@ -6221,7 +6630,7 @@
       <w:pPr>
         <w:pStyle w:val="Heading1"/>
       </w:pPr>
-      <w:bookmarkStart w:id="8" w:name="_Toc96591809"/>
+      <w:bookmarkStart w:id="8" w:name="_Toc215732304"/>
       <w:r>
         <w:t>A word about Jaxb</w:t>
       </w:r>
@@ -6337,6 +6746,7 @@
           <w:b/>
           <w:bCs/>
         </w:rPr>
+        <w:lastRenderedPageBreak/>
         <w:t>docx4j v11.5 uses Jakarta XML Binding API 4.0</w:t>
       </w:r>
       <w:r>
@@ -6347,7 +6757,7 @@
       <w:pPr>
         <w:pStyle w:val="Heading1"/>
       </w:pPr>
-      <w:bookmarkStart w:id="9" w:name="_Toc96591810"/>
+      <w:bookmarkStart w:id="9" w:name="_Toc215732305"/>
       <w:r>
         <w:t>Using docx4j via Maven</w:t>
       </w:r>
@@ -7424,6 +7834,7 @@
           <w:szCs w:val="16"/>
           <w:lang w:val="en-US"/>
         </w:rPr>
+        <w:lastRenderedPageBreak/>
         <w:tab/>
       </w:r>
       <w:r>
@@ -8015,7 +8426,7 @@
       <w:pPr>
         <w:pStyle w:val="Heading1"/>
       </w:pPr>
-      <w:bookmarkStart w:id="10" w:name="_Toc96591811"/>
+      <w:bookmarkStart w:id="10" w:name="_Toc215732306"/>
       <w:r>
         <w:t>Using docx4j binaries</w:t>
       </w:r>
@@ -8108,7 +8519,7 @@
       <w:pPr>
         <w:pStyle w:val="Heading1"/>
       </w:pPr>
-      <w:bookmarkStart w:id="11" w:name="_Toc96591812"/>
+      <w:bookmarkStart w:id="11" w:name="_Toc215732307"/>
       <w:r>
         <w:t>docx4j dependencies</w:t>
       </w:r>
@@ -8118,7 +8529,7 @@
       <w:pPr>
         <w:pStyle w:val="Heading2"/>
       </w:pPr>
-      <w:bookmarkStart w:id="12" w:name="_Toc96591813"/>
+      <w:bookmarkStart w:id="12" w:name="_Toc215732308"/>
       <w:r>
         <w:t>slf</w:t>
       </w:r>
@@ -8442,6 +8853,7 @@
     <w:p/>
     <w:p>
       <w:r>
+        <w:lastRenderedPageBreak/>
         <w:t>For anything to be logged, you need a logging implementation.  Here we assume you will use logback as your implementation</w:t>
       </w:r>
       <w:r>
@@ -8870,13 +9282,12 @@
         </w:r>
       </w:hyperlink>
     </w:p>
-    <w:p>
-      <w:bookmarkStart w:id="13" w:name="_Toc96591814"/>
-    </w:p>
+    <w:p/>
     <w:p>
       <w:pPr>
         <w:pStyle w:val="Heading2"/>
       </w:pPr>
+      <w:bookmarkStart w:id="13" w:name="_Toc215732309"/>
       <w:r>
         <w:t>other dependencies</w:t>
       </w:r>
@@ -8912,7 +9323,7 @@
       <w:pPr>
         <w:pStyle w:val="Heading1"/>
       </w:pPr>
-      <w:bookmarkStart w:id="14" w:name="_Toc96591815"/>
+      <w:bookmarkStart w:id="14" w:name="_Toc215732310"/>
       <w:r>
         <w:t>Docx4j source code</w:t>
       </w:r>
@@ -8970,8 +9381,9 @@
       <w:pPr>
         <w:pStyle w:val="Heading1"/>
       </w:pPr>
-      <w:bookmarkStart w:id="15" w:name="_Toc96591816"/>
-      <w:r>
+      <w:bookmarkStart w:id="15" w:name="_Toc215732311"/>
+      <w:r>
+        <w:lastRenderedPageBreak/>
         <w:t>Javadoc</w:t>
       </w:r>
       <w:bookmarkEnd w:id="15"/>
@@ -8985,7 +9397,7 @@
       <w:pPr>
         <w:pStyle w:val="Heading1"/>
       </w:pPr>
-      <w:bookmarkStart w:id="16" w:name="_Toc96591817"/>
+      <w:bookmarkStart w:id="16" w:name="_Toc215732312"/>
       <w:r>
         <w:t>Building docx4j from source</w:t>
       </w:r>
@@ -9006,7 +9418,7 @@
       <w:pPr>
         <w:pStyle w:val="Heading2"/>
       </w:pPr>
-      <w:bookmarkStart w:id="17" w:name="_Toc96591818"/>
+      <w:bookmarkStart w:id="17" w:name="_Toc215732313"/>
       <w:r>
         <w:t>Command line -via Maven</w:t>
       </w:r>
@@ -9040,7 +9452,7 @@
         <w:pStyle w:val="Heading2"/>
         <w:keepNext/>
       </w:pPr>
-      <w:bookmarkStart w:id="18" w:name="_Toc96591819"/>
+      <w:bookmarkStart w:id="18" w:name="_Toc215732314"/>
       <w:r>
         <w:t>Eclipse</w:t>
       </w:r>
@@ -9176,7 +9588,7 @@
       <w:pPr>
         <w:pStyle w:val="Heading2"/>
       </w:pPr>
-      <w:bookmarkStart w:id="19" w:name="_Toc96591820"/>
+      <w:bookmarkStart w:id="19" w:name="_Toc215732315"/>
       <w:r>
         <w:t>Using a different IDE?</w:t>
       </w:r>
@@ -9203,12 +9615,13 @@
           <w:kern w:val="36"/>
         </w:rPr>
       </w:pPr>
-      <w:bookmarkStart w:id="20" w:name="_Toc96591821"/>
+      <w:bookmarkStart w:id="20" w:name="_Toc215732316"/>
       <w:r>
         <w:rPr>
           <w:rFonts w:eastAsia="Times New Roman"/>
           <w:kern w:val="36"/>
         </w:rPr>
+        <w:lastRenderedPageBreak/>
         <w:t>Open an existing docx/pptx/xlsx document</w:t>
       </w:r>
       <w:bookmarkEnd w:id="20"/>
@@ -9473,7 +9886,7 @@
       <w:pPr>
         <w:pStyle w:val="Heading1"/>
       </w:pPr>
-      <w:bookmarkStart w:id="21" w:name="_Toc96591822"/>
+      <w:bookmarkStart w:id="21" w:name="_Toc215732317"/>
       <w:r>
         <w:t>OpenXML</w:t>
       </w:r>
@@ -9521,6 +9934,7 @@
     </w:p>
     <w:p>
       <w:r>
+        <w:lastRenderedPageBreak/>
         <w:t>The parts form a tree. If a part has child parts, it must have a relationships part which identifies these.</w:t>
       </w:r>
     </w:p>
@@ -9634,7 +10048,7 @@
         </w:rPr>
       </w:pPr>
       <w:bookmarkStart w:id="22" w:name="_Ref280708892"/>
-      <w:bookmarkStart w:id="23" w:name="_Toc96591823"/>
+      <w:bookmarkStart w:id="23" w:name="_Toc215732318"/>
       <w:r>
         <w:rPr>
           <w:rFonts w:eastAsia="Times New Roman"/>
@@ -10108,6 +10522,7 @@
     </w:p>
     <w:p>
       <w:r>
+        <w:lastRenderedPageBreak/>
         <w:t>Docx4j can open documents which contain Word 2010</w:t>
       </w:r>
       <w:r>
@@ -10142,7 +10557,7 @@
           <w:rFonts w:eastAsia="Times New Roman"/>
         </w:rPr>
       </w:pPr>
-      <w:bookmarkStart w:id="24" w:name="_Toc96591824"/>
+      <w:bookmarkStart w:id="24" w:name="_Toc215732319"/>
       <w:r>
         <w:rPr>
           <w:rFonts w:eastAsia="Times New Roman"/>
@@ -10570,6 +10985,7 @@
           <w:sz w:val="18"/>
           <w:szCs w:val="18"/>
         </w:rPr>
+        <w:lastRenderedPageBreak/>
         <w:tab/>
         <w:t>public void setJaxbElement(Object jaxbElement) {</w:t>
       </w:r>
@@ -10739,7 +11155,7 @@
           <w:kern w:val="36"/>
         </w:rPr>
       </w:pPr>
-      <w:bookmarkStart w:id="25" w:name="_Toc96591825"/>
+      <w:bookmarkStart w:id="25" w:name="_Toc215732320"/>
       <w:r>
         <w:rPr>
           <w:rFonts w:eastAsia="Times New Roman"/>
@@ -11441,6 +11857,7 @@
                 <w:szCs w:val="18"/>
                 <w:lang w:val="de-DE"/>
               </w:rPr>
+              <w:lastRenderedPageBreak/>
               <w:t>jcCustomXmlProperties</w:t>
             </w:r>
           </w:p>
@@ -11657,7 +12074,7 @@
           <w:kern w:val="36"/>
         </w:rPr>
       </w:pPr>
-      <w:bookmarkStart w:id="26" w:name="_Toc96591826"/>
+      <w:bookmarkStart w:id="26" w:name="_Toc215732321"/>
       <w:r>
         <w:rPr>
           <w:rFonts w:eastAsia="Times New Roman"/>
@@ -12256,6 +12673,7 @@
           <w:sz w:val="16"/>
           <w:szCs w:val="16"/>
         </w:rPr>
+        <w:lastRenderedPageBreak/>
         <w:t>Part /word/media/image1.jpeg [</w:t>
       </w:r>
       <w:r>
@@ -13715,6 +14133,7 @@
           <w:sz w:val="16"/>
           <w:szCs w:val="16"/>
         </w:rPr>
+        <w:lastRenderedPageBreak/>
         <w:tab/>
         <w:t>Parts parts = wordMLPackage.getParts();</w:t>
       </w:r>
@@ -13796,7 +14215,7 @@
           <w:kern w:val="36"/>
         </w:rPr>
       </w:pPr>
-      <w:bookmarkStart w:id="27" w:name="_Toc96591827"/>
+      <w:bookmarkStart w:id="27" w:name="_Toc215732322"/>
       <w:r>
         <w:rPr>
           <w:rFonts w:eastAsia="Times New Roman"/>
@@ -15331,6 +15750,7 @@
           <w:sz w:val="20"/>
           <w:szCs w:val="20"/>
         </w:rPr>
+        <w:lastRenderedPageBreak/>
         <w:t xml:space="preserve">     */</w:t>
       </w:r>
     </w:p>
@@ -16104,7 +16524,7 @@
           <w:kern w:val="36"/>
         </w:rPr>
       </w:pPr>
-      <w:bookmarkStart w:id="28" w:name="_Toc96591828"/>
+      <w:bookmarkStart w:id="28" w:name="_Toc215732323"/>
       <w:r>
         <w:rPr>
           <w:rFonts w:eastAsia="Times New Roman"/>
@@ -16161,6 +16581,7 @@
         <w:spacing w:before="100" w:beforeAutospacing="1" w:after="100" w:afterAutospacing="1" w:line="240" w:lineRule="auto"/>
       </w:pPr>
       <w:r>
+        <w:lastRenderedPageBreak/>
         <w:t>docx4j-samples-docx-export-fo</w:t>
       </w:r>
     </w:p>
@@ -17253,12 +17674,13 @@
           <w:kern w:val="36"/>
         </w:rPr>
       </w:pPr>
-      <w:bookmarkStart w:id="29" w:name="_Toc96591829"/>
+      <w:bookmarkStart w:id="29" w:name="_Toc215732324"/>
       <w:r>
         <w:rPr>
           <w:rFonts w:eastAsia="Times New Roman"/>
           <w:kern w:val="36"/>
         </w:rPr>
+        <w:lastRenderedPageBreak/>
         <w:t>Creating a new docx</w:t>
       </w:r>
       <w:bookmarkEnd w:id="29"/>
@@ -18101,7 +18523,7 @@
       <w:pPr>
         <w:pStyle w:val="Heading1"/>
       </w:pPr>
-      <w:bookmarkStart w:id="30" w:name="_Toc96591830"/>
+      <w:bookmarkStart w:id="30" w:name="_Toc215732325"/>
       <w:bookmarkStart w:id="31" w:name="_Ref273525601"/>
       <w:r>
         <w:t>docx4j.properties</w:t>
@@ -18903,7 +19325,7 @@
       <w:pPr>
         <w:pStyle w:val="Heading1"/>
       </w:pPr>
-      <w:bookmarkStart w:id="32" w:name="_Toc96591831"/>
+      <w:bookmarkStart w:id="32" w:name="_Toc215732326"/>
       <w:r>
         <w:t>Adding a paragraph of text</w:t>
       </w:r>
@@ -19935,6 +20357,7 @@
           <w:sz w:val="20"/>
           <w:szCs w:val="20"/>
         </w:rPr>
+        <w:lastRenderedPageBreak/>
         <w:tab/>
       </w:r>
       <w:r>
@@ -21111,7 +21534,7 @@
         </w:rPr>
       </w:pPr>
       <w:bookmarkStart w:id="33" w:name="_Ref273526076"/>
-      <w:bookmarkStart w:id="34" w:name="_Toc96591832"/>
+      <w:bookmarkStart w:id="34" w:name="_Toc215732327"/>
       <w:r>
         <w:rPr>
           <w:rFonts w:eastAsia="Times New Roman"/>
@@ -21134,6 +21557,7 @@
     </w:p>
     <w:p>
       <w:r>
+        <w:lastRenderedPageBreak/>
         <w:t>Now look at its XML. Choices:</w:t>
       </w:r>
     </w:p>
@@ -23272,6 +23696,7 @@
         <w:spacing w:before="100" w:beforeAutospacing="1" w:after="100" w:afterAutospacing="1" w:line="240" w:lineRule="auto"/>
       </w:pPr>
       <w:r>
+        <w:lastRenderedPageBreak/>
         <w:t>you can simply:</w:t>
       </w:r>
     </w:p>
@@ -23504,7 +23929,7 @@
           <w:kern w:val="36"/>
         </w:rPr>
       </w:pPr>
-      <w:bookmarkStart w:id="35" w:name="_Toc96591833"/>
+      <w:bookmarkStart w:id="35" w:name="_Toc215732328"/>
       <w:r>
         <w:rPr>
           <w:rFonts w:eastAsia="Times New Roman"/>
@@ -23687,7 +24112,7 @@
           <w:kern w:val="36"/>
         </w:rPr>
       </w:pPr>
-      <w:bookmarkStart w:id="36" w:name="_Toc96591834"/>
+      <w:bookmarkStart w:id="36" w:name="_Toc215732329"/>
       <w:r>
         <w:rPr>
           <w:rFonts w:eastAsia="Times New Roman"/>
@@ -23798,12 +24223,13 @@
           <w:kern w:val="36"/>
         </w:rPr>
       </w:pPr>
-      <w:bookmarkStart w:id="37" w:name="_Toc96591835"/>
+      <w:bookmarkStart w:id="37" w:name="_Toc215732330"/>
       <w:r>
         <w:rPr>
           <w:rFonts w:eastAsia="Times New Roman"/>
           <w:kern w:val="36"/>
         </w:rPr>
+        <w:lastRenderedPageBreak/>
         <w:t xml:space="preserve">Selecting your insertion/editing point; </w:t>
       </w:r>
       <w:r>
@@ -24054,7 +24480,7 @@
           <w:kern w:val="36"/>
         </w:rPr>
       </w:pPr>
-      <w:bookmarkStart w:id="38" w:name="_Toc96591836"/>
+      <w:bookmarkStart w:id="38" w:name="_Toc215732331"/>
       <w:r>
         <w:rPr>
           <w:rFonts w:eastAsia="Times New Roman"/>
@@ -24201,6 +24627,7 @@
         </w:rPr>
       </w:pPr>
       <w:r>
+        <w:lastRenderedPageBreak/>
         <w:t xml:space="preserve">Note also, in </w:t>
       </w:r>
       <w:r>
@@ -24505,7 +24932,7 @@
         <w:pStyle w:val="Heading1"/>
       </w:pPr>
       <w:bookmarkStart w:id="39" w:name="_Ref275255216"/>
-      <w:bookmarkStart w:id="40" w:name="_Toc96591837"/>
+      <w:bookmarkStart w:id="40" w:name="_Toc215732332"/>
       <w:r>
         <w:t>Adding a Part</w:t>
       </w:r>
@@ -24825,7 +25252,7 @@
           <w:kern w:val="36"/>
         </w:rPr>
       </w:pPr>
-      <w:bookmarkStart w:id="41" w:name="_Toc96591838"/>
+      <w:bookmarkStart w:id="41" w:name="_Toc215732333"/>
       <w:r>
         <w:rPr>
           <w:rFonts w:eastAsia="Times New Roman"/>
@@ -24958,12 +25385,13 @@
           <w:kern w:val="36"/>
         </w:rPr>
       </w:pPr>
-      <w:bookmarkStart w:id="42" w:name="_Toc96591839"/>
+      <w:bookmarkStart w:id="42" w:name="_Toc215732334"/>
       <w:r>
         <w:rPr>
           <w:rFonts w:eastAsia="Times New Roman"/>
           <w:kern w:val="36"/>
         </w:rPr>
+        <w:lastRenderedPageBreak/>
         <w:t>docx to (X)HTML</w:t>
       </w:r>
       <w:bookmarkEnd w:id="42"/>
@@ -25322,7 +25750,7 @@
           <w:kern w:val="36"/>
         </w:rPr>
       </w:pPr>
-      <w:bookmarkStart w:id="43" w:name="_Toc96591840"/>
+      <w:bookmarkStart w:id="43" w:name="_Toc215732335"/>
       <w:r>
         <w:rPr>
           <w:rFonts w:eastAsia="Times New Roman"/>
@@ -25388,6 +25816,7 @@
         <w:rPr>
           <w:noProof/>
         </w:rPr>
+        <w:lastRenderedPageBreak/>
         <w:drawing>
           <wp:inline distT="0" distB="0" distL="0" distR="0" wp14:anchorId="5C674B2D" wp14:editId="781D3A23">
             <wp:extent cx="5732145" cy="5552440"/>
@@ -25686,6 +26115,7 @@
     </w:p>
     <w:p>
       <w:r>
+        <w:lastRenderedPageBreak/>
         <w:t>The façade can't use Microsoft Graph at this time.  If you want to use that, do so directly (see below).</w:t>
       </w:r>
     </w:p>
@@ -25694,7 +26124,7 @@
       <w:pPr>
         <w:pStyle w:val="Heading2"/>
       </w:pPr>
-      <w:bookmarkStart w:id="44" w:name="_Toc96591841"/>
+      <w:bookmarkStart w:id="44" w:name="_Toc215732336"/>
       <w:r>
         <w:t>docx/pptx/xlsx to PDF via Documents4j (using Word)</w:t>
       </w:r>
@@ -25791,7 +26221,7 @@
       <w:pPr>
         <w:pStyle w:val="Heading2"/>
       </w:pPr>
-      <w:bookmarkStart w:id="45" w:name="_Toc96591842"/>
+      <w:bookmarkStart w:id="45" w:name="_Toc215732337"/>
       <w:r>
         <w:t>docx/pptx/xlsx to PDF via Microsoft Graph</w:t>
       </w:r>
@@ -25825,7 +26255,7 @@
       <w:pPr>
         <w:pStyle w:val="Heading2"/>
       </w:pPr>
-      <w:bookmarkStart w:id="46" w:name="_Toc96591843"/>
+      <w:bookmarkStart w:id="46" w:name="_Toc215732338"/>
       <w:r>
         <w:t>docx to PDF via XSL FO</w:t>
       </w:r>
@@ -25940,19 +26370,7 @@
         </w:numPr>
       </w:pPr>
       <w:r>
-        <w:t xml:space="preserve">Wingdings, </w:t>
-      </w:r>
-      <w:r>
-        <w:t>Wingdings</w:t>
-      </w:r>
-      <w:r>
-        <w:t xml:space="preserve"> 2</w:t>
-      </w:r>
-      <w:r>
-        <w:t>, Wingdings</w:t>
-      </w:r>
-      <w:r>
-        <w:t xml:space="preserve"> 3</w:t>
+        <w:t>Wingdings, Wingdings 2, Wingdings 3</w:t>
       </w:r>
     </w:p>
     <w:p>
@@ -25962,7 +26380,29 @@
     </w:p>
     <w:p>
       <w:r>
-        <w:t>For this to work, you need to ensure your system has the following fonts installed</w:t>
+        <w:lastRenderedPageBreak/>
+        <w:t xml:space="preserve">Docx4j 11.5.8 includes the substitute fonts in a </w:t>
+      </w:r>
+      <w:r>
+        <w:rPr>
+          <w:rFonts w:ascii="Consolas" w:hAnsi="Consolas"/>
+          <w:b/>
+          <w:bCs/>
+          <w:sz w:val="20"/>
+          <w:szCs w:val="20"/>
+        </w:rPr>
+        <w:t>docx4j-export-fo-fonts-symbol</w:t>
+      </w:r>
+      <w:r>
+        <w:t xml:space="preserve"> jar which export-fo declares as a Maven dep, so things should just work automatically.</w:t>
+      </w:r>
+    </w:p>
+    <w:p>
+      <w:r>
+        <w:t>With 11.5.7</w:t>
+      </w:r>
+      <w:r>
+        <w:t>, you need to ensure your system has the following fonts installed</w:t>
       </w:r>
       <w:r>
         <w:t xml:space="preserve"> at the OS level</w:t>
@@ -26119,7 +26559,7 @@
           <w:rFonts w:eastAsia="Times New Roman"/>
         </w:rPr>
       </w:pPr>
-      <w:bookmarkStart w:id="47" w:name="_Toc96591844"/>
+      <w:bookmarkStart w:id="47" w:name="_Toc215732339"/>
       <w:r>
         <w:rPr>
           <w:rFonts w:eastAsia="Times New Roman"/>
@@ -27252,6 +27692,7 @@
           <w:sz w:val="18"/>
           <w:szCs w:val="18"/>
         </w:rPr>
+        <w:lastRenderedPageBreak/>
         <w:tab/>
       </w:r>
       <w:r>
@@ -30667,6 +31108,7 @@
     </w:p>
     <w:p>
       <w:r>
+        <w:lastRenderedPageBreak/>
         <w:t xml:space="preserve">Note the name </w:t>
       </w:r>
       <w:r>
@@ -30686,7 +31128,7 @@
           <w:rFonts w:eastAsia="Times New Roman"/>
         </w:rPr>
       </w:pPr>
-      <w:bookmarkStart w:id="48" w:name="_Toc96591845"/>
+      <w:bookmarkStart w:id="48" w:name="_Toc215732340"/>
       <w:r>
         <w:rPr>
           <w:rFonts w:eastAsia="Times New Roman"/>
@@ -30917,7 +31359,7 @@
           <w:rFonts w:eastAsia="Times New Roman"/>
         </w:rPr>
       </w:pPr>
-      <w:bookmarkStart w:id="49" w:name="_Toc96591846"/>
+      <w:bookmarkStart w:id="49" w:name="_Toc215732341"/>
       <w:r>
         <w:rPr>
           <w:rFonts w:eastAsia="Times New Roman"/>
@@ -30949,7 +31391,7 @@
           <w:rFonts w:eastAsia="Times New Roman"/>
         </w:rPr>
       </w:pPr>
-      <w:bookmarkStart w:id="50" w:name="_Toc96591847"/>
+      <w:bookmarkStart w:id="50" w:name="_Toc215732342"/>
       <w:r>
         <w:rPr>
           <w:rFonts w:eastAsia="Times New Roman"/>
@@ -30970,7 +31412,7 @@
           <w:rFonts w:eastAsia="Times New Roman"/>
         </w:rPr>
       </w:pPr>
-      <w:bookmarkStart w:id="51" w:name="_Toc96591848"/>
+      <w:bookmarkStart w:id="51" w:name="_Toc215732343"/>
       <w:r>
         <w:rPr>
           <w:rFonts w:eastAsia="Times New Roman"/>
@@ -31046,6 +31488,7 @@
           <w:szCs w:val="16"/>
           <w:lang w:val="en-US"/>
         </w:rPr>
+        <w:lastRenderedPageBreak/>
         <w:t>/**</w:t>
       </w:r>
     </w:p>
@@ -31558,7 +32001,7 @@
           <w:rFonts w:eastAsia="Times New Roman"/>
         </w:rPr>
       </w:pPr>
-      <w:bookmarkStart w:id="52" w:name="_Toc96591849"/>
+      <w:bookmarkStart w:id="52" w:name="_Toc215732344"/>
       <w:r>
         <w:rPr>
           <w:rFonts w:eastAsia="Times New Roman"/>
@@ -31710,7 +32153,7 @@
         <w:pStyle w:val="Heading2"/>
       </w:pPr>
       <w:bookmarkStart w:id="53" w:name="_Toc403733683"/>
-      <w:bookmarkStart w:id="54" w:name="_Toc96591850"/>
+      <w:bookmarkStart w:id="54" w:name="_Toc215732345"/>
       <w:r>
         <w:t>Introduction</w:t>
       </w:r>
@@ -31724,6 +32167,7 @@
     </w:p>
     <w:p>
       <w:r>
+        <w:lastRenderedPageBreak/>
         <w:t>Where docx4j or other code is used to modify the document, the TOC may need updating since page numbers may be wrong, or entries added, deleted or modified.</w:t>
       </w:r>
     </w:p>
@@ -31748,7 +32192,7 @@
         <w:pStyle w:val="Heading2"/>
       </w:pPr>
       <w:bookmarkStart w:id="55" w:name="_Toc403733684"/>
-      <w:bookmarkStart w:id="56" w:name="_Toc96591851"/>
+      <w:bookmarkStart w:id="56" w:name="_Toc215732346"/>
       <w:r>
         <w:t>Field background</w:t>
       </w:r>
@@ -32988,7 +33432,7 @@
         <w:pStyle w:val="Heading2"/>
       </w:pPr>
       <w:bookmarkStart w:id="57" w:name="_Toc403733685"/>
-      <w:bookmarkStart w:id="58" w:name="_Toc96591852"/>
+      <w:bookmarkStart w:id="58" w:name="_Toc215732347"/>
       <w:r>
         <w:t>TOC Content Control</w:t>
       </w:r>
@@ -33020,6 +33464,7 @@
           <w:noProof/>
           <w:lang w:val="en-US"/>
         </w:rPr>
+        <w:lastRenderedPageBreak/>
         <w:drawing>
           <wp:inline distT="0" distB="0" distL="0" distR="0" wp14:anchorId="580FB5E7" wp14:editId="6DC23203">
             <wp:extent cx="5943600" cy="2171700"/>
@@ -33139,7 +33584,7 @@
         <w:pStyle w:val="Heading2"/>
       </w:pPr>
       <w:bookmarkStart w:id="59" w:name="_Toc403733686"/>
-      <w:bookmarkStart w:id="60" w:name="_Toc96591853"/>
+      <w:bookmarkStart w:id="60" w:name="_Toc215732348"/>
       <w:r>
         <w:t>TOC Field Syntax</w:t>
       </w:r>
@@ -33374,6 +33819,7 @@
                 <w:rFonts w:eastAsia="Times New Roman"/>
                 <w:b/>
               </w:rPr>
+              <w:lastRenderedPageBreak/>
               <w:t>\t</w:t>
             </w:r>
             <w:r>
@@ -33899,7 +34345,15 @@
                 <w:rFonts w:eastAsia="Times New Roman"/>
                 <w:sz w:val="18"/>
               </w:rPr>
-              <w:t>\s field-argument</w:t>
+              <w:t>\s field-</w:t>
+            </w:r>
+            <w:r>
+              <w:rPr>
+                <w:rFonts w:eastAsia="Times New Roman"/>
+                <w:sz w:val="18"/>
+              </w:rPr>
+              <w:lastRenderedPageBreak/>
+              <w:t>argument</w:t>
             </w:r>
           </w:p>
         </w:tc>
@@ -33919,7 +34373,16 @@
                 <w:rFonts w:eastAsia="Times New Roman"/>
                 <w:sz w:val="18"/>
               </w:rPr>
-              <w:t>For entries numbered with a SEQ field, adds a prefix to the page number. The prefix depends on the type of entry. text in this switch's field-argument shall match the identifier in the SEQ field.</w:t>
+              <w:lastRenderedPageBreak/>
+              <w:t xml:space="preserve">For entries numbered with a SEQ field, adds a prefix to the page number. The </w:t>
+            </w:r>
+            <w:r>
+              <w:rPr>
+                <w:rFonts w:eastAsia="Times New Roman"/>
+                <w:sz w:val="18"/>
+              </w:rPr>
+              <w:lastRenderedPageBreak/>
+              <w:t>prefix depends on the type of entry. text in this switch's field-argument shall match the identifier in the SEQ field.</w:t>
             </w:r>
           </w:p>
         </w:tc>
@@ -33941,6 +34404,7 @@
                 <w:rFonts w:eastAsia="Times New Roman"/>
                 <w:sz w:val="18"/>
               </w:rPr>
+              <w:lastRenderedPageBreak/>
               <w:t>\z</w:t>
             </w:r>
           </w:p>
@@ -33973,7 +34437,7 @@
         <w:pStyle w:val="Heading2"/>
       </w:pPr>
       <w:bookmarkStart w:id="61" w:name="_Toc403733687"/>
-      <w:bookmarkStart w:id="62" w:name="_Toc96591854"/>
+      <w:bookmarkStart w:id="62" w:name="_Toc215732349"/>
       <w:r>
         <w:t>Inserting/generating a TOC</w:t>
       </w:r>
@@ -34488,7 +34952,7 @@
           <w:rFonts w:eastAsia="Times New Roman"/>
         </w:rPr>
       </w:pPr>
-      <w:bookmarkStart w:id="63" w:name="_Toc96591855"/>
+      <w:bookmarkStart w:id="63" w:name="_Toc215732350"/>
       <w:r>
         <w:rPr>
           <w:rFonts w:eastAsia="Times New Roman"/>
@@ -34576,20 +35040,20 @@
           <w:rFonts w:eastAsia="Times New Roman"/>
         </w:rPr>
       </w:pPr>
-      <w:bookmarkStart w:id="64" w:name="_Toc96591856"/>
+      <w:bookmarkStart w:id="64" w:name="_Toc215732351"/>
       <w:r>
         <w:rPr>
           <w:rFonts w:eastAsia="Times New Roman"/>
         </w:rPr>
         <w:t>Text substitution</w:t>
       </w:r>
+      <w:r>
+        <w:rPr>
+          <w:rFonts w:eastAsia="Times New Roman"/>
+        </w:rPr>
+        <w:t>/document generation/reporting</w:t>
+      </w:r>
       <w:bookmarkEnd w:id="64"/>
-      <w:r>
-        <w:rPr>
-          <w:rFonts w:eastAsia="Times New Roman"/>
-        </w:rPr>
-        <w:t>/document generation/reporting</w:t>
-      </w:r>
     </w:p>
     <w:p>
       <w:r>
@@ -34883,12 +35347,11 @@
       <w:pPr>
         <w:pStyle w:val="Heading2"/>
       </w:pPr>
-      <w:r>
-        <w:t>Text substitution</w:t>
-      </w:r>
-      <w:r>
-        <w:t xml:space="preserve"> – document surface</w:t>
-      </w:r>
+      <w:bookmarkStart w:id="65" w:name="_Toc215732352"/>
+      <w:r>
+        <w:t>Text substitution – document surface</w:t>
+      </w:r>
+      <w:bookmarkEnd w:id="65"/>
     </w:p>
     <w:p>
       <w:r>
@@ -35756,10 +36219,7 @@
     </w:p>
     <w:p>
       <w:r>
-        <w:t xml:space="preserve">Beyond this, you can use one of the well-know templating languages.  </w:t>
-      </w:r>
-      <w:r>
-        <w:t>For example, freemarker, velocity, or Spring EL.</w:t>
+        <w:t>Beyond this, you can use one of the well-know templating languages.  For example, freemarker, velocity, or Spring EL.</w:t>
       </w:r>
     </w:p>
     <w:p>
@@ -35911,11 +36371,11 @@
       <w:pPr>
         <w:pStyle w:val="Heading2"/>
       </w:pPr>
-      <w:bookmarkStart w:id="65" w:name="_Toc96591857"/>
+      <w:bookmarkStart w:id="66" w:name="_Toc215732353"/>
       <w:r>
         <w:t>Text substitution via data bound content controls</w:t>
       </w:r>
-      <w:bookmarkEnd w:id="65"/>
+      <w:bookmarkEnd w:id="66"/>
     </w:p>
     <w:p>
       <w:r>
@@ -36955,11 +37415,12 @@
       <w:pPr>
         <w:pStyle w:val="Heading3"/>
       </w:pPr>
-      <w:bookmarkStart w:id="66" w:name="_Toc96591858"/>
-      <w:r>
+      <w:bookmarkStart w:id="67" w:name="_Toc215732354"/>
+      <w:r>
+        <w:lastRenderedPageBreak/>
         <w:t>Binding extensions for repeats and conditionals</w:t>
       </w:r>
-      <w:bookmarkEnd w:id="66"/>
+      <w:bookmarkEnd w:id="67"/>
     </w:p>
     <w:p>
       <w:r>
@@ -37014,11 +37475,11 @@
       <w:pPr>
         <w:pStyle w:val="Heading3"/>
       </w:pPr>
-      <w:bookmarkStart w:id="67" w:name="_Toc96591859"/>
+      <w:bookmarkStart w:id="68" w:name="_Toc215732355"/>
       <w:r>
         <w:t>Binding escaped XHTML (XML + CSS)</w:t>
       </w:r>
-      <w:bookmarkEnd w:id="67"/>
+      <w:bookmarkEnd w:id="68"/>
     </w:p>
     <w:p>
       <w:r>
@@ -37032,11 +37493,11 @@
       <w:pPr>
         <w:pStyle w:val="Heading3"/>
       </w:pPr>
-      <w:bookmarkStart w:id="68" w:name="_Toc96591860"/>
+      <w:bookmarkStart w:id="69" w:name="_Toc215732356"/>
       <w:r>
         <w:t>Binding other rich content</w:t>
       </w:r>
-      <w:bookmarkEnd w:id="68"/>
+      <w:bookmarkEnd w:id="69"/>
     </w:p>
     <w:p>
       <w:r>
@@ -37047,11 +37508,11 @@
       <w:pPr>
         <w:pStyle w:val="Heading3"/>
       </w:pPr>
-      <w:bookmarkStart w:id="69" w:name="_Toc96591861"/>
+      <w:bookmarkStart w:id="70" w:name="_Toc215732357"/>
       <w:r>
         <w:t>Authoring</w:t>
       </w:r>
-      <w:bookmarkEnd w:id="69"/>
+      <w:bookmarkEnd w:id="70"/>
     </w:p>
     <w:p>
       <w:r>
@@ -37082,14 +37543,14 @@
           <w:rFonts w:eastAsia="Times New Roman"/>
         </w:rPr>
       </w:pPr>
-      <w:bookmarkStart w:id="70" w:name="_Toc96591862"/>
+      <w:bookmarkStart w:id="71" w:name="_Toc215732358"/>
       <w:r>
         <w:rPr>
           <w:rFonts w:eastAsia="Times New Roman"/>
         </w:rPr>
         <w:t>Mailmerge</w:t>
       </w:r>
-      <w:bookmarkEnd w:id="70"/>
+      <w:bookmarkEnd w:id="71"/>
     </w:p>
     <w:p>
       <w:r>
@@ -37100,11 +37561,11 @@
       <w:pPr>
         <w:pStyle w:val="Heading1"/>
       </w:pPr>
-      <w:bookmarkStart w:id="71" w:name="_Toc96591863"/>
+      <w:bookmarkStart w:id="72" w:name="_Toc215732359"/>
       <w:r>
         <w:t>SmartArt</w:t>
       </w:r>
-      <w:bookmarkEnd w:id="71"/>
+      <w:bookmarkEnd w:id="72"/>
     </w:p>
     <w:p>
       <w:r>
@@ -37176,6 +37637,7 @@
         </w:numPr>
       </w:pPr>
       <w:r>
+        <w:lastRenderedPageBreak/>
         <w:t>org.opendope.SmartArt.dataHierarchy</w:t>
       </w:r>
     </w:p>
@@ -37207,21 +37669,21 @@
       <w:pPr>
         <w:pStyle w:val="Heading1"/>
       </w:pPr>
-      <w:bookmarkStart w:id="72" w:name="_Toc96591864"/>
+      <w:bookmarkStart w:id="73" w:name="_Toc215732360"/>
       <w:r>
         <w:t>JAXB stuff</w:t>
       </w:r>
-      <w:bookmarkEnd w:id="72"/>
+      <w:bookmarkEnd w:id="73"/>
     </w:p>
     <w:p>
       <w:pPr>
         <w:pStyle w:val="Heading2"/>
       </w:pPr>
-      <w:bookmarkStart w:id="73" w:name="_Toc96591865"/>
+      <w:bookmarkStart w:id="74" w:name="_Toc215732361"/>
       <w:r>
         <w:t>Cloning</w:t>
       </w:r>
-      <w:bookmarkEnd w:id="73"/>
+      <w:bookmarkEnd w:id="74"/>
     </w:p>
     <w:p>
       <w:pPr>
@@ -37431,15 +37893,15 @@
           <w:szCs w:val="18"/>
         </w:rPr>
       </w:pPr>
-      <w:bookmarkStart w:id="74" w:name="_Toc96591866"/>
-      <w:bookmarkStart w:id="75" w:name="_Ref273527051"/>
+      <w:bookmarkStart w:id="75" w:name="_Toc215732362"/>
+      <w:bookmarkStart w:id="76" w:name="_Ref273527051"/>
       <w:r>
         <w:rPr>
           <w:lang w:val="de-DE"/>
         </w:rPr>
         <w:t>javax.xml.bind.JAXBElement</w:t>
       </w:r>
-      <w:bookmarkEnd w:id="74"/>
+      <w:bookmarkEnd w:id="75"/>
     </w:p>
     <w:p>
       <w:r>
@@ -37605,12 +38067,12 @@
       <w:pPr>
         <w:pStyle w:val="Heading2"/>
       </w:pPr>
-      <w:bookmarkStart w:id="76" w:name="_Toc96591867"/>
+      <w:bookmarkStart w:id="77" w:name="_Toc215732363"/>
       <w:r>
         <w:t>@XmlRootElement</w:t>
       </w:r>
-      <w:bookmarkEnd w:id="75"/>
       <w:bookmarkEnd w:id="76"/>
+      <w:bookmarkEnd w:id="77"/>
     </w:p>
     <w:p>
       <w:r>
@@ -37828,6 +38290,7 @@
           <w:szCs w:val="18"/>
           <w:lang w:val="de-DE"/>
         </w:rPr>
+        <w:lastRenderedPageBreak/>
         <w:t xml:space="preserve">    </w:t>
       </w:r>
       <w:r>
@@ -38613,14 +39076,14 @@
           <w:rFonts w:eastAsia="Times New Roman"/>
         </w:rPr>
       </w:pPr>
-      <w:bookmarkStart w:id="77" w:name="_Toc96591868"/>
+      <w:bookmarkStart w:id="78" w:name="_Toc215732364"/>
       <w:r>
         <w:rPr>
           <w:rFonts w:eastAsia="Times New Roman"/>
         </w:rPr>
         <w:t>Merging Documents and Presentations</w:t>
       </w:r>
-      <w:bookmarkEnd w:id="77"/>
+      <w:bookmarkEnd w:id="78"/>
     </w:p>
     <w:p>
       <w:pPr>
@@ -38915,26 +39378,36 @@
           <w:sz w:val="22"/>
           <w:szCs w:val="22"/>
         </w:rPr>
-        <w:t>.  (Without the extension, you have to rely on Word to convert the altChunk to normal content, which means if your docx contains w:altChunk, you have to round trip it through Word, before docx4j can create a PDF or HTML out of it.)</w:t>
-      </w:r>
-    </w:p>
-    <w:p>
-      <w:pPr>
-        <w:pStyle w:val="NormalWeb"/>
+        <w:t xml:space="preserve">.  (Without the extension, you have to rely on Word to convert the altChunk to normal content, which </w:t>
+      </w:r>
+      <w:r>
         <w:rPr>
           <w:rFonts w:asciiTheme="minorHAnsi" w:hAnsiTheme="minorHAnsi" w:cstheme="minorHAnsi"/>
           <w:color w:val="000000"/>
           <w:sz w:val="22"/>
           <w:szCs w:val="22"/>
         </w:rPr>
-      </w:pPr>
-      <w:r>
+        <w:lastRenderedPageBreak/>
+        <w:t>means if your docx contains w:altChunk, you have to round trip it through Word, before docx4j can create a PDF or HTML out of it.)</w:t>
+      </w:r>
+    </w:p>
+    <w:p>
+      <w:pPr>
+        <w:pStyle w:val="NormalWeb"/>
         <w:rPr>
           <w:rFonts w:asciiTheme="minorHAnsi" w:hAnsiTheme="minorHAnsi" w:cstheme="minorHAnsi"/>
           <w:color w:val="000000"/>
           <w:sz w:val="22"/>
           <w:szCs w:val="22"/>
         </w:rPr>
+      </w:pPr>
+      <w:r>
+        <w:rPr>
+          <w:rFonts w:asciiTheme="minorHAnsi" w:hAnsiTheme="minorHAnsi" w:cstheme="minorHAnsi"/>
+          <w:color w:val="000000"/>
+          <w:sz w:val="22"/>
+          <w:szCs w:val="22"/>
+        </w:rPr>
         <w:t>To process the w:altChunk elements in a docx, you invoke:</w:t>
       </w:r>
     </w:p>
@@ -39001,14 +39474,14 @@
           <w:rFonts w:eastAsia="Times New Roman"/>
         </w:rPr>
       </w:pPr>
-      <w:bookmarkStart w:id="78" w:name="_Toc96591869"/>
+      <w:bookmarkStart w:id="79" w:name="_Toc215732365"/>
       <w:r>
         <w:rPr>
           <w:rFonts w:eastAsia="Times New Roman"/>
         </w:rPr>
         <w:t>Other Support Options</w:t>
       </w:r>
-      <w:bookmarkEnd w:id="78"/>
+      <w:bookmarkEnd w:id="79"/>
     </w:p>
     <w:p>
       <w:pPr>
@@ -39050,14 +39523,14 @@
           <w:rFonts w:eastAsia="Times New Roman"/>
         </w:rPr>
       </w:pPr>
-      <w:bookmarkStart w:id="79" w:name="_Toc96591870"/>
+      <w:bookmarkStart w:id="80" w:name="_Toc215732366"/>
       <w:r>
         <w:rPr>
           <w:rFonts w:eastAsia="Times New Roman"/>
         </w:rPr>
         <w:t>Colophon</w:t>
       </w:r>
-      <w:bookmarkEnd w:id="79"/>
+      <w:bookmarkEnd w:id="80"/>
     </w:p>
     <w:p>
       <w:r>
@@ -39135,14 +39608,14 @@
           <w:rFonts w:eastAsia="Times New Roman"/>
         </w:rPr>
       </w:pPr>
-      <w:bookmarkStart w:id="80" w:name="_Toc96591871"/>
+      <w:bookmarkStart w:id="81" w:name="_Toc215732367"/>
       <w:r>
         <w:rPr>
           <w:rFonts w:eastAsia="Times New Roman"/>
         </w:rPr>
         <w:t>Contacting Plutext</w:t>
       </w:r>
-      <w:bookmarkEnd w:id="80"/>
+      <w:bookmarkEnd w:id="81"/>
     </w:p>
     <w:p>
       <w:r>
@@ -39202,40 +39675,38 @@
     </w:p>
     <w:p>
       <w:pPr>
-        <w:jc w:val="center"/>
-        <w:rPr>
-          <w:b/>
+        <w:pStyle w:val="Heading1"/>
+        <w:rPr>
+          <w:b w:val="0"/>
           <w:u w:val="single"/>
         </w:rPr>
       </w:pPr>
-      <w:r>
-        <w:rPr>
-          <w:b/>
+      <w:bookmarkStart w:id="82" w:name="_Toc215732368"/>
+      <w:r>
+        <w:rPr>
           <w:u w:val="single"/>
         </w:rPr>
         <w:t xml:space="preserve">Appendix </w:t>
       </w:r>
       <w:r>
         <w:rPr>
-          <w:b/>
           <w:u w:val="single"/>
         </w:rPr>
         <w:t>1</w:t>
       </w:r>
       <w:r>
         <w:rPr>
-          <w:b/>
           <w:u w:val="single"/>
         </w:rPr>
         <w:t xml:space="preserve"> – </w:t>
       </w:r>
       <w:r>
         <w:rPr>
-          <w:b/>
           <w:u w:val="single"/>
         </w:rPr>
         <w:t>Font Mapping</w:t>
       </w:r>
+      <w:bookmarkEnd w:id="82"/>
     </w:p>
     <w:p>
       <w:pPr>
@@ -39264,7 +39735,13 @@
     </w:p>
     <w:p>
       <w:r>
-        <w:t>These fonts come from 2 sources:</w:t>
+        <w:t xml:space="preserve">These fonts come from </w:t>
+      </w:r>
+      <w:r>
+        <w:t>3</w:t>
+      </w:r>
+      <w:r>
+        <w:t xml:space="preserve"> sources:</w:t>
       </w:r>
     </w:p>
     <w:p>
@@ -39278,6 +39755,21 @@
       <w:r>
         <w:t>those installed on the computer</w:t>
       </w:r>
+      <w:r>
+        <w:t>;</w:t>
+      </w:r>
+      <w:r>
+        <w:br/>
+        <w:t xml:space="preserve">you can disable looking here by setting </w:t>
+      </w:r>
+      <w:r>
+        <w:rPr>
+          <w:rFonts w:ascii="Consolas" w:hAnsi="Consolas"/>
+          <w:sz w:val="16"/>
+          <w:szCs w:val="16"/>
+        </w:rPr>
+        <w:t>org.docx4j.fonts.discoverPhysicalFonts.enabled=false</w:t>
+      </w:r>
     </w:p>
     <w:p>
       <w:pPr>
@@ -39288,6 +39780,106 @@
         </w:numPr>
       </w:pPr>
       <w:r>
+        <w:t>those in jars on your classpath (since v11.5.8):</w:t>
+      </w:r>
+    </w:p>
+    <w:p>
+      <w:pPr>
+        <w:pStyle w:val="ListParagraph"/>
+        <w:numPr>
+          <w:ilvl w:val="1"/>
+          <w:numId w:val="10"/>
+        </w:numPr>
+      </w:pPr>
+      <w:r>
+        <w:t xml:space="preserve">it will look in /fonts, unless you change this via property </w:t>
+      </w:r>
+      <w:r>
+        <w:rPr>
+          <w:rFonts w:ascii="Consolas" w:hAnsi="Consolas"/>
+          <w:sz w:val="18"/>
+          <w:szCs w:val="18"/>
+        </w:rPr>
+        <w:t>docx4j.fonts.PhysicalFonts.Jars.PathPrefix</w:t>
+      </w:r>
+      <w:r>
+        <w:rPr>
+          <w:rFonts w:ascii="Consolas" w:hAnsi="Consolas"/>
+          <w:sz w:val="18"/>
+          <w:szCs w:val="18"/>
+        </w:rPr>
+        <w:br/>
+      </w:r>
+      <w:r>
+        <w:t xml:space="preserve">you can disable looking here by setting </w:t>
+      </w:r>
+      <w:r>
+        <w:rPr>
+          <w:rFonts w:ascii="Consolas" w:hAnsi="Consolas"/>
+          <w:sz w:val="16"/>
+          <w:szCs w:val="16"/>
+        </w:rPr>
+        <w:t>org.docx4j.fonts.discover</w:t>
+      </w:r>
+      <w:r>
+        <w:rPr>
+          <w:rFonts w:ascii="Consolas" w:hAnsi="Consolas"/>
+          <w:sz w:val="16"/>
+          <w:szCs w:val="16"/>
+        </w:rPr>
+        <w:t>Jar</w:t>
+      </w:r>
+      <w:r>
+        <w:rPr>
+          <w:rFonts w:ascii="Consolas" w:hAnsi="Consolas"/>
+          <w:sz w:val="16"/>
+          <w:szCs w:val="16"/>
+        </w:rPr>
+        <w:t>Fonts.enabled=false</w:t>
+      </w:r>
+    </w:p>
+    <w:p>
+      <w:pPr>
+        <w:pStyle w:val="ListParagraph"/>
+        <w:numPr>
+          <w:ilvl w:val="1"/>
+          <w:numId w:val="10"/>
+        </w:numPr>
+        <w:spacing w:after="0" w:line="240" w:lineRule="auto"/>
+        <w:rPr>
+          <w:rFonts w:ascii="Times New Roman" w:eastAsia="Times New Roman" w:hAnsi="Times New Roman" w:cs="Times New Roman"/>
+          <w:sz w:val="24"/>
+          <w:szCs w:val="24"/>
+          <w:lang w:eastAsia="ja-JP"/>
+        </w:rPr>
+      </w:pPr>
+      <w:r>
+        <w:rPr>
+          <w:rFonts w:ascii="Consolas" w:eastAsia="Times New Roman" w:hAnsi="Consolas" w:cs="Courier New"/>
+          <w:color w:val="000000"/>
+          <w:sz w:val="20"/>
+          <w:szCs w:val="20"/>
+          <w:shd w:val="clear" w:color="auto" w:fill="FFFFFF"/>
+          <w:lang w:eastAsia="ja-JP"/>
+        </w:rPr>
+        <w:t>docx4j-export-fo-fonts-symbol</w:t>
+      </w:r>
+      <w:r>
+        <w:t xml:space="preserve"> jar </w:t>
+      </w:r>
+      <w:r>
+        <w:t>for symbol substitutes (Webdings, Wingdings, Symbol font substitutes)</w:t>
+      </w:r>
+    </w:p>
+    <w:p>
+      <w:pPr>
+        <w:pStyle w:val="ListParagraph"/>
+        <w:numPr>
+          <w:ilvl w:val="0"/>
+          <w:numId w:val="10"/>
+        </w:numPr>
+      </w:pPr>
+      <w:r>
         <w:t>those embedded in the document</w:t>
       </w:r>
     </w:p>
@@ -39591,6 +40183,7 @@
           <w:sz w:val="16"/>
           <w:szCs w:val="16"/>
         </w:rPr>
+        <w:lastRenderedPageBreak/>
         <w:tab/>
         <w:t>PhysicalFont font = PhysicalFonts.</w:t>
       </w:r>
@@ -40797,7 +41390,290 @@
         <w:t xml:space="preserve"> </w:t>
       </w:r>
     </w:p>
-    <w:p/>
+    <w:p>
+      <w:pPr>
+        <w:rPr>
+          <w:b/>
+          <w:bCs/>
+        </w:rPr>
+      </w:pPr>
+      <w:r>
+        <w:rPr>
+          <w:b/>
+          <w:bCs/>
+        </w:rPr>
+        <w:t>Troubleshooting</w:t>
+      </w:r>
+    </w:p>
+    <w:p>
+      <w:r>
+        <w:t xml:space="preserve">You should be able to configure things such that </w:t>
+      </w:r>
+      <w:r>
+        <w:t xml:space="preserve">PDF via export-fo uses the same fonts </w:t>
+      </w:r>
+      <w:r>
+        <w:t>on both Linux and Windows</w:t>
+      </w:r>
+      <w:r>
+        <w:t>.</w:t>
+      </w:r>
+    </w:p>
+    <w:p>
+      <w:r>
+        <w:t>To do this, you will need to:</w:t>
+      </w:r>
+    </w:p>
+    <w:p>
+      <w:pPr>
+        <w:pStyle w:val="ListParagraph"/>
+        <w:numPr>
+          <w:ilvl w:val="0"/>
+          <w:numId w:val="37"/>
+        </w:numPr>
+        <w:rPr>
+          <w:sz w:val="20"/>
+          <w:szCs w:val="20"/>
+        </w:rPr>
+      </w:pPr>
+      <w:r>
+        <w:t>install your chosen fonts</w:t>
+      </w:r>
+      <w:r>
+        <w:br/>
+      </w:r>
+      <w:r>
+        <w:br/>
+      </w:r>
+      <w:r>
+        <w:rPr>
+          <w:b/>
+          <w:bCs/>
+          <w:sz w:val="20"/>
+          <w:szCs w:val="20"/>
+        </w:rPr>
+        <w:t>Note for Windows Users:</w:t>
+      </w:r>
+      <w:r>
+        <w:rPr>
+          <w:sz w:val="20"/>
+          <w:szCs w:val="20"/>
+        </w:rPr>
+        <w:t xml:space="preserve"> Windows began installing fonts by default into AppData\Local\Microsoft\Windows\Fonts starting with Windows 10 (build 1809, released in October 2018). This change introduced per-user font installation, allowing fonts to be installed without requiring administrator rights. Docx4j</w:t>
+      </w:r>
+      <w:r>
+        <w:rPr>
+          <w:sz w:val="20"/>
+          <w:szCs w:val="20"/>
+        </w:rPr>
+        <w:t xml:space="preserve"> prior to 11.5.8</w:t>
+      </w:r>
+      <w:r>
+        <w:rPr>
+          <w:sz w:val="20"/>
+          <w:szCs w:val="20"/>
+        </w:rPr>
+        <w:t xml:space="preserve"> font discovery </w:t>
+      </w:r>
+      <w:r>
+        <w:rPr>
+          <w:sz w:val="20"/>
+          <w:szCs w:val="20"/>
+        </w:rPr>
+        <w:t xml:space="preserve">did not </w:t>
+      </w:r>
+      <w:r>
+        <w:rPr>
+          <w:sz w:val="20"/>
+          <w:szCs w:val="20"/>
+        </w:rPr>
+        <w:t xml:space="preserve">look in that directory, so </w:t>
+      </w:r>
+      <w:r>
+        <w:rPr>
+          <w:sz w:val="20"/>
+          <w:szCs w:val="20"/>
+        </w:rPr>
+        <w:t xml:space="preserve">for &lt;11.5.8, </w:t>
+      </w:r>
+      <w:r>
+        <w:rPr>
+          <w:sz w:val="20"/>
+          <w:szCs w:val="20"/>
+        </w:rPr>
+        <w:t>you need to ensure that fonts are installed “</w:t>
+      </w:r>
+      <w:r>
+        <w:rPr>
+          <w:b/>
+          <w:bCs/>
+          <w:sz w:val="20"/>
+          <w:szCs w:val="20"/>
+        </w:rPr>
+        <w:t>for all users</w:t>
+      </w:r>
+      <w:r>
+        <w:rPr>
+          <w:sz w:val="20"/>
+          <w:szCs w:val="20"/>
+        </w:rPr>
+        <w:t>” (right click on the font to do that).</w:t>
+      </w:r>
+      <w:r>
+        <w:rPr>
+          <w:sz w:val="20"/>
+          <w:szCs w:val="20"/>
+        </w:rPr>
+        <w:br/>
+      </w:r>
+    </w:p>
+    <w:p>
+      <w:pPr>
+        <w:pStyle w:val="ListParagraph"/>
+        <w:numPr>
+          <w:ilvl w:val="0"/>
+          <w:numId w:val="37"/>
+        </w:numPr>
+      </w:pPr>
+      <w:r>
+        <w:t>ensure each font used in the docx is mapped to</w:t>
+      </w:r>
+      <w:r>
+        <w:t xml:space="preserve"> one of </w:t>
+      </w:r>
+      <w:r>
+        <w:t>your chosen fonts</w:t>
+      </w:r>
+    </w:p>
+    <w:p>
+      <w:pPr>
+        <w:pStyle w:val="ListParagraph"/>
+        <w:numPr>
+          <w:ilvl w:val="0"/>
+          <w:numId w:val="38"/>
+        </w:numPr>
+      </w:pPr>
+      <w:r>
+        <w:t xml:space="preserve">if you are using </w:t>
+      </w:r>
+      <w:r>
+        <w:rPr>
+          <w:rFonts w:ascii="Consolas" w:hAnsi="Consolas" w:cs="Consolas"/>
+          <w:color w:val="000000"/>
+          <w:sz w:val="16"/>
+          <w:szCs w:val="16"/>
+        </w:rPr>
+        <w:t>IdentityPlusMapper</w:t>
+      </w:r>
+      <w:r>
+        <w:t xml:space="preserve"> you don’t need to map the fonts which are physically present (for example, font “Calibri” used in the docx and physically present on the system).</w:t>
+      </w:r>
+    </w:p>
+    <w:p>
+      <w:pPr>
+        <w:pStyle w:val="ListParagraph"/>
+        <w:numPr>
+          <w:ilvl w:val="0"/>
+          <w:numId w:val="38"/>
+        </w:numPr>
+      </w:pPr>
+      <w:r>
+        <w:t xml:space="preserve">If there is no mapping for a font, then the mapping for the default font is used (and failing that, the default font). </w:t>
+      </w:r>
+    </w:p>
+    <w:p>
+      <w:r>
+        <w:t>Notes about mapping:</w:t>
+      </w:r>
+    </w:p>
+    <w:p>
+      <w:pPr>
+        <w:pStyle w:val="ListParagraph"/>
+        <w:numPr>
+          <w:ilvl w:val="0"/>
+          <w:numId w:val="39"/>
+        </w:numPr>
+      </w:pPr>
+      <w:r>
+        <w:t>mapping is not case sensitive (lowercase is used).</w:t>
+      </w:r>
+    </w:p>
+    <w:p>
+      <w:pPr>
+        <w:pStyle w:val="ListParagraph"/>
+        <w:numPr>
+          <w:ilvl w:val="0"/>
+          <w:numId w:val="39"/>
+        </w:numPr>
+      </w:pPr>
+      <w:r>
+        <w:t xml:space="preserve">Typically you map the base name, for example “Liberation Sans”, not “Liberation Sans Regular” or “Bold”.  </w:t>
+      </w:r>
+      <w:hyperlink r:id="rId87" w:history="1">
+        <w:r>
+          <w:rPr>
+            <w:rStyle w:val="Hyperlink"/>
+          </w:rPr>
+          <w:t>https://github.com/plutext/docx4j/blob/VERSION_11_5_8/docx4j-core/src/main/resources/org/docx4j/fonts/microsoft/MicrosoftFonts.xml</w:t>
+        </w:r>
+      </w:hyperlink>
+      <w:r>
+        <w:t xml:space="preserve">  specifies the corresponding bold, italic and bolditalic forms.</w:t>
+      </w:r>
+    </w:p>
+    <w:p>
+      <w:r>
+        <w:lastRenderedPageBreak/>
+        <w:t xml:space="preserve">You can use </w:t>
+      </w:r>
+      <w:hyperlink r:id="rId88" w:history="1">
+        <w:r>
+          <w:rPr>
+            <w:rStyle w:val="Hyperlink"/>
+          </w:rPr>
+          <w:t>https://github.com/plutext/docx4j/blob/VERSION_11_5_8/docx4j-samples-docx4j/src/main/java/org/docx4j/samples/FontsUsed.java</w:t>
+        </w:r>
+      </w:hyperlink>
+      <w:r>
+        <w:t xml:space="preserve"> to get an understanding of what fonts are present in your docx, and how they are mapped.</w:t>
+      </w:r>
+    </w:p>
+    <w:p>
+      <w:r>
+        <w:t xml:space="preserve">Note:  for characters outside the ASCII range, font selection is a complex topic.  For simplicity, the FontsUsed sample does not cover those cases.  </w:t>
+      </w:r>
+    </w:p>
+    <w:p>
+      <w:r>
+        <w:t>For more insight into what is happening, you can set the following loggers:</w:t>
+      </w:r>
+    </w:p>
+    <w:p>
+      <w:r>
+        <w:tab/>
+        <w:t>&lt;logger name="org.docx4j.fonts.PhysicalFonts" level="DEBUG" /&gt;</w:t>
+      </w:r>
+      <w:r>
+        <w:br/>
+      </w:r>
+      <w:r>
+        <w:tab/>
+        <w:t>&lt;logger name="org.docx4j.fonts.RunFontSelector" level="DEBUG" /&gt;</w:t>
+      </w:r>
+    </w:p>
+    <w:p>
+      <w:r>
+        <w:t>The results of font discovery are cached at ~/</w:t>
+      </w:r>
+      <w:r>
+        <w:t>.docx4j/fop-fonts.cache</w:t>
+      </w:r>
+    </w:p>
+    <w:p>
+      <w:r>
+        <w:t>In case of problems (for example, a font has previously failed to load), you can delete the cache.</w:t>
+      </w:r>
+    </w:p>
     <w:sectPr>
       <w:pgSz w:w="11907" w:h="16839" w:code="9"/>
       <w:pgMar w:top="1440" w:right="1440" w:bottom="1440" w:left="1440" w:header="708" w:footer="708" w:gutter="0"/>
@@ -40843,7 +41719,6 @@
         <w:docPartUnique/>
       </w:docPartObj>
     </w:sdtPr>
-    <w:sdtEndPr/>
     <w:sdtContent>
       <w:p>
         <w:pPr>
@@ -42478,7 +43353,7 @@
   <w:abstractNum w:abstractNumId="13" w15:restartNumberingAfterBreak="0">
     <w:nsid w:val="1BC044AF"/>
     <w:multiLevelType w:val="hybridMultilevel"/>
-    <w:tmpl w:val="56429C50"/>
+    <w:tmpl w:val="1194A728"/>
     <w:lvl w:ilvl="0" w:tplc="0C090001">
       <w:start w:val="1"/>
       <w:numFmt w:val="bullet"/>
@@ -42491,7 +43366,7 @@
         <w:rFonts w:ascii="Symbol" w:hAnsi="Symbol" w:hint="default"/>
       </w:rPr>
     </w:lvl>
-    <w:lvl w:ilvl="1" w:tplc="0C090003" w:tentative="1">
+    <w:lvl w:ilvl="1" w:tplc="0C090003">
       <w:start w:val="1"/>
       <w:numFmt w:val="bullet"/>
       <w:lvlText w:val="o"/>
@@ -43103,9 +43978,95 @@
     </w:lvl>
   </w:abstractNum>
   <w:abstractNum w:abstractNumId="19" w15:restartNumberingAfterBreak="0">
-    <w:nsid w:val="39A237A6"/>
+    <w:nsid w:val="2E9F45CF"/>
     <w:multiLevelType w:val="hybridMultilevel"/>
-    <w:tmpl w:val="2A58BF26"/>
+    <w:tmpl w:val="92066E1C"/>
+    <w:lvl w:ilvl="0" w:tplc="0C09000F">
+      <w:start w:val="1"/>
+      <w:numFmt w:val="decimal"/>
+      <w:lvlText w:val="%1."/>
+      <w:lvlJc w:val="left"/>
+      <w:pPr>
+        <w:ind w:left="773" w:hanging="360"/>
+      </w:pPr>
+    </w:lvl>
+    <w:lvl w:ilvl="1" w:tplc="0C090019">
+      <w:start w:val="1"/>
+      <w:numFmt w:val="lowerLetter"/>
+      <w:lvlText w:val="%2."/>
+      <w:lvlJc w:val="left"/>
+      <w:pPr>
+        <w:ind w:left="1493" w:hanging="360"/>
+      </w:pPr>
+    </w:lvl>
+    <w:lvl w:ilvl="2" w:tplc="0C09001B" w:tentative="1">
+      <w:start w:val="1"/>
+      <w:numFmt w:val="lowerRoman"/>
+      <w:lvlText w:val="%3."/>
+      <w:lvlJc w:val="right"/>
+      <w:pPr>
+        <w:ind w:left="2213" w:hanging="180"/>
+      </w:pPr>
+    </w:lvl>
+    <w:lvl w:ilvl="3" w:tplc="0C09000F" w:tentative="1">
+      <w:start w:val="1"/>
+      <w:numFmt w:val="decimal"/>
+      <w:lvlText w:val="%4."/>
+      <w:lvlJc w:val="left"/>
+      <w:pPr>
+        <w:ind w:left="2933" w:hanging="360"/>
+      </w:pPr>
+    </w:lvl>
+    <w:lvl w:ilvl="4" w:tplc="0C090019" w:tentative="1">
+      <w:start w:val="1"/>
+      <w:numFmt w:val="lowerLetter"/>
+      <w:lvlText w:val="%5."/>
+      <w:lvlJc w:val="left"/>
+      <w:pPr>
+        <w:ind w:left="3653" w:hanging="360"/>
+      </w:pPr>
+    </w:lvl>
+    <w:lvl w:ilvl="5" w:tplc="0C09001B" w:tentative="1">
+      <w:start w:val="1"/>
+      <w:numFmt w:val="lowerRoman"/>
+      <w:lvlText w:val="%6."/>
+      <w:lvlJc w:val="right"/>
+      <w:pPr>
+        <w:ind w:left="4373" w:hanging="180"/>
+      </w:pPr>
+    </w:lvl>
+    <w:lvl w:ilvl="6" w:tplc="0C09000F" w:tentative="1">
+      <w:start w:val="1"/>
+      <w:numFmt w:val="decimal"/>
+      <w:lvlText w:val="%7."/>
+      <w:lvlJc w:val="left"/>
+      <w:pPr>
+        <w:ind w:left="5093" w:hanging="360"/>
+      </w:pPr>
+    </w:lvl>
+    <w:lvl w:ilvl="7" w:tplc="0C090019" w:tentative="1">
+      <w:start w:val="1"/>
+      <w:numFmt w:val="lowerLetter"/>
+      <w:lvlText w:val="%8."/>
+      <w:lvlJc w:val="left"/>
+      <w:pPr>
+        <w:ind w:left="5813" w:hanging="360"/>
+      </w:pPr>
+    </w:lvl>
+    <w:lvl w:ilvl="8" w:tplc="0C09001B" w:tentative="1">
+      <w:start w:val="1"/>
+      <w:numFmt w:val="lowerRoman"/>
+      <w:lvlText w:val="%9."/>
+      <w:lvlJc w:val="right"/>
+      <w:pPr>
+        <w:ind w:left="6533" w:hanging="180"/>
+      </w:pPr>
+    </w:lvl>
+  </w:abstractNum>
+  <w:abstractNum w:abstractNumId="20" w15:restartNumberingAfterBreak="0">
+    <w:nsid w:val="34920B77"/>
+    <w:multiLevelType w:val="hybridMultilevel"/>
+    <w:tmpl w:val="1996DF24"/>
     <w:lvl w:ilvl="0" w:tplc="0C090001">
       <w:start w:val="1"/>
       <w:numFmt w:val="bullet"/>
@@ -43215,7 +44176,233 @@
       </w:rPr>
     </w:lvl>
   </w:abstractNum>
-  <w:abstractNum w:abstractNumId="20" w15:restartNumberingAfterBreak="0">
+  <w:abstractNum w:abstractNumId="21" w15:restartNumberingAfterBreak="0">
+    <w:nsid w:val="39A237A6"/>
+    <w:multiLevelType w:val="hybridMultilevel"/>
+    <w:tmpl w:val="2A58BF26"/>
+    <w:lvl w:ilvl="0" w:tplc="0C090001">
+      <w:start w:val="1"/>
+      <w:numFmt w:val="bullet"/>
+      <w:lvlText w:val=""/>
+      <w:lvlJc w:val="left"/>
+      <w:pPr>
+        <w:ind w:left="720" w:hanging="360"/>
+      </w:pPr>
+      <w:rPr>
+        <w:rFonts w:ascii="Symbol" w:hAnsi="Symbol" w:hint="default"/>
+      </w:rPr>
+    </w:lvl>
+    <w:lvl w:ilvl="1" w:tplc="0C090003" w:tentative="1">
+      <w:start w:val="1"/>
+      <w:numFmt w:val="bullet"/>
+      <w:lvlText w:val="o"/>
+      <w:lvlJc w:val="left"/>
+      <w:pPr>
+        <w:ind w:left="1440" w:hanging="360"/>
+      </w:pPr>
+      <w:rPr>
+        <w:rFonts w:ascii="Courier New" w:hAnsi="Courier New" w:cs="Courier New" w:hint="default"/>
+      </w:rPr>
+    </w:lvl>
+    <w:lvl w:ilvl="2" w:tplc="0C090005" w:tentative="1">
+      <w:start w:val="1"/>
+      <w:numFmt w:val="bullet"/>
+      <w:lvlText w:val=""/>
+      <w:lvlJc w:val="left"/>
+      <w:pPr>
+        <w:ind w:left="2160" w:hanging="360"/>
+      </w:pPr>
+      <w:rPr>
+        <w:rFonts w:ascii="Wingdings" w:hAnsi="Wingdings" w:hint="default"/>
+      </w:rPr>
+    </w:lvl>
+    <w:lvl w:ilvl="3" w:tplc="0C090001" w:tentative="1">
+      <w:start w:val="1"/>
+      <w:numFmt w:val="bullet"/>
+      <w:lvlText w:val=""/>
+      <w:lvlJc w:val="left"/>
+      <w:pPr>
+        <w:ind w:left="2880" w:hanging="360"/>
+      </w:pPr>
+      <w:rPr>
+        <w:rFonts w:ascii="Symbol" w:hAnsi="Symbol" w:hint="default"/>
+      </w:rPr>
+    </w:lvl>
+    <w:lvl w:ilvl="4" w:tplc="0C090003" w:tentative="1">
+      <w:start w:val="1"/>
+      <w:numFmt w:val="bullet"/>
+      <w:lvlText w:val="o"/>
+      <w:lvlJc w:val="left"/>
+      <w:pPr>
+        <w:ind w:left="3600" w:hanging="360"/>
+      </w:pPr>
+      <w:rPr>
+        <w:rFonts w:ascii="Courier New" w:hAnsi="Courier New" w:cs="Courier New" w:hint="default"/>
+      </w:rPr>
+    </w:lvl>
+    <w:lvl w:ilvl="5" w:tplc="0C090005" w:tentative="1">
+      <w:start w:val="1"/>
+      <w:numFmt w:val="bullet"/>
+      <w:lvlText w:val=""/>
+      <w:lvlJc w:val="left"/>
+      <w:pPr>
+        <w:ind w:left="4320" w:hanging="360"/>
+      </w:pPr>
+      <w:rPr>
+        <w:rFonts w:ascii="Wingdings" w:hAnsi="Wingdings" w:hint="default"/>
+      </w:rPr>
+    </w:lvl>
+    <w:lvl w:ilvl="6" w:tplc="0C090001" w:tentative="1">
+      <w:start w:val="1"/>
+      <w:numFmt w:val="bullet"/>
+      <w:lvlText w:val=""/>
+      <w:lvlJc w:val="left"/>
+      <w:pPr>
+        <w:ind w:left="5040" w:hanging="360"/>
+      </w:pPr>
+      <w:rPr>
+        <w:rFonts w:ascii="Symbol" w:hAnsi="Symbol" w:hint="default"/>
+      </w:rPr>
+    </w:lvl>
+    <w:lvl w:ilvl="7" w:tplc="0C090003" w:tentative="1">
+      <w:start w:val="1"/>
+      <w:numFmt w:val="bullet"/>
+      <w:lvlText w:val="o"/>
+      <w:lvlJc w:val="left"/>
+      <w:pPr>
+        <w:ind w:left="5760" w:hanging="360"/>
+      </w:pPr>
+      <w:rPr>
+        <w:rFonts w:ascii="Courier New" w:hAnsi="Courier New" w:cs="Courier New" w:hint="default"/>
+      </w:rPr>
+    </w:lvl>
+    <w:lvl w:ilvl="8" w:tplc="0C090005" w:tentative="1">
+      <w:start w:val="1"/>
+      <w:numFmt w:val="bullet"/>
+      <w:lvlText w:val=""/>
+      <w:lvlJc w:val="left"/>
+      <w:pPr>
+        <w:ind w:left="6480" w:hanging="360"/>
+      </w:pPr>
+      <w:rPr>
+        <w:rFonts w:ascii="Wingdings" w:hAnsi="Wingdings" w:hint="default"/>
+      </w:rPr>
+    </w:lvl>
+  </w:abstractNum>
+  <w:abstractNum w:abstractNumId="22" w15:restartNumberingAfterBreak="0">
+    <w:nsid w:val="3E9B0C65"/>
+    <w:multiLevelType w:val="hybridMultilevel"/>
+    <w:tmpl w:val="6B064D4E"/>
+    <w:lvl w:ilvl="0" w:tplc="0C090001">
+      <w:start w:val="1"/>
+      <w:numFmt w:val="bullet"/>
+      <w:lvlText w:val=""/>
+      <w:lvlJc w:val="left"/>
+      <w:pPr>
+        <w:ind w:left="1133" w:hanging="360"/>
+      </w:pPr>
+      <w:rPr>
+        <w:rFonts w:ascii="Symbol" w:hAnsi="Symbol" w:hint="default"/>
+      </w:rPr>
+    </w:lvl>
+    <w:lvl w:ilvl="1" w:tplc="0C090003" w:tentative="1">
+      <w:start w:val="1"/>
+      <w:numFmt w:val="bullet"/>
+      <w:lvlText w:val="o"/>
+      <w:lvlJc w:val="left"/>
+      <w:pPr>
+        <w:ind w:left="1853" w:hanging="360"/>
+      </w:pPr>
+      <w:rPr>
+        <w:rFonts w:ascii="Courier New" w:hAnsi="Courier New" w:cs="Courier New" w:hint="default"/>
+      </w:rPr>
+    </w:lvl>
+    <w:lvl w:ilvl="2" w:tplc="0C090005" w:tentative="1">
+      <w:start w:val="1"/>
+      <w:numFmt w:val="bullet"/>
+      <w:lvlText w:val=""/>
+      <w:lvlJc w:val="left"/>
+      <w:pPr>
+        <w:ind w:left="2573" w:hanging="360"/>
+      </w:pPr>
+      <w:rPr>
+        <w:rFonts w:ascii="Wingdings" w:hAnsi="Wingdings" w:hint="default"/>
+      </w:rPr>
+    </w:lvl>
+    <w:lvl w:ilvl="3" w:tplc="0C090001" w:tentative="1">
+      <w:start w:val="1"/>
+      <w:numFmt w:val="bullet"/>
+      <w:lvlText w:val=""/>
+      <w:lvlJc w:val="left"/>
+      <w:pPr>
+        <w:ind w:left="3293" w:hanging="360"/>
+      </w:pPr>
+      <w:rPr>
+        <w:rFonts w:ascii="Symbol" w:hAnsi="Symbol" w:hint="default"/>
+      </w:rPr>
+    </w:lvl>
+    <w:lvl w:ilvl="4" w:tplc="0C090003" w:tentative="1">
+      <w:start w:val="1"/>
+      <w:numFmt w:val="bullet"/>
+      <w:lvlText w:val="o"/>
+      <w:lvlJc w:val="left"/>
+      <w:pPr>
+        <w:ind w:left="4013" w:hanging="360"/>
+      </w:pPr>
+      <w:rPr>
+        <w:rFonts w:ascii="Courier New" w:hAnsi="Courier New" w:cs="Courier New" w:hint="default"/>
+      </w:rPr>
+    </w:lvl>
+    <w:lvl w:ilvl="5" w:tplc="0C090005" w:tentative="1">
+      <w:start w:val="1"/>
+      <w:numFmt w:val="bullet"/>
+      <w:lvlText w:val=""/>
+      <w:lvlJc w:val="left"/>
+      <w:pPr>
+        <w:ind w:left="4733" w:hanging="360"/>
+      </w:pPr>
+      <w:rPr>
+        <w:rFonts w:ascii="Wingdings" w:hAnsi="Wingdings" w:hint="default"/>
+      </w:rPr>
+    </w:lvl>
+    <w:lvl w:ilvl="6" w:tplc="0C090001" w:tentative="1">
+      <w:start w:val="1"/>
+      <w:numFmt w:val="bullet"/>
+      <w:lvlText w:val=""/>
+      <w:lvlJc w:val="left"/>
+      <w:pPr>
+        <w:ind w:left="5453" w:hanging="360"/>
+      </w:pPr>
+      <w:rPr>
+        <w:rFonts w:ascii="Symbol" w:hAnsi="Symbol" w:hint="default"/>
+      </w:rPr>
+    </w:lvl>
+    <w:lvl w:ilvl="7" w:tplc="0C090003" w:tentative="1">
+      <w:start w:val="1"/>
+      <w:numFmt w:val="bullet"/>
+      <w:lvlText w:val="o"/>
+      <w:lvlJc w:val="left"/>
+      <w:pPr>
+        <w:ind w:left="6173" w:hanging="360"/>
+      </w:pPr>
+      <w:rPr>
+        <w:rFonts w:ascii="Courier New" w:hAnsi="Courier New" w:cs="Courier New" w:hint="default"/>
+      </w:rPr>
+    </w:lvl>
+    <w:lvl w:ilvl="8" w:tplc="0C090005" w:tentative="1">
+      <w:start w:val="1"/>
+      <w:numFmt w:val="bullet"/>
+      <w:lvlText w:val=""/>
+      <w:lvlJc w:val="left"/>
+      <w:pPr>
+        <w:ind w:left="6893" w:hanging="360"/>
+      </w:pPr>
+      <w:rPr>
+        <w:rFonts w:ascii="Wingdings" w:hAnsi="Wingdings" w:hint="default"/>
+      </w:rPr>
+    </w:lvl>
+  </w:abstractNum>
+  <w:abstractNum w:abstractNumId="23" w15:restartNumberingAfterBreak="0">
     <w:nsid w:val="3EBB4F59"/>
     <w:multiLevelType w:val="hybridMultilevel"/>
     <w:tmpl w:val="8B826BEC"/>
@@ -43328,7 +44515,7 @@
       </w:rPr>
     </w:lvl>
   </w:abstractNum>
-  <w:abstractNum w:abstractNumId="21" w15:restartNumberingAfterBreak="0">
+  <w:abstractNum w:abstractNumId="24" w15:restartNumberingAfterBreak="0">
     <w:nsid w:val="43CE6A28"/>
     <w:multiLevelType w:val="hybridMultilevel"/>
     <w:tmpl w:val="C2302FEC"/>
@@ -43414,7 +44601,7 @@
       </w:pPr>
     </w:lvl>
   </w:abstractNum>
-  <w:abstractNum w:abstractNumId="22" w15:restartNumberingAfterBreak="0">
+  <w:abstractNum w:abstractNumId="25" w15:restartNumberingAfterBreak="0">
     <w:nsid w:val="451273A5"/>
     <w:multiLevelType w:val="hybridMultilevel"/>
     <w:tmpl w:val="FF66930E"/>
@@ -43503,7 +44690,7 @@
       </w:pPr>
     </w:lvl>
   </w:abstractNum>
-  <w:abstractNum w:abstractNumId="23" w15:restartNumberingAfterBreak="0">
+  <w:abstractNum w:abstractNumId="26" w15:restartNumberingAfterBreak="0">
     <w:nsid w:val="491577CA"/>
     <w:multiLevelType w:val="hybridMultilevel"/>
     <w:tmpl w:val="BA44392C"/>
@@ -43616,7 +44803,7 @@
       </w:rPr>
     </w:lvl>
   </w:abstractNum>
-  <w:abstractNum w:abstractNumId="24" w15:restartNumberingAfterBreak="0">
+  <w:abstractNum w:abstractNumId="27" w15:restartNumberingAfterBreak="0">
     <w:nsid w:val="4B791CBD"/>
     <w:multiLevelType w:val="hybridMultilevel"/>
     <w:tmpl w:val="74D2FACE"/>
@@ -43729,7 +44916,7 @@
       </w:rPr>
     </w:lvl>
   </w:abstractNum>
-  <w:abstractNum w:abstractNumId="25" w15:restartNumberingAfterBreak="0">
+  <w:abstractNum w:abstractNumId="28" w15:restartNumberingAfterBreak="0">
     <w:nsid w:val="4EE01D30"/>
     <w:multiLevelType w:val="hybridMultilevel"/>
     <w:tmpl w:val="65C00754"/>
@@ -43815,7 +45002,7 @@
       </w:pPr>
     </w:lvl>
   </w:abstractNum>
-  <w:abstractNum w:abstractNumId="26" w15:restartNumberingAfterBreak="0">
+  <w:abstractNum w:abstractNumId="29" w15:restartNumberingAfterBreak="0">
     <w:nsid w:val="5C062860"/>
     <w:multiLevelType w:val="hybridMultilevel"/>
     <w:tmpl w:val="358C8F18"/>
@@ -43928,7 +45115,7 @@
       </w:rPr>
     </w:lvl>
   </w:abstractNum>
-  <w:abstractNum w:abstractNumId="27" w15:restartNumberingAfterBreak="0">
+  <w:abstractNum w:abstractNumId="30" w15:restartNumberingAfterBreak="0">
     <w:nsid w:val="622605DB"/>
     <w:multiLevelType w:val="hybridMultilevel"/>
     <w:tmpl w:val="A6B274BA"/>
@@ -44041,7 +45228,7 @@
       </w:rPr>
     </w:lvl>
   </w:abstractNum>
-  <w:abstractNum w:abstractNumId="28" w15:restartNumberingAfterBreak="0">
+  <w:abstractNum w:abstractNumId="31" w15:restartNumberingAfterBreak="0">
     <w:nsid w:val="623F5805"/>
     <w:multiLevelType w:val="hybridMultilevel"/>
     <w:tmpl w:val="DF9622DE"/>
@@ -44154,7 +45341,7 @@
       </w:rPr>
     </w:lvl>
   </w:abstractNum>
-  <w:abstractNum w:abstractNumId="29" w15:restartNumberingAfterBreak="0">
+  <w:abstractNum w:abstractNumId="32" w15:restartNumberingAfterBreak="0">
     <w:nsid w:val="696F0BE2"/>
     <w:multiLevelType w:val="hybridMultilevel"/>
     <w:tmpl w:val="FF0E6D4C"/>
@@ -44267,7 +45454,7 @@
       </w:rPr>
     </w:lvl>
   </w:abstractNum>
-  <w:abstractNum w:abstractNumId="30" w15:restartNumberingAfterBreak="0">
+  <w:abstractNum w:abstractNumId="33" w15:restartNumberingAfterBreak="0">
     <w:nsid w:val="6C135449"/>
     <w:multiLevelType w:val="hybridMultilevel"/>
     <w:tmpl w:val="922C4E74"/>
@@ -44380,7 +45567,7 @@
       </w:rPr>
     </w:lvl>
   </w:abstractNum>
-  <w:abstractNum w:abstractNumId="31" w15:restartNumberingAfterBreak="0">
+  <w:abstractNum w:abstractNumId="34" w15:restartNumberingAfterBreak="0">
     <w:nsid w:val="73FD11CD"/>
     <w:multiLevelType w:val="hybridMultilevel"/>
     <w:tmpl w:val="8050E552"/>
@@ -44493,7 +45680,7 @@
       </w:rPr>
     </w:lvl>
   </w:abstractNum>
-  <w:abstractNum w:abstractNumId="32" w15:restartNumberingAfterBreak="0">
+  <w:abstractNum w:abstractNumId="35" w15:restartNumberingAfterBreak="0">
     <w:nsid w:val="746C19D6"/>
     <w:multiLevelType w:val="hybridMultilevel"/>
     <w:tmpl w:val="D8967B62"/>
@@ -44606,7 +45793,7 @@
       </w:rPr>
     </w:lvl>
   </w:abstractNum>
-  <w:abstractNum w:abstractNumId="33" w15:restartNumberingAfterBreak="0">
+  <w:abstractNum w:abstractNumId="36" w15:restartNumberingAfterBreak="0">
     <w:nsid w:val="75B43E43"/>
     <w:multiLevelType w:val="hybridMultilevel"/>
     <w:tmpl w:val="C5480284"/>
@@ -44719,7 +45906,7 @@
       </w:rPr>
     </w:lvl>
   </w:abstractNum>
-  <w:abstractNum w:abstractNumId="34" w15:restartNumberingAfterBreak="0">
+  <w:abstractNum w:abstractNumId="37" w15:restartNumberingAfterBreak="0">
     <w:nsid w:val="7658626E"/>
     <w:multiLevelType w:val="hybridMultilevel"/>
     <w:tmpl w:val="DB4463B4"/>
@@ -44832,7 +46019,7 @@
       </w:rPr>
     </w:lvl>
   </w:abstractNum>
-  <w:abstractNum w:abstractNumId="35" w15:restartNumberingAfterBreak="0">
+  <w:abstractNum w:abstractNumId="38" w15:restartNumberingAfterBreak="0">
     <w:nsid w:val="7A5D071C"/>
     <w:multiLevelType w:val="hybridMultilevel"/>
     <w:tmpl w:val="054C9616"/>
@@ -44952,19 +46139,19 @@
     <w:abstractNumId w:val="9"/>
   </w:num>
   <w:num w:numId="3" w16cid:durableId="2058778681">
-    <w:abstractNumId w:val="23"/>
+    <w:abstractNumId w:val="26"/>
   </w:num>
   <w:num w:numId="4" w16cid:durableId="400178916">
     <w:abstractNumId w:val="14"/>
   </w:num>
   <w:num w:numId="5" w16cid:durableId="1038159688">
-    <w:abstractNumId w:val="33"/>
+    <w:abstractNumId w:val="36"/>
   </w:num>
   <w:num w:numId="6" w16cid:durableId="1880898356">
-    <w:abstractNumId w:val="24"/>
+    <w:abstractNumId w:val="27"/>
   </w:num>
   <w:num w:numId="7" w16cid:durableId="1858693286">
-    <w:abstractNumId w:val="31"/>
+    <w:abstractNumId w:val="34"/>
   </w:num>
   <w:num w:numId="8" w16cid:durableId="1782218332">
     <w:abstractNumId w:val="6"/>
@@ -44988,22 +46175,22 @@
     <w:abstractNumId w:val="3"/>
   </w:num>
   <w:num w:numId="15" w16cid:durableId="1068724069">
-    <w:abstractNumId w:val="34"/>
+    <w:abstractNumId w:val="37"/>
   </w:num>
   <w:num w:numId="16" w16cid:durableId="1257127728">
     <w:abstractNumId w:val="0"/>
   </w:num>
   <w:num w:numId="17" w16cid:durableId="118230123">
-    <w:abstractNumId w:val="19"/>
+    <w:abstractNumId w:val="21"/>
   </w:num>
   <w:num w:numId="18" w16cid:durableId="2105106907">
-    <w:abstractNumId w:val="32"/>
+    <w:abstractNumId w:val="35"/>
   </w:num>
   <w:num w:numId="19" w16cid:durableId="1320620346">
     <w:abstractNumId w:val="8"/>
   </w:num>
   <w:num w:numId="20" w16cid:durableId="1264804948">
-    <w:abstractNumId w:val="28"/>
+    <w:abstractNumId w:val="31"/>
   </w:num>
   <w:num w:numId="21" w16cid:durableId="340935752">
     <w:abstractNumId w:val="12"/>
@@ -45015,28 +46202,28 @@
     <w:abstractNumId w:val="17"/>
   </w:num>
   <w:num w:numId="24" w16cid:durableId="2049140585">
-    <w:abstractNumId w:val="26"/>
+    <w:abstractNumId w:val="29"/>
   </w:num>
   <w:num w:numId="25" w16cid:durableId="1652056700">
     <w:abstractNumId w:val="1"/>
   </w:num>
   <w:num w:numId="26" w16cid:durableId="100760455">
-    <w:abstractNumId w:val="35"/>
+    <w:abstractNumId w:val="38"/>
   </w:num>
   <w:num w:numId="27" w16cid:durableId="98062207">
     <w:abstractNumId w:val="16"/>
   </w:num>
   <w:num w:numId="28" w16cid:durableId="709769706">
-    <w:abstractNumId w:val="25"/>
+    <w:abstractNumId w:val="28"/>
   </w:num>
   <w:num w:numId="29" w16cid:durableId="1182400594">
+    <w:abstractNumId w:val="33"/>
+  </w:num>
+  <w:num w:numId="30" w16cid:durableId="922302557">
     <w:abstractNumId w:val="30"/>
   </w:num>
-  <w:num w:numId="30" w16cid:durableId="922302557">
-    <w:abstractNumId w:val="27"/>
-  </w:num>
   <w:num w:numId="31" w16cid:durableId="957183568">
-    <w:abstractNumId w:val="22"/>
+    <w:abstractNumId w:val="25"/>
   </w:num>
   <w:num w:numId="32" w16cid:durableId="1794402763">
     <w:abstractNumId w:val="18"/>
@@ -45045,13 +46232,22 @@
     <w:abstractNumId w:val="15"/>
   </w:num>
   <w:num w:numId="34" w16cid:durableId="1855613473">
-    <w:abstractNumId w:val="20"/>
+    <w:abstractNumId w:val="23"/>
   </w:num>
   <w:num w:numId="35" w16cid:durableId="262541068">
-    <w:abstractNumId w:val="29"/>
+    <w:abstractNumId w:val="32"/>
   </w:num>
   <w:num w:numId="36" w16cid:durableId="1507600538">
-    <w:abstractNumId w:val="21"/>
+    <w:abstractNumId w:val="24"/>
+  </w:num>
+  <w:num w:numId="37" w16cid:durableId="603537826">
+    <w:abstractNumId w:val="19"/>
+  </w:num>
+  <w:num w:numId="38" w16cid:durableId="1934775799">
+    <w:abstractNumId w:val="22"/>
+  </w:num>
+  <w:num w:numId="39" w16cid:durableId="637565410">
+    <w:abstractNumId w:val="20"/>
   </w:num>
   <w:numIdMacAtCleanup w:val="26"/>
 </w:numbering>
@@ -45523,6 +46719,7 @@
   <w:style w:type="character" w:default="1" w:styleId="DefaultParagraphFont">
     <w:name w:val="Default Paragraph Font"/>
     <w:uiPriority w:val="1"/>
+    <w:semiHidden/>
     <w:unhideWhenUsed/>
   </w:style>
   <w:style w:type="table" w:default="1" w:styleId="TableNormal">
@@ -46074,6 +47271,19 @@
       <w:szCs w:val="24"/>
     </w:rPr>
   </w:style>
+  <w:style w:type="paragraph" w:styleId="TOC3">
+    <w:name w:val="toc 3"/>
+    <w:basedOn w:val="Normal"/>
+    <w:next w:val="Normal"/>
+    <w:autoRedefine/>
+    <w:uiPriority w:val="39"/>
+    <w:unhideWhenUsed/>
+    <w:rsid w:val="00584A96"/>
+    <w:pPr>
+      <w:spacing w:after="100"/>
+      <w:ind w:left="440"/>
+    </w:pPr>
+  </w:style>
 </w:styles>
 </file>
 
@@ -46365,7 +47575,7 @@
 </file>
 
 <file path=customXml/item2.xml><?xml version="1.0" encoding="utf-8"?>
-<mypart/>
+<b:Sources xmlns:b="http://schemas.openxmlformats.org/officeDocument/2006/bibliography" xmlns="http://schemas.openxmlformats.org/officeDocument/2006/bibliography" SelectedStyle="\APA.XSL" StyleName="APA"/>
 </file>
 
 <file path=customXml/item3.xml><?xml version="1.0" encoding="utf-8"?>
@@ -46377,23 +47587,25 @@
 </file>
 
 <file path=customXml/item5.xml><?xml version="1.0" encoding="utf-8"?>
-<b:Sources xmlns:b="http://schemas.openxmlformats.org/officeDocument/2006/bibliography" xmlns="http://schemas.openxmlformats.org/officeDocument/2006/bibliography" SelectedStyle="\APA.XSL" StyleName="APA"/>
+<mypart/>
 </file>
 
 <file path=customXml/itemProps1.xml><?xml version="1.0" encoding="utf-8"?>
-<ds:datastoreItem xmlns:ds="http://schemas.openxmlformats.org/officeDocument/2006/customXml" ds:itemID="{94DA83E4-30CE-4756-BA31-36A424DCCFFE}">
+<ds:datastoreItem xmlns:ds="http://schemas.openxmlformats.org/officeDocument/2006/customXml" ds:itemID="{129E683B-8798-4998-BC5B-3A6285F3BA66}">
   <ds:schemaRefs/>
 </ds:datastoreItem>
 </file>
 
 <file path=customXml/itemProps2.xml><?xml version="1.0" encoding="utf-8"?>
-<ds:datastoreItem xmlns:ds="http://schemas.openxmlformats.org/officeDocument/2006/customXml" ds:itemID="{6993F598-74FB-4621-A242-6BA71A88A180}">
-  <ds:schemaRefs/>
+<ds:datastoreItem xmlns:ds="http://schemas.openxmlformats.org/officeDocument/2006/customXml" ds:itemID="{F28D3F12-7B11-41F1-95E4-756843F013A3}">
+  <ds:schemaRefs>
+    <ds:schemaRef ds:uri="http://schemas.openxmlformats.org/officeDocument/2006/bibliography"/>
+  </ds:schemaRefs>
 </ds:datastoreItem>
 </file>
 
 <file path=customXml/itemProps3.xml><?xml version="1.0" encoding="utf-8"?>
-<ds:datastoreItem xmlns:ds="http://schemas.openxmlformats.org/officeDocument/2006/customXml" ds:itemID="{129E683B-8798-4998-BC5B-3A6285F3BA66}">
+<ds:datastoreItem xmlns:ds="http://schemas.openxmlformats.org/officeDocument/2006/customXml" ds:itemID="{6993F598-74FB-4621-A242-6BA71A88A180}">
   <ds:schemaRefs/>
 </ds:datastoreItem>
 </file>
@@ -46407,9 +47619,7 @@
 </file>
 
 <file path=customXml/itemProps5.xml><?xml version="1.0" encoding="utf-8"?>
-<ds:datastoreItem xmlns:ds="http://schemas.openxmlformats.org/officeDocument/2006/customXml" ds:itemID="{F28D3F12-7B11-41F1-95E4-756843F013A3}">
-  <ds:schemaRefs>
-    <ds:schemaRef ds:uri="http://schemas.openxmlformats.org/officeDocument/2006/bibliography"/>
-  </ds:schemaRefs>
+<ds:datastoreItem xmlns:ds="http://schemas.openxmlformats.org/officeDocument/2006/customXml" ds:itemID="{94DA83E4-30CE-4756-BA31-36A424DCCFFE}">
+  <ds:schemaRefs/>
 </ds:datastoreItem>
 </file>
--- a/docs/Docx4j_GettingStarted.docx
+++ b/docs/Docx4j_GettingStarted.docx
@@ -65,7 +65,7 @@
           <w:r>
             <w:fldChar w:fldCharType="separate"/>
           </w:r>
-          <w:hyperlink w:anchor="_Toc215732296" w:history="1">
+          <w:hyperlink w:anchor="_Toc217200687" w:history="1">
             <w:r>
               <w:rPr>
                 <w:rStyle w:val="Hyperlink"/>
@@ -92,7 +92,7 @@
                 <w:noProof/>
                 <w:webHidden/>
               </w:rPr>
-              <w:instrText xml:space="preserve"> PAGEREF _Toc215732296 \h </w:instrText>
+              <w:instrText xml:space="preserve"> PAGEREF _Toc217200687 \h </w:instrText>
             </w:r>
             <w:r>
               <w:rPr>
@@ -138,7 +138,7 @@
               <w14:ligatures w14:val="standardContextual"/>
             </w:rPr>
           </w:pPr>
-          <w:hyperlink w:anchor="_Toc215732297" w:history="1">
+          <w:hyperlink w:anchor="_Toc217200688" w:history="1">
             <w:r>
               <w:rPr>
                 <w:rStyle w:val="Hyperlink"/>
@@ -165,7 +165,7 @@
                 <w:noProof/>
                 <w:webHidden/>
               </w:rPr>
-              <w:instrText xml:space="preserve"> PAGEREF _Toc215732297 \h </w:instrText>
+              <w:instrText xml:space="preserve"> PAGEREF _Toc217200688 \h </w:instrText>
             </w:r>
             <w:r>
               <w:rPr>
@@ -211,7 +211,7 @@
               <w14:ligatures w14:val="standardContextual"/>
             </w:rPr>
           </w:pPr>
-          <w:hyperlink w:anchor="_Toc215732298" w:history="1">
+          <w:hyperlink w:anchor="_Toc217200689" w:history="1">
             <w:r>
               <w:rPr>
                 <w:rStyle w:val="Hyperlink"/>
@@ -238,7 +238,7 @@
                 <w:noProof/>
                 <w:webHidden/>
               </w:rPr>
-              <w:instrText xml:space="preserve"> PAGEREF _Toc215732298 \h </w:instrText>
+              <w:instrText xml:space="preserve"> PAGEREF _Toc217200689 \h </w:instrText>
             </w:r>
             <w:r>
               <w:rPr>
@@ -284,7 +284,7 @@
               <w14:ligatures w14:val="standardContextual"/>
             </w:rPr>
           </w:pPr>
-          <w:hyperlink w:anchor="_Toc215732299" w:history="1">
+          <w:hyperlink w:anchor="_Toc217200690" w:history="1">
             <w:r>
               <w:rPr>
                 <w:rStyle w:val="Hyperlink"/>
@@ -311,7 +311,7 @@
                 <w:noProof/>
                 <w:webHidden/>
               </w:rPr>
-              <w:instrText xml:space="preserve"> PAGEREF _Toc215732299 \h </w:instrText>
+              <w:instrText xml:space="preserve"> PAGEREF _Toc217200690 \h </w:instrText>
             </w:r>
             <w:r>
               <w:rPr>
@@ -357,7 +357,7 @@
               <w14:ligatures w14:val="standardContextual"/>
             </w:rPr>
           </w:pPr>
-          <w:hyperlink w:anchor="_Toc215732300" w:history="1">
+          <w:hyperlink w:anchor="_Toc217200691" w:history="1">
             <w:r>
               <w:rPr>
                 <w:rStyle w:val="Hyperlink"/>
@@ -384,7 +384,7 @@
                 <w:noProof/>
                 <w:webHidden/>
               </w:rPr>
-              <w:instrText xml:space="preserve"> PAGEREF _Toc215732300 \h </w:instrText>
+              <w:instrText xml:space="preserve"> PAGEREF _Toc217200691 \h </w:instrText>
             </w:r>
             <w:r>
               <w:rPr>
@@ -430,7 +430,7 @@
               <w14:ligatures w14:val="standardContextual"/>
             </w:rPr>
           </w:pPr>
-          <w:hyperlink w:anchor="_Toc215732301" w:history="1">
+          <w:hyperlink w:anchor="_Toc217200692" w:history="1">
             <w:r>
               <w:rPr>
                 <w:rStyle w:val="Hyperlink"/>
@@ -457,7 +457,7 @@
                 <w:noProof/>
                 <w:webHidden/>
               </w:rPr>
-              <w:instrText xml:space="preserve"> PAGEREF _Toc215732301 \h </w:instrText>
+              <w:instrText xml:space="preserve"> PAGEREF _Toc217200692 \h </w:instrText>
             </w:r>
             <w:r>
               <w:rPr>
@@ -503,7 +503,7 @@
               <w14:ligatures w14:val="standardContextual"/>
             </w:rPr>
           </w:pPr>
-          <w:hyperlink w:anchor="_Toc215732302" w:history="1">
+          <w:hyperlink w:anchor="_Toc217200693" w:history="1">
             <w:r>
               <w:rPr>
                 <w:rStyle w:val="Hyperlink"/>
@@ -530,7 +530,7 @@
                 <w:noProof/>
                 <w:webHidden/>
               </w:rPr>
-              <w:instrText xml:space="preserve"> PAGEREF _Toc215732302 \h </w:instrText>
+              <w:instrText xml:space="preserve"> PAGEREF _Toc217200693 \h </w:instrText>
             </w:r>
             <w:r>
               <w:rPr>
@@ -550,7 +550,7 @@
                 <w:noProof/>
                 <w:webHidden/>
               </w:rPr>
-              <w:t>6</w:t>
+              <w:t>7</w:t>
             </w:r>
             <w:r>
               <w:rPr>
@@ -576,7 +576,7 @@
               <w14:ligatures w14:val="standardContextual"/>
             </w:rPr>
           </w:pPr>
-          <w:hyperlink w:anchor="_Toc215732303" w:history="1">
+          <w:hyperlink w:anchor="_Toc217200694" w:history="1">
             <w:r>
               <w:rPr>
                 <w:rStyle w:val="Hyperlink"/>
@@ -604,7 +604,7 @@
                 <w:noProof/>
                 <w:webHidden/>
               </w:rPr>
-              <w:instrText xml:space="preserve"> PAGEREF _Toc215732303 \h </w:instrText>
+              <w:instrText xml:space="preserve"> PAGEREF _Toc217200694 \h </w:instrText>
             </w:r>
             <w:r>
               <w:rPr>
@@ -650,7 +650,7 @@
               <w14:ligatures w14:val="standardContextual"/>
             </w:rPr>
           </w:pPr>
-          <w:hyperlink w:anchor="_Toc215732304" w:history="1">
+          <w:hyperlink w:anchor="_Toc217200695" w:history="1">
             <w:r>
               <w:rPr>
                 <w:rStyle w:val="Hyperlink"/>
@@ -677,7 +677,7 @@
                 <w:noProof/>
                 <w:webHidden/>
               </w:rPr>
-              <w:instrText xml:space="preserve"> PAGEREF _Toc215732304 \h </w:instrText>
+              <w:instrText xml:space="preserve"> PAGEREF _Toc217200695 \h </w:instrText>
             </w:r>
             <w:r>
               <w:rPr>
@@ -723,7 +723,7 @@
               <w14:ligatures w14:val="standardContextual"/>
             </w:rPr>
           </w:pPr>
-          <w:hyperlink w:anchor="_Toc215732305" w:history="1">
+          <w:hyperlink w:anchor="_Toc217200696" w:history="1">
             <w:r>
               <w:rPr>
                 <w:rStyle w:val="Hyperlink"/>
@@ -750,7 +750,7 @@
                 <w:noProof/>
                 <w:webHidden/>
               </w:rPr>
-              <w:instrText xml:space="preserve"> PAGEREF _Toc215732305 \h </w:instrText>
+              <w:instrText xml:space="preserve"> PAGEREF _Toc217200696 \h </w:instrText>
             </w:r>
             <w:r>
               <w:rPr>
@@ -796,7 +796,7 @@
               <w14:ligatures w14:val="standardContextual"/>
             </w:rPr>
           </w:pPr>
-          <w:hyperlink w:anchor="_Toc215732306" w:history="1">
+          <w:hyperlink w:anchor="_Toc217200697" w:history="1">
             <w:r>
               <w:rPr>
                 <w:rStyle w:val="Hyperlink"/>
@@ -823,7 +823,7 @@
                 <w:noProof/>
                 <w:webHidden/>
               </w:rPr>
-              <w:instrText xml:space="preserve"> PAGEREF _Toc215732306 \h </w:instrText>
+              <w:instrText xml:space="preserve"> PAGEREF _Toc217200697 \h </w:instrText>
             </w:r>
             <w:r>
               <w:rPr>
@@ -869,7 +869,7 @@
               <w14:ligatures w14:val="standardContextual"/>
             </w:rPr>
           </w:pPr>
-          <w:hyperlink w:anchor="_Toc215732307" w:history="1">
+          <w:hyperlink w:anchor="_Toc217200698" w:history="1">
             <w:r>
               <w:rPr>
                 <w:rStyle w:val="Hyperlink"/>
@@ -896,7 +896,7 @@
                 <w:noProof/>
                 <w:webHidden/>
               </w:rPr>
-              <w:instrText xml:space="preserve"> PAGEREF _Toc215732307 \h </w:instrText>
+              <w:instrText xml:space="preserve"> PAGEREF _Toc217200698 \h </w:instrText>
             </w:r>
             <w:r>
               <w:rPr>
@@ -942,7 +942,7 @@
               <w14:ligatures w14:val="standardContextual"/>
             </w:rPr>
           </w:pPr>
-          <w:hyperlink w:anchor="_Toc215732308" w:history="1">
+          <w:hyperlink w:anchor="_Toc217200699" w:history="1">
             <w:r>
               <w:rPr>
                 <w:rStyle w:val="Hyperlink"/>
@@ -969,7 +969,7 @@
                 <w:noProof/>
                 <w:webHidden/>
               </w:rPr>
-              <w:instrText xml:space="preserve"> PAGEREF _Toc215732308 \h </w:instrText>
+              <w:instrText xml:space="preserve"> PAGEREF _Toc217200699 \h </w:instrText>
             </w:r>
             <w:r>
               <w:rPr>
@@ -1015,7 +1015,7 @@
               <w14:ligatures w14:val="standardContextual"/>
             </w:rPr>
           </w:pPr>
-          <w:hyperlink w:anchor="_Toc215732309" w:history="1">
+          <w:hyperlink w:anchor="_Toc217200700" w:history="1">
             <w:r>
               <w:rPr>
                 <w:rStyle w:val="Hyperlink"/>
@@ -1042,7 +1042,7 @@
                 <w:noProof/>
                 <w:webHidden/>
               </w:rPr>
-              <w:instrText xml:space="preserve"> PAGEREF _Toc215732309 \h </w:instrText>
+              <w:instrText xml:space="preserve"> PAGEREF _Toc217200700 \h </w:instrText>
             </w:r>
             <w:r>
               <w:rPr>
@@ -1088,7 +1088,7 @@
               <w14:ligatures w14:val="standardContextual"/>
             </w:rPr>
           </w:pPr>
-          <w:hyperlink w:anchor="_Toc215732310" w:history="1">
+          <w:hyperlink w:anchor="_Toc217200701" w:history="1">
             <w:r>
               <w:rPr>
                 <w:rStyle w:val="Hyperlink"/>
@@ -1115,7 +1115,7 @@
                 <w:noProof/>
                 <w:webHidden/>
               </w:rPr>
-              <w:instrText xml:space="preserve"> PAGEREF _Toc215732310 \h </w:instrText>
+              <w:instrText xml:space="preserve"> PAGEREF _Toc217200701 \h </w:instrText>
             </w:r>
             <w:r>
               <w:rPr>
@@ -1161,7 +1161,7 @@
               <w14:ligatures w14:val="standardContextual"/>
             </w:rPr>
           </w:pPr>
-          <w:hyperlink w:anchor="_Toc215732311" w:history="1">
+          <w:hyperlink w:anchor="_Toc217200702" w:history="1">
             <w:r>
               <w:rPr>
                 <w:rStyle w:val="Hyperlink"/>
@@ -1188,7 +1188,7 @@
                 <w:noProof/>
                 <w:webHidden/>
               </w:rPr>
-              <w:instrText xml:space="preserve"> PAGEREF _Toc215732311 \h </w:instrText>
+              <w:instrText xml:space="preserve"> PAGEREF _Toc217200702 \h </w:instrText>
             </w:r>
             <w:r>
               <w:rPr>
@@ -1234,7 +1234,7 @@
               <w14:ligatures w14:val="standardContextual"/>
             </w:rPr>
           </w:pPr>
-          <w:hyperlink w:anchor="_Toc215732312" w:history="1">
+          <w:hyperlink w:anchor="_Toc217200703" w:history="1">
             <w:r>
               <w:rPr>
                 <w:rStyle w:val="Hyperlink"/>
@@ -1261,7 +1261,7 @@
                 <w:noProof/>
                 <w:webHidden/>
               </w:rPr>
-              <w:instrText xml:space="preserve"> PAGEREF _Toc215732312 \h </w:instrText>
+              <w:instrText xml:space="preserve"> PAGEREF _Toc217200703 \h </w:instrText>
             </w:r>
             <w:r>
               <w:rPr>
@@ -1307,7 +1307,7 @@
               <w14:ligatures w14:val="standardContextual"/>
             </w:rPr>
           </w:pPr>
-          <w:hyperlink w:anchor="_Toc215732313" w:history="1">
+          <w:hyperlink w:anchor="_Toc217200704" w:history="1">
             <w:r>
               <w:rPr>
                 <w:rStyle w:val="Hyperlink"/>
@@ -1334,7 +1334,7 @@
                 <w:noProof/>
                 <w:webHidden/>
               </w:rPr>
-              <w:instrText xml:space="preserve"> PAGEREF _Toc215732313 \h </w:instrText>
+              <w:instrText xml:space="preserve"> PAGEREF _Toc217200704 \h </w:instrText>
             </w:r>
             <w:r>
               <w:rPr>
@@ -1380,7 +1380,7 @@
               <w14:ligatures w14:val="standardContextual"/>
             </w:rPr>
           </w:pPr>
-          <w:hyperlink w:anchor="_Toc215732314" w:history="1">
+          <w:hyperlink w:anchor="_Toc217200705" w:history="1">
             <w:r>
               <w:rPr>
                 <w:rStyle w:val="Hyperlink"/>
@@ -1407,7 +1407,7 @@
                 <w:noProof/>
                 <w:webHidden/>
               </w:rPr>
-              <w:instrText xml:space="preserve"> PAGEREF _Toc215732314 \h </w:instrText>
+              <w:instrText xml:space="preserve"> PAGEREF _Toc217200705 \h </w:instrText>
             </w:r>
             <w:r>
               <w:rPr>
@@ -1453,7 +1453,7 @@
               <w14:ligatures w14:val="standardContextual"/>
             </w:rPr>
           </w:pPr>
-          <w:hyperlink w:anchor="_Toc215732315" w:history="1">
+          <w:hyperlink w:anchor="_Toc217200706" w:history="1">
             <w:r>
               <w:rPr>
                 <w:rStyle w:val="Hyperlink"/>
@@ -1480,7 +1480,7 @@
                 <w:noProof/>
                 <w:webHidden/>
               </w:rPr>
-              <w:instrText xml:space="preserve"> PAGEREF _Toc215732315 \h </w:instrText>
+              <w:instrText xml:space="preserve"> PAGEREF _Toc217200706 \h </w:instrText>
             </w:r>
             <w:r>
               <w:rPr>
@@ -1500,7 +1500,7 @@
                 <w:noProof/>
                 <w:webHidden/>
               </w:rPr>
-              <w:t>11</w:t>
+              <w:t>12</w:t>
             </w:r>
             <w:r>
               <w:rPr>
@@ -1526,7 +1526,7 @@
               <w14:ligatures w14:val="standardContextual"/>
             </w:rPr>
           </w:pPr>
-          <w:hyperlink w:anchor="_Toc215732316" w:history="1">
+          <w:hyperlink w:anchor="_Toc217200707" w:history="1">
             <w:r>
               <w:rPr>
                 <w:rStyle w:val="Hyperlink"/>
@@ -1555,7 +1555,7 @@
                 <w:noProof/>
                 <w:webHidden/>
               </w:rPr>
-              <w:instrText xml:space="preserve"> PAGEREF _Toc215732316 \h </w:instrText>
+              <w:instrText xml:space="preserve"> PAGEREF _Toc217200707 \h </w:instrText>
             </w:r>
             <w:r>
               <w:rPr>
@@ -1601,7 +1601,7 @@
               <w14:ligatures w14:val="standardContextual"/>
             </w:rPr>
           </w:pPr>
-          <w:hyperlink w:anchor="_Toc215732317" w:history="1">
+          <w:hyperlink w:anchor="_Toc217200708" w:history="1">
             <w:r>
               <w:rPr>
                 <w:rStyle w:val="Hyperlink"/>
@@ -1628,7 +1628,7 @@
                 <w:noProof/>
                 <w:webHidden/>
               </w:rPr>
-              <w:instrText xml:space="preserve"> PAGEREF _Toc215732317 \h </w:instrText>
+              <w:instrText xml:space="preserve"> PAGEREF _Toc217200708 \h </w:instrText>
             </w:r>
             <w:r>
               <w:rPr>
@@ -1648,7 +1648,7 @@
                 <w:noProof/>
                 <w:webHidden/>
               </w:rPr>
-              <w:t>12</w:t>
+              <w:t>13</w:t>
             </w:r>
             <w:r>
               <w:rPr>
@@ -1674,7 +1674,7 @@
               <w14:ligatures w14:val="standardContextual"/>
             </w:rPr>
           </w:pPr>
-          <w:hyperlink w:anchor="_Toc215732318" w:history="1">
+          <w:hyperlink w:anchor="_Toc217200709" w:history="1">
             <w:r>
               <w:rPr>
                 <w:rStyle w:val="Hyperlink"/>
@@ -1703,7 +1703,7 @@
                 <w:noProof/>
                 <w:webHidden/>
               </w:rPr>
-              <w:instrText xml:space="preserve"> PAGEREF _Toc215732318 \h </w:instrText>
+              <w:instrText xml:space="preserve"> PAGEREF _Toc217200709 \h </w:instrText>
             </w:r>
             <w:r>
               <w:rPr>
@@ -1749,7 +1749,7 @@
               <w14:ligatures w14:val="standardContextual"/>
             </w:rPr>
           </w:pPr>
-          <w:hyperlink w:anchor="_Toc215732319" w:history="1">
+          <w:hyperlink w:anchor="_Toc217200710" w:history="1">
             <w:r>
               <w:rPr>
                 <w:rStyle w:val="Hyperlink"/>
@@ -1777,7 +1777,7 @@
                 <w:noProof/>
                 <w:webHidden/>
               </w:rPr>
-              <w:instrText xml:space="preserve"> PAGEREF _Toc215732319 \h </w:instrText>
+              <w:instrText xml:space="preserve"> PAGEREF _Toc217200710 \h </w:instrText>
             </w:r>
             <w:r>
               <w:rPr>
@@ -1823,7 +1823,7 @@
               <w14:ligatures w14:val="standardContextual"/>
             </w:rPr>
           </w:pPr>
-          <w:hyperlink w:anchor="_Toc215732320" w:history="1">
+          <w:hyperlink w:anchor="_Toc217200711" w:history="1">
             <w:r>
               <w:rPr>
                 <w:rStyle w:val="Hyperlink"/>
@@ -1852,7 +1852,7 @@
                 <w:noProof/>
                 <w:webHidden/>
               </w:rPr>
-              <w:instrText xml:space="preserve"> PAGEREF _Toc215732320 \h </w:instrText>
+              <w:instrText xml:space="preserve"> PAGEREF _Toc217200711 \h </w:instrText>
             </w:r>
             <w:r>
               <w:rPr>
@@ -1898,7 +1898,7 @@
               <w14:ligatures w14:val="standardContextual"/>
             </w:rPr>
           </w:pPr>
-          <w:hyperlink w:anchor="_Toc215732321" w:history="1">
+          <w:hyperlink w:anchor="_Toc217200712" w:history="1">
             <w:r>
               <w:rPr>
                 <w:rStyle w:val="Hyperlink"/>
@@ -1927,7 +1927,7 @@
                 <w:noProof/>
                 <w:webHidden/>
               </w:rPr>
-              <w:instrText xml:space="preserve"> PAGEREF _Toc215732321 \h </w:instrText>
+              <w:instrText xml:space="preserve"> PAGEREF _Toc217200712 \h </w:instrText>
             </w:r>
             <w:r>
               <w:rPr>
@@ -1973,7 +1973,7 @@
               <w14:ligatures w14:val="standardContextual"/>
             </w:rPr>
           </w:pPr>
-          <w:hyperlink w:anchor="_Toc215732322" w:history="1">
+          <w:hyperlink w:anchor="_Toc217200713" w:history="1">
             <w:r>
               <w:rPr>
                 <w:rStyle w:val="Hyperlink"/>
@@ -2002,7 +2002,7 @@
                 <w:noProof/>
                 <w:webHidden/>
               </w:rPr>
-              <w:instrText xml:space="preserve"> PAGEREF _Toc215732322 \h </w:instrText>
+              <w:instrText xml:space="preserve"> PAGEREF _Toc217200713 \h </w:instrText>
             </w:r>
             <w:r>
               <w:rPr>
@@ -2048,7 +2048,7 @@
               <w14:ligatures w14:val="standardContextual"/>
             </w:rPr>
           </w:pPr>
-          <w:hyperlink w:anchor="_Toc215732323" w:history="1">
+          <w:hyperlink w:anchor="_Toc217200714" w:history="1">
             <w:r>
               <w:rPr>
                 <w:rStyle w:val="Hyperlink"/>
@@ -2077,7 +2077,7 @@
                 <w:noProof/>
                 <w:webHidden/>
               </w:rPr>
-              <w:instrText xml:space="preserve"> PAGEREF _Toc215732323 \h </w:instrText>
+              <w:instrText xml:space="preserve"> PAGEREF _Toc217200714 \h </w:instrText>
             </w:r>
             <w:r>
               <w:rPr>
@@ -2097,7 +2097,7 @@
                 <w:noProof/>
                 <w:webHidden/>
               </w:rPr>
-              <w:t>19</w:t>
+              <w:t>20</w:t>
             </w:r>
             <w:r>
               <w:rPr>
@@ -2123,7 +2123,7 @@
               <w14:ligatures w14:val="standardContextual"/>
             </w:rPr>
           </w:pPr>
-          <w:hyperlink w:anchor="_Toc215732324" w:history="1">
+          <w:hyperlink w:anchor="_Toc217200715" w:history="1">
             <w:r>
               <w:rPr>
                 <w:rStyle w:val="Hyperlink"/>
@@ -2152,7 +2152,7 @@
                 <w:noProof/>
                 <w:webHidden/>
               </w:rPr>
-              <w:instrText xml:space="preserve"> PAGEREF _Toc215732324 \h </w:instrText>
+              <w:instrText xml:space="preserve"> PAGEREF _Toc217200715 \h </w:instrText>
             </w:r>
             <w:r>
               <w:rPr>
@@ -2172,7 +2172,7 @@
                 <w:noProof/>
                 <w:webHidden/>
               </w:rPr>
-              <w:t>21</w:t>
+              <w:t>22</w:t>
             </w:r>
             <w:r>
               <w:rPr>
@@ -2198,7 +2198,7 @@
               <w14:ligatures w14:val="standardContextual"/>
             </w:rPr>
           </w:pPr>
-          <w:hyperlink w:anchor="_Toc215732325" w:history="1">
+          <w:hyperlink w:anchor="_Toc217200716" w:history="1">
             <w:r>
               <w:rPr>
                 <w:rStyle w:val="Hyperlink"/>
@@ -2225,7 +2225,7 @@
                 <w:noProof/>
                 <w:webHidden/>
               </w:rPr>
-              <w:instrText xml:space="preserve"> PAGEREF _Toc215732325 \h </w:instrText>
+              <w:instrText xml:space="preserve"> PAGEREF _Toc217200716 \h </w:instrText>
             </w:r>
             <w:r>
               <w:rPr>
@@ -2245,7 +2245,7 @@
                 <w:noProof/>
                 <w:webHidden/>
               </w:rPr>
-              <w:t>21</w:t>
+              <w:t>22</w:t>
             </w:r>
             <w:r>
               <w:rPr>
@@ -2271,7 +2271,7 @@
               <w14:ligatures w14:val="standardContextual"/>
             </w:rPr>
           </w:pPr>
-          <w:hyperlink w:anchor="_Toc215732326" w:history="1">
+          <w:hyperlink w:anchor="_Toc217200717" w:history="1">
             <w:r>
               <w:rPr>
                 <w:rStyle w:val="Hyperlink"/>
@@ -2298,7 +2298,7 @@
                 <w:noProof/>
                 <w:webHidden/>
               </w:rPr>
-              <w:instrText xml:space="preserve"> PAGEREF _Toc215732326 \h </w:instrText>
+              <w:instrText xml:space="preserve"> PAGEREF _Toc217200717 \h </w:instrText>
             </w:r>
             <w:r>
               <w:rPr>
@@ -2318,7 +2318,7 @@
                 <w:noProof/>
                 <w:webHidden/>
               </w:rPr>
-              <w:t>22</w:t>
+              <w:t>23</w:t>
             </w:r>
             <w:r>
               <w:rPr>
@@ -2344,7 +2344,7 @@
               <w14:ligatures w14:val="standardContextual"/>
             </w:rPr>
           </w:pPr>
-          <w:hyperlink w:anchor="_Toc215732327" w:history="1">
+          <w:hyperlink w:anchor="_Toc217200718" w:history="1">
             <w:r>
               <w:rPr>
                 <w:rStyle w:val="Hyperlink"/>
@@ -2373,7 +2373,7 @@
                 <w:noProof/>
                 <w:webHidden/>
               </w:rPr>
-              <w:instrText xml:space="preserve"> PAGEREF _Toc215732327 \h </w:instrText>
+              <w:instrText xml:space="preserve"> PAGEREF _Toc217200718 \h </w:instrText>
             </w:r>
             <w:r>
               <w:rPr>
@@ -2393,7 +2393,7 @@
                 <w:noProof/>
                 <w:webHidden/>
               </w:rPr>
-              <w:t>23</w:t>
+              <w:t>24</w:t>
             </w:r>
             <w:r>
               <w:rPr>
@@ -2419,7 +2419,7 @@
               <w14:ligatures w14:val="standardContextual"/>
             </w:rPr>
           </w:pPr>
-          <w:hyperlink w:anchor="_Toc215732328" w:history="1">
+          <w:hyperlink w:anchor="_Toc217200719" w:history="1">
             <w:r>
               <w:rPr>
                 <w:rStyle w:val="Hyperlink"/>
@@ -2448,7 +2448,7 @@
                 <w:noProof/>
                 <w:webHidden/>
               </w:rPr>
-              <w:instrText xml:space="preserve"> PAGEREF _Toc215732328 \h </w:instrText>
+              <w:instrText xml:space="preserve"> PAGEREF _Toc217200719 \h </w:instrText>
             </w:r>
             <w:r>
               <w:rPr>
@@ -2468,7 +2468,7 @@
                 <w:noProof/>
                 <w:webHidden/>
               </w:rPr>
-              <w:t>25</w:t>
+              <w:t>26</w:t>
             </w:r>
             <w:r>
               <w:rPr>
@@ -2494,7 +2494,7 @@
               <w14:ligatures w14:val="standardContextual"/>
             </w:rPr>
           </w:pPr>
-          <w:hyperlink w:anchor="_Toc215732329" w:history="1">
+          <w:hyperlink w:anchor="_Toc217200720" w:history="1">
             <w:r>
               <w:rPr>
                 <w:rStyle w:val="Hyperlink"/>
@@ -2523,7 +2523,7 @@
                 <w:noProof/>
                 <w:webHidden/>
               </w:rPr>
-              <w:instrText xml:space="preserve"> PAGEREF _Toc215732329 \h </w:instrText>
+              <w:instrText xml:space="preserve"> PAGEREF _Toc217200720 \h </w:instrText>
             </w:r>
             <w:r>
               <w:rPr>
@@ -2543,7 +2543,7 @@
                 <w:noProof/>
                 <w:webHidden/>
               </w:rPr>
-              <w:t>25</w:t>
+              <w:t>26</w:t>
             </w:r>
             <w:r>
               <w:rPr>
@@ -2569,7 +2569,7 @@
               <w14:ligatures w14:val="standardContextual"/>
             </w:rPr>
           </w:pPr>
-          <w:hyperlink w:anchor="_Toc215732330" w:history="1">
+          <w:hyperlink w:anchor="_Toc217200721" w:history="1">
             <w:r>
               <w:rPr>
                 <w:rStyle w:val="Hyperlink"/>
@@ -2598,7 +2598,7 @@
                 <w:noProof/>
                 <w:webHidden/>
               </w:rPr>
-              <w:instrText xml:space="preserve"> PAGEREF _Toc215732330 \h </w:instrText>
+              <w:instrText xml:space="preserve"> PAGEREF _Toc217200721 \h </w:instrText>
             </w:r>
             <w:r>
               <w:rPr>
@@ -2618,7 +2618,7 @@
                 <w:noProof/>
                 <w:webHidden/>
               </w:rPr>
-              <w:t>26</w:t>
+              <w:t>27</w:t>
             </w:r>
             <w:r>
               <w:rPr>
@@ -2644,7 +2644,7 @@
               <w14:ligatures w14:val="standardContextual"/>
             </w:rPr>
           </w:pPr>
-          <w:hyperlink w:anchor="_Toc215732331" w:history="1">
+          <w:hyperlink w:anchor="_Toc217200722" w:history="1">
             <w:r>
               <w:rPr>
                 <w:rStyle w:val="Hyperlink"/>
@@ -2673,7 +2673,7 @@
                 <w:noProof/>
                 <w:webHidden/>
               </w:rPr>
-              <w:instrText xml:space="preserve"> PAGEREF _Toc215732331 \h </w:instrText>
+              <w:instrText xml:space="preserve"> PAGEREF _Toc217200722 \h </w:instrText>
             </w:r>
             <w:r>
               <w:rPr>
@@ -2693,7 +2693,7 @@
                 <w:noProof/>
                 <w:webHidden/>
               </w:rPr>
-              <w:t>26</w:t>
+              <w:t>27</w:t>
             </w:r>
             <w:r>
               <w:rPr>
@@ -2719,7 +2719,7 @@
               <w14:ligatures w14:val="standardContextual"/>
             </w:rPr>
           </w:pPr>
-          <w:hyperlink w:anchor="_Toc215732332" w:history="1">
+          <w:hyperlink w:anchor="_Toc217200723" w:history="1">
             <w:r>
               <w:rPr>
                 <w:rStyle w:val="Hyperlink"/>
@@ -2746,7 +2746,7 @@
                 <w:noProof/>
                 <w:webHidden/>
               </w:rPr>
-              <w:instrText xml:space="preserve"> PAGEREF _Toc215732332 \h </w:instrText>
+              <w:instrText xml:space="preserve"> PAGEREF _Toc217200723 \h </w:instrText>
             </w:r>
             <w:r>
               <w:rPr>
@@ -2766,7 +2766,7 @@
                 <w:noProof/>
                 <w:webHidden/>
               </w:rPr>
-              <w:t>27</w:t>
+              <w:t>28</w:t>
             </w:r>
             <w:r>
               <w:rPr>
@@ -2792,7 +2792,7 @@
               <w14:ligatures w14:val="standardContextual"/>
             </w:rPr>
           </w:pPr>
-          <w:hyperlink w:anchor="_Toc215732333" w:history="1">
+          <w:hyperlink w:anchor="_Toc217200724" w:history="1">
             <w:r>
               <w:rPr>
                 <w:rStyle w:val="Hyperlink"/>
@@ -2821,7 +2821,7 @@
                 <w:noProof/>
                 <w:webHidden/>
               </w:rPr>
-              <w:instrText xml:space="preserve"> PAGEREF _Toc215732333 \h </w:instrText>
+              <w:instrText xml:space="preserve"> PAGEREF _Toc217200724 \h </w:instrText>
             </w:r>
             <w:r>
               <w:rPr>
@@ -2841,7 +2841,7 @@
                 <w:noProof/>
                 <w:webHidden/>
               </w:rPr>
-              <w:t>27</w:t>
+              <w:t>28</w:t>
             </w:r>
             <w:r>
               <w:rPr>
@@ -2867,7 +2867,7 @@
               <w14:ligatures w14:val="standardContextual"/>
             </w:rPr>
           </w:pPr>
-          <w:hyperlink w:anchor="_Toc215732334" w:history="1">
+          <w:hyperlink w:anchor="_Toc217200725" w:history="1">
             <w:r>
               <w:rPr>
                 <w:rStyle w:val="Hyperlink"/>
@@ -2896,7 +2896,7 @@
                 <w:noProof/>
                 <w:webHidden/>
               </w:rPr>
-              <w:instrText xml:space="preserve"> PAGEREF _Toc215732334 \h </w:instrText>
+              <w:instrText xml:space="preserve"> PAGEREF _Toc217200725 \h </w:instrText>
             </w:r>
             <w:r>
               <w:rPr>
@@ -2916,7 +2916,7 @@
                 <w:noProof/>
                 <w:webHidden/>
               </w:rPr>
-              <w:t>28</w:t>
+              <w:t>29</w:t>
             </w:r>
             <w:r>
               <w:rPr>
@@ -2942,7 +2942,7 @@
               <w14:ligatures w14:val="standardContextual"/>
             </w:rPr>
           </w:pPr>
-          <w:hyperlink w:anchor="_Toc215732335" w:history="1">
+          <w:hyperlink w:anchor="_Toc217200726" w:history="1">
             <w:r>
               <w:rPr>
                 <w:rStyle w:val="Hyperlink"/>
@@ -2971,7 +2971,7 @@
                 <w:noProof/>
                 <w:webHidden/>
               </w:rPr>
-              <w:instrText xml:space="preserve"> PAGEREF _Toc215732335 \h </w:instrText>
+              <w:instrText xml:space="preserve"> PAGEREF _Toc217200726 \h </w:instrText>
             </w:r>
             <w:r>
               <w:rPr>
@@ -2991,7 +2991,7 @@
                 <w:noProof/>
                 <w:webHidden/>
               </w:rPr>
-              <w:t>28</w:t>
+              <w:t>29</w:t>
             </w:r>
             <w:r>
               <w:rPr>
@@ -3017,7 +3017,7 @@
               <w14:ligatures w14:val="standardContextual"/>
             </w:rPr>
           </w:pPr>
-          <w:hyperlink w:anchor="_Toc215732336" w:history="1">
+          <w:hyperlink w:anchor="_Toc217200727" w:history="1">
             <w:r>
               <w:rPr>
                 <w:rStyle w:val="Hyperlink"/>
@@ -3044,7 +3044,7 @@
                 <w:noProof/>
                 <w:webHidden/>
               </w:rPr>
-              <w:instrText xml:space="preserve"> PAGEREF _Toc215732336 \h </w:instrText>
+              <w:instrText xml:space="preserve"> PAGEREF _Toc217200727 \h </w:instrText>
             </w:r>
             <w:r>
               <w:rPr>
@@ -3064,7 +3064,7 @@
                 <w:noProof/>
                 <w:webHidden/>
               </w:rPr>
-              <w:t>30</w:t>
+              <w:t>31</w:t>
             </w:r>
             <w:r>
               <w:rPr>
@@ -3090,7 +3090,7 @@
               <w14:ligatures w14:val="standardContextual"/>
             </w:rPr>
           </w:pPr>
-          <w:hyperlink w:anchor="_Toc215732337" w:history="1">
+          <w:hyperlink w:anchor="_Toc217200728" w:history="1">
             <w:r>
               <w:rPr>
                 <w:rStyle w:val="Hyperlink"/>
@@ -3117,7 +3117,7 @@
                 <w:noProof/>
                 <w:webHidden/>
               </w:rPr>
-              <w:instrText xml:space="preserve"> PAGEREF _Toc215732337 \h </w:instrText>
+              <w:instrText xml:space="preserve"> PAGEREF _Toc217200728 \h </w:instrText>
             </w:r>
             <w:r>
               <w:rPr>
@@ -3137,7 +3137,7 @@
                 <w:noProof/>
                 <w:webHidden/>
               </w:rPr>
-              <w:t>30</w:t>
+              <w:t>31</w:t>
             </w:r>
             <w:r>
               <w:rPr>
@@ -3163,7 +3163,7 @@
               <w14:ligatures w14:val="standardContextual"/>
             </w:rPr>
           </w:pPr>
-          <w:hyperlink w:anchor="_Toc215732338" w:history="1">
+          <w:hyperlink w:anchor="_Toc217200729" w:history="1">
             <w:r>
               <w:rPr>
                 <w:rStyle w:val="Hyperlink"/>
@@ -3190,7 +3190,7 @@
                 <w:noProof/>
                 <w:webHidden/>
               </w:rPr>
-              <w:instrText xml:space="preserve"> PAGEREF _Toc215732338 \h </w:instrText>
+              <w:instrText xml:space="preserve"> PAGEREF _Toc217200729 \h </w:instrText>
             </w:r>
             <w:r>
               <w:rPr>
@@ -3210,7 +3210,7 @@
                 <w:noProof/>
                 <w:webHidden/>
               </w:rPr>
-              <w:t>30</w:t>
+              <w:t>31</w:t>
             </w:r>
             <w:r>
               <w:rPr>
@@ -3236,7 +3236,7 @@
               <w14:ligatures w14:val="standardContextual"/>
             </w:rPr>
           </w:pPr>
-          <w:hyperlink w:anchor="_Toc215732339" w:history="1">
+          <w:hyperlink w:anchor="_Toc217200730" w:history="1">
             <w:r>
               <w:rPr>
                 <w:rStyle w:val="Hyperlink"/>
@@ -3264,7 +3264,7 @@
                 <w:noProof/>
                 <w:webHidden/>
               </w:rPr>
-              <w:instrText xml:space="preserve"> PAGEREF _Toc215732339 \h </w:instrText>
+              <w:instrText xml:space="preserve"> PAGEREF _Toc217200730 \h </w:instrText>
             </w:r>
             <w:r>
               <w:rPr>
@@ -3284,7 +3284,7 @@
                 <w:noProof/>
                 <w:webHidden/>
               </w:rPr>
-              <w:t>31</w:t>
+              <w:t>32</w:t>
             </w:r>
             <w:r>
               <w:rPr>
@@ -3310,7 +3310,7 @@
               <w14:ligatures w14:val="standardContextual"/>
             </w:rPr>
           </w:pPr>
-          <w:hyperlink w:anchor="_Toc215732340" w:history="1">
+          <w:hyperlink w:anchor="_Toc217200731" w:history="1">
             <w:r>
               <w:rPr>
                 <w:rStyle w:val="Hyperlink"/>
@@ -3338,7 +3338,7 @@
                 <w:noProof/>
                 <w:webHidden/>
               </w:rPr>
-              <w:instrText xml:space="preserve"> PAGEREF _Toc215732340 \h </w:instrText>
+              <w:instrText xml:space="preserve"> PAGEREF _Toc217200731 \h </w:instrText>
             </w:r>
             <w:r>
               <w:rPr>
@@ -3358,7 +3358,7 @@
                 <w:noProof/>
                 <w:webHidden/>
               </w:rPr>
-              <w:t>33</w:t>
+              <w:t>34</w:t>
             </w:r>
             <w:r>
               <w:rPr>
@@ -3384,7 +3384,7 @@
               <w14:ligatures w14:val="standardContextual"/>
             </w:rPr>
           </w:pPr>
-          <w:hyperlink w:anchor="_Toc215732341" w:history="1">
+          <w:hyperlink w:anchor="_Toc217200732" w:history="1">
             <w:r>
               <w:rPr>
                 <w:rStyle w:val="Hyperlink"/>
@@ -3412,7 +3412,7 @@
                 <w:noProof/>
                 <w:webHidden/>
               </w:rPr>
-              <w:instrText xml:space="preserve"> PAGEREF _Toc215732341 \h </w:instrText>
+              <w:instrText xml:space="preserve"> PAGEREF _Toc217200732 \h </w:instrText>
             </w:r>
             <w:r>
               <w:rPr>
@@ -3432,7 +3432,7 @@
                 <w:noProof/>
                 <w:webHidden/>
               </w:rPr>
-              <w:t>33</w:t>
+              <w:t>34</w:t>
             </w:r>
             <w:r>
               <w:rPr>
@@ -3458,7 +3458,7 @@
               <w14:ligatures w14:val="standardContextual"/>
             </w:rPr>
           </w:pPr>
-          <w:hyperlink w:anchor="_Toc215732342" w:history="1">
+          <w:hyperlink w:anchor="_Toc217200733" w:history="1">
             <w:r>
               <w:rPr>
                 <w:rStyle w:val="Hyperlink"/>
@@ -3486,7 +3486,7 @@
                 <w:noProof/>
                 <w:webHidden/>
               </w:rPr>
-              <w:instrText xml:space="preserve"> PAGEREF _Toc215732342 \h </w:instrText>
+              <w:instrText xml:space="preserve"> PAGEREF _Toc217200733 \h </w:instrText>
             </w:r>
             <w:r>
               <w:rPr>
@@ -3506,7 +3506,7 @@
                 <w:noProof/>
                 <w:webHidden/>
               </w:rPr>
-              <w:t>33</w:t>
+              <w:t>34</w:t>
             </w:r>
             <w:r>
               <w:rPr>
@@ -3532,7 +3532,7 @@
               <w14:ligatures w14:val="standardContextual"/>
             </w:rPr>
           </w:pPr>
-          <w:hyperlink w:anchor="_Toc215732343" w:history="1">
+          <w:hyperlink w:anchor="_Toc217200734" w:history="1">
             <w:r>
               <w:rPr>
                 <w:rStyle w:val="Hyperlink"/>
@@ -3560,7 +3560,7 @@
                 <w:noProof/>
                 <w:webHidden/>
               </w:rPr>
-              <w:instrText xml:space="preserve"> PAGEREF _Toc215732343 \h </w:instrText>
+              <w:instrText xml:space="preserve"> PAGEREF _Toc217200734 \h </w:instrText>
             </w:r>
             <w:r>
               <w:rPr>
@@ -3580,7 +3580,7 @@
                 <w:noProof/>
                 <w:webHidden/>
               </w:rPr>
-              <w:t>33</w:t>
+              <w:t>34</w:t>
             </w:r>
             <w:r>
               <w:rPr>
@@ -3606,7 +3606,7 @@
               <w14:ligatures w14:val="standardContextual"/>
             </w:rPr>
           </w:pPr>
-          <w:hyperlink w:anchor="_Toc215732344" w:history="1">
+          <w:hyperlink w:anchor="_Toc217200735" w:history="1">
             <w:r>
               <w:rPr>
                 <w:rStyle w:val="Hyperlink"/>
@@ -3634,7 +3634,7 @@
                 <w:noProof/>
                 <w:webHidden/>
               </w:rPr>
-              <w:instrText xml:space="preserve"> PAGEREF _Toc215732344 \h </w:instrText>
+              <w:instrText xml:space="preserve"> PAGEREF _Toc217200735 \h </w:instrText>
             </w:r>
             <w:r>
               <w:rPr>
@@ -3654,7 +3654,7 @@
                 <w:noProof/>
                 <w:webHidden/>
               </w:rPr>
-              <w:t>34</w:t>
+              <w:t>35</w:t>
             </w:r>
             <w:r>
               <w:rPr>
@@ -3680,7 +3680,7 @@
               <w14:ligatures w14:val="standardContextual"/>
             </w:rPr>
           </w:pPr>
-          <w:hyperlink w:anchor="_Toc215732345" w:history="1">
+          <w:hyperlink w:anchor="_Toc217200736" w:history="1">
             <w:r>
               <w:rPr>
                 <w:rStyle w:val="Hyperlink"/>
@@ -3707,7 +3707,7 @@
                 <w:noProof/>
                 <w:webHidden/>
               </w:rPr>
-              <w:instrText xml:space="preserve"> PAGEREF _Toc215732345 \h </w:instrText>
+              <w:instrText xml:space="preserve"> PAGEREF _Toc217200736 \h </w:instrText>
             </w:r>
             <w:r>
               <w:rPr>
@@ -3727,7 +3727,7 @@
                 <w:noProof/>
                 <w:webHidden/>
               </w:rPr>
-              <w:t>34</w:t>
+              <w:t>35</w:t>
             </w:r>
             <w:r>
               <w:rPr>
@@ -3753,7 +3753,7 @@
               <w14:ligatures w14:val="standardContextual"/>
             </w:rPr>
           </w:pPr>
-          <w:hyperlink w:anchor="_Toc215732346" w:history="1">
+          <w:hyperlink w:anchor="_Toc217200737" w:history="1">
             <w:r>
               <w:rPr>
                 <w:rStyle w:val="Hyperlink"/>
@@ -3780,7 +3780,7 @@
                 <w:noProof/>
                 <w:webHidden/>
               </w:rPr>
-              <w:instrText xml:space="preserve"> PAGEREF _Toc215732346 \h </w:instrText>
+              <w:instrText xml:space="preserve"> PAGEREF _Toc217200737 \h </w:instrText>
             </w:r>
             <w:r>
               <w:rPr>
@@ -3800,7 +3800,7 @@
                 <w:noProof/>
                 <w:webHidden/>
               </w:rPr>
-              <w:t>35</w:t>
+              <w:t>36</w:t>
             </w:r>
             <w:r>
               <w:rPr>
@@ -3826,7 +3826,7 @@
               <w14:ligatures w14:val="standardContextual"/>
             </w:rPr>
           </w:pPr>
-          <w:hyperlink w:anchor="_Toc215732347" w:history="1">
+          <w:hyperlink w:anchor="_Toc217200738" w:history="1">
             <w:r>
               <w:rPr>
                 <w:rStyle w:val="Hyperlink"/>
@@ -3853,7 +3853,7 @@
                 <w:noProof/>
                 <w:webHidden/>
               </w:rPr>
-              <w:instrText xml:space="preserve"> PAGEREF _Toc215732347 \h </w:instrText>
+              <w:instrText xml:space="preserve"> PAGEREF _Toc217200738 \h </w:instrText>
             </w:r>
             <w:r>
               <w:rPr>
@@ -3873,7 +3873,7 @@
                 <w:noProof/>
                 <w:webHidden/>
               </w:rPr>
-              <w:t>35</w:t>
+              <w:t>36</w:t>
             </w:r>
             <w:r>
               <w:rPr>
@@ -3899,7 +3899,7 @@
               <w14:ligatures w14:val="standardContextual"/>
             </w:rPr>
           </w:pPr>
-          <w:hyperlink w:anchor="_Toc215732348" w:history="1">
+          <w:hyperlink w:anchor="_Toc217200739" w:history="1">
             <w:r>
               <w:rPr>
                 <w:rStyle w:val="Hyperlink"/>
@@ -3926,7 +3926,7 @@
                 <w:noProof/>
                 <w:webHidden/>
               </w:rPr>
-              <w:instrText xml:space="preserve"> PAGEREF _Toc215732348 \h </w:instrText>
+              <w:instrText xml:space="preserve"> PAGEREF _Toc217200739 \h </w:instrText>
             </w:r>
             <w:r>
               <w:rPr>
@@ -3946,7 +3946,7 @@
                 <w:noProof/>
                 <w:webHidden/>
               </w:rPr>
-              <w:t>36</w:t>
+              <w:t>37</w:t>
             </w:r>
             <w:r>
               <w:rPr>
@@ -3972,7 +3972,7 @@
               <w14:ligatures w14:val="standardContextual"/>
             </w:rPr>
           </w:pPr>
-          <w:hyperlink w:anchor="_Toc215732349" w:history="1">
+          <w:hyperlink w:anchor="_Toc217200740" w:history="1">
             <w:r>
               <w:rPr>
                 <w:rStyle w:val="Hyperlink"/>
@@ -3999,7 +3999,7 @@
                 <w:noProof/>
                 <w:webHidden/>
               </w:rPr>
-              <w:instrText xml:space="preserve"> PAGEREF _Toc215732349 \h </w:instrText>
+              <w:instrText xml:space="preserve"> PAGEREF _Toc217200740 \h </w:instrText>
             </w:r>
             <w:r>
               <w:rPr>
@@ -4019,7 +4019,7 @@
                 <w:noProof/>
                 <w:webHidden/>
               </w:rPr>
-              <w:t>38</w:t>
+              <w:t>39</w:t>
             </w:r>
             <w:r>
               <w:rPr>
@@ -4045,7 +4045,7 @@
               <w14:ligatures w14:val="standardContextual"/>
             </w:rPr>
           </w:pPr>
-          <w:hyperlink w:anchor="_Toc215732350" w:history="1">
+          <w:hyperlink w:anchor="_Toc217200741" w:history="1">
             <w:r>
               <w:rPr>
                 <w:rStyle w:val="Hyperlink"/>
@@ -4073,7 +4073,7 @@
                 <w:noProof/>
                 <w:webHidden/>
               </w:rPr>
-              <w:instrText xml:space="preserve"> PAGEREF _Toc215732350 \h </w:instrText>
+              <w:instrText xml:space="preserve"> PAGEREF _Toc217200741 \h </w:instrText>
             </w:r>
             <w:r>
               <w:rPr>
@@ -4093,7 +4093,7 @@
                 <w:noProof/>
                 <w:webHidden/>
               </w:rPr>
-              <w:t>38</w:t>
+              <w:t>39</w:t>
             </w:r>
             <w:r>
               <w:rPr>
@@ -4119,7 +4119,7 @@
               <w14:ligatures w14:val="standardContextual"/>
             </w:rPr>
           </w:pPr>
-          <w:hyperlink w:anchor="_Toc215732351" w:history="1">
+          <w:hyperlink w:anchor="_Toc217200742" w:history="1">
             <w:r>
               <w:rPr>
                 <w:rStyle w:val="Hyperlink"/>
@@ -4147,7 +4147,7 @@
                 <w:noProof/>
                 <w:webHidden/>
               </w:rPr>
-              <w:instrText xml:space="preserve"> PAGEREF _Toc215732351 \h </w:instrText>
+              <w:instrText xml:space="preserve"> PAGEREF _Toc217200742 \h </w:instrText>
             </w:r>
             <w:r>
               <w:rPr>
@@ -4167,7 +4167,7 @@
                 <w:noProof/>
                 <w:webHidden/>
               </w:rPr>
-              <w:t>38</w:t>
+              <w:t>39</w:t>
             </w:r>
             <w:r>
               <w:rPr>
@@ -4193,7 +4193,7 @@
               <w14:ligatures w14:val="standardContextual"/>
             </w:rPr>
           </w:pPr>
-          <w:hyperlink w:anchor="_Toc215732352" w:history="1">
+          <w:hyperlink w:anchor="_Toc217200743" w:history="1">
             <w:r>
               <w:rPr>
                 <w:rStyle w:val="Hyperlink"/>
@@ -4220,7 +4220,7 @@
                 <w:noProof/>
                 <w:webHidden/>
               </w:rPr>
-              <w:instrText xml:space="preserve"> PAGEREF _Toc215732352 \h </w:instrText>
+              <w:instrText xml:space="preserve"> PAGEREF _Toc217200743 \h </w:instrText>
             </w:r>
             <w:r>
               <w:rPr>
@@ -4240,7 +4240,7 @@
                 <w:noProof/>
                 <w:webHidden/>
               </w:rPr>
-              <w:t>39</w:t>
+              <w:t>40</w:t>
             </w:r>
             <w:r>
               <w:rPr>
@@ -4266,7 +4266,7 @@
               <w14:ligatures w14:val="standardContextual"/>
             </w:rPr>
           </w:pPr>
-          <w:hyperlink w:anchor="_Toc215732353" w:history="1">
+          <w:hyperlink w:anchor="_Toc217200744" w:history="1">
             <w:r>
               <w:rPr>
                 <w:rStyle w:val="Hyperlink"/>
@@ -4293,7 +4293,7 @@
                 <w:noProof/>
                 <w:webHidden/>
               </w:rPr>
-              <w:instrText xml:space="preserve"> PAGEREF _Toc215732353 \h </w:instrText>
+              <w:instrText xml:space="preserve"> PAGEREF _Toc217200744 \h </w:instrText>
             </w:r>
             <w:r>
               <w:rPr>
@@ -4313,7 +4313,7 @@
                 <w:noProof/>
                 <w:webHidden/>
               </w:rPr>
-              <w:t>40</w:t>
+              <w:t>41</w:t>
             </w:r>
             <w:r>
               <w:rPr>
@@ -4339,7 +4339,7 @@
               <w14:ligatures w14:val="standardContextual"/>
             </w:rPr>
           </w:pPr>
-          <w:hyperlink w:anchor="_Toc215732354" w:history="1">
+          <w:hyperlink w:anchor="_Toc217200745" w:history="1">
             <w:r>
               <w:rPr>
                 <w:rStyle w:val="Hyperlink"/>
@@ -4366,7 +4366,7 @@
                 <w:noProof/>
                 <w:webHidden/>
               </w:rPr>
-              <w:instrText xml:space="preserve"> PAGEREF _Toc215732354 \h </w:instrText>
+              <w:instrText xml:space="preserve"> PAGEREF _Toc217200745 \h </w:instrText>
             </w:r>
             <w:r>
               <w:rPr>
@@ -4386,7 +4386,7 @@
                 <w:noProof/>
                 <w:webHidden/>
               </w:rPr>
-              <w:t>41</w:t>
+              <w:t>42</w:t>
             </w:r>
             <w:r>
               <w:rPr>
@@ -4412,7 +4412,7 @@
               <w14:ligatures w14:val="standardContextual"/>
             </w:rPr>
           </w:pPr>
-          <w:hyperlink w:anchor="_Toc215732355" w:history="1">
+          <w:hyperlink w:anchor="_Toc217200746" w:history="1">
             <w:r>
               <w:rPr>
                 <w:rStyle w:val="Hyperlink"/>
@@ -4439,7 +4439,7 @@
                 <w:noProof/>
                 <w:webHidden/>
               </w:rPr>
-              <w:instrText xml:space="preserve"> PAGEREF _Toc215732355 \h </w:instrText>
+              <w:instrText xml:space="preserve"> PAGEREF _Toc217200746 \h </w:instrText>
             </w:r>
             <w:r>
               <w:rPr>
@@ -4459,7 +4459,7 @@
                 <w:noProof/>
                 <w:webHidden/>
               </w:rPr>
-              <w:t>41</w:t>
+              <w:t>42</w:t>
             </w:r>
             <w:r>
               <w:rPr>
@@ -4485,7 +4485,7 @@
               <w14:ligatures w14:val="standardContextual"/>
             </w:rPr>
           </w:pPr>
-          <w:hyperlink w:anchor="_Toc215732356" w:history="1">
+          <w:hyperlink w:anchor="_Toc217200747" w:history="1">
             <w:r>
               <w:rPr>
                 <w:rStyle w:val="Hyperlink"/>
@@ -4512,7 +4512,7 @@
                 <w:noProof/>
                 <w:webHidden/>
               </w:rPr>
-              <w:instrText xml:space="preserve"> PAGEREF _Toc215732356 \h </w:instrText>
+              <w:instrText xml:space="preserve"> PAGEREF _Toc217200747 \h </w:instrText>
             </w:r>
             <w:r>
               <w:rPr>
@@ -4532,7 +4532,7 @@
                 <w:noProof/>
                 <w:webHidden/>
               </w:rPr>
-              <w:t>41</w:t>
+              <w:t>42</w:t>
             </w:r>
             <w:r>
               <w:rPr>
@@ -4558,7 +4558,7 @@
               <w14:ligatures w14:val="standardContextual"/>
             </w:rPr>
           </w:pPr>
-          <w:hyperlink w:anchor="_Toc215732357" w:history="1">
+          <w:hyperlink w:anchor="_Toc217200748" w:history="1">
             <w:r>
               <w:rPr>
                 <w:rStyle w:val="Hyperlink"/>
@@ -4585,7 +4585,7 @@
                 <w:noProof/>
                 <w:webHidden/>
               </w:rPr>
-              <w:instrText xml:space="preserve"> PAGEREF _Toc215732357 \h </w:instrText>
+              <w:instrText xml:space="preserve"> PAGEREF _Toc217200748 \h </w:instrText>
             </w:r>
             <w:r>
               <w:rPr>
@@ -4605,7 +4605,7 @@
                 <w:noProof/>
                 <w:webHidden/>
               </w:rPr>
-              <w:t>41</w:t>
+              <w:t>42</w:t>
             </w:r>
             <w:r>
               <w:rPr>
@@ -4631,7 +4631,7 @@
               <w14:ligatures w14:val="standardContextual"/>
             </w:rPr>
           </w:pPr>
-          <w:hyperlink w:anchor="_Toc215732358" w:history="1">
+          <w:hyperlink w:anchor="_Toc217200749" w:history="1">
             <w:r>
               <w:rPr>
                 <w:rStyle w:val="Hyperlink"/>
@@ -4659,7 +4659,7 @@
                 <w:noProof/>
                 <w:webHidden/>
               </w:rPr>
-              <w:instrText xml:space="preserve"> PAGEREF _Toc215732358 \h </w:instrText>
+              <w:instrText xml:space="preserve"> PAGEREF _Toc217200749 \h </w:instrText>
             </w:r>
             <w:r>
               <w:rPr>
@@ -4679,7 +4679,7 @@
                 <w:noProof/>
                 <w:webHidden/>
               </w:rPr>
-              <w:t>41</w:t>
+              <w:t>42</w:t>
             </w:r>
             <w:r>
               <w:rPr>
@@ -4705,7 +4705,7 @@
               <w14:ligatures w14:val="standardContextual"/>
             </w:rPr>
           </w:pPr>
-          <w:hyperlink w:anchor="_Toc215732359" w:history="1">
+          <w:hyperlink w:anchor="_Toc217200750" w:history="1">
             <w:r>
               <w:rPr>
                 <w:rStyle w:val="Hyperlink"/>
@@ -4732,7 +4732,7 @@
                 <w:noProof/>
                 <w:webHidden/>
               </w:rPr>
-              <w:instrText xml:space="preserve"> PAGEREF _Toc215732359 \h </w:instrText>
+              <w:instrText xml:space="preserve"> PAGEREF _Toc217200750 \h </w:instrText>
             </w:r>
             <w:r>
               <w:rPr>
@@ -4752,7 +4752,7 @@
                 <w:noProof/>
                 <w:webHidden/>
               </w:rPr>
-              <w:t>41</w:t>
+              <w:t>42</w:t>
             </w:r>
             <w:r>
               <w:rPr>
@@ -4778,7 +4778,7 @@
               <w14:ligatures w14:val="standardContextual"/>
             </w:rPr>
           </w:pPr>
-          <w:hyperlink w:anchor="_Toc215732360" w:history="1">
+          <w:hyperlink w:anchor="_Toc217200751" w:history="1">
             <w:r>
               <w:rPr>
                 <w:rStyle w:val="Hyperlink"/>
@@ -4805,7 +4805,7 @@
                 <w:noProof/>
                 <w:webHidden/>
               </w:rPr>
-              <w:instrText xml:space="preserve"> PAGEREF _Toc215732360 \h </w:instrText>
+              <w:instrText xml:space="preserve"> PAGEREF _Toc217200751 \h </w:instrText>
             </w:r>
             <w:r>
               <w:rPr>
@@ -4825,7 +4825,7 @@
                 <w:noProof/>
                 <w:webHidden/>
               </w:rPr>
-              <w:t>42</w:t>
+              <w:t>43</w:t>
             </w:r>
             <w:r>
               <w:rPr>
@@ -4851,7 +4851,7 @@
               <w14:ligatures w14:val="standardContextual"/>
             </w:rPr>
           </w:pPr>
-          <w:hyperlink w:anchor="_Toc215732361" w:history="1">
+          <w:hyperlink w:anchor="_Toc217200752" w:history="1">
             <w:r>
               <w:rPr>
                 <w:rStyle w:val="Hyperlink"/>
@@ -4878,7 +4878,7 @@
                 <w:noProof/>
                 <w:webHidden/>
               </w:rPr>
-              <w:instrText xml:space="preserve"> PAGEREF _Toc215732361 \h </w:instrText>
+              <w:instrText xml:space="preserve"> PAGEREF _Toc217200752 \h </w:instrText>
             </w:r>
             <w:r>
               <w:rPr>
@@ -4898,7 +4898,7 @@
                 <w:noProof/>
                 <w:webHidden/>
               </w:rPr>
-              <w:t>42</w:t>
+              <w:t>43</w:t>
             </w:r>
             <w:r>
               <w:rPr>
@@ -4924,7 +4924,7 @@
               <w14:ligatures w14:val="standardContextual"/>
             </w:rPr>
           </w:pPr>
-          <w:hyperlink w:anchor="_Toc215732362" w:history="1">
+          <w:hyperlink w:anchor="_Toc217200753" w:history="1">
             <w:r>
               <w:rPr>
                 <w:rStyle w:val="Hyperlink"/>
@@ -4952,7 +4952,7 @@
                 <w:noProof/>
                 <w:webHidden/>
               </w:rPr>
-              <w:instrText xml:space="preserve"> PAGEREF _Toc215732362 \h </w:instrText>
+              <w:instrText xml:space="preserve"> PAGEREF _Toc217200753 \h </w:instrText>
             </w:r>
             <w:r>
               <w:rPr>
@@ -4972,7 +4972,7 @@
                 <w:noProof/>
                 <w:webHidden/>
               </w:rPr>
-              <w:t>42</w:t>
+              <w:t>43</w:t>
             </w:r>
             <w:r>
               <w:rPr>
@@ -4998,7 +4998,7 @@
               <w14:ligatures w14:val="standardContextual"/>
             </w:rPr>
           </w:pPr>
-          <w:hyperlink w:anchor="_Toc215732363" w:history="1">
+          <w:hyperlink w:anchor="_Toc217200754" w:history="1">
             <w:r>
               <w:rPr>
                 <w:rStyle w:val="Hyperlink"/>
@@ -5025,7 +5025,7 @@
                 <w:noProof/>
                 <w:webHidden/>
               </w:rPr>
-              <w:instrText xml:space="preserve"> PAGEREF _Toc215732363 \h </w:instrText>
+              <w:instrText xml:space="preserve"> PAGEREF _Toc217200754 \h </w:instrText>
             </w:r>
             <w:r>
               <w:rPr>
@@ -5045,7 +5045,7 @@
                 <w:noProof/>
                 <w:webHidden/>
               </w:rPr>
-              <w:t>42</w:t>
+              <w:t>43</w:t>
             </w:r>
             <w:r>
               <w:rPr>
@@ -5071,7 +5071,7 @@
               <w14:ligatures w14:val="standardContextual"/>
             </w:rPr>
           </w:pPr>
-          <w:hyperlink w:anchor="_Toc215732364" w:history="1">
+          <w:hyperlink w:anchor="_Toc217200755" w:history="1">
             <w:r>
               <w:rPr>
                 <w:rStyle w:val="Hyperlink"/>
@@ -5099,7 +5099,7 @@
                 <w:noProof/>
                 <w:webHidden/>
               </w:rPr>
-              <w:instrText xml:space="preserve"> PAGEREF _Toc215732364 \h </w:instrText>
+              <w:instrText xml:space="preserve"> PAGEREF _Toc217200755 \h </w:instrText>
             </w:r>
             <w:r>
               <w:rPr>
@@ -5119,7 +5119,7 @@
                 <w:noProof/>
                 <w:webHidden/>
               </w:rPr>
-              <w:t>43</w:t>
+              <w:t>44</w:t>
             </w:r>
             <w:r>
               <w:rPr>
@@ -5145,7 +5145,7 @@
               <w14:ligatures w14:val="standardContextual"/>
             </w:rPr>
           </w:pPr>
-          <w:hyperlink w:anchor="_Toc215732365" w:history="1">
+          <w:hyperlink w:anchor="_Toc217200756" w:history="1">
             <w:r>
               <w:rPr>
                 <w:rStyle w:val="Hyperlink"/>
@@ -5173,7 +5173,7 @@
                 <w:noProof/>
                 <w:webHidden/>
               </w:rPr>
-              <w:instrText xml:space="preserve"> PAGEREF _Toc215732365 \h </w:instrText>
+              <w:instrText xml:space="preserve"> PAGEREF _Toc217200756 \h </w:instrText>
             </w:r>
             <w:r>
               <w:rPr>
@@ -5193,7 +5193,7 @@
                 <w:noProof/>
                 <w:webHidden/>
               </w:rPr>
-              <w:t>44</w:t>
+              <w:t>45</w:t>
             </w:r>
             <w:r>
               <w:rPr>
@@ -5219,7 +5219,7 @@
               <w14:ligatures w14:val="standardContextual"/>
             </w:rPr>
           </w:pPr>
-          <w:hyperlink w:anchor="_Toc215732366" w:history="1">
+          <w:hyperlink w:anchor="_Toc217200757" w:history="1">
             <w:r>
               <w:rPr>
                 <w:rStyle w:val="Hyperlink"/>
@@ -5247,7 +5247,7 @@
                 <w:noProof/>
                 <w:webHidden/>
               </w:rPr>
-              <w:instrText xml:space="preserve"> PAGEREF _Toc215732366 \h </w:instrText>
+              <w:instrText xml:space="preserve"> PAGEREF _Toc217200757 \h </w:instrText>
             </w:r>
             <w:r>
               <w:rPr>
@@ -5267,7 +5267,7 @@
                 <w:noProof/>
                 <w:webHidden/>
               </w:rPr>
-              <w:t>44</w:t>
+              <w:t>45</w:t>
             </w:r>
             <w:r>
               <w:rPr>
@@ -5293,7 +5293,7 @@
               <w14:ligatures w14:val="standardContextual"/>
             </w:rPr>
           </w:pPr>
-          <w:hyperlink w:anchor="_Toc215732367" w:history="1">
+          <w:hyperlink w:anchor="_Toc217200758" w:history="1">
             <w:r>
               <w:rPr>
                 <w:rStyle w:val="Hyperlink"/>
@@ -5321,7 +5321,7 @@
                 <w:noProof/>
                 <w:webHidden/>
               </w:rPr>
-              <w:instrText xml:space="preserve"> PAGEREF _Toc215732367 \h </w:instrText>
+              <w:instrText xml:space="preserve"> PAGEREF _Toc217200758 \h </w:instrText>
             </w:r>
             <w:r>
               <w:rPr>
@@ -5341,7 +5341,7 @@
                 <w:noProof/>
                 <w:webHidden/>
               </w:rPr>
-              <w:t>44</w:t>
+              <w:t>45</w:t>
             </w:r>
             <w:r>
               <w:rPr>
@@ -5367,7 +5367,7 @@
               <w14:ligatures w14:val="standardContextual"/>
             </w:rPr>
           </w:pPr>
-          <w:hyperlink w:anchor="_Toc215732368" w:history="1">
+          <w:hyperlink w:anchor="_Toc217200759" w:history="1">
             <w:r>
               <w:rPr>
                 <w:rStyle w:val="Hyperlink"/>
@@ -5394,7 +5394,7 @@
                 <w:noProof/>
                 <w:webHidden/>
               </w:rPr>
-              <w:instrText xml:space="preserve"> PAGEREF _Toc215732368 \h </w:instrText>
+              <w:instrText xml:space="preserve"> PAGEREF _Toc217200759 \h </w:instrText>
             </w:r>
             <w:r>
               <w:rPr>
@@ -5414,7 +5414,80 @@
                 <w:noProof/>
                 <w:webHidden/>
               </w:rPr>
-              <w:t>45</w:t>
+              <w:t>46</w:t>
+            </w:r>
+            <w:r>
+              <w:rPr>
+                <w:noProof/>
+                <w:webHidden/>
+              </w:rPr>
+              <w:fldChar w:fldCharType="end"/>
+            </w:r>
+          </w:hyperlink>
+        </w:p>
+        <w:p>
+          <w:pPr>
+            <w:pStyle w:val="TOC1"/>
+            <w:tabs>
+              <w:tab w:val="right" w:leader="dot" w:pos="9350"/>
+            </w:tabs>
+            <w:rPr>
+              <w:noProof/>
+              <w:kern w:val="2"/>
+              <w:sz w:val="24"/>
+              <w:szCs w:val="24"/>
+              <w:lang w:eastAsia="ja-JP"/>
+              <w14:ligatures w14:val="standardContextual"/>
+            </w:rPr>
+          </w:pPr>
+          <w:hyperlink w:anchor="_Toc217200760" w:history="1">
+            <w:r>
+              <w:rPr>
+                <w:rStyle w:val="Hyperlink"/>
+                <w:noProof/>
+              </w:rPr>
+              <w:t>Appendix 2 – Office font solutions</w:t>
+            </w:r>
+            <w:r>
+              <w:rPr>
+                <w:noProof/>
+                <w:webHidden/>
+              </w:rPr>
+              <w:tab/>
+            </w:r>
+            <w:r>
+              <w:rPr>
+                <w:noProof/>
+                <w:webHidden/>
+              </w:rPr>
+              <w:fldChar w:fldCharType="begin"/>
+            </w:r>
+            <w:r>
+              <w:rPr>
+                <w:noProof/>
+                <w:webHidden/>
+              </w:rPr>
+              <w:instrText xml:space="preserve"> PAGEREF _Toc217200760 \h </w:instrText>
+            </w:r>
+            <w:r>
+              <w:rPr>
+                <w:noProof/>
+                <w:webHidden/>
+              </w:rPr>
+            </w:r>
+            <w:r>
+              <w:rPr>
+                <w:noProof/>
+                <w:webHidden/>
+              </w:rPr>
+              <w:fldChar w:fldCharType="separate"/>
+            </w:r>
+            <w:r>
+              <w:rPr>
+                <w:noProof/>
+                <w:webHidden/>
+              </w:rPr>
+              <w:t>49</w:t>
             </w:r>
             <w:r>
               <w:rPr>
@@ -5752,7 +5825,7 @@
       <w:pPr>
         <w:pStyle w:val="Heading1"/>
       </w:pPr>
-      <w:bookmarkStart w:id="0" w:name="_Toc215732296"/>
+      <w:bookmarkStart w:id="0" w:name="_Toc217200687"/>
       <w:r>
         <w:t>What is docx4j?</w:t>
       </w:r>
@@ -5966,7 +6039,7 @@
       <w:pPr>
         <w:pStyle w:val="Heading1"/>
       </w:pPr>
-      <w:bookmarkStart w:id="1" w:name="_Toc215732297"/>
+      <w:bookmarkStart w:id="1" w:name="_Toc217200688"/>
       <w:r>
         <w:lastRenderedPageBreak/>
         <w:t>What sorts of things can you do with docx4j?</w:t>
@@ -6155,7 +6228,7 @@
       <w:pPr>
         <w:pStyle w:val="Heading1"/>
       </w:pPr>
-      <w:bookmarkStart w:id="2" w:name="_Toc215732298"/>
+      <w:bookmarkStart w:id="2" w:name="_Toc217200689"/>
       <w:r>
         <w:t>Is docx4j for you?</w:t>
       </w:r>
@@ -6180,7 +6253,7 @@
       <w:pPr>
         <w:pStyle w:val="Heading1"/>
       </w:pPr>
-      <w:bookmarkStart w:id="3" w:name="_Toc215732299"/>
+      <w:bookmarkStart w:id="3" w:name="_Toc217200690"/>
       <w:r>
         <w:t>GraalVM</w:t>
       </w:r>
@@ -6195,7 +6268,7 @@
       <w:pPr>
         <w:pStyle w:val="Heading1"/>
       </w:pPr>
-      <w:bookmarkStart w:id="4" w:name="_Toc215732300"/>
+      <w:bookmarkStart w:id="4" w:name="_Toc217200691"/>
       <w:r>
         <w:lastRenderedPageBreak/>
         <w:t>docx4j.NET</w:t>
@@ -6350,7 +6423,7 @@
       <w:pPr>
         <w:pStyle w:val="Heading1"/>
       </w:pPr>
-      <w:bookmarkStart w:id="5" w:name="_Toc215732301"/>
+      <w:bookmarkStart w:id="5" w:name="_Toc217200692"/>
       <w:r>
         <w:t>What Word documents does it support?</w:t>
       </w:r>
@@ -6374,6 +6447,33 @@
       </w:r>
       <w:r>
         <w:t xml:space="preserve"> (Same goes for xlsx spreadsheets and pptx presentations).</w:t>
+      </w:r>
+    </w:p>
+    <w:p>
+      <w:r>
+        <w:t xml:space="preserve">Most docx files in the wild use the so called “transitional” namespace </w:t>
+      </w:r>
+      <w:hyperlink r:id="rId18" w:history="1">
+        <w:r>
+          <w:rPr>
+            <w:rStyle w:val="Hyperlink"/>
+          </w:rPr>
+          <w:t>http://schemas.openxmlformats.org/officeDocument/2006</w:t>
+        </w:r>
+      </w:hyperlink>
+      <w:r>
+        <w:t xml:space="preserve">.  Office 2013 introduced the option of using the “strict” namespace </w:t>
+      </w:r>
+      <w:hyperlink r:id="rId19" w:history="1">
+        <w:r>
+          <w:rPr>
+            <w:rStyle w:val="Hyperlink"/>
+          </w:rPr>
+          <w:t>http://purl.oclc.org/ooxml/officeDocument</w:t>
+        </w:r>
+      </w:hyperlink>
+      <w:r>
+        <w:t xml:space="preserve">; docx4j (from 11.5.9) can import these. </w:t>
       </w:r>
     </w:p>
     <w:p>
@@ -6490,8 +6590,9 @@
       <w:pPr>
         <w:pStyle w:val="Heading1"/>
       </w:pPr>
-      <w:bookmarkStart w:id="6" w:name="_Toc215732302"/>
-      <w:r>
+      <w:bookmarkStart w:id="6" w:name="_Toc217200693"/>
+      <w:r>
+        <w:lastRenderedPageBreak/>
         <w:t>Handling legacy binary .doc files</w:t>
       </w:r>
       <w:bookmarkEnd w:id="6"/>
@@ -6515,7 +6616,6 @@
     </w:p>
     <w:p>
       <w:r>
-        <w:lastRenderedPageBreak/>
         <w:t>With 8.2.0, docx4j can also convert binary .doc or RTF to docx, using Microsoft Word courtesy of documents4j.   The sub-projects docx4j-documents4j-local and docx4j-documents4j-remote provide an interface to documents4j which is convenient for docx4j users.</w:t>
       </w:r>
     </w:p>
@@ -6526,7 +6626,7 @@
           <w:rFonts w:eastAsia="Times New Roman"/>
         </w:rPr>
       </w:pPr>
-      <w:bookmarkStart w:id="7" w:name="_Toc215732303"/>
+      <w:bookmarkStart w:id="7" w:name="_Toc217200694"/>
       <w:r>
         <w:rPr>
           <w:rFonts w:eastAsia="Times New Roman"/>
@@ -6539,7 +6639,7 @@
       <w:r>
         <w:t xml:space="preserve">Free community support is available in the docx4j forum, at </w:t>
       </w:r>
-      <w:hyperlink r:id="rId18" w:history="1">
+      <w:hyperlink r:id="rId20" w:history="1">
         <w:r>
           <w:rPr>
             <w:color w:val="0000FF"/>
@@ -6630,7 +6730,7 @@
       <w:pPr>
         <w:pStyle w:val="Heading1"/>
       </w:pPr>
-      <w:bookmarkStart w:id="8" w:name="_Toc215732304"/>
+      <w:bookmarkStart w:id="8" w:name="_Toc217200695"/>
       <w:r>
         <w:t>A word about Jaxb</w:t>
       </w:r>
@@ -6713,6 +6813,7 @@
         </w:numPr>
       </w:pPr>
       <w:r>
+        <w:lastRenderedPageBreak/>
         <w:t xml:space="preserve">the JAXB in Java 8 implementation; to use this, you need the </w:t>
       </w:r>
       <w:r>
@@ -6746,7 +6847,6 @@
           <w:b/>
           <w:bCs/>
         </w:rPr>
-        <w:lastRenderedPageBreak/>
         <w:t>docx4j v11.5 uses Jakarta XML Binding API 4.0</w:t>
       </w:r>
       <w:r>
@@ -6757,7 +6857,7 @@
       <w:pPr>
         <w:pStyle w:val="Heading1"/>
       </w:pPr>
-      <w:bookmarkStart w:id="9" w:name="_Toc215732305"/>
+      <w:bookmarkStart w:id="9" w:name="_Toc217200696"/>
       <w:r>
         <w:t>Using docx4j via Maven</w:t>
       </w:r>
@@ -7521,6 +7621,7 @@
         <w:rPr>
           <w:lang w:val="en-US"/>
         </w:rPr>
+        <w:lastRenderedPageBreak/>
         <w:t xml:space="preserve">To use docx4j </w:t>
       </w:r>
       <w:r>
@@ -7834,7 +7935,6 @@
           <w:szCs w:val="16"/>
           <w:lang w:val="en-US"/>
         </w:rPr>
-        <w:lastRenderedPageBreak/>
         <w:tab/>
       </w:r>
       <w:r>
@@ -8401,7 +8501,7 @@
       <w:r>
         <w:t xml:space="preserve">The blog entry </w:t>
       </w:r>
-      <w:hyperlink r:id="rId19" w:history="1">
+      <w:hyperlink r:id="rId21" w:history="1">
         <w:r>
           <w:rPr>
             <w:rStyle w:val="Hyperlink"/>
@@ -8426,7 +8526,7 @@
       <w:pPr>
         <w:pStyle w:val="Heading1"/>
       </w:pPr>
-      <w:bookmarkStart w:id="10" w:name="_Toc215732306"/>
+      <w:bookmarkStart w:id="10" w:name="_Toc217200697"/>
       <w:r>
         <w:t>Using docx4j binaries</w:t>
       </w:r>
@@ -8439,7 +8539,7 @@
       <w:r>
         <w:t xml:space="preserve">ou can download the latest version of docx4j from </w:t>
       </w:r>
-      <w:hyperlink r:id="rId20" w:history="1">
+      <w:hyperlink r:id="rId22" w:history="1">
         <w:r>
           <w:rPr>
             <w:rStyle w:val="Hyperlink"/>
@@ -8519,7 +8619,7 @@
       <w:pPr>
         <w:pStyle w:val="Heading1"/>
       </w:pPr>
-      <w:bookmarkStart w:id="11" w:name="_Toc215732307"/>
+      <w:bookmarkStart w:id="11" w:name="_Toc217200698"/>
       <w:r>
         <w:t>docx4j dependencies</w:t>
       </w:r>
@@ -8529,7 +8629,7 @@
       <w:pPr>
         <w:pStyle w:val="Heading2"/>
       </w:pPr>
-      <w:bookmarkStart w:id="12" w:name="_Toc215732308"/>
+      <w:bookmarkStart w:id="12" w:name="_Toc217200699"/>
       <w:r>
         <w:t>slf</w:t>
       </w:r>
@@ -8610,6 +8710,7 @@
     </w:p>
     <w:p>
       <w:r>
+        <w:lastRenderedPageBreak/>
         <w:t>So you need the slf4j api jar on your classpath</w:t>
       </w:r>
       <w:r>
@@ -8853,7 +8954,6 @@
     <w:p/>
     <w:p>
       <w:r>
-        <w:lastRenderedPageBreak/>
         <w:t>For anything to be logged, you need a logging implementation.  Here we assume you will use logback as your implementation</w:t>
       </w:r>
       <w:r>
@@ -9251,7 +9351,7 @@
       <w:r>
         <w:t xml:space="preserve">A logback.xml config file may be found at </w:t>
       </w:r>
-      <w:hyperlink r:id="rId21" w:history="1">
+      <w:hyperlink r:id="rId23" w:history="1">
         <w:r>
           <w:rPr>
             <w:rStyle w:val="Hyperlink"/>
@@ -9273,7 +9373,7 @@
       <w:r>
         <w:t xml:space="preserve">See for example </w:t>
       </w:r>
-      <w:hyperlink r:id="rId22" w:anchor="L67" w:history="1">
+      <w:hyperlink r:id="rId24" w:anchor="L67" w:history="1">
         <w:r>
           <w:rPr>
             <w:rStyle w:val="Hyperlink"/>
@@ -9287,7 +9387,7 @@
       <w:pPr>
         <w:pStyle w:val="Heading2"/>
       </w:pPr>
-      <w:bookmarkStart w:id="13" w:name="_Toc215732309"/>
+      <w:bookmarkStart w:id="13" w:name="_Toc217200700"/>
       <w:r>
         <w:t>other dependencies</w:t>
       </w:r>
@@ -9323,7 +9423,7 @@
       <w:pPr>
         <w:pStyle w:val="Heading1"/>
       </w:pPr>
-      <w:bookmarkStart w:id="14" w:name="_Toc215732310"/>
+      <w:bookmarkStart w:id="14" w:name="_Toc217200701"/>
       <w:r>
         <w:t>Docx4j source code</w:t>
       </w:r>
@@ -9339,7 +9439,7 @@
       <w:r>
         <w:t xml:space="preserve">is on GitHub at </w:t>
       </w:r>
-      <w:hyperlink r:id="rId23" w:history="1">
+      <w:hyperlink r:id="rId25" w:history="1">
         <w:r>
           <w:rPr>
             <w:rStyle w:val="Hyperlink"/>
@@ -9353,6 +9453,7 @@
     </w:p>
     <w:p>
       <w:r>
+        <w:lastRenderedPageBreak/>
         <w:t xml:space="preserve">We accept pull requests; pull requests are presumed to be contributions under ASLv2 per our contributor agreement.  </w:t>
       </w:r>
     </w:p>
@@ -9360,7 +9461,7 @@
       <w:r>
         <w:t xml:space="preserve">See </w:t>
       </w:r>
-      <w:hyperlink r:id="rId24" w:history="1">
+      <w:hyperlink r:id="rId26" w:history="1">
         <w:r>
           <w:rPr>
             <w:rStyle w:val="Hyperlink"/>
@@ -9381,9 +9482,8 @@
       <w:pPr>
         <w:pStyle w:val="Heading1"/>
       </w:pPr>
-      <w:bookmarkStart w:id="15" w:name="_Toc215732311"/>
-      <w:r>
-        <w:lastRenderedPageBreak/>
+      <w:bookmarkStart w:id="15" w:name="_Toc217200702"/>
+      <w:r>
         <w:t>Javadoc</w:t>
       </w:r>
       <w:bookmarkEnd w:id="15"/>
@@ -9397,7 +9497,7 @@
       <w:pPr>
         <w:pStyle w:val="Heading1"/>
       </w:pPr>
-      <w:bookmarkStart w:id="16" w:name="_Toc215732312"/>
+      <w:bookmarkStart w:id="16" w:name="_Toc217200703"/>
       <w:r>
         <w:t>Building docx4j from source</w:t>
       </w:r>
@@ -9418,7 +9518,7 @@
       <w:pPr>
         <w:pStyle w:val="Heading2"/>
       </w:pPr>
-      <w:bookmarkStart w:id="17" w:name="_Toc215732313"/>
+      <w:bookmarkStart w:id="17" w:name="_Toc217200704"/>
       <w:r>
         <w:t>Command line -via Maven</w:t>
       </w:r>
@@ -9452,7 +9552,7 @@
         <w:pStyle w:val="Heading2"/>
         <w:keepNext/>
       </w:pPr>
-      <w:bookmarkStart w:id="18" w:name="_Toc215732314"/>
+      <w:bookmarkStart w:id="18" w:name="_Toc217200705"/>
       <w:r>
         <w:t>Eclipse</w:t>
       </w:r>
@@ -9462,7 +9562,7 @@
       <w:r>
         <w:t xml:space="preserve">See </w:t>
       </w:r>
-      <w:hyperlink r:id="rId25" w:history="1">
+      <w:hyperlink r:id="rId27" w:history="1">
         <w:r>
           <w:rPr>
             <w:rStyle w:val="Hyperlink"/>
@@ -9572,6 +9672,7 @@
     </w:p>
     <w:p>
       <w:r>
+        <w:lastRenderedPageBreak/>
         <w:t>The project should now be working in Eclipse without errors</w:t>
       </w:r>
       <w:r>
@@ -9588,7 +9689,7 @@
       <w:pPr>
         <w:pStyle w:val="Heading2"/>
       </w:pPr>
-      <w:bookmarkStart w:id="19" w:name="_Toc215732315"/>
+      <w:bookmarkStart w:id="19" w:name="_Toc217200706"/>
       <w:r>
         <w:t>Using a different IDE?</w:t>
       </w:r>
@@ -9615,13 +9716,12 @@
           <w:kern w:val="36"/>
         </w:rPr>
       </w:pPr>
-      <w:bookmarkStart w:id="20" w:name="_Toc215732316"/>
+      <w:bookmarkStart w:id="20" w:name="_Toc217200707"/>
       <w:r>
         <w:rPr>
           <w:rFonts w:eastAsia="Times New Roman"/>
           <w:kern w:val="36"/>
         </w:rPr>
-        <w:lastRenderedPageBreak/>
         <w:t>Open an existing docx/pptx/xlsx document</w:t>
       </w:r>
       <w:bookmarkEnd w:id="20"/>
@@ -9630,7 +9730,7 @@
       <w:pPr>
         <w:spacing w:before="100" w:beforeAutospacing="1" w:after="100" w:afterAutospacing="1" w:line="240" w:lineRule="auto"/>
       </w:pPr>
-      <w:hyperlink r:id="rId26" w:history="1">
+      <w:hyperlink r:id="rId28" w:history="1">
         <w:r>
           <w:rPr>
             <w:rFonts w:ascii="Consolas" w:hAnsi="Consolas"/>
@@ -9750,7 +9850,7 @@
       <w:pPr>
         <w:pStyle w:val="Command"/>
       </w:pPr>
-      <w:hyperlink r:id="rId27" w:history="1">
+      <w:hyperlink r:id="rId29" w:history="1">
         <w:r>
           <w:rPr>
             <w:rFonts w:eastAsiaTheme="majorEastAsia"/>
@@ -9886,8 +9986,9 @@
       <w:pPr>
         <w:pStyle w:val="Heading1"/>
       </w:pPr>
-      <w:bookmarkStart w:id="21" w:name="_Toc215732317"/>
-      <w:r>
+      <w:bookmarkStart w:id="21" w:name="_Toc217200708"/>
+      <w:r>
+        <w:lastRenderedPageBreak/>
         <w:t>OpenXML</w:t>
       </w:r>
       <w:r>
@@ -9915,7 +10016,7 @@
       <w:r>
         <w:t xml:space="preserve">An easy way to get an understanding of this is to unzip a docx/pptx/xlsx using your favourite zip utility.  Even easier is to visit </w:t>
       </w:r>
-      <w:hyperlink r:id="rId28" w:history="1">
+      <w:hyperlink r:id="rId30" w:history="1">
         <w:r>
           <w:rPr>
             <w:rStyle w:val="Hyperlink"/>
@@ -9934,7 +10035,6 @@
     </w:p>
     <w:p>
       <w:r>
-        <w:lastRenderedPageBreak/>
         <w:t>The parts form a tree. If a part has child parts, it must have a relationships part which identifies these.</w:t>
       </w:r>
     </w:p>
@@ -9952,7 +10052,7 @@
       <w:r>
         <w:t xml:space="preserve">Similarly for any images.  To see the structure of any given document, </w:t>
       </w:r>
-      <w:hyperlink r:id="rId29" w:history="1">
+      <w:hyperlink r:id="rId31" w:history="1">
         <w:r>
           <w:rPr>
             <w:rStyle w:val="Hyperlink"/>
@@ -9992,7 +10092,7 @@
       <w:r>
         <w:t xml:space="preserve"> edition Part 3 (Primer) at </w:t>
       </w:r>
-      <w:hyperlink r:id="rId30" w:history="1">
+      <w:hyperlink r:id="rId32" w:history="1">
         <w:r>
           <w:rPr>
             <w:color w:val="0000FF"/>
@@ -10004,7 +10104,7 @@
       <w:r>
         <w:t xml:space="preserve"> or </w:t>
       </w:r>
-      <w:hyperlink r:id="rId31" w:history="1">
+      <w:hyperlink r:id="rId33" w:history="1">
         <w:r>
           <w:rPr>
             <w:color w:val="0000FF"/>
@@ -10021,7 +10121,7 @@
       <w:r>
         <w:t xml:space="preserve">See also the free </w:t>
       </w:r>
-      <w:hyperlink r:id="rId32" w:history="1">
+      <w:hyperlink r:id="rId34" w:history="1">
         <w:r>
           <w:rPr>
             <w:rStyle w:val="Hyperlink"/>
@@ -10048,7 +10148,7 @@
         </w:rPr>
       </w:pPr>
       <w:bookmarkStart w:id="22" w:name="_Ref280708892"/>
-      <w:bookmarkStart w:id="23" w:name="_Toc215732318"/>
+      <w:bookmarkStart w:id="23" w:name="_Toc217200709"/>
       <w:r>
         <w:rPr>
           <w:rFonts w:eastAsia="Times New Roman"/>
@@ -10096,7 +10196,7 @@
         </w:rPr>
         <w:t> </w:t>
       </w:r>
-      <w:hyperlink r:id="rId33" w:tooltip="Office Open XML" w:history="1">
+      <w:hyperlink r:id="rId35" w:tooltip="Office Open XML" w:history="1">
         <w:r>
           <w:rPr>
             <w:rStyle w:val="Hyperlink"/>
@@ -10148,7 +10248,7 @@
         </w:rPr>
         <w:t> </w:t>
       </w:r>
-      <w:hyperlink r:id="rId34" w:tooltip="Ecma International" w:history="1">
+      <w:hyperlink r:id="rId36" w:tooltip="Ecma International" w:history="1">
         <w:r>
           <w:rPr>
             <w:rStyle w:val="Hyperlink"/>
@@ -10226,7 +10326,7 @@
         </w:rPr>
         <w:t> </w:t>
       </w:r>
-      <w:hyperlink r:id="rId35" w:tooltip="International Organization for Standardization" w:history="1">
+      <w:hyperlink r:id="rId37" w:tooltip="International Organization for Standardization" w:history="1">
         <w:r>
           <w:rPr>
             <w:rStyle w:val="Hyperlink"/>
@@ -10244,7 +10344,7 @@
         </w:rPr>
         <w:t>/</w:t>
       </w:r>
-      <w:hyperlink r:id="rId36" w:tooltip="International Electrotechnical Commission" w:history="1">
+      <w:hyperlink r:id="rId38" w:tooltip="International Electrotechnical Commission" w:history="1">
         <w:r>
           <w:rPr>
             <w:rStyle w:val="Hyperlink"/>
@@ -10270,7 +10370,7 @@
         </w:rPr>
         <w:t> </w:t>
       </w:r>
-      <w:hyperlink r:id="rId37" w:anchor="ISO.2FIEC_Joint_Technical_Committee_1" w:tooltip="International Organization for Standardization" w:history="1">
+      <w:hyperlink r:id="rId39" w:anchor="ISO.2FIEC_Joint_Technical_Committee_1" w:tooltip="International Organization for Standardization" w:history="1">
         <w:r>
           <w:rPr>
             <w:rStyle w:val="Hyperlink"/>
@@ -10331,6 +10431,7 @@
         </w:rPr>
       </w:pPr>
       <w:r>
+        <w:lastRenderedPageBreak/>
         <w:t xml:space="preserve">The Ecma-376.htm link also contains the 2nd edition documents (of Dec 2008), which are </w:t>
       </w:r>
       <w:r>
@@ -10522,7 +10623,6 @@
     </w:p>
     <w:p>
       <w:r>
-        <w:lastRenderedPageBreak/>
         <w:t>Docx4j can open documents which contain Word 2010</w:t>
       </w:r>
       <w:r>
@@ -10557,7 +10657,7 @@
           <w:rFonts w:eastAsia="Times New Roman"/>
         </w:rPr>
       </w:pPr>
-      <w:bookmarkStart w:id="24" w:name="_Toc215732319"/>
+      <w:bookmarkStart w:id="24" w:name="_Toc217200710"/>
       <w:r>
         <w:rPr>
           <w:rFonts w:eastAsia="Times New Roman"/>
@@ -10850,6 +10950,9 @@
       </w:r>
       <w:r>
         <w:br/>
+      </w:r>
+      <w:r>
+        <w:lastRenderedPageBreak/>
         <w:t xml:space="preserve">This (the </w:t>
       </w:r>
       <w:r>
@@ -10871,7 +10974,7 @@
       <w:r>
         <w:t xml:space="preserve">   To explore these first two layers for a given document, </w:t>
       </w:r>
-      <w:hyperlink r:id="rId38" w:history="1">
+      <w:hyperlink r:id="rId40" w:history="1">
         <w:r>
           <w:rPr>
             <w:rStyle w:val="Hyperlink"/>
@@ -10985,7 +11088,6 @@
           <w:sz w:val="18"/>
           <w:szCs w:val="18"/>
         </w:rPr>
-        <w:lastRenderedPageBreak/>
         <w:tab/>
         <w:t>public void setJaxbElement(Object jaxbElement) {</w:t>
       </w:r>
@@ -11056,7 +11158,7 @@
       <w:r>
         <w:t xml:space="preserve">/footnotes) use </w:t>
       </w:r>
-      <w:hyperlink r:id="rId39" w:history="1">
+      <w:hyperlink r:id="rId41" w:history="1">
         <w:r>
           <w:rPr>
             <w:rFonts w:ascii="Consolas" w:hAnsi="Consolas"/>
@@ -11084,7 +11186,7 @@
       <w:r>
         <w:t xml:space="preserve"> references </w:t>
       </w:r>
-      <w:hyperlink r:id="rId40" w:history="1">
+      <w:hyperlink r:id="rId42" w:history="1">
         <w:r>
           <w:rPr>
             <w:rFonts w:ascii="Consolas" w:hAnsi="Consolas"/>
@@ -11155,7 +11257,7 @@
           <w:kern w:val="36"/>
         </w:rPr>
       </w:pPr>
-      <w:bookmarkStart w:id="25" w:name="_Toc215732320"/>
+      <w:bookmarkStart w:id="25" w:name="_Toc217200711"/>
       <w:r>
         <w:rPr>
           <w:rFonts w:eastAsia="Times New Roman"/>
@@ -11256,6 +11358,7 @@
     </w:p>
     <w:p>
       <w:r>
+        <w:lastRenderedPageBreak/>
         <w:t xml:space="preserve">Sometimes you will want to marshal or unmarshal things yourself.  The class </w:t>
       </w:r>
       <w:r>
@@ -11857,7 +11960,6 @@
                 <w:szCs w:val="18"/>
                 <w:lang w:val="de-DE"/>
               </w:rPr>
-              <w:lastRenderedPageBreak/>
               <w:t>jcCustomXmlProperties</w:t>
             </w:r>
           </w:p>
@@ -12074,7 +12176,7 @@
           <w:kern w:val="36"/>
         </w:rPr>
       </w:pPr>
-      <w:bookmarkStart w:id="26" w:name="_Toc215732321"/>
+      <w:bookmarkStart w:id="26" w:name="_Toc217200712"/>
       <w:r>
         <w:rPr>
           <w:rFonts w:eastAsia="Times New Roman"/>
@@ -12125,7 +12227,7 @@
             <w:r>
               <w:t xml:space="preserve">A more fully featured tool is </w:t>
             </w:r>
-            <w:hyperlink r:id="rId41" w:history="1">
+            <w:hyperlink r:id="rId43" w:history="1">
               <w:r>
                 <w:rPr>
                   <w:rStyle w:val="Hyperlink"/>
@@ -12194,7 +12296,7 @@
               </w:rPr>
               <w:t xml:space="preserve">Alternatively, you can install the </w:t>
             </w:r>
-            <w:hyperlink r:id="rId42" w:history="1">
+            <w:hyperlink r:id="rId44" w:history="1">
               <w:r>
                 <w:rPr>
                   <w:rStyle w:val="Hyperlink"/>
@@ -12209,7 +12311,7 @@
               </w:rPr>
               <w:t xml:space="preserve">, to generate code from within Word.  See also forum </w:t>
             </w:r>
-            <w:hyperlink r:id="rId43" w:history="1">
+            <w:hyperlink r:id="rId45" w:history="1">
               <w:r>
                 <w:rPr>
                   <w:rStyle w:val="Hyperlink"/>
@@ -12299,6 +12401,7 @@
     </w:p>
     <w:p>
       <w:r>
+        <w:lastRenderedPageBreak/>
         <w:t>though I always find it easier to run it from my IDE.   E</w:t>
       </w:r>
       <w:r>
@@ -12673,7 +12776,6 @@
           <w:sz w:val="16"/>
           <w:szCs w:val="16"/>
         </w:rPr>
-        <w:lastRenderedPageBreak/>
         <w:t>Part /word/media/image1.jpeg [</w:t>
       </w:r>
       <w:r>
@@ -14133,7 +14235,6 @@
           <w:sz w:val="16"/>
           <w:szCs w:val="16"/>
         </w:rPr>
-        <w:lastRenderedPageBreak/>
         <w:tab/>
         <w:t>Parts parts = wordMLPackage.getParts();</w:t>
       </w:r>
@@ -14215,7 +14316,7 @@
           <w:kern w:val="36"/>
         </w:rPr>
       </w:pPr>
-      <w:bookmarkStart w:id="27" w:name="_Toc215732322"/>
+      <w:bookmarkStart w:id="27" w:name="_Toc217200713"/>
       <w:r>
         <w:rPr>
           <w:rFonts w:eastAsia="Times New Roman"/>
@@ -15533,6 +15634,7 @@
           <w:szCs w:val="18"/>
           <w:lang w:val="de-DE"/>
         </w:rPr>
+        <w:lastRenderedPageBreak/>
         <w:t xml:space="preserve">    </w:t>
       </w:r>
       <w:r>
@@ -15750,7 +15852,6 @@
           <w:sz w:val="20"/>
           <w:szCs w:val="20"/>
         </w:rPr>
-        <w:lastRenderedPageBreak/>
         <w:t xml:space="preserve">     */</w:t>
       </w:r>
     </w:p>
@@ -16487,6 +16588,7 @@
         <w:spacing w:beforeAutospacing="1" w:after="100" w:afterAutospacing="1" w:line="240" w:lineRule="auto"/>
       </w:pPr>
       <w:r>
+        <w:lastRenderedPageBreak/>
         <w:t>Hdr, Ftr</w:t>
       </w:r>
     </w:p>
@@ -16524,7 +16626,7 @@
           <w:kern w:val="36"/>
         </w:rPr>
       </w:pPr>
-      <w:bookmarkStart w:id="28" w:name="_Toc215732323"/>
+      <w:bookmarkStart w:id="28" w:name="_Toc217200714"/>
       <w:r>
         <w:rPr>
           <w:rFonts w:eastAsia="Times New Roman"/>
@@ -16581,7 +16683,6 @@
         <w:spacing w:before="100" w:beforeAutospacing="1" w:after="100" w:afterAutospacing="1" w:line="240" w:lineRule="auto"/>
       </w:pPr>
       <w:r>
-        <w:lastRenderedPageBreak/>
         <w:t>docx4j-samples-docx-export-fo</w:t>
       </w:r>
     </w:p>
@@ -16647,7 +16748,7 @@
       <w:pPr>
         <w:spacing w:before="100" w:beforeAutospacing="1" w:after="100" w:afterAutospacing="1" w:line="240" w:lineRule="auto"/>
         <w:sectPr>
-          <w:footerReference w:type="default" r:id="rId44"/>
+          <w:footerReference w:type="default" r:id="rId46"/>
           <w:pgSz w:w="12240" w:h="15840"/>
           <w:pgMar w:top="1440" w:right="1440" w:bottom="1440" w:left="1440" w:header="708" w:footer="708" w:gutter="0"/>
           <w:cols w:space="708"/>
@@ -17674,7 +17775,7 @@
           <w:kern w:val="36"/>
         </w:rPr>
       </w:pPr>
-      <w:bookmarkStart w:id="29" w:name="_Toc215732324"/>
+      <w:bookmarkStart w:id="29" w:name="_Toc217200715"/>
       <w:r>
         <w:rPr>
           <w:rFonts w:eastAsia="Times New Roman"/>
@@ -18523,12 +18624,12 @@
       <w:pPr>
         <w:pStyle w:val="Heading1"/>
       </w:pPr>
-      <w:bookmarkStart w:id="30" w:name="_Toc215732325"/>
-      <w:bookmarkStart w:id="31" w:name="_Ref273525601"/>
+      <w:bookmarkStart w:id="30" w:name="_Ref273525601"/>
+      <w:bookmarkStart w:id="31" w:name="_Toc217200716"/>
       <w:r>
         <w:t>docx4j.properties</w:t>
       </w:r>
-      <w:bookmarkEnd w:id="30"/>
+      <w:bookmarkEnd w:id="31"/>
     </w:p>
     <w:p>
       <w:r>
@@ -18543,7 +18644,7 @@
       <w:r>
         <w:t xml:space="preserve"> (a complete one may be copied from </w:t>
       </w:r>
-      <w:hyperlink r:id="rId45" w:history="1">
+      <w:hyperlink r:id="rId47" w:history="1">
         <w:r>
           <w:rPr>
             <w:rStyle w:val="Hyperlink"/>
@@ -19325,11 +19426,11 @@
       <w:pPr>
         <w:pStyle w:val="Heading1"/>
       </w:pPr>
-      <w:bookmarkStart w:id="32" w:name="_Toc215732326"/>
+      <w:bookmarkStart w:id="32" w:name="_Toc217200717"/>
       <w:r>
         <w:t>Adding a paragraph of text</w:t>
       </w:r>
-      <w:bookmarkEnd w:id="31"/>
+      <w:bookmarkEnd w:id="30"/>
       <w:bookmarkEnd w:id="32"/>
     </w:p>
     <w:p>
@@ -21534,7 +21635,7 @@
         </w:rPr>
       </w:pPr>
       <w:bookmarkStart w:id="33" w:name="_Ref273526076"/>
-      <w:bookmarkStart w:id="34" w:name="_Toc215732327"/>
+      <w:bookmarkStart w:id="34" w:name="_Toc217200718"/>
       <w:r>
         <w:rPr>
           <w:rFonts w:eastAsia="Times New Roman"/>
@@ -21599,7 +21700,7 @@
       <w:r>
         <w:t xml:space="preserve">upload it to </w:t>
       </w:r>
-      <w:hyperlink r:id="rId46" w:history="1">
+      <w:hyperlink r:id="rId48" w:history="1">
         <w:r>
           <w:rPr>
             <w:rStyle w:val="Hyperlink"/>
@@ -21744,7 +21845,7 @@
         </w:rPr>
         <w:t xml:space="preserve">if you use Google’s Chrome web browser, try </w:t>
       </w:r>
-      <w:hyperlink r:id="rId47" w:history="1">
+      <w:hyperlink r:id="rId49" w:history="1">
         <w:r>
           <w:rPr>
             <w:rStyle w:val="Hyperlink"/>
@@ -21858,7 +21959,7 @@
       <w:r>
         <w:t xml:space="preserve">the easiest way by far is to use </w:t>
       </w:r>
-      <w:hyperlink r:id="rId48" w:history="1">
+      <w:hyperlink r:id="rId50" w:history="1">
         <w:r>
           <w:rPr>
             <w:rStyle w:val="Hyperlink"/>
@@ -23798,7 +23899,7 @@
       <w:r>
         <w:t xml:space="preserve">The </w:t>
       </w:r>
-      <w:hyperlink r:id="rId49" w:history="1">
+      <w:hyperlink r:id="rId51" w:history="1">
         <w:r>
           <w:rPr>
             <w:rStyle w:val="Hyperlink"/>
@@ -23844,7 +23945,7 @@
         </w:rPr>
         <w:t xml:space="preserve">Alternatively, you can install the </w:t>
       </w:r>
-      <w:hyperlink r:id="rId50" w:history="1">
+      <w:hyperlink r:id="rId52" w:history="1">
         <w:r>
           <w:rPr>
             <w:rStyle w:val="Hyperlink"/>
@@ -23859,7 +23960,7 @@
         </w:rPr>
         <w:t xml:space="preserve">, to generate code from within Word.  See also forum </w:t>
       </w:r>
-      <w:hyperlink r:id="rId51" w:history="1">
+      <w:hyperlink r:id="rId53" w:history="1">
         <w:r>
           <w:rPr>
             <w:rStyle w:val="Hyperlink"/>
@@ -23929,7 +24030,7 @@
           <w:kern w:val="36"/>
         </w:rPr>
       </w:pPr>
-      <w:bookmarkStart w:id="35" w:name="_Toc215732328"/>
+      <w:bookmarkStart w:id="35" w:name="_Toc217200719"/>
       <w:r>
         <w:rPr>
           <w:rFonts w:eastAsia="Times New Roman"/>
@@ -24112,7 +24213,7 @@
           <w:kern w:val="36"/>
         </w:rPr>
       </w:pPr>
-      <w:bookmarkStart w:id="36" w:name="_Toc215732329"/>
+      <w:bookmarkStart w:id="36" w:name="_Toc217200720"/>
       <w:r>
         <w:rPr>
           <w:rFonts w:eastAsia="Times New Roman"/>
@@ -24123,7 +24224,7 @@
       <w:bookmarkEnd w:id="36"/>
     </w:p>
     <w:p>
-      <w:hyperlink r:id="rId52" w:history="1">
+      <w:hyperlink r:id="rId54" w:history="1">
         <w:r>
           <w:t>org.docx4j.model.table.TblFactory</w:t>
         </w:r>
@@ -24131,7 +24232,7 @@
       <w:r>
         <w:t xml:space="preserve"> provides an easy way to create a simple table. For an example of its use, see the </w:t>
       </w:r>
-      <w:hyperlink r:id="rId53" w:history="1">
+      <w:hyperlink r:id="rId55" w:history="1">
         <w:r>
           <w:t>CreateWordprocessingMLDocument sample</w:t>
         </w:r>
@@ -24186,7 +24287,7 @@
       <w:r>
         <w:t xml:space="preserve">Or you can use the </w:t>
       </w:r>
-      <w:hyperlink r:id="rId54" w:history="1">
+      <w:hyperlink r:id="rId56" w:history="1">
         <w:r>
           <w:rPr>
             <w:rStyle w:val="Hyperlink"/>
@@ -24223,7 +24324,7 @@
           <w:kern w:val="36"/>
         </w:rPr>
       </w:pPr>
-      <w:bookmarkStart w:id="37" w:name="_Toc215732330"/>
+      <w:bookmarkStart w:id="37" w:name="_Toc217200721"/>
       <w:r>
         <w:rPr>
           <w:rFonts w:eastAsia="Times New Roman"/>
@@ -24480,7 +24581,7 @@
           <w:kern w:val="36"/>
         </w:rPr>
       </w:pPr>
-      <w:bookmarkStart w:id="38" w:name="_Toc215732331"/>
+      <w:bookmarkStart w:id="38" w:name="_Toc217200722"/>
       <w:r>
         <w:rPr>
           <w:rFonts w:eastAsia="Times New Roman"/>
@@ -24491,7 +24592,7 @@
       <w:bookmarkEnd w:id="38"/>
     </w:p>
     <w:p>
-      <w:hyperlink r:id="rId55" w:history="1">
+      <w:hyperlink r:id="rId57" w:history="1">
         <w:r>
           <w:rPr>
             <w:color w:val="0000FF"/>
@@ -24601,7 +24702,7 @@
       <w:r>
         <w:t xml:space="preserve">The </w:t>
       </w:r>
-      <w:hyperlink r:id="rId56" w:history="1">
+      <w:hyperlink r:id="rId58" w:history="1">
         <w:r>
           <w:rPr>
             <w:rStyle w:val="Hyperlink"/>
@@ -24932,7 +25033,7 @@
         <w:pStyle w:val="Heading1"/>
       </w:pPr>
       <w:bookmarkStart w:id="39" w:name="_Ref275255216"/>
-      <w:bookmarkStart w:id="40" w:name="_Toc215732332"/>
+      <w:bookmarkStart w:id="40" w:name="_Toc217200723"/>
       <w:r>
         <w:t>Adding a Part</w:t>
       </w:r>
@@ -25252,7 +25353,7 @@
           <w:kern w:val="36"/>
         </w:rPr>
       </w:pPr>
-      <w:bookmarkStart w:id="41" w:name="_Toc215732333"/>
+      <w:bookmarkStart w:id="41" w:name="_Toc217200724"/>
       <w:r>
         <w:rPr>
           <w:rFonts w:eastAsia="Times New Roman"/>
@@ -25300,7 +25401,7 @@
         </w:rPr>
         <w:t> </w:t>
       </w:r>
-      <w:hyperlink r:id="rId57" w:history="1">
+      <w:hyperlink r:id="rId59" w:history="1">
         <w:r>
           <w:rPr>
             <w:rStyle w:val="Hyperlink"/>
@@ -25368,7 +25469,7 @@
       <w:r>
         <w:t xml:space="preserve">See the samples at </w:t>
       </w:r>
-      <w:hyperlink r:id="rId58" w:history="1">
+      <w:hyperlink r:id="rId60" w:history="1">
         <w:r>
           <w:rPr>
             <w:rStyle w:val="Hyperlink"/>
@@ -25385,7 +25486,7 @@
           <w:kern w:val="36"/>
         </w:rPr>
       </w:pPr>
-      <w:bookmarkStart w:id="42" w:name="_Toc215732334"/>
+      <w:bookmarkStart w:id="42" w:name="_Toc217200725"/>
       <w:r>
         <w:rPr>
           <w:rFonts w:eastAsia="Times New Roman"/>
@@ -25714,7 +25815,7 @@
       <w:r>
         <w:t xml:space="preserve">See the sample on GitHub at </w:t>
       </w:r>
-      <w:hyperlink r:id="rId59" w:history="1">
+      <w:hyperlink r:id="rId61" w:history="1">
         <w:r>
           <w:rPr>
             <w:rStyle w:val="Hyperlink"/>
@@ -25750,7 +25851,7 @@
           <w:kern w:val="36"/>
         </w:rPr>
       </w:pPr>
-      <w:bookmarkStart w:id="43" w:name="_Toc215732335"/>
+      <w:bookmarkStart w:id="43" w:name="_Toc217200726"/>
       <w:r>
         <w:rPr>
           <w:rFonts w:eastAsia="Times New Roman"/>
@@ -25833,7 +25934,7 @@
                     <pic:cNvPicPr/>
                   </pic:nvPicPr>
                   <pic:blipFill>
-                    <a:blip r:embed="rId60"/>
+                    <a:blip r:embed="rId62"/>
                     <a:stretch>
                       <a:fillRect/>
                     </a:stretch>
@@ -26124,7 +26225,7 @@
       <w:pPr>
         <w:pStyle w:val="Heading2"/>
       </w:pPr>
-      <w:bookmarkStart w:id="44" w:name="_Toc215732336"/>
+      <w:bookmarkStart w:id="44" w:name="_Toc217200727"/>
       <w:r>
         <w:t>docx/pptx/xlsx to PDF via Documents4j (using Word)</w:t>
       </w:r>
@@ -26139,7 +26240,7 @@
       <w:r>
         <w:t xml:space="preserve">For background, see generally </w:t>
       </w:r>
-      <w:hyperlink r:id="rId61" w:anchor="/" w:history="1">
+      <w:hyperlink r:id="rId63" w:anchor="/" w:history="1">
         <w:r>
           <w:rPr>
             <w:rStyle w:val="Hyperlink"/>
@@ -26164,7 +26265,7 @@
       <w:r>
         <w:t xml:space="preserve">for the local case:  </w:t>
       </w:r>
-      <w:hyperlink r:id="rId62" w:history="1">
+      <w:hyperlink r:id="rId64" w:history="1">
         <w:r>
           <w:rPr>
             <w:rStyle w:val="Hyperlink"/>
@@ -26184,7 +26285,7 @@
       <w:r>
         <w:t xml:space="preserve">for the remote case: </w:t>
       </w:r>
-      <w:hyperlink r:id="rId63" w:history="1">
+      <w:hyperlink r:id="rId65" w:history="1">
         <w:r>
           <w:rPr>
             <w:rStyle w:val="Hyperlink"/>
@@ -26195,7 +26296,7 @@
       <w:r>
         <w:t xml:space="preserve"> and </w:t>
       </w:r>
-      <w:hyperlink r:id="rId64" w:history="1">
+      <w:hyperlink r:id="rId66" w:history="1">
         <w:r>
           <w:rPr>
             <w:rStyle w:val="Hyperlink"/>
@@ -26208,7 +26309,7 @@
       <w:r>
         <w:t xml:space="preserve">Regarding TOC update, see </w:t>
       </w:r>
-      <w:hyperlink r:id="rId65" w:history="1">
+      <w:hyperlink r:id="rId67" w:history="1">
         <w:r>
           <w:rPr>
             <w:rStyle w:val="Hyperlink"/>
@@ -26221,7 +26322,7 @@
       <w:pPr>
         <w:pStyle w:val="Heading2"/>
       </w:pPr>
-      <w:bookmarkStart w:id="45" w:name="_Toc215732337"/>
+      <w:bookmarkStart w:id="45" w:name="_Toc217200728"/>
       <w:r>
         <w:t>docx/pptx/xlsx to PDF via Microsoft Graph</w:t>
       </w:r>
@@ -26231,7 +26332,7 @@
       <w:r>
         <w:t xml:space="preserve">See generally </w:t>
       </w:r>
-      <w:hyperlink r:id="rId66" w:history="1">
+      <w:hyperlink r:id="rId68" w:history="1">
         <w:r>
           <w:rPr>
             <w:rStyle w:val="Hyperlink"/>
@@ -26242,7 +26343,7 @@
       <w:r>
         <w:t xml:space="preserve"> and </w:t>
       </w:r>
-      <w:hyperlink r:id="rId67" w:history="1">
+      <w:hyperlink r:id="rId69" w:history="1">
         <w:r>
           <w:rPr>
             <w:rStyle w:val="Hyperlink"/>
@@ -26255,7 +26356,7 @@
       <w:pPr>
         <w:pStyle w:val="Heading2"/>
       </w:pPr>
-      <w:bookmarkStart w:id="46" w:name="_Toc215732338"/>
+      <w:bookmarkStart w:id="46" w:name="_Toc217200729"/>
       <w:r>
         <w:t>docx to PDF via XSL FO</w:t>
       </w:r>
@@ -26279,7 +26380,7 @@
       <w:r>
         <w:t xml:space="preserve">See the sample code at </w:t>
       </w:r>
-      <w:hyperlink r:id="rId68" w:history="1">
+      <w:hyperlink r:id="rId70" w:history="1">
         <w:r>
           <w:rPr>
             <w:rStyle w:val="Hyperlink"/>
@@ -26292,7 +26393,7 @@
       <w:r>
         <w:t xml:space="preserve">Configure hyphenation at </w:t>
       </w:r>
-      <w:hyperlink r:id="rId69" w:anchor="L115" w:history="1">
+      <w:hyperlink r:id="rId71" w:anchor="L115" w:history="1">
         <w:r>
           <w:rPr>
             <w:rStyle w:val="Hyperlink"/>
@@ -26559,7 +26660,7 @@
           <w:rFonts w:eastAsia="Times New Roman"/>
         </w:rPr>
       </w:pPr>
-      <w:bookmarkStart w:id="47" w:name="_Toc215732339"/>
+      <w:bookmarkStart w:id="47" w:name="_Toc217200730"/>
       <w:r>
         <w:rPr>
           <w:rFonts w:eastAsia="Times New Roman"/>
@@ -31128,7 +31229,7 @@
           <w:rFonts w:eastAsia="Times New Roman"/>
         </w:rPr>
       </w:pPr>
-      <w:bookmarkStart w:id="48" w:name="_Toc215732340"/>
+      <w:bookmarkStart w:id="48" w:name="_Toc217200731"/>
       <w:r>
         <w:rPr>
           <w:rFonts w:eastAsia="Times New Roman"/>
@@ -31359,7 +31460,7 @@
           <w:rFonts w:eastAsia="Times New Roman"/>
         </w:rPr>
       </w:pPr>
-      <w:bookmarkStart w:id="49" w:name="_Toc215732341"/>
+      <w:bookmarkStart w:id="49" w:name="_Toc217200732"/>
       <w:r>
         <w:rPr>
           <w:rFonts w:eastAsia="Times New Roman"/>
@@ -31372,7 +31473,7 @@
       <w:r>
         <w:t xml:space="preserve">See the pptx4j </w:t>
       </w:r>
-      <w:hyperlink r:id="rId70" w:history="1">
+      <w:hyperlink r:id="rId72" w:history="1">
         <w:r>
           <w:rPr>
             <w:rStyle w:val="Hyperlink"/>
@@ -31391,7 +31492,7 @@
           <w:rFonts w:eastAsia="Times New Roman"/>
         </w:rPr>
       </w:pPr>
-      <w:bookmarkStart w:id="50" w:name="_Toc215732342"/>
+      <w:bookmarkStart w:id="50" w:name="_Toc217200733"/>
       <w:r>
         <w:rPr>
           <w:rFonts w:eastAsia="Times New Roman"/>
@@ -31412,7 +31513,7 @@
           <w:rFonts w:eastAsia="Times New Roman"/>
         </w:rPr>
       </w:pPr>
-      <w:bookmarkStart w:id="51" w:name="_Toc215732343"/>
+      <w:bookmarkStart w:id="51" w:name="_Toc217200734"/>
       <w:r>
         <w:rPr>
           <w:rFonts w:eastAsia="Times New Roman"/>
@@ -32001,7 +32102,7 @@
           <w:rFonts w:eastAsia="Times New Roman"/>
         </w:rPr>
       </w:pPr>
-      <w:bookmarkStart w:id="52" w:name="_Toc215732344"/>
+      <w:bookmarkStart w:id="52" w:name="_Toc217200735"/>
       <w:r>
         <w:rPr>
           <w:rFonts w:eastAsia="Times New Roman"/>
@@ -32090,7 +32191,7 @@
         </w:rPr>
         <w:t xml:space="preserve">For the documents4j approach, please see </w:t>
       </w:r>
-      <w:hyperlink r:id="rId71" w:history="1">
+      <w:hyperlink r:id="rId73" w:history="1">
         <w:r>
           <w:rPr>
             <w:rStyle w:val="Hyperlink"/>
@@ -32115,7 +32216,7 @@
         </w:rPr>
         <w:t xml:space="preserve">That example is for Word running locally.  If you run Word remotely, please see the comments at </w:t>
       </w:r>
-      <w:hyperlink r:id="rId72" w:anchor="L61" w:history="1">
+      <w:hyperlink r:id="rId74" w:anchor="L61" w:history="1">
         <w:r>
           <w:rPr>
             <w:rStyle w:val="Hyperlink"/>
@@ -32138,7 +32239,7 @@
         </w:rPr>
         <w:t xml:space="preserve">The "pure Java" approach uses export-fo.  For an example using this approach, please see </w:t>
       </w:r>
-      <w:hyperlink r:id="rId73" w:history="1">
+      <w:hyperlink r:id="rId75" w:history="1">
         <w:r>
           <w:rPr>
             <w:rStyle w:val="Hyperlink"/>
@@ -32153,7 +32254,7 @@
         <w:pStyle w:val="Heading2"/>
       </w:pPr>
       <w:bookmarkStart w:id="53" w:name="_Toc403733683"/>
-      <w:bookmarkStart w:id="54" w:name="_Toc215732345"/>
+      <w:bookmarkStart w:id="54" w:name="_Toc217200736"/>
       <w:r>
         <w:t>Introduction</w:t>
       </w:r>
@@ -32192,7 +32293,7 @@
         <w:pStyle w:val="Heading2"/>
       </w:pPr>
       <w:bookmarkStart w:id="55" w:name="_Toc403733684"/>
-      <w:bookmarkStart w:id="56" w:name="_Toc215732346"/>
+      <w:bookmarkStart w:id="56" w:name="_Toc217200737"/>
       <w:r>
         <w:t>Field background</w:t>
       </w:r>
@@ -33432,7 +33533,7 @@
         <w:pStyle w:val="Heading2"/>
       </w:pPr>
       <w:bookmarkStart w:id="57" w:name="_Toc403733685"/>
-      <w:bookmarkStart w:id="58" w:name="_Toc215732347"/>
+      <w:bookmarkStart w:id="58" w:name="_Toc217200738"/>
       <w:r>
         <w:t>TOC Content Control</w:t>
       </w:r>
@@ -33483,7 +33584,7 @@
                     </pic:cNvPicPr>
                   </pic:nvPicPr>
                   <pic:blipFill>
-                    <a:blip r:embed="rId74">
+                    <a:blip r:embed="rId76">
                       <a:extLst>
                         <a:ext uri="{28A0092B-C50C-407E-A947-70E740481C1C}">
                           <a14:useLocalDpi xmlns:a14="http://schemas.microsoft.com/office/drawing/2010/main" val="0"/>
@@ -33584,7 +33685,7 @@
         <w:pStyle w:val="Heading2"/>
       </w:pPr>
       <w:bookmarkStart w:id="59" w:name="_Toc403733686"/>
-      <w:bookmarkStart w:id="60" w:name="_Toc215732348"/>
+      <w:bookmarkStart w:id="60" w:name="_Toc217200739"/>
       <w:r>
         <w:t>TOC Field Syntax</w:t>
       </w:r>
@@ -34437,7 +34538,7 @@
         <w:pStyle w:val="Heading2"/>
       </w:pPr>
       <w:bookmarkStart w:id="61" w:name="_Toc403733687"/>
-      <w:bookmarkStart w:id="62" w:name="_Toc215732349"/>
+      <w:bookmarkStart w:id="62" w:name="_Toc217200740"/>
       <w:r>
         <w:t>Inserting/generating a TOC</w:t>
       </w:r>
@@ -34952,7 +35053,7 @@
           <w:rFonts w:eastAsia="Times New Roman"/>
         </w:rPr>
       </w:pPr>
-      <w:bookmarkStart w:id="63" w:name="_Toc215732350"/>
+      <w:bookmarkStart w:id="63" w:name="_Toc217200741"/>
       <w:r>
         <w:rPr>
           <w:rFonts w:eastAsia="Times New Roman"/>
@@ -35040,7 +35141,7 @@
           <w:rFonts w:eastAsia="Times New Roman"/>
         </w:rPr>
       </w:pPr>
-      <w:bookmarkStart w:id="64" w:name="_Toc215732351"/>
+      <w:bookmarkStart w:id="64" w:name="_Toc217200742"/>
       <w:r>
         <w:rPr>
           <w:rFonts w:eastAsia="Times New Roman"/>
@@ -35347,7 +35448,7 @@
       <w:pPr>
         <w:pStyle w:val="Heading2"/>
       </w:pPr>
-      <w:bookmarkStart w:id="65" w:name="_Toc215732352"/>
+      <w:bookmarkStart w:id="65" w:name="_Toc217200743"/>
       <w:r>
         <w:t>Text substitution – document surface</w:t>
       </w:r>
@@ -36371,7 +36472,7 @@
       <w:pPr>
         <w:pStyle w:val="Heading2"/>
       </w:pPr>
-      <w:bookmarkStart w:id="66" w:name="_Toc215732353"/>
+      <w:bookmarkStart w:id="66" w:name="_Toc217200744"/>
       <w:r>
         <w:t>Text substitution via data bound content controls</w:t>
       </w:r>
@@ -36392,7 +36493,7 @@
       <w:r>
         <w:t xml:space="preserve">.  (This approach supersedes Word's legacy mail merge fields.  Simple VBA for migrating a document is available at </w:t>
       </w:r>
-      <w:hyperlink r:id="rId75" w:history="1">
+      <w:hyperlink r:id="rId77" w:history="1">
         <w:r>
           <w:rPr>
             <w:rStyle w:val="Hyperlink"/>
@@ -37415,7 +37516,7 @@
       <w:pPr>
         <w:pStyle w:val="Heading3"/>
       </w:pPr>
-      <w:bookmarkStart w:id="67" w:name="_Toc215732354"/>
+      <w:bookmarkStart w:id="67" w:name="_Toc217200745"/>
       <w:r>
         <w:lastRenderedPageBreak/>
         <w:t>Binding extensions for repeats and conditionals</w:t>
@@ -37454,7 +37555,7 @@
       <w:r>
         <w:t xml:space="preserve">docx4j contains a mechanism for processing conditional content controls and repeats.  See </w:t>
       </w:r>
-      <w:hyperlink r:id="rId76" w:history="1">
+      <w:hyperlink r:id="rId78" w:history="1">
         <w:r>
           <w:rPr>
             <w:rStyle w:val="Hyperlink"/>
@@ -37475,7 +37576,7 @@
       <w:pPr>
         <w:pStyle w:val="Heading3"/>
       </w:pPr>
-      <w:bookmarkStart w:id="68" w:name="_Toc215732355"/>
+      <w:bookmarkStart w:id="68" w:name="_Toc217200746"/>
       <w:r>
         <w:t>Binding escaped XHTML (XML + CSS)</w:t>
       </w:r>
@@ -37493,7 +37594,7 @@
       <w:pPr>
         <w:pStyle w:val="Heading3"/>
       </w:pPr>
-      <w:bookmarkStart w:id="69" w:name="_Toc215732356"/>
+      <w:bookmarkStart w:id="69" w:name="_Toc217200747"/>
       <w:r>
         <w:t>Binding other rich content</w:t>
       </w:r>
@@ -37508,7 +37609,7 @@
       <w:pPr>
         <w:pStyle w:val="Heading3"/>
       </w:pPr>
-      <w:bookmarkStart w:id="70" w:name="_Toc215732357"/>
+      <w:bookmarkStart w:id="70" w:name="_Toc217200748"/>
       <w:r>
         <w:t>Authoring</w:t>
       </w:r>
@@ -37524,7 +37625,7 @@
       <w:r>
         <w:t xml:space="preserve">the Word Add-In from </w:t>
       </w:r>
-      <w:hyperlink r:id="rId77" w:history="1">
+      <w:hyperlink r:id="rId79" w:history="1">
         <w:r>
           <w:rPr>
             <w:rStyle w:val="Hyperlink"/>
@@ -37543,7 +37644,7 @@
           <w:rFonts w:eastAsia="Times New Roman"/>
         </w:rPr>
       </w:pPr>
-      <w:bookmarkStart w:id="71" w:name="_Toc215732358"/>
+      <w:bookmarkStart w:id="71" w:name="_Toc217200749"/>
       <w:r>
         <w:rPr>
           <w:rFonts w:eastAsia="Times New Roman"/>
@@ -37561,7 +37662,7 @@
       <w:pPr>
         <w:pStyle w:val="Heading1"/>
       </w:pPr>
-      <w:bookmarkStart w:id="72" w:name="_Toc215732359"/>
+      <w:bookmarkStart w:id="72" w:name="_Toc217200750"/>
       <w:r>
         <w:t>SmartArt</w:t>
       </w:r>
@@ -37669,7 +37770,7 @@
       <w:pPr>
         <w:pStyle w:val="Heading1"/>
       </w:pPr>
-      <w:bookmarkStart w:id="73" w:name="_Toc215732360"/>
+      <w:bookmarkStart w:id="73" w:name="_Toc217200751"/>
       <w:r>
         <w:t>JAXB stuff</w:t>
       </w:r>
@@ -37679,7 +37780,7 @@
       <w:pPr>
         <w:pStyle w:val="Heading2"/>
       </w:pPr>
-      <w:bookmarkStart w:id="74" w:name="_Toc215732361"/>
+      <w:bookmarkStart w:id="74" w:name="_Toc217200752"/>
       <w:r>
         <w:t>Cloning</w:t>
       </w:r>
@@ -37893,15 +37994,15 @@
           <w:szCs w:val="18"/>
         </w:rPr>
       </w:pPr>
-      <w:bookmarkStart w:id="75" w:name="_Toc215732362"/>
-      <w:bookmarkStart w:id="76" w:name="_Ref273527051"/>
+      <w:bookmarkStart w:id="75" w:name="_Ref273527051"/>
+      <w:bookmarkStart w:id="76" w:name="_Toc217200753"/>
       <w:r>
         <w:rPr>
           <w:lang w:val="de-DE"/>
         </w:rPr>
         <w:t>javax.xml.bind.JAXBElement</w:t>
       </w:r>
-      <w:bookmarkEnd w:id="75"/>
+      <w:bookmarkEnd w:id="76"/>
     </w:p>
     <w:p>
       <w:r>
@@ -38067,11 +38168,11 @@
       <w:pPr>
         <w:pStyle w:val="Heading2"/>
       </w:pPr>
-      <w:bookmarkStart w:id="77" w:name="_Toc215732363"/>
+      <w:bookmarkStart w:id="77" w:name="_Toc217200754"/>
       <w:r>
         <w:t>@XmlRootElement</w:t>
       </w:r>
-      <w:bookmarkEnd w:id="76"/>
+      <w:bookmarkEnd w:id="75"/>
       <w:bookmarkEnd w:id="77"/>
     </w:p>
     <w:p>
@@ -39045,7 +39146,7 @@
       <w:r>
         <w:t xml:space="preserve">The easiest way is to use the </w:t>
       </w:r>
-      <w:hyperlink r:id="rId78" w:history="1">
+      <w:hyperlink r:id="rId80" w:history="1">
         <w:r>
           <w:rPr>
             <w:rStyle w:val="Hyperlink"/>
@@ -39076,7 +39177,7 @@
           <w:rFonts w:eastAsia="Times New Roman"/>
         </w:rPr>
       </w:pPr>
-      <w:bookmarkStart w:id="78" w:name="_Toc215732364"/>
+      <w:bookmarkStart w:id="78" w:name="_Toc217200755"/>
       <w:r>
         <w:rPr>
           <w:rFonts w:eastAsia="Times New Roman"/>
@@ -39114,7 +39215,7 @@
         </w:rPr>
         <w:t> </w:t>
       </w:r>
-      <w:hyperlink r:id="rId79" w:history="1">
+      <w:hyperlink r:id="rId81" w:history="1">
         <w:r>
           <w:rPr>
             <w:rStyle w:val="Hyperlink"/>
@@ -39268,7 +39369,7 @@
         </w:rPr>
         <w:t xml:space="preserve">To try it, visit </w:t>
       </w:r>
-      <w:hyperlink r:id="rId80" w:history="1">
+      <w:hyperlink r:id="rId82" w:history="1">
         <w:r>
           <w:rPr>
             <w:rStyle w:val="Hyperlink"/>
@@ -39474,7 +39575,7 @@
           <w:rFonts w:eastAsia="Times New Roman"/>
         </w:rPr>
       </w:pPr>
-      <w:bookmarkStart w:id="79" w:name="_Toc215732365"/>
+      <w:bookmarkStart w:id="79" w:name="_Toc217200756"/>
       <w:r>
         <w:rPr>
           <w:rFonts w:eastAsia="Times New Roman"/>
@@ -39500,7 +39601,7 @@
       <w:r>
         <w:t xml:space="preserve"> priority support from </w:t>
       </w:r>
-      <w:hyperlink r:id="rId81" w:history="1">
+      <w:hyperlink r:id="rId83" w:history="1">
         <w:r>
           <w:rPr>
             <w:rStyle w:val="Hyperlink"/>
@@ -39523,7 +39624,7 @@
           <w:rFonts w:eastAsia="Times New Roman"/>
         </w:rPr>
       </w:pPr>
-      <w:bookmarkStart w:id="80" w:name="_Toc215732366"/>
+      <w:bookmarkStart w:id="80" w:name="_Toc217200757"/>
       <w:r>
         <w:rPr>
           <w:rFonts w:eastAsia="Times New Roman"/>
@@ -39554,7 +39655,7 @@
       <w:r>
         <w:t xml:space="preserve">XML pretty printed using </w:t>
       </w:r>
-      <w:hyperlink r:id="rId82" w:history="1">
+      <w:hyperlink r:id="rId84" w:history="1">
         <w:r>
           <w:rPr>
             <w:color w:val="0000FF"/>
@@ -39578,7 +39679,7 @@
       <w:r>
         <w:t xml:space="preserve">Java source code formatted using </w:t>
       </w:r>
-      <w:hyperlink r:id="rId83" w:history="1">
+      <w:hyperlink r:id="rId85" w:history="1">
         <w:r>
           <w:rPr>
             <w:rStyle w:val="Hyperlink"/>
@@ -39608,7 +39709,7 @@
           <w:rFonts w:eastAsia="Times New Roman"/>
         </w:rPr>
       </w:pPr>
-      <w:bookmarkStart w:id="81" w:name="_Toc215732367"/>
+      <w:bookmarkStart w:id="81" w:name="_Toc217200758"/>
       <w:r>
         <w:rPr>
           <w:rFonts w:eastAsia="Times New Roman"/>
@@ -39621,7 +39722,7 @@
       <w:r>
         <w:t xml:space="preserve">Unless you have paid for support, general “How do I” type questions should be posted directly to the </w:t>
       </w:r>
-      <w:hyperlink r:id="rId84" w:history="1">
+      <w:hyperlink r:id="rId86" w:history="1">
         <w:r>
           <w:rPr>
             <w:rStyle w:val="Hyperlink"/>
@@ -39640,7 +39741,7 @@
       <w:r>
         <w:t xml:space="preserve">Plutext can be contacted at either </w:t>
       </w:r>
-      <w:hyperlink r:id="rId85" w:history="1">
+      <w:hyperlink r:id="rId87" w:history="1">
         <w:r>
           <w:rPr>
             <w:rStyle w:val="Hyperlink"/>
@@ -39651,7 +39752,7 @@
       <w:r>
         <w:t xml:space="preserve">, or </w:t>
       </w:r>
-      <w:hyperlink r:id="rId86" w:history="1">
+      <w:hyperlink r:id="rId88" w:history="1">
         <w:r>
           <w:rPr>
             <w:rStyle w:val="Hyperlink"/>
@@ -39681,7 +39782,7 @@
           <w:u w:val="single"/>
         </w:rPr>
       </w:pPr>
-      <w:bookmarkStart w:id="82" w:name="_Toc215732368"/>
+      <w:bookmarkStart w:id="82" w:name="_Toc217200759"/>
       <w:r>
         <w:rPr>
           <w:u w:val="single"/>
@@ -39950,16 +40051,24 @@
       </w:r>
     </w:p>
     <w:p>
-      <w:pPr>
-        <w:rPr>
-          <w:rFonts w:ascii="Consolas" w:hAnsi="Consolas" w:cs="Consolas"/>
-          <w:color w:val="000000"/>
-          <w:sz w:val="16"/>
-          <w:szCs w:val="16"/>
-        </w:rPr>
-      </w:pPr>
       <w:r>
         <w:t xml:space="preserve">On a Windows computer, font names for installed fonts are mapped 1:1 to the corresponding physical fonts via the IdentityPlusMapper. </w:t>
+      </w:r>
+    </w:p>
+    <w:p>
+      <w:pPr>
+        <w:rPr>
+          <w:rFonts w:ascii="Consolas" w:hAnsi="Consolas" w:cs="Consolas"/>
+          <w:color w:val="000000"/>
+          <w:sz w:val="16"/>
+          <w:szCs w:val="16"/>
+        </w:rPr>
+      </w:pPr>
+      <w:r>
+        <w:t xml:space="preserve">On a Linux computer, common Microsoft fonts are typically not available. </w:t>
+      </w:r>
+      <w:r>
+        <w:t xml:space="preserve">  See appendix 2 for background and solutions.</w:t>
       </w:r>
     </w:p>
     <w:p>
@@ -40027,6 +40136,7 @@
           <w:sz w:val="16"/>
           <w:szCs w:val="16"/>
         </w:rPr>
+        <w:lastRenderedPageBreak/>
         <w:tab/>
         <w:t xml:space="preserve">Mapper fontMapper = </w:t>
       </w:r>
@@ -40183,29 +40293,8 @@
           <w:sz w:val="16"/>
           <w:szCs w:val="16"/>
         </w:rPr>
-        <w:lastRenderedPageBreak/>
-        <w:tab/>
-        <w:t>PhysicalFont font = PhysicalFonts.</w:t>
-      </w:r>
-      <w:r>
-        <w:rPr>
-          <w:rFonts w:ascii="Consolas" w:hAnsi="Consolas" w:cs="Consolas"/>
-          <w:i/>
-          <w:iCs/>
-          <w:color w:val="000000"/>
-          <w:sz w:val="16"/>
-          <w:szCs w:val="16"/>
-        </w:rPr>
-        <w:t>getPhysicalFonts</w:t>
-      </w:r>
-      <w:r>
-        <w:rPr>
-          <w:rFonts w:ascii="Consolas" w:hAnsi="Consolas" w:cs="Consolas"/>
-          <w:color w:val="000000"/>
-          <w:sz w:val="16"/>
-          <w:szCs w:val="16"/>
-        </w:rPr>
-        <w:t>().get(</w:t>
+        <w:tab/>
+        <w:t>PhysicalFont font = PhysicalFonts.get(</w:t>
       </w:r>
       <w:r>
         <w:rPr>
@@ -40246,7 +40335,7 @@
           <w:szCs w:val="16"/>
         </w:rPr>
         <w:tab/>
-        <w:t>fontMapper.getFontMappings().put(</w:t>
+        <w:t>fontMapper.put(</w:t>
       </w:r>
       <w:r>
         <w:rPr>
@@ -41609,12 +41698,19 @@
       <w:r>
         <w:t xml:space="preserve">Typically you map the base name, for example “Liberation Sans”, not “Liberation Sans Regular” or “Bold”.  </w:t>
       </w:r>
-      <w:hyperlink r:id="rId87" w:history="1">
+      <w:hyperlink r:id="rId89" w:history="1">
         <w:r>
           <w:rPr>
             <w:rStyle w:val="Hyperlink"/>
           </w:rPr>
-          <w:t>https://github.com/plutext/docx4j/blob/VERSION_11_5_8/docx4j-core/src/main/resources/org/docx4j/fonts/microsoft/MicrosoftFonts.xml</w:t>
+          <w:t>https://github.com/plutext/docx4j/blob/VERSION_11_5_8/docx4j-</w:t>
+        </w:r>
+        <w:r>
+          <w:rPr>
+            <w:rStyle w:val="Hyperlink"/>
+          </w:rPr>
+          <w:lastRenderedPageBreak/>
+          <w:t>core/src/main/resources/org/docx4j/fonts/microsoft/MicrosoftFonts.xml</w:t>
         </w:r>
       </w:hyperlink>
       <w:r>
@@ -41623,10 +41719,9 @@
     </w:p>
     <w:p>
       <w:r>
-        <w:lastRenderedPageBreak/>
         <w:t xml:space="preserve">You can use </w:t>
       </w:r>
-      <w:hyperlink r:id="rId88" w:history="1">
+      <w:hyperlink r:id="rId90" w:history="1">
         <w:r>
           <w:rPr>
             <w:rStyle w:val="Hyperlink"/>
@@ -41672,6 +41767,1586 @@
     <w:p>
       <w:r>
         <w:t>In case of problems (for example, a font has previously failed to load), you can delete the cache.</w:t>
+      </w:r>
+    </w:p>
+    <w:p/>
+    <w:p>
+      <w:pPr>
+        <w:rPr>
+          <w:rFonts w:asciiTheme="majorHAnsi" w:eastAsiaTheme="majorEastAsia" w:hAnsiTheme="majorHAnsi" w:cstheme="majorBidi"/>
+          <w:b/>
+          <w:bCs/>
+          <w:color w:val="365F91" w:themeColor="accent1" w:themeShade="BF"/>
+          <w:sz w:val="36"/>
+          <w:szCs w:val="36"/>
+          <w:u w:val="single"/>
+        </w:rPr>
+      </w:pPr>
+      <w:r>
+        <w:rPr>
+          <w:u w:val="single"/>
+        </w:rPr>
+        <w:br w:type="page"/>
+      </w:r>
+    </w:p>
+    <w:p>
+      <w:pPr>
+        <w:pStyle w:val="Heading1"/>
+        <w:rPr>
+          <w:b w:val="0"/>
+          <w:u w:val="single"/>
+        </w:rPr>
+      </w:pPr>
+      <w:bookmarkStart w:id="83" w:name="_Toc217200760"/>
+      <w:r>
+        <w:rPr>
+          <w:u w:val="single"/>
+        </w:rPr>
+        <w:lastRenderedPageBreak/>
+        <w:t>Appendix 2</w:t>
+      </w:r>
+      <w:r>
+        <w:rPr>
+          <w:u w:val="single"/>
+        </w:rPr>
+        <w:t xml:space="preserve"> – </w:t>
+      </w:r>
+      <w:r>
+        <w:rPr>
+          <w:u w:val="single"/>
+        </w:rPr>
+        <w:t>Office font solutions</w:t>
+      </w:r>
+      <w:bookmarkEnd w:id="83"/>
+    </w:p>
+    <w:p>
+      <w:r>
+        <w:t>Over time, Microsoft has introduced different fonts with Office.  These fonts are not licensed for re-distribution (although they can be embedded).  In response, the industry has introduced metrically compatible subsitute fonts.</w:t>
+      </w:r>
+    </w:p>
+    <w:p>
+      <w:r>
+        <w:t>“</w:t>
+      </w:r>
+      <w:r>
+        <w:rPr>
+          <w:b/>
+          <w:bCs/>
+        </w:rPr>
+        <w:t>Metrically compatible</w:t>
+      </w:r>
+      <w:r>
+        <w:t xml:space="preserve">” </w:t>
+      </w:r>
+      <w:r>
+        <w:t xml:space="preserve">means </w:t>
+      </w:r>
+      <w:r>
+        <w:t xml:space="preserve">that the glyphs have </w:t>
+      </w:r>
+      <w:r>
+        <w:t>exactly the same width and vertical metrics</w:t>
+      </w:r>
+      <w:r>
+        <w:t xml:space="preserve">, </w:t>
+      </w:r>
+      <w:r>
+        <w:t xml:space="preserve">so </w:t>
+      </w:r>
+      <w:r>
+        <w:t xml:space="preserve">that </w:t>
+      </w:r>
+      <w:r>
+        <w:t xml:space="preserve">text </w:t>
+      </w:r>
+      <w:r>
+        <w:t xml:space="preserve">layout will </w:t>
+      </w:r>
+      <w:r>
+        <w:t xml:space="preserve">have identical line breaks, page breaks, paragraph lengths, table widths, and pagination when rendered </w:t>
+      </w:r>
+      <w:r>
+        <w:t>with either font</w:t>
+      </w:r>
+      <w:r>
+        <w:t>.</w:t>
+      </w:r>
+    </w:p>
+    <w:p>
+      <w:r>
+        <w:t>The following table summarizes the situation:</w:t>
+      </w:r>
+    </w:p>
+    <w:tbl>
+      <w:tblPr>
+        <w:tblStyle w:val="TableGrid"/>
+        <w:tblW w:w="0" w:type="auto"/>
+        <w:tblLook w:val="04A0" w:firstRow="1" w:lastRow="0" w:firstColumn="1" w:lastColumn="0" w:noHBand="0" w:noVBand="1"/>
+      </w:tblPr>
+      <w:tblGrid>
+        <w:gridCol w:w="1951"/>
+        <w:gridCol w:w="2977"/>
+        <w:gridCol w:w="1984"/>
+        <w:gridCol w:w="1984"/>
+      </w:tblGrid>
+      <w:tr>
+        <w:tc>
+          <w:tcPr>
+            <w:tcW w:w="1951" w:type="dxa"/>
+            <w:shd w:val="clear" w:color="auto" w:fill="F2F2F2" w:themeFill="background1" w:themeFillShade="F2"/>
+          </w:tcPr>
+          <w:p>
+            <w:pPr>
+              <w:jc w:val="right"/>
+              <w:rPr>
+                <w:b/>
+                <w:bCs/>
+                <w:sz w:val="20"/>
+                <w:szCs w:val="20"/>
+              </w:rPr>
+            </w:pPr>
+          </w:p>
+        </w:tc>
+        <w:tc>
+          <w:tcPr>
+            <w:tcW w:w="2977" w:type="dxa"/>
+            <w:shd w:val="clear" w:color="auto" w:fill="F2F2F2" w:themeFill="background1" w:themeFillShade="F2"/>
+          </w:tcPr>
+          <w:p>
+            <w:pPr>
+              <w:jc w:val="center"/>
+              <w:rPr>
+                <w:b/>
+                <w:bCs/>
+                <w:sz w:val="20"/>
+                <w:szCs w:val="20"/>
+              </w:rPr>
+            </w:pPr>
+            <w:r>
+              <w:rPr>
+                <w:b/>
+                <w:bCs/>
+                <w:sz w:val="20"/>
+                <w:szCs w:val="20"/>
+              </w:rPr>
+              <w:t>Office font</w:t>
+            </w:r>
+          </w:p>
+        </w:tc>
+        <w:tc>
+          <w:tcPr>
+            <w:tcW w:w="1984" w:type="dxa"/>
+            <w:shd w:val="clear" w:color="auto" w:fill="F2F2F2" w:themeFill="background1" w:themeFillShade="F2"/>
+          </w:tcPr>
+          <w:p>
+            <w:pPr>
+              <w:jc w:val="center"/>
+              <w:rPr>
+                <w:b/>
+                <w:bCs/>
+                <w:sz w:val="20"/>
+                <w:szCs w:val="20"/>
+              </w:rPr>
+            </w:pPr>
+            <w:r>
+              <w:rPr>
+                <w:b/>
+                <w:bCs/>
+                <w:sz w:val="20"/>
+                <w:szCs w:val="20"/>
+              </w:rPr>
+              <w:t>Metrically compatible</w:t>
+            </w:r>
+            <w:r>
+              <w:rPr>
+                <w:b/>
+                <w:bCs/>
+                <w:sz w:val="20"/>
+                <w:szCs w:val="20"/>
+              </w:rPr>
+              <w:br/>
+              <w:t>substitute</w:t>
+            </w:r>
+          </w:p>
+        </w:tc>
+        <w:tc>
+          <w:tcPr>
+            <w:tcW w:w="1984" w:type="dxa"/>
+            <w:shd w:val="clear" w:color="auto" w:fill="F2F2F2" w:themeFill="background1" w:themeFillShade="F2"/>
+          </w:tcPr>
+          <w:p>
+            <w:pPr>
+              <w:jc w:val="center"/>
+              <w:rPr>
+                <w:b/>
+                <w:bCs/>
+                <w:sz w:val="20"/>
+                <w:szCs w:val="20"/>
+              </w:rPr>
+            </w:pPr>
+            <w:r>
+              <w:rPr>
+                <w:b/>
+                <w:bCs/>
+                <w:sz w:val="20"/>
+                <w:szCs w:val="20"/>
+              </w:rPr>
+              <w:t>Liberation v2</w:t>
+            </w:r>
+            <w:r>
+              <w:rPr>
+                <w:b/>
+                <w:bCs/>
+                <w:sz w:val="20"/>
+                <w:szCs w:val="20"/>
+              </w:rPr>
+              <w:br/>
+              <w:t>equivalent</w:t>
+            </w:r>
+          </w:p>
+        </w:tc>
+      </w:tr>
+      <w:tr>
+        <w:tc>
+          <w:tcPr>
+            <w:tcW w:w="1951" w:type="dxa"/>
+            <w:shd w:val="clear" w:color="auto" w:fill="F2F2F2" w:themeFill="background1" w:themeFillShade="F2"/>
+          </w:tcPr>
+          <w:p>
+            <w:pPr>
+              <w:jc w:val="right"/>
+              <w:rPr>
+                <w:b/>
+                <w:bCs/>
+                <w:sz w:val="20"/>
+                <w:szCs w:val="20"/>
+              </w:rPr>
+            </w:pPr>
+            <w:r>
+              <w:rPr>
+                <w:b/>
+                <w:bCs/>
+                <w:sz w:val="20"/>
+                <w:szCs w:val="20"/>
+              </w:rPr>
+              <w:t>Office 95 / 97/ 2000 / XP / 2003</w:t>
+            </w:r>
+          </w:p>
+        </w:tc>
+        <w:tc>
+          <w:tcPr>
+            <w:tcW w:w="2977" w:type="dxa"/>
+          </w:tcPr>
+          <w:p>
+            <w:pPr>
+              <w:jc w:val="center"/>
+              <w:rPr>
+                <w:rFonts w:ascii="Times New Roman" w:hAnsi="Times New Roman" w:cs="Times New Roman"/>
+                <w:sz w:val="20"/>
+                <w:szCs w:val="20"/>
+              </w:rPr>
+            </w:pPr>
+            <w:r>
+              <w:rPr>
+                <w:rFonts w:ascii="Times New Roman" w:hAnsi="Times New Roman" w:cs="Times New Roman"/>
+                <w:sz w:val="20"/>
+                <w:szCs w:val="20"/>
+              </w:rPr>
+              <w:t>Times New Roman</w:t>
+            </w:r>
+            <w:r>
+              <w:rPr>
+                <w:rFonts w:ascii="Times New Roman" w:hAnsi="Times New Roman" w:cs="Times New Roman"/>
+                <w:sz w:val="20"/>
+                <w:szCs w:val="20"/>
+              </w:rPr>
+              <w:br/>
+            </w:r>
+            <w:r>
+              <w:rPr>
+                <w:rFonts w:ascii="Arial" w:hAnsi="Arial" w:cs="Arial"/>
+                <w:sz w:val="20"/>
+                <w:szCs w:val="20"/>
+              </w:rPr>
+              <w:t>Arial</w:t>
+            </w:r>
+            <w:r>
+              <w:rPr>
+                <w:rFonts w:ascii="Times New Roman" w:hAnsi="Times New Roman" w:cs="Times New Roman"/>
+                <w:sz w:val="20"/>
+                <w:szCs w:val="20"/>
+              </w:rPr>
+              <w:br/>
+            </w:r>
+            <w:r>
+              <w:rPr>
+                <w:rFonts w:ascii="Courier New" w:hAnsi="Courier New" w:cs="Courier New"/>
+                <w:sz w:val="20"/>
+                <w:szCs w:val="20"/>
+              </w:rPr>
+              <w:t>Courier New</w:t>
+            </w:r>
+          </w:p>
+          <w:p>
+            <w:pPr>
+              <w:jc w:val="center"/>
+              <w:rPr>
+                <w:sz w:val="20"/>
+                <w:szCs w:val="20"/>
+              </w:rPr>
+            </w:pPr>
+            <w:r>
+              <w:rPr>
+                <w:sz w:val="20"/>
+                <w:szCs w:val="20"/>
+              </w:rPr>
+              <w:t>(inc in Core Fonts for the Web)</w:t>
+            </w:r>
+          </w:p>
+        </w:tc>
+        <w:tc>
+          <w:tcPr>
+            <w:tcW w:w="1984" w:type="dxa"/>
+            <w:vAlign w:val="center"/>
+          </w:tcPr>
+          <w:p>
+            <w:pPr>
+              <w:jc w:val="center"/>
+              <w:rPr>
+                <w:sz w:val="20"/>
+                <w:szCs w:val="20"/>
+              </w:rPr>
+            </w:pPr>
+            <w:bookmarkStart w:id="84" w:name="_Hlk216262781"/>
+            <w:r>
+              <w:rPr>
+                <w:rFonts w:ascii="Tinos" w:hAnsi="Tinos" w:cs="Tinos"/>
+                <w:sz w:val="20"/>
+                <w:szCs w:val="20"/>
+              </w:rPr>
+              <w:t>Tinos</w:t>
+            </w:r>
+            <w:r>
+              <w:rPr>
+                <w:sz w:val="20"/>
+                <w:szCs w:val="20"/>
+              </w:rPr>
+              <w:br/>
+            </w:r>
+            <w:r>
+              <w:rPr>
+                <w:rFonts w:ascii="Arimo" w:hAnsi="Arimo" w:cs="Arimo"/>
+                <w:sz w:val="20"/>
+                <w:szCs w:val="20"/>
+              </w:rPr>
+              <w:t>Arimo</w:t>
+            </w:r>
+            <w:r>
+              <w:rPr>
+                <w:sz w:val="20"/>
+                <w:szCs w:val="20"/>
+              </w:rPr>
+              <w:br/>
+            </w:r>
+            <w:r>
+              <w:rPr>
+                <w:rFonts w:ascii="Cousine" w:hAnsi="Cousine" w:cs="Cousine"/>
+                <w:sz w:val="20"/>
+                <w:szCs w:val="20"/>
+              </w:rPr>
+              <w:t>Cousine</w:t>
+            </w:r>
+            <w:bookmarkEnd w:id="84"/>
+            <w:r>
+              <w:rPr>
+                <w:sz w:val="20"/>
+                <w:szCs w:val="20"/>
+              </w:rPr>
+              <w:br/>
+            </w:r>
+          </w:p>
+        </w:tc>
+        <w:tc>
+          <w:tcPr>
+            <w:tcW w:w="1984" w:type="dxa"/>
+            <w:vAlign w:val="center"/>
+          </w:tcPr>
+          <w:p>
+            <w:pPr>
+              <w:rPr>
+                <w:sz w:val="20"/>
+                <w:szCs w:val="20"/>
+              </w:rPr>
+            </w:pPr>
+            <w:bookmarkStart w:id="85" w:name="_Hlk216261979"/>
+            <w:r>
+              <w:rPr>
+                <w:rFonts w:ascii="Liberation Serif" w:hAnsi="Liberation Serif" w:cs="Liberation Serif"/>
+                <w:sz w:val="20"/>
+                <w:szCs w:val="20"/>
+              </w:rPr>
+              <w:t>Liberation Serif</w:t>
+            </w:r>
+            <w:r>
+              <w:rPr>
+                <w:sz w:val="20"/>
+                <w:szCs w:val="20"/>
+              </w:rPr>
+              <w:br/>
+            </w:r>
+            <w:r>
+              <w:rPr>
+                <w:rFonts w:ascii="Liberation Sans" w:hAnsi="Liberation Sans" w:cs="Liberation Sans"/>
+                <w:sz w:val="20"/>
+                <w:szCs w:val="20"/>
+              </w:rPr>
+              <w:t>Liberation Sans</w:t>
+            </w:r>
+            <w:r>
+              <w:rPr>
+                <w:sz w:val="20"/>
+                <w:szCs w:val="20"/>
+              </w:rPr>
+              <w:br/>
+            </w:r>
+            <w:r>
+              <w:rPr>
+                <w:rFonts w:ascii="Liberation Mono" w:hAnsi="Liberation Mono" w:cs="Liberation Mono"/>
+                <w:sz w:val="18"/>
+                <w:szCs w:val="18"/>
+              </w:rPr>
+              <w:t>Liberation Mono</w:t>
+            </w:r>
+            <w:bookmarkEnd w:id="85"/>
+            <w:r>
+              <w:rPr>
+                <w:sz w:val="20"/>
+                <w:szCs w:val="20"/>
+              </w:rPr>
+              <w:br/>
+            </w:r>
+          </w:p>
+        </w:tc>
+      </w:tr>
+      <w:tr>
+        <w:tc>
+          <w:tcPr>
+            <w:tcW w:w="1951" w:type="dxa"/>
+            <w:shd w:val="clear" w:color="auto" w:fill="F2F2F2" w:themeFill="background1" w:themeFillShade="F2"/>
+          </w:tcPr>
+          <w:p>
+            <w:pPr>
+              <w:jc w:val="right"/>
+              <w:rPr>
+                <w:b/>
+                <w:bCs/>
+                <w:sz w:val="20"/>
+                <w:szCs w:val="20"/>
+              </w:rPr>
+            </w:pPr>
+            <w:r>
+              <w:rPr>
+                <w:b/>
+                <w:bCs/>
+                <w:sz w:val="20"/>
+                <w:szCs w:val="20"/>
+              </w:rPr>
+              <w:t>Office 2007</w:t>
+            </w:r>
+          </w:p>
+        </w:tc>
+        <w:tc>
+          <w:tcPr>
+            <w:tcW w:w="2977" w:type="dxa"/>
+            <w:vMerge w:val="restart"/>
+            <w:vAlign w:val="center"/>
+          </w:tcPr>
+          <w:p>
+            <w:pPr>
+              <w:jc w:val="center"/>
+              <w:rPr>
+                <w:sz w:val="20"/>
+                <w:szCs w:val="20"/>
+              </w:rPr>
+            </w:pPr>
+            <w:r>
+              <w:rPr>
+                <w:sz w:val="20"/>
+                <w:szCs w:val="20"/>
+              </w:rPr>
+              <w:t>Calibri</w:t>
+            </w:r>
+            <w:r>
+              <w:rPr>
+                <w:sz w:val="20"/>
+                <w:szCs w:val="20"/>
+              </w:rPr>
+              <w:br/>
+            </w:r>
+            <w:r>
+              <w:rPr>
+                <w:rFonts w:asciiTheme="majorHAnsi" w:hAnsiTheme="majorHAnsi"/>
+                <w:sz w:val="20"/>
+                <w:szCs w:val="20"/>
+              </w:rPr>
+              <w:t>Cambria</w:t>
+            </w:r>
+            <w:r>
+              <w:rPr>
+                <w:sz w:val="20"/>
+                <w:szCs w:val="20"/>
+              </w:rPr>
+              <w:br/>
+              <w:t>(ClearType Font Collection)</w:t>
+            </w:r>
+          </w:p>
+        </w:tc>
+        <w:tc>
+          <w:tcPr>
+            <w:tcW w:w="1984" w:type="dxa"/>
+            <w:vMerge w:val="restart"/>
+            <w:vAlign w:val="center"/>
+          </w:tcPr>
+          <w:p>
+            <w:pPr>
+              <w:jc w:val="center"/>
+              <w:rPr>
+                <w:sz w:val="20"/>
+                <w:szCs w:val="20"/>
+              </w:rPr>
+            </w:pPr>
+            <w:bookmarkStart w:id="86" w:name="_Hlk216263573"/>
+            <w:r>
+              <w:rPr>
+                <w:rFonts w:ascii="Carlito" w:hAnsi="Carlito" w:cs="Carlito"/>
+                <w:sz w:val="20"/>
+                <w:szCs w:val="20"/>
+              </w:rPr>
+              <w:t>Carlito</w:t>
+            </w:r>
+            <w:r>
+              <w:rPr>
+                <w:sz w:val="20"/>
+                <w:szCs w:val="20"/>
+              </w:rPr>
+              <w:br/>
+            </w:r>
+            <w:r>
+              <w:rPr>
+                <w:rFonts w:ascii="Caladea" w:hAnsi="Caladea"/>
+                <w:sz w:val="20"/>
+                <w:szCs w:val="20"/>
+              </w:rPr>
+              <w:t>Caladea</w:t>
+            </w:r>
+          </w:p>
+          <w:bookmarkEnd w:id="86"/>
+          <w:p>
+            <w:pPr>
+              <w:jc w:val="center"/>
+              <w:rPr>
+                <w:sz w:val="20"/>
+                <w:szCs w:val="20"/>
+              </w:rPr>
+            </w:pPr>
+          </w:p>
+        </w:tc>
+        <w:tc>
+          <w:tcPr>
+            <w:tcW w:w="1984" w:type="dxa"/>
+            <w:vMerge w:val="restart"/>
+            <w:vAlign w:val="center"/>
+          </w:tcPr>
+          <w:p>
+            <w:pPr>
+              <w:jc w:val="center"/>
+              <w:rPr>
+                <w:color w:val="7F7F7F" w:themeColor="text1" w:themeTint="80"/>
+                <w:sz w:val="20"/>
+                <w:szCs w:val="20"/>
+              </w:rPr>
+            </w:pPr>
+            <w:r>
+              <w:rPr>
+                <w:color w:val="7F7F7F" w:themeColor="text1" w:themeTint="80"/>
+                <w:sz w:val="20"/>
+                <w:szCs w:val="20"/>
+              </w:rPr>
+              <w:t>[none]</w:t>
+            </w:r>
+            <w:r>
+              <w:rPr>
+                <w:color w:val="7F7F7F" w:themeColor="text1" w:themeTint="80"/>
+                <w:sz w:val="20"/>
+                <w:szCs w:val="20"/>
+              </w:rPr>
+              <w:br/>
+            </w:r>
+            <w:r>
+              <w:rPr>
+                <w:color w:val="7F7F7F" w:themeColor="text1" w:themeTint="80"/>
+                <w:sz w:val="20"/>
+                <w:szCs w:val="20"/>
+              </w:rPr>
+              <w:t>[none]</w:t>
+            </w:r>
+          </w:p>
+          <w:p>
+            <w:pPr>
+              <w:jc w:val="center"/>
+              <w:rPr>
+                <w:color w:val="7F7F7F" w:themeColor="text1" w:themeTint="80"/>
+                <w:sz w:val="20"/>
+                <w:szCs w:val="20"/>
+              </w:rPr>
+            </w:pPr>
+          </w:p>
+        </w:tc>
+      </w:tr>
+      <w:tr>
+        <w:tc>
+          <w:tcPr>
+            <w:tcW w:w="1951" w:type="dxa"/>
+            <w:shd w:val="clear" w:color="auto" w:fill="F2F2F2" w:themeFill="background1" w:themeFillShade="F2"/>
+          </w:tcPr>
+          <w:p>
+            <w:pPr>
+              <w:jc w:val="right"/>
+              <w:rPr>
+                <w:b/>
+                <w:bCs/>
+                <w:sz w:val="20"/>
+                <w:szCs w:val="20"/>
+              </w:rPr>
+            </w:pPr>
+            <w:r>
+              <w:rPr>
+                <w:b/>
+                <w:bCs/>
+                <w:sz w:val="20"/>
+                <w:szCs w:val="20"/>
+              </w:rPr>
+              <w:t>Office 2013</w:t>
+            </w:r>
+          </w:p>
+        </w:tc>
+        <w:tc>
+          <w:tcPr>
+            <w:tcW w:w="2977" w:type="dxa"/>
+            <w:vMerge/>
+          </w:tcPr>
+          <w:p>
+            <w:pPr>
+              <w:jc w:val="center"/>
+              <w:rPr>
+                <w:sz w:val="20"/>
+                <w:szCs w:val="20"/>
+              </w:rPr>
+            </w:pPr>
+          </w:p>
+        </w:tc>
+        <w:tc>
+          <w:tcPr>
+            <w:tcW w:w="1984" w:type="dxa"/>
+            <w:vMerge/>
+            <w:vAlign w:val="center"/>
+          </w:tcPr>
+          <w:p>
+            <w:pPr>
+              <w:jc w:val="center"/>
+              <w:rPr>
+                <w:sz w:val="20"/>
+                <w:szCs w:val="20"/>
+              </w:rPr>
+            </w:pPr>
+          </w:p>
+        </w:tc>
+        <w:tc>
+          <w:tcPr>
+            <w:tcW w:w="1984" w:type="dxa"/>
+            <w:vMerge/>
+          </w:tcPr>
+          <w:p>
+            <w:pPr>
+              <w:jc w:val="center"/>
+              <w:rPr>
+                <w:color w:val="7F7F7F" w:themeColor="text1" w:themeTint="80"/>
+                <w:sz w:val="20"/>
+                <w:szCs w:val="20"/>
+              </w:rPr>
+            </w:pPr>
+          </w:p>
+        </w:tc>
+      </w:tr>
+      <w:tr>
+        <w:tc>
+          <w:tcPr>
+            <w:tcW w:w="1951" w:type="dxa"/>
+            <w:shd w:val="clear" w:color="auto" w:fill="F2F2F2" w:themeFill="background1" w:themeFillShade="F2"/>
+          </w:tcPr>
+          <w:p>
+            <w:pPr>
+              <w:jc w:val="right"/>
+              <w:rPr>
+                <w:b/>
+                <w:bCs/>
+                <w:sz w:val="20"/>
+                <w:szCs w:val="20"/>
+              </w:rPr>
+            </w:pPr>
+            <w:r>
+              <w:rPr>
+                <w:b/>
+                <w:bCs/>
+                <w:sz w:val="20"/>
+                <w:szCs w:val="20"/>
+              </w:rPr>
+              <w:t>Office 2016</w:t>
+            </w:r>
+          </w:p>
+        </w:tc>
+        <w:tc>
+          <w:tcPr>
+            <w:tcW w:w="2977" w:type="dxa"/>
+            <w:vMerge/>
+          </w:tcPr>
+          <w:p>
+            <w:pPr>
+              <w:jc w:val="center"/>
+              <w:rPr>
+                <w:sz w:val="20"/>
+                <w:szCs w:val="20"/>
+              </w:rPr>
+            </w:pPr>
+          </w:p>
+        </w:tc>
+        <w:tc>
+          <w:tcPr>
+            <w:tcW w:w="1984" w:type="dxa"/>
+            <w:vMerge/>
+            <w:vAlign w:val="center"/>
+          </w:tcPr>
+          <w:p>
+            <w:pPr>
+              <w:jc w:val="center"/>
+              <w:rPr>
+                <w:sz w:val="20"/>
+                <w:szCs w:val="20"/>
+              </w:rPr>
+            </w:pPr>
+          </w:p>
+        </w:tc>
+        <w:tc>
+          <w:tcPr>
+            <w:tcW w:w="1984" w:type="dxa"/>
+            <w:vMerge/>
+          </w:tcPr>
+          <w:p>
+            <w:pPr>
+              <w:jc w:val="center"/>
+              <w:rPr>
+                <w:color w:val="7F7F7F" w:themeColor="text1" w:themeTint="80"/>
+                <w:sz w:val="20"/>
+                <w:szCs w:val="20"/>
+              </w:rPr>
+            </w:pPr>
+          </w:p>
+        </w:tc>
+      </w:tr>
+      <w:tr>
+        <w:tc>
+          <w:tcPr>
+            <w:tcW w:w="1951" w:type="dxa"/>
+            <w:shd w:val="clear" w:color="auto" w:fill="F2F2F2" w:themeFill="background1" w:themeFillShade="F2"/>
+          </w:tcPr>
+          <w:p>
+            <w:pPr>
+              <w:jc w:val="right"/>
+              <w:rPr>
+                <w:b/>
+                <w:bCs/>
+                <w:sz w:val="20"/>
+                <w:szCs w:val="20"/>
+              </w:rPr>
+            </w:pPr>
+            <w:r>
+              <w:rPr>
+                <w:b/>
+                <w:bCs/>
+                <w:sz w:val="20"/>
+                <w:szCs w:val="20"/>
+              </w:rPr>
+              <w:t>Office 2019</w:t>
+            </w:r>
+          </w:p>
+        </w:tc>
+        <w:tc>
+          <w:tcPr>
+            <w:tcW w:w="2977" w:type="dxa"/>
+            <w:vMerge/>
+          </w:tcPr>
+          <w:p>
+            <w:pPr>
+              <w:jc w:val="center"/>
+              <w:rPr>
+                <w:sz w:val="20"/>
+                <w:szCs w:val="20"/>
+              </w:rPr>
+            </w:pPr>
+          </w:p>
+        </w:tc>
+        <w:tc>
+          <w:tcPr>
+            <w:tcW w:w="1984" w:type="dxa"/>
+            <w:vMerge/>
+            <w:vAlign w:val="center"/>
+          </w:tcPr>
+          <w:p>
+            <w:pPr>
+              <w:jc w:val="center"/>
+              <w:rPr>
+                <w:sz w:val="20"/>
+                <w:szCs w:val="20"/>
+              </w:rPr>
+            </w:pPr>
+          </w:p>
+        </w:tc>
+        <w:tc>
+          <w:tcPr>
+            <w:tcW w:w="1984" w:type="dxa"/>
+            <w:vMerge/>
+          </w:tcPr>
+          <w:p>
+            <w:pPr>
+              <w:jc w:val="center"/>
+              <w:rPr>
+                <w:color w:val="7F7F7F" w:themeColor="text1" w:themeTint="80"/>
+                <w:sz w:val="20"/>
+                <w:szCs w:val="20"/>
+              </w:rPr>
+            </w:pPr>
+          </w:p>
+        </w:tc>
+      </w:tr>
+      <w:tr>
+        <w:tc>
+          <w:tcPr>
+            <w:tcW w:w="1951" w:type="dxa"/>
+            <w:shd w:val="clear" w:color="auto" w:fill="F2F2F2" w:themeFill="background1" w:themeFillShade="F2"/>
+          </w:tcPr>
+          <w:p>
+            <w:pPr>
+              <w:jc w:val="right"/>
+              <w:rPr>
+                <w:b/>
+                <w:bCs/>
+                <w:sz w:val="20"/>
+                <w:szCs w:val="20"/>
+              </w:rPr>
+            </w:pPr>
+            <w:r>
+              <w:rPr>
+                <w:b/>
+                <w:bCs/>
+                <w:sz w:val="20"/>
+                <w:szCs w:val="20"/>
+              </w:rPr>
+              <w:t>Microsoft 365 (mid-2023)</w:t>
+            </w:r>
+          </w:p>
+        </w:tc>
+        <w:tc>
+          <w:tcPr>
+            <w:tcW w:w="2977" w:type="dxa"/>
+            <w:vAlign w:val="center"/>
+          </w:tcPr>
+          <w:p>
+            <w:pPr>
+              <w:jc w:val="center"/>
+              <w:rPr>
+                <w:rFonts w:ascii="Aptos" w:hAnsi="Aptos"/>
+                <w:sz w:val="20"/>
+                <w:szCs w:val="20"/>
+              </w:rPr>
+            </w:pPr>
+            <w:r>
+              <w:rPr>
+                <w:rFonts w:ascii="Aptos" w:hAnsi="Aptos"/>
+                <w:sz w:val="20"/>
+                <w:szCs w:val="20"/>
+              </w:rPr>
+              <w:t>Aptos</w:t>
+            </w:r>
+          </w:p>
+        </w:tc>
+        <w:tc>
+          <w:tcPr>
+            <w:tcW w:w="1984" w:type="dxa"/>
+            <w:vAlign w:val="center"/>
+          </w:tcPr>
+          <w:p>
+            <w:pPr>
+              <w:jc w:val="center"/>
+              <w:rPr>
+                <w:sz w:val="20"/>
+                <w:szCs w:val="20"/>
+              </w:rPr>
+            </w:pPr>
+            <w:r>
+              <w:rPr>
+                <w:sz w:val="20"/>
+                <w:szCs w:val="20"/>
+              </w:rPr>
+              <w:t>[nothing available 2025]</w:t>
+            </w:r>
+          </w:p>
+        </w:tc>
+        <w:tc>
+          <w:tcPr>
+            <w:tcW w:w="1984" w:type="dxa"/>
+            <w:vAlign w:val="center"/>
+          </w:tcPr>
+          <w:p>
+            <w:pPr>
+              <w:jc w:val="center"/>
+              <w:rPr>
+                <w:color w:val="7F7F7F" w:themeColor="text1" w:themeTint="80"/>
+                <w:sz w:val="20"/>
+                <w:szCs w:val="20"/>
+              </w:rPr>
+            </w:pPr>
+            <w:r>
+              <w:rPr>
+                <w:color w:val="7F7F7F" w:themeColor="text1" w:themeTint="80"/>
+                <w:sz w:val="20"/>
+                <w:szCs w:val="20"/>
+              </w:rPr>
+              <w:t>[none]</w:t>
+            </w:r>
+          </w:p>
+        </w:tc>
+      </w:tr>
+    </w:tbl>
+    <w:p/>
+    <w:p>
+      <w:r>
+        <w:t>These metrically compatible substitutes are available in the Croscore</w:t>
+      </w:r>
+      <w:r>
+        <w:t xml:space="preserve"> (Tinos, Arimo, Cousine), Liberation</w:t>
+      </w:r>
+      <w:r>
+        <w:t xml:space="preserve"> and Crosextra </w:t>
+      </w:r>
+      <w:r>
+        <w:t xml:space="preserve">(Carlito, Caladea) </w:t>
+      </w:r>
+      <w:r>
+        <w:t>font packages.</w:t>
+      </w:r>
+    </w:p>
+    <w:p>
+      <w:r>
+        <w:t>S</w:t>
+      </w:r>
+      <w:r>
+        <w:t xml:space="preserve">o for best results with PDF via export-fo on a Linux system, you should install </w:t>
+      </w:r>
+      <w:r>
+        <w:t xml:space="preserve">the </w:t>
+      </w:r>
+      <w:r>
+        <w:t xml:space="preserve">Croscore or </w:t>
+      </w:r>
+      <w:r>
+        <w:t xml:space="preserve">Liberation </w:t>
+      </w:r>
+      <w:r>
+        <w:t xml:space="preserve">fonts, </w:t>
+      </w:r>
+      <w:r>
+        <w:t xml:space="preserve">and </w:t>
+      </w:r>
+      <w:r>
+        <w:t xml:space="preserve">the </w:t>
+      </w:r>
+      <w:r>
+        <w:t xml:space="preserve">Crosextra </w:t>
+      </w:r>
+      <w:r>
+        <w:t>fonts, then use the following  font mappings:</w:t>
+      </w:r>
+    </w:p>
+    <w:p>
+      <w:pPr>
+        <w:autoSpaceDE w:val="0"/>
+        <w:autoSpaceDN w:val="0"/>
+        <w:adjustRightInd w:val="0"/>
+        <w:spacing w:after="0" w:line="240" w:lineRule="auto"/>
+        <w:rPr>
+          <w:rFonts w:ascii="Consolas" w:hAnsi="Consolas" w:cs="Consolas"/>
+          <w:color w:val="000000"/>
+          <w:sz w:val="16"/>
+          <w:szCs w:val="16"/>
+        </w:rPr>
+      </w:pPr>
+      <w:r>
+        <w:rPr>
+          <w:rFonts w:ascii="Consolas" w:hAnsi="Consolas" w:cs="Consolas"/>
+          <w:color w:val="000000"/>
+          <w:sz w:val="16"/>
+          <w:szCs w:val="16"/>
+        </w:rPr>
+        <w:tab/>
+      </w:r>
+      <w:r>
+        <w:rPr>
+          <w:rFonts w:ascii="Consolas" w:hAnsi="Consolas" w:cs="Consolas"/>
+          <w:color w:val="000000"/>
+          <w:sz w:val="16"/>
+          <w:szCs w:val="16"/>
+        </w:rPr>
+        <w:t>// Liberation</w:t>
+      </w:r>
+    </w:p>
+    <w:p>
+      <w:pPr>
+        <w:autoSpaceDE w:val="0"/>
+        <w:autoSpaceDN w:val="0"/>
+        <w:adjustRightInd w:val="0"/>
+        <w:spacing w:after="0" w:line="240" w:lineRule="auto"/>
+        <w:rPr>
+          <w:rFonts w:ascii="Consolas" w:hAnsi="Consolas" w:cs="Consolas"/>
+          <w:color w:val="000000"/>
+          <w:sz w:val="16"/>
+          <w:szCs w:val="16"/>
+        </w:rPr>
+      </w:pPr>
+      <w:r>
+        <w:rPr>
+          <w:rFonts w:ascii="Consolas" w:hAnsi="Consolas"/>
+          <w:sz w:val="16"/>
+          <w:szCs w:val="16"/>
+        </w:rPr>
+        <w:tab/>
+        <w:t>fontMapper.put("Times New Roman", PhysicalFonts.get("Liberation Sans"));</w:t>
+      </w:r>
+    </w:p>
+    <w:p>
+      <w:pPr>
+        <w:autoSpaceDE w:val="0"/>
+        <w:autoSpaceDN w:val="0"/>
+        <w:adjustRightInd w:val="0"/>
+        <w:spacing w:after="0" w:line="240" w:lineRule="auto"/>
+        <w:rPr>
+          <w:rFonts w:ascii="Consolas" w:hAnsi="Consolas" w:cs="Consolas"/>
+          <w:color w:val="000000"/>
+          <w:sz w:val="16"/>
+          <w:szCs w:val="16"/>
+        </w:rPr>
+      </w:pPr>
+      <w:r>
+        <w:rPr>
+          <w:rFonts w:ascii="Consolas" w:hAnsi="Consolas"/>
+          <w:sz w:val="16"/>
+          <w:szCs w:val="16"/>
+        </w:rPr>
+        <w:tab/>
+        <w:t>fontMapper.put("Arial", PhysicalFonts.get("Liberation Serif"));</w:t>
+      </w:r>
+    </w:p>
+    <w:p>
+      <w:pPr>
+        <w:rPr>
+          <w:rFonts w:ascii="Consolas" w:hAnsi="Consolas"/>
+          <w:sz w:val="16"/>
+          <w:szCs w:val="16"/>
+        </w:rPr>
+      </w:pPr>
+      <w:r>
+        <w:rPr>
+          <w:rFonts w:ascii="Consolas" w:hAnsi="Consolas"/>
+          <w:sz w:val="16"/>
+          <w:szCs w:val="16"/>
+        </w:rPr>
+        <w:tab/>
+        <w:t>fontMapper.put("Courier New", PhysicalFonts.get("Liberation Mono"));</w:t>
+      </w:r>
+    </w:p>
+    <w:p>
+      <w:pPr>
+        <w:autoSpaceDE w:val="0"/>
+        <w:autoSpaceDN w:val="0"/>
+        <w:adjustRightInd w:val="0"/>
+        <w:spacing w:after="0" w:line="240" w:lineRule="auto"/>
+        <w:rPr>
+          <w:rFonts w:ascii="Consolas" w:hAnsi="Consolas" w:cs="Consolas"/>
+          <w:color w:val="000000"/>
+          <w:sz w:val="16"/>
+          <w:szCs w:val="16"/>
+        </w:rPr>
+      </w:pPr>
+      <w:r>
+        <w:rPr>
+          <w:rFonts w:ascii="Consolas" w:hAnsi="Consolas"/>
+          <w:sz w:val="16"/>
+          <w:szCs w:val="16"/>
+        </w:rPr>
+        <w:tab/>
+      </w:r>
+      <w:r>
+        <w:rPr>
+          <w:rFonts w:ascii="Consolas" w:hAnsi="Consolas"/>
+          <w:sz w:val="16"/>
+          <w:szCs w:val="16"/>
+        </w:rPr>
+        <w:t>// or:</w:t>
+      </w:r>
+    </w:p>
+    <w:p>
+      <w:pPr>
+        <w:autoSpaceDE w:val="0"/>
+        <w:autoSpaceDN w:val="0"/>
+        <w:adjustRightInd w:val="0"/>
+        <w:spacing w:after="0" w:line="240" w:lineRule="auto"/>
+        <w:rPr>
+          <w:rFonts w:ascii="Consolas" w:hAnsi="Consolas" w:cs="Consolas"/>
+          <w:color w:val="000000"/>
+          <w:sz w:val="16"/>
+          <w:szCs w:val="16"/>
+        </w:rPr>
+      </w:pPr>
+    </w:p>
+    <w:p>
+      <w:pPr>
+        <w:autoSpaceDE w:val="0"/>
+        <w:autoSpaceDN w:val="0"/>
+        <w:adjustRightInd w:val="0"/>
+        <w:spacing w:after="0" w:line="240" w:lineRule="auto"/>
+        <w:rPr>
+          <w:rFonts w:ascii="Consolas" w:hAnsi="Consolas" w:cs="Consolas"/>
+          <w:color w:val="000000"/>
+          <w:sz w:val="16"/>
+          <w:szCs w:val="16"/>
+        </w:rPr>
+      </w:pPr>
+      <w:r>
+        <w:rPr>
+          <w:rFonts w:ascii="Consolas" w:hAnsi="Consolas"/>
+          <w:sz w:val="16"/>
+          <w:szCs w:val="16"/>
+        </w:rPr>
+        <w:tab/>
+      </w:r>
+      <w:r>
+        <w:rPr>
+          <w:rFonts w:ascii="Consolas" w:hAnsi="Consolas"/>
+          <w:sz w:val="16"/>
+          <w:szCs w:val="16"/>
+        </w:rPr>
+        <w:t>// Croscore</w:t>
+      </w:r>
+    </w:p>
+    <w:p>
+      <w:pPr>
+        <w:autoSpaceDE w:val="0"/>
+        <w:autoSpaceDN w:val="0"/>
+        <w:adjustRightInd w:val="0"/>
+        <w:spacing w:after="0" w:line="240" w:lineRule="auto"/>
+        <w:rPr>
+          <w:rFonts w:ascii="Consolas" w:hAnsi="Consolas" w:cs="Consolas"/>
+          <w:color w:val="000000"/>
+          <w:sz w:val="16"/>
+          <w:szCs w:val="16"/>
+        </w:rPr>
+      </w:pPr>
+      <w:r>
+        <w:rPr>
+          <w:rFonts w:ascii="Consolas" w:hAnsi="Consolas"/>
+          <w:sz w:val="16"/>
+          <w:szCs w:val="16"/>
+        </w:rPr>
+        <w:tab/>
+        <w:t>fontMapper.put("Times New Roman", PhysicalFonts.</w:t>
+      </w:r>
+      <w:r>
+        <w:rPr>
+          <w:rFonts w:ascii="Consolas" w:hAnsi="Consolas"/>
+          <w:i/>
+          <w:iCs/>
+          <w:sz w:val="16"/>
+          <w:szCs w:val="16"/>
+        </w:rPr>
+        <w:t>get</w:t>
+      </w:r>
+      <w:r>
+        <w:rPr>
+          <w:rFonts w:ascii="Consolas" w:hAnsi="Consolas"/>
+          <w:sz w:val="16"/>
+          <w:szCs w:val="16"/>
+        </w:rPr>
+        <w:t>("Tinos</w:t>
+      </w:r>
+      <w:r>
+        <w:rPr>
+          <w:rFonts w:ascii="Consolas" w:hAnsi="Consolas"/>
+          <w:sz w:val="16"/>
+          <w:szCs w:val="16"/>
+        </w:rPr>
+        <w:t xml:space="preserve"> Regular</w:t>
+      </w:r>
+      <w:r>
+        <w:rPr>
+          <w:rFonts w:ascii="Consolas" w:hAnsi="Consolas"/>
+          <w:sz w:val="16"/>
+          <w:szCs w:val="16"/>
+        </w:rPr>
+        <w:t>"));</w:t>
+      </w:r>
+    </w:p>
+    <w:p>
+      <w:pPr>
+        <w:autoSpaceDE w:val="0"/>
+        <w:autoSpaceDN w:val="0"/>
+        <w:adjustRightInd w:val="0"/>
+        <w:spacing w:after="0" w:line="240" w:lineRule="auto"/>
+        <w:rPr>
+          <w:rFonts w:ascii="Consolas" w:hAnsi="Consolas" w:cs="Consolas"/>
+          <w:color w:val="000000"/>
+          <w:sz w:val="16"/>
+          <w:szCs w:val="16"/>
+        </w:rPr>
+      </w:pPr>
+      <w:r>
+        <w:rPr>
+          <w:rFonts w:ascii="Consolas" w:hAnsi="Consolas"/>
+          <w:sz w:val="16"/>
+          <w:szCs w:val="16"/>
+        </w:rPr>
+        <w:tab/>
+        <w:t>fontMapper.put("Arial", PhysicalFonts.</w:t>
+      </w:r>
+      <w:r>
+        <w:rPr>
+          <w:rFonts w:ascii="Consolas" w:hAnsi="Consolas"/>
+          <w:i/>
+          <w:iCs/>
+          <w:sz w:val="16"/>
+          <w:szCs w:val="16"/>
+        </w:rPr>
+        <w:t>get</w:t>
+      </w:r>
+      <w:r>
+        <w:rPr>
+          <w:rFonts w:ascii="Consolas" w:hAnsi="Consolas"/>
+          <w:sz w:val="16"/>
+          <w:szCs w:val="16"/>
+        </w:rPr>
+        <w:t>("Arimo</w:t>
+      </w:r>
+      <w:r>
+        <w:rPr>
+          <w:rFonts w:ascii="Consolas" w:hAnsi="Consolas"/>
+          <w:sz w:val="16"/>
+          <w:szCs w:val="16"/>
+        </w:rPr>
+        <w:t xml:space="preserve"> </w:t>
+      </w:r>
+      <w:r>
+        <w:rPr>
+          <w:rFonts w:ascii="Consolas" w:hAnsi="Consolas"/>
+          <w:sz w:val="16"/>
+          <w:szCs w:val="16"/>
+        </w:rPr>
+        <w:t>Regular"));</w:t>
+      </w:r>
+    </w:p>
+    <w:p>
+      <w:pPr>
+        <w:rPr>
+          <w:rFonts w:ascii="Consolas" w:hAnsi="Consolas"/>
+          <w:sz w:val="16"/>
+          <w:szCs w:val="16"/>
+        </w:rPr>
+      </w:pPr>
+      <w:r>
+        <w:rPr>
+          <w:rFonts w:ascii="Consolas" w:hAnsi="Consolas"/>
+          <w:sz w:val="16"/>
+          <w:szCs w:val="16"/>
+        </w:rPr>
+        <w:tab/>
+        <w:t>fontMapper.put("Courier New", PhysicalFonts.</w:t>
+      </w:r>
+      <w:r>
+        <w:rPr>
+          <w:rFonts w:ascii="Consolas" w:hAnsi="Consolas"/>
+          <w:i/>
+          <w:iCs/>
+          <w:sz w:val="16"/>
+          <w:szCs w:val="16"/>
+        </w:rPr>
+        <w:t>get</w:t>
+      </w:r>
+      <w:r>
+        <w:rPr>
+          <w:rFonts w:ascii="Consolas" w:hAnsi="Consolas"/>
+          <w:sz w:val="16"/>
+          <w:szCs w:val="16"/>
+        </w:rPr>
+        <w:t>("Cousine</w:t>
+      </w:r>
+      <w:r>
+        <w:rPr>
+          <w:rFonts w:ascii="Consolas" w:hAnsi="Consolas"/>
+          <w:sz w:val="16"/>
+          <w:szCs w:val="16"/>
+        </w:rPr>
+        <w:t xml:space="preserve"> </w:t>
+      </w:r>
+      <w:r>
+        <w:rPr>
+          <w:rFonts w:ascii="Consolas" w:hAnsi="Consolas"/>
+          <w:sz w:val="16"/>
+          <w:szCs w:val="16"/>
+        </w:rPr>
+        <w:t>Regular"));</w:t>
+      </w:r>
+    </w:p>
+    <w:p>
+      <w:pPr>
+        <w:rPr>
+          <w:rFonts w:ascii="Consolas" w:hAnsi="Consolas"/>
+          <w:sz w:val="16"/>
+          <w:szCs w:val="16"/>
+        </w:rPr>
+      </w:pPr>
+    </w:p>
+    <w:p>
+      <w:pPr>
+        <w:autoSpaceDE w:val="0"/>
+        <w:autoSpaceDN w:val="0"/>
+        <w:adjustRightInd w:val="0"/>
+        <w:spacing w:after="0" w:line="240" w:lineRule="auto"/>
+        <w:rPr>
+          <w:rFonts w:ascii="Consolas" w:hAnsi="Consolas" w:cs="Consolas"/>
+          <w:color w:val="000000"/>
+          <w:sz w:val="16"/>
+          <w:szCs w:val="16"/>
+        </w:rPr>
+      </w:pPr>
+      <w:r>
+        <w:rPr>
+          <w:rFonts w:ascii="Consolas" w:hAnsi="Consolas" w:cs="Consolas"/>
+          <w:color w:val="000000"/>
+          <w:sz w:val="16"/>
+          <w:szCs w:val="16"/>
+        </w:rPr>
+        <w:tab/>
+      </w:r>
+      <w:r>
+        <w:rPr>
+          <w:rFonts w:ascii="Consolas" w:hAnsi="Consolas" w:cs="Consolas"/>
+          <w:color w:val="000000"/>
+          <w:sz w:val="16"/>
+          <w:szCs w:val="16"/>
+        </w:rPr>
+        <w:t>// Crosextra</w:t>
+      </w:r>
+    </w:p>
+    <w:p>
+      <w:pPr>
+        <w:autoSpaceDE w:val="0"/>
+        <w:autoSpaceDN w:val="0"/>
+        <w:adjustRightInd w:val="0"/>
+        <w:spacing w:after="0" w:line="240" w:lineRule="auto"/>
+        <w:rPr>
+          <w:rFonts w:ascii="Consolas" w:hAnsi="Consolas" w:cs="Consolas"/>
+          <w:color w:val="000000"/>
+          <w:sz w:val="16"/>
+          <w:szCs w:val="16"/>
+        </w:rPr>
+      </w:pPr>
+      <w:r>
+        <w:rPr>
+          <w:rFonts w:ascii="Consolas" w:hAnsi="Consolas" w:cs="Consolas"/>
+          <w:color w:val="000000"/>
+          <w:sz w:val="16"/>
+          <w:szCs w:val="16"/>
+        </w:rPr>
+        <w:tab/>
+        <w:t>fontMapper.put("Calibri", PhysicalFonts.</w:t>
+      </w:r>
+      <w:r>
+        <w:rPr>
+          <w:rFonts w:ascii="Consolas" w:hAnsi="Consolas" w:cs="Consolas"/>
+          <w:i/>
+          <w:iCs/>
+          <w:color w:val="000000"/>
+          <w:sz w:val="16"/>
+          <w:szCs w:val="16"/>
+        </w:rPr>
+        <w:t>get</w:t>
+      </w:r>
+      <w:r>
+        <w:rPr>
+          <w:rFonts w:ascii="Consolas" w:hAnsi="Consolas" w:cs="Consolas"/>
+          <w:color w:val="000000"/>
+          <w:sz w:val="16"/>
+          <w:szCs w:val="16"/>
+        </w:rPr>
+        <w:t>("Carlito Regular"));</w:t>
+      </w:r>
+    </w:p>
+    <w:p>
+      <w:pPr>
+        <w:autoSpaceDE w:val="0"/>
+        <w:autoSpaceDN w:val="0"/>
+        <w:adjustRightInd w:val="0"/>
+        <w:spacing w:after="0" w:line="240" w:lineRule="auto"/>
+        <w:rPr>
+          <w:rFonts w:ascii="Consolas" w:hAnsi="Consolas" w:cs="Consolas"/>
+          <w:color w:val="000000"/>
+          <w:sz w:val="16"/>
+          <w:szCs w:val="16"/>
+        </w:rPr>
+      </w:pPr>
+      <w:r>
+        <w:rPr>
+          <w:rFonts w:ascii="Consolas" w:hAnsi="Consolas" w:cs="Consolas"/>
+          <w:color w:val="000000"/>
+          <w:sz w:val="16"/>
+          <w:szCs w:val="16"/>
+        </w:rPr>
+        <w:tab/>
+        <w:t>fontMapper.put("Cambria", PhysicalFonts.</w:t>
+      </w:r>
+      <w:r>
+        <w:rPr>
+          <w:rFonts w:ascii="Consolas" w:hAnsi="Consolas" w:cs="Consolas"/>
+          <w:i/>
+          <w:iCs/>
+          <w:color w:val="000000"/>
+          <w:sz w:val="16"/>
+          <w:szCs w:val="16"/>
+        </w:rPr>
+        <w:t>get</w:t>
+      </w:r>
+      <w:r>
+        <w:rPr>
+          <w:rFonts w:ascii="Consolas" w:hAnsi="Consolas" w:cs="Consolas"/>
+          <w:color w:val="000000"/>
+          <w:sz w:val="16"/>
+          <w:szCs w:val="16"/>
+        </w:rPr>
+        <w:t>("Caladea</w:t>
+      </w:r>
+      <w:r>
+        <w:rPr>
+          <w:rFonts w:ascii="Consolas" w:hAnsi="Consolas" w:cs="Consolas"/>
+          <w:color w:val="000000"/>
+          <w:sz w:val="16"/>
+          <w:szCs w:val="16"/>
+        </w:rPr>
+        <w:t xml:space="preserve"> </w:t>
+      </w:r>
+      <w:r>
+        <w:rPr>
+          <w:rFonts w:ascii="Consolas" w:hAnsi="Consolas" w:cs="Consolas"/>
+          <w:color w:val="000000"/>
+          <w:sz w:val="16"/>
+          <w:szCs w:val="16"/>
+        </w:rPr>
+        <w:t>Regular"));</w:t>
+      </w:r>
+    </w:p>
+    <w:p>
+      <w:pPr>
+        <w:rPr>
+          <w:rFonts w:ascii="Consolas" w:hAnsi="Consolas"/>
+          <w:sz w:val="16"/>
+          <w:szCs w:val="16"/>
+        </w:rPr>
+      </w:pPr>
+    </w:p>
+    <w:p>
+      <w:r>
+        <w:t>To make the process</w:t>
+      </w:r>
+      <w:r>
+        <w:t xml:space="preserve"> largely automatic</w:t>
+      </w:r>
+      <w:r>
+        <w:t>, from docx4j 11.5.9, these fonts are packaged in the following jars:</w:t>
+      </w:r>
+    </w:p>
+    <w:p>
+      <w:pPr>
+        <w:pStyle w:val="ListParagraph"/>
+        <w:numPr>
+          <w:ilvl w:val="0"/>
+          <w:numId w:val="40"/>
+        </w:numPr>
+      </w:pPr>
+      <w:r>
+        <w:t>docx4j-export-fo-fonts-croscore</w:t>
+      </w:r>
+    </w:p>
+    <w:p>
+      <w:pPr>
+        <w:pStyle w:val="ListParagraph"/>
+        <w:numPr>
+          <w:ilvl w:val="0"/>
+          <w:numId w:val="40"/>
+        </w:numPr>
+      </w:pPr>
+      <w:r>
+        <w:lastRenderedPageBreak/>
+        <w:t>docx4j-export-fo-fonts-liberation</w:t>
+      </w:r>
+      <w:r>
+        <w:t xml:space="preserve"> // omit if you added -croscore</w:t>
+      </w:r>
+    </w:p>
+    <w:p>
+      <w:pPr>
+        <w:pStyle w:val="ListParagraph"/>
+        <w:numPr>
+          <w:ilvl w:val="0"/>
+          <w:numId w:val="40"/>
+        </w:numPr>
+      </w:pPr>
+      <w:r>
+        <w:t>docx4j-export-fo-fonts-crosextra</w:t>
+      </w:r>
+    </w:p>
+    <w:p>
+      <w:r>
+        <w:t xml:space="preserve">If you add these </w:t>
+      </w:r>
+      <w:r>
+        <w:t xml:space="preserve">jars </w:t>
+      </w:r>
+      <w:r>
+        <w:t>to your classpath</w:t>
+      </w:r>
+      <w:r>
+        <w:t xml:space="preserve"> (which Maven will do automatically)</w:t>
+      </w:r>
+      <w:r>
+        <w:t xml:space="preserve">, </w:t>
+      </w:r>
+      <w:r>
+        <w:t>docx4j-export-fo can find them</w:t>
+      </w:r>
+      <w:r>
+        <w:t xml:space="preserve"> and the mappings will also be </w:t>
+      </w:r>
+      <w:r>
+        <w:t>.</w:t>
+      </w:r>
+      <w:r>
+        <w:t>added automatically.</w:t>
       </w:r>
     </w:p>
     <w:sectPr>
@@ -41882,9 +43557,9 @@
 <file path=word/numbering.xml><?xml version="1.0" encoding="utf-8"?>
 <w:numbering xmlns:wpc="http://schemas.microsoft.com/office/word/2010/wordprocessingCanvas" xmlns:cx="http://schemas.microsoft.com/office/drawing/2014/chartex" xmlns:cx1="http://schemas.microsoft.com/office/drawing/2015/9/8/chartex" xmlns:cx2="http://schemas.microsoft.com/office/drawing/2015/10/21/chartex" xmlns:cx3="http://schemas.microsoft.com/office/drawing/2016/5/9/chartex" xmlns:cx4="http://schemas.microsoft.com/office/drawing/2016/5/10/chartex" xmlns:cx5="http://schemas.microsoft.com/office/drawing/2016/5/11/chartex" xmlns:cx6="http://schemas.microsoft.com/office/drawing/2016/5/12/chartex" xmlns:cx7="http://schemas.microsoft.com/office/drawing/2016/5/13/chartex" xmlns:cx8="http://schemas.microsoft.com/office/drawing/2016/5/14/chartex" xmlns:mc="http://schemas.openxmlformats.org/markup-compatibility/2006" xmlns:aink="http://schemas.microsoft.com/office/drawing/2016/ink" xmlns:am3d="http://schemas.microsoft.com/office/drawing/2017/model3d" xmlns:o="urn:schemas-microsoft-com:office:office" xmlns:oel="http://schemas.microsoft.com/office/2019/extlst" xmlns:r="http://schemas.openxmlformats.org/officeDocument/2006/relationships" xmlns:m="http://schemas.openxmlformats.org/officeDocument/2006/math" xmlns:v="urn:schemas-microsoft-com:vml" xmlns:wp14="http://schemas.microsoft.com/office/word/2010/wordprocessingDrawing" xmlns:wp="http://schemas.openxmlformats.org/drawingml/2006/wordprocessingDrawing" xmlns:w10="urn:schemas-microsoft-com:office:word" xmlns:w="http://schemas.openxmlformats.org/wordprocessingml/2006/main" xmlns:w14="http://schemas.microsoft.com/office/word/2010/wordml" xmlns:w15="http://schemas.microsoft.com/office/word/2012/wordml" xmlns:w16cex="http://schemas.microsoft.com/office/word/2018/wordml/cex" xmlns:w16cid="http://schemas.microsoft.com/office/word/2016/wordml/cid" xmlns:w16="http://schemas.microsoft.com/office/word/2018/wordml" xmlns:w16du="http://schemas.microsoft.com/office/word/2023/wordml/word16du" xmlns:w16sdtdh="http://schemas.microsoft.com/office/word/2020/wordml/sdtdatahash" xmlns:w16sdtfl="http://schemas.microsoft.com/office/word/2024/wordml/sdtformatlock" xmlns:w16se="http://schemas.microsoft.com/office/word/2015/wordml/symex" xmlns:wpg="http://schemas.microsoft.com/office/word/2010/wordprocessingGroup" xmlns:wpi="http://schemas.microsoft.com/office/word/2010/wordprocessingInk" xmlns:wne="http://schemas.microsoft.com/office/word/2006/wordml" xmlns:wps="http://schemas.microsoft.com/office/word/2010/wordprocessingShape" mc:Ignorable="w14 w15 w16se w16cid w16 w16cex w16sdtdh w16sdtfl w16du wp14">
   <w:abstractNum w:abstractNumId="0" w15:restartNumberingAfterBreak="0">
-    <w:nsid w:val="067860D4"/>
+    <w:nsid w:val="00AC75D1"/>
     <w:multiLevelType w:val="hybridMultilevel"/>
-    <w:tmpl w:val="FE22F234"/>
+    <w:tmpl w:val="5BECDBB6"/>
     <w:lvl w:ilvl="0" w:tplc="0C090001">
       <w:start w:val="1"/>
       <w:numFmt w:val="bullet"/>
@@ -41995,6 +43670,119 @@
     </w:lvl>
   </w:abstractNum>
   <w:abstractNum w:abstractNumId="1" w15:restartNumberingAfterBreak="0">
+    <w:nsid w:val="067860D4"/>
+    <w:multiLevelType w:val="hybridMultilevel"/>
+    <w:tmpl w:val="FE22F234"/>
+    <w:lvl w:ilvl="0" w:tplc="0C090001">
+      <w:start w:val="1"/>
+      <w:numFmt w:val="bullet"/>
+      <w:lvlText w:val=""/>
+      <w:lvlJc w:val="left"/>
+      <w:pPr>
+        <w:ind w:left="720" w:hanging="360"/>
+      </w:pPr>
+      <w:rPr>
+        <w:rFonts w:ascii="Symbol" w:hAnsi="Symbol" w:hint="default"/>
+      </w:rPr>
+    </w:lvl>
+    <w:lvl w:ilvl="1" w:tplc="0C090003" w:tentative="1">
+      <w:start w:val="1"/>
+      <w:numFmt w:val="bullet"/>
+      <w:lvlText w:val="o"/>
+      <w:lvlJc w:val="left"/>
+      <w:pPr>
+        <w:ind w:left="1440" w:hanging="360"/>
+      </w:pPr>
+      <w:rPr>
+        <w:rFonts w:ascii="Courier New" w:hAnsi="Courier New" w:cs="Courier New" w:hint="default"/>
+      </w:rPr>
+    </w:lvl>
+    <w:lvl w:ilvl="2" w:tplc="0C090005" w:tentative="1">
+      <w:start w:val="1"/>
+      <w:numFmt w:val="bullet"/>
+      <w:lvlText w:val=""/>
+      <w:lvlJc w:val="left"/>
+      <w:pPr>
+        <w:ind w:left="2160" w:hanging="360"/>
+      </w:pPr>
+      <w:rPr>
+        <w:rFonts w:ascii="Wingdings" w:hAnsi="Wingdings" w:hint="default"/>
+      </w:rPr>
+    </w:lvl>
+    <w:lvl w:ilvl="3" w:tplc="0C090001" w:tentative="1">
+      <w:start w:val="1"/>
+      <w:numFmt w:val="bullet"/>
+      <w:lvlText w:val=""/>
+      <w:lvlJc w:val="left"/>
+      <w:pPr>
+        <w:ind w:left="2880" w:hanging="360"/>
+      </w:pPr>
+      <w:rPr>
+        <w:rFonts w:ascii="Symbol" w:hAnsi="Symbol" w:hint="default"/>
+      </w:rPr>
+    </w:lvl>
+    <w:lvl w:ilvl="4" w:tplc="0C090003" w:tentative="1">
+      <w:start w:val="1"/>
+      <w:numFmt w:val="bullet"/>
+      <w:lvlText w:val="o"/>
+      <w:lvlJc w:val="left"/>
+      <w:pPr>
+        <w:ind w:left="3600" w:hanging="360"/>
+      </w:pPr>
+      <w:rPr>
+        <w:rFonts w:ascii="Courier New" w:hAnsi="Courier New" w:cs="Courier New" w:hint="default"/>
+      </w:rPr>
+    </w:lvl>
+    <w:lvl w:ilvl="5" w:tplc="0C090005" w:tentative="1">
+      <w:start w:val="1"/>
+      <w:numFmt w:val="bullet"/>
+      <w:lvlText w:val=""/>
+      <w:lvlJc w:val="left"/>
+      <w:pPr>
+        <w:ind w:left="4320" w:hanging="360"/>
+      </w:pPr>
+      <w:rPr>
+        <w:rFonts w:ascii="Wingdings" w:hAnsi="Wingdings" w:hint="default"/>
+      </w:rPr>
+    </w:lvl>
+    <w:lvl w:ilvl="6" w:tplc="0C090001" w:tentative="1">
+      <w:start w:val="1"/>
+      <w:numFmt w:val="bullet"/>
+      <w:lvlText w:val=""/>
+      <w:lvlJc w:val="left"/>
+      <w:pPr>
+        <w:ind w:left="5040" w:hanging="360"/>
+      </w:pPr>
+      <w:rPr>
+        <w:rFonts w:ascii="Symbol" w:hAnsi="Symbol" w:hint="default"/>
+      </w:rPr>
+    </w:lvl>
+    <w:lvl w:ilvl="7" w:tplc="0C090003" w:tentative="1">
+      <w:start w:val="1"/>
+      <w:numFmt w:val="bullet"/>
+      <w:lvlText w:val="o"/>
+      <w:lvlJc w:val="left"/>
+      <w:pPr>
+        <w:ind w:left="5760" w:hanging="360"/>
+      </w:pPr>
+      <w:rPr>
+        <w:rFonts w:ascii="Courier New" w:hAnsi="Courier New" w:cs="Courier New" w:hint="default"/>
+      </w:rPr>
+    </w:lvl>
+    <w:lvl w:ilvl="8" w:tplc="0C090005" w:tentative="1">
+      <w:start w:val="1"/>
+      <w:numFmt w:val="bullet"/>
+      <w:lvlText w:val=""/>
+      <w:lvlJc w:val="left"/>
+      <w:pPr>
+        <w:ind w:left="6480" w:hanging="360"/>
+      </w:pPr>
+      <w:rPr>
+        <w:rFonts w:ascii="Wingdings" w:hAnsi="Wingdings" w:hint="default"/>
+      </w:rPr>
+    </w:lvl>
+  </w:abstractNum>
+  <w:abstractNum w:abstractNumId="2" w15:restartNumberingAfterBreak="0">
     <w:nsid w:val="07B13A7C"/>
     <w:multiLevelType w:val="hybridMultilevel"/>
     <w:tmpl w:val="DFE4C5AA"/>
@@ -42107,7 +43895,7 @@
       </w:rPr>
     </w:lvl>
   </w:abstractNum>
-  <w:abstractNum w:abstractNumId="2" w15:restartNumberingAfterBreak="0">
+  <w:abstractNum w:abstractNumId="3" w15:restartNumberingAfterBreak="0">
     <w:nsid w:val="095F393C"/>
     <w:multiLevelType w:val="hybridMultilevel"/>
     <w:tmpl w:val="E6782930"/>
@@ -42220,7 +44008,7 @@
       </w:rPr>
     </w:lvl>
   </w:abstractNum>
-  <w:abstractNum w:abstractNumId="3" w15:restartNumberingAfterBreak="0">
+  <w:abstractNum w:abstractNumId="4" w15:restartNumberingAfterBreak="0">
     <w:nsid w:val="09D968DF"/>
     <w:multiLevelType w:val="hybridMultilevel"/>
     <w:tmpl w:val="207A3CAC"/>
@@ -42333,7 +44121,7 @@
       </w:rPr>
     </w:lvl>
   </w:abstractNum>
-  <w:abstractNum w:abstractNumId="4" w15:restartNumberingAfterBreak="0">
+  <w:abstractNum w:abstractNumId="5" w15:restartNumberingAfterBreak="0">
     <w:nsid w:val="0CCD4E86"/>
     <w:multiLevelType w:val="hybridMultilevel"/>
     <w:tmpl w:val="73980918"/>
@@ -42446,7 +44234,7 @@
       </w:rPr>
     </w:lvl>
   </w:abstractNum>
-  <w:abstractNum w:abstractNumId="5" w15:restartNumberingAfterBreak="0">
+  <w:abstractNum w:abstractNumId="6" w15:restartNumberingAfterBreak="0">
     <w:nsid w:val="10693C6E"/>
     <w:multiLevelType w:val="hybridMultilevel"/>
     <w:tmpl w:val="3216D600"/>
@@ -42559,7 +44347,7 @@
       </w:rPr>
     </w:lvl>
   </w:abstractNum>
-  <w:abstractNum w:abstractNumId="6" w15:restartNumberingAfterBreak="0">
+  <w:abstractNum w:abstractNumId="7" w15:restartNumberingAfterBreak="0">
     <w:nsid w:val="12092889"/>
     <w:multiLevelType w:val="hybridMultilevel"/>
     <w:tmpl w:val="A6849F72"/>
@@ -42672,7 +44460,7 @@
       </w:rPr>
     </w:lvl>
   </w:abstractNum>
-  <w:abstractNum w:abstractNumId="7" w15:restartNumberingAfterBreak="0">
+  <w:abstractNum w:abstractNumId="8" w15:restartNumberingAfterBreak="0">
     <w:nsid w:val="14203731"/>
     <w:multiLevelType w:val="hybridMultilevel"/>
     <w:tmpl w:val="1CDA24F2"/>
@@ -42785,7 +44573,7 @@
       </w:rPr>
     </w:lvl>
   </w:abstractNum>
-  <w:abstractNum w:abstractNumId="8" w15:restartNumberingAfterBreak="0">
+  <w:abstractNum w:abstractNumId="9" w15:restartNumberingAfterBreak="0">
     <w:nsid w:val="144F4A79"/>
     <w:multiLevelType w:val="hybridMultilevel"/>
     <w:tmpl w:val="8A4AC4A8"/>
@@ -42898,7 +44686,7 @@
       </w:rPr>
     </w:lvl>
   </w:abstractNum>
-  <w:abstractNum w:abstractNumId="9" w15:restartNumberingAfterBreak="0">
+  <w:abstractNum w:abstractNumId="10" w15:restartNumberingAfterBreak="0">
     <w:nsid w:val="14E245EA"/>
     <w:multiLevelType w:val="hybridMultilevel"/>
     <w:tmpl w:val="AC14FABC"/>
@@ -43011,7 +44799,7 @@
       </w:rPr>
     </w:lvl>
   </w:abstractNum>
-  <w:abstractNum w:abstractNumId="10" w15:restartNumberingAfterBreak="0">
+  <w:abstractNum w:abstractNumId="11" w15:restartNumberingAfterBreak="0">
     <w:nsid w:val="15691790"/>
     <w:multiLevelType w:val="hybridMultilevel"/>
     <w:tmpl w:val="645A333C"/>
@@ -43124,7 +44912,7 @@
       </w:rPr>
     </w:lvl>
   </w:abstractNum>
-  <w:abstractNum w:abstractNumId="11" w15:restartNumberingAfterBreak="0">
+  <w:abstractNum w:abstractNumId="12" w15:restartNumberingAfterBreak="0">
     <w:nsid w:val="173A3B31"/>
     <w:multiLevelType w:val="hybridMultilevel"/>
     <w:tmpl w:val="24A06C02"/>
@@ -43237,7 +45025,7 @@
       </w:rPr>
     </w:lvl>
   </w:abstractNum>
-  <w:abstractNum w:abstractNumId="12" w15:restartNumberingAfterBreak="0">
+  <w:abstractNum w:abstractNumId="13" w15:restartNumberingAfterBreak="0">
     <w:nsid w:val="1B193685"/>
     <w:multiLevelType w:val="hybridMultilevel"/>
     <w:tmpl w:val="8AC8A90E"/>
@@ -43350,7 +45138,7 @@
       </w:rPr>
     </w:lvl>
   </w:abstractNum>
-  <w:abstractNum w:abstractNumId="13" w15:restartNumberingAfterBreak="0">
+  <w:abstractNum w:abstractNumId="14" w15:restartNumberingAfterBreak="0">
     <w:nsid w:val="1BC044AF"/>
     <w:multiLevelType w:val="hybridMultilevel"/>
     <w:tmpl w:val="1194A728"/>
@@ -43463,7 +45251,7 @@
       </w:rPr>
     </w:lvl>
   </w:abstractNum>
-  <w:abstractNum w:abstractNumId="14" w15:restartNumberingAfterBreak="0">
+  <w:abstractNum w:abstractNumId="15" w15:restartNumberingAfterBreak="0">
     <w:nsid w:val="1ED33FE0"/>
     <w:multiLevelType w:val="hybridMultilevel"/>
     <w:tmpl w:val="FF66930E"/>
@@ -43552,7 +45340,7 @@
       </w:pPr>
     </w:lvl>
   </w:abstractNum>
-  <w:abstractNum w:abstractNumId="15" w15:restartNumberingAfterBreak="0">
+  <w:abstractNum w:abstractNumId="16" w15:restartNumberingAfterBreak="0">
     <w:nsid w:val="21BD121B"/>
     <w:multiLevelType w:val="hybridMultilevel"/>
     <w:tmpl w:val="B6DE0E7A"/>
@@ -43665,7 +45453,7 @@
       </w:rPr>
     </w:lvl>
   </w:abstractNum>
-  <w:abstractNum w:abstractNumId="16" w15:restartNumberingAfterBreak="0">
+  <w:abstractNum w:abstractNumId="17" w15:restartNumberingAfterBreak="0">
     <w:nsid w:val="261E0ED2"/>
     <w:multiLevelType w:val="hybridMultilevel"/>
     <w:tmpl w:val="65C00754"/>
@@ -43751,7 +45539,7 @@
       </w:pPr>
     </w:lvl>
   </w:abstractNum>
-  <w:abstractNum w:abstractNumId="17" w15:restartNumberingAfterBreak="0">
+  <w:abstractNum w:abstractNumId="18" w15:restartNumberingAfterBreak="0">
     <w:nsid w:val="277575B3"/>
     <w:multiLevelType w:val="hybridMultilevel"/>
     <w:tmpl w:val="27DEDFB6"/>
@@ -43864,7 +45652,7 @@
       </w:rPr>
     </w:lvl>
   </w:abstractNum>
-  <w:abstractNum w:abstractNumId="18" w15:restartNumberingAfterBreak="0">
+  <w:abstractNum w:abstractNumId="19" w15:restartNumberingAfterBreak="0">
     <w:nsid w:val="2B0C1CF5"/>
     <w:multiLevelType w:val="hybridMultilevel"/>
     <w:tmpl w:val="0EF428FE"/>
@@ -43977,7 +45765,7 @@
       </w:rPr>
     </w:lvl>
   </w:abstractNum>
-  <w:abstractNum w:abstractNumId="19" w15:restartNumberingAfterBreak="0">
+  <w:abstractNum w:abstractNumId="20" w15:restartNumberingAfterBreak="0">
     <w:nsid w:val="2E9F45CF"/>
     <w:multiLevelType w:val="hybridMultilevel"/>
     <w:tmpl w:val="92066E1C"/>
@@ -44063,7 +45851,7 @@
       </w:pPr>
     </w:lvl>
   </w:abstractNum>
-  <w:abstractNum w:abstractNumId="20" w15:restartNumberingAfterBreak="0">
+  <w:abstractNum w:abstractNumId="21" w15:restartNumberingAfterBreak="0">
     <w:nsid w:val="34920B77"/>
     <w:multiLevelType w:val="hybridMultilevel"/>
     <w:tmpl w:val="1996DF24"/>
@@ -44176,7 +45964,7 @@
       </w:rPr>
     </w:lvl>
   </w:abstractNum>
-  <w:abstractNum w:abstractNumId="21" w15:restartNumberingAfterBreak="0">
+  <w:abstractNum w:abstractNumId="22" w15:restartNumberingAfterBreak="0">
     <w:nsid w:val="39A237A6"/>
     <w:multiLevelType w:val="hybridMultilevel"/>
     <w:tmpl w:val="2A58BF26"/>
@@ -44289,7 +46077,7 @@
       </w:rPr>
     </w:lvl>
   </w:abstractNum>
-  <w:abstractNum w:abstractNumId="22" w15:restartNumberingAfterBreak="0">
+  <w:abstractNum w:abstractNumId="23" w15:restartNumberingAfterBreak="0">
     <w:nsid w:val="3E9B0C65"/>
     <w:multiLevelType w:val="hybridMultilevel"/>
     <w:tmpl w:val="6B064D4E"/>
@@ -44402,7 +46190,7 @@
       </w:rPr>
     </w:lvl>
   </w:abstractNum>
-  <w:abstractNum w:abstractNumId="23" w15:restartNumberingAfterBreak="0">
+  <w:abstractNum w:abstractNumId="24" w15:restartNumberingAfterBreak="0">
     <w:nsid w:val="3EBB4F59"/>
     <w:multiLevelType w:val="hybridMultilevel"/>
     <w:tmpl w:val="8B826BEC"/>
@@ -44515,7 +46303,7 @@
       </w:rPr>
     </w:lvl>
   </w:abstractNum>
-  <w:abstractNum w:abstractNumId="24" w15:restartNumberingAfterBreak="0">
+  <w:abstractNum w:abstractNumId="25" w15:restartNumberingAfterBreak="0">
     <w:nsid w:val="43CE6A28"/>
     <w:multiLevelType w:val="hybridMultilevel"/>
     <w:tmpl w:val="C2302FEC"/>
@@ -44601,7 +46389,7 @@
       </w:pPr>
     </w:lvl>
   </w:abstractNum>
-  <w:abstractNum w:abstractNumId="25" w15:restartNumberingAfterBreak="0">
+  <w:abstractNum w:abstractNumId="26" w15:restartNumberingAfterBreak="0">
     <w:nsid w:val="451273A5"/>
     <w:multiLevelType w:val="hybridMultilevel"/>
     <w:tmpl w:val="FF66930E"/>
@@ -44690,7 +46478,7 @@
       </w:pPr>
     </w:lvl>
   </w:abstractNum>
-  <w:abstractNum w:abstractNumId="26" w15:restartNumberingAfterBreak="0">
+  <w:abstractNum w:abstractNumId="27" w15:restartNumberingAfterBreak="0">
     <w:nsid w:val="491577CA"/>
     <w:multiLevelType w:val="hybridMultilevel"/>
     <w:tmpl w:val="BA44392C"/>
@@ -44803,7 +46591,7 @@
       </w:rPr>
     </w:lvl>
   </w:abstractNum>
-  <w:abstractNum w:abstractNumId="27" w15:restartNumberingAfterBreak="0">
+  <w:abstractNum w:abstractNumId="28" w15:restartNumberingAfterBreak="0">
     <w:nsid w:val="4B791CBD"/>
     <w:multiLevelType w:val="hybridMultilevel"/>
     <w:tmpl w:val="74D2FACE"/>
@@ -44916,7 +46704,7 @@
       </w:rPr>
     </w:lvl>
   </w:abstractNum>
-  <w:abstractNum w:abstractNumId="28" w15:restartNumberingAfterBreak="0">
+  <w:abstractNum w:abstractNumId="29" w15:restartNumberingAfterBreak="0">
     <w:nsid w:val="4EE01D30"/>
     <w:multiLevelType w:val="hybridMultilevel"/>
     <w:tmpl w:val="65C00754"/>
@@ -45002,7 +46790,7 @@
       </w:pPr>
     </w:lvl>
   </w:abstractNum>
-  <w:abstractNum w:abstractNumId="29" w15:restartNumberingAfterBreak="0">
+  <w:abstractNum w:abstractNumId="30" w15:restartNumberingAfterBreak="0">
     <w:nsid w:val="5C062860"/>
     <w:multiLevelType w:val="hybridMultilevel"/>
     <w:tmpl w:val="358C8F18"/>
@@ -45115,7 +46903,7 @@
       </w:rPr>
     </w:lvl>
   </w:abstractNum>
-  <w:abstractNum w:abstractNumId="30" w15:restartNumberingAfterBreak="0">
+  <w:abstractNum w:abstractNumId="31" w15:restartNumberingAfterBreak="0">
     <w:nsid w:val="622605DB"/>
     <w:multiLevelType w:val="hybridMultilevel"/>
     <w:tmpl w:val="A6B274BA"/>
@@ -45228,7 +47016,7 @@
       </w:rPr>
     </w:lvl>
   </w:abstractNum>
-  <w:abstractNum w:abstractNumId="31" w15:restartNumberingAfterBreak="0">
+  <w:abstractNum w:abstractNumId="32" w15:restartNumberingAfterBreak="0">
     <w:nsid w:val="623F5805"/>
     <w:multiLevelType w:val="hybridMultilevel"/>
     <w:tmpl w:val="DF9622DE"/>
@@ -45341,7 +47129,7 @@
       </w:rPr>
     </w:lvl>
   </w:abstractNum>
-  <w:abstractNum w:abstractNumId="32" w15:restartNumberingAfterBreak="0">
+  <w:abstractNum w:abstractNumId="33" w15:restartNumberingAfterBreak="0">
     <w:nsid w:val="696F0BE2"/>
     <w:multiLevelType w:val="hybridMultilevel"/>
     <w:tmpl w:val="FF0E6D4C"/>
@@ -45454,7 +47242,7 @@
       </w:rPr>
     </w:lvl>
   </w:abstractNum>
-  <w:abstractNum w:abstractNumId="33" w15:restartNumberingAfterBreak="0">
+  <w:abstractNum w:abstractNumId="34" w15:restartNumberingAfterBreak="0">
     <w:nsid w:val="6C135449"/>
     <w:multiLevelType w:val="hybridMultilevel"/>
     <w:tmpl w:val="922C4E74"/>
@@ -45567,7 +47355,7 @@
       </w:rPr>
     </w:lvl>
   </w:abstractNum>
-  <w:abstractNum w:abstractNumId="34" w15:restartNumberingAfterBreak="0">
+  <w:abstractNum w:abstractNumId="35" w15:restartNumberingAfterBreak="0">
     <w:nsid w:val="73FD11CD"/>
     <w:multiLevelType w:val="hybridMultilevel"/>
     <w:tmpl w:val="8050E552"/>
@@ -45680,7 +47468,7 @@
       </w:rPr>
     </w:lvl>
   </w:abstractNum>
-  <w:abstractNum w:abstractNumId="35" w15:restartNumberingAfterBreak="0">
+  <w:abstractNum w:abstractNumId="36" w15:restartNumberingAfterBreak="0">
     <w:nsid w:val="746C19D6"/>
     <w:multiLevelType w:val="hybridMultilevel"/>
     <w:tmpl w:val="D8967B62"/>
@@ -45793,7 +47581,7 @@
       </w:rPr>
     </w:lvl>
   </w:abstractNum>
-  <w:abstractNum w:abstractNumId="36" w15:restartNumberingAfterBreak="0">
+  <w:abstractNum w:abstractNumId="37" w15:restartNumberingAfterBreak="0">
     <w:nsid w:val="75B43E43"/>
     <w:multiLevelType w:val="hybridMultilevel"/>
     <w:tmpl w:val="C5480284"/>
@@ -45906,7 +47694,7 @@
       </w:rPr>
     </w:lvl>
   </w:abstractNum>
-  <w:abstractNum w:abstractNumId="37" w15:restartNumberingAfterBreak="0">
+  <w:abstractNum w:abstractNumId="38" w15:restartNumberingAfterBreak="0">
     <w:nsid w:val="7658626E"/>
     <w:multiLevelType w:val="hybridMultilevel"/>
     <w:tmpl w:val="DB4463B4"/>
@@ -46019,7 +47807,7 @@
       </w:rPr>
     </w:lvl>
   </w:abstractNum>
-  <w:abstractNum w:abstractNumId="38" w15:restartNumberingAfterBreak="0">
+  <w:abstractNum w:abstractNumId="39" w15:restartNumberingAfterBreak="0">
     <w:nsid w:val="7A5D071C"/>
     <w:multiLevelType w:val="hybridMultilevel"/>
     <w:tmpl w:val="054C9616"/>
@@ -46133,121 +47921,124 @@
     </w:lvl>
   </w:abstractNum>
   <w:num w:numId="1" w16cid:durableId="2092585261">
+    <w:abstractNumId w:val="3"/>
+  </w:num>
+  <w:num w:numId="2" w16cid:durableId="506754715">
+    <w:abstractNumId w:val="10"/>
+  </w:num>
+  <w:num w:numId="3" w16cid:durableId="2058778681">
+    <w:abstractNumId w:val="27"/>
+  </w:num>
+  <w:num w:numId="4" w16cid:durableId="400178916">
+    <w:abstractNumId w:val="15"/>
+  </w:num>
+  <w:num w:numId="5" w16cid:durableId="1038159688">
+    <w:abstractNumId w:val="37"/>
+  </w:num>
+  <w:num w:numId="6" w16cid:durableId="1880898356">
+    <w:abstractNumId w:val="28"/>
+  </w:num>
+  <w:num w:numId="7" w16cid:durableId="1858693286">
+    <w:abstractNumId w:val="35"/>
+  </w:num>
+  <w:num w:numId="8" w16cid:durableId="1782218332">
+    <w:abstractNumId w:val="7"/>
+  </w:num>
+  <w:num w:numId="9" w16cid:durableId="2010057760">
+    <w:abstractNumId w:val="12"/>
+  </w:num>
+  <w:num w:numId="10" w16cid:durableId="2087459206">
+    <w:abstractNumId w:val="14"/>
+  </w:num>
+  <w:num w:numId="11" w16cid:durableId="946812213">
+    <w:abstractNumId w:val="11"/>
+  </w:num>
+  <w:num w:numId="12" w16cid:durableId="1182432193">
+    <w:abstractNumId w:val="6"/>
+  </w:num>
+  <w:num w:numId="13" w16cid:durableId="714551392">
+    <w:abstractNumId w:val="8"/>
+  </w:num>
+  <w:num w:numId="14" w16cid:durableId="1845969270">
+    <w:abstractNumId w:val="4"/>
+  </w:num>
+  <w:num w:numId="15" w16cid:durableId="1068724069">
+    <w:abstractNumId w:val="38"/>
+  </w:num>
+  <w:num w:numId="16" w16cid:durableId="1257127728">
+    <w:abstractNumId w:val="1"/>
+  </w:num>
+  <w:num w:numId="17" w16cid:durableId="118230123">
+    <w:abstractNumId w:val="22"/>
+  </w:num>
+  <w:num w:numId="18" w16cid:durableId="2105106907">
+    <w:abstractNumId w:val="36"/>
+  </w:num>
+  <w:num w:numId="19" w16cid:durableId="1320620346">
+    <w:abstractNumId w:val="9"/>
+  </w:num>
+  <w:num w:numId="20" w16cid:durableId="1264804948">
+    <w:abstractNumId w:val="32"/>
+  </w:num>
+  <w:num w:numId="21" w16cid:durableId="340935752">
+    <w:abstractNumId w:val="13"/>
+  </w:num>
+  <w:num w:numId="22" w16cid:durableId="88083620">
+    <w:abstractNumId w:val="5"/>
+  </w:num>
+  <w:num w:numId="23" w16cid:durableId="1518615634">
+    <w:abstractNumId w:val="18"/>
+  </w:num>
+  <w:num w:numId="24" w16cid:durableId="2049140585">
+    <w:abstractNumId w:val="30"/>
+  </w:num>
+  <w:num w:numId="25" w16cid:durableId="1652056700">
     <w:abstractNumId w:val="2"/>
   </w:num>
-  <w:num w:numId="2" w16cid:durableId="506754715">
-    <w:abstractNumId w:val="9"/>
+  <w:num w:numId="26" w16cid:durableId="100760455">
+    <w:abstractNumId w:val="39"/>
   </w:num>
-  <w:num w:numId="3" w16cid:durableId="2058778681">
+  <w:num w:numId="27" w16cid:durableId="98062207">
+    <w:abstractNumId w:val="17"/>
+  </w:num>
+  <w:num w:numId="28" w16cid:durableId="709769706">
+    <w:abstractNumId w:val="29"/>
+  </w:num>
+  <w:num w:numId="29" w16cid:durableId="1182400594">
+    <w:abstractNumId w:val="34"/>
+  </w:num>
+  <w:num w:numId="30" w16cid:durableId="922302557">
+    <w:abstractNumId w:val="31"/>
+  </w:num>
+  <w:num w:numId="31" w16cid:durableId="957183568">
     <w:abstractNumId w:val="26"/>
   </w:num>
-  <w:num w:numId="4" w16cid:durableId="400178916">
-    <w:abstractNumId w:val="14"/>
+  <w:num w:numId="32" w16cid:durableId="1794402763">
+    <w:abstractNumId w:val="19"/>
   </w:num>
-  <w:num w:numId="5" w16cid:durableId="1038159688">
-    <w:abstractNumId w:val="36"/>
+  <w:num w:numId="33" w16cid:durableId="1938906039">
+    <w:abstractNumId w:val="16"/>
   </w:num>
-  <w:num w:numId="6" w16cid:durableId="1880898356">
-    <w:abstractNumId w:val="27"/>
+  <w:num w:numId="34" w16cid:durableId="1855613473">
+    <w:abstractNumId w:val="24"/>
   </w:num>
-  <w:num w:numId="7" w16cid:durableId="1858693286">
-    <w:abstractNumId w:val="34"/>
+  <w:num w:numId="35" w16cid:durableId="262541068">
+    <w:abstractNumId w:val="33"/>
   </w:num>
-  <w:num w:numId="8" w16cid:durableId="1782218332">
-    <w:abstractNumId w:val="6"/>
+  <w:num w:numId="36" w16cid:durableId="1507600538">
+    <w:abstractNumId w:val="25"/>
   </w:num>
-  <w:num w:numId="9" w16cid:durableId="2010057760">
-    <w:abstractNumId w:val="11"/>
+  <w:num w:numId="37" w16cid:durableId="603537826">
+    <w:abstractNumId w:val="20"/>
   </w:num>
-  <w:num w:numId="10" w16cid:durableId="2087459206">
-    <w:abstractNumId w:val="13"/>
+  <w:num w:numId="38" w16cid:durableId="1934775799">
+    <w:abstractNumId w:val="23"/>
   </w:num>
-  <w:num w:numId="11" w16cid:durableId="946812213">
-    <w:abstractNumId w:val="10"/>
-  </w:num>
-  <w:num w:numId="12" w16cid:durableId="1182432193">
-    <w:abstractNumId w:val="5"/>
-  </w:num>
-  <w:num w:numId="13" w16cid:durableId="714551392">
-    <w:abstractNumId w:val="7"/>
-  </w:num>
-  <w:num w:numId="14" w16cid:durableId="1845969270">
-    <w:abstractNumId w:val="3"/>
-  </w:num>
-  <w:num w:numId="15" w16cid:durableId="1068724069">
-    <w:abstractNumId w:val="37"/>
-  </w:num>
-  <w:num w:numId="16" w16cid:durableId="1257127728">
-    <w:abstractNumId w:val="0"/>
-  </w:num>
-  <w:num w:numId="17" w16cid:durableId="118230123">
+  <w:num w:numId="39" w16cid:durableId="637565410">
     <w:abstractNumId w:val="21"/>
   </w:num>
-  <w:num w:numId="18" w16cid:durableId="2105106907">
-    <w:abstractNumId w:val="35"/>
-  </w:num>
-  <w:num w:numId="19" w16cid:durableId="1320620346">
-    <w:abstractNumId w:val="8"/>
-  </w:num>
-  <w:num w:numId="20" w16cid:durableId="1264804948">
-    <w:abstractNumId w:val="31"/>
-  </w:num>
-  <w:num w:numId="21" w16cid:durableId="340935752">
-    <w:abstractNumId w:val="12"/>
-  </w:num>
-  <w:num w:numId="22" w16cid:durableId="88083620">
-    <w:abstractNumId w:val="4"/>
-  </w:num>
-  <w:num w:numId="23" w16cid:durableId="1518615634">
-    <w:abstractNumId w:val="17"/>
-  </w:num>
-  <w:num w:numId="24" w16cid:durableId="2049140585">
-    <w:abstractNumId w:val="29"/>
-  </w:num>
-  <w:num w:numId="25" w16cid:durableId="1652056700">
-    <w:abstractNumId w:val="1"/>
-  </w:num>
-  <w:num w:numId="26" w16cid:durableId="100760455">
-    <w:abstractNumId w:val="38"/>
-  </w:num>
-  <w:num w:numId="27" w16cid:durableId="98062207">
-    <w:abstractNumId w:val="16"/>
-  </w:num>
-  <w:num w:numId="28" w16cid:durableId="709769706">
-    <w:abstractNumId w:val="28"/>
-  </w:num>
-  <w:num w:numId="29" w16cid:durableId="1182400594">
-    <w:abstractNumId w:val="33"/>
-  </w:num>
-  <w:num w:numId="30" w16cid:durableId="922302557">
-    <w:abstractNumId w:val="30"/>
-  </w:num>
-  <w:num w:numId="31" w16cid:durableId="957183568">
-    <w:abstractNumId w:val="25"/>
-  </w:num>
-  <w:num w:numId="32" w16cid:durableId="1794402763">
-    <w:abstractNumId w:val="18"/>
-  </w:num>
-  <w:num w:numId="33" w16cid:durableId="1938906039">
-    <w:abstractNumId w:val="15"/>
-  </w:num>
-  <w:num w:numId="34" w16cid:durableId="1855613473">
-    <w:abstractNumId w:val="23"/>
-  </w:num>
-  <w:num w:numId="35" w16cid:durableId="262541068">
-    <w:abstractNumId w:val="32"/>
-  </w:num>
-  <w:num w:numId="36" w16cid:durableId="1507600538">
-    <w:abstractNumId w:val="24"/>
-  </w:num>
-  <w:num w:numId="37" w16cid:durableId="603537826">
-    <w:abstractNumId w:val="19"/>
-  </w:num>
-  <w:num w:numId="38" w16cid:durableId="1934775799">
-    <w:abstractNumId w:val="22"/>
-  </w:num>
-  <w:num w:numId="39" w16cid:durableId="637565410">
-    <w:abstractNumId w:val="20"/>
+  <w:num w:numId="40" w16cid:durableId="1267467256">
+    <w:abstractNumId w:val="0"/>
   </w:num>
   <w:numIdMacAtCleanup w:val="26"/>
 </w:numbering>
@@ -46651,7 +48442,7 @@
   <w:style w:type="paragraph" w:default="1" w:styleId="Normal">
     <w:name w:val="Normal"/>
     <w:qFormat/>
-    <w:rsid w:val="00C85F32"/>
+    <w:rsid w:val="00537FF5"/>
   </w:style>
   <w:style w:type="paragraph" w:styleId="Heading1">
     <w:name w:val="heading 1"/>
@@ -47571,11 +49362,11 @@
 </file>
 
 <file path=customXml/item1.xml><?xml version="1.0" encoding="utf-8"?>
-<mypart/>
+<b:Sources xmlns:b="http://schemas.openxmlformats.org/officeDocument/2006/bibliography" xmlns="http://schemas.openxmlformats.org/officeDocument/2006/bibliography" SelectedStyle="\APA.XSL" StyleName="APA"/>
 </file>
 
 <file path=customXml/item2.xml><?xml version="1.0" encoding="utf-8"?>
-<b:Sources xmlns:b="http://schemas.openxmlformats.org/officeDocument/2006/bibliography" xmlns="http://schemas.openxmlformats.org/officeDocument/2006/bibliography" SelectedStyle="\APA.XSL" StyleName="APA"/>
+<mypart/>
 </file>
 
 <file path=customXml/item3.xml><?xml version="1.0" encoding="utf-8"?>
@@ -47591,12 +49382,6 @@
 </file>
 
 <file path=customXml/itemProps1.xml><?xml version="1.0" encoding="utf-8"?>
-<ds:datastoreItem xmlns:ds="http://schemas.openxmlformats.org/officeDocument/2006/customXml" ds:itemID="{129E683B-8798-4998-BC5B-3A6285F3BA66}">
-  <ds:schemaRefs/>
-</ds:datastoreItem>
-</file>
-
-<file path=customXml/itemProps2.xml><?xml version="1.0" encoding="utf-8"?>
 <ds:datastoreItem xmlns:ds="http://schemas.openxmlformats.org/officeDocument/2006/customXml" ds:itemID="{F28D3F12-7B11-41F1-95E4-756843F013A3}">
   <ds:schemaRefs>
     <ds:schemaRef ds:uri="http://schemas.openxmlformats.org/officeDocument/2006/bibliography"/>
@@ -47604,8 +49389,14 @@
 </ds:datastoreItem>
 </file>
 
+<file path=customXml/itemProps2.xml><?xml version="1.0" encoding="utf-8"?>
+<ds:datastoreItem xmlns:ds="http://schemas.openxmlformats.org/officeDocument/2006/customXml" ds:itemID="{129E683B-8798-4998-BC5B-3A6285F3BA66}">
+  <ds:schemaRefs/>
+</ds:datastoreItem>
+</file>
+
 <file path=customXml/itemProps3.xml><?xml version="1.0" encoding="utf-8"?>
-<ds:datastoreItem xmlns:ds="http://schemas.openxmlformats.org/officeDocument/2006/customXml" ds:itemID="{6993F598-74FB-4621-A242-6BA71A88A180}">
+<ds:datastoreItem xmlns:ds="http://schemas.openxmlformats.org/officeDocument/2006/customXml" ds:itemID="{94DA83E4-30CE-4756-BA31-36A424DCCFFE}">
   <ds:schemaRefs/>
 </ds:datastoreItem>
 </file>
@@ -47619,7 +49410,7 @@
 </file>
 
 <file path=customXml/itemProps5.xml><?xml version="1.0" encoding="utf-8"?>
-<ds:datastoreItem xmlns:ds="http://schemas.openxmlformats.org/officeDocument/2006/customXml" ds:itemID="{94DA83E4-30CE-4756-BA31-36A424DCCFFE}">
+<ds:datastoreItem xmlns:ds="http://schemas.openxmlformats.org/officeDocument/2006/customXml" ds:itemID="{6993F598-74FB-4621-A242-6BA71A88A180}">
   <ds:schemaRefs/>
 </ds:datastoreItem>
 </file>
--- a/docs/Docx4j_GettingStarted.docx
+++ b/docs/Docx4j_GettingStarted.docx
@@ -18624,12 +18624,12 @@
       <w:pPr>
         <w:pStyle w:val="Heading1"/>
       </w:pPr>
-      <w:bookmarkStart w:id="30" w:name="_Ref273525601"/>
-      <w:bookmarkStart w:id="31" w:name="_Toc217200716"/>
+      <w:bookmarkStart w:id="30" w:name="_Toc217200716"/>
+      <w:bookmarkStart w:id="31" w:name="_Ref273525601"/>
       <w:r>
         <w:t>docx4j.properties</w:t>
       </w:r>
-      <w:bookmarkEnd w:id="31"/>
+      <w:bookmarkEnd w:id="30"/>
     </w:p>
     <w:p>
       <w:r>
@@ -19430,7 +19430,7 @@
       <w:r>
         <w:t>Adding a paragraph of text</w:t>
       </w:r>
-      <w:bookmarkEnd w:id="30"/>
+      <w:bookmarkEnd w:id="31"/>
       <w:bookmarkEnd w:id="32"/>
     </w:p>
     <w:p>
@@ -26385,9 +26385,12 @@
           <w:rPr>
             <w:rStyle w:val="Hyperlink"/>
           </w:rPr>
-          <w:t>https://github.com/plutext/docx4j/blob/master/docx4j-samples-docx-export-fo/src/main/java/org/docx4j/samples/ConvertOutPDFviaXSLFO.java</w:t>
+          <w:t>https://github.com/plutext/docx4j/tree/VERSION_11_5_14/docx4j-samples-docx-export-fo/src/main/java/org/docx4j/samples</w:t>
         </w:r>
       </w:hyperlink>
+      <w:r>
+        <w:t xml:space="preserve"> </w:t>
+      </w:r>
     </w:p>
     <w:p>
       <w:r>
@@ -26654,6 +26657,256 @@
     </w:tbl>
     <w:p/>
     <w:p>
+      <w:r>
+        <w:rPr>
+          <w:b/>
+          <w:bCs/>
+        </w:rPr>
+        <w:t>High volume usage.</w:t>
+      </w:r>
+      <w:r>
+        <w:rPr>
+          <w:b/>
+          <w:bCs/>
+        </w:rPr>
+        <w:t xml:space="preserve"> </w:t>
+      </w:r>
+    </w:p>
+    <w:p>
+      <w:r>
+        <w:t>The Apache FOP project recommends reusing a FopFactory instance when rendering multiple documents during the lifetime of a JVM.</w:t>
+      </w:r>
+    </w:p>
+    <w:p>
+      <w:r>
+        <w:t>Docx4j needs to create a font configuration for FOP on a per-document basis, not just because each docx could use differing fonts, but also because font</w:t>
+      </w:r>
+      <w:r>
+        <w:t>s</w:t>
+      </w:r>
+      <w:r>
+        <w:t xml:space="preserve"> can be embedded in </w:t>
+      </w:r>
+      <w:r>
+        <w:t xml:space="preserve">a </w:t>
+      </w:r>
+      <w:r>
+        <w:t>docx</w:t>
+      </w:r>
+      <w:r>
+        <w:t xml:space="preserve"> (often licensed for use with that document and its PDF output only)</w:t>
+      </w:r>
+      <w:r>
+        <w:t>.</w:t>
+      </w:r>
+    </w:p>
+    <w:p>
+      <w:r>
+        <w:t>Here is how to create a FopFactory for use with docx4j:</w:t>
+      </w:r>
+    </w:p>
+    <w:p>
+      <w:pPr>
+        <w:rPr>
+          <w:rFonts w:ascii="Consolas" w:hAnsi="Consolas"/>
+          <w:sz w:val="16"/>
+          <w:szCs w:val="16"/>
+        </w:rPr>
+      </w:pPr>
+      <w:r>
+        <w:rPr>
+          <w:rFonts w:ascii="Consolas" w:hAnsi="Consolas"/>
+          <w:sz w:val="16"/>
+          <w:szCs w:val="16"/>
+        </w:rPr>
+        <w:tab/>
+        <w:t xml:space="preserve">FOSettings foSettings = </w:t>
+      </w:r>
+      <w:r>
+        <w:rPr>
+          <w:rFonts w:ascii="Consolas" w:hAnsi="Consolas"/>
+          <w:b/>
+          <w:bCs/>
+          <w:sz w:val="16"/>
+          <w:szCs w:val="16"/>
+        </w:rPr>
+        <w:t>new</w:t>
+      </w:r>
+      <w:r>
+        <w:rPr>
+          <w:rFonts w:ascii="Consolas" w:hAnsi="Consolas"/>
+          <w:sz w:val="16"/>
+          <w:szCs w:val="16"/>
+        </w:rPr>
+        <w:t xml:space="preserve"> FOSettings(wordMLPackage);</w:t>
+      </w:r>
+      <w:r>
+        <w:rPr>
+          <w:rFonts w:ascii="Consolas" w:hAnsi="Consolas"/>
+          <w:sz w:val="16"/>
+          <w:szCs w:val="16"/>
+        </w:rPr>
+        <w:br/>
+      </w:r>
+      <w:r>
+        <w:rPr>
+          <w:rFonts w:ascii="Consolas" w:hAnsi="Consolas"/>
+          <w:sz w:val="16"/>
+          <w:szCs w:val="16"/>
+        </w:rPr>
+        <w:tab/>
+        <w:t>FopFactoryBuilder fopFactoryBuilder = FORendererApacheFOP.</w:t>
+      </w:r>
+      <w:r>
+        <w:rPr>
+          <w:rFonts w:ascii="Consolas" w:hAnsi="Consolas"/>
+          <w:i/>
+          <w:iCs/>
+          <w:sz w:val="16"/>
+          <w:szCs w:val="16"/>
+        </w:rPr>
+        <w:t>getFopFactoryBuilder</w:t>
+      </w:r>
+      <w:r>
+        <w:rPr>
+          <w:rFonts w:ascii="Consolas" w:hAnsi="Consolas"/>
+          <w:sz w:val="16"/>
+          <w:szCs w:val="16"/>
+        </w:rPr>
+        <w:t>(foSettings);</w:t>
+      </w:r>
+      <w:r>
+        <w:rPr>
+          <w:rFonts w:ascii="Consolas" w:hAnsi="Consolas"/>
+          <w:sz w:val="16"/>
+          <w:szCs w:val="16"/>
+        </w:rPr>
+        <w:br/>
+      </w:r>
+      <w:r>
+        <w:rPr>
+          <w:rFonts w:ascii="Consolas" w:hAnsi="Consolas"/>
+          <w:sz w:val="16"/>
+          <w:szCs w:val="16"/>
+        </w:rPr>
+        <w:tab/>
+      </w:r>
+      <w:r>
+        <w:rPr>
+          <w:rFonts w:ascii="Consolas" w:hAnsi="Consolas"/>
+          <w:i/>
+          <w:iCs/>
+          <w:sz w:val="16"/>
+          <w:szCs w:val="16"/>
+        </w:rPr>
+        <w:t>fopFactory</w:t>
+      </w:r>
+      <w:r>
+        <w:rPr>
+          <w:rFonts w:ascii="Consolas" w:hAnsi="Consolas"/>
+          <w:sz w:val="16"/>
+          <w:szCs w:val="16"/>
+        </w:rPr>
+        <w:t xml:space="preserve"> = fopFactoryBuilder.build();</w:t>
+      </w:r>
+    </w:p>
+    <w:p>
+      <w:r>
+        <w:t xml:space="preserve">FopFactory </w:t>
+      </w:r>
+      <w:r>
+        <w:t xml:space="preserve">creation is cheaper than it otherwise might be, </w:t>
+      </w:r>
+      <w:r>
+        <w:t>because we specify fonts explicitly and do not let FOP auto-detect fonts (instead, that is done once by docx4j’s PhysicalFonts class</w:t>
+      </w:r>
+      <w:r>
+        <w:t>).</w:t>
+      </w:r>
+    </w:p>
+    <w:p>
+      <w:r>
+        <w:t xml:space="preserve">In typical docx4j usage, the performance difference between reusing a FopFactory and creating a new one (using FOSettings) for each export is usually modest. </w:t>
+      </w:r>
+    </w:p>
+    <w:p>
+      <w:r>
+        <w:t>Reusing the FopFactory is slightly more efficient and is also consistent with the Apache FOP project’s recommendation. From docx4j 11.5.14, this is therefore the recommended approach.</w:t>
+      </w:r>
+      <w:r>
+        <w:t xml:space="preserve"> </w:t>
+      </w:r>
+      <w:r>
+        <w:t xml:space="preserve">You should create a FopFactory </w:t>
+      </w:r>
+      <w:r>
+        <w:t xml:space="preserve">as shown above </w:t>
+      </w:r>
+      <w:r>
+        <w:t>when preparing to render the first document</w:t>
+      </w:r>
+      <w:r>
+        <w:t xml:space="preserve"> only, then re-use it.  See </w:t>
+      </w:r>
+      <w:hyperlink r:id="rId72" w:history="1">
+        <w:r>
+          <w:rPr>
+            <w:rStyle w:val="Hyperlink"/>
+          </w:rPr>
+          <w:t>https://github.com/plutext/docx4j/blob/VERSION_11_5_14/docx4j-samples-docx-export-fo/src/main/java/org/docx4j/samples/ManyThreads.java</w:t>
+        </w:r>
+      </w:hyperlink>
+      <w:r>
+        <w:t xml:space="preserve"> </w:t>
+      </w:r>
+    </w:p>
+    <w:p>
+      <w:r>
+        <w:t>When a FopFactory is reused, docx4j uses a custom PDF document handler, introduced in docx4j 11.5.14, to configure FOP fonts on a per-document basis. This avoids relying on FOP’s cached renderer configuration for font setup, while still allowing the FopFactory itself to be reused.</w:t>
+      </w:r>
+    </w:p>
+    <w:p>
+      <w:r>
+        <w:t>This custom document handler is enabled by default. You can disable it, for example if you are not reusing a FopFactory, by setting the following docx4j property:</w:t>
+      </w:r>
+    </w:p>
+    <w:p>
+      <w:pPr>
+        <w:ind w:firstLine="720"/>
+        <w:rPr>
+          <w:rFonts w:ascii="Consolas" w:hAnsi="Consolas"/>
+          <w:sz w:val="18"/>
+          <w:szCs w:val="18"/>
+        </w:rPr>
+      </w:pPr>
+      <w:r>
+        <w:rPr>
+          <w:rFonts w:ascii="Consolas" w:hAnsi="Consolas"/>
+          <w:sz w:val="18"/>
+          <w:szCs w:val="18"/>
+        </w:rPr>
+        <w:t>docx4j.convert.out.fo.renderers.</w:t>
+      </w:r>
+      <w:r>
+        <w:rPr>
+          <w:rFonts w:ascii="Consolas" w:hAnsi="Consolas"/>
+          <w:b/>
+          <w:bCs/>
+          <w:sz w:val="18"/>
+          <w:szCs w:val="18"/>
+        </w:rPr>
+        <w:t>ConfiguredPDFDocumentHandler</w:t>
+      </w:r>
+      <w:r>
+        <w:rPr>
+          <w:rFonts w:ascii="Consolas" w:hAnsi="Consolas"/>
+          <w:sz w:val="18"/>
+          <w:szCs w:val="18"/>
+        </w:rPr>
+        <w:t>=false</w:t>
+      </w:r>
+    </w:p>
+    <w:p>
       <w:pPr>
         <w:pStyle w:val="Heading1"/>
         <w:rPr>
@@ -26665,6 +26918,7 @@
         <w:rPr>
           <w:rFonts w:eastAsia="Times New Roman"/>
         </w:rPr>
+        <w:lastRenderedPageBreak/>
         <w:t>Image Handling</w:t>
       </w:r>
       <w:r>
@@ -27793,7 +28047,6 @@
           <w:sz w:val="18"/>
           <w:szCs w:val="18"/>
         </w:rPr>
-        <w:lastRenderedPageBreak/>
         <w:tab/>
       </w:r>
       <w:r>
@@ -29156,6 +29409,7 @@
           <w:sz w:val="18"/>
           <w:szCs w:val="18"/>
         </w:rPr>
+        <w:lastRenderedPageBreak/>
         <w:tab/>
       </w:r>
       <w:r>
@@ -31209,7 +31463,6 @@
     </w:p>
     <w:p>
       <w:r>
-        <w:lastRenderedPageBreak/>
         <w:t xml:space="preserve">Note the name </w:t>
       </w:r>
       <w:r>
@@ -31264,6 +31517,7 @@
         </w:numPr>
       </w:pPr>
       <w:r>
+        <w:lastRenderedPageBreak/>
         <w:t>a relationship, in the relationships part of the main document part (or header part etc).  This relationship includes:</w:t>
       </w:r>
     </w:p>
@@ -31473,7 +31727,7 @@
       <w:r>
         <w:t xml:space="preserve">See the pptx4j </w:t>
       </w:r>
-      <w:hyperlink r:id="rId72" w:history="1">
+      <w:hyperlink r:id="rId73" w:history="1">
         <w:r>
           <w:rPr>
             <w:rStyle w:val="Hyperlink"/>
@@ -31589,7 +31843,6 @@
           <w:szCs w:val="16"/>
           <w:lang w:val="en-US"/>
         </w:rPr>
-        <w:lastRenderedPageBreak/>
         <w:t>/**</w:t>
       </w:r>
     </w:p>
@@ -32027,6 +32280,7 @@
         </w:numPr>
       </w:pPr>
       <w:r>
+        <w:lastRenderedPageBreak/>
         <w:t>WordprocessingMLPackage</w:t>
       </w:r>
       <w:r>
@@ -32191,7 +32445,7 @@
         </w:rPr>
         <w:t xml:space="preserve">For the documents4j approach, please see </w:t>
       </w:r>
-      <w:hyperlink r:id="rId73" w:history="1">
+      <w:hyperlink r:id="rId74" w:history="1">
         <w:r>
           <w:rPr>
             <w:rStyle w:val="Hyperlink"/>
@@ -32216,7 +32470,7 @@
         </w:rPr>
         <w:t xml:space="preserve">That example is for Word running locally.  If you run Word remotely, please see the comments at </w:t>
       </w:r>
-      <w:hyperlink r:id="rId74" w:anchor="L61" w:history="1">
+      <w:hyperlink r:id="rId75" w:anchor="L61" w:history="1">
         <w:r>
           <w:rPr>
             <w:rStyle w:val="Hyperlink"/>
@@ -32239,7 +32493,7 @@
         </w:rPr>
         <w:t xml:space="preserve">The "pure Java" approach uses export-fo.  For an example using this approach, please see </w:t>
       </w:r>
-      <w:hyperlink r:id="rId75" w:history="1">
+      <w:hyperlink r:id="rId76" w:history="1">
         <w:r>
           <w:rPr>
             <w:rStyle w:val="Hyperlink"/>
@@ -32268,7 +32522,6 @@
     </w:p>
     <w:p>
       <w:r>
-        <w:lastRenderedPageBreak/>
         <w:t>Where docx4j or other code is used to modify the document, the TOC may need updating since page numbers may be wrong, or entries added, deleted or modified.</w:t>
       </w:r>
     </w:p>
@@ -32295,6 +32548,7 @@
       <w:bookmarkStart w:id="55" w:name="_Toc403733684"/>
       <w:bookmarkStart w:id="56" w:name="_Toc217200737"/>
       <w:r>
+        <w:lastRenderedPageBreak/>
         <w:t>Field background</w:t>
       </w:r>
       <w:bookmarkEnd w:id="55"/>
@@ -33584,7 +33838,7 @@
                     </pic:cNvPicPr>
                   </pic:nvPicPr>
                   <pic:blipFill>
-                    <a:blip r:embed="rId76">
+                    <a:blip r:embed="rId77">
                       <a:extLst>
                         <a:ext uri="{28A0092B-C50C-407E-A947-70E740481C1C}">
                           <a14:useLocalDpi xmlns:a14="http://schemas.microsoft.com/office/drawing/2010/main" val="0"/>
@@ -36493,7 +36747,7 @@
       <w:r>
         <w:t xml:space="preserve">.  (This approach supersedes Word's legacy mail merge fields.  Simple VBA for migrating a document is available at </w:t>
       </w:r>
-      <w:hyperlink r:id="rId77" w:history="1">
+      <w:hyperlink r:id="rId78" w:history="1">
         <w:r>
           <w:rPr>
             <w:rStyle w:val="Hyperlink"/>
@@ -37555,7 +37809,7 @@
       <w:r>
         <w:t xml:space="preserve">docx4j contains a mechanism for processing conditional content controls and repeats.  See </w:t>
       </w:r>
-      <w:hyperlink r:id="rId78" w:history="1">
+      <w:hyperlink r:id="rId79" w:history="1">
         <w:r>
           <w:rPr>
             <w:rStyle w:val="Hyperlink"/>
@@ -37625,7 +37879,7 @@
       <w:r>
         <w:t xml:space="preserve">the Word Add-In from </w:t>
       </w:r>
-      <w:hyperlink r:id="rId79" w:history="1">
+      <w:hyperlink r:id="rId80" w:history="1">
         <w:r>
           <w:rPr>
             <w:rStyle w:val="Hyperlink"/>
@@ -37994,15 +38248,15 @@
           <w:szCs w:val="18"/>
         </w:rPr>
       </w:pPr>
-      <w:bookmarkStart w:id="75" w:name="_Ref273527051"/>
-      <w:bookmarkStart w:id="76" w:name="_Toc217200753"/>
+      <w:bookmarkStart w:id="75" w:name="_Toc217200753"/>
+      <w:bookmarkStart w:id="76" w:name="_Ref273527051"/>
       <w:r>
         <w:rPr>
           <w:lang w:val="de-DE"/>
         </w:rPr>
         <w:t>javax.xml.bind.JAXBElement</w:t>
       </w:r>
-      <w:bookmarkEnd w:id="76"/>
+      <w:bookmarkEnd w:id="75"/>
     </w:p>
     <w:p>
       <w:r>
@@ -38172,7 +38426,7 @@
       <w:r>
         <w:t>@XmlRootElement</w:t>
       </w:r>
-      <w:bookmarkEnd w:id="75"/>
+      <w:bookmarkEnd w:id="76"/>
       <w:bookmarkEnd w:id="77"/>
     </w:p>
     <w:p>
@@ -39146,7 +39400,7 @@
       <w:r>
         <w:t xml:space="preserve">The easiest way is to use the </w:t>
       </w:r>
-      <w:hyperlink r:id="rId80" w:history="1">
+      <w:hyperlink r:id="rId81" w:history="1">
         <w:r>
           <w:rPr>
             <w:rStyle w:val="Hyperlink"/>
@@ -39215,7 +39469,7 @@
         </w:rPr>
         <w:t> </w:t>
       </w:r>
-      <w:hyperlink r:id="rId81" w:history="1">
+      <w:hyperlink r:id="rId82" w:history="1">
         <w:r>
           <w:rPr>
             <w:rStyle w:val="Hyperlink"/>
@@ -39369,7 +39623,7 @@
         </w:rPr>
         <w:t xml:space="preserve">To try it, visit </w:t>
       </w:r>
-      <w:hyperlink r:id="rId82" w:history="1">
+      <w:hyperlink r:id="rId83" w:history="1">
         <w:r>
           <w:rPr>
             <w:rStyle w:val="Hyperlink"/>
@@ -39601,7 +39855,7 @@
       <w:r>
         <w:t xml:space="preserve"> priority support from </w:t>
       </w:r>
-      <w:hyperlink r:id="rId83" w:history="1">
+      <w:hyperlink r:id="rId84" w:history="1">
         <w:r>
           <w:rPr>
             <w:rStyle w:val="Hyperlink"/>
@@ -39655,7 +39909,7 @@
       <w:r>
         <w:t xml:space="preserve">XML pretty printed using </w:t>
       </w:r>
-      <w:hyperlink r:id="rId84" w:history="1">
+      <w:hyperlink r:id="rId85" w:history="1">
         <w:r>
           <w:rPr>
             <w:color w:val="0000FF"/>
@@ -39679,7 +39933,7 @@
       <w:r>
         <w:t xml:space="preserve">Java source code formatted using </w:t>
       </w:r>
-      <w:hyperlink r:id="rId85" w:history="1">
+      <w:hyperlink r:id="rId86" w:history="1">
         <w:r>
           <w:rPr>
             <w:rStyle w:val="Hyperlink"/>
@@ -39722,7 +39976,7 @@
       <w:r>
         <w:t xml:space="preserve">Unless you have paid for support, general “How do I” type questions should be posted directly to the </w:t>
       </w:r>
-      <w:hyperlink r:id="rId86" w:history="1">
+      <w:hyperlink r:id="rId87" w:history="1">
         <w:r>
           <w:rPr>
             <w:rStyle w:val="Hyperlink"/>
@@ -39741,7 +39995,7 @@
       <w:r>
         <w:t xml:space="preserve">Plutext can be contacted at either </w:t>
       </w:r>
-      <w:hyperlink r:id="rId87" w:history="1">
+      <w:hyperlink r:id="rId88" w:history="1">
         <w:r>
           <w:rPr>
             <w:rStyle w:val="Hyperlink"/>
@@ -39752,7 +40006,7 @@
       <w:r>
         <w:t xml:space="preserve">, or </w:t>
       </w:r>
-      <w:hyperlink r:id="rId88" w:history="1">
+      <w:hyperlink r:id="rId89" w:history="1">
         <w:r>
           <w:rPr>
             <w:rStyle w:val="Hyperlink"/>
@@ -41698,7 +41952,7 @@
       <w:r>
         <w:t xml:space="preserve">Typically you map the base name, for example “Liberation Sans”, not “Liberation Sans Regular” or “Bold”.  </w:t>
       </w:r>
-      <w:hyperlink r:id="rId89" w:history="1">
+      <w:hyperlink r:id="rId90" w:history="1">
         <w:r>
           <w:rPr>
             <w:rStyle w:val="Hyperlink"/>
@@ -41721,7 +41975,7 @@
       <w:r>
         <w:t xml:space="preserve">You can use </w:t>
       </w:r>
-      <w:hyperlink r:id="rId90" w:history="1">
+      <w:hyperlink r:id="rId91" w:history="1">
         <w:r>
           <w:rPr>
             <w:rStyle w:val="Hyperlink"/>
@@ -43394,6 +43648,7 @@
         <w:docPartUnique/>
       </w:docPartObj>
     </w:sdtPr>
+    <w:sdtEndPr/>
     <w:sdtContent>
       <w:p>
         <w:pPr>
@@ -48442,7 +48697,7 @@
   <w:style w:type="paragraph" w:default="1" w:styleId="Normal">
     <w:name w:val="Normal"/>
     <w:qFormat/>
-    <w:rsid w:val="00537FF5"/>
+    <w:rsid w:val="009A4A0F"/>
   </w:style>
   <w:style w:type="paragraph" w:styleId="Heading1">
     <w:name w:val="heading 1"/>
@@ -49362,11 +49617,11 @@
 </file>
 
 <file path=customXml/item1.xml><?xml version="1.0" encoding="utf-8"?>
-<b:Sources xmlns:b="http://schemas.openxmlformats.org/officeDocument/2006/bibliography" xmlns="http://schemas.openxmlformats.org/officeDocument/2006/bibliography" SelectedStyle="\APA.XSL" StyleName="APA"/>
+<mypart/>
 </file>
 
 <file path=customXml/item2.xml><?xml version="1.0" encoding="utf-8"?>
-<mypart/>
+<b:Sources xmlns:b="http://schemas.openxmlformats.org/officeDocument/2006/bibliography" xmlns="http://schemas.openxmlformats.org/officeDocument/2006/bibliography" SelectedStyle="\APA.XSL" StyleName="APA"/>
 </file>
 
 <file path=customXml/item3.xml><?xml version="1.0" encoding="utf-8"?>
@@ -49382,6 +49637,12 @@
 </file>
 
 <file path=customXml/itemProps1.xml><?xml version="1.0" encoding="utf-8"?>
+<ds:datastoreItem xmlns:ds="http://schemas.openxmlformats.org/officeDocument/2006/customXml" ds:itemID="{129E683B-8798-4998-BC5B-3A6285F3BA66}">
+  <ds:schemaRefs/>
+</ds:datastoreItem>
+</file>
+
+<file path=customXml/itemProps2.xml><?xml version="1.0" encoding="utf-8"?>
 <ds:datastoreItem xmlns:ds="http://schemas.openxmlformats.org/officeDocument/2006/customXml" ds:itemID="{F28D3F12-7B11-41F1-95E4-756843F013A3}">
   <ds:schemaRefs>
     <ds:schemaRef ds:uri="http://schemas.openxmlformats.org/officeDocument/2006/bibliography"/>
@@ -49389,14 +49650,8 @@
 </ds:datastoreItem>
 </file>
 
-<file path=customXml/itemProps2.xml><?xml version="1.0" encoding="utf-8"?>
-<ds:datastoreItem xmlns:ds="http://schemas.openxmlformats.org/officeDocument/2006/customXml" ds:itemID="{129E683B-8798-4998-BC5B-3A6285F3BA66}">
-  <ds:schemaRefs/>
-</ds:datastoreItem>
-</file>
-
 <file path=customXml/itemProps3.xml><?xml version="1.0" encoding="utf-8"?>
-<ds:datastoreItem xmlns:ds="http://schemas.openxmlformats.org/officeDocument/2006/customXml" ds:itemID="{94DA83E4-30CE-4756-BA31-36A424DCCFFE}">
+<ds:datastoreItem xmlns:ds="http://schemas.openxmlformats.org/officeDocument/2006/customXml" ds:itemID="{6993F598-74FB-4621-A242-6BA71A88A180}">
   <ds:schemaRefs/>
 </ds:datastoreItem>
 </file>
@@ -49410,7 +49665,7 @@
 </file>
 
 <file path=customXml/itemProps5.xml><?xml version="1.0" encoding="utf-8"?>
-<ds:datastoreItem xmlns:ds="http://schemas.openxmlformats.org/officeDocument/2006/customXml" ds:itemID="{6993F598-74FB-4621-A242-6BA71A88A180}">
+<ds:datastoreItem xmlns:ds="http://schemas.openxmlformats.org/officeDocument/2006/customXml" ds:itemID="{94DA83E4-30CE-4756-BA31-36A424DCCFFE}">
   <ds:schemaRefs/>
 </ds:datastoreItem>
 </file>
--- a/docs/Docx4j_GettingStarted.docx
+++ b/docs/Docx4j_GettingStarted.docx
@@ -5525,156 +5525,54 @@
         <w:rPr>
           <w:b/>
         </w:rPr>
-        <w:t>8.</w:t>
+        <w:t>11.</w:t>
       </w:r>
       <w:r>
         <w:rPr>
           <w:b/>
         </w:rPr>
-        <w:t>3.</w:t>
+        <w:t>5</w:t>
       </w:r>
       <w:r>
         <w:rPr>
           <w:b/>
         </w:rPr>
-        <w:t xml:space="preserve">x </w:t>
+        <w:t>.x</w:t>
+      </w:r>
+      <w:r>
+        <w:rPr>
+          <w:b/>
+        </w:rPr>
+        <w:t xml:space="preserve"> </w:t>
       </w:r>
       <w:r>
         <w:rPr>
           <w:bCs/>
         </w:rPr>
-        <w:t xml:space="preserve">and </w:t>
+        <w:t>and</w:t>
       </w:r>
       <w:r>
         <w:rPr>
           <w:b/>
         </w:rPr>
-        <w:t>11.</w:t>
-      </w:r>
-      <w:r>
-        <w:rPr>
-          <w:b/>
-        </w:rPr>
-        <w:t>5</w:t>
-      </w:r>
-      <w:r>
-        <w:rPr>
-          <w:b/>
-        </w:rPr>
-        <w:t>.x</w:t>
-      </w:r>
-      <w:r>
-        <w:t>.</w:t>
-      </w:r>
-      <w:r>
-        <w:t xml:space="preserve">  The </w:t>
-      </w:r>
-      <w:r>
-        <w:t>8</w:t>
-      </w:r>
-      <w:r>
-        <w:t>.x series will be the last series to run under Java 1.</w:t>
-      </w:r>
-      <w:r>
-        <w:t>8</w:t>
-      </w:r>
-      <w:r>
-        <w:t xml:space="preserve"> (hence the name)</w:t>
-      </w:r>
-      <w:r>
-        <w:t>; the 11.</w:t>
-      </w:r>
-      <w:r>
-        <w:t>5</w:t>
-      </w:r>
-      <w:r>
-        <w:t xml:space="preserve"> series is for Java 11 and later.</w:t>
-      </w:r>
-      <w:r>
-        <w:t xml:space="preserve"> </w:t>
-      </w:r>
-    </w:p>
-    <w:p>
-      <w:r>
-        <w:t xml:space="preserve">The most significant change in the </w:t>
-      </w:r>
-      <w:r>
-        <w:rPr>
-          <w:b/>
-          <w:bCs/>
-        </w:rPr>
-        <w:t>11.</w:t>
-      </w:r>
-      <w:r>
-        <w:rPr>
-          <w:b/>
-          <w:bCs/>
-        </w:rPr>
-        <w:t>5</w:t>
-      </w:r>
-      <w:r>
-        <w:rPr>
-          <w:b/>
-          <w:bCs/>
-        </w:rPr>
-        <w:t xml:space="preserve"> series</w:t>
-      </w:r>
-      <w:r>
-        <w:t xml:space="preserve"> is that it </w:t>
-      </w:r>
-      <w:r>
-        <w:rPr>
-          <w:b/>
-          <w:bCs/>
-        </w:rPr>
-        <w:t xml:space="preserve">uses Jakarta XML Binding API </w:t>
-      </w:r>
-      <w:r>
-        <w:rPr>
-          <w:b/>
-          <w:bCs/>
-        </w:rPr>
-        <w:t>4</w:t>
-      </w:r>
-      <w:r>
-        <w:rPr>
-          <w:b/>
-          <w:bCs/>
-        </w:rPr>
-        <w:t>.0</w:t>
-      </w:r>
-      <w:r>
-        <w:t xml:space="preserve">, as opposed to JAXB 2.x used in </w:t>
-      </w:r>
-      <w:r>
-        <w:t>docx4j 8.x</w:t>
-      </w:r>
-      <w:r>
-        <w:t xml:space="preserve"> (which import javax.xml.bind.*). Since this release uses </w:t>
-      </w:r>
-      <w:r>
-        <w:rPr>
-          <w:b/>
-          <w:bCs/>
-        </w:rPr>
-        <w:t>jakarta.xml.bind</w:t>
-      </w:r>
-      <w:r>
-        <w:t>, rather than javax.xml.bind, if you have existing code which imports javax.xml.bind, you'll need to search/replace across your code base, replacing javax.xml.bind with jakarta.xml.bind. You'll also need to replace your JAXB jars (which Maven will do for you automatically; otherwise get them from the relevant zip file).</w:t>
-      </w:r>
-      <w:r>
-        <w:t xml:space="preserve">.  </w:t>
-      </w:r>
-    </w:p>
-    <w:p>
-      <w:r>
-        <w:t>We recommend you adopt the 11.</w:t>
-      </w:r>
-      <w:r>
-        <w:t>5</w:t>
-      </w:r>
-      <w:r>
-        <w:t xml:space="preserve"> series:</w:t>
+        <w:t xml:space="preserve"> 17.x</w:t>
+      </w:r>
+      <w:r>
+        <w:t xml:space="preserve">, both of which are for </w:t>
+      </w:r>
+      <w:r>
+        <w:t xml:space="preserve">Java 11 and later. </w:t>
+      </w:r>
+      <w:r>
+        <w:t xml:space="preserve">  </w:t>
+      </w:r>
+    </w:p>
+    <w:p>
+      <w:r>
+        <w:t>Version numbering jumped from 11.5.14 to 17.0.0</w:t>
+      </w:r>
+      <w:r>
+        <w:t xml:space="preserve"> in part because of the following API changes:</w:t>
       </w:r>
     </w:p>
     <w:p>
@@ -5682,14 +5580,11 @@
         <w:pStyle w:val="ListParagraph"/>
         <w:numPr>
           <w:ilvl w:val="0"/>
-          <w:numId w:val="34"/>
+          <w:numId w:val="41"/>
         </w:numPr>
       </w:pPr>
       <w:r>
-        <w:t xml:space="preserve">Changes are made to this release series first, </w:t>
-      </w:r>
-      <w:r>
-        <w:t xml:space="preserve">and may or may not be back-ported </w:t>
+        <w:t xml:space="preserve">old methods getEGBlockLevelElts, getParagraphContent, getRunContent have been replaced with getContent; </w:t>
       </w:r>
     </w:p>
     <w:p>
@@ -5697,63 +5592,46 @@
         <w:pStyle w:val="ListParagraph"/>
         <w:numPr>
           <w:ilvl w:val="0"/>
-          <w:numId w:val="34"/>
+          <w:numId w:val="41"/>
         </w:numPr>
       </w:pPr>
       <w:r>
-        <w:t>It supports the recent Java long term releases:</w:t>
+        <w:t xml:space="preserve">ArrayListWml, ArrayListDml, ArrayListVml, and ArrayListMce have been replaced by a single ArrayListDocx4j class; </w:t>
       </w:r>
     </w:p>
     <w:p>
       <w:pPr>
         <w:pStyle w:val="ListParagraph"/>
         <w:numPr>
-          <w:ilvl w:val="1"/>
-          <w:numId w:val="34"/>
+          <w:ilvl w:val="0"/>
+          <w:numId w:val="41"/>
         </w:numPr>
       </w:pPr>
       <w:r>
-        <w:t>Java 11 (released Sept 2018)</w:t>
-      </w:r>
-    </w:p>
-    <w:p>
-      <w:pPr>
-        <w:pStyle w:val="ListParagraph"/>
-        <w:numPr>
-          <w:ilvl w:val="1"/>
-          <w:numId w:val="34"/>
-        </w:numPr>
-      </w:pPr>
-      <w:r>
-        <w:t>Java 17 (released Sept 2021),</w:t>
-      </w:r>
-    </w:p>
-    <w:p>
-      <w:pPr>
-        <w:pStyle w:val="ListParagraph"/>
-        <w:numPr>
-          <w:ilvl w:val="1"/>
-          <w:numId w:val="34"/>
-        </w:numPr>
-      </w:pPr>
-      <w:r>
-        <w:t>Java 21 (released Sept 2023),</w:t>
-      </w:r>
-    </w:p>
-    <w:p>
-      <w:pPr>
-        <w:pStyle w:val="ListParagraph"/>
-        <w:numPr>
-          <w:ilvl w:val="1"/>
-          <w:numId w:val="34"/>
-        </w:numPr>
-      </w:pPr>
-      <w:r>
-        <w:t>Java 25 (released Sept 2025),</w:t>
-      </w:r>
-      <w:r>
-        <w:br/>
-        <w:t>(as well as the non LTS versions after Java 11)</w:t>
+        <w:t>org.jvnet.jaxb2_commons.ppp.Child is now org.jvnet.jaxb.lang.Child</w:t>
+      </w:r>
+    </w:p>
+    <w:p>
+      <w:r>
+        <w:t>This guide</w:t>
+      </w:r>
+      <w:r>
+        <w:t xml:space="preserve"> is also applicable for the most part to </w:t>
+      </w:r>
+      <w:r>
+        <w:rPr>
+          <w:b/>
+        </w:rPr>
+        <w:t xml:space="preserve">8.3.x </w:t>
+      </w:r>
+      <w:r>
+        <w:rPr>
+          <w:bCs/>
+        </w:rPr>
+        <w:t xml:space="preserve">which now in 2026 is considered obsolete.  </w:t>
+      </w:r>
+      <w:r>
+        <w:t xml:space="preserve">The 8.x series was the last series to run under Java 1.8 (hence the name) </w:t>
       </w:r>
     </w:p>
     <w:p>
@@ -5774,7 +5652,6 @@
     </w:p>
     <w:p>
       <w:r>
-        <w:lastRenderedPageBreak/>
         <w:t xml:space="preserve">There is also a handy 1 page summary at </w:t>
       </w:r>
       <w:hyperlink r:id="rId13" w:history="1">
@@ -5793,40 +5670,12 @@
       </w:r>
     </w:p>
     <w:p>
-      <w:r>
-        <w:t xml:space="preserve">The most up to date copy of this document is in English.  </w:t>
-      </w:r>
-      <w:r>
-        <w:t>There is also a</w:t>
-      </w:r>
-      <w:r>
-        <w:t>n old now outdated</w:t>
-      </w:r>
-      <w:r>
-        <w:t xml:space="preserve"> Russian version.  </w:t>
-      </w:r>
-      <w:r>
-        <w:t xml:space="preserve">From time to time, it </w:t>
-      </w:r>
-      <w:r>
-        <w:t xml:space="preserve">may be </w:t>
-      </w:r>
-      <w:r>
-        <w:t xml:space="preserve">machine translated into other languages. </w:t>
-      </w:r>
-      <w:r>
-        <w:t xml:space="preserve"> Please let us know if you are interested in writing some basic documentation in your own language (either as a contribution, or for a fee).</w:t>
-      </w:r>
-      <w:r>
-        <w:t xml:space="preserve"> </w:t>
-      </w:r>
-    </w:p>
-    <w:p>
       <w:pPr>
         <w:pStyle w:val="Heading1"/>
       </w:pPr>
       <w:bookmarkStart w:id="0" w:name="_Toc217200687"/>
       <w:r>
+        <w:lastRenderedPageBreak/>
         <w:t>What is docx4j?</w:t>
       </w:r>
       <w:bookmarkEnd w:id="0"/>
@@ -6041,7 +5890,6 @@
       </w:pPr>
       <w:bookmarkStart w:id="1" w:name="_Toc217200688"/>
       <w:r>
-        <w:lastRenderedPageBreak/>
         <w:t>What sorts of things can you do with docx4j?</w:t>
       </w:r>
       <w:bookmarkEnd w:id="1"/>
@@ -6127,6 +5975,7 @@
         </w:numPr>
       </w:pPr>
       <w:r>
+        <w:lastRenderedPageBreak/>
         <w:t>Do all this on Android.</w:t>
       </w:r>
     </w:p>
@@ -6270,7 +6119,6 @@
       </w:pPr>
       <w:bookmarkStart w:id="4" w:name="_Toc217200691"/>
       <w:r>
-        <w:lastRenderedPageBreak/>
         <w:t>docx4j.NET</w:t>
       </w:r>
       <w:bookmarkEnd w:id="4"/>
@@ -6370,6 +6218,7 @@
         </w:numPr>
       </w:pPr>
       <w:r>
+        <w:lastRenderedPageBreak/>
         <w:t>Where you need to work in both Java and .NET, and want to use a single API in both environments</w:t>
       </w:r>
     </w:p>
@@ -6592,45 +6441,45 @@
       </w:pPr>
       <w:bookmarkStart w:id="6" w:name="_Toc217200693"/>
       <w:r>
+        <w:t>Handling legacy binary .doc files</w:t>
+      </w:r>
+      <w:bookmarkEnd w:id="6"/>
+    </w:p>
+    <w:p>
+      <w:r>
+        <w:t xml:space="preserve">An effective approach is to use </w:t>
+      </w:r>
+      <w:r>
+        <w:t xml:space="preserve">LibreOffice or </w:t>
+      </w:r>
+      <w:r>
+        <w:t xml:space="preserve">OpenOffice (via jodconverter) to convert the doc to docx, which docx4j can then process.  If you need to return a binary .doc, </w:t>
+      </w:r>
+      <w:r>
+        <w:t xml:space="preserve">LibreOffice or </w:t>
+      </w:r>
+      <w:r>
+        <w:t>OpenOffice/jodconverter can convert the docx back to .doc.</w:t>
+      </w:r>
+    </w:p>
+    <w:p>
+      <w:r>
+        <w:t>With 8.2.0, docx4j can also convert binary .doc or RTF to docx, using Microsoft Word courtesy of documents4j.   The sub-projects docx4j-documents4j-local and docx4j-documents4j-remote provide an interface to documents4j which is convenient for docx4j users.</w:t>
+      </w:r>
+    </w:p>
+    <w:p>
+      <w:pPr>
+        <w:pStyle w:val="Heading1"/>
+        <w:rPr>
+          <w:rFonts w:eastAsia="Times New Roman"/>
+        </w:rPr>
+      </w:pPr>
+      <w:bookmarkStart w:id="7" w:name="_Toc217200694"/>
+      <w:r>
+        <w:rPr>
+          <w:rFonts w:eastAsia="Times New Roman"/>
+        </w:rPr>
         <w:lastRenderedPageBreak/>
-        <w:t>Handling legacy binary .doc files</w:t>
-      </w:r>
-      <w:bookmarkEnd w:id="6"/>
-    </w:p>
-    <w:p>
-      <w:r>
-        <w:t xml:space="preserve">An effective approach is to use </w:t>
-      </w:r>
-      <w:r>
-        <w:t xml:space="preserve">LibreOffice or </w:t>
-      </w:r>
-      <w:r>
-        <w:t xml:space="preserve">OpenOffice (via jodconverter) to convert the doc to docx, which docx4j can then process.  If you need to return a binary .doc, </w:t>
-      </w:r>
-      <w:r>
-        <w:t xml:space="preserve">LibreOffice or </w:t>
-      </w:r>
-      <w:r>
-        <w:t>OpenOffice/jodconverter can convert the docx back to .doc.</w:t>
-      </w:r>
-    </w:p>
-    <w:p>
-      <w:r>
-        <w:t>With 8.2.0, docx4j can also convert binary .doc or RTF to docx, using Microsoft Word courtesy of documents4j.   The sub-projects docx4j-documents4j-local and docx4j-documents4j-remote provide an interface to documents4j which is convenient for docx4j users.</w:t>
-      </w:r>
-    </w:p>
-    <w:p>
-      <w:pPr>
-        <w:pStyle w:val="Heading1"/>
-        <w:rPr>
-          <w:rFonts w:eastAsia="Times New Roman"/>
-        </w:rPr>
-      </w:pPr>
-      <w:bookmarkStart w:id="7" w:name="_Toc217200694"/>
-      <w:r>
-        <w:rPr>
-          <w:rFonts w:eastAsia="Times New Roman"/>
-        </w:rPr>
         <w:t>Getting Help: the docx4j forum</w:t>
       </w:r>
       <w:bookmarkEnd w:id="7"/>
@@ -6813,7 +6662,6 @@
         </w:numPr>
       </w:pPr>
       <w:r>
-        <w:lastRenderedPageBreak/>
         <w:t xml:space="preserve">the JAXB in Java 8 implementation; to use this, you need the </w:t>
       </w:r>
       <w:r>
@@ -6843,154 +6691,253 @@
     </w:p>
     <w:p>
       <w:r>
+        <w:t>This table shows which docx4j versions align with JAXB spec versions:</w:t>
+      </w:r>
+    </w:p>
+    <w:tbl>
+      <w:tblPr>
+        <w:tblStyle w:val="TableGrid"/>
+        <w:tblW w:w="0" w:type="auto"/>
+        <w:tblInd w:w="675" w:type="dxa"/>
+        <w:tblLook w:val="04A0" w:firstRow="1" w:lastRow="0" w:firstColumn="1" w:lastColumn="0" w:noHBand="0" w:noVBand="1"/>
+      </w:tblPr>
+      <w:tblGrid>
+        <w:gridCol w:w="2517"/>
+        <w:gridCol w:w="3192"/>
+        <w:gridCol w:w="2371"/>
+      </w:tblGrid>
+      <w:tr>
+        <w:tc>
+          <w:tcPr>
+            <w:tcW w:w="2517" w:type="dxa"/>
+            <w:shd w:val="clear" w:color="auto" w:fill="D9D9D9" w:themeFill="background1" w:themeFillShade="D9"/>
+          </w:tcPr>
+          <w:p>
+            <w:pPr>
+              <w:rPr>
+                <w:b/>
+                <w:bCs/>
+              </w:rPr>
+            </w:pPr>
+            <w:r>
+              <w:rPr>
+                <w:b/>
+                <w:bCs/>
+              </w:rPr>
+              <w:t>JAXB version</w:t>
+            </w:r>
+          </w:p>
+        </w:tc>
+        <w:tc>
+          <w:tcPr>
+            <w:tcW w:w="3192" w:type="dxa"/>
+            <w:shd w:val="clear" w:color="auto" w:fill="D9D9D9" w:themeFill="background1" w:themeFillShade="D9"/>
+          </w:tcPr>
+          <w:p>
+            <w:pPr>
+              <w:rPr>
+                <w:b/>
+                <w:bCs/>
+              </w:rPr>
+            </w:pPr>
+            <w:r>
+              <w:rPr>
+                <w:b/>
+                <w:bCs/>
+              </w:rPr>
+              <w:t>Namespace</w:t>
+            </w:r>
+          </w:p>
+        </w:tc>
+        <w:tc>
+          <w:tcPr>
+            <w:tcW w:w="2371" w:type="dxa"/>
+            <w:shd w:val="clear" w:color="auto" w:fill="D9D9D9" w:themeFill="background1" w:themeFillShade="D9"/>
+          </w:tcPr>
+          <w:p>
+            <w:pPr>
+              <w:rPr>
+                <w:b/>
+                <w:bCs/>
+              </w:rPr>
+            </w:pPr>
+            <w:r>
+              <w:rPr>
+                <w:b/>
+                <w:bCs/>
+              </w:rPr>
+              <w:t>Docx4j version</w:t>
+            </w:r>
+          </w:p>
+        </w:tc>
+      </w:tr>
+      <w:tr>
+        <w:tc>
+          <w:tcPr>
+            <w:tcW w:w="2517" w:type="dxa"/>
+          </w:tcPr>
+          <w:p>
+            <w:r>
+              <w:t>JAXB 4.0</w:t>
+            </w:r>
+          </w:p>
+        </w:tc>
+        <w:tc>
+          <w:tcPr>
+            <w:tcW w:w="3192" w:type="dxa"/>
+          </w:tcPr>
+          <w:p>
+            <w:r>
+              <w:t>jakarta.xml.bind</w:t>
+            </w:r>
+          </w:p>
+        </w:tc>
+        <w:tc>
+          <w:tcPr>
+            <w:tcW w:w="2371" w:type="dxa"/>
+          </w:tcPr>
+          <w:p>
+            <w:r>
+              <w:t>Docx4j 17.0.x</w:t>
+            </w:r>
+          </w:p>
+          <w:p>
+            <w:r>
+              <w:lastRenderedPageBreak/>
+              <w:t>Docx4j 11.</w:t>
+            </w:r>
+            <w:r>
+              <w:t>5.x</w:t>
+            </w:r>
+          </w:p>
+        </w:tc>
+      </w:tr>
+      <w:tr>
+        <w:tc>
+          <w:tcPr>
+            <w:tcW w:w="2517" w:type="dxa"/>
+          </w:tcPr>
+          <w:p>
+            <w:r>
+              <w:lastRenderedPageBreak/>
+              <w:t>JAXB 3.0</w:t>
+            </w:r>
+          </w:p>
+        </w:tc>
+        <w:tc>
+          <w:tcPr>
+            <w:tcW w:w="3192" w:type="dxa"/>
+          </w:tcPr>
+          <w:p>
+            <w:r>
+              <w:t>jakarta.xml.bind</w:t>
+            </w:r>
+          </w:p>
+        </w:tc>
+        <w:tc>
+          <w:tcPr>
+            <w:tcW w:w="2371" w:type="dxa"/>
+          </w:tcPr>
+          <w:p>
+            <w:r>
+              <w:t>Docx4j 11.4.</w:t>
+            </w:r>
+            <w:r>
+              <w:t>x</w:t>
+            </w:r>
+          </w:p>
+        </w:tc>
+      </w:tr>
+      <w:tr>
+        <w:tc>
+          <w:tcPr>
+            <w:tcW w:w="2517" w:type="dxa"/>
+          </w:tcPr>
+          <w:p>
+            <w:r>
+              <w:t>JAXB 2.x</w:t>
+            </w:r>
+          </w:p>
+        </w:tc>
+        <w:tc>
+          <w:tcPr>
+            <w:tcW w:w="3192" w:type="dxa"/>
+          </w:tcPr>
+          <w:p>
+            <w:r>
+              <w:t>javax.xml.bind</w:t>
+            </w:r>
+          </w:p>
+        </w:tc>
+        <w:tc>
+          <w:tcPr>
+            <w:tcW w:w="2371" w:type="dxa"/>
+          </w:tcPr>
+          <w:p>
+            <w:r>
+              <w:t>Docx4j to 11.3.2</w:t>
+            </w:r>
+          </w:p>
+          <w:p>
+            <w:r>
+              <w:t>Docx4j 8.x</w:t>
+            </w:r>
+          </w:p>
+        </w:tc>
+      </w:tr>
+    </w:tbl>
+    <w:p/>
+    <w:p>
+      <w:pPr>
+        <w:pStyle w:val="Heading1"/>
+      </w:pPr>
+      <w:bookmarkStart w:id="9" w:name="_Toc217200696"/>
+      <w:r>
+        <w:t>Using docx4j via Maven</w:t>
+      </w:r>
+      <w:bookmarkEnd w:id="9"/>
+    </w:p>
+    <w:p>
+      <w:r>
+        <w:t>docx4j is in Maven Central.  For Maven users, t</w:t>
+      </w:r>
+      <w:r>
+        <w:t xml:space="preserve">his makes it really easy to get going with docx4j.  </w:t>
+      </w:r>
+    </w:p>
+    <w:p>
+      <w:r>
+        <w:t xml:space="preserve">As noted in the introduction, current release series are docx4j </w:t>
+      </w:r>
+      <w:r>
         <w:rPr>
           <w:b/>
+        </w:rPr>
+        <w:t>11.</w:t>
+      </w:r>
+      <w:r>
+        <w:rPr>
+          <w:b/>
+        </w:rPr>
+        <w:t>5</w:t>
+      </w:r>
+      <w:r>
+        <w:rPr>
+          <w:b/>
+        </w:rPr>
+        <w:t>.x.</w:t>
+      </w:r>
+      <w:r>
+        <w:rPr>
           <w:bCs/>
         </w:rPr>
-        <w:t>docx4j v11.5 uses Jakarta XML Binding API 4.0</w:t>
-      </w:r>
-      <w:r>
-        <w:t xml:space="preserve"> (and v11.4 uses Jakarta XML Binding API 3.0), as opposed to JAXB 2.x used in earlier versions (which import javax.xml.bind.*). Since v11.4 and v11.5 uses jakarta.xml.bind, rather than javax.xml.bind, if you have existing code which imports javax.xml.bind, you'll need to search/replace across your code base, replacing javax.xml.bind with jakarta.xml.bind. You'll also need to replace your JAXB jars (which Maven will do for you automatically; otherwise get them from the relevant zip file).</w:t>
-      </w:r>
-    </w:p>
-    <w:p>
-      <w:pPr>
-        <w:pStyle w:val="Heading1"/>
-      </w:pPr>
-      <w:bookmarkStart w:id="9" w:name="_Toc217200696"/>
-      <w:r>
-        <w:t>Using docx4j via Maven</w:t>
-      </w:r>
-      <w:bookmarkEnd w:id="9"/>
-    </w:p>
-    <w:p>
-      <w:r>
-        <w:t>docx4j is in Maven Central.  For Maven users, t</w:t>
-      </w:r>
-      <w:r>
-        <w:t xml:space="preserve">his makes it really easy to get going with docx4j.  </w:t>
-      </w:r>
-    </w:p>
-    <w:p>
-      <w:r>
-        <w:t xml:space="preserve">As noted in the introduction, current release series are docx4j </w:t>
+        <w:t xml:space="preserve"> and </w:t>
       </w:r>
       <w:r>
         <w:rPr>
           <w:b/>
         </w:rPr>
-        <w:t xml:space="preserve">8.3.x </w:t>
-      </w:r>
-      <w:r>
-        <w:rPr>
-          <w:bCs/>
-        </w:rPr>
-        <w:t xml:space="preserve">and </w:t>
-      </w:r>
-      <w:r>
-        <w:rPr>
-          <w:b/>
-        </w:rPr>
-        <w:t>11.</w:t>
-      </w:r>
-      <w:r>
-        <w:rPr>
-          <w:b/>
-        </w:rPr>
-        <w:t>5</w:t>
-      </w:r>
-      <w:r>
-        <w:rPr>
-          <w:b/>
-        </w:rPr>
-        <w:t>.x.</w:t>
-      </w:r>
-    </w:p>
-    <w:p>
-      <w:r>
-        <w:t>We recommend you adopt the 11.</w:t>
-      </w:r>
-      <w:r>
-        <w:t>5</w:t>
-      </w:r>
-      <w:r>
-        <w:t xml:space="preserve"> series if possible:</w:t>
-      </w:r>
-    </w:p>
-    <w:p>
-      <w:pPr>
-        <w:pStyle w:val="ListParagraph"/>
-        <w:numPr>
-          <w:ilvl w:val="0"/>
-          <w:numId w:val="34"/>
-        </w:numPr>
-      </w:pPr>
-      <w:r>
-        <w:t xml:space="preserve">Changes are made to this release series first, and may or may not be back-ported </w:t>
-      </w:r>
-    </w:p>
-    <w:p>
-      <w:pPr>
-        <w:pStyle w:val="ListParagraph"/>
-        <w:numPr>
-          <w:ilvl w:val="0"/>
-          <w:numId w:val="34"/>
-        </w:numPr>
-      </w:pPr>
-      <w:r>
-        <w:t>It supports the recent Java long term releases:</w:t>
-      </w:r>
-    </w:p>
-    <w:p>
-      <w:pPr>
-        <w:pStyle w:val="ListParagraph"/>
-        <w:numPr>
-          <w:ilvl w:val="1"/>
-          <w:numId w:val="34"/>
-        </w:numPr>
-      </w:pPr>
-      <w:r>
-        <w:t>Java 11 (released Sept 2018)</w:t>
-      </w:r>
-    </w:p>
-    <w:p>
-      <w:pPr>
-        <w:pStyle w:val="ListParagraph"/>
-        <w:numPr>
-          <w:ilvl w:val="1"/>
-          <w:numId w:val="34"/>
-        </w:numPr>
-      </w:pPr>
-      <w:r>
-        <w:t>Java 17 (released Sept 2021),</w:t>
-      </w:r>
-    </w:p>
-    <w:p>
-      <w:pPr>
-        <w:pStyle w:val="ListParagraph"/>
-        <w:numPr>
-          <w:ilvl w:val="1"/>
-          <w:numId w:val="34"/>
-        </w:numPr>
-      </w:pPr>
-      <w:r>
-        <w:t>Java 21 (released Sept 2023),</w:t>
-      </w:r>
-    </w:p>
-    <w:p>
-      <w:pPr>
-        <w:pStyle w:val="ListParagraph"/>
-        <w:numPr>
-          <w:ilvl w:val="1"/>
-          <w:numId w:val="34"/>
-        </w:numPr>
-      </w:pPr>
-      <w:r>
-        <w:t>Java 25 (released Sept 2025),</w:t>
-      </w:r>
-      <w:r>
-        <w:br/>
-        <w:t>(as well as the non LTS versions after Java 11)</w:t>
+        <w:t>17.x</w:t>
       </w:r>
     </w:p>
     <w:p>
@@ -6998,13 +6945,13 @@
         <w:rPr>
           <w:lang w:val="en-US"/>
         </w:rPr>
-        <w:t>To use docx4j 11.</w:t>
+        <w:t>To use docx4j 1</w:t>
       </w:r>
       <w:r>
         <w:rPr>
           <w:lang w:val="en-US"/>
         </w:rPr>
-        <w:t>5.7</w:t>
+        <w:t>7.0.0</w:t>
       </w:r>
       <w:r>
         <w:rPr>
@@ -7274,7 +7221,7 @@
           <w:szCs w:val="16"/>
           <w:lang w:val="en-US"/>
         </w:rPr>
-        <w:t>11.</w:t>
+        <w:t>1</w:t>
       </w:r>
       <w:r>
         <w:rPr>
@@ -7283,7 +7230,16 @@
           <w:szCs w:val="16"/>
           <w:lang w:val="en-US"/>
         </w:rPr>
-        <w:t>5.7</w:t>
+        <w:t>7</w:t>
+      </w:r>
+      <w:r>
+        <w:rPr>
+          <w:rFonts w:ascii="Consolas" w:hAnsi="Consolas"/>
+          <w:sz w:val="16"/>
+          <w:szCs w:val="16"/>
+          <w:lang w:val="en-US"/>
+        </w:rPr>
+        <w:t>.0.0</w:t>
       </w:r>
       <w:r>
         <w:rPr>
@@ -7567,7 +7523,7 @@
           <w:szCs w:val="16"/>
           <w:lang w:val="en-US"/>
         </w:rPr>
-        <w:t>11.5.7</w:t>
+        <w:t>17.0.0</w:t>
       </w:r>
       <w:r>
         <w:rPr>
@@ -7612,887 +7568,6 @@
     <w:p>
       <w:pPr>
         <w:rPr>
-          <w:lang w:val="en-US"/>
-        </w:rPr>
-      </w:pPr>
-    </w:p>
-    <w:p>
-      <w:r>
-        <w:rPr>
-          <w:lang w:val="en-US"/>
-        </w:rPr>
-        <w:lastRenderedPageBreak/>
-        <w:t xml:space="preserve">To use docx4j </w:t>
-      </w:r>
-      <w:r>
-        <w:rPr>
-          <w:lang w:val="en-US"/>
-        </w:rPr>
-        <w:t>8.3.</w:t>
-      </w:r>
-      <w:r>
-        <w:rPr>
-          <w:lang w:val="en-US"/>
-        </w:rPr>
-        <w:t>15</w:t>
-      </w:r>
-      <w:r>
-        <w:rPr>
-          <w:lang w:val="en-US"/>
-        </w:rPr>
-        <w:t xml:space="preserve">, add </w:t>
-      </w:r>
-      <w:r>
-        <w:rPr>
-          <w:b/>
-          <w:bCs/>
-          <w:u w:val="single"/>
-        </w:rPr>
-        <w:t>one and only one</w:t>
-      </w:r>
-      <w:r>
-        <w:t xml:space="preserve"> of the following to your project:</w:t>
-      </w:r>
-    </w:p>
-    <w:p>
-      <w:pPr>
-        <w:spacing w:after="0"/>
-        <w:rPr>
-          <w:rFonts w:ascii="Consolas" w:hAnsi="Consolas"/>
-          <w:sz w:val="16"/>
-          <w:szCs w:val="16"/>
-          <w:lang w:val="en-US"/>
-        </w:rPr>
-      </w:pPr>
-      <w:r>
-        <w:rPr>
-          <w:rFonts w:ascii="Consolas" w:hAnsi="Consolas"/>
-          <w:sz w:val="16"/>
-          <w:szCs w:val="16"/>
-          <w:lang w:val="en-US"/>
-        </w:rPr>
-        <w:tab/>
-      </w:r>
-      <w:r>
-        <w:rPr>
-          <w:rFonts w:ascii="Consolas" w:hAnsi="Consolas"/>
-          <w:sz w:val="16"/>
-          <w:szCs w:val="16"/>
-          <w:lang w:val="en-US"/>
-        </w:rPr>
-        <w:tab/>
-        <w:t>&lt;!-- use the JAXB shipped in Java 8 --&gt;</w:t>
-      </w:r>
-    </w:p>
-    <w:p>
-      <w:pPr>
-        <w:spacing w:after="0"/>
-        <w:rPr>
-          <w:rFonts w:ascii="Consolas" w:hAnsi="Consolas"/>
-          <w:sz w:val="16"/>
-          <w:szCs w:val="16"/>
-          <w:lang w:val="en-US"/>
-        </w:rPr>
-      </w:pPr>
-      <w:r>
-        <w:rPr>
-          <w:rFonts w:ascii="Consolas" w:hAnsi="Consolas"/>
-          <w:sz w:val="16"/>
-          <w:szCs w:val="16"/>
-          <w:lang w:val="en-US"/>
-        </w:rPr>
-        <w:tab/>
-      </w:r>
-      <w:r>
-        <w:rPr>
-          <w:rFonts w:ascii="Consolas" w:hAnsi="Consolas"/>
-          <w:sz w:val="16"/>
-          <w:szCs w:val="16"/>
-          <w:lang w:val="en-US"/>
-        </w:rPr>
-        <w:tab/>
-        <w:t>&lt;dependency&gt;</w:t>
-      </w:r>
-    </w:p>
-    <w:p>
-      <w:pPr>
-        <w:spacing w:after="0"/>
-        <w:rPr>
-          <w:rFonts w:ascii="Consolas" w:hAnsi="Consolas"/>
-          <w:sz w:val="16"/>
-          <w:szCs w:val="16"/>
-          <w:lang w:val="en-US"/>
-        </w:rPr>
-      </w:pPr>
-      <w:r>
-        <w:rPr>
-          <w:rFonts w:ascii="Consolas" w:hAnsi="Consolas"/>
-          <w:sz w:val="16"/>
-          <w:szCs w:val="16"/>
-          <w:lang w:val="en-US"/>
-        </w:rPr>
-        <w:tab/>
-      </w:r>
-      <w:r>
-        <w:rPr>
-          <w:rFonts w:ascii="Consolas" w:hAnsi="Consolas"/>
-          <w:sz w:val="16"/>
-          <w:szCs w:val="16"/>
-          <w:lang w:val="en-US"/>
-        </w:rPr>
-        <w:tab/>
-      </w:r>
-      <w:r>
-        <w:rPr>
-          <w:rFonts w:ascii="Consolas" w:hAnsi="Consolas"/>
-          <w:sz w:val="16"/>
-          <w:szCs w:val="16"/>
-          <w:lang w:val="en-US"/>
-        </w:rPr>
-        <w:tab/>
-        <w:t>&lt;groupId&gt;org.docx4j&lt;/groupId&gt;</w:t>
-      </w:r>
-    </w:p>
-    <w:p>
-      <w:pPr>
-        <w:spacing w:after="0"/>
-        <w:rPr>
-          <w:rFonts w:ascii="Consolas" w:hAnsi="Consolas"/>
-          <w:sz w:val="16"/>
-          <w:szCs w:val="16"/>
-          <w:lang w:val="en-US"/>
-        </w:rPr>
-      </w:pPr>
-      <w:r>
-        <w:rPr>
-          <w:rFonts w:ascii="Consolas" w:hAnsi="Consolas"/>
-          <w:sz w:val="16"/>
-          <w:szCs w:val="16"/>
-          <w:lang w:val="en-US"/>
-        </w:rPr>
-        <w:tab/>
-      </w:r>
-      <w:r>
-        <w:rPr>
-          <w:rFonts w:ascii="Consolas" w:hAnsi="Consolas"/>
-          <w:sz w:val="16"/>
-          <w:szCs w:val="16"/>
-          <w:lang w:val="en-US"/>
-        </w:rPr>
-        <w:tab/>
-      </w:r>
-      <w:r>
-        <w:rPr>
-          <w:rFonts w:ascii="Consolas" w:hAnsi="Consolas"/>
-          <w:sz w:val="16"/>
-          <w:szCs w:val="16"/>
-          <w:lang w:val="en-US"/>
-        </w:rPr>
-        <w:tab/>
-        <w:t>&lt;artifactId&gt;</w:t>
-      </w:r>
-      <w:r>
-        <w:rPr>
-          <w:rFonts w:ascii="Consolas" w:hAnsi="Consolas"/>
-          <w:b/>
-          <w:sz w:val="16"/>
-          <w:szCs w:val="16"/>
-          <w:lang w:val="en-US"/>
-        </w:rPr>
-        <w:t>docx4j-JAXB-</w:t>
-      </w:r>
-      <w:r>
-        <w:rPr>
-          <w:rFonts w:ascii="Consolas" w:hAnsi="Consolas"/>
-          <w:b/>
-          <w:sz w:val="16"/>
-          <w:szCs w:val="16"/>
-          <w:u w:val="single"/>
-          <w:lang w:val="en-US"/>
-        </w:rPr>
-        <w:t>Internal</w:t>
-      </w:r>
-      <w:r>
-        <w:rPr>
-          <w:rFonts w:ascii="Consolas" w:hAnsi="Consolas"/>
-          <w:sz w:val="16"/>
-          <w:szCs w:val="16"/>
-          <w:lang w:val="en-US"/>
-        </w:rPr>
-        <w:t>&lt;/artifactId&gt;</w:t>
-      </w:r>
-    </w:p>
-    <w:p>
-      <w:pPr>
-        <w:spacing w:after="0"/>
-        <w:rPr>
-          <w:rFonts w:ascii="Consolas" w:hAnsi="Consolas"/>
-          <w:sz w:val="16"/>
-          <w:szCs w:val="16"/>
-          <w:lang w:val="en-US"/>
-        </w:rPr>
-      </w:pPr>
-      <w:r>
-        <w:rPr>
-          <w:rFonts w:ascii="Consolas" w:hAnsi="Consolas"/>
-          <w:sz w:val="16"/>
-          <w:szCs w:val="16"/>
-          <w:lang w:val="en-US"/>
-        </w:rPr>
-        <w:tab/>
-      </w:r>
-      <w:r>
-        <w:rPr>
-          <w:rFonts w:ascii="Consolas" w:hAnsi="Consolas"/>
-          <w:sz w:val="16"/>
-          <w:szCs w:val="16"/>
-          <w:lang w:val="en-US"/>
-        </w:rPr>
-        <w:tab/>
-      </w:r>
-      <w:r>
-        <w:rPr>
-          <w:rFonts w:ascii="Consolas" w:hAnsi="Consolas"/>
-          <w:sz w:val="16"/>
-          <w:szCs w:val="16"/>
-          <w:lang w:val="en-US"/>
-        </w:rPr>
-        <w:tab/>
-        <w:t>&lt;version&gt;</w:t>
-      </w:r>
-      <w:r>
-        <w:rPr>
-          <w:rFonts w:ascii="Consolas" w:hAnsi="Consolas"/>
-          <w:sz w:val="16"/>
-          <w:szCs w:val="16"/>
-          <w:lang w:val="en-US"/>
-        </w:rPr>
-        <w:t>8.3.</w:t>
-      </w:r>
-      <w:r>
-        <w:rPr>
-          <w:rFonts w:ascii="Consolas" w:hAnsi="Consolas"/>
-          <w:sz w:val="16"/>
-          <w:szCs w:val="16"/>
-          <w:lang w:val="en-US"/>
-        </w:rPr>
-        <w:t>15</w:t>
-      </w:r>
-      <w:r>
-        <w:rPr>
-          <w:rFonts w:ascii="Consolas" w:hAnsi="Consolas"/>
-          <w:sz w:val="16"/>
-          <w:szCs w:val="16"/>
-          <w:lang w:val="en-US"/>
-        </w:rPr>
-        <w:t>&lt;/version&gt;</w:t>
-      </w:r>
-    </w:p>
-    <w:p>
-      <w:pPr>
-        <w:spacing w:after="0"/>
-        <w:rPr>
-          <w:rFonts w:ascii="Consolas" w:hAnsi="Consolas"/>
-          <w:sz w:val="16"/>
-          <w:szCs w:val="16"/>
-          <w:lang w:val="en-US"/>
-        </w:rPr>
-      </w:pPr>
-      <w:r>
-        <w:rPr>
-          <w:rFonts w:ascii="Consolas" w:hAnsi="Consolas"/>
-          <w:sz w:val="16"/>
-          <w:szCs w:val="16"/>
-          <w:lang w:val="en-US"/>
-        </w:rPr>
-        <w:tab/>
-      </w:r>
-      <w:r>
-        <w:rPr>
-          <w:rFonts w:ascii="Consolas" w:hAnsi="Consolas"/>
-          <w:sz w:val="16"/>
-          <w:szCs w:val="16"/>
-          <w:lang w:val="en-US"/>
-        </w:rPr>
-        <w:tab/>
-        <w:t>&lt;/dependency&gt;</w:t>
-      </w:r>
-    </w:p>
-    <w:p>
-      <w:pPr>
-        <w:spacing w:after="0"/>
-        <w:rPr>
-          <w:rFonts w:ascii="Consolas" w:hAnsi="Consolas"/>
-          <w:sz w:val="16"/>
-          <w:szCs w:val="16"/>
-          <w:lang w:val="en-US"/>
-        </w:rPr>
-      </w:pPr>
-      <w:r>
-        <w:rPr>
-          <w:rFonts w:ascii="Consolas" w:hAnsi="Consolas"/>
-          <w:sz w:val="16"/>
-          <w:szCs w:val="16"/>
-          <w:lang w:val="en-US"/>
-        </w:rPr>
-        <w:tab/>
-      </w:r>
-      <w:r>
-        <w:rPr>
-          <w:rFonts w:ascii="Consolas" w:hAnsi="Consolas"/>
-          <w:sz w:val="16"/>
-          <w:szCs w:val="16"/>
-          <w:lang w:val="en-US"/>
-        </w:rPr>
-        <w:tab/>
-      </w:r>
-    </w:p>
-    <w:p>
-      <w:pPr>
-        <w:spacing w:after="0"/>
-        <w:rPr>
-          <w:rFonts w:ascii="Consolas" w:hAnsi="Consolas"/>
-          <w:sz w:val="16"/>
-          <w:szCs w:val="16"/>
-          <w:lang w:val="en-US"/>
-        </w:rPr>
-      </w:pPr>
-      <w:r>
-        <w:rPr>
-          <w:rFonts w:ascii="Consolas" w:hAnsi="Consolas"/>
-          <w:sz w:val="16"/>
-          <w:szCs w:val="16"/>
-          <w:lang w:val="en-US"/>
-        </w:rPr>
-        <w:tab/>
-      </w:r>
-      <w:r>
-        <w:rPr>
-          <w:rFonts w:ascii="Consolas" w:hAnsi="Consolas"/>
-          <w:sz w:val="16"/>
-          <w:szCs w:val="16"/>
-          <w:lang w:val="en-US"/>
-        </w:rPr>
-        <w:tab/>
-        <w:t>&lt;!-- use the JAXB Reference Implementation --&gt;</w:t>
-      </w:r>
-    </w:p>
-    <w:p>
-      <w:pPr>
-        <w:spacing w:after="0"/>
-        <w:rPr>
-          <w:rFonts w:ascii="Consolas" w:hAnsi="Consolas"/>
-          <w:sz w:val="16"/>
-          <w:szCs w:val="16"/>
-          <w:lang w:val="en-US"/>
-        </w:rPr>
-      </w:pPr>
-      <w:r>
-        <w:rPr>
-          <w:rFonts w:ascii="Consolas" w:hAnsi="Consolas"/>
-          <w:sz w:val="16"/>
-          <w:szCs w:val="16"/>
-          <w:lang w:val="en-US"/>
-        </w:rPr>
-        <w:tab/>
-      </w:r>
-      <w:r>
-        <w:rPr>
-          <w:rFonts w:ascii="Consolas" w:hAnsi="Consolas"/>
-          <w:sz w:val="16"/>
-          <w:szCs w:val="16"/>
-          <w:lang w:val="en-US"/>
-        </w:rPr>
-        <w:tab/>
-        <w:t>&lt;dependency&gt;</w:t>
-      </w:r>
-    </w:p>
-    <w:p>
-      <w:pPr>
-        <w:spacing w:after="0"/>
-        <w:rPr>
-          <w:rFonts w:ascii="Consolas" w:hAnsi="Consolas"/>
-          <w:sz w:val="16"/>
-          <w:szCs w:val="16"/>
-          <w:lang w:val="en-US"/>
-        </w:rPr>
-      </w:pPr>
-      <w:r>
-        <w:rPr>
-          <w:rFonts w:ascii="Consolas" w:hAnsi="Consolas"/>
-          <w:sz w:val="16"/>
-          <w:szCs w:val="16"/>
-          <w:lang w:val="en-US"/>
-        </w:rPr>
-        <w:tab/>
-      </w:r>
-      <w:r>
-        <w:rPr>
-          <w:rFonts w:ascii="Consolas" w:hAnsi="Consolas"/>
-          <w:sz w:val="16"/>
-          <w:szCs w:val="16"/>
-          <w:lang w:val="en-US"/>
-        </w:rPr>
-        <w:tab/>
-      </w:r>
-      <w:r>
-        <w:rPr>
-          <w:rFonts w:ascii="Consolas" w:hAnsi="Consolas"/>
-          <w:sz w:val="16"/>
-          <w:szCs w:val="16"/>
-          <w:lang w:val="en-US"/>
-        </w:rPr>
-        <w:tab/>
-        <w:t>&lt;groupId&gt;org.docx4j&lt;/groupId&gt;</w:t>
-      </w:r>
-    </w:p>
-    <w:p>
-      <w:pPr>
-        <w:spacing w:after="0"/>
-        <w:rPr>
-          <w:rFonts w:ascii="Consolas" w:hAnsi="Consolas"/>
-          <w:sz w:val="16"/>
-          <w:szCs w:val="16"/>
-          <w:lang w:val="en-US"/>
-        </w:rPr>
-      </w:pPr>
-      <w:r>
-        <w:rPr>
-          <w:rFonts w:ascii="Consolas" w:hAnsi="Consolas"/>
-          <w:sz w:val="16"/>
-          <w:szCs w:val="16"/>
-          <w:lang w:val="en-US"/>
-        </w:rPr>
-        <w:tab/>
-      </w:r>
-      <w:r>
-        <w:rPr>
-          <w:rFonts w:ascii="Consolas" w:hAnsi="Consolas"/>
-          <w:sz w:val="16"/>
-          <w:szCs w:val="16"/>
-          <w:lang w:val="en-US"/>
-        </w:rPr>
-        <w:tab/>
-      </w:r>
-      <w:r>
-        <w:rPr>
-          <w:rFonts w:ascii="Consolas" w:hAnsi="Consolas"/>
-          <w:sz w:val="16"/>
-          <w:szCs w:val="16"/>
-          <w:lang w:val="en-US"/>
-        </w:rPr>
-        <w:tab/>
-        <w:t>&lt;artifactId&gt;</w:t>
-      </w:r>
-      <w:r>
-        <w:rPr>
-          <w:rFonts w:ascii="Consolas" w:hAnsi="Consolas"/>
-          <w:b/>
-          <w:sz w:val="16"/>
-          <w:szCs w:val="16"/>
-          <w:lang w:val="en-US"/>
-        </w:rPr>
-        <w:t>docx4j-JAXB-</w:t>
-      </w:r>
-      <w:r>
-        <w:rPr>
-          <w:rFonts w:ascii="Consolas" w:hAnsi="Consolas"/>
-          <w:b/>
-          <w:sz w:val="16"/>
-          <w:szCs w:val="16"/>
-          <w:u w:val="single"/>
-          <w:lang w:val="en-US"/>
-        </w:rPr>
-        <w:t>ReferenceImpl</w:t>
-      </w:r>
-      <w:r>
-        <w:rPr>
-          <w:rFonts w:ascii="Consolas" w:hAnsi="Consolas"/>
-          <w:sz w:val="16"/>
-          <w:szCs w:val="16"/>
-          <w:lang w:val="en-US"/>
-        </w:rPr>
-        <w:t>&lt;/artifactId&gt;</w:t>
-      </w:r>
-    </w:p>
-    <w:p>
-      <w:pPr>
-        <w:spacing w:after="0"/>
-        <w:rPr>
-          <w:rFonts w:ascii="Consolas" w:hAnsi="Consolas"/>
-          <w:sz w:val="16"/>
-          <w:szCs w:val="16"/>
-          <w:lang w:val="en-US"/>
-        </w:rPr>
-      </w:pPr>
-      <w:r>
-        <w:rPr>
-          <w:rFonts w:ascii="Consolas" w:hAnsi="Consolas"/>
-          <w:sz w:val="16"/>
-          <w:szCs w:val="16"/>
-          <w:lang w:val="en-US"/>
-        </w:rPr>
-        <w:tab/>
-      </w:r>
-      <w:r>
-        <w:rPr>
-          <w:rFonts w:ascii="Consolas" w:hAnsi="Consolas"/>
-          <w:sz w:val="16"/>
-          <w:szCs w:val="16"/>
-          <w:lang w:val="en-US"/>
-        </w:rPr>
-        <w:tab/>
-      </w:r>
-      <w:r>
-        <w:rPr>
-          <w:rFonts w:ascii="Consolas" w:hAnsi="Consolas"/>
-          <w:sz w:val="16"/>
-          <w:szCs w:val="16"/>
-          <w:lang w:val="en-US"/>
-        </w:rPr>
-        <w:tab/>
-        <w:t>&lt;version&gt;</w:t>
-      </w:r>
-      <w:r>
-        <w:rPr>
-          <w:rFonts w:ascii="Consolas" w:hAnsi="Consolas"/>
-          <w:sz w:val="16"/>
-          <w:szCs w:val="16"/>
-          <w:lang w:val="en-US"/>
-        </w:rPr>
-        <w:t>8.3.15</w:t>
-      </w:r>
-      <w:r>
-        <w:rPr>
-          <w:rFonts w:ascii="Consolas" w:hAnsi="Consolas"/>
-          <w:sz w:val="16"/>
-          <w:szCs w:val="16"/>
-          <w:lang w:val="en-US"/>
-        </w:rPr>
-        <w:t>&lt;/version&gt;</w:t>
-      </w:r>
-    </w:p>
-    <w:p>
-      <w:pPr>
-        <w:spacing w:after="0"/>
-        <w:rPr>
-          <w:rFonts w:ascii="Consolas" w:hAnsi="Consolas"/>
-          <w:sz w:val="16"/>
-          <w:szCs w:val="16"/>
-          <w:lang w:val="en-US"/>
-        </w:rPr>
-      </w:pPr>
-      <w:r>
-        <w:rPr>
-          <w:rFonts w:ascii="Consolas" w:hAnsi="Consolas"/>
-          <w:sz w:val="16"/>
-          <w:szCs w:val="16"/>
-          <w:lang w:val="en-US"/>
-        </w:rPr>
-        <w:tab/>
-      </w:r>
-      <w:r>
-        <w:rPr>
-          <w:rFonts w:ascii="Consolas" w:hAnsi="Consolas"/>
-          <w:sz w:val="16"/>
-          <w:szCs w:val="16"/>
-          <w:lang w:val="en-US"/>
-        </w:rPr>
-        <w:tab/>
-        <w:t>&lt;/dependency&gt;</w:t>
-      </w:r>
-    </w:p>
-    <w:p>
-      <w:pPr>
-        <w:spacing w:after="0"/>
-        <w:rPr>
-          <w:rFonts w:ascii="Consolas" w:hAnsi="Consolas"/>
-          <w:sz w:val="16"/>
-          <w:szCs w:val="16"/>
-          <w:lang w:val="en-US"/>
-        </w:rPr>
-      </w:pPr>
-      <w:r>
-        <w:rPr>
-          <w:rFonts w:ascii="Consolas" w:hAnsi="Consolas"/>
-          <w:sz w:val="16"/>
-          <w:szCs w:val="16"/>
-          <w:lang w:val="en-US"/>
-        </w:rPr>
-        <w:tab/>
-      </w:r>
-      <w:r>
-        <w:rPr>
-          <w:rFonts w:ascii="Consolas" w:hAnsi="Consolas"/>
-          <w:sz w:val="16"/>
-          <w:szCs w:val="16"/>
-          <w:lang w:val="en-US"/>
-        </w:rPr>
-        <w:tab/>
-      </w:r>
-    </w:p>
-    <w:p>
-      <w:pPr>
-        <w:spacing w:after="0"/>
-        <w:rPr>
-          <w:rFonts w:ascii="Consolas" w:hAnsi="Consolas"/>
-          <w:sz w:val="16"/>
-          <w:szCs w:val="16"/>
-          <w:lang w:val="en-US"/>
-        </w:rPr>
-      </w:pPr>
-      <w:r>
-        <w:rPr>
-          <w:rFonts w:ascii="Consolas" w:hAnsi="Consolas"/>
-          <w:sz w:val="16"/>
-          <w:szCs w:val="16"/>
-          <w:lang w:val="en-US"/>
-        </w:rPr>
-        <w:tab/>
-      </w:r>
-      <w:r>
-        <w:rPr>
-          <w:rFonts w:ascii="Consolas" w:hAnsi="Consolas"/>
-          <w:sz w:val="16"/>
-          <w:szCs w:val="16"/>
-          <w:lang w:val="en-US"/>
-        </w:rPr>
-        <w:tab/>
-        <w:t>&lt;!-- use the MOXy JAXB implementation --&gt;</w:t>
-      </w:r>
-    </w:p>
-    <w:p>
-      <w:pPr>
-        <w:spacing w:after="0"/>
-        <w:rPr>
-          <w:rFonts w:ascii="Consolas" w:hAnsi="Consolas"/>
-          <w:sz w:val="16"/>
-          <w:szCs w:val="16"/>
-          <w:lang w:val="en-US"/>
-        </w:rPr>
-      </w:pPr>
-      <w:r>
-        <w:rPr>
-          <w:rFonts w:ascii="Consolas" w:hAnsi="Consolas"/>
-          <w:sz w:val="16"/>
-          <w:szCs w:val="16"/>
-          <w:lang w:val="en-US"/>
-        </w:rPr>
-        <w:tab/>
-      </w:r>
-      <w:r>
-        <w:rPr>
-          <w:rFonts w:ascii="Consolas" w:hAnsi="Consolas"/>
-          <w:sz w:val="16"/>
-          <w:szCs w:val="16"/>
-          <w:lang w:val="en-US"/>
-        </w:rPr>
-        <w:tab/>
-        <w:t>&lt;dependency&gt;</w:t>
-      </w:r>
-    </w:p>
-    <w:p>
-      <w:pPr>
-        <w:spacing w:after="0"/>
-        <w:rPr>
-          <w:rFonts w:ascii="Consolas" w:hAnsi="Consolas"/>
-          <w:sz w:val="16"/>
-          <w:szCs w:val="16"/>
-          <w:lang w:val="en-US"/>
-        </w:rPr>
-      </w:pPr>
-      <w:r>
-        <w:rPr>
-          <w:rFonts w:ascii="Consolas" w:hAnsi="Consolas"/>
-          <w:sz w:val="16"/>
-          <w:szCs w:val="16"/>
-          <w:lang w:val="en-US"/>
-        </w:rPr>
-        <w:tab/>
-      </w:r>
-      <w:r>
-        <w:rPr>
-          <w:rFonts w:ascii="Consolas" w:hAnsi="Consolas"/>
-          <w:sz w:val="16"/>
-          <w:szCs w:val="16"/>
-          <w:lang w:val="en-US"/>
-        </w:rPr>
-        <w:tab/>
-      </w:r>
-      <w:r>
-        <w:rPr>
-          <w:rFonts w:ascii="Consolas" w:hAnsi="Consolas"/>
-          <w:sz w:val="16"/>
-          <w:szCs w:val="16"/>
-          <w:lang w:val="en-US"/>
-        </w:rPr>
-        <w:tab/>
-        <w:t>&lt;groupId&gt;org.docx4j&lt;/groupId&gt;</w:t>
-      </w:r>
-    </w:p>
-    <w:p>
-      <w:pPr>
-        <w:spacing w:after="0"/>
-        <w:rPr>
-          <w:rFonts w:ascii="Consolas" w:hAnsi="Consolas"/>
-          <w:sz w:val="16"/>
-          <w:szCs w:val="16"/>
-          <w:lang w:val="en-US"/>
-        </w:rPr>
-      </w:pPr>
-      <w:r>
-        <w:rPr>
-          <w:rFonts w:ascii="Consolas" w:hAnsi="Consolas"/>
-          <w:sz w:val="16"/>
-          <w:szCs w:val="16"/>
-          <w:lang w:val="en-US"/>
-        </w:rPr>
-        <w:tab/>
-      </w:r>
-      <w:r>
-        <w:rPr>
-          <w:rFonts w:ascii="Consolas" w:hAnsi="Consolas"/>
-          <w:sz w:val="16"/>
-          <w:szCs w:val="16"/>
-          <w:lang w:val="en-US"/>
-        </w:rPr>
-        <w:tab/>
-      </w:r>
-      <w:r>
-        <w:rPr>
-          <w:rFonts w:ascii="Consolas" w:hAnsi="Consolas"/>
-          <w:sz w:val="16"/>
-          <w:szCs w:val="16"/>
-          <w:lang w:val="en-US"/>
-        </w:rPr>
-        <w:tab/>
-        <w:t>&lt;artifactId&gt;</w:t>
-      </w:r>
-      <w:r>
-        <w:rPr>
-          <w:rFonts w:ascii="Consolas" w:hAnsi="Consolas"/>
-          <w:b/>
-          <w:sz w:val="16"/>
-          <w:szCs w:val="16"/>
-          <w:lang w:val="en-US"/>
-        </w:rPr>
-        <w:t>docx4j-JAXB-</w:t>
-      </w:r>
-      <w:r>
-        <w:rPr>
-          <w:rFonts w:ascii="Consolas" w:hAnsi="Consolas"/>
-          <w:b/>
-          <w:sz w:val="16"/>
-          <w:szCs w:val="16"/>
-          <w:u w:val="single"/>
-          <w:lang w:val="en-US"/>
-        </w:rPr>
-        <w:t>MOXy</w:t>
-      </w:r>
-      <w:r>
-        <w:rPr>
-          <w:rFonts w:ascii="Consolas" w:hAnsi="Consolas"/>
-          <w:sz w:val="16"/>
-          <w:szCs w:val="16"/>
-          <w:lang w:val="en-US"/>
-        </w:rPr>
-        <w:t>&lt;/artifactId&gt;</w:t>
-      </w:r>
-    </w:p>
-    <w:p>
-      <w:pPr>
-        <w:spacing w:after="0"/>
-        <w:rPr>
-          <w:rFonts w:ascii="Consolas" w:hAnsi="Consolas"/>
-          <w:sz w:val="16"/>
-          <w:szCs w:val="16"/>
-          <w:lang w:val="en-US"/>
-        </w:rPr>
-      </w:pPr>
-      <w:r>
-        <w:rPr>
-          <w:rFonts w:ascii="Consolas" w:hAnsi="Consolas"/>
-          <w:sz w:val="16"/>
-          <w:szCs w:val="16"/>
-          <w:lang w:val="en-US"/>
-        </w:rPr>
-        <w:tab/>
-      </w:r>
-      <w:r>
-        <w:rPr>
-          <w:rFonts w:ascii="Consolas" w:hAnsi="Consolas"/>
-          <w:sz w:val="16"/>
-          <w:szCs w:val="16"/>
-          <w:lang w:val="en-US"/>
-        </w:rPr>
-        <w:tab/>
-      </w:r>
-      <w:r>
-        <w:rPr>
-          <w:rFonts w:ascii="Consolas" w:hAnsi="Consolas"/>
-          <w:sz w:val="16"/>
-          <w:szCs w:val="16"/>
-          <w:lang w:val="en-US"/>
-        </w:rPr>
-        <w:tab/>
-        <w:t>&lt;version&gt;</w:t>
-      </w:r>
-      <w:r>
-        <w:rPr>
-          <w:rFonts w:ascii="Consolas" w:hAnsi="Consolas"/>
-          <w:sz w:val="16"/>
-          <w:szCs w:val="16"/>
-          <w:lang w:val="en-US"/>
-        </w:rPr>
-        <w:t>8.3.15</w:t>
-      </w:r>
-      <w:r>
-        <w:rPr>
-          <w:rFonts w:ascii="Consolas" w:hAnsi="Consolas"/>
-          <w:sz w:val="16"/>
-          <w:szCs w:val="16"/>
-          <w:lang w:val="en-US"/>
-        </w:rPr>
-        <w:t>&lt;/version&gt;</w:t>
-      </w:r>
-    </w:p>
-    <w:p>
-      <w:pPr>
-        <w:spacing w:after="0"/>
-        <w:rPr>
-          <w:rFonts w:ascii="Consolas" w:hAnsi="Consolas"/>
-          <w:sz w:val="16"/>
-          <w:szCs w:val="16"/>
-          <w:lang w:val="en-US"/>
-        </w:rPr>
-      </w:pPr>
-      <w:r>
-        <w:rPr>
-          <w:rFonts w:ascii="Consolas" w:hAnsi="Consolas"/>
-          <w:sz w:val="16"/>
-          <w:szCs w:val="16"/>
-          <w:lang w:val="en-US"/>
-        </w:rPr>
-        <w:tab/>
-      </w:r>
-      <w:r>
-        <w:rPr>
-          <w:rFonts w:ascii="Consolas" w:hAnsi="Consolas"/>
-          <w:sz w:val="16"/>
-          <w:szCs w:val="16"/>
-          <w:lang w:val="en-US"/>
-        </w:rPr>
-        <w:tab/>
-        <w:t>&lt;/dependency&gt;</w:t>
-      </w:r>
-    </w:p>
-    <w:p>
-      <w:pPr>
-        <w:spacing w:after="0"/>
-        <w:rPr>
-          <w:rFonts w:ascii="Consolas" w:hAnsi="Consolas"/>
-          <w:sz w:val="16"/>
-          <w:szCs w:val="16"/>
           <w:lang w:val="en-US"/>
         </w:rPr>
       </w:pPr>
@@ -8621,6 +7696,7 @@
       </w:pPr>
       <w:bookmarkStart w:id="11" w:name="_Toc217200698"/>
       <w:r>
+        <w:lastRenderedPageBreak/>
         <w:t>docx4j dependencies</w:t>
       </w:r>
       <w:bookmarkEnd w:id="11"/>
@@ -8710,7 +7786,6 @@
     </w:p>
     <w:p>
       <w:r>
-        <w:lastRenderedPageBreak/>
         <w:t>So you need the slf4j api jar on your classpath</w:t>
       </w:r>
       <w:r>
@@ -9291,7 +8366,21 @@
           <w:rFonts w:eastAsia="Times New Roman" w:cstheme="minorHAnsi"/>
           <w:color w:val="000000"/>
         </w:rPr>
-        <w:t>For docx4j v11.4, the version property should be:</w:t>
+        <w:t>For docx4j v11.4</w:t>
+      </w:r>
+      <w:r>
+        <w:rPr>
+          <w:rFonts w:eastAsia="Times New Roman" w:cstheme="minorHAnsi"/>
+          <w:color w:val="000000"/>
+        </w:rPr>
+        <w:t xml:space="preserve"> on</w:t>
+      </w:r>
+      <w:r>
+        <w:rPr>
+          <w:rFonts w:eastAsia="Times New Roman" w:cstheme="minorHAnsi"/>
+          <w:color w:val="000000"/>
+        </w:rPr>
+        <w:t>, the version property should be:</w:t>
       </w:r>
     </w:p>
     <w:p>
@@ -9320,7 +8409,25 @@
           <w:szCs w:val="19"/>
         </w:rPr>
         <w:tab/>
-        <w:t>&lt;version.logback-classic&gt;1.3.0-alpha14&lt;/version.logback-classic&gt;</w:t>
+        <w:t>&lt;version.logback-classic&gt;1.</w:t>
+      </w:r>
+      <w:r>
+        <w:rPr>
+          <w:rFonts w:ascii="Consolas" w:eastAsia="Times New Roman" w:hAnsi="Consolas" w:cs="Times New Roman"/>
+          <w:color w:val="000000"/>
+          <w:sz w:val="19"/>
+          <w:szCs w:val="19"/>
+        </w:rPr>
+        <w:t>5.19</w:t>
+      </w:r>
+      <w:r>
+        <w:rPr>
+          <w:rFonts w:ascii="Consolas" w:eastAsia="Times New Roman" w:hAnsi="Consolas" w:cs="Times New Roman"/>
+          <w:color w:val="000000"/>
+          <w:sz w:val="19"/>
+          <w:szCs w:val="19"/>
+        </w:rPr>
+        <w:t>&lt;/version.logback-classic&gt;</w:t>
       </w:r>
     </w:p>
     <w:p>
@@ -9411,6 +8518,7 @@
     </w:p>
     <w:p>
       <w:r>
+        <w:lastRenderedPageBreak/>
         <w:t>In your development environment, you can do this using Maven, or by physically copying them all to your classpath.</w:t>
       </w:r>
     </w:p>
@@ -9453,7 +8561,6 @@
     </w:p>
     <w:p>
       <w:r>
-        <w:lastRenderedPageBreak/>
         <w:t xml:space="preserve">We accept pull requests; pull requests are presumed to be contributions under ASLv2 per our contributor agreement.  </w:t>
       </w:r>
     </w:p>
@@ -9622,6 +8729,7 @@
     </w:p>
     <w:p>
       <w:r>
+        <w:lastRenderedPageBreak/>
         <w:t>compiler version &amp; system library:</w:t>
       </w:r>
     </w:p>
@@ -9672,7 +8780,6 @@
     </w:p>
     <w:p>
       <w:r>
-        <w:lastRenderedPageBreak/>
         <w:t>The project should now be working in Eclipse without errors</w:t>
       </w:r>
       <w:r>
@@ -9979,6 +9086,7 @@
         <w:spacing w:before="100" w:beforeAutospacing="1" w:after="100" w:afterAutospacing="1" w:line="240" w:lineRule="auto"/>
       </w:pPr>
       <w:r>
+        <w:lastRenderedPageBreak/>
         <w:t>And similarly for xlsx files.</w:t>
       </w:r>
     </w:p>
@@ -9988,7 +9096,6 @@
       </w:pPr>
       <w:bookmarkStart w:id="21" w:name="_Toc217200708"/>
       <w:r>
-        <w:lastRenderedPageBreak/>
         <w:t>OpenXML</w:t>
       </w:r>
       <w:r>
@@ -10316,6 +9423,7 @@
           <w:rFonts w:cs="Arial"/>
           <w:color w:val="000000"/>
         </w:rPr>
+        <w:lastRenderedPageBreak/>
         <w:t>and subsequently .. by the</w:t>
       </w:r>
       <w:r>
@@ -10431,7 +9539,6 @@
         </w:rPr>
       </w:pPr>
       <w:r>
-        <w:lastRenderedPageBreak/>
         <w:t xml:space="preserve">The Ecma-376.htm link also contains the 2nd edition documents (of Dec 2008), which are </w:t>
       </w:r>
       <w:r>
@@ -10913,6 +10020,7 @@
         </w:numPr>
       </w:pPr>
       <w:r>
+        <w:lastRenderedPageBreak/>
         <w:t xml:space="preserve">Parts are generally subclasses of </w:t>
       </w:r>
       <w:r>
@@ -10950,9 +10058,6 @@
       </w:r>
       <w:r>
         <w:br/>
-      </w:r>
-      <w:r>
-        <w:lastRenderedPageBreak/>
         <w:t xml:space="preserve">This (the </w:t>
       </w:r>
       <w:r>
@@ -26834,19 +25939,7 @@
         <w:t>Reusing the FopFactory is slightly more efficient and is also consistent with the Apache FOP project’s recommendation. From docx4j 11.5.14, this is therefore the recommended approach.</w:t>
       </w:r>
       <w:r>
-        <w:t xml:space="preserve"> </w:t>
-      </w:r>
-      <w:r>
-        <w:t xml:space="preserve">You should create a FopFactory </w:t>
-      </w:r>
-      <w:r>
-        <w:t xml:space="preserve">as shown above </w:t>
-      </w:r>
-      <w:r>
-        <w:t>when preparing to render the first document</w:t>
-      </w:r>
-      <w:r>
-        <w:t xml:space="preserve"> only, then re-use it.  See </w:t>
+        <w:t xml:space="preserve"> You should create a FopFactory as shown above when preparing to render the first document only, then re-use it.  See </w:t>
       </w:r>
       <w:hyperlink r:id="rId72" w:history="1">
         <w:r>
@@ -34759,7 +33852,6 @@
                 <w:rFonts w:eastAsia="Times New Roman"/>
                 <w:sz w:val="18"/>
               </w:rPr>
-              <w:lastRenderedPageBreak/>
               <w:t>\z</w:t>
             </w:r>
           </w:p>
@@ -48063,6 +47155,119 @@
     </w:lvl>
   </w:abstractNum>
   <w:abstractNum w:abstractNumId="39" w15:restartNumberingAfterBreak="0">
+    <w:nsid w:val="78812C33"/>
+    <w:multiLevelType w:val="hybridMultilevel"/>
+    <w:tmpl w:val="D5DE5F16"/>
+    <w:lvl w:ilvl="0" w:tplc="0C090001">
+      <w:start w:val="1"/>
+      <w:numFmt w:val="bullet"/>
+      <w:lvlText w:val=""/>
+      <w:lvlJc w:val="left"/>
+      <w:pPr>
+        <w:ind w:left="720" w:hanging="360"/>
+      </w:pPr>
+      <w:rPr>
+        <w:rFonts w:ascii="Symbol" w:hAnsi="Symbol" w:hint="default"/>
+      </w:rPr>
+    </w:lvl>
+    <w:lvl w:ilvl="1" w:tplc="0C090003" w:tentative="1">
+      <w:start w:val="1"/>
+      <w:numFmt w:val="bullet"/>
+      <w:lvlText w:val="o"/>
+      <w:lvlJc w:val="left"/>
+      <w:pPr>
+        <w:ind w:left="1440" w:hanging="360"/>
+      </w:pPr>
+      <w:rPr>
+        <w:rFonts w:ascii="Courier New" w:hAnsi="Courier New" w:cs="Courier New" w:hint="default"/>
+      </w:rPr>
+    </w:lvl>
+    <w:lvl w:ilvl="2" w:tplc="0C090005" w:tentative="1">
+      <w:start w:val="1"/>
+      <w:numFmt w:val="bullet"/>
+      <w:lvlText w:val=""/>
+      <w:lvlJc w:val="left"/>
+      <w:pPr>
+        <w:ind w:left="2160" w:hanging="360"/>
+      </w:pPr>
+      <w:rPr>
+        <w:rFonts w:ascii="Wingdings" w:hAnsi="Wingdings" w:hint="default"/>
+      </w:rPr>
+    </w:lvl>
+    <w:lvl w:ilvl="3" w:tplc="0C090001" w:tentative="1">
+      <w:start w:val="1"/>
+      <w:numFmt w:val="bullet"/>
+      <w:lvlText w:val=""/>
+      <w:lvlJc w:val="left"/>
+      <w:pPr>
+        <w:ind w:left="2880" w:hanging="360"/>
+      </w:pPr>
+      <w:rPr>
+        <w:rFonts w:ascii="Symbol" w:hAnsi="Symbol" w:hint="default"/>
+      </w:rPr>
+    </w:lvl>
+    <w:lvl w:ilvl="4" w:tplc="0C090003" w:tentative="1">
+      <w:start w:val="1"/>
+      <w:numFmt w:val="bullet"/>
+      <w:lvlText w:val="o"/>
+      <w:lvlJc w:val="left"/>
+      <w:pPr>
+        <w:ind w:left="3600" w:hanging="360"/>
+      </w:pPr>
+      <w:rPr>
+        <w:rFonts w:ascii="Courier New" w:hAnsi="Courier New" w:cs="Courier New" w:hint="default"/>
+      </w:rPr>
+    </w:lvl>
+    <w:lvl w:ilvl="5" w:tplc="0C090005" w:tentative="1">
+      <w:start w:val="1"/>
+      <w:numFmt w:val="bullet"/>
+      <w:lvlText w:val=""/>
+      <w:lvlJc w:val="left"/>
+      <w:pPr>
+        <w:ind w:left="4320" w:hanging="360"/>
+      </w:pPr>
+      <w:rPr>
+        <w:rFonts w:ascii="Wingdings" w:hAnsi="Wingdings" w:hint="default"/>
+      </w:rPr>
+    </w:lvl>
+    <w:lvl w:ilvl="6" w:tplc="0C090001" w:tentative="1">
+      <w:start w:val="1"/>
+      <w:numFmt w:val="bullet"/>
+      <w:lvlText w:val=""/>
+      <w:lvlJc w:val="left"/>
+      <w:pPr>
+        <w:ind w:left="5040" w:hanging="360"/>
+      </w:pPr>
+      <w:rPr>
+        <w:rFonts w:ascii="Symbol" w:hAnsi="Symbol" w:hint="default"/>
+      </w:rPr>
+    </w:lvl>
+    <w:lvl w:ilvl="7" w:tplc="0C090003" w:tentative="1">
+      <w:start w:val="1"/>
+      <w:numFmt w:val="bullet"/>
+      <w:lvlText w:val="o"/>
+      <w:lvlJc w:val="left"/>
+      <w:pPr>
+        <w:ind w:left="5760" w:hanging="360"/>
+      </w:pPr>
+      <w:rPr>
+        <w:rFonts w:ascii="Courier New" w:hAnsi="Courier New" w:cs="Courier New" w:hint="default"/>
+      </w:rPr>
+    </w:lvl>
+    <w:lvl w:ilvl="8" w:tplc="0C090005" w:tentative="1">
+      <w:start w:val="1"/>
+      <w:numFmt w:val="bullet"/>
+      <w:lvlText w:val=""/>
+      <w:lvlJc w:val="left"/>
+      <w:pPr>
+        <w:ind w:left="6480" w:hanging="360"/>
+      </w:pPr>
+      <w:rPr>
+        <w:rFonts w:ascii="Wingdings" w:hAnsi="Wingdings" w:hint="default"/>
+      </w:rPr>
+    </w:lvl>
+  </w:abstractNum>
+  <w:abstractNum w:abstractNumId="40" w15:restartNumberingAfterBreak="0">
     <w:nsid w:val="7A5D071C"/>
     <w:multiLevelType w:val="hybridMultilevel"/>
     <w:tmpl w:val="054C9616"/>
@@ -48251,7 +47456,7 @@
     <w:abstractNumId w:val="2"/>
   </w:num>
   <w:num w:numId="26" w16cid:durableId="100760455">
-    <w:abstractNumId w:val="39"/>
+    <w:abstractNumId w:val="40"/>
   </w:num>
   <w:num w:numId="27" w16cid:durableId="98062207">
     <w:abstractNumId w:val="17"/>
@@ -48294,6 +47499,9 @@
   </w:num>
   <w:num w:numId="40" w16cid:durableId="1267467256">
     <w:abstractNumId w:val="0"/>
+  </w:num>
+  <w:num w:numId="41" w16cid:durableId="1235971542">
+    <w:abstractNumId w:val="39"/>
   </w:num>
   <w:numIdMacAtCleanup w:val="26"/>
 </w:numbering>
@@ -48697,7 +47905,7 @@
   <w:style w:type="paragraph" w:default="1" w:styleId="Normal">
     <w:name w:val="Normal"/>
     <w:qFormat/>
-    <w:rsid w:val="009A4A0F"/>
+    <w:rsid w:val="003052CB"/>
   </w:style>
   <w:style w:type="paragraph" w:styleId="Heading1">
     <w:name w:val="heading 1"/>
@@ -49621,7 +48829,7 @@
 </file>
 
 <file path=customXml/item2.xml><?xml version="1.0" encoding="utf-8"?>
-<b:Sources xmlns:b="http://schemas.openxmlformats.org/officeDocument/2006/bibliography" xmlns="http://schemas.openxmlformats.org/officeDocument/2006/bibliography" SelectedStyle="\APA.XSL" StyleName="APA"/>
+<mypart/>
 </file>
 
 <file path=customXml/item3.xml><?xml version="1.0" encoding="utf-8"?>
@@ -49633,25 +48841,23 @@
 </file>
 
 <file path=customXml/item5.xml><?xml version="1.0" encoding="utf-8"?>
-<mypart/>
+<b:Sources xmlns:b="http://schemas.openxmlformats.org/officeDocument/2006/bibliography" xmlns="http://schemas.openxmlformats.org/officeDocument/2006/bibliography" SelectedStyle="\APA.XSL" StyleName="APA"/>
 </file>
 
 <file path=customXml/itemProps1.xml><?xml version="1.0" encoding="utf-8"?>
-<ds:datastoreItem xmlns:ds="http://schemas.openxmlformats.org/officeDocument/2006/customXml" ds:itemID="{129E683B-8798-4998-BC5B-3A6285F3BA66}">
+<ds:datastoreItem xmlns:ds="http://schemas.openxmlformats.org/officeDocument/2006/customXml" ds:itemID="{94DA83E4-30CE-4756-BA31-36A424DCCFFE}">
   <ds:schemaRefs/>
 </ds:datastoreItem>
 </file>
 
 <file path=customXml/itemProps2.xml><?xml version="1.0" encoding="utf-8"?>
-<ds:datastoreItem xmlns:ds="http://schemas.openxmlformats.org/officeDocument/2006/customXml" ds:itemID="{F28D3F12-7B11-41F1-95E4-756843F013A3}">
-  <ds:schemaRefs>
-    <ds:schemaRef ds:uri="http://schemas.openxmlformats.org/officeDocument/2006/bibliography"/>
-  </ds:schemaRefs>
+<ds:datastoreItem xmlns:ds="http://schemas.openxmlformats.org/officeDocument/2006/customXml" ds:itemID="{6993F598-74FB-4621-A242-6BA71A88A180}">
+  <ds:schemaRefs/>
 </ds:datastoreItem>
 </file>
 
 <file path=customXml/itemProps3.xml><?xml version="1.0" encoding="utf-8"?>
-<ds:datastoreItem xmlns:ds="http://schemas.openxmlformats.org/officeDocument/2006/customXml" ds:itemID="{6993F598-74FB-4621-A242-6BA71A88A180}">
+<ds:datastoreItem xmlns:ds="http://schemas.openxmlformats.org/officeDocument/2006/customXml" ds:itemID="{129E683B-8798-4998-BC5B-3A6285F3BA66}">
   <ds:schemaRefs/>
 </ds:datastoreItem>
 </file>
@@ -49665,7 +48871,9 @@
 </file>
 
 <file path=customXml/itemProps5.xml><?xml version="1.0" encoding="utf-8"?>
-<ds:datastoreItem xmlns:ds="http://schemas.openxmlformats.org/officeDocument/2006/customXml" ds:itemID="{94DA83E4-30CE-4756-BA31-36A424DCCFFE}">
-  <ds:schemaRefs/>
+<ds:datastoreItem xmlns:ds="http://schemas.openxmlformats.org/officeDocument/2006/customXml" ds:itemID="{F28D3F12-7B11-41F1-95E4-756843F013A3}">
+  <ds:schemaRefs>
+    <ds:schemaRef ds:uri="http://schemas.openxmlformats.org/officeDocument/2006/bibliography"/>
+  </ds:schemaRefs>
 </ds:datastoreItem>
 </file>
--- a/docs/Docx4j_GettingStarted.docx
+++ b/docs/Docx4j_GettingStarted.docx
@@ -24621,6 +24621,23 @@
     <w:p>
       <w:r>
         <w:t>To use it, add docx4j-markdown to your classpath, then use the facade methods Docx4J.fromMarkdown and Docx4J.toMarkdown (or MarkdownImporter / MarkdownExporter directly, for options).  See the module README for details.</w:t>
+      </w:r>
+    </w:p>
+    <w:p>
+      <w:pPr>
+        <w:pStyle w:val="Heading1"/>
+        <w:rPr>
+          <w:rFonts w:eastAsia="Times New Roman"/>
+          <w:kern w:val="36"/>
+        </w:rPr>
+      </w:pPr>
+      <w:r>
+        <w:t>docx4j for AI agents (MCP)</w:t>
+      </w:r>
+    </w:p>
+    <w:p>
+      <w:r>
+        <w:t>If you would rather have an AI agent work with your docx files than write Java yourself, docx4j-mcp is a Model Context Protocol server which exposes docx4j’s engine to Claude Desktop, Claude Code, and any other MCP client: reading, converting (Markdown, HTML, PDF) and filling Word documents.  It is developed and released separately; see https://github.com/plutext/docx4j-mcp for setup and the current tool surface.</w:t>
       </w:r>
     </w:p>
     <w:p>

--- a/docs/Docx4j_GettingStarted.docx
+++ b/docs/Docx4j_GettingStarted.docx
@@ -24638,6 +24638,33 @@
     <w:p>
       <w:r>
         <w:t>If you would rather have an AI agent work with your docx files than write Java yourself, docx4j-mcp is a Model Context Protocol server which exposes docx4j’s engine to Claude Desktop, Claude Code, and any other MCP client: reading, converting (Markdown, HTML, PDF) and filling Word documents.  It is developed and released separately; see https://github.com/plutext/docx4j-mcp for setup and the current tool surface.</w:t>
+      </w:r>
+    </w:p>
+    <w:p>
+      <w:pPr>
+        <w:pStyle w:val="Heading1"/>
+        <w:rPr>
+          <w:rFonts w:eastAsia="Times New Roman"/>
+          <w:kern w:val="36"/>
+        </w:rPr>
+      </w:pPr>
+      <w:r>
+        <w:t>Using an LLM with docx4j</w:t>
+      </w:r>
+    </w:p>
+    <w:p>
+      <w:r>
+        <w:t>LLMs and coding agents (Claude Code, Copilot, and similar) are good at writing docx4j code, and you should feel free to use them.  Two things help: docx4j’s documentation is available in LLM-friendly form at https://www.docx4java.org/llms.txt, and the docx4j-samples-* modules give an agent working code to pattern-match against.  The classic failure modes to watch for: javax.xml.bind imports (current docx4j uses jakarta.xml.bind – see the Jaxb section above), and invented APIs for merging documents (merging is a commercial extension; see Merging Documents and Presentations below).</w:t>
+      </w:r>
+    </w:p>
+    <w:p>
+      <w:r>
+        <w:t>The docx4j source tree is set up for AI-assisted development too: CLAUDE.md in the repository root (https://github.com/plutext/docx4j/blob/HEAD/CLAUDE.md) orients a coding agent – build commands, module map, architecture – and docs/developer/change-requests/ records the design history that gives an agent (or a human) context for non-trivial changes.  Much of docx4j 17.0.x was built this way.</w:t>
+      </w:r>
+    </w:p>
+    <w:p>
+      <w:r>
+        <w:t>Contributions – including AI-assisted ones – are welcome.  Please do submit issues (a small docx reproducing the problem is worth a thousand words) and pull requests.  See CONTRIBUTING.md (https://github.com/plutext/docx4j/blob/HEAD/CONTRIBUTING.md) for the ground rules: DCO sign-off, and for AI assistance, that you have reviewed and can stand behind the code, and disclose the assistance with an Assisted-by: trailer.</w:t>
       </w:r>
     </w:p>
     <w:p>

--- a/docs/Docx4j_GettingStarted.docx
+++ b/docs/Docx4j_GettingStarted.docx
@@ -65,7 +65,7 @@
           <w:r>
             <w:fldChar w:fldCharType="separate"/>
           </w:r>
-          <w:hyperlink w:anchor="_Toc239259254" w:history="1">
+          <w:hyperlink w:anchor="_Toc239264890" w:history="1">
             <w:r>
               <w:rPr>
                 <w:rStyle w:val="Hyperlink"/>
@@ -92,7 +92,7 @@
                 <w:noProof/>
                 <w:webHidden/>
               </w:rPr>
-              <w:instrText xml:space="preserve"> PAGEREF _Toc239259254 \h </w:instrText>
+              <w:instrText xml:space="preserve"> PAGEREF _Toc239264890 \h </w:instrText>
             </w:r>
             <w:r>
               <w:rPr>
@@ -138,7 +138,7 @@
               <w14:ligatures w14:val="standardContextual"/>
             </w:rPr>
           </w:pPr>
-          <w:hyperlink w:anchor="_Toc239259255" w:history="1">
+          <w:hyperlink w:anchor="_Toc239264891" w:history="1">
             <w:r>
               <w:rPr>
                 <w:rStyle w:val="Hyperlink"/>
@@ -165,7 +165,7 @@
                 <w:noProof/>
                 <w:webHidden/>
               </w:rPr>
-              <w:instrText xml:space="preserve"> PAGEREF _Toc239259255 \h </w:instrText>
+              <w:instrText xml:space="preserve"> PAGEREF _Toc239264891 \h </w:instrText>
             </w:r>
             <w:r>
               <w:rPr>
@@ -211,7 +211,7 @@
               <w14:ligatures w14:val="standardContextual"/>
             </w:rPr>
           </w:pPr>
-          <w:hyperlink w:anchor="_Toc239259256" w:history="1">
+          <w:hyperlink w:anchor="_Toc239264892" w:history="1">
             <w:r>
               <w:rPr>
                 <w:rStyle w:val="Hyperlink"/>
@@ -238,7 +238,7 @@
                 <w:noProof/>
                 <w:webHidden/>
               </w:rPr>
-              <w:instrText xml:space="preserve"> PAGEREF _Toc239259256 \h </w:instrText>
+              <w:instrText xml:space="preserve"> PAGEREF _Toc239264892 \h </w:instrText>
             </w:r>
             <w:r>
               <w:rPr>
@@ -284,7 +284,7 @@
               <w14:ligatures w14:val="standardContextual"/>
             </w:rPr>
           </w:pPr>
-          <w:hyperlink w:anchor="_Toc239259257" w:history="1">
+          <w:hyperlink w:anchor="_Toc239264893" w:history="1">
             <w:r>
               <w:rPr>
                 <w:rStyle w:val="Hyperlink"/>
@@ -311,7 +311,7 @@
                 <w:noProof/>
                 <w:webHidden/>
               </w:rPr>
-              <w:instrText xml:space="preserve"> PAGEREF _Toc239259257 \h </w:instrText>
+              <w:instrText xml:space="preserve"> PAGEREF _Toc239264893 \h </w:instrText>
             </w:r>
             <w:r>
               <w:rPr>
@@ -357,7 +357,7 @@
               <w14:ligatures w14:val="standardContextual"/>
             </w:rPr>
           </w:pPr>
-          <w:hyperlink w:anchor="_Toc239259258" w:history="1">
+          <w:hyperlink w:anchor="_Toc239264894" w:history="1">
             <w:r>
               <w:rPr>
                 <w:rStyle w:val="Hyperlink"/>
@@ -384,7 +384,7 @@
                 <w:noProof/>
                 <w:webHidden/>
               </w:rPr>
-              <w:instrText xml:space="preserve"> PAGEREF _Toc239259258 \h </w:instrText>
+              <w:instrText xml:space="preserve"> PAGEREF _Toc239264894 \h </w:instrText>
             </w:r>
             <w:r>
               <w:rPr>
@@ -430,7 +430,7 @@
               <w14:ligatures w14:val="standardContextual"/>
             </w:rPr>
           </w:pPr>
-          <w:hyperlink w:anchor="_Toc239259259" w:history="1">
+          <w:hyperlink w:anchor="_Toc239264895" w:history="1">
             <w:r>
               <w:rPr>
                 <w:rStyle w:val="Hyperlink"/>
@@ -457,7 +457,7 @@
                 <w:noProof/>
                 <w:webHidden/>
               </w:rPr>
-              <w:instrText xml:space="preserve"> PAGEREF _Toc239259259 \h </w:instrText>
+              <w:instrText xml:space="preserve"> PAGEREF _Toc239264895 \h </w:instrText>
             </w:r>
             <w:r>
               <w:rPr>
@@ -503,7 +503,7 @@
               <w14:ligatures w14:val="standardContextual"/>
             </w:rPr>
           </w:pPr>
-          <w:hyperlink w:anchor="_Toc239259260" w:history="1">
+          <w:hyperlink w:anchor="_Toc239264896" w:history="1">
             <w:r>
               <w:rPr>
                 <w:rStyle w:val="Hyperlink"/>
@@ -530,7 +530,7 @@
                 <w:noProof/>
                 <w:webHidden/>
               </w:rPr>
-              <w:instrText xml:space="preserve"> PAGEREF _Toc239259260 \h </w:instrText>
+              <w:instrText xml:space="preserve"> PAGEREF _Toc239264896 \h </w:instrText>
             </w:r>
             <w:r>
               <w:rPr>
@@ -576,14 +576,13 @@
               <w14:ligatures w14:val="standardContextual"/>
             </w:rPr>
           </w:pPr>
-          <w:hyperlink w:anchor="_Toc239259261" w:history="1">
+          <w:hyperlink w:anchor="_Toc239264897" w:history="1">
             <w:r>
               <w:rPr>
                 <w:rStyle w:val="Hyperlink"/>
-                <w:rFonts w:eastAsia="Times New Roman"/>
-                <w:noProof/>
-              </w:rPr>
-              <w:t>Getting Help: the docx4j forum</w:t>
+                <w:noProof/>
+              </w:rPr>
+              <w:t>A word about Jaxb</w:t>
             </w:r>
             <w:r>
               <w:rPr>
@@ -604,7 +603,7 @@
                 <w:noProof/>
                 <w:webHidden/>
               </w:rPr>
-              <w:instrText xml:space="preserve"> PAGEREF _Toc239259261 \h </w:instrText>
+              <w:instrText xml:space="preserve"> PAGEREF _Toc239264897 \h </w:instrText>
             </w:r>
             <w:r>
               <w:rPr>
@@ -624,7 +623,7 @@
                 <w:noProof/>
                 <w:webHidden/>
               </w:rPr>
-              <w:t>7</w:t>
+              <w:t>6</w:t>
             </w:r>
             <w:r>
               <w:rPr>
@@ -650,13 +649,13 @@
               <w14:ligatures w14:val="standardContextual"/>
             </w:rPr>
           </w:pPr>
-          <w:hyperlink w:anchor="_Toc239259262" w:history="1">
+          <w:hyperlink w:anchor="_Toc239264898" w:history="1">
             <w:r>
               <w:rPr>
                 <w:rStyle w:val="Hyperlink"/>
                 <w:noProof/>
               </w:rPr>
-              <w:t>A word about Jaxb</w:t>
+              <w:t>Using docx4j via Maven</w:t>
             </w:r>
             <w:r>
               <w:rPr>
@@ -677,7 +676,7 @@
                 <w:noProof/>
                 <w:webHidden/>
               </w:rPr>
-              <w:instrText xml:space="preserve"> PAGEREF _Toc239259262 \h </w:instrText>
+              <w:instrText xml:space="preserve"> PAGEREF _Toc239264898 \h </w:instrText>
             </w:r>
             <w:r>
               <w:rPr>
@@ -723,13 +722,13 @@
               <w14:ligatures w14:val="standardContextual"/>
             </w:rPr>
           </w:pPr>
-          <w:hyperlink w:anchor="_Toc239259263" w:history="1">
+          <w:hyperlink w:anchor="_Toc239264899" w:history="1">
             <w:r>
               <w:rPr>
                 <w:rStyle w:val="Hyperlink"/>
                 <w:noProof/>
               </w:rPr>
-              <w:t>Using docx4j via Maven</w:t>
+              <w:t>Using docx4j binaries</w:t>
             </w:r>
             <w:r>
               <w:rPr>
@@ -750,7 +749,7 @@
                 <w:noProof/>
                 <w:webHidden/>
               </w:rPr>
-              <w:instrText xml:space="preserve"> PAGEREF _Toc239259263 \h </w:instrText>
+              <w:instrText xml:space="preserve"> PAGEREF _Toc239264899 \h </w:instrText>
             </w:r>
             <w:r>
               <w:rPr>
@@ -796,13 +795,13 @@
               <w14:ligatures w14:val="standardContextual"/>
             </w:rPr>
           </w:pPr>
-          <w:hyperlink w:anchor="_Toc239259264" w:history="1">
+          <w:hyperlink w:anchor="_Toc239264900" w:history="1">
             <w:r>
               <w:rPr>
                 <w:rStyle w:val="Hyperlink"/>
                 <w:noProof/>
               </w:rPr>
-              <w:t>Using docx4j binaries</w:t>
+              <w:t>docx4j dependencies</w:t>
             </w:r>
             <w:r>
               <w:rPr>
@@ -823,7 +822,7 @@
                 <w:noProof/>
                 <w:webHidden/>
               </w:rPr>
-              <w:instrText xml:space="preserve"> PAGEREF _Toc239259264 \h </w:instrText>
+              <w:instrText xml:space="preserve"> PAGEREF _Toc239264900 \h </w:instrText>
             </w:r>
             <w:r>
               <w:rPr>
@@ -844,6 +843,152 @@
                 <w:webHidden/>
               </w:rPr>
               <w:t>8</w:t>
+            </w:r>
+            <w:r>
+              <w:rPr>
+                <w:noProof/>
+                <w:webHidden/>
+              </w:rPr>
+              <w:fldChar w:fldCharType="end"/>
+            </w:r>
+          </w:hyperlink>
+        </w:p>
+        <w:p>
+          <w:pPr>
+            <w:pStyle w:val="TOC2"/>
+            <w:tabs>
+              <w:tab w:val="right" w:leader="dot" w:pos="9350"/>
+            </w:tabs>
+            <w:rPr>
+              <w:noProof/>
+              <w:kern w:val="2"/>
+              <w:sz w:val="24"/>
+              <w:szCs w:val="24"/>
+              <w:lang w:eastAsia="ja-JP"/>
+              <w14:ligatures w14:val="standardContextual"/>
+            </w:rPr>
+          </w:pPr>
+          <w:hyperlink w:anchor="_Toc239264901" w:history="1">
+            <w:r>
+              <w:rPr>
+                <w:rStyle w:val="Hyperlink"/>
+                <w:noProof/>
+              </w:rPr>
+              <w:t>slf4j</w:t>
+            </w:r>
+            <w:r>
+              <w:rPr>
+                <w:noProof/>
+                <w:webHidden/>
+              </w:rPr>
+              <w:tab/>
+            </w:r>
+            <w:r>
+              <w:rPr>
+                <w:noProof/>
+                <w:webHidden/>
+              </w:rPr>
+              <w:fldChar w:fldCharType="begin"/>
+            </w:r>
+            <w:r>
+              <w:rPr>
+                <w:noProof/>
+                <w:webHidden/>
+              </w:rPr>
+              <w:instrText xml:space="preserve"> PAGEREF _Toc239264901 \h </w:instrText>
+            </w:r>
+            <w:r>
+              <w:rPr>
+                <w:noProof/>
+                <w:webHidden/>
+              </w:rPr>
+            </w:r>
+            <w:r>
+              <w:rPr>
+                <w:noProof/>
+                <w:webHidden/>
+              </w:rPr>
+              <w:fldChar w:fldCharType="separate"/>
+            </w:r>
+            <w:r>
+              <w:rPr>
+                <w:noProof/>
+                <w:webHidden/>
+              </w:rPr>
+              <w:t>8</w:t>
+            </w:r>
+            <w:r>
+              <w:rPr>
+                <w:noProof/>
+                <w:webHidden/>
+              </w:rPr>
+              <w:fldChar w:fldCharType="end"/>
+            </w:r>
+          </w:hyperlink>
+        </w:p>
+        <w:p>
+          <w:pPr>
+            <w:pStyle w:val="TOC2"/>
+            <w:tabs>
+              <w:tab w:val="right" w:leader="dot" w:pos="9350"/>
+            </w:tabs>
+            <w:rPr>
+              <w:noProof/>
+              <w:kern w:val="2"/>
+              <w:sz w:val="24"/>
+              <w:szCs w:val="24"/>
+              <w:lang w:eastAsia="ja-JP"/>
+              <w14:ligatures w14:val="standardContextual"/>
+            </w:rPr>
+          </w:pPr>
+          <w:hyperlink w:anchor="_Toc239264902" w:history="1">
+            <w:r>
+              <w:rPr>
+                <w:rStyle w:val="Hyperlink"/>
+                <w:noProof/>
+              </w:rPr>
+              <w:t>other dependencies</w:t>
+            </w:r>
+            <w:r>
+              <w:rPr>
+                <w:noProof/>
+                <w:webHidden/>
+              </w:rPr>
+              <w:tab/>
+            </w:r>
+            <w:r>
+              <w:rPr>
+                <w:noProof/>
+                <w:webHidden/>
+              </w:rPr>
+              <w:fldChar w:fldCharType="begin"/>
+            </w:r>
+            <w:r>
+              <w:rPr>
+                <w:noProof/>
+                <w:webHidden/>
+              </w:rPr>
+              <w:instrText xml:space="preserve"> PAGEREF _Toc239264902 \h </w:instrText>
+            </w:r>
+            <w:r>
+              <w:rPr>
+                <w:noProof/>
+                <w:webHidden/>
+              </w:rPr>
+            </w:r>
+            <w:r>
+              <w:rPr>
+                <w:noProof/>
+                <w:webHidden/>
+              </w:rPr>
+              <w:fldChar w:fldCharType="separate"/>
+            </w:r>
+            <w:r>
+              <w:rPr>
+                <w:noProof/>
+                <w:webHidden/>
+              </w:rPr>
+              <w:t>9</w:t>
             </w:r>
             <w:r>
               <w:rPr>
@@ -869,13 +1014,13 @@
               <w14:ligatures w14:val="standardContextual"/>
             </w:rPr>
           </w:pPr>
-          <w:hyperlink w:anchor="_Toc239259265" w:history="1">
+          <w:hyperlink w:anchor="_Toc239264903" w:history="1">
             <w:r>
               <w:rPr>
                 <w:rStyle w:val="Hyperlink"/>
                 <w:noProof/>
               </w:rPr>
-              <w:t>docx4j dependencies</w:t>
+              <w:t>Docx4j source code</w:t>
             </w:r>
             <w:r>
               <w:rPr>
@@ -896,7 +1041,7 @@
                 <w:noProof/>
                 <w:webHidden/>
               </w:rPr>
-              <w:instrText xml:space="preserve"> PAGEREF _Toc239259265 \h </w:instrText>
+              <w:instrText xml:space="preserve"> PAGEREF _Toc239264903 \h </w:instrText>
             </w:r>
             <w:r>
               <w:rPr>
@@ -917,6 +1062,152 @@
                 <w:webHidden/>
               </w:rPr>
               <w:t>9</w:t>
+            </w:r>
+            <w:r>
+              <w:rPr>
+                <w:noProof/>
+                <w:webHidden/>
+              </w:rPr>
+              <w:fldChar w:fldCharType="end"/>
+            </w:r>
+          </w:hyperlink>
+        </w:p>
+        <w:p>
+          <w:pPr>
+            <w:pStyle w:val="TOC1"/>
+            <w:tabs>
+              <w:tab w:val="right" w:leader="dot" w:pos="9350"/>
+            </w:tabs>
+            <w:rPr>
+              <w:noProof/>
+              <w:kern w:val="2"/>
+              <w:sz w:val="24"/>
+              <w:szCs w:val="24"/>
+              <w:lang w:eastAsia="ja-JP"/>
+              <w14:ligatures w14:val="standardContextual"/>
+            </w:rPr>
+          </w:pPr>
+          <w:hyperlink w:anchor="_Toc239264904" w:history="1">
+            <w:r>
+              <w:rPr>
+                <w:rStyle w:val="Hyperlink"/>
+                <w:noProof/>
+              </w:rPr>
+              <w:t>Javadoc</w:t>
+            </w:r>
+            <w:r>
+              <w:rPr>
+                <w:noProof/>
+                <w:webHidden/>
+              </w:rPr>
+              <w:tab/>
+            </w:r>
+            <w:r>
+              <w:rPr>
+                <w:noProof/>
+                <w:webHidden/>
+              </w:rPr>
+              <w:fldChar w:fldCharType="begin"/>
+            </w:r>
+            <w:r>
+              <w:rPr>
+                <w:noProof/>
+                <w:webHidden/>
+              </w:rPr>
+              <w:instrText xml:space="preserve"> PAGEREF _Toc239264904 \h </w:instrText>
+            </w:r>
+            <w:r>
+              <w:rPr>
+                <w:noProof/>
+                <w:webHidden/>
+              </w:rPr>
+            </w:r>
+            <w:r>
+              <w:rPr>
+                <w:noProof/>
+                <w:webHidden/>
+              </w:rPr>
+              <w:fldChar w:fldCharType="separate"/>
+            </w:r>
+            <w:r>
+              <w:rPr>
+                <w:noProof/>
+                <w:webHidden/>
+              </w:rPr>
+              <w:t>9</w:t>
+            </w:r>
+            <w:r>
+              <w:rPr>
+                <w:noProof/>
+                <w:webHidden/>
+              </w:rPr>
+              <w:fldChar w:fldCharType="end"/>
+            </w:r>
+          </w:hyperlink>
+        </w:p>
+        <w:p>
+          <w:pPr>
+            <w:pStyle w:val="TOC1"/>
+            <w:tabs>
+              <w:tab w:val="right" w:leader="dot" w:pos="9350"/>
+            </w:tabs>
+            <w:rPr>
+              <w:noProof/>
+              <w:kern w:val="2"/>
+              <w:sz w:val="24"/>
+              <w:szCs w:val="24"/>
+              <w:lang w:eastAsia="ja-JP"/>
+              <w14:ligatures w14:val="standardContextual"/>
+            </w:rPr>
+          </w:pPr>
+          <w:hyperlink w:anchor="_Toc239264905" w:history="1">
+            <w:r>
+              <w:rPr>
+                <w:rStyle w:val="Hyperlink"/>
+                <w:noProof/>
+              </w:rPr>
+              <w:t>Building docx4j from source</w:t>
+            </w:r>
+            <w:r>
+              <w:rPr>
+                <w:noProof/>
+                <w:webHidden/>
+              </w:rPr>
+              <w:tab/>
+            </w:r>
+            <w:r>
+              <w:rPr>
+                <w:noProof/>
+                <w:webHidden/>
+              </w:rPr>
+              <w:fldChar w:fldCharType="begin"/>
+            </w:r>
+            <w:r>
+              <w:rPr>
+                <w:noProof/>
+                <w:webHidden/>
+              </w:rPr>
+              <w:instrText xml:space="preserve"> PAGEREF _Toc239264905 \h </w:instrText>
+            </w:r>
+            <w:r>
+              <w:rPr>
+                <w:noProof/>
+                <w:webHidden/>
+              </w:rPr>
+            </w:r>
+            <w:r>
+              <w:rPr>
+                <w:noProof/>
+                <w:webHidden/>
+              </w:rPr>
+              <w:fldChar w:fldCharType="separate"/>
+            </w:r>
+            <w:r>
+              <w:rPr>
+                <w:noProof/>
+                <w:webHidden/>
+              </w:rPr>
+              <w:t>10</w:t>
             </w:r>
             <w:r>
               <w:rPr>
@@ -942,13 +1233,13 @@
               <w14:ligatures w14:val="standardContextual"/>
             </w:rPr>
           </w:pPr>
-          <w:hyperlink w:anchor="_Toc239259266" w:history="1">
+          <w:hyperlink w:anchor="_Toc239264906" w:history="1">
             <w:r>
               <w:rPr>
                 <w:rStyle w:val="Hyperlink"/>
                 <w:noProof/>
               </w:rPr>
-              <w:t>slf4j</w:t>
+              <w:t>Command line -via Maven</w:t>
             </w:r>
             <w:r>
               <w:rPr>
@@ -969,7 +1260,7 @@
                 <w:noProof/>
                 <w:webHidden/>
               </w:rPr>
-              <w:instrText xml:space="preserve"> PAGEREF _Toc239259266 \h </w:instrText>
+              <w:instrText xml:space="preserve"> PAGEREF _Toc239264906 \h </w:instrText>
             </w:r>
             <w:r>
               <w:rPr>
@@ -989,7 +1280,7 @@
                 <w:noProof/>
                 <w:webHidden/>
               </w:rPr>
-              <w:t>9</w:t>
+              <w:t>10</w:t>
             </w:r>
             <w:r>
               <w:rPr>
@@ -1015,13 +1306,13 @@
               <w14:ligatures w14:val="standardContextual"/>
             </w:rPr>
           </w:pPr>
-          <w:hyperlink w:anchor="_Toc239259267" w:history="1">
+          <w:hyperlink w:anchor="_Toc239264907" w:history="1">
             <w:r>
               <w:rPr>
                 <w:rStyle w:val="Hyperlink"/>
                 <w:noProof/>
               </w:rPr>
-              <w:t>other dependencies</w:t>
+              <w:t>Eclipse</w:t>
             </w:r>
             <w:r>
               <w:rPr>
@@ -1042,7 +1333,7 @@
                 <w:noProof/>
                 <w:webHidden/>
               </w:rPr>
-              <w:instrText xml:space="preserve"> PAGEREF _Toc239259267 \h </w:instrText>
+              <w:instrText xml:space="preserve"> PAGEREF _Toc239264907 \h </w:instrText>
             </w:r>
             <w:r>
               <w:rPr>
@@ -1062,7 +1353,80 @@
                 <w:noProof/>
                 <w:webHidden/>
               </w:rPr>
-              <w:t>9</w:t>
+              <w:t>10</w:t>
+            </w:r>
+            <w:r>
+              <w:rPr>
+                <w:noProof/>
+                <w:webHidden/>
+              </w:rPr>
+              <w:fldChar w:fldCharType="end"/>
+            </w:r>
+          </w:hyperlink>
+        </w:p>
+        <w:p>
+          <w:pPr>
+            <w:pStyle w:val="TOC2"/>
+            <w:tabs>
+              <w:tab w:val="right" w:leader="dot" w:pos="9350"/>
+            </w:tabs>
+            <w:rPr>
+              <w:noProof/>
+              <w:kern w:val="2"/>
+              <w:sz w:val="24"/>
+              <w:szCs w:val="24"/>
+              <w:lang w:eastAsia="ja-JP"/>
+              <w14:ligatures w14:val="standardContextual"/>
+            </w:rPr>
+          </w:pPr>
+          <w:hyperlink w:anchor="_Toc239264908" w:history="1">
+            <w:r>
+              <w:rPr>
+                <w:rStyle w:val="Hyperlink"/>
+                <w:noProof/>
+              </w:rPr>
+              <w:t>Using a different IDE?</w:t>
+            </w:r>
+            <w:r>
+              <w:rPr>
+                <w:noProof/>
+                <w:webHidden/>
+              </w:rPr>
+              <w:tab/>
+            </w:r>
+            <w:r>
+              <w:rPr>
+                <w:noProof/>
+                <w:webHidden/>
+              </w:rPr>
+              <w:fldChar w:fldCharType="begin"/>
+            </w:r>
+            <w:r>
+              <w:rPr>
+                <w:noProof/>
+                <w:webHidden/>
+              </w:rPr>
+              <w:instrText xml:space="preserve"> PAGEREF _Toc239264908 \h </w:instrText>
+            </w:r>
+            <w:r>
+              <w:rPr>
+                <w:noProof/>
+                <w:webHidden/>
+              </w:rPr>
+            </w:r>
+            <w:r>
+              <w:rPr>
+                <w:noProof/>
+                <w:webHidden/>
+              </w:rPr>
+              <w:fldChar w:fldCharType="separate"/>
+            </w:r>
+            <w:r>
+              <w:rPr>
+                <w:noProof/>
+                <w:webHidden/>
+              </w:rPr>
+              <w:t>10</w:t>
             </w:r>
             <w:r>
               <w:rPr>
@@ -1088,13 +1452,15 @@
               <w14:ligatures w14:val="standardContextual"/>
             </w:rPr>
           </w:pPr>
-          <w:hyperlink w:anchor="_Toc239259268" w:history="1">
+          <w:hyperlink w:anchor="_Toc239264909" w:history="1">
             <w:r>
               <w:rPr>
                 <w:rStyle w:val="Hyperlink"/>
-                <w:noProof/>
-              </w:rPr>
-              <w:t>Docx4j source code</w:t>
+                <w:rFonts w:eastAsia="Times New Roman"/>
+                <w:noProof/>
+                <w:kern w:val="36"/>
+              </w:rPr>
+              <w:t>Open an existing docx/pptx/xlsx document</w:t>
             </w:r>
             <w:r>
               <w:rPr>
@@ -1115,7 +1481,7 @@
                 <w:noProof/>
                 <w:webHidden/>
               </w:rPr>
-              <w:instrText xml:space="preserve"> PAGEREF _Toc239259268 \h </w:instrText>
+              <w:instrText xml:space="preserve"> PAGEREF _Toc239264909 \h </w:instrText>
             </w:r>
             <w:r>
               <w:rPr>
@@ -1161,13 +1527,13 @@
               <w14:ligatures w14:val="standardContextual"/>
             </w:rPr>
           </w:pPr>
-          <w:hyperlink w:anchor="_Toc239259269" w:history="1">
+          <w:hyperlink w:anchor="_Toc239264910" w:history="1">
             <w:r>
               <w:rPr>
                 <w:rStyle w:val="Hyperlink"/>
                 <w:noProof/>
               </w:rPr>
-              <w:t>Javadoc</w:t>
+              <w:t>OpenXML concepts</w:t>
             </w:r>
             <w:r>
               <w:rPr>
@@ -1188,7 +1554,7 @@
                 <w:noProof/>
                 <w:webHidden/>
               </w:rPr>
-              <w:instrText xml:space="preserve"> PAGEREF _Toc239259269 \h </w:instrText>
+              <w:instrText xml:space="preserve"> PAGEREF _Toc239264910 \h </w:instrText>
             </w:r>
             <w:r>
               <w:rPr>
@@ -1208,7 +1574,7 @@
                 <w:noProof/>
                 <w:webHidden/>
               </w:rPr>
-              <w:t>10</w:t>
+              <w:t>11</w:t>
             </w:r>
             <w:r>
               <w:rPr>
@@ -1234,13 +1600,15 @@
               <w14:ligatures w14:val="standardContextual"/>
             </w:rPr>
           </w:pPr>
-          <w:hyperlink w:anchor="_Toc239259270" w:history="1">
+          <w:hyperlink w:anchor="_Toc239264911" w:history="1">
             <w:r>
               <w:rPr>
                 <w:rStyle w:val="Hyperlink"/>
-                <w:noProof/>
-              </w:rPr>
-              <w:t>Building docx4j from source</w:t>
+                <w:rFonts w:eastAsia="Times New Roman"/>
+                <w:noProof/>
+                <w:kern w:val="36"/>
+              </w:rPr>
+              <w:t>Specification versions</w:t>
             </w:r>
             <w:r>
               <w:rPr>
@@ -1261,7 +1629,7 @@
                 <w:noProof/>
                 <w:webHidden/>
               </w:rPr>
-              <w:instrText xml:space="preserve"> PAGEREF _Toc239259270 \h </w:instrText>
+              <w:instrText xml:space="preserve"> PAGEREF _Toc239264911 \h </w:instrText>
             </w:r>
             <w:r>
               <w:rPr>
@@ -1281,7 +1649,1494 @@
                 <w:noProof/>
                 <w:webHidden/>
               </w:rPr>
-              <w:t>10</w:t>
+              <w:t>12</w:t>
+            </w:r>
+            <w:r>
+              <w:rPr>
+                <w:noProof/>
+                <w:webHidden/>
+              </w:rPr>
+              <w:fldChar w:fldCharType="end"/>
+            </w:r>
+          </w:hyperlink>
+        </w:p>
+        <w:p>
+          <w:pPr>
+            <w:pStyle w:val="TOC1"/>
+            <w:tabs>
+              <w:tab w:val="right" w:leader="dot" w:pos="9350"/>
+            </w:tabs>
+            <w:rPr>
+              <w:noProof/>
+              <w:kern w:val="2"/>
+              <w:sz w:val="24"/>
+              <w:szCs w:val="24"/>
+              <w:lang w:eastAsia="ja-JP"/>
+              <w14:ligatures w14:val="standardContextual"/>
+            </w:rPr>
+          </w:pPr>
+          <w:hyperlink w:anchor="_Toc239264912" w:history="1">
+            <w:r>
+              <w:rPr>
+                <w:rStyle w:val="Hyperlink"/>
+                <w:rFonts w:eastAsia="Times New Roman"/>
+                <w:noProof/>
+              </w:rPr>
+              <w:t>Architecture</w:t>
+            </w:r>
+            <w:r>
+              <w:rPr>
+                <w:noProof/>
+                <w:webHidden/>
+              </w:rPr>
+              <w:tab/>
+            </w:r>
+            <w:r>
+              <w:rPr>
+                <w:noProof/>
+                <w:webHidden/>
+              </w:rPr>
+              <w:fldChar w:fldCharType="begin"/>
+            </w:r>
+            <w:r>
+              <w:rPr>
+                <w:noProof/>
+                <w:webHidden/>
+              </w:rPr>
+              <w:instrText xml:space="preserve"> PAGEREF _Toc239264912 \h </w:instrText>
+            </w:r>
+            <w:r>
+              <w:rPr>
+                <w:noProof/>
+                <w:webHidden/>
+              </w:rPr>
+            </w:r>
+            <w:r>
+              <w:rPr>
+                <w:noProof/>
+                <w:webHidden/>
+              </w:rPr>
+              <w:fldChar w:fldCharType="separate"/>
+            </w:r>
+            <w:r>
+              <w:rPr>
+                <w:noProof/>
+                <w:webHidden/>
+              </w:rPr>
+              <w:t>13</w:t>
+            </w:r>
+            <w:r>
+              <w:rPr>
+                <w:noProof/>
+                <w:webHidden/>
+              </w:rPr>
+              <w:fldChar w:fldCharType="end"/>
+            </w:r>
+          </w:hyperlink>
+        </w:p>
+        <w:p>
+          <w:pPr>
+            <w:pStyle w:val="TOC1"/>
+            <w:tabs>
+              <w:tab w:val="right" w:leader="dot" w:pos="9350"/>
+            </w:tabs>
+            <w:rPr>
+              <w:noProof/>
+              <w:kern w:val="2"/>
+              <w:sz w:val="24"/>
+              <w:szCs w:val="24"/>
+              <w:lang w:eastAsia="ja-JP"/>
+              <w14:ligatures w14:val="standardContextual"/>
+            </w:rPr>
+          </w:pPr>
+          <w:hyperlink w:anchor="_Toc239264913" w:history="1">
+            <w:r>
+              <w:rPr>
+                <w:rStyle w:val="Hyperlink"/>
+                <w:rFonts w:eastAsia="Times New Roman"/>
+                <w:noProof/>
+                <w:kern w:val="36"/>
+              </w:rPr>
+              <w:t>Jaxb: marshalling and unmarshalling</w:t>
+            </w:r>
+            <w:r>
+              <w:rPr>
+                <w:noProof/>
+                <w:webHidden/>
+              </w:rPr>
+              <w:tab/>
+            </w:r>
+            <w:r>
+              <w:rPr>
+                <w:noProof/>
+                <w:webHidden/>
+              </w:rPr>
+              <w:fldChar w:fldCharType="begin"/>
+            </w:r>
+            <w:r>
+              <w:rPr>
+                <w:noProof/>
+                <w:webHidden/>
+              </w:rPr>
+              <w:instrText xml:space="preserve"> PAGEREF _Toc239264913 \h </w:instrText>
+            </w:r>
+            <w:r>
+              <w:rPr>
+                <w:noProof/>
+                <w:webHidden/>
+              </w:rPr>
+            </w:r>
+            <w:r>
+              <w:rPr>
+                <w:noProof/>
+                <w:webHidden/>
+              </w:rPr>
+              <w:fldChar w:fldCharType="separate"/>
+            </w:r>
+            <w:r>
+              <w:rPr>
+                <w:noProof/>
+                <w:webHidden/>
+              </w:rPr>
+              <w:t>14</w:t>
+            </w:r>
+            <w:r>
+              <w:rPr>
+                <w:noProof/>
+                <w:webHidden/>
+              </w:rPr>
+              <w:fldChar w:fldCharType="end"/>
+            </w:r>
+          </w:hyperlink>
+        </w:p>
+        <w:p>
+          <w:pPr>
+            <w:pStyle w:val="TOC1"/>
+            <w:tabs>
+              <w:tab w:val="right" w:leader="dot" w:pos="9350"/>
+            </w:tabs>
+            <w:rPr>
+              <w:noProof/>
+              <w:kern w:val="2"/>
+              <w:sz w:val="24"/>
+              <w:szCs w:val="24"/>
+              <w:lang w:eastAsia="ja-JP"/>
+              <w14:ligatures w14:val="standardContextual"/>
+            </w:rPr>
+          </w:pPr>
+          <w:hyperlink w:anchor="_Toc239264914" w:history="1">
+            <w:r>
+              <w:rPr>
+                <w:rStyle w:val="Hyperlink"/>
+                <w:rFonts w:eastAsia="Times New Roman"/>
+                <w:noProof/>
+                <w:kern w:val="36"/>
+              </w:rPr>
+              <w:t>Parts List</w:t>
+            </w:r>
+            <w:r>
+              <w:rPr>
+                <w:noProof/>
+                <w:webHidden/>
+              </w:rPr>
+              <w:tab/>
+            </w:r>
+            <w:r>
+              <w:rPr>
+                <w:noProof/>
+                <w:webHidden/>
+              </w:rPr>
+              <w:fldChar w:fldCharType="begin"/>
+            </w:r>
+            <w:r>
+              <w:rPr>
+                <w:noProof/>
+                <w:webHidden/>
+              </w:rPr>
+              <w:instrText xml:space="preserve"> PAGEREF _Toc239264914 \h </w:instrText>
+            </w:r>
+            <w:r>
+              <w:rPr>
+                <w:noProof/>
+                <w:webHidden/>
+              </w:rPr>
+            </w:r>
+            <w:r>
+              <w:rPr>
+                <w:noProof/>
+                <w:webHidden/>
+              </w:rPr>
+              <w:fldChar w:fldCharType="separate"/>
+            </w:r>
+            <w:r>
+              <w:rPr>
+                <w:noProof/>
+                <w:webHidden/>
+              </w:rPr>
+              <w:t>15</w:t>
+            </w:r>
+            <w:r>
+              <w:rPr>
+                <w:noProof/>
+                <w:webHidden/>
+              </w:rPr>
+              <w:fldChar w:fldCharType="end"/>
+            </w:r>
+          </w:hyperlink>
+        </w:p>
+        <w:p>
+          <w:pPr>
+            <w:pStyle w:val="TOC1"/>
+            <w:tabs>
+              <w:tab w:val="right" w:leader="dot" w:pos="9350"/>
+            </w:tabs>
+            <w:rPr>
+              <w:noProof/>
+              <w:kern w:val="2"/>
+              <w:sz w:val="24"/>
+              <w:szCs w:val="24"/>
+              <w:lang w:eastAsia="ja-JP"/>
+              <w14:ligatures w14:val="standardContextual"/>
+            </w:rPr>
+          </w:pPr>
+          <w:hyperlink w:anchor="_Toc239264915" w:history="1">
+            <w:r>
+              <w:rPr>
+                <w:rStyle w:val="Hyperlink"/>
+                <w:rFonts w:eastAsia="Times New Roman"/>
+                <w:noProof/>
+                <w:kern w:val="36"/>
+              </w:rPr>
+              <w:t>MainDocumentPart</w:t>
+            </w:r>
+            <w:r>
+              <w:rPr>
+                <w:noProof/>
+                <w:webHidden/>
+              </w:rPr>
+              <w:tab/>
+            </w:r>
+            <w:r>
+              <w:rPr>
+                <w:noProof/>
+                <w:webHidden/>
+              </w:rPr>
+              <w:fldChar w:fldCharType="begin"/>
+            </w:r>
+            <w:r>
+              <w:rPr>
+                <w:noProof/>
+                <w:webHidden/>
+              </w:rPr>
+              <w:instrText xml:space="preserve"> PAGEREF _Toc239264915 \h </w:instrText>
+            </w:r>
+            <w:r>
+              <w:rPr>
+                <w:noProof/>
+                <w:webHidden/>
+              </w:rPr>
+            </w:r>
+            <w:r>
+              <w:rPr>
+                <w:noProof/>
+                <w:webHidden/>
+              </w:rPr>
+              <w:fldChar w:fldCharType="separate"/>
+            </w:r>
+            <w:r>
+              <w:rPr>
+                <w:noProof/>
+                <w:webHidden/>
+              </w:rPr>
+              <w:t>17</w:t>
+            </w:r>
+            <w:r>
+              <w:rPr>
+                <w:noProof/>
+                <w:webHidden/>
+              </w:rPr>
+              <w:fldChar w:fldCharType="end"/>
+            </w:r>
+          </w:hyperlink>
+        </w:p>
+        <w:p>
+          <w:pPr>
+            <w:pStyle w:val="TOC1"/>
+            <w:tabs>
+              <w:tab w:val="right" w:leader="dot" w:pos="9350"/>
+            </w:tabs>
+            <w:rPr>
+              <w:noProof/>
+              <w:kern w:val="2"/>
+              <w:sz w:val="24"/>
+              <w:szCs w:val="24"/>
+              <w:lang w:eastAsia="ja-JP"/>
+              <w14:ligatures w14:val="standardContextual"/>
+            </w:rPr>
+          </w:pPr>
+          <w:hyperlink w:anchor="_Toc239264916" w:history="1">
+            <w:r>
+              <w:rPr>
+                <w:rStyle w:val="Hyperlink"/>
+                <w:rFonts w:eastAsia="Times New Roman"/>
+                <w:noProof/>
+                <w:kern w:val="36"/>
+              </w:rPr>
+              <w:t>Samples</w:t>
+            </w:r>
+            <w:r>
+              <w:rPr>
+                <w:noProof/>
+                <w:webHidden/>
+              </w:rPr>
+              <w:tab/>
+            </w:r>
+            <w:r>
+              <w:rPr>
+                <w:noProof/>
+                <w:webHidden/>
+              </w:rPr>
+              <w:fldChar w:fldCharType="begin"/>
+            </w:r>
+            <w:r>
+              <w:rPr>
+                <w:noProof/>
+                <w:webHidden/>
+              </w:rPr>
+              <w:instrText xml:space="preserve"> PAGEREF _Toc239264916 \h </w:instrText>
+            </w:r>
+            <w:r>
+              <w:rPr>
+                <w:noProof/>
+                <w:webHidden/>
+              </w:rPr>
+            </w:r>
+            <w:r>
+              <w:rPr>
+                <w:noProof/>
+                <w:webHidden/>
+              </w:rPr>
+              <w:fldChar w:fldCharType="separate"/>
+            </w:r>
+            <w:r>
+              <w:rPr>
+                <w:noProof/>
+                <w:webHidden/>
+              </w:rPr>
+              <w:t>18</w:t>
+            </w:r>
+            <w:r>
+              <w:rPr>
+                <w:noProof/>
+                <w:webHidden/>
+              </w:rPr>
+              <w:fldChar w:fldCharType="end"/>
+            </w:r>
+          </w:hyperlink>
+        </w:p>
+        <w:p>
+          <w:pPr>
+            <w:pStyle w:val="TOC1"/>
+            <w:tabs>
+              <w:tab w:val="right" w:leader="dot" w:pos="9350"/>
+            </w:tabs>
+            <w:rPr>
+              <w:noProof/>
+              <w:kern w:val="2"/>
+              <w:sz w:val="24"/>
+              <w:szCs w:val="24"/>
+              <w:lang w:eastAsia="ja-JP"/>
+              <w14:ligatures w14:val="standardContextual"/>
+            </w:rPr>
+          </w:pPr>
+          <w:hyperlink w:anchor="_Toc239264917" w:history="1">
+            <w:r>
+              <w:rPr>
+                <w:rStyle w:val="Hyperlink"/>
+                <w:rFonts w:eastAsia="Times New Roman"/>
+                <w:noProof/>
+                <w:kern w:val="36"/>
+              </w:rPr>
+              <w:t>Creating a new docx</w:t>
+            </w:r>
+            <w:r>
+              <w:rPr>
+                <w:noProof/>
+                <w:webHidden/>
+              </w:rPr>
+              <w:tab/>
+            </w:r>
+            <w:r>
+              <w:rPr>
+                <w:noProof/>
+                <w:webHidden/>
+              </w:rPr>
+              <w:fldChar w:fldCharType="begin"/>
+            </w:r>
+            <w:r>
+              <w:rPr>
+                <w:noProof/>
+                <w:webHidden/>
+              </w:rPr>
+              <w:instrText xml:space="preserve"> PAGEREF _Toc239264917 \h </w:instrText>
+            </w:r>
+            <w:r>
+              <w:rPr>
+                <w:noProof/>
+                <w:webHidden/>
+              </w:rPr>
+            </w:r>
+            <w:r>
+              <w:rPr>
+                <w:noProof/>
+                <w:webHidden/>
+              </w:rPr>
+              <w:fldChar w:fldCharType="separate"/>
+            </w:r>
+            <w:r>
+              <w:rPr>
+                <w:noProof/>
+                <w:webHidden/>
+              </w:rPr>
+              <w:t>20</w:t>
+            </w:r>
+            <w:r>
+              <w:rPr>
+                <w:noProof/>
+                <w:webHidden/>
+              </w:rPr>
+              <w:fldChar w:fldCharType="end"/>
+            </w:r>
+          </w:hyperlink>
+        </w:p>
+        <w:p>
+          <w:pPr>
+            <w:pStyle w:val="TOC1"/>
+            <w:tabs>
+              <w:tab w:val="right" w:leader="dot" w:pos="9350"/>
+            </w:tabs>
+            <w:rPr>
+              <w:noProof/>
+              <w:kern w:val="2"/>
+              <w:sz w:val="24"/>
+              <w:szCs w:val="24"/>
+              <w:lang w:eastAsia="ja-JP"/>
+              <w14:ligatures w14:val="standardContextual"/>
+            </w:rPr>
+          </w:pPr>
+          <w:hyperlink w:anchor="_Toc239264918" w:history="1">
+            <w:r>
+              <w:rPr>
+                <w:rStyle w:val="Hyperlink"/>
+                <w:noProof/>
+              </w:rPr>
+              <w:t>docx4j.properties</w:t>
+            </w:r>
+            <w:r>
+              <w:rPr>
+                <w:noProof/>
+                <w:webHidden/>
+              </w:rPr>
+              <w:tab/>
+            </w:r>
+            <w:r>
+              <w:rPr>
+                <w:noProof/>
+                <w:webHidden/>
+              </w:rPr>
+              <w:fldChar w:fldCharType="begin"/>
+            </w:r>
+            <w:r>
+              <w:rPr>
+                <w:noProof/>
+                <w:webHidden/>
+              </w:rPr>
+              <w:instrText xml:space="preserve"> PAGEREF _Toc239264918 \h </w:instrText>
+            </w:r>
+            <w:r>
+              <w:rPr>
+                <w:noProof/>
+                <w:webHidden/>
+              </w:rPr>
+            </w:r>
+            <w:r>
+              <w:rPr>
+                <w:noProof/>
+                <w:webHidden/>
+              </w:rPr>
+              <w:fldChar w:fldCharType="separate"/>
+            </w:r>
+            <w:r>
+              <w:rPr>
+                <w:noProof/>
+                <w:webHidden/>
+              </w:rPr>
+              <w:t>20</w:t>
+            </w:r>
+            <w:r>
+              <w:rPr>
+                <w:noProof/>
+                <w:webHidden/>
+              </w:rPr>
+              <w:fldChar w:fldCharType="end"/>
+            </w:r>
+          </w:hyperlink>
+        </w:p>
+        <w:p>
+          <w:pPr>
+            <w:pStyle w:val="TOC1"/>
+            <w:tabs>
+              <w:tab w:val="right" w:leader="dot" w:pos="9350"/>
+            </w:tabs>
+            <w:rPr>
+              <w:noProof/>
+              <w:kern w:val="2"/>
+              <w:sz w:val="24"/>
+              <w:szCs w:val="24"/>
+              <w:lang w:eastAsia="ja-JP"/>
+              <w14:ligatures w14:val="standardContextual"/>
+            </w:rPr>
+          </w:pPr>
+          <w:hyperlink w:anchor="_Toc239264919" w:history="1">
+            <w:r>
+              <w:rPr>
+                <w:rStyle w:val="Hyperlink"/>
+                <w:noProof/>
+              </w:rPr>
+              <w:t>Adding a paragraph of text</w:t>
+            </w:r>
+            <w:r>
+              <w:rPr>
+                <w:noProof/>
+                <w:webHidden/>
+              </w:rPr>
+              <w:tab/>
+            </w:r>
+            <w:r>
+              <w:rPr>
+                <w:noProof/>
+                <w:webHidden/>
+              </w:rPr>
+              <w:fldChar w:fldCharType="begin"/>
+            </w:r>
+            <w:r>
+              <w:rPr>
+                <w:noProof/>
+                <w:webHidden/>
+              </w:rPr>
+              <w:instrText xml:space="preserve"> PAGEREF _Toc239264919 \h </w:instrText>
+            </w:r>
+            <w:r>
+              <w:rPr>
+                <w:noProof/>
+                <w:webHidden/>
+              </w:rPr>
+            </w:r>
+            <w:r>
+              <w:rPr>
+                <w:noProof/>
+                <w:webHidden/>
+              </w:rPr>
+              <w:fldChar w:fldCharType="separate"/>
+            </w:r>
+            <w:r>
+              <w:rPr>
+                <w:noProof/>
+                <w:webHidden/>
+              </w:rPr>
+              <w:t>21</w:t>
+            </w:r>
+            <w:r>
+              <w:rPr>
+                <w:noProof/>
+                <w:webHidden/>
+              </w:rPr>
+              <w:fldChar w:fldCharType="end"/>
+            </w:r>
+          </w:hyperlink>
+        </w:p>
+        <w:p>
+          <w:pPr>
+            <w:pStyle w:val="TOC1"/>
+            <w:tabs>
+              <w:tab w:val="right" w:leader="dot" w:pos="9350"/>
+            </w:tabs>
+            <w:rPr>
+              <w:noProof/>
+              <w:kern w:val="2"/>
+              <w:sz w:val="24"/>
+              <w:szCs w:val="24"/>
+              <w:lang w:eastAsia="ja-JP"/>
+              <w14:ligatures w14:val="standardContextual"/>
+            </w:rPr>
+          </w:pPr>
+          <w:hyperlink w:anchor="_Toc239264920" w:history="1">
+            <w:r>
+              <w:rPr>
+                <w:rStyle w:val="Hyperlink"/>
+                <w:rFonts w:eastAsia="Times New Roman"/>
+                <w:noProof/>
+                <w:kern w:val="36"/>
+              </w:rPr>
+              <w:t>General strategy/approach for creating stuff</w:t>
+            </w:r>
+            <w:r>
+              <w:rPr>
+                <w:noProof/>
+                <w:webHidden/>
+              </w:rPr>
+              <w:tab/>
+            </w:r>
+            <w:r>
+              <w:rPr>
+                <w:noProof/>
+                <w:webHidden/>
+              </w:rPr>
+              <w:fldChar w:fldCharType="begin"/>
+            </w:r>
+            <w:r>
+              <w:rPr>
+                <w:noProof/>
+                <w:webHidden/>
+              </w:rPr>
+              <w:instrText xml:space="preserve"> PAGEREF _Toc239264920 \h </w:instrText>
+            </w:r>
+            <w:r>
+              <w:rPr>
+                <w:noProof/>
+                <w:webHidden/>
+              </w:rPr>
+            </w:r>
+            <w:r>
+              <w:rPr>
+                <w:noProof/>
+                <w:webHidden/>
+              </w:rPr>
+              <w:fldChar w:fldCharType="separate"/>
+            </w:r>
+            <w:r>
+              <w:rPr>
+                <w:noProof/>
+                <w:webHidden/>
+              </w:rPr>
+              <w:t>22</w:t>
+            </w:r>
+            <w:r>
+              <w:rPr>
+                <w:noProof/>
+                <w:webHidden/>
+              </w:rPr>
+              <w:fldChar w:fldCharType="end"/>
+            </w:r>
+          </w:hyperlink>
+        </w:p>
+        <w:p>
+          <w:pPr>
+            <w:pStyle w:val="TOC1"/>
+            <w:tabs>
+              <w:tab w:val="right" w:leader="dot" w:pos="9350"/>
+            </w:tabs>
+            <w:rPr>
+              <w:noProof/>
+              <w:kern w:val="2"/>
+              <w:sz w:val="24"/>
+              <w:szCs w:val="24"/>
+              <w:lang w:eastAsia="ja-JP"/>
+              <w14:ligatures w14:val="standardContextual"/>
+            </w:rPr>
+          </w:pPr>
+          <w:hyperlink w:anchor="_Toc239264921" w:history="1">
+            <w:r>
+              <w:rPr>
+                <w:rStyle w:val="Hyperlink"/>
+                <w:rFonts w:eastAsia="Times New Roman"/>
+                <w:noProof/>
+                <w:kern w:val="36"/>
+              </w:rPr>
+              <w:t>Formatting Properties</w:t>
+            </w:r>
+            <w:r>
+              <w:rPr>
+                <w:noProof/>
+                <w:webHidden/>
+              </w:rPr>
+              <w:tab/>
+            </w:r>
+            <w:r>
+              <w:rPr>
+                <w:noProof/>
+                <w:webHidden/>
+              </w:rPr>
+              <w:fldChar w:fldCharType="begin"/>
+            </w:r>
+            <w:r>
+              <w:rPr>
+                <w:noProof/>
+                <w:webHidden/>
+              </w:rPr>
+              <w:instrText xml:space="preserve"> PAGEREF _Toc239264921 \h </w:instrText>
+            </w:r>
+            <w:r>
+              <w:rPr>
+                <w:noProof/>
+                <w:webHidden/>
+              </w:rPr>
+            </w:r>
+            <w:r>
+              <w:rPr>
+                <w:noProof/>
+                <w:webHidden/>
+              </w:rPr>
+              <w:fldChar w:fldCharType="separate"/>
+            </w:r>
+            <w:r>
+              <w:rPr>
+                <w:noProof/>
+                <w:webHidden/>
+              </w:rPr>
+              <w:t>24</w:t>
+            </w:r>
+            <w:r>
+              <w:rPr>
+                <w:noProof/>
+                <w:webHidden/>
+              </w:rPr>
+              <w:fldChar w:fldCharType="end"/>
+            </w:r>
+          </w:hyperlink>
+        </w:p>
+        <w:p>
+          <w:pPr>
+            <w:pStyle w:val="TOC1"/>
+            <w:tabs>
+              <w:tab w:val="right" w:leader="dot" w:pos="9350"/>
+            </w:tabs>
+            <w:rPr>
+              <w:noProof/>
+              <w:kern w:val="2"/>
+              <w:sz w:val="24"/>
+              <w:szCs w:val="24"/>
+              <w:lang w:eastAsia="ja-JP"/>
+              <w14:ligatures w14:val="standardContextual"/>
+            </w:rPr>
+          </w:pPr>
+          <w:hyperlink w:anchor="_Toc239264922" w:history="1">
+            <w:r>
+              <w:rPr>
+                <w:rStyle w:val="Hyperlink"/>
+                <w:rFonts w:eastAsia="Times New Roman"/>
+                <w:noProof/>
+                <w:kern w:val="36"/>
+              </w:rPr>
+              <w:t>Creating and adding a table</w:t>
+            </w:r>
+            <w:r>
+              <w:rPr>
+                <w:noProof/>
+                <w:webHidden/>
+              </w:rPr>
+              <w:tab/>
+            </w:r>
+            <w:r>
+              <w:rPr>
+                <w:noProof/>
+                <w:webHidden/>
+              </w:rPr>
+              <w:fldChar w:fldCharType="begin"/>
+            </w:r>
+            <w:r>
+              <w:rPr>
+                <w:noProof/>
+                <w:webHidden/>
+              </w:rPr>
+              <w:instrText xml:space="preserve"> PAGEREF _Toc239264922 \h </w:instrText>
+            </w:r>
+            <w:r>
+              <w:rPr>
+                <w:noProof/>
+                <w:webHidden/>
+              </w:rPr>
+            </w:r>
+            <w:r>
+              <w:rPr>
+                <w:noProof/>
+                <w:webHidden/>
+              </w:rPr>
+              <w:fldChar w:fldCharType="separate"/>
+            </w:r>
+            <w:r>
+              <w:rPr>
+                <w:noProof/>
+                <w:webHidden/>
+              </w:rPr>
+              <w:t>24</w:t>
+            </w:r>
+            <w:r>
+              <w:rPr>
+                <w:noProof/>
+                <w:webHidden/>
+              </w:rPr>
+              <w:fldChar w:fldCharType="end"/>
+            </w:r>
+          </w:hyperlink>
+        </w:p>
+        <w:p>
+          <w:pPr>
+            <w:pStyle w:val="TOC1"/>
+            <w:tabs>
+              <w:tab w:val="right" w:leader="dot" w:pos="9350"/>
+            </w:tabs>
+            <w:rPr>
+              <w:noProof/>
+              <w:kern w:val="2"/>
+              <w:sz w:val="24"/>
+              <w:szCs w:val="24"/>
+              <w:lang w:eastAsia="ja-JP"/>
+              <w14:ligatures w14:val="standardContextual"/>
+            </w:rPr>
+          </w:pPr>
+          <w:hyperlink w:anchor="_Toc239264923" w:history="1">
+            <w:r>
+              <w:rPr>
+                <w:rStyle w:val="Hyperlink"/>
+                <w:rFonts w:eastAsia="Times New Roman"/>
+                <w:noProof/>
+                <w:kern w:val="36"/>
+              </w:rPr>
+              <w:t>Selecting your insertion/editing point;  accessing JAXB nodes via XPath</w:t>
+            </w:r>
+            <w:r>
+              <w:rPr>
+                <w:noProof/>
+                <w:webHidden/>
+              </w:rPr>
+              <w:tab/>
+            </w:r>
+            <w:r>
+              <w:rPr>
+                <w:noProof/>
+                <w:webHidden/>
+              </w:rPr>
+              <w:fldChar w:fldCharType="begin"/>
+            </w:r>
+            <w:r>
+              <w:rPr>
+                <w:noProof/>
+                <w:webHidden/>
+              </w:rPr>
+              <w:instrText xml:space="preserve"> PAGEREF _Toc239264923 \h </w:instrText>
+            </w:r>
+            <w:r>
+              <w:rPr>
+                <w:noProof/>
+                <w:webHidden/>
+              </w:rPr>
+            </w:r>
+            <w:r>
+              <w:rPr>
+                <w:noProof/>
+                <w:webHidden/>
+              </w:rPr>
+              <w:fldChar w:fldCharType="separate"/>
+            </w:r>
+            <w:r>
+              <w:rPr>
+                <w:noProof/>
+                <w:webHidden/>
+              </w:rPr>
+              <w:t>25</w:t>
+            </w:r>
+            <w:r>
+              <w:rPr>
+                <w:noProof/>
+                <w:webHidden/>
+              </w:rPr>
+              <w:fldChar w:fldCharType="end"/>
+            </w:r>
+          </w:hyperlink>
+        </w:p>
+        <w:p>
+          <w:pPr>
+            <w:pStyle w:val="TOC1"/>
+            <w:tabs>
+              <w:tab w:val="right" w:leader="dot" w:pos="9350"/>
+            </w:tabs>
+            <w:rPr>
+              <w:noProof/>
+              <w:kern w:val="2"/>
+              <w:sz w:val="24"/>
+              <w:szCs w:val="24"/>
+              <w:lang w:eastAsia="ja-JP"/>
+              <w14:ligatures w14:val="standardContextual"/>
+            </w:rPr>
+          </w:pPr>
+          <w:hyperlink w:anchor="_Toc239264924" w:history="1">
+            <w:r>
+              <w:rPr>
+                <w:rStyle w:val="Hyperlink"/>
+                <w:rFonts w:eastAsia="Times New Roman"/>
+                <w:noProof/>
+                <w:kern w:val="36"/>
+              </w:rPr>
+              <w:t>Traversing a document</w:t>
+            </w:r>
+            <w:r>
+              <w:rPr>
+                <w:noProof/>
+                <w:webHidden/>
+              </w:rPr>
+              <w:tab/>
+            </w:r>
+            <w:r>
+              <w:rPr>
+                <w:noProof/>
+                <w:webHidden/>
+              </w:rPr>
+              <w:fldChar w:fldCharType="begin"/>
+            </w:r>
+            <w:r>
+              <w:rPr>
+                <w:noProof/>
+                <w:webHidden/>
+              </w:rPr>
+              <w:instrText xml:space="preserve"> PAGEREF _Toc239264924 \h </w:instrText>
+            </w:r>
+            <w:r>
+              <w:rPr>
+                <w:noProof/>
+                <w:webHidden/>
+              </w:rPr>
+            </w:r>
+            <w:r>
+              <w:rPr>
+                <w:noProof/>
+                <w:webHidden/>
+              </w:rPr>
+              <w:fldChar w:fldCharType="separate"/>
+            </w:r>
+            <w:r>
+              <w:rPr>
+                <w:noProof/>
+                <w:webHidden/>
+              </w:rPr>
+              <w:t>25</w:t>
+            </w:r>
+            <w:r>
+              <w:rPr>
+                <w:noProof/>
+                <w:webHidden/>
+              </w:rPr>
+              <w:fldChar w:fldCharType="end"/>
+            </w:r>
+          </w:hyperlink>
+        </w:p>
+        <w:p>
+          <w:pPr>
+            <w:pStyle w:val="TOC1"/>
+            <w:tabs>
+              <w:tab w:val="right" w:leader="dot" w:pos="9350"/>
+            </w:tabs>
+            <w:rPr>
+              <w:noProof/>
+              <w:kern w:val="2"/>
+              <w:sz w:val="24"/>
+              <w:szCs w:val="24"/>
+              <w:lang w:eastAsia="ja-JP"/>
+              <w14:ligatures w14:val="standardContextual"/>
+            </w:rPr>
+          </w:pPr>
+          <w:hyperlink w:anchor="_Toc239264925" w:history="1">
+            <w:r>
+              <w:rPr>
+                <w:rStyle w:val="Hyperlink"/>
+                <w:noProof/>
+              </w:rPr>
+              <w:t>Adding a Part</w:t>
+            </w:r>
+            <w:r>
+              <w:rPr>
+                <w:noProof/>
+                <w:webHidden/>
+              </w:rPr>
+              <w:tab/>
+            </w:r>
+            <w:r>
+              <w:rPr>
+                <w:noProof/>
+                <w:webHidden/>
+              </w:rPr>
+              <w:fldChar w:fldCharType="begin"/>
+            </w:r>
+            <w:r>
+              <w:rPr>
+                <w:noProof/>
+                <w:webHidden/>
+              </w:rPr>
+              <w:instrText xml:space="preserve"> PAGEREF _Toc239264925 \h </w:instrText>
+            </w:r>
+            <w:r>
+              <w:rPr>
+                <w:noProof/>
+                <w:webHidden/>
+              </w:rPr>
+            </w:r>
+            <w:r>
+              <w:rPr>
+                <w:noProof/>
+                <w:webHidden/>
+              </w:rPr>
+              <w:fldChar w:fldCharType="separate"/>
+            </w:r>
+            <w:r>
+              <w:rPr>
+                <w:noProof/>
+                <w:webHidden/>
+              </w:rPr>
+              <w:t>26</w:t>
+            </w:r>
+            <w:r>
+              <w:rPr>
+                <w:noProof/>
+                <w:webHidden/>
+              </w:rPr>
+              <w:fldChar w:fldCharType="end"/>
+            </w:r>
+          </w:hyperlink>
+        </w:p>
+        <w:p>
+          <w:pPr>
+            <w:pStyle w:val="TOC1"/>
+            <w:tabs>
+              <w:tab w:val="right" w:leader="dot" w:pos="9350"/>
+            </w:tabs>
+            <w:rPr>
+              <w:noProof/>
+              <w:kern w:val="2"/>
+              <w:sz w:val="24"/>
+              <w:szCs w:val="24"/>
+              <w:lang w:eastAsia="ja-JP"/>
+              <w14:ligatures w14:val="standardContextual"/>
+            </w:rPr>
+          </w:pPr>
+          <w:hyperlink w:anchor="_Toc239264926" w:history="1">
+            <w:r>
+              <w:rPr>
+                <w:rStyle w:val="Hyperlink"/>
+                <w:rFonts w:eastAsia="Times New Roman"/>
+                <w:noProof/>
+                <w:kern w:val="36"/>
+              </w:rPr>
+              <w:t>Importing XHTML</w:t>
+            </w:r>
+            <w:r>
+              <w:rPr>
+                <w:noProof/>
+                <w:webHidden/>
+              </w:rPr>
+              <w:tab/>
+            </w:r>
+            <w:r>
+              <w:rPr>
+                <w:noProof/>
+                <w:webHidden/>
+              </w:rPr>
+              <w:fldChar w:fldCharType="begin"/>
+            </w:r>
+            <w:r>
+              <w:rPr>
+                <w:noProof/>
+                <w:webHidden/>
+              </w:rPr>
+              <w:instrText xml:space="preserve"> PAGEREF _Toc239264926 \h </w:instrText>
+            </w:r>
+            <w:r>
+              <w:rPr>
+                <w:noProof/>
+                <w:webHidden/>
+              </w:rPr>
+            </w:r>
+            <w:r>
+              <w:rPr>
+                <w:noProof/>
+                <w:webHidden/>
+              </w:rPr>
+              <w:fldChar w:fldCharType="separate"/>
+            </w:r>
+            <w:r>
+              <w:rPr>
+                <w:noProof/>
+                <w:webHidden/>
+              </w:rPr>
+              <w:t>26</w:t>
+            </w:r>
+            <w:r>
+              <w:rPr>
+                <w:noProof/>
+                <w:webHidden/>
+              </w:rPr>
+              <w:fldChar w:fldCharType="end"/>
+            </w:r>
+          </w:hyperlink>
+        </w:p>
+        <w:p>
+          <w:pPr>
+            <w:pStyle w:val="TOC1"/>
+            <w:tabs>
+              <w:tab w:val="right" w:leader="dot" w:pos="9350"/>
+            </w:tabs>
+            <w:rPr>
+              <w:noProof/>
+              <w:kern w:val="2"/>
+              <w:sz w:val="24"/>
+              <w:szCs w:val="24"/>
+              <w:lang w:eastAsia="ja-JP"/>
+              <w14:ligatures w14:val="standardContextual"/>
+            </w:rPr>
+          </w:pPr>
+          <w:hyperlink w:anchor="_Toc239264927" w:history="1">
+            <w:r>
+              <w:rPr>
+                <w:rStyle w:val="Hyperlink"/>
+                <w:noProof/>
+              </w:rPr>
+              <w:t>Markdown import and export</w:t>
+            </w:r>
+            <w:r>
+              <w:rPr>
+                <w:noProof/>
+                <w:webHidden/>
+              </w:rPr>
+              <w:tab/>
+            </w:r>
+            <w:r>
+              <w:rPr>
+                <w:noProof/>
+                <w:webHidden/>
+              </w:rPr>
+              <w:fldChar w:fldCharType="begin"/>
+            </w:r>
+            <w:r>
+              <w:rPr>
+                <w:noProof/>
+                <w:webHidden/>
+              </w:rPr>
+              <w:instrText xml:space="preserve"> PAGEREF _Toc239264927 \h </w:instrText>
+            </w:r>
+            <w:r>
+              <w:rPr>
+                <w:noProof/>
+                <w:webHidden/>
+              </w:rPr>
+            </w:r>
+            <w:r>
+              <w:rPr>
+                <w:noProof/>
+                <w:webHidden/>
+              </w:rPr>
+              <w:fldChar w:fldCharType="separate"/>
+            </w:r>
+            <w:r>
+              <w:rPr>
+                <w:noProof/>
+                <w:webHidden/>
+              </w:rPr>
+              <w:t>27</w:t>
+            </w:r>
+            <w:r>
+              <w:rPr>
+                <w:noProof/>
+                <w:webHidden/>
+              </w:rPr>
+              <w:fldChar w:fldCharType="end"/>
+            </w:r>
+          </w:hyperlink>
+        </w:p>
+        <w:p>
+          <w:pPr>
+            <w:pStyle w:val="TOC1"/>
+            <w:tabs>
+              <w:tab w:val="right" w:leader="dot" w:pos="9350"/>
+            </w:tabs>
+            <w:rPr>
+              <w:noProof/>
+              <w:kern w:val="2"/>
+              <w:sz w:val="24"/>
+              <w:szCs w:val="24"/>
+              <w:lang w:eastAsia="ja-JP"/>
+              <w14:ligatures w14:val="standardContextual"/>
+            </w:rPr>
+          </w:pPr>
+          <w:hyperlink w:anchor="_Toc239264928" w:history="1">
+            <w:r>
+              <w:rPr>
+                <w:rStyle w:val="Hyperlink"/>
+                <w:noProof/>
+              </w:rPr>
+              <w:t>docx4j for AI agents (MCP)</w:t>
+            </w:r>
+            <w:r>
+              <w:rPr>
+                <w:noProof/>
+                <w:webHidden/>
+              </w:rPr>
+              <w:tab/>
+            </w:r>
+            <w:r>
+              <w:rPr>
+                <w:noProof/>
+                <w:webHidden/>
+              </w:rPr>
+              <w:fldChar w:fldCharType="begin"/>
+            </w:r>
+            <w:r>
+              <w:rPr>
+                <w:noProof/>
+                <w:webHidden/>
+              </w:rPr>
+              <w:instrText xml:space="preserve"> PAGEREF _Toc239264928 \h </w:instrText>
+            </w:r>
+            <w:r>
+              <w:rPr>
+                <w:noProof/>
+                <w:webHidden/>
+              </w:rPr>
+            </w:r>
+            <w:r>
+              <w:rPr>
+                <w:noProof/>
+                <w:webHidden/>
+              </w:rPr>
+              <w:fldChar w:fldCharType="separate"/>
+            </w:r>
+            <w:r>
+              <w:rPr>
+                <w:noProof/>
+                <w:webHidden/>
+              </w:rPr>
+              <w:t>27</w:t>
+            </w:r>
+            <w:r>
+              <w:rPr>
+                <w:noProof/>
+                <w:webHidden/>
+              </w:rPr>
+              <w:fldChar w:fldCharType="end"/>
+            </w:r>
+          </w:hyperlink>
+        </w:p>
+        <w:p>
+          <w:pPr>
+            <w:pStyle w:val="TOC1"/>
+            <w:tabs>
+              <w:tab w:val="right" w:leader="dot" w:pos="9350"/>
+            </w:tabs>
+            <w:rPr>
+              <w:noProof/>
+              <w:kern w:val="2"/>
+              <w:sz w:val="24"/>
+              <w:szCs w:val="24"/>
+              <w:lang w:eastAsia="ja-JP"/>
+              <w14:ligatures w14:val="standardContextual"/>
+            </w:rPr>
+          </w:pPr>
+          <w:hyperlink w:anchor="_Toc239264929" w:history="1">
+            <w:r>
+              <w:rPr>
+                <w:rStyle w:val="Hyperlink"/>
+                <w:noProof/>
+              </w:rPr>
+              <w:t>Using an LLM with docx4j</w:t>
+            </w:r>
+            <w:r>
+              <w:rPr>
+                <w:noProof/>
+                <w:webHidden/>
+              </w:rPr>
+              <w:tab/>
+            </w:r>
+            <w:r>
+              <w:rPr>
+                <w:noProof/>
+                <w:webHidden/>
+              </w:rPr>
+              <w:fldChar w:fldCharType="begin"/>
+            </w:r>
+            <w:r>
+              <w:rPr>
+                <w:noProof/>
+                <w:webHidden/>
+              </w:rPr>
+              <w:instrText xml:space="preserve"> PAGEREF _Toc239264929 \h </w:instrText>
+            </w:r>
+            <w:r>
+              <w:rPr>
+                <w:noProof/>
+                <w:webHidden/>
+              </w:rPr>
+            </w:r>
+            <w:r>
+              <w:rPr>
+                <w:noProof/>
+                <w:webHidden/>
+              </w:rPr>
+              <w:fldChar w:fldCharType="separate"/>
+            </w:r>
+            <w:r>
+              <w:rPr>
+                <w:noProof/>
+                <w:webHidden/>
+              </w:rPr>
+              <w:t>27</w:t>
+            </w:r>
+            <w:r>
+              <w:rPr>
+                <w:noProof/>
+                <w:webHidden/>
+              </w:rPr>
+              <w:fldChar w:fldCharType="end"/>
+            </w:r>
+          </w:hyperlink>
+        </w:p>
+        <w:p>
+          <w:pPr>
+            <w:pStyle w:val="TOC1"/>
+            <w:tabs>
+              <w:tab w:val="right" w:leader="dot" w:pos="9350"/>
+            </w:tabs>
+            <w:rPr>
+              <w:noProof/>
+              <w:kern w:val="2"/>
+              <w:sz w:val="24"/>
+              <w:szCs w:val="24"/>
+              <w:lang w:eastAsia="ja-JP"/>
+              <w14:ligatures w14:val="standardContextual"/>
+            </w:rPr>
+          </w:pPr>
+          <w:hyperlink w:anchor="_Toc239264930" w:history="1">
+            <w:r>
+              <w:rPr>
+                <w:rStyle w:val="Hyperlink"/>
+                <w:rFonts w:eastAsia="Times New Roman"/>
+                <w:noProof/>
+                <w:kern w:val="36"/>
+              </w:rPr>
+              <w:t>docx to (X)HTML</w:t>
+            </w:r>
+            <w:r>
+              <w:rPr>
+                <w:noProof/>
+                <w:webHidden/>
+              </w:rPr>
+              <w:tab/>
+            </w:r>
+            <w:r>
+              <w:rPr>
+                <w:noProof/>
+                <w:webHidden/>
+              </w:rPr>
+              <w:fldChar w:fldCharType="begin"/>
+            </w:r>
+            <w:r>
+              <w:rPr>
+                <w:noProof/>
+                <w:webHidden/>
+              </w:rPr>
+              <w:instrText xml:space="preserve"> PAGEREF _Toc239264930 \h </w:instrText>
+            </w:r>
+            <w:r>
+              <w:rPr>
+                <w:noProof/>
+                <w:webHidden/>
+              </w:rPr>
+            </w:r>
+            <w:r>
+              <w:rPr>
+                <w:noProof/>
+                <w:webHidden/>
+              </w:rPr>
+              <w:fldChar w:fldCharType="separate"/>
+            </w:r>
+            <w:r>
+              <w:rPr>
+                <w:noProof/>
+                <w:webHidden/>
+              </w:rPr>
+              <w:t>28</w:t>
+            </w:r>
+            <w:r>
+              <w:rPr>
+                <w:noProof/>
+                <w:webHidden/>
+              </w:rPr>
+              <w:fldChar w:fldCharType="end"/>
+            </w:r>
+          </w:hyperlink>
+        </w:p>
+        <w:p>
+          <w:pPr>
+            <w:pStyle w:val="TOC1"/>
+            <w:tabs>
+              <w:tab w:val="right" w:leader="dot" w:pos="9350"/>
+            </w:tabs>
+            <w:rPr>
+              <w:noProof/>
+              <w:kern w:val="2"/>
+              <w:sz w:val="24"/>
+              <w:szCs w:val="24"/>
+              <w:lang w:eastAsia="ja-JP"/>
+              <w14:ligatures w14:val="standardContextual"/>
+            </w:rPr>
+          </w:pPr>
+          <w:hyperlink w:anchor="_Toc239264931" w:history="1">
+            <w:r>
+              <w:rPr>
+                <w:rStyle w:val="Hyperlink"/>
+                <w:rFonts w:eastAsia="Times New Roman"/>
+                <w:noProof/>
+                <w:kern w:val="36"/>
+              </w:rPr>
+              <w:t>docx to PDF</w:t>
+            </w:r>
+            <w:r>
+              <w:rPr>
+                <w:noProof/>
+                <w:webHidden/>
+              </w:rPr>
+              <w:tab/>
+            </w:r>
+            <w:r>
+              <w:rPr>
+                <w:noProof/>
+                <w:webHidden/>
+              </w:rPr>
+              <w:fldChar w:fldCharType="begin"/>
+            </w:r>
+            <w:r>
+              <w:rPr>
+                <w:noProof/>
+                <w:webHidden/>
+              </w:rPr>
+              <w:instrText xml:space="preserve"> PAGEREF _Toc239264931 \h </w:instrText>
+            </w:r>
+            <w:r>
+              <w:rPr>
+                <w:noProof/>
+                <w:webHidden/>
+              </w:rPr>
+            </w:r>
+            <w:r>
+              <w:rPr>
+                <w:noProof/>
+                <w:webHidden/>
+              </w:rPr>
+              <w:fldChar w:fldCharType="separate"/>
+            </w:r>
+            <w:r>
+              <w:rPr>
+                <w:noProof/>
+                <w:webHidden/>
+              </w:rPr>
+              <w:t>28</w:t>
             </w:r>
             <w:r>
               <w:rPr>
@@ -1307,13 +3162,13 @@
               <w14:ligatures w14:val="standardContextual"/>
             </w:rPr>
           </w:pPr>
-          <w:hyperlink w:anchor="_Toc239259271" w:history="1">
+          <w:hyperlink w:anchor="_Toc239264932" w:history="1">
             <w:r>
               <w:rPr>
                 <w:rStyle w:val="Hyperlink"/>
                 <w:noProof/>
               </w:rPr>
-              <w:t>Command line -via Maven</w:t>
+              <w:t>docx/pptx/xlsx to PDF via Documents4j (using Word)</w:t>
             </w:r>
             <w:r>
               <w:rPr>
@@ -1334,7 +3189,7 @@
                 <w:noProof/>
                 <w:webHidden/>
               </w:rPr>
-              <w:instrText xml:space="preserve"> PAGEREF _Toc239259271 \h </w:instrText>
+              <w:instrText xml:space="preserve"> PAGEREF _Toc239264932 \h </w:instrText>
             </w:r>
             <w:r>
               <w:rPr>
@@ -1354,7 +3209,7 @@
                 <w:noProof/>
                 <w:webHidden/>
               </w:rPr>
-              <w:t>10</w:t>
+              <w:t>30</w:t>
             </w:r>
             <w:r>
               <w:rPr>
@@ -1380,13 +3235,13 @@
               <w14:ligatures w14:val="standardContextual"/>
             </w:rPr>
           </w:pPr>
-          <w:hyperlink w:anchor="_Toc239259272" w:history="1">
+          <w:hyperlink w:anchor="_Toc239264933" w:history="1">
             <w:r>
               <w:rPr>
                 <w:rStyle w:val="Hyperlink"/>
                 <w:noProof/>
               </w:rPr>
-              <w:t>Eclipse</w:t>
+              <w:t>docx/pptx/xlsx to PDF via Microsoft Graph</w:t>
             </w:r>
             <w:r>
               <w:rPr>
@@ -1407,7 +3262,7 @@
                 <w:noProof/>
                 <w:webHidden/>
               </w:rPr>
-              <w:instrText xml:space="preserve"> PAGEREF _Toc239259272 \h </w:instrText>
+              <w:instrText xml:space="preserve"> PAGEREF _Toc239264933 \h </w:instrText>
             </w:r>
             <w:r>
               <w:rPr>
@@ -1427,7 +3282,7 @@
                 <w:noProof/>
                 <w:webHidden/>
               </w:rPr>
-              <w:t>10</w:t>
+              <w:t>30</w:t>
             </w:r>
             <w:r>
               <w:rPr>
@@ -1453,13 +3308,13 @@
               <w14:ligatures w14:val="standardContextual"/>
             </w:rPr>
           </w:pPr>
-          <w:hyperlink w:anchor="_Toc239259273" w:history="1">
+          <w:hyperlink w:anchor="_Toc239264934" w:history="1">
             <w:r>
               <w:rPr>
                 <w:rStyle w:val="Hyperlink"/>
                 <w:noProof/>
               </w:rPr>
-              <w:t>Using a different IDE?</w:t>
+              <w:t>docx to PDF via XSL FO</w:t>
             </w:r>
             <w:r>
               <w:rPr>
@@ -1480,7 +3335,7 @@
                 <w:noProof/>
                 <w:webHidden/>
               </w:rPr>
-              <w:instrText xml:space="preserve"> PAGEREF _Toc239259273 \h </w:instrText>
+              <w:instrText xml:space="preserve"> PAGEREF _Toc239264934 \h </w:instrText>
             </w:r>
             <w:r>
               <w:rPr>
@@ -1500,7 +3355,7 @@
                 <w:noProof/>
                 <w:webHidden/>
               </w:rPr>
-              <w:t>11</w:t>
+              <w:t>30</w:t>
             </w:r>
             <w:r>
               <w:rPr>
@@ -1526,15 +3381,14 @@
               <w14:ligatures w14:val="standardContextual"/>
             </w:rPr>
           </w:pPr>
-          <w:hyperlink w:anchor="_Toc239259274" w:history="1">
+          <w:hyperlink w:anchor="_Toc239264935" w:history="1">
             <w:r>
               <w:rPr>
                 <w:rStyle w:val="Hyperlink"/>
                 <w:rFonts w:eastAsia="Times New Roman"/>
                 <w:noProof/>
-                <w:kern w:val="36"/>
-              </w:rPr>
-              <w:t>Open an existing docx/pptx/xlsx document</w:t>
+              </w:rPr>
+              <w:t>Image Handling - DOCX</w:t>
             </w:r>
             <w:r>
               <w:rPr>
@@ -1555,7 +3409,7 @@
                 <w:noProof/>
                 <w:webHidden/>
               </w:rPr>
-              <w:instrText xml:space="preserve"> PAGEREF _Toc239259274 \h </w:instrText>
+              <w:instrText xml:space="preserve"> PAGEREF _Toc239264935 \h </w:instrText>
             </w:r>
             <w:r>
               <w:rPr>
@@ -1575,7 +3429,7 @@
                 <w:noProof/>
                 <w:webHidden/>
               </w:rPr>
-              <w:t>11</w:t>
+              <w:t>32</w:t>
             </w:r>
             <w:r>
               <w:rPr>
@@ -1601,13 +3455,14 @@
               <w14:ligatures w14:val="standardContextual"/>
             </w:rPr>
           </w:pPr>
-          <w:hyperlink w:anchor="_Toc239259275" w:history="1">
+          <w:hyperlink w:anchor="_Toc239264936" w:history="1">
             <w:r>
               <w:rPr>
                 <w:rStyle w:val="Hyperlink"/>
-                <w:noProof/>
-              </w:rPr>
-              <w:t>OpenXML concepts</w:t>
+                <w:rFonts w:eastAsia="Times New Roman"/>
+                <w:noProof/>
+              </w:rPr>
+              <w:t>Manual Image Manipulation</w:t>
             </w:r>
             <w:r>
               <w:rPr>
@@ -1628,7 +3483,7 @@
                 <w:noProof/>
                 <w:webHidden/>
               </w:rPr>
-              <w:instrText xml:space="preserve"> PAGEREF _Toc239259275 \h </w:instrText>
+              <w:instrText xml:space="preserve"> PAGEREF _Toc239264936 \h </w:instrText>
             </w:r>
             <w:r>
               <w:rPr>
@@ -1648,7 +3503,7 @@
                 <w:noProof/>
                 <w:webHidden/>
               </w:rPr>
-              <w:t>12</w:t>
+              <w:t>34</w:t>
             </w:r>
             <w:r>
               <w:rPr>
@@ -1674,15 +3529,14 @@
               <w14:ligatures w14:val="standardContextual"/>
             </w:rPr>
           </w:pPr>
-          <w:hyperlink w:anchor="_Toc239259276" w:history="1">
+          <w:hyperlink w:anchor="_Toc239264937" w:history="1">
             <w:r>
               <w:rPr>
                 <w:rStyle w:val="Hyperlink"/>
                 <w:rFonts w:eastAsia="Times New Roman"/>
                 <w:noProof/>
-                <w:kern w:val="36"/>
-              </w:rPr>
-              <w:t>Specification versions</w:t>
+              </w:rPr>
+              <w:t>Image Handling – PPTX</w:t>
             </w:r>
             <w:r>
               <w:rPr>
@@ -1703,7 +3557,7 @@
                 <w:noProof/>
                 <w:webHidden/>
               </w:rPr>
-              <w:instrText xml:space="preserve"> PAGEREF _Toc239259276 \h </w:instrText>
+              <w:instrText xml:space="preserve"> PAGEREF _Toc239264937 \h </w:instrText>
             </w:r>
             <w:r>
               <w:rPr>
@@ -1723,7 +3577,7 @@
                 <w:noProof/>
                 <w:webHidden/>
               </w:rPr>
-              <w:t>12</w:t>
+              <w:t>34</w:t>
             </w:r>
             <w:r>
               <w:rPr>
@@ -1749,14 +3603,14 @@
               <w14:ligatures w14:val="standardContextual"/>
             </w:rPr>
           </w:pPr>
-          <w:hyperlink w:anchor="_Toc239259277" w:history="1">
+          <w:hyperlink w:anchor="_Toc239264938" w:history="1">
             <w:r>
               <w:rPr>
                 <w:rStyle w:val="Hyperlink"/>
                 <w:rFonts w:eastAsia="Times New Roman"/>
                 <w:noProof/>
               </w:rPr>
-              <w:t>Architecture</w:t>
+              <w:t>Adding Headers/Footers</w:t>
             </w:r>
             <w:r>
               <w:rPr>
@@ -1777,7 +3631,7 @@
                 <w:noProof/>
                 <w:webHidden/>
               </w:rPr>
-              <w:instrText xml:space="preserve"> PAGEREF _Toc239259277 \h </w:instrText>
+              <w:instrText xml:space="preserve"> PAGEREF _Toc239264938 \h </w:instrText>
             </w:r>
             <w:r>
               <w:rPr>
@@ -1797,7 +3651,7 @@
                 <w:noProof/>
                 <w:webHidden/>
               </w:rPr>
-              <w:t>13</w:t>
+              <w:t>34</w:t>
             </w:r>
             <w:r>
               <w:rPr>
@@ -1823,15 +3677,14 @@
               <w14:ligatures w14:val="standardContextual"/>
             </w:rPr>
           </w:pPr>
-          <w:hyperlink w:anchor="_Toc239259278" w:history="1">
+          <w:hyperlink w:anchor="_Toc239264939" w:history="1">
             <w:r>
               <w:rPr>
                 <w:rStyle w:val="Hyperlink"/>
                 <w:rFonts w:eastAsia="Times New Roman"/>
                 <w:noProof/>
-                <w:kern w:val="36"/>
-              </w:rPr>
-              <w:t>Jaxb: marshalling and unmarshalling</w:t>
+              </w:rPr>
+              <w:t>Protection Settings</w:t>
             </w:r>
             <w:r>
               <w:rPr>
@@ -1852,7 +3705,7 @@
                 <w:noProof/>
                 <w:webHidden/>
               </w:rPr>
-              <w:instrText xml:space="preserve"> PAGEREF _Toc239259278 \h </w:instrText>
+              <w:instrText xml:space="preserve"> PAGEREF _Toc239264939 \h </w:instrText>
             </w:r>
             <w:r>
               <w:rPr>
@@ -1872,7 +3725,7 @@
                 <w:noProof/>
                 <w:webHidden/>
               </w:rPr>
-              <w:t>14</w:t>
+              <w:t>34</w:t>
             </w:r>
             <w:r>
               <w:rPr>
@@ -1898,15 +3751,14 @@
               <w14:ligatures w14:val="standardContextual"/>
             </w:rPr>
           </w:pPr>
-          <w:hyperlink w:anchor="_Toc239259279" w:history="1">
+          <w:hyperlink w:anchor="_Toc239264940" w:history="1">
             <w:r>
               <w:rPr>
                 <w:rStyle w:val="Hyperlink"/>
                 <w:rFonts w:eastAsia="Times New Roman"/>
                 <w:noProof/>
-                <w:kern w:val="36"/>
-              </w:rPr>
-              <w:t>Parts List</w:t>
+              </w:rPr>
+              <w:t>docx Table of Contents</w:t>
             </w:r>
             <w:r>
               <w:rPr>
@@ -1927,7 +3779,7 @@
                 <w:noProof/>
                 <w:webHidden/>
               </w:rPr>
-              <w:instrText xml:space="preserve"> PAGEREF _Toc239259279 \h </w:instrText>
+              <w:instrText xml:space="preserve"> PAGEREF _Toc239264940 \h </w:instrText>
             </w:r>
             <w:r>
               <w:rPr>
@@ -1947,7 +3799,372 @@
                 <w:noProof/>
                 <w:webHidden/>
               </w:rPr>
-              <w:t>15</w:t>
+              <w:t>35</w:t>
+            </w:r>
+            <w:r>
+              <w:rPr>
+                <w:noProof/>
+                <w:webHidden/>
+              </w:rPr>
+              <w:fldChar w:fldCharType="end"/>
+            </w:r>
+          </w:hyperlink>
+        </w:p>
+        <w:p>
+          <w:pPr>
+            <w:pStyle w:val="TOC2"/>
+            <w:tabs>
+              <w:tab w:val="right" w:leader="dot" w:pos="9350"/>
+            </w:tabs>
+            <w:rPr>
+              <w:noProof/>
+              <w:kern w:val="2"/>
+              <w:sz w:val="24"/>
+              <w:szCs w:val="24"/>
+              <w:lang w:eastAsia="ja-JP"/>
+              <w14:ligatures w14:val="standardContextual"/>
+            </w:rPr>
+          </w:pPr>
+          <w:hyperlink w:anchor="_Toc239264941" w:history="1">
+            <w:r>
+              <w:rPr>
+                <w:rStyle w:val="Hyperlink"/>
+                <w:noProof/>
+              </w:rPr>
+              <w:t>Introduction</w:t>
+            </w:r>
+            <w:r>
+              <w:rPr>
+                <w:noProof/>
+                <w:webHidden/>
+              </w:rPr>
+              <w:tab/>
+            </w:r>
+            <w:r>
+              <w:rPr>
+                <w:noProof/>
+                <w:webHidden/>
+              </w:rPr>
+              <w:fldChar w:fldCharType="begin"/>
+            </w:r>
+            <w:r>
+              <w:rPr>
+                <w:noProof/>
+                <w:webHidden/>
+              </w:rPr>
+              <w:instrText xml:space="preserve"> PAGEREF _Toc239264941 \h </w:instrText>
+            </w:r>
+            <w:r>
+              <w:rPr>
+                <w:noProof/>
+                <w:webHidden/>
+              </w:rPr>
+            </w:r>
+            <w:r>
+              <w:rPr>
+                <w:noProof/>
+                <w:webHidden/>
+              </w:rPr>
+              <w:fldChar w:fldCharType="separate"/>
+            </w:r>
+            <w:r>
+              <w:rPr>
+                <w:noProof/>
+                <w:webHidden/>
+              </w:rPr>
+              <w:t>35</w:t>
+            </w:r>
+            <w:r>
+              <w:rPr>
+                <w:noProof/>
+                <w:webHidden/>
+              </w:rPr>
+              <w:fldChar w:fldCharType="end"/>
+            </w:r>
+          </w:hyperlink>
+        </w:p>
+        <w:p>
+          <w:pPr>
+            <w:pStyle w:val="TOC2"/>
+            <w:tabs>
+              <w:tab w:val="right" w:leader="dot" w:pos="9350"/>
+            </w:tabs>
+            <w:rPr>
+              <w:noProof/>
+              <w:kern w:val="2"/>
+              <w:sz w:val="24"/>
+              <w:szCs w:val="24"/>
+              <w:lang w:eastAsia="ja-JP"/>
+              <w14:ligatures w14:val="standardContextual"/>
+            </w:rPr>
+          </w:pPr>
+          <w:hyperlink w:anchor="_Toc239264942" w:history="1">
+            <w:r>
+              <w:rPr>
+                <w:rStyle w:val="Hyperlink"/>
+                <w:noProof/>
+              </w:rPr>
+              <w:t>Field background</w:t>
+            </w:r>
+            <w:r>
+              <w:rPr>
+                <w:noProof/>
+                <w:webHidden/>
+              </w:rPr>
+              <w:tab/>
+            </w:r>
+            <w:r>
+              <w:rPr>
+                <w:noProof/>
+                <w:webHidden/>
+              </w:rPr>
+              <w:fldChar w:fldCharType="begin"/>
+            </w:r>
+            <w:r>
+              <w:rPr>
+                <w:noProof/>
+                <w:webHidden/>
+              </w:rPr>
+              <w:instrText xml:space="preserve"> PAGEREF _Toc239264942 \h </w:instrText>
+            </w:r>
+            <w:r>
+              <w:rPr>
+                <w:noProof/>
+                <w:webHidden/>
+              </w:rPr>
+            </w:r>
+            <w:r>
+              <w:rPr>
+                <w:noProof/>
+                <w:webHidden/>
+              </w:rPr>
+              <w:fldChar w:fldCharType="separate"/>
+            </w:r>
+            <w:r>
+              <w:rPr>
+                <w:noProof/>
+                <w:webHidden/>
+              </w:rPr>
+              <w:t>36</w:t>
+            </w:r>
+            <w:r>
+              <w:rPr>
+                <w:noProof/>
+                <w:webHidden/>
+              </w:rPr>
+              <w:fldChar w:fldCharType="end"/>
+            </w:r>
+          </w:hyperlink>
+        </w:p>
+        <w:p>
+          <w:pPr>
+            <w:pStyle w:val="TOC2"/>
+            <w:tabs>
+              <w:tab w:val="right" w:leader="dot" w:pos="9350"/>
+            </w:tabs>
+            <w:rPr>
+              <w:noProof/>
+              <w:kern w:val="2"/>
+              <w:sz w:val="24"/>
+              <w:szCs w:val="24"/>
+              <w:lang w:eastAsia="ja-JP"/>
+              <w14:ligatures w14:val="standardContextual"/>
+            </w:rPr>
+          </w:pPr>
+          <w:hyperlink w:anchor="_Toc239264943" w:history="1">
+            <w:r>
+              <w:rPr>
+                <w:rStyle w:val="Hyperlink"/>
+                <w:noProof/>
+              </w:rPr>
+              <w:t>TOC Content Control</w:t>
+            </w:r>
+            <w:r>
+              <w:rPr>
+                <w:noProof/>
+                <w:webHidden/>
+              </w:rPr>
+              <w:tab/>
+            </w:r>
+            <w:r>
+              <w:rPr>
+                <w:noProof/>
+                <w:webHidden/>
+              </w:rPr>
+              <w:fldChar w:fldCharType="begin"/>
+            </w:r>
+            <w:r>
+              <w:rPr>
+                <w:noProof/>
+                <w:webHidden/>
+              </w:rPr>
+              <w:instrText xml:space="preserve"> PAGEREF _Toc239264943 \h </w:instrText>
+            </w:r>
+            <w:r>
+              <w:rPr>
+                <w:noProof/>
+                <w:webHidden/>
+              </w:rPr>
+            </w:r>
+            <w:r>
+              <w:rPr>
+                <w:noProof/>
+                <w:webHidden/>
+              </w:rPr>
+              <w:fldChar w:fldCharType="separate"/>
+            </w:r>
+            <w:r>
+              <w:rPr>
+                <w:noProof/>
+                <w:webHidden/>
+              </w:rPr>
+              <w:t>36</w:t>
+            </w:r>
+            <w:r>
+              <w:rPr>
+                <w:noProof/>
+                <w:webHidden/>
+              </w:rPr>
+              <w:fldChar w:fldCharType="end"/>
+            </w:r>
+          </w:hyperlink>
+        </w:p>
+        <w:p>
+          <w:pPr>
+            <w:pStyle w:val="TOC2"/>
+            <w:tabs>
+              <w:tab w:val="right" w:leader="dot" w:pos="9350"/>
+            </w:tabs>
+            <w:rPr>
+              <w:noProof/>
+              <w:kern w:val="2"/>
+              <w:sz w:val="24"/>
+              <w:szCs w:val="24"/>
+              <w:lang w:eastAsia="ja-JP"/>
+              <w14:ligatures w14:val="standardContextual"/>
+            </w:rPr>
+          </w:pPr>
+          <w:hyperlink w:anchor="_Toc239264944" w:history="1">
+            <w:r>
+              <w:rPr>
+                <w:rStyle w:val="Hyperlink"/>
+                <w:noProof/>
+              </w:rPr>
+              <w:t>TOC Field Syntax</w:t>
+            </w:r>
+            <w:r>
+              <w:rPr>
+                <w:noProof/>
+                <w:webHidden/>
+              </w:rPr>
+              <w:tab/>
+            </w:r>
+            <w:r>
+              <w:rPr>
+                <w:noProof/>
+                <w:webHidden/>
+              </w:rPr>
+              <w:fldChar w:fldCharType="begin"/>
+            </w:r>
+            <w:r>
+              <w:rPr>
+                <w:noProof/>
+                <w:webHidden/>
+              </w:rPr>
+              <w:instrText xml:space="preserve"> PAGEREF _Toc239264944 \h </w:instrText>
+            </w:r>
+            <w:r>
+              <w:rPr>
+                <w:noProof/>
+                <w:webHidden/>
+              </w:rPr>
+            </w:r>
+            <w:r>
+              <w:rPr>
+                <w:noProof/>
+                <w:webHidden/>
+              </w:rPr>
+              <w:fldChar w:fldCharType="separate"/>
+            </w:r>
+            <w:r>
+              <w:rPr>
+                <w:noProof/>
+                <w:webHidden/>
+              </w:rPr>
+              <w:t>37</w:t>
+            </w:r>
+            <w:r>
+              <w:rPr>
+                <w:noProof/>
+                <w:webHidden/>
+              </w:rPr>
+              <w:fldChar w:fldCharType="end"/>
+            </w:r>
+          </w:hyperlink>
+        </w:p>
+        <w:p>
+          <w:pPr>
+            <w:pStyle w:val="TOC2"/>
+            <w:tabs>
+              <w:tab w:val="right" w:leader="dot" w:pos="9350"/>
+            </w:tabs>
+            <w:rPr>
+              <w:noProof/>
+              <w:kern w:val="2"/>
+              <w:sz w:val="24"/>
+              <w:szCs w:val="24"/>
+              <w:lang w:eastAsia="ja-JP"/>
+              <w14:ligatures w14:val="standardContextual"/>
+            </w:rPr>
+          </w:pPr>
+          <w:hyperlink w:anchor="_Toc239264945" w:history="1">
+            <w:r>
+              <w:rPr>
+                <w:rStyle w:val="Hyperlink"/>
+                <w:noProof/>
+              </w:rPr>
+              <w:t>Inserting/generating a TOC – "pure Java" considerations</w:t>
+            </w:r>
+            <w:r>
+              <w:rPr>
+                <w:noProof/>
+                <w:webHidden/>
+              </w:rPr>
+              <w:tab/>
+            </w:r>
+            <w:r>
+              <w:rPr>
+                <w:noProof/>
+                <w:webHidden/>
+              </w:rPr>
+              <w:fldChar w:fldCharType="begin"/>
+            </w:r>
+            <w:r>
+              <w:rPr>
+                <w:noProof/>
+                <w:webHidden/>
+              </w:rPr>
+              <w:instrText xml:space="preserve"> PAGEREF _Toc239264945 \h </w:instrText>
+            </w:r>
+            <w:r>
+              <w:rPr>
+                <w:noProof/>
+                <w:webHidden/>
+              </w:rPr>
+            </w:r>
+            <w:r>
+              <w:rPr>
+                <w:noProof/>
+                <w:webHidden/>
+              </w:rPr>
+              <w:fldChar w:fldCharType="separate"/>
+            </w:r>
+            <w:r>
+              <w:rPr>
+                <w:noProof/>
+                <w:webHidden/>
+              </w:rPr>
+              <w:t>39</w:t>
             </w:r>
             <w:r>
               <w:rPr>
@@ -1973,15 +4190,14 @@
               <w14:ligatures w14:val="standardContextual"/>
             </w:rPr>
           </w:pPr>
-          <w:hyperlink w:anchor="_Toc239259280" w:history="1">
+          <w:hyperlink w:anchor="_Toc239264946" w:history="1">
             <w:r>
               <w:rPr>
                 <w:rStyle w:val="Hyperlink"/>
                 <w:rFonts w:eastAsia="Times New Roman"/>
                 <w:noProof/>
-                <w:kern w:val="36"/>
-              </w:rPr>
-              <w:t>MainDocumentPart</w:t>
+              </w:rPr>
+              <w:t>Text extraction</w:t>
             </w:r>
             <w:r>
               <w:rPr>
@@ -2002,7 +4218,7 @@
                 <w:noProof/>
                 <w:webHidden/>
               </w:rPr>
-              <w:instrText xml:space="preserve"> PAGEREF _Toc239259280 \h </w:instrText>
+              <w:instrText xml:space="preserve"> PAGEREF _Toc239264946 \h </w:instrText>
             </w:r>
             <w:r>
               <w:rPr>
@@ -2022,7 +4238,7 @@
                 <w:noProof/>
                 <w:webHidden/>
               </w:rPr>
-              <w:t>17</w:t>
+              <w:t>39</w:t>
             </w:r>
             <w:r>
               <w:rPr>
@@ -2048,15 +4264,14 @@
               <w14:ligatures w14:val="standardContextual"/>
             </w:rPr>
           </w:pPr>
-          <w:hyperlink w:anchor="_Toc239259281" w:history="1">
+          <w:hyperlink w:anchor="_Toc239264947" w:history="1">
             <w:r>
               <w:rPr>
                 <w:rStyle w:val="Hyperlink"/>
                 <w:rFonts w:eastAsia="Times New Roman"/>
                 <w:noProof/>
-                <w:kern w:val="36"/>
-              </w:rPr>
-              <w:t>Samples</w:t>
+              </w:rPr>
+              <w:t>Text substitution/document generation/reporting</w:t>
             </w:r>
             <w:r>
               <w:rPr>
@@ -2077,7 +4292,7 @@
                 <w:noProof/>
                 <w:webHidden/>
               </w:rPr>
-              <w:instrText xml:space="preserve"> PAGEREF _Toc239259281 \h </w:instrText>
+              <w:instrText xml:space="preserve"> PAGEREF _Toc239264947 \h </w:instrText>
             </w:r>
             <w:r>
               <w:rPr>
@@ -2097,7 +4312,445 @@
                 <w:noProof/>
                 <w:webHidden/>
               </w:rPr>
-              <w:t>19</w:t>
+              <w:t>39</w:t>
+            </w:r>
+            <w:r>
+              <w:rPr>
+                <w:noProof/>
+                <w:webHidden/>
+              </w:rPr>
+              <w:fldChar w:fldCharType="end"/>
+            </w:r>
+          </w:hyperlink>
+        </w:p>
+        <w:p>
+          <w:pPr>
+            <w:pStyle w:val="TOC2"/>
+            <w:tabs>
+              <w:tab w:val="right" w:leader="dot" w:pos="9350"/>
+            </w:tabs>
+            <w:rPr>
+              <w:noProof/>
+              <w:kern w:val="2"/>
+              <w:sz w:val="24"/>
+              <w:szCs w:val="24"/>
+              <w:lang w:eastAsia="ja-JP"/>
+              <w14:ligatures w14:val="standardContextual"/>
+            </w:rPr>
+          </w:pPr>
+          <w:hyperlink w:anchor="_Toc239264948" w:history="1">
+            <w:r>
+              <w:rPr>
+                <w:rStyle w:val="Hyperlink"/>
+                <w:noProof/>
+              </w:rPr>
+              <w:t>Text substitution – document surface</w:t>
+            </w:r>
+            <w:r>
+              <w:rPr>
+                <w:noProof/>
+                <w:webHidden/>
+              </w:rPr>
+              <w:tab/>
+            </w:r>
+            <w:r>
+              <w:rPr>
+                <w:noProof/>
+                <w:webHidden/>
+              </w:rPr>
+              <w:fldChar w:fldCharType="begin"/>
+            </w:r>
+            <w:r>
+              <w:rPr>
+                <w:noProof/>
+                <w:webHidden/>
+              </w:rPr>
+              <w:instrText xml:space="preserve"> PAGEREF _Toc239264948 \h </w:instrText>
+            </w:r>
+            <w:r>
+              <w:rPr>
+                <w:noProof/>
+                <w:webHidden/>
+              </w:rPr>
+            </w:r>
+            <w:r>
+              <w:rPr>
+                <w:noProof/>
+                <w:webHidden/>
+              </w:rPr>
+              <w:fldChar w:fldCharType="separate"/>
+            </w:r>
+            <w:r>
+              <w:rPr>
+                <w:noProof/>
+                <w:webHidden/>
+              </w:rPr>
+              <w:t>40</w:t>
+            </w:r>
+            <w:r>
+              <w:rPr>
+                <w:noProof/>
+                <w:webHidden/>
+              </w:rPr>
+              <w:fldChar w:fldCharType="end"/>
+            </w:r>
+          </w:hyperlink>
+        </w:p>
+        <w:p>
+          <w:pPr>
+            <w:pStyle w:val="TOC2"/>
+            <w:tabs>
+              <w:tab w:val="right" w:leader="dot" w:pos="9350"/>
+            </w:tabs>
+            <w:rPr>
+              <w:noProof/>
+              <w:kern w:val="2"/>
+              <w:sz w:val="24"/>
+              <w:szCs w:val="24"/>
+              <w:lang w:eastAsia="ja-JP"/>
+              <w14:ligatures w14:val="standardContextual"/>
+            </w:rPr>
+          </w:pPr>
+          <w:hyperlink w:anchor="_Toc239264949" w:history="1">
+            <w:r>
+              <w:rPr>
+                <w:rStyle w:val="Hyperlink"/>
+                <w:noProof/>
+              </w:rPr>
+              <w:t>Text substitution via data bound content controls</w:t>
+            </w:r>
+            <w:r>
+              <w:rPr>
+                <w:noProof/>
+                <w:webHidden/>
+              </w:rPr>
+              <w:tab/>
+            </w:r>
+            <w:r>
+              <w:rPr>
+                <w:noProof/>
+                <w:webHidden/>
+              </w:rPr>
+              <w:fldChar w:fldCharType="begin"/>
+            </w:r>
+            <w:r>
+              <w:rPr>
+                <w:noProof/>
+                <w:webHidden/>
+              </w:rPr>
+              <w:instrText xml:space="preserve"> PAGEREF _Toc239264949 \h </w:instrText>
+            </w:r>
+            <w:r>
+              <w:rPr>
+                <w:noProof/>
+                <w:webHidden/>
+              </w:rPr>
+            </w:r>
+            <w:r>
+              <w:rPr>
+                <w:noProof/>
+                <w:webHidden/>
+              </w:rPr>
+              <w:fldChar w:fldCharType="separate"/>
+            </w:r>
+            <w:r>
+              <w:rPr>
+                <w:noProof/>
+                <w:webHidden/>
+              </w:rPr>
+              <w:t>41</w:t>
+            </w:r>
+            <w:r>
+              <w:rPr>
+                <w:noProof/>
+                <w:webHidden/>
+              </w:rPr>
+              <w:fldChar w:fldCharType="end"/>
+            </w:r>
+          </w:hyperlink>
+        </w:p>
+        <w:p>
+          <w:pPr>
+            <w:pStyle w:val="TOC3"/>
+            <w:tabs>
+              <w:tab w:val="right" w:leader="dot" w:pos="9350"/>
+            </w:tabs>
+            <w:rPr>
+              <w:noProof/>
+              <w:kern w:val="2"/>
+              <w:sz w:val="24"/>
+              <w:szCs w:val="24"/>
+              <w:lang w:eastAsia="ja-JP"/>
+              <w14:ligatures w14:val="standardContextual"/>
+            </w:rPr>
+          </w:pPr>
+          <w:hyperlink w:anchor="_Toc239264950" w:history="1">
+            <w:r>
+              <w:rPr>
+                <w:rStyle w:val="Hyperlink"/>
+                <w:noProof/>
+              </w:rPr>
+              <w:t>Binding extensions for repeats and conditionals</w:t>
+            </w:r>
+            <w:r>
+              <w:rPr>
+                <w:noProof/>
+                <w:webHidden/>
+              </w:rPr>
+              <w:tab/>
+            </w:r>
+            <w:r>
+              <w:rPr>
+                <w:noProof/>
+                <w:webHidden/>
+              </w:rPr>
+              <w:fldChar w:fldCharType="begin"/>
+            </w:r>
+            <w:r>
+              <w:rPr>
+                <w:noProof/>
+                <w:webHidden/>
+              </w:rPr>
+              <w:instrText xml:space="preserve"> PAGEREF _Toc239264950 \h </w:instrText>
+            </w:r>
+            <w:r>
+              <w:rPr>
+                <w:noProof/>
+                <w:webHidden/>
+              </w:rPr>
+            </w:r>
+            <w:r>
+              <w:rPr>
+                <w:noProof/>
+                <w:webHidden/>
+              </w:rPr>
+              <w:fldChar w:fldCharType="separate"/>
+            </w:r>
+            <w:r>
+              <w:rPr>
+                <w:noProof/>
+                <w:webHidden/>
+              </w:rPr>
+              <w:t>42</w:t>
+            </w:r>
+            <w:r>
+              <w:rPr>
+                <w:noProof/>
+                <w:webHidden/>
+              </w:rPr>
+              <w:fldChar w:fldCharType="end"/>
+            </w:r>
+          </w:hyperlink>
+        </w:p>
+        <w:p>
+          <w:pPr>
+            <w:pStyle w:val="TOC3"/>
+            <w:tabs>
+              <w:tab w:val="right" w:leader="dot" w:pos="9350"/>
+            </w:tabs>
+            <w:rPr>
+              <w:noProof/>
+              <w:kern w:val="2"/>
+              <w:sz w:val="24"/>
+              <w:szCs w:val="24"/>
+              <w:lang w:eastAsia="ja-JP"/>
+              <w14:ligatures w14:val="standardContextual"/>
+            </w:rPr>
+          </w:pPr>
+          <w:hyperlink w:anchor="_Toc239264951" w:history="1">
+            <w:r>
+              <w:rPr>
+                <w:rStyle w:val="Hyperlink"/>
+                <w:noProof/>
+              </w:rPr>
+              <w:t>Binding escaped XHTML (XML + CSS)</w:t>
+            </w:r>
+            <w:r>
+              <w:rPr>
+                <w:noProof/>
+                <w:webHidden/>
+              </w:rPr>
+              <w:tab/>
+            </w:r>
+            <w:r>
+              <w:rPr>
+                <w:noProof/>
+                <w:webHidden/>
+              </w:rPr>
+              <w:fldChar w:fldCharType="begin"/>
+            </w:r>
+            <w:r>
+              <w:rPr>
+                <w:noProof/>
+                <w:webHidden/>
+              </w:rPr>
+              <w:instrText xml:space="preserve"> PAGEREF _Toc239264951 \h </w:instrText>
+            </w:r>
+            <w:r>
+              <w:rPr>
+                <w:noProof/>
+                <w:webHidden/>
+              </w:rPr>
+            </w:r>
+            <w:r>
+              <w:rPr>
+                <w:noProof/>
+                <w:webHidden/>
+              </w:rPr>
+              <w:fldChar w:fldCharType="separate"/>
+            </w:r>
+            <w:r>
+              <w:rPr>
+                <w:noProof/>
+                <w:webHidden/>
+              </w:rPr>
+              <w:t>42</w:t>
+            </w:r>
+            <w:r>
+              <w:rPr>
+                <w:noProof/>
+                <w:webHidden/>
+              </w:rPr>
+              <w:fldChar w:fldCharType="end"/>
+            </w:r>
+          </w:hyperlink>
+        </w:p>
+        <w:p>
+          <w:pPr>
+            <w:pStyle w:val="TOC3"/>
+            <w:tabs>
+              <w:tab w:val="right" w:leader="dot" w:pos="9350"/>
+            </w:tabs>
+            <w:rPr>
+              <w:noProof/>
+              <w:kern w:val="2"/>
+              <w:sz w:val="24"/>
+              <w:szCs w:val="24"/>
+              <w:lang w:eastAsia="ja-JP"/>
+              <w14:ligatures w14:val="standardContextual"/>
+            </w:rPr>
+          </w:pPr>
+          <w:hyperlink w:anchor="_Toc239264952" w:history="1">
+            <w:r>
+              <w:rPr>
+                <w:rStyle w:val="Hyperlink"/>
+                <w:noProof/>
+              </w:rPr>
+              <w:t>Binding other rich content</w:t>
+            </w:r>
+            <w:r>
+              <w:rPr>
+                <w:noProof/>
+                <w:webHidden/>
+              </w:rPr>
+              <w:tab/>
+            </w:r>
+            <w:r>
+              <w:rPr>
+                <w:noProof/>
+                <w:webHidden/>
+              </w:rPr>
+              <w:fldChar w:fldCharType="begin"/>
+            </w:r>
+            <w:r>
+              <w:rPr>
+                <w:noProof/>
+                <w:webHidden/>
+              </w:rPr>
+              <w:instrText xml:space="preserve"> PAGEREF _Toc239264952 \h </w:instrText>
+            </w:r>
+            <w:r>
+              <w:rPr>
+                <w:noProof/>
+                <w:webHidden/>
+              </w:rPr>
+            </w:r>
+            <w:r>
+              <w:rPr>
+                <w:noProof/>
+                <w:webHidden/>
+              </w:rPr>
+              <w:fldChar w:fldCharType="separate"/>
+            </w:r>
+            <w:r>
+              <w:rPr>
+                <w:noProof/>
+                <w:webHidden/>
+              </w:rPr>
+              <w:t>42</w:t>
+            </w:r>
+            <w:r>
+              <w:rPr>
+                <w:noProof/>
+                <w:webHidden/>
+              </w:rPr>
+              <w:fldChar w:fldCharType="end"/>
+            </w:r>
+          </w:hyperlink>
+        </w:p>
+        <w:p>
+          <w:pPr>
+            <w:pStyle w:val="TOC3"/>
+            <w:tabs>
+              <w:tab w:val="right" w:leader="dot" w:pos="9350"/>
+            </w:tabs>
+            <w:rPr>
+              <w:noProof/>
+              <w:kern w:val="2"/>
+              <w:sz w:val="24"/>
+              <w:szCs w:val="24"/>
+              <w:lang w:eastAsia="ja-JP"/>
+              <w14:ligatures w14:val="standardContextual"/>
+            </w:rPr>
+          </w:pPr>
+          <w:hyperlink w:anchor="_Toc239264953" w:history="1">
+            <w:r>
+              <w:rPr>
+                <w:rStyle w:val="Hyperlink"/>
+                <w:noProof/>
+              </w:rPr>
+              <w:t>Authoring</w:t>
+            </w:r>
+            <w:r>
+              <w:rPr>
+                <w:noProof/>
+                <w:webHidden/>
+              </w:rPr>
+              <w:tab/>
+            </w:r>
+            <w:r>
+              <w:rPr>
+                <w:noProof/>
+                <w:webHidden/>
+              </w:rPr>
+              <w:fldChar w:fldCharType="begin"/>
+            </w:r>
+            <w:r>
+              <w:rPr>
+                <w:noProof/>
+                <w:webHidden/>
+              </w:rPr>
+              <w:instrText xml:space="preserve"> PAGEREF _Toc239264953 \h </w:instrText>
+            </w:r>
+            <w:r>
+              <w:rPr>
+                <w:noProof/>
+                <w:webHidden/>
+              </w:rPr>
+            </w:r>
+            <w:r>
+              <w:rPr>
+                <w:noProof/>
+                <w:webHidden/>
+              </w:rPr>
+              <w:fldChar w:fldCharType="separate"/>
+            </w:r>
+            <w:r>
+              <w:rPr>
+                <w:noProof/>
+                <w:webHidden/>
+              </w:rPr>
+              <w:t>42</w:t>
             </w:r>
             <w:r>
               <w:rPr>
@@ -2123,15 +4776,14 @@
               <w14:ligatures w14:val="standardContextual"/>
             </w:rPr>
           </w:pPr>
-          <w:hyperlink w:anchor="_Toc239259282" w:history="1">
+          <w:hyperlink w:anchor="_Toc239264954" w:history="1">
             <w:r>
               <w:rPr>
                 <w:rStyle w:val="Hyperlink"/>
                 <w:rFonts w:eastAsia="Times New Roman"/>
                 <w:noProof/>
-                <w:kern w:val="36"/>
-              </w:rPr>
-              <w:t>Creating a new docx</w:t>
+              </w:rPr>
+              <w:t>Mailmerge</w:t>
             </w:r>
             <w:r>
               <w:rPr>
@@ -2152,7 +4804,7 @@
                 <w:noProof/>
                 <w:webHidden/>
               </w:rPr>
-              <w:instrText xml:space="preserve"> PAGEREF _Toc239259282 \h </w:instrText>
+              <w:instrText xml:space="preserve"> PAGEREF _Toc239264954 \h </w:instrText>
             </w:r>
             <w:r>
               <w:rPr>
@@ -2172,7 +4824,7 @@
                 <w:noProof/>
                 <w:webHidden/>
               </w:rPr>
-              <w:t>21</w:t>
+              <w:t>42</w:t>
             </w:r>
             <w:r>
               <w:rPr>
@@ -2198,13 +4850,13 @@
               <w14:ligatures w14:val="standardContextual"/>
             </w:rPr>
           </w:pPr>
-          <w:hyperlink w:anchor="_Toc239259283" w:history="1">
+          <w:hyperlink w:anchor="_Toc239264955" w:history="1">
             <w:r>
               <w:rPr>
                 <w:rStyle w:val="Hyperlink"/>
                 <w:noProof/>
               </w:rPr>
-              <w:t>docx4j.properties</w:t>
+              <w:t>SmartArt</w:t>
             </w:r>
             <w:r>
               <w:rPr>
@@ -2225,7 +4877,7 @@
                 <w:noProof/>
                 <w:webHidden/>
               </w:rPr>
-              <w:instrText xml:space="preserve"> PAGEREF _Toc239259283 \h </w:instrText>
+              <w:instrText xml:space="preserve"> PAGEREF _Toc239264955 \h </w:instrText>
             </w:r>
             <w:r>
               <w:rPr>
@@ -2245,7 +4897,7 @@
                 <w:noProof/>
                 <w:webHidden/>
               </w:rPr>
-              <w:t>21</w:t>
+              <w:t>42</w:t>
             </w:r>
             <w:r>
               <w:rPr>
@@ -2271,13 +4923,13 @@
               <w14:ligatures w14:val="standardContextual"/>
             </w:rPr>
           </w:pPr>
-          <w:hyperlink w:anchor="_Toc239259284" w:history="1">
+          <w:hyperlink w:anchor="_Toc239264956" w:history="1">
             <w:r>
               <w:rPr>
                 <w:rStyle w:val="Hyperlink"/>
                 <w:noProof/>
               </w:rPr>
-              <w:t>Adding a paragraph of text</w:t>
+              <w:t>JAXB stuff</w:t>
             </w:r>
             <w:r>
               <w:rPr>
@@ -2298,7 +4950,7 @@
                 <w:noProof/>
                 <w:webHidden/>
               </w:rPr>
-              <w:instrText xml:space="preserve"> PAGEREF _Toc239259284 \h </w:instrText>
+              <w:instrText xml:space="preserve"> PAGEREF _Toc239264956 \h </w:instrText>
             </w:r>
             <w:r>
               <w:rPr>
@@ -2318,7 +4970,227 @@
                 <w:noProof/>
                 <w:webHidden/>
               </w:rPr>
-              <w:t>22</w:t>
+              <w:t>43</w:t>
+            </w:r>
+            <w:r>
+              <w:rPr>
+                <w:noProof/>
+                <w:webHidden/>
+              </w:rPr>
+              <w:fldChar w:fldCharType="end"/>
+            </w:r>
+          </w:hyperlink>
+        </w:p>
+        <w:p>
+          <w:pPr>
+            <w:pStyle w:val="TOC2"/>
+            <w:tabs>
+              <w:tab w:val="right" w:leader="dot" w:pos="9350"/>
+            </w:tabs>
+            <w:rPr>
+              <w:noProof/>
+              <w:kern w:val="2"/>
+              <w:sz w:val="24"/>
+              <w:szCs w:val="24"/>
+              <w:lang w:eastAsia="ja-JP"/>
+              <w14:ligatures w14:val="standardContextual"/>
+            </w:rPr>
+          </w:pPr>
+          <w:hyperlink w:anchor="_Toc239264957" w:history="1">
+            <w:r>
+              <w:rPr>
+                <w:rStyle w:val="Hyperlink"/>
+                <w:noProof/>
+              </w:rPr>
+              <w:t>Cloning</w:t>
+            </w:r>
+            <w:r>
+              <w:rPr>
+                <w:noProof/>
+                <w:webHidden/>
+              </w:rPr>
+              <w:tab/>
+            </w:r>
+            <w:r>
+              <w:rPr>
+                <w:noProof/>
+                <w:webHidden/>
+              </w:rPr>
+              <w:fldChar w:fldCharType="begin"/>
+            </w:r>
+            <w:r>
+              <w:rPr>
+                <w:noProof/>
+                <w:webHidden/>
+              </w:rPr>
+              <w:instrText xml:space="preserve"> PAGEREF _Toc239264957 \h </w:instrText>
+            </w:r>
+            <w:r>
+              <w:rPr>
+                <w:noProof/>
+                <w:webHidden/>
+              </w:rPr>
+            </w:r>
+            <w:r>
+              <w:rPr>
+                <w:noProof/>
+                <w:webHidden/>
+              </w:rPr>
+              <w:fldChar w:fldCharType="separate"/>
+            </w:r>
+            <w:r>
+              <w:rPr>
+                <w:noProof/>
+                <w:webHidden/>
+              </w:rPr>
+              <w:t>43</w:t>
+            </w:r>
+            <w:r>
+              <w:rPr>
+                <w:noProof/>
+                <w:webHidden/>
+              </w:rPr>
+              <w:fldChar w:fldCharType="end"/>
+            </w:r>
+          </w:hyperlink>
+        </w:p>
+        <w:p>
+          <w:pPr>
+            <w:pStyle w:val="TOC2"/>
+            <w:tabs>
+              <w:tab w:val="right" w:leader="dot" w:pos="9350"/>
+            </w:tabs>
+            <w:rPr>
+              <w:noProof/>
+              <w:kern w:val="2"/>
+              <w:sz w:val="24"/>
+              <w:szCs w:val="24"/>
+              <w:lang w:eastAsia="ja-JP"/>
+              <w14:ligatures w14:val="standardContextual"/>
+            </w:rPr>
+          </w:pPr>
+          <w:hyperlink w:anchor="_Toc239264958" w:history="1">
+            <w:r>
+              <w:rPr>
+                <w:rStyle w:val="Hyperlink"/>
+                <w:noProof/>
+                <w:lang w:val="de-DE"/>
+              </w:rPr>
+              <w:t>javax.xml.bind.JAXBElement</w:t>
+            </w:r>
+            <w:r>
+              <w:rPr>
+                <w:noProof/>
+                <w:webHidden/>
+              </w:rPr>
+              <w:tab/>
+            </w:r>
+            <w:r>
+              <w:rPr>
+                <w:noProof/>
+                <w:webHidden/>
+              </w:rPr>
+              <w:fldChar w:fldCharType="begin"/>
+            </w:r>
+            <w:r>
+              <w:rPr>
+                <w:noProof/>
+                <w:webHidden/>
+              </w:rPr>
+              <w:instrText xml:space="preserve"> PAGEREF _Toc239264958 \h </w:instrText>
+            </w:r>
+            <w:r>
+              <w:rPr>
+                <w:noProof/>
+                <w:webHidden/>
+              </w:rPr>
+            </w:r>
+            <w:r>
+              <w:rPr>
+                <w:noProof/>
+                <w:webHidden/>
+              </w:rPr>
+              <w:fldChar w:fldCharType="separate"/>
+            </w:r>
+            <w:r>
+              <w:rPr>
+                <w:noProof/>
+                <w:webHidden/>
+              </w:rPr>
+              <w:t>43</w:t>
+            </w:r>
+            <w:r>
+              <w:rPr>
+                <w:noProof/>
+                <w:webHidden/>
+              </w:rPr>
+              <w:fldChar w:fldCharType="end"/>
+            </w:r>
+          </w:hyperlink>
+        </w:p>
+        <w:p>
+          <w:pPr>
+            <w:pStyle w:val="TOC2"/>
+            <w:tabs>
+              <w:tab w:val="right" w:leader="dot" w:pos="9350"/>
+            </w:tabs>
+            <w:rPr>
+              <w:noProof/>
+              <w:kern w:val="2"/>
+              <w:sz w:val="24"/>
+              <w:szCs w:val="24"/>
+              <w:lang w:eastAsia="ja-JP"/>
+              <w14:ligatures w14:val="standardContextual"/>
+            </w:rPr>
+          </w:pPr>
+          <w:hyperlink w:anchor="_Toc239264959" w:history="1">
+            <w:r>
+              <w:rPr>
+                <w:rStyle w:val="Hyperlink"/>
+                <w:noProof/>
+              </w:rPr>
+              <w:t>@XmlRootElement</w:t>
+            </w:r>
+            <w:r>
+              <w:rPr>
+                <w:noProof/>
+                <w:webHidden/>
+              </w:rPr>
+              <w:tab/>
+            </w:r>
+            <w:r>
+              <w:rPr>
+                <w:noProof/>
+                <w:webHidden/>
+              </w:rPr>
+              <w:fldChar w:fldCharType="begin"/>
+            </w:r>
+            <w:r>
+              <w:rPr>
+                <w:noProof/>
+                <w:webHidden/>
+              </w:rPr>
+              <w:instrText xml:space="preserve"> PAGEREF _Toc239264959 \h </w:instrText>
+            </w:r>
+            <w:r>
+              <w:rPr>
+                <w:noProof/>
+                <w:webHidden/>
+              </w:rPr>
+            </w:r>
+            <w:r>
+              <w:rPr>
+                <w:noProof/>
+                <w:webHidden/>
+              </w:rPr>
+              <w:fldChar w:fldCharType="separate"/>
+            </w:r>
+            <w:r>
+              <w:rPr>
+                <w:noProof/>
+                <w:webHidden/>
+              </w:rPr>
+              <w:t>43</w:t>
             </w:r>
             <w:r>
               <w:rPr>
@@ -2344,15 +5216,14 @@
               <w14:ligatures w14:val="standardContextual"/>
             </w:rPr>
           </w:pPr>
-          <w:hyperlink w:anchor="_Toc239259285" w:history="1">
+          <w:hyperlink w:anchor="_Toc239264960" w:history="1">
             <w:r>
               <w:rPr>
                 <w:rStyle w:val="Hyperlink"/>
                 <w:rFonts w:eastAsia="Times New Roman"/>
                 <w:noProof/>
-                <w:kern w:val="36"/>
-              </w:rPr>
-              <w:t>General strategy/approach for creating stuff</w:t>
+              </w:rPr>
+              <w:t>Merging Documents and Presentations</w:t>
             </w:r>
             <w:r>
               <w:rPr>
@@ -2373,7 +5244,7 @@
                 <w:noProof/>
                 <w:webHidden/>
               </w:rPr>
-              <w:instrText xml:space="preserve"> PAGEREF _Toc239259285 \h </w:instrText>
+              <w:instrText xml:space="preserve"> PAGEREF _Toc239264960 \h </w:instrText>
             </w:r>
             <w:r>
               <w:rPr>
@@ -2393,7 +5264,7 @@
                 <w:noProof/>
                 <w:webHidden/>
               </w:rPr>
-              <w:t>23</w:t>
+              <w:t>44</w:t>
             </w:r>
             <w:r>
               <w:rPr>
@@ -2419,15 +5290,13 @@
               <w14:ligatures w14:val="standardContextual"/>
             </w:rPr>
           </w:pPr>
-          <w:hyperlink w:anchor="_Toc239259286" w:history="1">
+          <w:hyperlink w:anchor="_Toc239264961" w:history="1">
             <w:r>
               <w:rPr>
                 <w:rStyle w:val="Hyperlink"/>
-                <w:rFonts w:eastAsia="Times New Roman"/>
-                <w:noProof/>
-                <w:kern w:val="36"/>
-              </w:rPr>
-              <w:t>Formatting Properties</w:t>
+                <w:noProof/>
+              </w:rPr>
+              <w:t>Appendix 1 – Font Mapping</w:t>
             </w:r>
             <w:r>
               <w:rPr>
@@ -2448,7 +5317,7 @@
                 <w:noProof/>
                 <w:webHidden/>
               </w:rPr>
-              <w:instrText xml:space="preserve"> PAGEREF _Toc239259286 \h </w:instrText>
+              <w:instrText xml:space="preserve"> PAGEREF _Toc239264961 \h </w:instrText>
             </w:r>
             <w:r>
               <w:rPr>
@@ -2468,7 +5337,7 @@
                 <w:noProof/>
                 <w:webHidden/>
               </w:rPr>
-              <w:t>25</w:t>
+              <w:t>46</w:t>
             </w:r>
             <w:r>
               <w:rPr>
@@ -2494,15 +5363,13 @@
               <w14:ligatures w14:val="standardContextual"/>
             </w:rPr>
           </w:pPr>
-          <w:hyperlink w:anchor="_Toc239259287" w:history="1">
+          <w:hyperlink w:anchor="_Toc239264962" w:history="1">
             <w:r>
               <w:rPr>
                 <w:rStyle w:val="Hyperlink"/>
-                <w:rFonts w:eastAsia="Times New Roman"/>
-                <w:noProof/>
-                <w:kern w:val="36"/>
-              </w:rPr>
-              <w:t>Creating and adding a table</w:t>
+                <w:noProof/>
+              </w:rPr>
+              <w:t>Appendix 2 – Office font solutions</w:t>
             </w:r>
             <w:r>
               <w:rPr>
@@ -2523,7 +5390,7 @@
                 <w:noProof/>
                 <w:webHidden/>
               </w:rPr>
-              <w:instrText xml:space="preserve"> PAGEREF _Toc239259287 \h </w:instrText>
+              <w:instrText xml:space="preserve"> PAGEREF _Toc239264962 \h </w:instrText>
             </w:r>
             <w:r>
               <w:rPr>
@@ -2543,2976 +5410,7 @@
                 <w:noProof/>
                 <w:webHidden/>
               </w:rPr>
-              <w:t>25</w:t>
-            </w:r>
-            <w:r>
-              <w:rPr>
-                <w:noProof/>
-                <w:webHidden/>
-              </w:rPr>
-              <w:fldChar w:fldCharType="end"/>
-            </w:r>
-          </w:hyperlink>
-        </w:p>
-        <w:p>
-          <w:pPr>
-            <w:pStyle w:val="TOC1"/>
-            <w:tabs>
-              <w:tab w:val="right" w:leader="dot" w:pos="9350"/>
-            </w:tabs>
-            <w:rPr>
-              <w:noProof/>
-              <w:kern w:val="2"/>
-              <w:sz w:val="24"/>
-              <w:szCs w:val="24"/>
-              <w:lang w:eastAsia="ja-JP"/>
-              <w14:ligatures w14:val="standardContextual"/>
-            </w:rPr>
-          </w:pPr>
-          <w:hyperlink w:anchor="_Toc239259288" w:history="1">
-            <w:r>
-              <w:rPr>
-                <w:rStyle w:val="Hyperlink"/>
-                <w:rFonts w:eastAsia="Times New Roman"/>
-                <w:noProof/>
-                <w:kern w:val="36"/>
-              </w:rPr>
-              <w:t>Selecting your insertion/editing point;  accessing JAXB nodes via XPath</w:t>
-            </w:r>
-            <w:r>
-              <w:rPr>
-                <w:noProof/>
-                <w:webHidden/>
-              </w:rPr>
-              <w:tab/>
-            </w:r>
-            <w:r>
-              <w:rPr>
-                <w:noProof/>
-                <w:webHidden/>
-              </w:rPr>
-              <w:fldChar w:fldCharType="begin"/>
-            </w:r>
-            <w:r>
-              <w:rPr>
-                <w:noProof/>
-                <w:webHidden/>
-              </w:rPr>
-              <w:instrText xml:space="preserve"> PAGEREF _Toc239259288 \h </w:instrText>
-            </w:r>
-            <w:r>
-              <w:rPr>
-                <w:noProof/>
-                <w:webHidden/>
-              </w:rPr>
-            </w:r>
-            <w:r>
-              <w:rPr>
-                <w:noProof/>
-                <w:webHidden/>
-              </w:rPr>
-              <w:fldChar w:fldCharType="separate"/>
-            </w:r>
-            <w:r>
-              <w:rPr>
-                <w:noProof/>
-                <w:webHidden/>
-              </w:rPr>
-              <w:t>26</w:t>
-            </w:r>
-            <w:r>
-              <w:rPr>
-                <w:noProof/>
-                <w:webHidden/>
-              </w:rPr>
-              <w:fldChar w:fldCharType="end"/>
-            </w:r>
-          </w:hyperlink>
-        </w:p>
-        <w:p>
-          <w:pPr>
-            <w:pStyle w:val="TOC1"/>
-            <w:tabs>
-              <w:tab w:val="right" w:leader="dot" w:pos="9350"/>
-            </w:tabs>
-            <w:rPr>
-              <w:noProof/>
-              <w:kern w:val="2"/>
-              <w:sz w:val="24"/>
-              <w:szCs w:val="24"/>
-              <w:lang w:eastAsia="ja-JP"/>
-              <w14:ligatures w14:val="standardContextual"/>
-            </w:rPr>
-          </w:pPr>
-          <w:hyperlink w:anchor="_Toc239259289" w:history="1">
-            <w:r>
-              <w:rPr>
-                <w:rStyle w:val="Hyperlink"/>
-                <w:rFonts w:eastAsia="Times New Roman"/>
-                <w:noProof/>
-                <w:kern w:val="36"/>
-              </w:rPr>
-              <w:t>Traversing a document</w:t>
-            </w:r>
-            <w:r>
-              <w:rPr>
-                <w:noProof/>
-                <w:webHidden/>
-              </w:rPr>
-              <w:tab/>
-            </w:r>
-            <w:r>
-              <w:rPr>
-                <w:noProof/>
-                <w:webHidden/>
-              </w:rPr>
-              <w:fldChar w:fldCharType="begin"/>
-            </w:r>
-            <w:r>
-              <w:rPr>
-                <w:noProof/>
-                <w:webHidden/>
-              </w:rPr>
-              <w:instrText xml:space="preserve"> PAGEREF _Toc239259289 \h </w:instrText>
-            </w:r>
-            <w:r>
-              <w:rPr>
-                <w:noProof/>
-                <w:webHidden/>
-              </w:rPr>
-            </w:r>
-            <w:r>
-              <w:rPr>
-                <w:noProof/>
-                <w:webHidden/>
-              </w:rPr>
-              <w:fldChar w:fldCharType="separate"/>
-            </w:r>
-            <w:r>
-              <w:rPr>
-                <w:noProof/>
-                <w:webHidden/>
-              </w:rPr>
-              <w:t>26</w:t>
-            </w:r>
-            <w:r>
-              <w:rPr>
-                <w:noProof/>
-                <w:webHidden/>
-              </w:rPr>
-              <w:fldChar w:fldCharType="end"/>
-            </w:r>
-          </w:hyperlink>
-        </w:p>
-        <w:p>
-          <w:pPr>
-            <w:pStyle w:val="TOC1"/>
-            <w:tabs>
-              <w:tab w:val="right" w:leader="dot" w:pos="9350"/>
-            </w:tabs>
-            <w:rPr>
-              <w:noProof/>
-              <w:kern w:val="2"/>
-              <w:sz w:val="24"/>
-              <w:szCs w:val="24"/>
-              <w:lang w:eastAsia="ja-JP"/>
-              <w14:ligatures w14:val="standardContextual"/>
-            </w:rPr>
-          </w:pPr>
-          <w:hyperlink w:anchor="_Toc239259290" w:history="1">
-            <w:r>
-              <w:rPr>
-                <w:rStyle w:val="Hyperlink"/>
-                <w:noProof/>
-              </w:rPr>
-              <w:t>Adding a Part</w:t>
-            </w:r>
-            <w:r>
-              <w:rPr>
-                <w:noProof/>
-                <w:webHidden/>
-              </w:rPr>
-              <w:tab/>
-            </w:r>
-            <w:r>
-              <w:rPr>
-                <w:noProof/>
-                <w:webHidden/>
-              </w:rPr>
-              <w:fldChar w:fldCharType="begin"/>
-            </w:r>
-            <w:r>
-              <w:rPr>
-                <w:noProof/>
-                <w:webHidden/>
-              </w:rPr>
-              <w:instrText xml:space="preserve"> PAGEREF _Toc239259290 \h </w:instrText>
-            </w:r>
-            <w:r>
-              <w:rPr>
-                <w:noProof/>
-                <w:webHidden/>
-              </w:rPr>
-            </w:r>
-            <w:r>
-              <w:rPr>
-                <w:noProof/>
-                <w:webHidden/>
-              </w:rPr>
-              <w:fldChar w:fldCharType="separate"/>
-            </w:r>
-            <w:r>
-              <w:rPr>
-                <w:noProof/>
-                <w:webHidden/>
-              </w:rPr>
-              <w:t>27</w:t>
-            </w:r>
-            <w:r>
-              <w:rPr>
-                <w:noProof/>
-                <w:webHidden/>
-              </w:rPr>
-              <w:fldChar w:fldCharType="end"/>
-            </w:r>
-          </w:hyperlink>
-        </w:p>
-        <w:p>
-          <w:pPr>
-            <w:pStyle w:val="TOC1"/>
-            <w:tabs>
-              <w:tab w:val="right" w:leader="dot" w:pos="9350"/>
-            </w:tabs>
-            <w:rPr>
-              <w:noProof/>
-              <w:kern w:val="2"/>
-              <w:sz w:val="24"/>
-              <w:szCs w:val="24"/>
-              <w:lang w:eastAsia="ja-JP"/>
-              <w14:ligatures w14:val="standardContextual"/>
-            </w:rPr>
-          </w:pPr>
-          <w:hyperlink w:anchor="_Toc239259291" w:history="1">
-            <w:r>
-              <w:rPr>
-                <w:rStyle w:val="Hyperlink"/>
-                <w:rFonts w:eastAsia="Times New Roman"/>
-                <w:noProof/>
-                <w:kern w:val="36"/>
-              </w:rPr>
-              <w:t>Importing XHTML</w:t>
-            </w:r>
-            <w:r>
-              <w:rPr>
-                <w:noProof/>
-                <w:webHidden/>
-              </w:rPr>
-              <w:tab/>
-            </w:r>
-            <w:r>
-              <w:rPr>
-                <w:noProof/>
-                <w:webHidden/>
-              </w:rPr>
-              <w:fldChar w:fldCharType="begin"/>
-            </w:r>
-            <w:r>
-              <w:rPr>
-                <w:noProof/>
-                <w:webHidden/>
-              </w:rPr>
-              <w:instrText xml:space="preserve"> PAGEREF _Toc239259291 \h </w:instrText>
-            </w:r>
-            <w:r>
-              <w:rPr>
-                <w:noProof/>
-                <w:webHidden/>
-              </w:rPr>
-            </w:r>
-            <w:r>
-              <w:rPr>
-                <w:noProof/>
-                <w:webHidden/>
-              </w:rPr>
-              <w:fldChar w:fldCharType="separate"/>
-            </w:r>
-            <w:r>
-              <w:rPr>
-                <w:noProof/>
-                <w:webHidden/>
-              </w:rPr>
-              <w:t>27</w:t>
-            </w:r>
-            <w:r>
-              <w:rPr>
-                <w:noProof/>
-                <w:webHidden/>
-              </w:rPr>
-              <w:fldChar w:fldCharType="end"/>
-            </w:r>
-          </w:hyperlink>
-        </w:p>
-        <w:p>
-          <w:pPr>
-            <w:pStyle w:val="TOC1"/>
-            <w:tabs>
-              <w:tab w:val="right" w:leader="dot" w:pos="9350"/>
-            </w:tabs>
-            <w:rPr>
-              <w:noProof/>
-              <w:kern w:val="2"/>
-              <w:sz w:val="24"/>
-              <w:szCs w:val="24"/>
-              <w:lang w:eastAsia="ja-JP"/>
-              <w14:ligatures w14:val="standardContextual"/>
-            </w:rPr>
-          </w:pPr>
-          <w:hyperlink w:anchor="_Toc239259292" w:history="1">
-            <w:r>
-              <w:rPr>
-                <w:rStyle w:val="Hyperlink"/>
-                <w:noProof/>
-              </w:rPr>
-              <w:t>Markdown i</w:t>
-            </w:r>
-            <w:r>
-              <w:rPr>
-                <w:rStyle w:val="Hyperlink"/>
-                <w:noProof/>
-              </w:rPr>
-              <w:t>m</w:t>
-            </w:r>
-            <w:r>
-              <w:rPr>
-                <w:rStyle w:val="Hyperlink"/>
-                <w:noProof/>
-              </w:rPr>
-              <w:t>port and export</w:t>
-            </w:r>
-            <w:r>
-              <w:rPr>
-                <w:noProof/>
-                <w:webHidden/>
-              </w:rPr>
-              <w:tab/>
-            </w:r>
-            <w:r>
-              <w:rPr>
-                <w:noProof/>
-                <w:webHidden/>
-              </w:rPr>
-              <w:fldChar w:fldCharType="begin"/>
-            </w:r>
-            <w:r>
-              <w:rPr>
-                <w:noProof/>
-                <w:webHidden/>
-              </w:rPr>
-              <w:instrText xml:space="preserve"> PAGEREF _Toc239259292 \h </w:instrText>
-            </w:r>
-            <w:r>
-              <w:rPr>
-                <w:noProof/>
-                <w:webHidden/>
-              </w:rPr>
-            </w:r>
-            <w:r>
-              <w:rPr>
-                <w:noProof/>
-                <w:webHidden/>
-              </w:rPr>
-              <w:fldChar w:fldCharType="separate"/>
-            </w:r>
-            <w:r>
-              <w:rPr>
-                <w:noProof/>
-                <w:webHidden/>
-              </w:rPr>
-              <w:t>28</w:t>
-            </w:r>
-            <w:r>
-              <w:rPr>
-                <w:noProof/>
-                <w:webHidden/>
-              </w:rPr>
-              <w:fldChar w:fldCharType="end"/>
-            </w:r>
-          </w:hyperlink>
-        </w:p>
-        <w:p>
-          <w:pPr>
-            <w:pStyle w:val="TOC1"/>
-            <w:tabs>
-              <w:tab w:val="right" w:leader="dot" w:pos="9350"/>
-            </w:tabs>
-            <w:rPr>
-              <w:noProof/>
-              <w:kern w:val="2"/>
-              <w:sz w:val="24"/>
-              <w:szCs w:val="24"/>
-              <w:lang w:eastAsia="ja-JP"/>
-              <w14:ligatures w14:val="standardContextual"/>
-            </w:rPr>
-          </w:pPr>
-          <w:hyperlink w:anchor="_Toc239259293" w:history="1">
-            <w:r>
-              <w:rPr>
-                <w:rStyle w:val="Hyperlink"/>
-                <w:noProof/>
-              </w:rPr>
-              <w:t>docx4j for AI agents (MCP)</w:t>
-            </w:r>
-            <w:r>
-              <w:rPr>
-                <w:noProof/>
-                <w:webHidden/>
-              </w:rPr>
-              <w:tab/>
-            </w:r>
-            <w:r>
-              <w:rPr>
-                <w:noProof/>
-                <w:webHidden/>
-              </w:rPr>
-              <w:fldChar w:fldCharType="begin"/>
-            </w:r>
-            <w:r>
-              <w:rPr>
-                <w:noProof/>
-                <w:webHidden/>
-              </w:rPr>
-              <w:instrText xml:space="preserve"> PAGEREF _Toc239259293 \h </w:instrText>
-            </w:r>
-            <w:r>
-              <w:rPr>
-                <w:noProof/>
-                <w:webHidden/>
-              </w:rPr>
-            </w:r>
-            <w:r>
-              <w:rPr>
-                <w:noProof/>
-                <w:webHidden/>
-              </w:rPr>
-              <w:fldChar w:fldCharType="separate"/>
-            </w:r>
-            <w:r>
-              <w:rPr>
-                <w:noProof/>
-                <w:webHidden/>
-              </w:rPr>
-              <w:t>28</w:t>
-            </w:r>
-            <w:r>
-              <w:rPr>
-                <w:noProof/>
-                <w:webHidden/>
-              </w:rPr>
-              <w:fldChar w:fldCharType="end"/>
-            </w:r>
-          </w:hyperlink>
-        </w:p>
-        <w:p>
-          <w:pPr>
-            <w:pStyle w:val="TOC1"/>
-            <w:tabs>
-              <w:tab w:val="right" w:leader="dot" w:pos="9350"/>
-            </w:tabs>
-            <w:rPr>
-              <w:noProof/>
-              <w:kern w:val="2"/>
-              <w:sz w:val="24"/>
-              <w:szCs w:val="24"/>
-              <w:lang w:eastAsia="ja-JP"/>
-              <w14:ligatures w14:val="standardContextual"/>
-            </w:rPr>
-          </w:pPr>
-          <w:hyperlink w:anchor="_Toc239259294" w:history="1">
-            <w:r>
-              <w:rPr>
-                <w:rStyle w:val="Hyperlink"/>
-                <w:noProof/>
-              </w:rPr>
-              <w:t>Using an LLM with docx4j</w:t>
-            </w:r>
-            <w:r>
-              <w:rPr>
-                <w:noProof/>
-                <w:webHidden/>
-              </w:rPr>
-              <w:tab/>
-            </w:r>
-            <w:r>
-              <w:rPr>
-                <w:noProof/>
-                <w:webHidden/>
-              </w:rPr>
-              <w:fldChar w:fldCharType="begin"/>
-            </w:r>
-            <w:r>
-              <w:rPr>
-                <w:noProof/>
-                <w:webHidden/>
-              </w:rPr>
-              <w:instrText xml:space="preserve"> PAGEREF _Toc239259294 \h </w:instrText>
-            </w:r>
-            <w:r>
-              <w:rPr>
-                <w:noProof/>
-                <w:webHidden/>
-              </w:rPr>
-            </w:r>
-            <w:r>
-              <w:rPr>
-                <w:noProof/>
-                <w:webHidden/>
-              </w:rPr>
-              <w:fldChar w:fldCharType="separate"/>
-            </w:r>
-            <w:r>
-              <w:rPr>
-                <w:noProof/>
-                <w:webHidden/>
-              </w:rPr>
-              <w:t>28</w:t>
-            </w:r>
-            <w:r>
-              <w:rPr>
-                <w:noProof/>
-                <w:webHidden/>
-              </w:rPr>
-              <w:fldChar w:fldCharType="end"/>
-            </w:r>
-          </w:hyperlink>
-        </w:p>
-        <w:p>
-          <w:pPr>
-            <w:pStyle w:val="TOC1"/>
-            <w:tabs>
-              <w:tab w:val="right" w:leader="dot" w:pos="9350"/>
-            </w:tabs>
-            <w:rPr>
-              <w:noProof/>
-              <w:kern w:val="2"/>
-              <w:sz w:val="24"/>
-              <w:szCs w:val="24"/>
-              <w:lang w:eastAsia="ja-JP"/>
-              <w14:ligatures w14:val="standardContextual"/>
-            </w:rPr>
-          </w:pPr>
-          <w:hyperlink w:anchor="_Toc239259295" w:history="1">
-            <w:r>
-              <w:rPr>
-                <w:rStyle w:val="Hyperlink"/>
-                <w:rFonts w:eastAsia="Times New Roman"/>
-                <w:noProof/>
-                <w:kern w:val="36"/>
-              </w:rPr>
-              <w:t>docx to (X)HTML</w:t>
-            </w:r>
-            <w:r>
-              <w:rPr>
-                <w:noProof/>
-                <w:webHidden/>
-              </w:rPr>
-              <w:tab/>
-            </w:r>
-            <w:r>
-              <w:rPr>
-                <w:noProof/>
-                <w:webHidden/>
-              </w:rPr>
-              <w:fldChar w:fldCharType="begin"/>
-            </w:r>
-            <w:r>
-              <w:rPr>
-                <w:noProof/>
-                <w:webHidden/>
-              </w:rPr>
-              <w:instrText xml:space="preserve"> PAGEREF _Toc239259295 \h </w:instrText>
-            </w:r>
-            <w:r>
-              <w:rPr>
-                <w:noProof/>
-                <w:webHidden/>
-              </w:rPr>
-            </w:r>
-            <w:r>
-              <w:rPr>
-                <w:noProof/>
-                <w:webHidden/>
-              </w:rPr>
-              <w:fldChar w:fldCharType="separate"/>
-            </w:r>
-            <w:r>
-              <w:rPr>
-                <w:noProof/>
-                <w:webHidden/>
-              </w:rPr>
-              <w:t>29</w:t>
-            </w:r>
-            <w:r>
-              <w:rPr>
-                <w:noProof/>
-                <w:webHidden/>
-              </w:rPr>
-              <w:fldChar w:fldCharType="end"/>
-            </w:r>
-          </w:hyperlink>
-        </w:p>
-        <w:p>
-          <w:pPr>
-            <w:pStyle w:val="TOC1"/>
-            <w:tabs>
-              <w:tab w:val="right" w:leader="dot" w:pos="9350"/>
-            </w:tabs>
-            <w:rPr>
-              <w:noProof/>
-              <w:kern w:val="2"/>
-              <w:sz w:val="24"/>
-              <w:szCs w:val="24"/>
-              <w:lang w:eastAsia="ja-JP"/>
-              <w14:ligatures w14:val="standardContextual"/>
-            </w:rPr>
-          </w:pPr>
-          <w:hyperlink w:anchor="_Toc239259296" w:history="1">
-            <w:r>
-              <w:rPr>
-                <w:rStyle w:val="Hyperlink"/>
-                <w:rFonts w:eastAsia="Times New Roman"/>
-                <w:noProof/>
-                <w:kern w:val="36"/>
-              </w:rPr>
-              <w:t>docx to PDF</w:t>
-            </w:r>
-            <w:r>
-              <w:rPr>
-                <w:noProof/>
-                <w:webHidden/>
-              </w:rPr>
-              <w:tab/>
-            </w:r>
-            <w:r>
-              <w:rPr>
-                <w:noProof/>
-                <w:webHidden/>
-              </w:rPr>
-              <w:fldChar w:fldCharType="begin"/>
-            </w:r>
-            <w:r>
-              <w:rPr>
-                <w:noProof/>
-                <w:webHidden/>
-              </w:rPr>
-              <w:instrText xml:space="preserve"> PAGEREF _Toc239259296 \h </w:instrText>
-            </w:r>
-            <w:r>
-              <w:rPr>
-                <w:noProof/>
-                <w:webHidden/>
-              </w:rPr>
-            </w:r>
-            <w:r>
-              <w:rPr>
-                <w:noProof/>
-                <w:webHidden/>
-              </w:rPr>
-              <w:fldChar w:fldCharType="separate"/>
-            </w:r>
-            <w:r>
-              <w:rPr>
-                <w:noProof/>
-                <w:webHidden/>
-              </w:rPr>
-              <w:t>29</w:t>
-            </w:r>
-            <w:r>
-              <w:rPr>
-                <w:noProof/>
-                <w:webHidden/>
-              </w:rPr>
-              <w:fldChar w:fldCharType="end"/>
-            </w:r>
-          </w:hyperlink>
-        </w:p>
-        <w:p>
-          <w:pPr>
-            <w:pStyle w:val="TOC2"/>
-            <w:tabs>
-              <w:tab w:val="right" w:leader="dot" w:pos="9350"/>
-            </w:tabs>
-            <w:rPr>
-              <w:noProof/>
-              <w:kern w:val="2"/>
-              <w:sz w:val="24"/>
-              <w:szCs w:val="24"/>
-              <w:lang w:eastAsia="ja-JP"/>
-              <w14:ligatures w14:val="standardContextual"/>
-            </w:rPr>
-          </w:pPr>
-          <w:hyperlink w:anchor="_Toc239259297" w:history="1">
-            <w:r>
-              <w:rPr>
-                <w:rStyle w:val="Hyperlink"/>
-                <w:noProof/>
-              </w:rPr>
-              <w:t>docx/pptx/xlsx to PDF via Documents4j (using Word)</w:t>
-            </w:r>
-            <w:r>
-              <w:rPr>
-                <w:noProof/>
-                <w:webHidden/>
-              </w:rPr>
-              <w:tab/>
-            </w:r>
-            <w:r>
-              <w:rPr>
-                <w:noProof/>
-                <w:webHidden/>
-              </w:rPr>
-              <w:fldChar w:fldCharType="begin"/>
-            </w:r>
-            <w:r>
-              <w:rPr>
-                <w:noProof/>
-                <w:webHidden/>
-              </w:rPr>
-              <w:instrText xml:space="preserve"> PAGEREF _Toc239259297 \h </w:instrText>
-            </w:r>
-            <w:r>
-              <w:rPr>
-                <w:noProof/>
-                <w:webHidden/>
-              </w:rPr>
-            </w:r>
-            <w:r>
-              <w:rPr>
-                <w:noProof/>
-                <w:webHidden/>
-              </w:rPr>
-              <w:fldChar w:fldCharType="separate"/>
-            </w:r>
-            <w:r>
-              <w:rPr>
-                <w:noProof/>
-                <w:webHidden/>
-              </w:rPr>
-              <w:t>31</w:t>
-            </w:r>
-            <w:r>
-              <w:rPr>
-                <w:noProof/>
-                <w:webHidden/>
-              </w:rPr>
-              <w:fldChar w:fldCharType="end"/>
-            </w:r>
-          </w:hyperlink>
-        </w:p>
-        <w:p>
-          <w:pPr>
-            <w:pStyle w:val="TOC2"/>
-            <w:tabs>
-              <w:tab w:val="right" w:leader="dot" w:pos="9350"/>
-            </w:tabs>
-            <w:rPr>
-              <w:noProof/>
-              <w:kern w:val="2"/>
-              <w:sz w:val="24"/>
-              <w:szCs w:val="24"/>
-              <w:lang w:eastAsia="ja-JP"/>
-              <w14:ligatures w14:val="standardContextual"/>
-            </w:rPr>
-          </w:pPr>
-          <w:hyperlink w:anchor="_Toc239259298" w:history="1">
-            <w:r>
-              <w:rPr>
-                <w:rStyle w:val="Hyperlink"/>
-                <w:noProof/>
-              </w:rPr>
-              <w:t>docx/pptx/xlsx to PDF via Microsoft Graph</w:t>
-            </w:r>
-            <w:r>
-              <w:rPr>
-                <w:noProof/>
-                <w:webHidden/>
-              </w:rPr>
-              <w:tab/>
-            </w:r>
-            <w:r>
-              <w:rPr>
-                <w:noProof/>
-                <w:webHidden/>
-              </w:rPr>
-              <w:fldChar w:fldCharType="begin"/>
-            </w:r>
-            <w:r>
-              <w:rPr>
-                <w:noProof/>
-                <w:webHidden/>
-              </w:rPr>
-              <w:instrText xml:space="preserve"> PAGEREF _Toc239259298 \h </w:instrText>
-            </w:r>
-            <w:r>
-              <w:rPr>
-                <w:noProof/>
-                <w:webHidden/>
-              </w:rPr>
-            </w:r>
-            <w:r>
-              <w:rPr>
-                <w:noProof/>
-                <w:webHidden/>
-              </w:rPr>
-              <w:fldChar w:fldCharType="separate"/>
-            </w:r>
-            <w:r>
-              <w:rPr>
-                <w:noProof/>
-                <w:webHidden/>
-              </w:rPr>
-              <w:t>31</w:t>
-            </w:r>
-            <w:r>
-              <w:rPr>
-                <w:noProof/>
-                <w:webHidden/>
-              </w:rPr>
-              <w:fldChar w:fldCharType="end"/>
-            </w:r>
-          </w:hyperlink>
-        </w:p>
-        <w:p>
-          <w:pPr>
-            <w:pStyle w:val="TOC2"/>
-            <w:tabs>
-              <w:tab w:val="right" w:leader="dot" w:pos="9350"/>
-            </w:tabs>
-            <w:rPr>
-              <w:noProof/>
-              <w:kern w:val="2"/>
-              <w:sz w:val="24"/>
-              <w:szCs w:val="24"/>
-              <w:lang w:eastAsia="ja-JP"/>
-              <w14:ligatures w14:val="standardContextual"/>
-            </w:rPr>
-          </w:pPr>
-          <w:hyperlink w:anchor="_Toc239259299" w:history="1">
-            <w:r>
-              <w:rPr>
-                <w:rStyle w:val="Hyperlink"/>
-                <w:noProof/>
-              </w:rPr>
-              <w:t>docx to PDF via XSL FO</w:t>
-            </w:r>
-            <w:r>
-              <w:rPr>
-                <w:noProof/>
-                <w:webHidden/>
-              </w:rPr>
-              <w:tab/>
-            </w:r>
-            <w:r>
-              <w:rPr>
-                <w:noProof/>
-                <w:webHidden/>
-              </w:rPr>
-              <w:fldChar w:fldCharType="begin"/>
-            </w:r>
-            <w:r>
-              <w:rPr>
-                <w:noProof/>
-                <w:webHidden/>
-              </w:rPr>
-              <w:instrText xml:space="preserve"> PAGEREF _Toc239259299 \h </w:instrText>
-            </w:r>
-            <w:r>
-              <w:rPr>
-                <w:noProof/>
-                <w:webHidden/>
-              </w:rPr>
-            </w:r>
-            <w:r>
-              <w:rPr>
-                <w:noProof/>
-                <w:webHidden/>
-              </w:rPr>
-              <w:fldChar w:fldCharType="separate"/>
-            </w:r>
-            <w:r>
-              <w:rPr>
-                <w:noProof/>
-                <w:webHidden/>
-              </w:rPr>
-              <w:t>31</w:t>
-            </w:r>
-            <w:r>
-              <w:rPr>
-                <w:noProof/>
-                <w:webHidden/>
-              </w:rPr>
-              <w:fldChar w:fldCharType="end"/>
-            </w:r>
-          </w:hyperlink>
-        </w:p>
-        <w:p>
-          <w:pPr>
-            <w:pStyle w:val="TOC1"/>
-            <w:tabs>
-              <w:tab w:val="right" w:leader="dot" w:pos="9350"/>
-            </w:tabs>
-            <w:rPr>
-              <w:noProof/>
-              <w:kern w:val="2"/>
-              <w:sz w:val="24"/>
-              <w:szCs w:val="24"/>
-              <w:lang w:eastAsia="ja-JP"/>
-              <w14:ligatures w14:val="standardContextual"/>
-            </w:rPr>
-          </w:pPr>
-          <w:hyperlink w:anchor="_Toc239259300" w:history="1">
-            <w:r>
-              <w:rPr>
-                <w:rStyle w:val="Hyperlink"/>
-                <w:rFonts w:eastAsia="Times New Roman"/>
-                <w:noProof/>
-              </w:rPr>
-              <w:t>Image Handling - DOCX</w:t>
-            </w:r>
-            <w:r>
-              <w:rPr>
-                <w:noProof/>
-                <w:webHidden/>
-              </w:rPr>
-              <w:tab/>
-            </w:r>
-            <w:r>
-              <w:rPr>
-                <w:noProof/>
-                <w:webHidden/>
-              </w:rPr>
-              <w:fldChar w:fldCharType="begin"/>
-            </w:r>
-            <w:r>
-              <w:rPr>
-                <w:noProof/>
-                <w:webHidden/>
-              </w:rPr>
-              <w:instrText xml:space="preserve"> PAGEREF _Toc239259300 \h </w:instrText>
-            </w:r>
-            <w:r>
-              <w:rPr>
-                <w:noProof/>
-                <w:webHidden/>
-              </w:rPr>
-            </w:r>
-            <w:r>
-              <w:rPr>
-                <w:noProof/>
-                <w:webHidden/>
-              </w:rPr>
-              <w:fldChar w:fldCharType="separate"/>
-            </w:r>
-            <w:r>
-              <w:rPr>
-                <w:noProof/>
-                <w:webHidden/>
-              </w:rPr>
-              <w:t>33</w:t>
-            </w:r>
-            <w:r>
-              <w:rPr>
-                <w:noProof/>
-                <w:webHidden/>
-              </w:rPr>
-              <w:fldChar w:fldCharType="end"/>
-            </w:r>
-          </w:hyperlink>
-        </w:p>
-        <w:p>
-          <w:pPr>
-            <w:pStyle w:val="TOC1"/>
-            <w:tabs>
-              <w:tab w:val="right" w:leader="dot" w:pos="9350"/>
-            </w:tabs>
-            <w:rPr>
-              <w:noProof/>
-              <w:kern w:val="2"/>
-              <w:sz w:val="24"/>
-              <w:szCs w:val="24"/>
-              <w:lang w:eastAsia="ja-JP"/>
-              <w14:ligatures w14:val="standardContextual"/>
-            </w:rPr>
-          </w:pPr>
-          <w:hyperlink w:anchor="_Toc239259301" w:history="1">
-            <w:r>
-              <w:rPr>
-                <w:rStyle w:val="Hyperlink"/>
-                <w:rFonts w:eastAsia="Times New Roman"/>
-                <w:noProof/>
-              </w:rPr>
-              <w:t>Manual Image Manipulation</w:t>
-            </w:r>
-            <w:r>
-              <w:rPr>
-                <w:noProof/>
-                <w:webHidden/>
-              </w:rPr>
-              <w:tab/>
-            </w:r>
-            <w:r>
-              <w:rPr>
-                <w:noProof/>
-                <w:webHidden/>
-              </w:rPr>
-              <w:fldChar w:fldCharType="begin"/>
-            </w:r>
-            <w:r>
-              <w:rPr>
-                <w:noProof/>
-                <w:webHidden/>
-              </w:rPr>
-              <w:instrText xml:space="preserve"> PAGEREF _Toc239259301 \h </w:instrText>
-            </w:r>
-            <w:r>
-              <w:rPr>
-                <w:noProof/>
-                <w:webHidden/>
-              </w:rPr>
-            </w:r>
-            <w:r>
-              <w:rPr>
-                <w:noProof/>
-                <w:webHidden/>
-              </w:rPr>
-              <w:fldChar w:fldCharType="separate"/>
-            </w:r>
-            <w:r>
-              <w:rPr>
-                <w:noProof/>
-                <w:webHidden/>
-              </w:rPr>
-              <w:t>35</w:t>
-            </w:r>
-            <w:r>
-              <w:rPr>
-                <w:noProof/>
-                <w:webHidden/>
-              </w:rPr>
-              <w:fldChar w:fldCharType="end"/>
-            </w:r>
-          </w:hyperlink>
-        </w:p>
-        <w:p>
-          <w:pPr>
-            <w:pStyle w:val="TOC1"/>
-            <w:tabs>
-              <w:tab w:val="right" w:leader="dot" w:pos="9350"/>
-            </w:tabs>
-            <w:rPr>
-              <w:noProof/>
-              <w:kern w:val="2"/>
-              <w:sz w:val="24"/>
-              <w:szCs w:val="24"/>
-              <w:lang w:eastAsia="ja-JP"/>
-              <w14:ligatures w14:val="standardContextual"/>
-            </w:rPr>
-          </w:pPr>
-          <w:hyperlink w:anchor="_Toc239259302" w:history="1">
-            <w:r>
-              <w:rPr>
-                <w:rStyle w:val="Hyperlink"/>
-                <w:rFonts w:eastAsia="Times New Roman"/>
-                <w:noProof/>
-              </w:rPr>
-              <w:t>Image Handling – PPTX</w:t>
-            </w:r>
-            <w:r>
-              <w:rPr>
-                <w:noProof/>
-                <w:webHidden/>
-              </w:rPr>
-              <w:tab/>
-            </w:r>
-            <w:r>
-              <w:rPr>
-                <w:noProof/>
-                <w:webHidden/>
-              </w:rPr>
-              <w:fldChar w:fldCharType="begin"/>
-            </w:r>
-            <w:r>
-              <w:rPr>
-                <w:noProof/>
-                <w:webHidden/>
-              </w:rPr>
-              <w:instrText xml:space="preserve"> PAGEREF _Toc239259302 \h </w:instrText>
-            </w:r>
-            <w:r>
-              <w:rPr>
-                <w:noProof/>
-                <w:webHidden/>
-              </w:rPr>
-            </w:r>
-            <w:r>
-              <w:rPr>
-                <w:noProof/>
-                <w:webHidden/>
-              </w:rPr>
-              <w:fldChar w:fldCharType="separate"/>
-            </w:r>
-            <w:r>
-              <w:rPr>
-                <w:noProof/>
-                <w:webHidden/>
-              </w:rPr>
-              <w:t>35</w:t>
-            </w:r>
-            <w:r>
-              <w:rPr>
-                <w:noProof/>
-                <w:webHidden/>
-              </w:rPr>
-              <w:fldChar w:fldCharType="end"/>
-            </w:r>
-          </w:hyperlink>
-        </w:p>
-        <w:p>
-          <w:pPr>
-            <w:pStyle w:val="TOC1"/>
-            <w:tabs>
-              <w:tab w:val="right" w:leader="dot" w:pos="9350"/>
-            </w:tabs>
-            <w:rPr>
-              <w:noProof/>
-              <w:kern w:val="2"/>
-              <w:sz w:val="24"/>
-              <w:szCs w:val="24"/>
-              <w:lang w:eastAsia="ja-JP"/>
-              <w14:ligatures w14:val="standardContextual"/>
-            </w:rPr>
-          </w:pPr>
-          <w:hyperlink w:anchor="_Toc239259303" w:history="1">
-            <w:r>
-              <w:rPr>
-                <w:rStyle w:val="Hyperlink"/>
-                <w:rFonts w:eastAsia="Times New Roman"/>
-                <w:noProof/>
-              </w:rPr>
-              <w:t>Adding Headers/Footers</w:t>
-            </w:r>
-            <w:r>
-              <w:rPr>
-                <w:noProof/>
-                <w:webHidden/>
-              </w:rPr>
-              <w:tab/>
-            </w:r>
-            <w:r>
-              <w:rPr>
-                <w:noProof/>
-                <w:webHidden/>
-              </w:rPr>
-              <w:fldChar w:fldCharType="begin"/>
-            </w:r>
-            <w:r>
-              <w:rPr>
-                <w:noProof/>
-                <w:webHidden/>
-              </w:rPr>
-              <w:instrText xml:space="preserve"> PAGEREF _Toc239259303 \h </w:instrText>
-            </w:r>
-            <w:r>
-              <w:rPr>
-                <w:noProof/>
-                <w:webHidden/>
-              </w:rPr>
-            </w:r>
-            <w:r>
-              <w:rPr>
-                <w:noProof/>
-                <w:webHidden/>
-              </w:rPr>
-              <w:fldChar w:fldCharType="separate"/>
-            </w:r>
-            <w:r>
-              <w:rPr>
-                <w:noProof/>
-                <w:webHidden/>
-              </w:rPr>
-              <w:t>35</w:t>
-            </w:r>
-            <w:r>
-              <w:rPr>
-                <w:noProof/>
-                <w:webHidden/>
-              </w:rPr>
-              <w:fldChar w:fldCharType="end"/>
-            </w:r>
-          </w:hyperlink>
-        </w:p>
-        <w:p>
-          <w:pPr>
-            <w:pStyle w:val="TOC1"/>
-            <w:tabs>
-              <w:tab w:val="right" w:leader="dot" w:pos="9350"/>
-            </w:tabs>
-            <w:rPr>
-              <w:noProof/>
-              <w:kern w:val="2"/>
-              <w:sz w:val="24"/>
-              <w:szCs w:val="24"/>
-              <w:lang w:eastAsia="ja-JP"/>
-              <w14:ligatures w14:val="standardContextual"/>
-            </w:rPr>
-          </w:pPr>
-          <w:hyperlink w:anchor="_Toc239259304" w:history="1">
-            <w:r>
-              <w:rPr>
-                <w:rStyle w:val="Hyperlink"/>
-                <w:rFonts w:eastAsia="Times New Roman"/>
-                <w:noProof/>
-              </w:rPr>
-              <w:t>Protection Settings</w:t>
-            </w:r>
-            <w:r>
-              <w:rPr>
-                <w:noProof/>
-                <w:webHidden/>
-              </w:rPr>
-              <w:tab/>
-            </w:r>
-            <w:r>
-              <w:rPr>
-                <w:noProof/>
-                <w:webHidden/>
-              </w:rPr>
-              <w:fldChar w:fldCharType="begin"/>
-            </w:r>
-            <w:r>
-              <w:rPr>
-                <w:noProof/>
-                <w:webHidden/>
-              </w:rPr>
-              <w:instrText xml:space="preserve"> PAGEREF _Toc239259304 \h </w:instrText>
-            </w:r>
-            <w:r>
-              <w:rPr>
-                <w:noProof/>
-                <w:webHidden/>
-              </w:rPr>
-            </w:r>
-            <w:r>
-              <w:rPr>
-                <w:noProof/>
-                <w:webHidden/>
-              </w:rPr>
-              <w:fldChar w:fldCharType="separate"/>
-            </w:r>
-            <w:r>
-              <w:rPr>
-                <w:noProof/>
-                <w:webHidden/>
-              </w:rPr>
-              <w:t>35</w:t>
-            </w:r>
-            <w:r>
-              <w:rPr>
-                <w:noProof/>
-                <w:webHidden/>
-              </w:rPr>
-              <w:fldChar w:fldCharType="end"/>
-            </w:r>
-          </w:hyperlink>
-        </w:p>
-        <w:p>
-          <w:pPr>
-            <w:pStyle w:val="TOC1"/>
-            <w:tabs>
-              <w:tab w:val="right" w:leader="dot" w:pos="9350"/>
-            </w:tabs>
-            <w:rPr>
-              <w:noProof/>
-              <w:kern w:val="2"/>
-              <w:sz w:val="24"/>
-              <w:szCs w:val="24"/>
-              <w:lang w:eastAsia="ja-JP"/>
-              <w14:ligatures w14:val="standardContextual"/>
-            </w:rPr>
-          </w:pPr>
-          <w:hyperlink w:anchor="_Toc239259305" w:history="1">
-            <w:r>
-              <w:rPr>
-                <w:rStyle w:val="Hyperlink"/>
-                <w:rFonts w:eastAsia="Times New Roman"/>
-                <w:noProof/>
-              </w:rPr>
-              <w:t>docx Table of Contents</w:t>
-            </w:r>
-            <w:r>
-              <w:rPr>
-                <w:noProof/>
-                <w:webHidden/>
-              </w:rPr>
-              <w:tab/>
-            </w:r>
-            <w:r>
-              <w:rPr>
-                <w:noProof/>
-                <w:webHidden/>
-              </w:rPr>
-              <w:fldChar w:fldCharType="begin"/>
-            </w:r>
-            <w:r>
-              <w:rPr>
-                <w:noProof/>
-                <w:webHidden/>
-              </w:rPr>
-              <w:instrText xml:space="preserve"> PAGEREF _Toc239259305 \h </w:instrText>
-            </w:r>
-            <w:r>
-              <w:rPr>
-                <w:noProof/>
-                <w:webHidden/>
-              </w:rPr>
-            </w:r>
-            <w:r>
-              <w:rPr>
-                <w:noProof/>
-                <w:webHidden/>
-              </w:rPr>
-              <w:fldChar w:fldCharType="separate"/>
-            </w:r>
-            <w:r>
-              <w:rPr>
-                <w:noProof/>
-                <w:webHidden/>
-              </w:rPr>
-              <w:t>36</w:t>
-            </w:r>
-            <w:r>
-              <w:rPr>
-                <w:noProof/>
-                <w:webHidden/>
-              </w:rPr>
-              <w:fldChar w:fldCharType="end"/>
-            </w:r>
-          </w:hyperlink>
-        </w:p>
-        <w:p>
-          <w:pPr>
-            <w:pStyle w:val="TOC2"/>
-            <w:tabs>
-              <w:tab w:val="right" w:leader="dot" w:pos="9350"/>
-            </w:tabs>
-            <w:rPr>
-              <w:noProof/>
-              <w:kern w:val="2"/>
-              <w:sz w:val="24"/>
-              <w:szCs w:val="24"/>
-              <w:lang w:eastAsia="ja-JP"/>
-              <w14:ligatures w14:val="standardContextual"/>
-            </w:rPr>
-          </w:pPr>
-          <w:hyperlink w:anchor="_Toc239259306" w:history="1">
-            <w:r>
-              <w:rPr>
-                <w:rStyle w:val="Hyperlink"/>
-                <w:noProof/>
-              </w:rPr>
-              <w:t>Introduction</w:t>
-            </w:r>
-            <w:r>
-              <w:rPr>
-                <w:noProof/>
-                <w:webHidden/>
-              </w:rPr>
-              <w:tab/>
-            </w:r>
-            <w:r>
-              <w:rPr>
-                <w:noProof/>
-                <w:webHidden/>
-              </w:rPr>
-              <w:fldChar w:fldCharType="begin"/>
-            </w:r>
-            <w:r>
-              <w:rPr>
-                <w:noProof/>
-                <w:webHidden/>
-              </w:rPr>
-              <w:instrText xml:space="preserve"> PAGEREF _Toc239259306 \h </w:instrText>
-            </w:r>
-            <w:r>
-              <w:rPr>
-                <w:noProof/>
-                <w:webHidden/>
-              </w:rPr>
-            </w:r>
-            <w:r>
-              <w:rPr>
-                <w:noProof/>
-                <w:webHidden/>
-              </w:rPr>
-              <w:fldChar w:fldCharType="separate"/>
-            </w:r>
-            <w:r>
-              <w:rPr>
-                <w:noProof/>
-                <w:webHidden/>
-              </w:rPr>
-              <w:t>36</w:t>
-            </w:r>
-            <w:r>
-              <w:rPr>
-                <w:noProof/>
-                <w:webHidden/>
-              </w:rPr>
-              <w:fldChar w:fldCharType="end"/>
-            </w:r>
-          </w:hyperlink>
-        </w:p>
-        <w:p>
-          <w:pPr>
-            <w:pStyle w:val="TOC2"/>
-            <w:tabs>
-              <w:tab w:val="right" w:leader="dot" w:pos="9350"/>
-            </w:tabs>
-            <w:rPr>
-              <w:noProof/>
-              <w:kern w:val="2"/>
-              <w:sz w:val="24"/>
-              <w:szCs w:val="24"/>
-              <w:lang w:eastAsia="ja-JP"/>
-              <w14:ligatures w14:val="standardContextual"/>
-            </w:rPr>
-          </w:pPr>
-          <w:hyperlink w:anchor="_Toc239259307" w:history="1">
-            <w:r>
-              <w:rPr>
-                <w:rStyle w:val="Hyperlink"/>
-                <w:noProof/>
-              </w:rPr>
-              <w:t>Field background</w:t>
-            </w:r>
-            <w:r>
-              <w:rPr>
-                <w:noProof/>
-                <w:webHidden/>
-              </w:rPr>
-              <w:tab/>
-            </w:r>
-            <w:r>
-              <w:rPr>
-                <w:noProof/>
-                <w:webHidden/>
-              </w:rPr>
-              <w:fldChar w:fldCharType="begin"/>
-            </w:r>
-            <w:r>
-              <w:rPr>
-                <w:noProof/>
-                <w:webHidden/>
-              </w:rPr>
-              <w:instrText xml:space="preserve"> PAGEREF _Toc239259307 \h </w:instrText>
-            </w:r>
-            <w:r>
-              <w:rPr>
-                <w:noProof/>
-                <w:webHidden/>
-              </w:rPr>
-            </w:r>
-            <w:r>
-              <w:rPr>
-                <w:noProof/>
-                <w:webHidden/>
-              </w:rPr>
-              <w:fldChar w:fldCharType="separate"/>
-            </w:r>
-            <w:r>
-              <w:rPr>
-                <w:noProof/>
-                <w:webHidden/>
-              </w:rPr>
-              <w:t>37</w:t>
-            </w:r>
-            <w:r>
-              <w:rPr>
-                <w:noProof/>
-                <w:webHidden/>
-              </w:rPr>
-              <w:fldChar w:fldCharType="end"/>
-            </w:r>
-          </w:hyperlink>
-        </w:p>
-        <w:p>
-          <w:pPr>
-            <w:pStyle w:val="TOC2"/>
-            <w:tabs>
-              <w:tab w:val="right" w:leader="dot" w:pos="9350"/>
-            </w:tabs>
-            <w:rPr>
-              <w:noProof/>
-              <w:kern w:val="2"/>
-              <w:sz w:val="24"/>
-              <w:szCs w:val="24"/>
-              <w:lang w:eastAsia="ja-JP"/>
-              <w14:ligatures w14:val="standardContextual"/>
-            </w:rPr>
-          </w:pPr>
-          <w:hyperlink w:anchor="_Toc239259308" w:history="1">
-            <w:r>
-              <w:rPr>
-                <w:rStyle w:val="Hyperlink"/>
-                <w:noProof/>
-              </w:rPr>
-              <w:t>TOC Content Control</w:t>
-            </w:r>
-            <w:r>
-              <w:rPr>
-                <w:noProof/>
-                <w:webHidden/>
-              </w:rPr>
-              <w:tab/>
-            </w:r>
-            <w:r>
-              <w:rPr>
-                <w:noProof/>
-                <w:webHidden/>
-              </w:rPr>
-              <w:fldChar w:fldCharType="begin"/>
-            </w:r>
-            <w:r>
-              <w:rPr>
-                <w:noProof/>
-                <w:webHidden/>
-              </w:rPr>
-              <w:instrText xml:space="preserve"> PAGEREF _Toc239259308 \h </w:instrText>
-            </w:r>
-            <w:r>
-              <w:rPr>
-                <w:noProof/>
-                <w:webHidden/>
-              </w:rPr>
-            </w:r>
-            <w:r>
-              <w:rPr>
-                <w:noProof/>
-                <w:webHidden/>
-              </w:rPr>
-              <w:fldChar w:fldCharType="separate"/>
-            </w:r>
-            <w:r>
-              <w:rPr>
-                <w:noProof/>
-                <w:webHidden/>
-              </w:rPr>
-              <w:t>37</w:t>
-            </w:r>
-            <w:r>
-              <w:rPr>
-                <w:noProof/>
-                <w:webHidden/>
-              </w:rPr>
-              <w:fldChar w:fldCharType="end"/>
-            </w:r>
-          </w:hyperlink>
-        </w:p>
-        <w:p>
-          <w:pPr>
-            <w:pStyle w:val="TOC2"/>
-            <w:tabs>
-              <w:tab w:val="right" w:leader="dot" w:pos="9350"/>
-            </w:tabs>
-            <w:rPr>
-              <w:noProof/>
-              <w:kern w:val="2"/>
-              <w:sz w:val="24"/>
-              <w:szCs w:val="24"/>
-              <w:lang w:eastAsia="ja-JP"/>
-              <w14:ligatures w14:val="standardContextual"/>
-            </w:rPr>
-          </w:pPr>
-          <w:hyperlink w:anchor="_Toc239259309" w:history="1">
-            <w:r>
-              <w:rPr>
-                <w:rStyle w:val="Hyperlink"/>
-                <w:noProof/>
-              </w:rPr>
-              <w:t>TOC Field Syntax</w:t>
-            </w:r>
-            <w:r>
-              <w:rPr>
-                <w:noProof/>
-                <w:webHidden/>
-              </w:rPr>
-              <w:tab/>
-            </w:r>
-            <w:r>
-              <w:rPr>
-                <w:noProof/>
-                <w:webHidden/>
-              </w:rPr>
-              <w:fldChar w:fldCharType="begin"/>
-            </w:r>
-            <w:r>
-              <w:rPr>
-                <w:noProof/>
-                <w:webHidden/>
-              </w:rPr>
-              <w:instrText xml:space="preserve"> PAGEREF _Toc239259309 \h </w:instrText>
-            </w:r>
-            <w:r>
-              <w:rPr>
-                <w:noProof/>
-                <w:webHidden/>
-              </w:rPr>
-            </w:r>
-            <w:r>
-              <w:rPr>
-                <w:noProof/>
-                <w:webHidden/>
-              </w:rPr>
-              <w:fldChar w:fldCharType="separate"/>
-            </w:r>
-            <w:r>
-              <w:rPr>
-                <w:noProof/>
-                <w:webHidden/>
-              </w:rPr>
-              <w:t>38</w:t>
-            </w:r>
-            <w:r>
-              <w:rPr>
-                <w:noProof/>
-                <w:webHidden/>
-              </w:rPr>
-              <w:fldChar w:fldCharType="end"/>
-            </w:r>
-          </w:hyperlink>
-        </w:p>
-        <w:p>
-          <w:pPr>
-            <w:pStyle w:val="TOC2"/>
-            <w:tabs>
-              <w:tab w:val="right" w:leader="dot" w:pos="9350"/>
-            </w:tabs>
-            <w:rPr>
-              <w:noProof/>
-              <w:kern w:val="2"/>
-              <w:sz w:val="24"/>
-              <w:szCs w:val="24"/>
-              <w:lang w:eastAsia="ja-JP"/>
-              <w14:ligatures w14:val="standardContextual"/>
-            </w:rPr>
-          </w:pPr>
-          <w:hyperlink w:anchor="_Toc239259310" w:history="1">
-            <w:r>
-              <w:rPr>
-                <w:rStyle w:val="Hyperlink"/>
-                <w:noProof/>
-              </w:rPr>
-              <w:t>Inserting/generating a TOC – "pure Java" considerations</w:t>
-            </w:r>
-            <w:r>
-              <w:rPr>
-                <w:noProof/>
-                <w:webHidden/>
-              </w:rPr>
-              <w:tab/>
-            </w:r>
-            <w:r>
-              <w:rPr>
-                <w:noProof/>
-                <w:webHidden/>
-              </w:rPr>
-              <w:fldChar w:fldCharType="begin"/>
-            </w:r>
-            <w:r>
-              <w:rPr>
-                <w:noProof/>
-                <w:webHidden/>
-              </w:rPr>
-              <w:instrText xml:space="preserve"> PAGEREF _Toc239259310 \h </w:instrText>
-            </w:r>
-            <w:r>
-              <w:rPr>
-                <w:noProof/>
-                <w:webHidden/>
-              </w:rPr>
-            </w:r>
-            <w:r>
-              <w:rPr>
-                <w:noProof/>
-                <w:webHidden/>
-              </w:rPr>
-              <w:fldChar w:fldCharType="separate"/>
-            </w:r>
-            <w:r>
-              <w:rPr>
-                <w:noProof/>
-                <w:webHidden/>
-              </w:rPr>
-              <w:t>40</w:t>
-            </w:r>
-            <w:r>
-              <w:rPr>
-                <w:noProof/>
-                <w:webHidden/>
-              </w:rPr>
-              <w:fldChar w:fldCharType="end"/>
-            </w:r>
-          </w:hyperlink>
-        </w:p>
-        <w:p>
-          <w:pPr>
-            <w:pStyle w:val="TOC1"/>
-            <w:tabs>
-              <w:tab w:val="right" w:leader="dot" w:pos="9350"/>
-            </w:tabs>
-            <w:rPr>
-              <w:noProof/>
-              <w:kern w:val="2"/>
-              <w:sz w:val="24"/>
-              <w:szCs w:val="24"/>
-              <w:lang w:eastAsia="ja-JP"/>
-              <w14:ligatures w14:val="standardContextual"/>
-            </w:rPr>
-          </w:pPr>
-          <w:hyperlink w:anchor="_Toc239259311" w:history="1">
-            <w:r>
-              <w:rPr>
-                <w:rStyle w:val="Hyperlink"/>
-                <w:rFonts w:eastAsia="Times New Roman"/>
-                <w:noProof/>
-              </w:rPr>
-              <w:t>Text extraction</w:t>
-            </w:r>
-            <w:r>
-              <w:rPr>
-                <w:noProof/>
-                <w:webHidden/>
-              </w:rPr>
-              <w:tab/>
-            </w:r>
-            <w:r>
-              <w:rPr>
-                <w:noProof/>
-                <w:webHidden/>
-              </w:rPr>
-              <w:fldChar w:fldCharType="begin"/>
-            </w:r>
-            <w:r>
-              <w:rPr>
-                <w:noProof/>
-                <w:webHidden/>
-              </w:rPr>
-              <w:instrText xml:space="preserve"> PAGEREF _Toc239259311 \h </w:instrText>
-            </w:r>
-            <w:r>
-              <w:rPr>
-                <w:noProof/>
-                <w:webHidden/>
-              </w:rPr>
-            </w:r>
-            <w:r>
-              <w:rPr>
-                <w:noProof/>
-                <w:webHidden/>
-              </w:rPr>
-              <w:fldChar w:fldCharType="separate"/>
-            </w:r>
-            <w:r>
-              <w:rPr>
-                <w:noProof/>
-                <w:webHidden/>
-              </w:rPr>
-              <w:t>40</w:t>
-            </w:r>
-            <w:r>
-              <w:rPr>
-                <w:noProof/>
-                <w:webHidden/>
-              </w:rPr>
-              <w:fldChar w:fldCharType="end"/>
-            </w:r>
-          </w:hyperlink>
-        </w:p>
-        <w:p>
-          <w:pPr>
-            <w:pStyle w:val="TOC1"/>
-            <w:tabs>
-              <w:tab w:val="right" w:leader="dot" w:pos="9350"/>
-            </w:tabs>
-            <w:rPr>
-              <w:noProof/>
-              <w:kern w:val="2"/>
-              <w:sz w:val="24"/>
-              <w:szCs w:val="24"/>
-              <w:lang w:eastAsia="ja-JP"/>
-              <w14:ligatures w14:val="standardContextual"/>
-            </w:rPr>
-          </w:pPr>
-          <w:hyperlink w:anchor="_Toc239259312" w:history="1">
-            <w:r>
-              <w:rPr>
-                <w:rStyle w:val="Hyperlink"/>
-                <w:rFonts w:eastAsia="Times New Roman"/>
-                <w:noProof/>
-              </w:rPr>
-              <w:t>Text substitution/document generation/reporting</w:t>
-            </w:r>
-            <w:r>
-              <w:rPr>
-                <w:noProof/>
-                <w:webHidden/>
-              </w:rPr>
-              <w:tab/>
-            </w:r>
-            <w:r>
-              <w:rPr>
-                <w:noProof/>
-                <w:webHidden/>
-              </w:rPr>
-              <w:fldChar w:fldCharType="begin"/>
-            </w:r>
-            <w:r>
-              <w:rPr>
-                <w:noProof/>
-                <w:webHidden/>
-              </w:rPr>
-              <w:instrText xml:space="preserve"> PAGEREF _Toc239259312 \h </w:instrText>
-            </w:r>
-            <w:r>
-              <w:rPr>
-                <w:noProof/>
-                <w:webHidden/>
-              </w:rPr>
-            </w:r>
-            <w:r>
-              <w:rPr>
-                <w:noProof/>
-                <w:webHidden/>
-              </w:rPr>
-              <w:fldChar w:fldCharType="separate"/>
-            </w:r>
-            <w:r>
-              <w:rPr>
-                <w:noProof/>
-                <w:webHidden/>
-              </w:rPr>
-              <w:t>40</w:t>
-            </w:r>
-            <w:r>
-              <w:rPr>
-                <w:noProof/>
-                <w:webHidden/>
-              </w:rPr>
-              <w:fldChar w:fldCharType="end"/>
-            </w:r>
-          </w:hyperlink>
-        </w:p>
-        <w:p>
-          <w:pPr>
-            <w:pStyle w:val="TOC2"/>
-            <w:tabs>
-              <w:tab w:val="right" w:leader="dot" w:pos="9350"/>
-            </w:tabs>
-            <w:rPr>
-              <w:noProof/>
-              <w:kern w:val="2"/>
-              <w:sz w:val="24"/>
-              <w:szCs w:val="24"/>
-              <w:lang w:eastAsia="ja-JP"/>
-              <w14:ligatures w14:val="standardContextual"/>
-            </w:rPr>
-          </w:pPr>
-          <w:hyperlink w:anchor="_Toc239259313" w:history="1">
-            <w:r>
-              <w:rPr>
-                <w:rStyle w:val="Hyperlink"/>
-                <w:noProof/>
-              </w:rPr>
-              <w:t>Text substitution – document surface</w:t>
-            </w:r>
-            <w:r>
-              <w:rPr>
-                <w:noProof/>
-                <w:webHidden/>
-              </w:rPr>
-              <w:tab/>
-            </w:r>
-            <w:r>
-              <w:rPr>
-                <w:noProof/>
-                <w:webHidden/>
-              </w:rPr>
-              <w:fldChar w:fldCharType="begin"/>
-            </w:r>
-            <w:r>
-              <w:rPr>
-                <w:noProof/>
-                <w:webHidden/>
-              </w:rPr>
-              <w:instrText xml:space="preserve"> PAGEREF _Toc239259313 \h </w:instrText>
-            </w:r>
-            <w:r>
-              <w:rPr>
-                <w:noProof/>
-                <w:webHidden/>
-              </w:rPr>
-            </w:r>
-            <w:r>
-              <w:rPr>
-                <w:noProof/>
-                <w:webHidden/>
-              </w:rPr>
-              <w:fldChar w:fldCharType="separate"/>
-            </w:r>
-            <w:r>
-              <w:rPr>
-                <w:noProof/>
-                <w:webHidden/>
-              </w:rPr>
-              <w:t>41</w:t>
-            </w:r>
-            <w:r>
-              <w:rPr>
-                <w:noProof/>
-                <w:webHidden/>
-              </w:rPr>
-              <w:fldChar w:fldCharType="end"/>
-            </w:r>
-          </w:hyperlink>
-        </w:p>
-        <w:p>
-          <w:pPr>
-            <w:pStyle w:val="TOC2"/>
-            <w:tabs>
-              <w:tab w:val="right" w:leader="dot" w:pos="9350"/>
-            </w:tabs>
-            <w:rPr>
-              <w:noProof/>
-              <w:kern w:val="2"/>
-              <w:sz w:val="24"/>
-              <w:szCs w:val="24"/>
-              <w:lang w:eastAsia="ja-JP"/>
-              <w14:ligatures w14:val="standardContextual"/>
-            </w:rPr>
-          </w:pPr>
-          <w:hyperlink w:anchor="_Toc239259314" w:history="1">
-            <w:r>
-              <w:rPr>
-                <w:rStyle w:val="Hyperlink"/>
-                <w:noProof/>
-              </w:rPr>
-              <w:t>Text substitution via data bound content controls</w:t>
-            </w:r>
-            <w:r>
-              <w:rPr>
-                <w:noProof/>
-                <w:webHidden/>
-              </w:rPr>
-              <w:tab/>
-            </w:r>
-            <w:r>
-              <w:rPr>
-                <w:noProof/>
-                <w:webHidden/>
-              </w:rPr>
-              <w:fldChar w:fldCharType="begin"/>
-            </w:r>
-            <w:r>
-              <w:rPr>
-                <w:noProof/>
-                <w:webHidden/>
-              </w:rPr>
-              <w:instrText xml:space="preserve"> PAGEREF _Toc239259314 \h </w:instrText>
-            </w:r>
-            <w:r>
-              <w:rPr>
-                <w:noProof/>
-                <w:webHidden/>
-              </w:rPr>
-            </w:r>
-            <w:r>
-              <w:rPr>
-                <w:noProof/>
-                <w:webHidden/>
-              </w:rPr>
-              <w:fldChar w:fldCharType="separate"/>
-            </w:r>
-            <w:r>
-              <w:rPr>
-                <w:noProof/>
-                <w:webHidden/>
-              </w:rPr>
-              <w:t>42</w:t>
-            </w:r>
-            <w:r>
-              <w:rPr>
-                <w:noProof/>
-                <w:webHidden/>
-              </w:rPr>
-              <w:fldChar w:fldCharType="end"/>
-            </w:r>
-          </w:hyperlink>
-        </w:p>
-        <w:p>
-          <w:pPr>
-            <w:pStyle w:val="TOC3"/>
-            <w:tabs>
-              <w:tab w:val="right" w:leader="dot" w:pos="9350"/>
-            </w:tabs>
-            <w:rPr>
-              <w:noProof/>
-              <w:kern w:val="2"/>
-              <w:sz w:val="24"/>
-              <w:szCs w:val="24"/>
-              <w:lang w:eastAsia="ja-JP"/>
-              <w14:ligatures w14:val="standardContextual"/>
-            </w:rPr>
-          </w:pPr>
-          <w:hyperlink w:anchor="_Toc239259315" w:history="1">
-            <w:r>
-              <w:rPr>
-                <w:rStyle w:val="Hyperlink"/>
-                <w:noProof/>
-              </w:rPr>
-              <w:t>Binding extensions for repeats and conditionals</w:t>
-            </w:r>
-            <w:r>
-              <w:rPr>
-                <w:noProof/>
-                <w:webHidden/>
-              </w:rPr>
-              <w:tab/>
-            </w:r>
-            <w:r>
-              <w:rPr>
-                <w:noProof/>
-                <w:webHidden/>
-              </w:rPr>
-              <w:fldChar w:fldCharType="begin"/>
-            </w:r>
-            <w:r>
-              <w:rPr>
-                <w:noProof/>
-                <w:webHidden/>
-              </w:rPr>
-              <w:instrText xml:space="preserve"> PAGEREF _Toc239259315 \h </w:instrText>
-            </w:r>
-            <w:r>
-              <w:rPr>
-                <w:noProof/>
-                <w:webHidden/>
-              </w:rPr>
-            </w:r>
-            <w:r>
-              <w:rPr>
-                <w:noProof/>
-                <w:webHidden/>
-              </w:rPr>
-              <w:fldChar w:fldCharType="separate"/>
-            </w:r>
-            <w:r>
-              <w:rPr>
-                <w:noProof/>
-                <w:webHidden/>
-              </w:rPr>
-              <w:t>43</w:t>
-            </w:r>
-            <w:r>
-              <w:rPr>
-                <w:noProof/>
-                <w:webHidden/>
-              </w:rPr>
-              <w:fldChar w:fldCharType="end"/>
-            </w:r>
-          </w:hyperlink>
-        </w:p>
-        <w:p>
-          <w:pPr>
-            <w:pStyle w:val="TOC3"/>
-            <w:tabs>
-              <w:tab w:val="right" w:leader="dot" w:pos="9350"/>
-            </w:tabs>
-            <w:rPr>
-              <w:noProof/>
-              <w:kern w:val="2"/>
-              <w:sz w:val="24"/>
-              <w:szCs w:val="24"/>
-              <w:lang w:eastAsia="ja-JP"/>
-              <w14:ligatures w14:val="standardContextual"/>
-            </w:rPr>
-          </w:pPr>
-          <w:hyperlink w:anchor="_Toc239259316" w:history="1">
-            <w:r>
-              <w:rPr>
-                <w:rStyle w:val="Hyperlink"/>
-                <w:noProof/>
-              </w:rPr>
-              <w:t>Binding escaped XHTML (XML + CSS)</w:t>
-            </w:r>
-            <w:r>
-              <w:rPr>
-                <w:noProof/>
-                <w:webHidden/>
-              </w:rPr>
-              <w:tab/>
-            </w:r>
-            <w:r>
-              <w:rPr>
-                <w:noProof/>
-                <w:webHidden/>
-              </w:rPr>
-              <w:fldChar w:fldCharType="begin"/>
-            </w:r>
-            <w:r>
-              <w:rPr>
-                <w:noProof/>
-                <w:webHidden/>
-              </w:rPr>
-              <w:instrText xml:space="preserve"> PAGEREF _Toc239259316 \h </w:instrText>
-            </w:r>
-            <w:r>
-              <w:rPr>
-                <w:noProof/>
-                <w:webHidden/>
-              </w:rPr>
-            </w:r>
-            <w:r>
-              <w:rPr>
-                <w:noProof/>
-                <w:webHidden/>
-              </w:rPr>
-              <w:fldChar w:fldCharType="separate"/>
-            </w:r>
-            <w:r>
-              <w:rPr>
-                <w:noProof/>
-                <w:webHidden/>
-              </w:rPr>
-              <w:t>43</w:t>
-            </w:r>
-            <w:r>
-              <w:rPr>
-                <w:noProof/>
-                <w:webHidden/>
-              </w:rPr>
-              <w:fldChar w:fldCharType="end"/>
-            </w:r>
-          </w:hyperlink>
-        </w:p>
-        <w:p>
-          <w:pPr>
-            <w:pStyle w:val="TOC3"/>
-            <w:tabs>
-              <w:tab w:val="right" w:leader="dot" w:pos="9350"/>
-            </w:tabs>
-            <w:rPr>
-              <w:noProof/>
-              <w:kern w:val="2"/>
-              <w:sz w:val="24"/>
-              <w:szCs w:val="24"/>
-              <w:lang w:eastAsia="ja-JP"/>
-              <w14:ligatures w14:val="standardContextual"/>
-            </w:rPr>
-          </w:pPr>
-          <w:hyperlink w:anchor="_Toc239259317" w:history="1">
-            <w:r>
-              <w:rPr>
-                <w:rStyle w:val="Hyperlink"/>
-                <w:noProof/>
-              </w:rPr>
-              <w:t>Binding other rich content</w:t>
-            </w:r>
-            <w:r>
-              <w:rPr>
-                <w:noProof/>
-                <w:webHidden/>
-              </w:rPr>
-              <w:tab/>
-            </w:r>
-            <w:r>
-              <w:rPr>
-                <w:noProof/>
-                <w:webHidden/>
-              </w:rPr>
-              <w:fldChar w:fldCharType="begin"/>
-            </w:r>
-            <w:r>
-              <w:rPr>
-                <w:noProof/>
-                <w:webHidden/>
-              </w:rPr>
-              <w:instrText xml:space="preserve"> PAGEREF _Toc239259317 \h </w:instrText>
-            </w:r>
-            <w:r>
-              <w:rPr>
-                <w:noProof/>
-                <w:webHidden/>
-              </w:rPr>
-            </w:r>
-            <w:r>
-              <w:rPr>
-                <w:noProof/>
-                <w:webHidden/>
-              </w:rPr>
-              <w:fldChar w:fldCharType="separate"/>
-            </w:r>
-            <w:r>
-              <w:rPr>
-                <w:noProof/>
-                <w:webHidden/>
-              </w:rPr>
-              <w:t>43</w:t>
-            </w:r>
-            <w:r>
-              <w:rPr>
-                <w:noProof/>
-                <w:webHidden/>
-              </w:rPr>
-              <w:fldChar w:fldCharType="end"/>
-            </w:r>
-          </w:hyperlink>
-        </w:p>
-        <w:p>
-          <w:pPr>
-            <w:pStyle w:val="TOC3"/>
-            <w:tabs>
-              <w:tab w:val="right" w:leader="dot" w:pos="9350"/>
-            </w:tabs>
-            <w:rPr>
-              <w:noProof/>
-              <w:kern w:val="2"/>
-              <w:sz w:val="24"/>
-              <w:szCs w:val="24"/>
-              <w:lang w:eastAsia="ja-JP"/>
-              <w14:ligatures w14:val="standardContextual"/>
-            </w:rPr>
-          </w:pPr>
-          <w:hyperlink w:anchor="_Toc239259318" w:history="1">
-            <w:r>
-              <w:rPr>
-                <w:rStyle w:val="Hyperlink"/>
-                <w:noProof/>
-              </w:rPr>
-              <w:t>Authoring</w:t>
-            </w:r>
-            <w:r>
-              <w:rPr>
-                <w:noProof/>
-                <w:webHidden/>
-              </w:rPr>
-              <w:tab/>
-            </w:r>
-            <w:r>
-              <w:rPr>
-                <w:noProof/>
-                <w:webHidden/>
-              </w:rPr>
-              <w:fldChar w:fldCharType="begin"/>
-            </w:r>
-            <w:r>
-              <w:rPr>
-                <w:noProof/>
-                <w:webHidden/>
-              </w:rPr>
-              <w:instrText xml:space="preserve"> PAGEREF _Toc239259318 \h </w:instrText>
-            </w:r>
-            <w:r>
-              <w:rPr>
-                <w:noProof/>
-                <w:webHidden/>
-              </w:rPr>
-            </w:r>
-            <w:r>
-              <w:rPr>
-                <w:noProof/>
-                <w:webHidden/>
-              </w:rPr>
-              <w:fldChar w:fldCharType="separate"/>
-            </w:r>
-            <w:r>
-              <w:rPr>
-                <w:noProof/>
-                <w:webHidden/>
-              </w:rPr>
-              <w:t>43</w:t>
-            </w:r>
-            <w:r>
-              <w:rPr>
-                <w:noProof/>
-                <w:webHidden/>
-              </w:rPr>
-              <w:fldChar w:fldCharType="end"/>
-            </w:r>
-          </w:hyperlink>
-        </w:p>
-        <w:p>
-          <w:pPr>
-            <w:pStyle w:val="TOC1"/>
-            <w:tabs>
-              <w:tab w:val="right" w:leader="dot" w:pos="9350"/>
-            </w:tabs>
-            <w:rPr>
-              <w:noProof/>
-              <w:kern w:val="2"/>
-              <w:sz w:val="24"/>
-              <w:szCs w:val="24"/>
-              <w:lang w:eastAsia="ja-JP"/>
-              <w14:ligatures w14:val="standardContextual"/>
-            </w:rPr>
-          </w:pPr>
-          <w:hyperlink w:anchor="_Toc239259319" w:history="1">
-            <w:r>
-              <w:rPr>
-                <w:rStyle w:val="Hyperlink"/>
-                <w:rFonts w:eastAsia="Times New Roman"/>
-                <w:noProof/>
-              </w:rPr>
-              <w:t>Mailmerge</w:t>
-            </w:r>
-            <w:r>
-              <w:rPr>
-                <w:noProof/>
-                <w:webHidden/>
-              </w:rPr>
-              <w:tab/>
-            </w:r>
-            <w:r>
-              <w:rPr>
-                <w:noProof/>
-                <w:webHidden/>
-              </w:rPr>
-              <w:fldChar w:fldCharType="begin"/>
-            </w:r>
-            <w:r>
-              <w:rPr>
-                <w:noProof/>
-                <w:webHidden/>
-              </w:rPr>
-              <w:instrText xml:space="preserve"> PAGEREF _Toc239259319 \h </w:instrText>
-            </w:r>
-            <w:r>
-              <w:rPr>
-                <w:noProof/>
-                <w:webHidden/>
-              </w:rPr>
-            </w:r>
-            <w:r>
-              <w:rPr>
-                <w:noProof/>
-                <w:webHidden/>
-              </w:rPr>
-              <w:fldChar w:fldCharType="separate"/>
-            </w:r>
-            <w:r>
-              <w:rPr>
-                <w:noProof/>
-                <w:webHidden/>
-              </w:rPr>
-              <w:t>43</w:t>
-            </w:r>
-            <w:r>
-              <w:rPr>
-                <w:noProof/>
-                <w:webHidden/>
-              </w:rPr>
-              <w:fldChar w:fldCharType="end"/>
-            </w:r>
-          </w:hyperlink>
-        </w:p>
-        <w:p>
-          <w:pPr>
-            <w:pStyle w:val="TOC1"/>
-            <w:tabs>
-              <w:tab w:val="right" w:leader="dot" w:pos="9350"/>
-            </w:tabs>
-            <w:rPr>
-              <w:noProof/>
-              <w:kern w:val="2"/>
-              <w:sz w:val="24"/>
-              <w:szCs w:val="24"/>
-              <w:lang w:eastAsia="ja-JP"/>
-              <w14:ligatures w14:val="standardContextual"/>
-            </w:rPr>
-          </w:pPr>
-          <w:hyperlink w:anchor="_Toc239259320" w:history="1">
-            <w:r>
-              <w:rPr>
-                <w:rStyle w:val="Hyperlink"/>
-                <w:noProof/>
-              </w:rPr>
-              <w:t>SmartArt</w:t>
-            </w:r>
-            <w:r>
-              <w:rPr>
-                <w:noProof/>
-                <w:webHidden/>
-              </w:rPr>
-              <w:tab/>
-            </w:r>
-            <w:r>
-              <w:rPr>
-                <w:noProof/>
-                <w:webHidden/>
-              </w:rPr>
-              <w:fldChar w:fldCharType="begin"/>
-            </w:r>
-            <w:r>
-              <w:rPr>
-                <w:noProof/>
-                <w:webHidden/>
-              </w:rPr>
-              <w:instrText xml:space="preserve"> PAGEREF _Toc239259320 \h </w:instrText>
-            </w:r>
-            <w:r>
-              <w:rPr>
-                <w:noProof/>
-                <w:webHidden/>
-              </w:rPr>
-            </w:r>
-            <w:r>
-              <w:rPr>
-                <w:noProof/>
-                <w:webHidden/>
-              </w:rPr>
-              <w:fldChar w:fldCharType="separate"/>
-            </w:r>
-            <w:r>
-              <w:rPr>
-                <w:noProof/>
-                <w:webHidden/>
-              </w:rPr>
-              <w:t>43</w:t>
-            </w:r>
-            <w:r>
-              <w:rPr>
-                <w:noProof/>
-                <w:webHidden/>
-              </w:rPr>
-              <w:fldChar w:fldCharType="end"/>
-            </w:r>
-          </w:hyperlink>
-        </w:p>
-        <w:p>
-          <w:pPr>
-            <w:pStyle w:val="TOC1"/>
-            <w:tabs>
-              <w:tab w:val="right" w:leader="dot" w:pos="9350"/>
-            </w:tabs>
-            <w:rPr>
-              <w:noProof/>
-              <w:kern w:val="2"/>
-              <w:sz w:val="24"/>
-              <w:szCs w:val="24"/>
-              <w:lang w:eastAsia="ja-JP"/>
-              <w14:ligatures w14:val="standardContextual"/>
-            </w:rPr>
-          </w:pPr>
-          <w:hyperlink w:anchor="_Toc239259321" w:history="1">
-            <w:r>
-              <w:rPr>
-                <w:rStyle w:val="Hyperlink"/>
-                <w:noProof/>
-              </w:rPr>
-              <w:t>JAXB stuff</w:t>
-            </w:r>
-            <w:r>
-              <w:rPr>
-                <w:noProof/>
-                <w:webHidden/>
-              </w:rPr>
-              <w:tab/>
-            </w:r>
-            <w:r>
-              <w:rPr>
-                <w:noProof/>
-                <w:webHidden/>
-              </w:rPr>
-              <w:fldChar w:fldCharType="begin"/>
-            </w:r>
-            <w:r>
-              <w:rPr>
-                <w:noProof/>
-                <w:webHidden/>
-              </w:rPr>
-              <w:instrText xml:space="preserve"> PAGEREF _Toc239259321 \h </w:instrText>
-            </w:r>
-            <w:r>
-              <w:rPr>
-                <w:noProof/>
-                <w:webHidden/>
-              </w:rPr>
-            </w:r>
-            <w:r>
-              <w:rPr>
-                <w:noProof/>
-                <w:webHidden/>
-              </w:rPr>
-              <w:fldChar w:fldCharType="separate"/>
-            </w:r>
-            <w:r>
-              <w:rPr>
-                <w:noProof/>
-                <w:webHidden/>
-              </w:rPr>
-              <w:t>44</w:t>
-            </w:r>
-            <w:r>
-              <w:rPr>
-                <w:noProof/>
-                <w:webHidden/>
-              </w:rPr>
-              <w:fldChar w:fldCharType="end"/>
-            </w:r>
-          </w:hyperlink>
-        </w:p>
-        <w:p>
-          <w:pPr>
-            <w:pStyle w:val="TOC2"/>
-            <w:tabs>
-              <w:tab w:val="right" w:leader="dot" w:pos="9350"/>
-            </w:tabs>
-            <w:rPr>
-              <w:noProof/>
-              <w:kern w:val="2"/>
-              <w:sz w:val="24"/>
-              <w:szCs w:val="24"/>
-              <w:lang w:eastAsia="ja-JP"/>
-              <w14:ligatures w14:val="standardContextual"/>
-            </w:rPr>
-          </w:pPr>
-          <w:hyperlink w:anchor="_Toc239259322" w:history="1">
-            <w:r>
-              <w:rPr>
-                <w:rStyle w:val="Hyperlink"/>
-                <w:noProof/>
-              </w:rPr>
-              <w:t>Cloning</w:t>
-            </w:r>
-            <w:r>
-              <w:rPr>
-                <w:noProof/>
-                <w:webHidden/>
-              </w:rPr>
-              <w:tab/>
-            </w:r>
-            <w:r>
-              <w:rPr>
-                <w:noProof/>
-                <w:webHidden/>
-              </w:rPr>
-              <w:fldChar w:fldCharType="begin"/>
-            </w:r>
-            <w:r>
-              <w:rPr>
-                <w:noProof/>
-                <w:webHidden/>
-              </w:rPr>
-              <w:instrText xml:space="preserve"> PAGEREF _Toc239259322 \h </w:instrText>
-            </w:r>
-            <w:r>
-              <w:rPr>
-                <w:noProof/>
-                <w:webHidden/>
-              </w:rPr>
-            </w:r>
-            <w:r>
-              <w:rPr>
-                <w:noProof/>
-                <w:webHidden/>
-              </w:rPr>
-              <w:fldChar w:fldCharType="separate"/>
-            </w:r>
-            <w:r>
-              <w:rPr>
-                <w:noProof/>
-                <w:webHidden/>
-              </w:rPr>
-              <w:t>44</w:t>
-            </w:r>
-            <w:r>
-              <w:rPr>
-                <w:noProof/>
-                <w:webHidden/>
-              </w:rPr>
-              <w:fldChar w:fldCharType="end"/>
-            </w:r>
-          </w:hyperlink>
-        </w:p>
-        <w:p>
-          <w:pPr>
-            <w:pStyle w:val="TOC2"/>
-            <w:tabs>
-              <w:tab w:val="right" w:leader="dot" w:pos="9350"/>
-            </w:tabs>
-            <w:rPr>
-              <w:noProof/>
-              <w:kern w:val="2"/>
-              <w:sz w:val="24"/>
-              <w:szCs w:val="24"/>
-              <w:lang w:eastAsia="ja-JP"/>
-              <w14:ligatures w14:val="standardContextual"/>
-            </w:rPr>
-          </w:pPr>
-          <w:hyperlink w:anchor="_Toc239259323" w:history="1">
-            <w:r>
-              <w:rPr>
-                <w:rStyle w:val="Hyperlink"/>
-                <w:noProof/>
-                <w:lang w:val="de-DE"/>
-              </w:rPr>
-              <w:t>javax.xml.bind.JAXBElement</w:t>
-            </w:r>
-            <w:r>
-              <w:rPr>
-                <w:noProof/>
-                <w:webHidden/>
-              </w:rPr>
-              <w:tab/>
-            </w:r>
-            <w:r>
-              <w:rPr>
-                <w:noProof/>
-                <w:webHidden/>
-              </w:rPr>
-              <w:fldChar w:fldCharType="begin"/>
-            </w:r>
-            <w:r>
-              <w:rPr>
-                <w:noProof/>
-                <w:webHidden/>
-              </w:rPr>
-              <w:instrText xml:space="preserve"> PAGEREF _Toc239259323 \h </w:instrText>
-            </w:r>
-            <w:r>
-              <w:rPr>
-                <w:noProof/>
-                <w:webHidden/>
-              </w:rPr>
-            </w:r>
-            <w:r>
-              <w:rPr>
-                <w:noProof/>
-                <w:webHidden/>
-              </w:rPr>
-              <w:fldChar w:fldCharType="separate"/>
-            </w:r>
-            <w:r>
-              <w:rPr>
-                <w:noProof/>
-                <w:webHidden/>
-              </w:rPr>
-              <w:t>44</w:t>
-            </w:r>
-            <w:r>
-              <w:rPr>
-                <w:noProof/>
-                <w:webHidden/>
-              </w:rPr>
-              <w:fldChar w:fldCharType="end"/>
-            </w:r>
-          </w:hyperlink>
-        </w:p>
-        <w:p>
-          <w:pPr>
-            <w:pStyle w:val="TOC2"/>
-            <w:tabs>
-              <w:tab w:val="right" w:leader="dot" w:pos="9350"/>
-            </w:tabs>
-            <w:rPr>
-              <w:noProof/>
-              <w:kern w:val="2"/>
-              <w:sz w:val="24"/>
-              <w:szCs w:val="24"/>
-              <w:lang w:eastAsia="ja-JP"/>
-              <w14:ligatures w14:val="standardContextual"/>
-            </w:rPr>
-          </w:pPr>
-          <w:hyperlink w:anchor="_Toc239259324" w:history="1">
-            <w:r>
-              <w:rPr>
-                <w:rStyle w:val="Hyperlink"/>
-                <w:noProof/>
-              </w:rPr>
-              <w:t>@XmlRootElement</w:t>
-            </w:r>
-            <w:r>
-              <w:rPr>
-                <w:noProof/>
-                <w:webHidden/>
-              </w:rPr>
-              <w:tab/>
-            </w:r>
-            <w:r>
-              <w:rPr>
-                <w:noProof/>
-                <w:webHidden/>
-              </w:rPr>
-              <w:fldChar w:fldCharType="begin"/>
-            </w:r>
-            <w:r>
-              <w:rPr>
-                <w:noProof/>
-                <w:webHidden/>
-              </w:rPr>
-              <w:instrText xml:space="preserve"> PAGEREF _Toc239259324 \h </w:instrText>
-            </w:r>
-            <w:r>
-              <w:rPr>
-                <w:noProof/>
-                <w:webHidden/>
-              </w:rPr>
-            </w:r>
-            <w:r>
-              <w:rPr>
-                <w:noProof/>
-                <w:webHidden/>
-              </w:rPr>
-              <w:fldChar w:fldCharType="separate"/>
-            </w:r>
-            <w:r>
-              <w:rPr>
-                <w:noProof/>
-                <w:webHidden/>
-              </w:rPr>
-              <w:t>44</w:t>
-            </w:r>
-            <w:r>
-              <w:rPr>
-                <w:noProof/>
-                <w:webHidden/>
-              </w:rPr>
-              <w:fldChar w:fldCharType="end"/>
-            </w:r>
-          </w:hyperlink>
-        </w:p>
-        <w:p>
-          <w:pPr>
-            <w:pStyle w:val="TOC1"/>
-            <w:tabs>
-              <w:tab w:val="right" w:leader="dot" w:pos="9350"/>
-            </w:tabs>
-            <w:rPr>
-              <w:noProof/>
-              <w:kern w:val="2"/>
-              <w:sz w:val="24"/>
-              <w:szCs w:val="24"/>
-              <w:lang w:eastAsia="ja-JP"/>
-              <w14:ligatures w14:val="standardContextual"/>
-            </w:rPr>
-          </w:pPr>
-          <w:hyperlink w:anchor="_Toc239259325" w:history="1">
-            <w:r>
-              <w:rPr>
-                <w:rStyle w:val="Hyperlink"/>
-                <w:rFonts w:eastAsia="Times New Roman"/>
-                <w:noProof/>
-              </w:rPr>
-              <w:t>Merging Documents and Presentations</w:t>
-            </w:r>
-            <w:r>
-              <w:rPr>
-                <w:noProof/>
-                <w:webHidden/>
-              </w:rPr>
-              <w:tab/>
-            </w:r>
-            <w:r>
-              <w:rPr>
-                <w:noProof/>
-                <w:webHidden/>
-              </w:rPr>
-              <w:fldChar w:fldCharType="begin"/>
-            </w:r>
-            <w:r>
-              <w:rPr>
-                <w:noProof/>
-                <w:webHidden/>
-              </w:rPr>
-              <w:instrText xml:space="preserve"> PAGEREF _Toc239259325 \h </w:instrText>
-            </w:r>
-            <w:r>
-              <w:rPr>
-                <w:noProof/>
-                <w:webHidden/>
-              </w:rPr>
-            </w:r>
-            <w:r>
-              <w:rPr>
-                <w:noProof/>
-                <w:webHidden/>
-              </w:rPr>
-              <w:fldChar w:fldCharType="separate"/>
-            </w:r>
-            <w:r>
-              <w:rPr>
-                <w:noProof/>
-                <w:webHidden/>
-              </w:rPr>
-              <w:t>45</w:t>
-            </w:r>
-            <w:r>
-              <w:rPr>
-                <w:noProof/>
-                <w:webHidden/>
-              </w:rPr>
-              <w:fldChar w:fldCharType="end"/>
-            </w:r>
-          </w:hyperlink>
-        </w:p>
-        <w:p>
-          <w:pPr>
-            <w:pStyle w:val="TOC1"/>
-            <w:tabs>
-              <w:tab w:val="right" w:leader="dot" w:pos="9350"/>
-            </w:tabs>
-            <w:rPr>
-              <w:noProof/>
-              <w:kern w:val="2"/>
-              <w:sz w:val="24"/>
-              <w:szCs w:val="24"/>
-              <w:lang w:eastAsia="ja-JP"/>
-              <w14:ligatures w14:val="standardContextual"/>
-            </w:rPr>
-          </w:pPr>
-          <w:hyperlink w:anchor="_Toc239259326" w:history="1">
-            <w:r>
-              <w:rPr>
-                <w:rStyle w:val="Hyperlink"/>
-                <w:noProof/>
-              </w:rPr>
-              <w:t>Appendix 1 – Font Mapping</w:t>
-            </w:r>
-            <w:r>
-              <w:rPr>
-                <w:noProof/>
-                <w:webHidden/>
-              </w:rPr>
-              <w:tab/>
-            </w:r>
-            <w:r>
-              <w:rPr>
-                <w:noProof/>
-                <w:webHidden/>
-              </w:rPr>
-              <w:fldChar w:fldCharType="begin"/>
-            </w:r>
-            <w:r>
-              <w:rPr>
-                <w:noProof/>
-                <w:webHidden/>
-              </w:rPr>
-              <w:instrText xml:space="preserve"> PAGEREF _Toc239259326 \h </w:instrText>
-            </w:r>
-            <w:r>
-              <w:rPr>
-                <w:noProof/>
-                <w:webHidden/>
-              </w:rPr>
-            </w:r>
-            <w:r>
-              <w:rPr>
-                <w:noProof/>
-                <w:webHidden/>
-              </w:rPr>
-              <w:fldChar w:fldCharType="separate"/>
-            </w:r>
-            <w:r>
-              <w:rPr>
-                <w:noProof/>
-                <w:webHidden/>
-              </w:rPr>
-              <w:t>47</w:t>
-            </w:r>
-            <w:r>
-              <w:rPr>
-                <w:noProof/>
-                <w:webHidden/>
-              </w:rPr>
-              <w:fldChar w:fldCharType="end"/>
-            </w:r>
-          </w:hyperlink>
-        </w:p>
-        <w:p>
-          <w:pPr>
-            <w:pStyle w:val="TOC1"/>
-            <w:tabs>
-              <w:tab w:val="right" w:leader="dot" w:pos="9350"/>
-            </w:tabs>
-            <w:rPr>
-              <w:noProof/>
-              <w:kern w:val="2"/>
-              <w:sz w:val="24"/>
-              <w:szCs w:val="24"/>
-              <w:lang w:eastAsia="ja-JP"/>
-              <w14:ligatures w14:val="standardContextual"/>
-            </w:rPr>
-          </w:pPr>
-          <w:hyperlink w:anchor="_Toc239259327" w:history="1">
-            <w:r>
-              <w:rPr>
-                <w:rStyle w:val="Hyperlink"/>
-                <w:noProof/>
-              </w:rPr>
-              <w:t>Appendix 2 – Office font</w:t>
-            </w:r>
-            <w:r>
-              <w:rPr>
-                <w:rStyle w:val="Hyperlink"/>
-                <w:noProof/>
-              </w:rPr>
-              <w:t xml:space="preserve"> </w:t>
-            </w:r>
-            <w:r>
-              <w:rPr>
-                <w:rStyle w:val="Hyperlink"/>
-                <w:noProof/>
-              </w:rPr>
-              <w:t>solutions</w:t>
-            </w:r>
-            <w:r>
-              <w:rPr>
-                <w:noProof/>
-                <w:webHidden/>
-              </w:rPr>
-              <w:tab/>
-            </w:r>
-            <w:r>
-              <w:rPr>
-                <w:noProof/>
-                <w:webHidden/>
-              </w:rPr>
-              <w:fldChar w:fldCharType="begin"/>
-            </w:r>
-            <w:r>
-              <w:rPr>
-                <w:noProof/>
-                <w:webHidden/>
-              </w:rPr>
-              <w:instrText xml:space="preserve"> PAGEREF _Toc239259327 \h </w:instrText>
-            </w:r>
-            <w:r>
-              <w:rPr>
-                <w:noProof/>
-                <w:webHidden/>
-              </w:rPr>
-            </w:r>
-            <w:r>
-              <w:rPr>
-                <w:noProof/>
-                <w:webHidden/>
-              </w:rPr>
-              <w:fldChar w:fldCharType="separate"/>
-            </w:r>
-            <w:r>
-              <w:rPr>
-                <w:noProof/>
-                <w:webHidden/>
-              </w:rPr>
-              <w:t>50</w:t>
+              <w:t>49</w:t>
             </w:r>
             <w:r>
               <w:rPr>
@@ -5689,7 +5587,7 @@
       <w:pPr>
         <w:pStyle w:val="Heading1"/>
       </w:pPr>
-      <w:bookmarkStart w:id="0" w:name="_Toc239259254"/>
+      <w:bookmarkStart w:id="0" w:name="_Toc239264890"/>
       <w:r>
         <w:lastRenderedPageBreak/>
         <w:t>What is docx4j?</w:t>
@@ -5904,7 +5802,7 @@
       <w:pPr>
         <w:pStyle w:val="Heading1"/>
       </w:pPr>
-      <w:bookmarkStart w:id="1" w:name="_Toc239259255"/>
+      <w:bookmarkStart w:id="1" w:name="_Toc239264891"/>
       <w:r>
         <w:t>What sorts of things can you do with docx4j?</w:t>
       </w:r>
@@ -6105,7 +6003,7 @@
       <w:pPr>
         <w:pStyle w:val="Heading1"/>
       </w:pPr>
-      <w:bookmarkStart w:id="2" w:name="_Toc239259256"/>
+      <w:bookmarkStart w:id="2" w:name="_Toc239264892"/>
       <w:r>
         <w:t>Is docx4j for you?</w:t>
       </w:r>
@@ -6130,7 +6028,7 @@
       <w:pPr>
         <w:pStyle w:val="Heading1"/>
       </w:pPr>
-      <w:bookmarkStart w:id="3" w:name="_Toc239259257"/>
+      <w:bookmarkStart w:id="3" w:name="_Toc239264893"/>
       <w:r>
         <w:t>GraalVM</w:t>
       </w:r>
@@ -6145,7 +6043,7 @@
       <w:pPr>
         <w:pStyle w:val="Heading1"/>
       </w:pPr>
-      <w:bookmarkStart w:id="4" w:name="_Toc239259258"/>
+      <w:bookmarkStart w:id="4" w:name="_Toc239264894"/>
       <w:r>
         <w:t>docx4j.NET</w:t>
       </w:r>
@@ -6300,7 +6198,7 @@
       <w:pPr>
         <w:pStyle w:val="Heading1"/>
       </w:pPr>
-      <w:bookmarkStart w:id="5" w:name="_Toc239259259"/>
+      <w:bookmarkStart w:id="5" w:name="_Toc239264895"/>
       <w:r>
         <w:t>What Word documents does it support?</w:t>
       </w:r>
@@ -6467,7 +6365,7 @@
       <w:pPr>
         <w:pStyle w:val="Heading1"/>
       </w:pPr>
-      <w:bookmarkStart w:id="6" w:name="_Toc239259260"/>
+      <w:bookmarkStart w:id="6" w:name="_Toc239264896"/>
       <w:r>
         <w:t>Handling legacy binary .doc files</w:t>
       </w:r>
@@ -6498,128 +6396,21 @@
     <w:p>
       <w:pPr>
         <w:pStyle w:val="Heading1"/>
-        <w:rPr>
-          <w:rFonts w:eastAsia="Times New Roman"/>
-        </w:rPr>
-      </w:pPr>
-      <w:bookmarkStart w:id="7" w:name="_Toc239259261"/>
-      <w:r>
-        <w:rPr>
-          <w:rFonts w:eastAsia="Times New Roman"/>
-        </w:rPr>
+      </w:pPr>
+      <w:bookmarkStart w:id="7" w:name="_Toc239264897"/>
+      <w:r>
+        <w:t>A word about Jaxb</w:t>
+      </w:r>
+      <w:bookmarkEnd w:id="7"/>
+    </w:p>
+    <w:p>
+      <w:r>
+        <w:t>docx4j uses JAXB to marshall and unmarshall the XML parts in a docx/pptx/xlsx.</w:t>
+      </w:r>
+    </w:p>
+    <w:p>
+      <w:r>
         <w:lastRenderedPageBreak/>
-        <w:t>Getting Help: the docx4j forum</w:t>
-      </w:r>
-      <w:bookmarkEnd w:id="7"/>
-    </w:p>
-    <w:p>
-      <w:r>
-        <w:t xml:space="preserve">Free community support is available in the docx4j forum, at </w:t>
-      </w:r>
-      <w:hyperlink r:id="rId20" w:history="1">
-        <w:r>
-          <w:rPr>
-            <w:color w:val="0000FF"/>
-            <w:u w:val="single"/>
-          </w:rPr>
-          <w:t>http://www.docx4java.org/forums/</w:t>
-        </w:r>
-      </w:hyperlink>
-      <w:r>
-        <w:rPr>
-          <w:color w:val="0000FF"/>
-          <w:u w:val="single"/>
-        </w:rPr>
-        <w:t xml:space="preserve"> </w:t>
-      </w:r>
-      <w:r>
-        <w:t>and on Stack Overflow.</w:t>
-      </w:r>
-    </w:p>
-    <w:p>
-      <w:r>
-        <w:t>Before posting, please:</w:t>
-      </w:r>
-    </w:p>
-    <w:p>
-      <w:pPr>
-        <w:pStyle w:val="ListParagraph"/>
-        <w:numPr>
-          <w:ilvl w:val="0"/>
-          <w:numId w:val="18"/>
-        </w:numPr>
-      </w:pPr>
-      <w:r>
-        <w:t>check this document doesn’t answer your question</w:t>
-      </w:r>
-    </w:p>
-    <w:p>
-      <w:pPr>
-        <w:pStyle w:val="ListParagraph"/>
-        <w:numPr>
-          <w:ilvl w:val="0"/>
-          <w:numId w:val="18"/>
-        </w:numPr>
-      </w:pPr>
-      <w:r>
-        <w:t>try to help yourself: people are unlikely to help you if it looks like you are asking someone else to do lots of work you presumably are being paid to do!</w:t>
-      </w:r>
-    </w:p>
-    <w:p>
-      <w:pPr>
-        <w:pStyle w:val="ListParagraph"/>
-        <w:numPr>
-          <w:ilvl w:val="0"/>
-          <w:numId w:val="18"/>
-        </w:numPr>
-      </w:pPr>
-      <w:r>
-        <w:t>ensure your post says which version of docx4j you are using, and contains your Java code (between [java] .. and .. [/java]) and XML (between [xml] .. and .. [/xml])</w:t>
-      </w:r>
-      <w:r>
-        <w:t>, and if appropriate a docx/pptx/xlsx attachment</w:t>
-      </w:r>
-    </w:p>
-    <w:p>
-      <w:pPr>
-        <w:pStyle w:val="ListParagraph"/>
-        <w:numPr>
-          <w:ilvl w:val="0"/>
-          <w:numId w:val="18"/>
-        </w:numPr>
-      </w:pPr>
-      <w:r>
-        <w:t xml:space="preserve">consider browsing relevant docx4j source code </w:t>
-      </w:r>
-    </w:p>
-    <w:p>
-      <w:r>
-        <w:t xml:space="preserve">This discussion is generally in English.  If you </w:t>
-      </w:r>
-      <w:r>
-        <w:t>would like</w:t>
-      </w:r>
-      <w:r>
-        <w:t xml:space="preserve"> to moderate a forum in another language (for example, French, Chinese, Spanish…), please let us know.</w:t>
-      </w:r>
-    </w:p>
-    <w:p>
-      <w:pPr>
-        <w:pStyle w:val="Heading1"/>
-      </w:pPr>
-      <w:bookmarkStart w:id="8" w:name="_Toc239259262"/>
-      <w:r>
-        <w:t>A word about Jaxb</w:t>
-      </w:r>
-      <w:bookmarkEnd w:id="8"/>
-    </w:p>
-    <w:p>
-      <w:r>
-        <w:t>docx4j uses JAXB to marshall and unmarshall the XML parts in a docx/pptx/xlsx.</w:t>
-      </w:r>
-    </w:p>
-    <w:p>
-      <w:r>
         <w:t xml:space="preserve">Docx4j supports </w:t>
       </w:r>
       <w:r>
@@ -6831,7 +6622,6 @@
           </w:p>
           <w:p>
             <w:r>
-              <w:lastRenderedPageBreak/>
               <w:t>Docx4j 11.</w:t>
             </w:r>
             <w:r>
@@ -6847,7 +6637,6 @@
           </w:tcPr>
           <w:p>
             <w:r>
-              <w:lastRenderedPageBreak/>
               <w:t>JAXB 3.0</w:t>
             </w:r>
           </w:p>
@@ -6916,11 +6705,11 @@
       <w:pPr>
         <w:pStyle w:val="Heading1"/>
       </w:pPr>
-      <w:bookmarkStart w:id="9" w:name="_Toc239259263"/>
+      <w:bookmarkStart w:id="8" w:name="_Toc239264898"/>
       <w:r>
         <w:t>Using docx4j via Maven</w:t>
       </w:r>
-      <w:bookmarkEnd w:id="9"/>
+      <w:bookmarkEnd w:id="8"/>
     </w:p>
     <w:p>
       <w:r>
@@ -7490,6 +7279,7 @@
           <w:szCs w:val="16"/>
           <w:lang w:val="en-US"/>
         </w:rPr>
+        <w:lastRenderedPageBreak/>
         <w:tab/>
       </w:r>
       <w:r>
@@ -7571,7 +7361,7 @@
       <w:r>
         <w:t xml:space="preserve">The blog entry </w:t>
       </w:r>
-      <w:hyperlink r:id="rId21" w:history="1">
+      <w:hyperlink r:id="rId20" w:history="1">
         <w:r>
           <w:rPr>
             <w:rStyle w:val="Hyperlink"/>
@@ -7596,11 +7386,11 @@
       <w:pPr>
         <w:pStyle w:val="Heading1"/>
       </w:pPr>
-      <w:bookmarkStart w:id="10" w:name="_Toc239259264"/>
+      <w:bookmarkStart w:id="9" w:name="_Toc239264899"/>
       <w:r>
         <w:t>Using docx4j binaries</w:t>
       </w:r>
-      <w:bookmarkEnd w:id="10"/>
+      <w:bookmarkEnd w:id="9"/>
     </w:p>
     <w:p>
       <w:r>
@@ -7609,7 +7399,7 @@
       <w:r>
         <w:t xml:space="preserve">ou can download the latest version of docx4j from </w:t>
       </w:r>
-      <w:hyperlink r:id="rId22" w:history="1">
+      <w:hyperlink r:id="rId21" w:history="1">
         <w:r>
           <w:rPr>
             <w:rStyle w:val="Hyperlink"/>
@@ -7689,25 +7479,24 @@
       <w:pPr>
         <w:pStyle w:val="Heading1"/>
       </w:pPr>
-      <w:bookmarkStart w:id="11" w:name="_Toc239259265"/>
-      <w:r>
-        <w:lastRenderedPageBreak/>
+      <w:bookmarkStart w:id="10" w:name="_Toc239264900"/>
+      <w:r>
         <w:t>docx4j dependencies</w:t>
       </w:r>
+      <w:bookmarkEnd w:id="10"/>
+    </w:p>
+    <w:p>
+      <w:pPr>
+        <w:pStyle w:val="Heading2"/>
+      </w:pPr>
+      <w:bookmarkStart w:id="11" w:name="_Toc239264901"/>
+      <w:r>
+        <w:t>slf</w:t>
+      </w:r>
+      <w:r>
+        <w:t>4j</w:t>
+      </w:r>
       <w:bookmarkEnd w:id="11"/>
-    </w:p>
-    <w:p>
-      <w:pPr>
-        <w:pStyle w:val="Heading2"/>
-      </w:pPr>
-      <w:bookmarkStart w:id="12" w:name="_Toc239259266"/>
-      <w:r>
-        <w:t>slf</w:t>
-      </w:r>
-      <w:r>
-        <w:t>4j</w:t>
-      </w:r>
-      <w:bookmarkEnd w:id="12"/>
     </w:p>
     <w:p>
       <w:r>
@@ -8453,7 +8242,7 @@
       <w:r>
         <w:t xml:space="preserve">A logback.xml config file may be found at </w:t>
       </w:r>
-      <w:hyperlink r:id="rId23" w:history="1">
+      <w:hyperlink r:id="rId22" w:history="1">
         <w:r>
           <w:rPr>
             <w:rStyle w:val="Hyperlink"/>
@@ -8475,7 +8264,7 @@
       <w:r>
         <w:t xml:space="preserve">See for example </w:t>
       </w:r>
-      <w:hyperlink r:id="rId24" w:anchor="L67" w:history="1">
+      <w:hyperlink r:id="rId23" w:anchor="L67" w:history="1">
         <w:r>
           <w:rPr>
             <w:rStyle w:val="Hyperlink"/>
@@ -8489,48 +8278,47 @@
       <w:pPr>
         <w:pStyle w:val="Heading2"/>
       </w:pPr>
-      <w:bookmarkStart w:id="13" w:name="_Toc239259267"/>
+      <w:bookmarkStart w:id="12" w:name="_Toc239264902"/>
       <w:r>
         <w:t>other dependencies</w:t>
       </w:r>
+      <w:bookmarkEnd w:id="12"/>
+      <w:r>
+        <w:t xml:space="preserve"> </w:t>
+      </w:r>
+    </w:p>
+    <w:p>
+      <w:r>
+        <w:t>Depending what you want to do, the other</w:t>
+      </w:r>
+      <w:r>
+        <w:t xml:space="preserve"> dependencies will be required.</w:t>
+      </w:r>
+    </w:p>
+    <w:p>
+      <w:r>
+        <w:t xml:space="preserve">Best practice is to include all dependencies on your class path, and be done with it.  </w:t>
+      </w:r>
+    </w:p>
+    <w:p>
+      <w:r>
+        <w:t>In your development environment, you can do this using Maven, or by physically copying them all to your classpath.</w:t>
+      </w:r>
+    </w:p>
+    <w:p>
+      <w:r>
+        <w:t>For your deployment environment, your build process ought to be set up to do this for you.</w:t>
+      </w:r>
+    </w:p>
+    <w:p>
+      <w:pPr>
+        <w:pStyle w:val="Heading1"/>
+      </w:pPr>
+      <w:bookmarkStart w:id="13" w:name="_Toc239264903"/>
+      <w:r>
+        <w:t>Docx4j source code</w:t>
+      </w:r>
       <w:bookmarkEnd w:id="13"/>
-      <w:r>
-        <w:t xml:space="preserve"> </w:t>
-      </w:r>
-    </w:p>
-    <w:p>
-      <w:r>
-        <w:t>Depending what you want to do, the other</w:t>
-      </w:r>
-      <w:r>
-        <w:t xml:space="preserve"> dependencies will be required.</w:t>
-      </w:r>
-    </w:p>
-    <w:p>
-      <w:r>
-        <w:t xml:space="preserve">Best practice is to include all dependencies on your class path, and be done with it.  </w:t>
-      </w:r>
-    </w:p>
-    <w:p>
-      <w:r>
-        <w:lastRenderedPageBreak/>
-        <w:t>In your development environment, you can do this using Maven, or by physically copying them all to your classpath.</w:t>
-      </w:r>
-    </w:p>
-    <w:p>
-      <w:r>
-        <w:t>For your deployment environment, your build process ought to be set up to do this for you.</w:t>
-      </w:r>
-    </w:p>
-    <w:p>
-      <w:pPr>
-        <w:pStyle w:val="Heading1"/>
-      </w:pPr>
-      <w:bookmarkStart w:id="14" w:name="_Toc239259268"/>
-      <w:r>
-        <w:t>Docx4j source code</w:t>
-      </w:r>
-      <w:bookmarkEnd w:id="14"/>
     </w:p>
     <w:p>
       <w:r>
@@ -8542,7 +8330,7 @@
       <w:r>
         <w:t xml:space="preserve">is on GitHub at </w:t>
       </w:r>
-      <w:hyperlink r:id="rId25" w:history="1">
+      <w:hyperlink r:id="rId24" w:history="1">
         <w:r>
           <w:rPr>
             <w:rStyle w:val="Hyperlink"/>
@@ -8558,6 +8346,108 @@
       <w:r>
         <w:t xml:space="preserve">We accept pull requests; pull requests are presumed to be contributions under ASLv2 per our contributor agreement.  </w:t>
       </w:r>
+    </w:p>
+    <w:p>
+      <w:r>
+        <w:t xml:space="preserve">See </w:t>
+      </w:r>
+      <w:hyperlink r:id="rId25" w:history="1">
+        <w:r>
+          <w:rPr>
+            <w:rStyle w:val="Hyperlink"/>
+          </w:rPr>
+          <w:t>docx4j-from-github-in-eclipse</w:t>
+        </w:r>
+      </w:hyperlink>
+      <w:r>
+        <w:t xml:space="preserve"> for details.</w:t>
+      </w:r>
+    </w:p>
+    <w:p>
+      <w:r>
+        <w:t>Source code can also be downloaded from Maven Central (search for docx4j at search.maven.org).</w:t>
+      </w:r>
+    </w:p>
+    <w:p>
+      <w:pPr>
+        <w:pStyle w:val="Heading1"/>
+      </w:pPr>
+      <w:bookmarkStart w:id="14" w:name="_Toc239264904"/>
+      <w:r>
+        <w:t>Javadoc</w:t>
+      </w:r>
+      <w:bookmarkEnd w:id="14"/>
+    </w:p>
+    <w:p>
+      <w:r>
+        <w:t>Javadoc can be downloaded from Maven Central (search for docx4j at search.maven.org), but you’ll find the source code much more useful!  See above.</w:t>
+      </w:r>
+    </w:p>
+    <w:p>
+      <w:pPr>
+        <w:pStyle w:val="Heading1"/>
+      </w:pPr>
+      <w:bookmarkStart w:id="15" w:name="_Toc239264905"/>
+      <w:r>
+        <w:lastRenderedPageBreak/>
+        <w:t>Building docx4j from source</w:t>
+      </w:r>
+      <w:bookmarkEnd w:id="15"/>
+      <w:r>
+        <w:t xml:space="preserve"> </w:t>
+      </w:r>
+    </w:p>
+    <w:p>
+      <w:r>
+        <w:t>Get the source code from GitHub (see above), then…</w:t>
+      </w:r>
+      <w:r>
+        <w:t xml:space="preserve"> (you probably want to skip down to the next page, to get it working in Eclipse).</w:t>
+      </w:r>
+    </w:p>
+    <w:p>
+      <w:pPr>
+        <w:pStyle w:val="Heading2"/>
+      </w:pPr>
+      <w:bookmarkStart w:id="16" w:name="_Toc239264906"/>
+      <w:r>
+        <w:t>Command line -via Maven</w:t>
+      </w:r>
+      <w:bookmarkEnd w:id="16"/>
+    </w:p>
+    <w:p>
+      <w:pPr>
+        <w:pStyle w:val="Command"/>
+      </w:pPr>
+      <w:r>
+        <w:rPr>
+          <w:rStyle w:val="apple-style-span"/>
+          <w:rFonts w:cs="Consolas"/>
+          <w:color w:val="000000"/>
+        </w:rPr>
+        <w:t>export MAVEN_OPTS=-Xmx512m</w:t>
+      </w:r>
+      <w:r>
+        <w:rPr>
+          <w:rFonts w:cs="Consolas"/>
+          <w:color w:val="000000"/>
+        </w:rPr>
+        <w:br/>
+      </w:r>
+      <w:r>
+        <w:t xml:space="preserve">mvn install </w:t>
+      </w:r>
+    </w:p>
+    <w:p>
+      <w:pPr>
+        <w:pStyle w:val="Heading2"/>
+        <w:keepNext/>
+      </w:pPr>
+      <w:bookmarkStart w:id="17" w:name="_Toc239264907"/>
+      <w:r>
+        <w:t>Eclipse</w:t>
+      </w:r>
+      <w:bookmarkEnd w:id="17"/>
     </w:p>
     <w:p>
       <w:r>
@@ -8572,107 +8462,6 @@
         </w:r>
       </w:hyperlink>
       <w:r>
-        <w:t xml:space="preserve"> for details.</w:t>
-      </w:r>
-    </w:p>
-    <w:p>
-      <w:r>
-        <w:t>Source code can also be downloaded from Maven Central (search for docx4j at search.maven.org).</w:t>
-      </w:r>
-    </w:p>
-    <w:p>
-      <w:pPr>
-        <w:pStyle w:val="Heading1"/>
-      </w:pPr>
-      <w:bookmarkStart w:id="15" w:name="_Toc239259269"/>
-      <w:r>
-        <w:t>Javadoc</w:t>
-      </w:r>
-      <w:bookmarkEnd w:id="15"/>
-    </w:p>
-    <w:p>
-      <w:r>
-        <w:t>Javadoc can be downloaded from Maven Central (search for docx4j at search.maven.org), but you’ll find the source code much more useful!  See above.</w:t>
-      </w:r>
-    </w:p>
-    <w:p>
-      <w:pPr>
-        <w:pStyle w:val="Heading1"/>
-      </w:pPr>
-      <w:bookmarkStart w:id="16" w:name="_Toc239259270"/>
-      <w:r>
-        <w:t>Building docx4j from source</w:t>
-      </w:r>
-      <w:bookmarkEnd w:id="16"/>
-      <w:r>
-        <w:t xml:space="preserve"> </w:t>
-      </w:r>
-    </w:p>
-    <w:p>
-      <w:r>
-        <w:t>Get the source code from GitHub (see above), then…</w:t>
-      </w:r>
-      <w:r>
-        <w:t xml:space="preserve"> (you probably want to skip down to the next page, to get it working in Eclipse).</w:t>
-      </w:r>
-    </w:p>
-    <w:p>
-      <w:pPr>
-        <w:pStyle w:val="Heading2"/>
-      </w:pPr>
-      <w:bookmarkStart w:id="17" w:name="_Toc239259271"/>
-      <w:r>
-        <w:t>Command line -via Maven</w:t>
-      </w:r>
-      <w:bookmarkEnd w:id="17"/>
-    </w:p>
-    <w:p>
-      <w:pPr>
-        <w:pStyle w:val="Command"/>
-      </w:pPr>
-      <w:r>
-        <w:rPr>
-          <w:rStyle w:val="apple-style-span"/>
-          <w:rFonts w:cs="Consolas"/>
-          <w:color w:val="000000"/>
-        </w:rPr>
-        <w:t>export MAVEN_OPTS=-Xmx512m</w:t>
-      </w:r>
-      <w:r>
-        <w:rPr>
-          <w:rFonts w:cs="Consolas"/>
-          <w:color w:val="000000"/>
-        </w:rPr>
-        <w:br/>
-      </w:r>
-      <w:r>
-        <w:t xml:space="preserve">mvn install </w:t>
-      </w:r>
-    </w:p>
-    <w:p>
-      <w:pPr>
-        <w:pStyle w:val="Heading2"/>
-        <w:keepNext/>
-      </w:pPr>
-      <w:bookmarkStart w:id="18" w:name="_Toc239259272"/>
-      <w:r>
-        <w:t>Eclipse</w:t>
-      </w:r>
-      <w:bookmarkEnd w:id="18"/>
-    </w:p>
-    <w:p>
-      <w:r>
-        <w:t xml:space="preserve">See </w:t>
-      </w:r>
-      <w:hyperlink r:id="rId27" w:history="1">
-        <w:r>
-          <w:rPr>
-            <w:rStyle w:val="Hyperlink"/>
-          </w:rPr>
-          <w:t>docx4j-from-github-in-eclipse</w:t>
-        </w:r>
-      </w:hyperlink>
-      <w:r>
         <w:t>.</w:t>
       </w:r>
     </w:p>
@@ -8724,7 +8513,6 @@
     </w:p>
     <w:p>
       <w:r>
-        <w:lastRenderedPageBreak/>
         <w:t>compiler version &amp; system library:</w:t>
       </w:r>
     </w:p>
@@ -8791,11 +8579,11 @@
       <w:pPr>
         <w:pStyle w:val="Heading2"/>
       </w:pPr>
-      <w:bookmarkStart w:id="19" w:name="_Toc239259273"/>
+      <w:bookmarkStart w:id="18" w:name="_Toc239264908"/>
       <w:r>
         <w:t>Using a different IDE?</w:t>
       </w:r>
-      <w:bookmarkEnd w:id="19"/>
+      <w:bookmarkEnd w:id="18"/>
     </w:p>
     <w:p>
       <w:pPr>
@@ -8818,7 +8606,7 @@
           <w:kern w:val="36"/>
         </w:rPr>
       </w:pPr>
-      <w:bookmarkStart w:id="20" w:name="_Toc239259274"/>
+      <w:bookmarkStart w:id="19" w:name="_Toc239264909"/>
       <w:r>
         <w:rPr>
           <w:rFonts w:eastAsia="Times New Roman"/>
@@ -8826,13 +8614,13 @@
         </w:rPr>
         <w:t>Open an existing docx/pptx/xlsx document</w:t>
       </w:r>
-      <w:bookmarkEnd w:id="20"/>
+      <w:bookmarkEnd w:id="19"/>
     </w:p>
     <w:p>
       <w:pPr>
         <w:spacing w:before="100" w:beforeAutospacing="1" w:after="100" w:afterAutospacing="1" w:line="240" w:lineRule="auto"/>
       </w:pPr>
-      <w:hyperlink r:id="rId28" w:history="1">
+      <w:hyperlink r:id="rId27" w:history="1">
         <w:r>
           <w:rPr>
             <w:rFonts w:ascii="Consolas" w:hAnsi="Consolas"/>
@@ -8856,6 +8644,7 @@
         <w:spacing w:before="100" w:beforeAutospacing="1" w:after="100" w:afterAutospacing="1" w:line="240" w:lineRule="auto"/>
       </w:pPr>
       <w:r>
+        <w:lastRenderedPageBreak/>
         <w:t>To load a document</w:t>
       </w:r>
       <w:r>
@@ -8952,7 +8741,7 @@
       <w:pPr>
         <w:pStyle w:val="Command"/>
       </w:pPr>
-      <w:hyperlink r:id="rId29" w:history="1">
+      <w:hyperlink r:id="rId28" w:history="1">
         <w:r>
           <w:rPr>
             <w:rFonts w:eastAsiaTheme="majorEastAsia"/>
@@ -9081,7 +8870,6 @@
         <w:spacing w:before="100" w:beforeAutospacing="1" w:after="100" w:afterAutospacing="1" w:line="240" w:lineRule="auto"/>
       </w:pPr>
       <w:r>
-        <w:lastRenderedPageBreak/>
         <w:t>And similarly for xlsx files.</w:t>
       </w:r>
     </w:p>
@@ -9089,14 +8877,14 @@
       <w:pPr>
         <w:pStyle w:val="Heading1"/>
       </w:pPr>
-      <w:bookmarkStart w:id="21" w:name="_Toc239259275"/>
+      <w:bookmarkStart w:id="20" w:name="_Toc239264910"/>
       <w:r>
         <w:t>OpenXML</w:t>
       </w:r>
       <w:r>
         <w:t xml:space="preserve"> concepts</w:t>
       </w:r>
-      <w:bookmarkEnd w:id="21"/>
+      <w:bookmarkEnd w:id="20"/>
     </w:p>
     <w:p>
       <w:r>
@@ -9118,7 +8906,7 @@
       <w:r>
         <w:t xml:space="preserve">An easy way to get an understanding of this is to unzip a docx/pptx/xlsx using your favourite zip utility.  Even easier is to visit </w:t>
       </w:r>
-      <w:hyperlink r:id="rId30" w:history="1">
+      <w:hyperlink r:id="rId29" w:history="1">
         <w:r>
           <w:rPr>
             <w:rStyle w:val="Hyperlink"/>
@@ -9147,6 +8935,7 @@
     </w:p>
     <w:p>
       <w:r>
+        <w:lastRenderedPageBreak/>
         <w:t>If the document has a header, then the main document part woud have a header child part, and this would be described in the main document part's relationships (part).</w:t>
       </w:r>
     </w:p>
@@ -9154,7 +8943,7 @@
       <w:r>
         <w:t xml:space="preserve">Similarly for any images.  To see the structure of any given document, </w:t>
       </w:r>
-      <w:hyperlink r:id="rId31" w:history="1">
+      <w:hyperlink r:id="rId30" w:history="1">
         <w:r>
           <w:rPr>
             <w:rStyle w:val="Hyperlink"/>
@@ -9194,7 +8983,7 @@
       <w:r>
         <w:t xml:space="preserve"> edition Part 3 (Primer) at </w:t>
       </w:r>
-      <w:hyperlink r:id="rId32" w:history="1">
+      <w:hyperlink r:id="rId31" w:history="1">
         <w:r>
           <w:rPr>
             <w:color w:val="0000FF"/>
@@ -9206,7 +8995,7 @@
       <w:r>
         <w:t xml:space="preserve"> or </w:t>
       </w:r>
-      <w:hyperlink r:id="rId33" w:history="1">
+      <w:hyperlink r:id="rId32" w:history="1">
         <w:r>
           <w:rPr>
             <w:color w:val="0000FF"/>
@@ -9223,7 +9012,7 @@
       <w:r>
         <w:t xml:space="preserve">See also the free </w:t>
       </w:r>
-      <w:hyperlink r:id="rId34" w:history="1">
+      <w:hyperlink r:id="rId33" w:history="1">
         <w:r>
           <w:rPr>
             <w:rStyle w:val="Hyperlink"/>
@@ -9249,8 +9038,8 @@
           <w:kern w:val="36"/>
         </w:rPr>
       </w:pPr>
-      <w:bookmarkStart w:id="22" w:name="_Ref280708892"/>
-      <w:bookmarkStart w:id="23" w:name="_Toc239259276"/>
+      <w:bookmarkStart w:id="21" w:name="_Ref280708892"/>
+      <w:bookmarkStart w:id="22" w:name="_Toc239264911"/>
       <w:r>
         <w:rPr>
           <w:rFonts w:eastAsia="Times New Roman"/>
@@ -9258,8 +9047,8 @@
         </w:rPr>
         <w:t>Specification versions</w:t>
       </w:r>
+      <w:bookmarkEnd w:id="21"/>
       <w:bookmarkEnd w:id="22"/>
-      <w:bookmarkEnd w:id="23"/>
       <w:r>
         <w:rPr>
           <w:rFonts w:eastAsia="Times New Roman"/>
@@ -9298,7 +9087,7 @@
         </w:rPr>
         <w:t> </w:t>
       </w:r>
-      <w:hyperlink r:id="rId35" w:tooltip="Office Open XML" w:history="1">
+      <w:hyperlink r:id="rId34" w:tooltip="Office Open XML" w:history="1">
         <w:r>
           <w:rPr>
             <w:rStyle w:val="Hyperlink"/>
@@ -9350,7 +9139,7 @@
         </w:rPr>
         <w:t> </w:t>
       </w:r>
-      <w:hyperlink r:id="rId36" w:tooltip="Ecma International" w:history="1">
+      <w:hyperlink r:id="rId35" w:tooltip="Ecma International" w:history="1">
         <w:r>
           <w:rPr>
             <w:rStyle w:val="Hyperlink"/>
@@ -9418,7 +9207,6 @@
           <w:rFonts w:cs="Arial"/>
           <w:color w:val="000000"/>
         </w:rPr>
-        <w:lastRenderedPageBreak/>
         <w:t>and subsequently .. by the</w:t>
       </w:r>
       <w:r>
@@ -9429,7 +9217,7 @@
         </w:rPr>
         <w:t> </w:t>
       </w:r>
-      <w:hyperlink r:id="rId37" w:tooltip="International Organization for Standardization" w:history="1">
+      <w:hyperlink r:id="rId36" w:tooltip="International Organization for Standardization" w:history="1">
         <w:r>
           <w:rPr>
             <w:rStyle w:val="Hyperlink"/>
@@ -9447,7 +9235,7 @@
         </w:rPr>
         <w:t>/</w:t>
       </w:r>
-      <w:hyperlink r:id="rId38" w:tooltip="International Electrotechnical Commission" w:history="1">
+      <w:hyperlink r:id="rId37" w:tooltip="International Electrotechnical Commission" w:history="1">
         <w:r>
           <w:rPr>
             <w:rStyle w:val="Hyperlink"/>
@@ -9473,7 +9261,7 @@
         </w:rPr>
         <w:t> </w:t>
       </w:r>
-      <w:hyperlink r:id="rId39" w:anchor="ISO.2FIEC_Joint_Technical_Committee_1" w:tooltip="International Organization for Standardization" w:history="1">
+      <w:hyperlink r:id="rId38" w:anchor="ISO.2FIEC_Joint_Technical_Committee_1" w:tooltip="International Organization for Standardization" w:history="1">
         <w:r>
           <w:rPr>
             <w:rStyle w:val="Hyperlink"/>
@@ -9759,14 +9547,15 @@
           <w:rFonts w:eastAsia="Times New Roman"/>
         </w:rPr>
       </w:pPr>
-      <w:bookmarkStart w:id="24" w:name="_Toc239259277"/>
+      <w:bookmarkStart w:id="23" w:name="_Toc239264912"/>
       <w:r>
         <w:rPr>
           <w:rFonts w:eastAsia="Times New Roman"/>
         </w:rPr>
+        <w:lastRenderedPageBreak/>
         <w:t>Architecture</w:t>
       </w:r>
-      <w:bookmarkEnd w:id="24"/>
+      <w:bookmarkEnd w:id="23"/>
     </w:p>
     <w:p>
       <w:r>
@@ -10015,7 +9804,6 @@
         </w:numPr>
       </w:pPr>
       <w:r>
-        <w:lastRenderedPageBreak/>
         <w:t xml:space="preserve">Parts are generally subclasses of </w:t>
       </w:r>
       <w:r>
@@ -10074,7 +9862,7 @@
       <w:r>
         <w:t xml:space="preserve">   To explore these first two layers for a given document, </w:t>
       </w:r>
-      <w:hyperlink r:id="rId40" w:history="1">
+      <w:hyperlink r:id="rId39" w:history="1">
         <w:r>
           <w:rPr>
             <w:rStyle w:val="Hyperlink"/>
@@ -10258,7 +10046,7 @@
       <w:r>
         <w:t xml:space="preserve">/footnotes) use </w:t>
       </w:r>
-      <w:hyperlink r:id="rId41" w:history="1">
+      <w:hyperlink r:id="rId40" w:history="1">
         <w:r>
           <w:rPr>
             <w:rFonts w:ascii="Consolas" w:hAnsi="Consolas"/>
@@ -10286,7 +10074,7 @@
       <w:r>
         <w:t xml:space="preserve"> references </w:t>
       </w:r>
-      <w:hyperlink r:id="rId42" w:history="1">
+      <w:hyperlink r:id="rId41" w:history="1">
         <w:r>
           <w:rPr>
             <w:rFonts w:ascii="Consolas" w:hAnsi="Consolas"/>
@@ -10357,7 +10145,7 @@
           <w:kern w:val="36"/>
         </w:rPr>
       </w:pPr>
-      <w:bookmarkStart w:id="25" w:name="_Toc239259278"/>
+      <w:bookmarkStart w:id="24" w:name="_Toc239264913"/>
       <w:r>
         <w:rPr>
           <w:rFonts w:eastAsia="Times New Roman"/>
@@ -10365,7 +10153,7 @@
         </w:rPr>
         <w:t>Jaxb: marshalling and unmarshalling</w:t>
       </w:r>
-      <w:bookmarkEnd w:id="25"/>
+      <w:bookmarkEnd w:id="24"/>
       <w:r>
         <w:rPr>
           <w:rFonts w:eastAsia="Times New Roman"/>
@@ -10458,7 +10246,6 @@
     </w:p>
     <w:p>
       <w:r>
-        <w:lastRenderedPageBreak/>
         <w:t xml:space="preserve">Sometimes you will want to marshal or unmarshal things yourself.  The class </w:t>
       </w:r>
       <w:r>
@@ -11265,6 +11052,7 @@
         <w:rPr>
           <w:lang w:val="de-DE"/>
         </w:rPr>
+        <w:lastRenderedPageBreak/>
         <w:t>You’ll find XmlUtils.marshalToString very useful as you put your code together.  With this, you can easily output the content of a JAXB object, to see what XML it represents.</w:t>
       </w:r>
     </w:p>
@@ -11276,7 +11064,7 @@
           <w:kern w:val="36"/>
         </w:rPr>
       </w:pPr>
-      <w:bookmarkStart w:id="26" w:name="_Toc239259279"/>
+      <w:bookmarkStart w:id="25" w:name="_Toc239264914"/>
       <w:r>
         <w:rPr>
           <w:rFonts w:eastAsia="Times New Roman"/>
@@ -11284,7 +11072,7 @@
         </w:rPr>
         <w:t>Parts List</w:t>
       </w:r>
-      <w:bookmarkEnd w:id="26"/>
+      <w:bookmarkEnd w:id="25"/>
     </w:p>
     <w:p>
       <w:r>
@@ -11327,7 +11115,7 @@
             <w:r>
               <w:t xml:space="preserve">A more fully featured tool is </w:t>
             </w:r>
-            <w:hyperlink r:id="rId43" w:history="1">
+            <w:hyperlink r:id="rId42" w:history="1">
               <w:r>
                 <w:rPr>
                   <w:rStyle w:val="Hyperlink"/>
@@ -11396,7 +11184,7 @@
               </w:rPr>
               <w:t xml:space="preserve">Alternatively, you can install the </w:t>
             </w:r>
-            <w:hyperlink r:id="rId44" w:history="1">
+            <w:hyperlink r:id="rId43" w:history="1">
               <w:r>
                 <w:rPr>
                   <w:rStyle w:val="Hyperlink"/>
@@ -11411,7 +11199,7 @@
               </w:rPr>
               <w:t xml:space="preserve">, to generate code from within Word.  See also forum </w:t>
             </w:r>
-            <w:hyperlink r:id="rId45" w:history="1">
+            <w:hyperlink r:id="rId44" w:history="1">
               <w:r>
                 <w:rPr>
                   <w:rStyle w:val="Hyperlink"/>
@@ -11501,7 +11289,6 @@
     </w:p>
     <w:p>
       <w:r>
-        <w:lastRenderedPageBreak/>
         <w:t>though I always find it easier to run it from my IDE.   E</w:t>
       </w:r>
       <w:r>
@@ -11927,6 +11714,7 @@
           <w:sz w:val="16"/>
           <w:szCs w:val="16"/>
         </w:rPr>
+        <w:lastRenderedPageBreak/>
         <w:tab/>
       </w:r>
     </w:p>
@@ -13416,15 +13204,16 @@
           <w:kern w:val="36"/>
         </w:rPr>
       </w:pPr>
-      <w:bookmarkStart w:id="27" w:name="_Toc239259280"/>
+      <w:bookmarkStart w:id="26" w:name="_Toc239264915"/>
       <w:r>
         <w:rPr>
           <w:rFonts w:eastAsia="Times New Roman"/>
           <w:kern w:val="36"/>
         </w:rPr>
+        <w:lastRenderedPageBreak/>
         <w:t>MainDocumentPart</w:t>
       </w:r>
-      <w:bookmarkEnd w:id="27"/>
+      <w:bookmarkEnd w:id="26"/>
     </w:p>
     <w:p>
       <w:r>
@@ -14734,7 +14523,6 @@
           <w:szCs w:val="18"/>
           <w:lang w:val="de-DE"/>
         </w:rPr>
-        <w:lastRenderedPageBreak/>
         <w:t xml:space="preserve">    </w:t>
       </w:r>
       <w:r>
@@ -15144,6 +14932,7 @@
         <w:spacing w:beforeAutospacing="1" w:after="100" w:afterAutospacing="1" w:line="240" w:lineRule="auto"/>
       </w:pPr>
       <w:r>
+        <w:lastRenderedPageBreak/>
         <w:t xml:space="preserve">The </w:t>
       </w:r>
       <w:r>
@@ -15688,7 +15477,6 @@
         <w:spacing w:beforeAutospacing="1" w:after="100" w:afterAutospacing="1" w:line="240" w:lineRule="auto"/>
       </w:pPr>
       <w:r>
-        <w:lastRenderedPageBreak/>
         <w:t>Hdr, Ftr</w:t>
       </w:r>
     </w:p>
@@ -15726,7 +15514,7 @@
           <w:kern w:val="36"/>
         </w:rPr>
       </w:pPr>
-      <w:bookmarkStart w:id="28" w:name="_Toc239259281"/>
+      <w:bookmarkStart w:id="27" w:name="_Toc239264916"/>
       <w:r>
         <w:rPr>
           <w:rFonts w:eastAsia="Times New Roman"/>
@@ -15734,7 +15522,7 @@
         </w:rPr>
         <w:t>Samples</w:t>
       </w:r>
-      <w:bookmarkEnd w:id="28"/>
+      <w:bookmarkEnd w:id="27"/>
     </w:p>
     <w:p>
       <w:pPr>
@@ -15841,6 +15629,7 @@
         <w:spacing w:before="100" w:beforeAutospacing="1" w:after="100" w:afterAutospacing="1" w:line="240" w:lineRule="auto"/>
       </w:pPr>
       <w:r>
+        <w:lastRenderedPageBreak/>
         <w:t>The docx4j samples include:</w:t>
       </w:r>
     </w:p>
@@ -15848,7 +15637,7 @@
       <w:pPr>
         <w:spacing w:before="100" w:beforeAutospacing="1" w:after="100" w:afterAutospacing="1" w:line="240" w:lineRule="auto"/>
         <w:sectPr>
-          <w:footerReference w:type="default" r:id="rId46"/>
+          <w:footerReference w:type="default" r:id="rId45"/>
           <w:pgSz w:w="12240" w:h="15840"/>
           <w:pgMar w:top="1440" w:right="1440" w:bottom="1440" w:left="1440" w:header="708" w:footer="708" w:gutter="0"/>
           <w:cols w:space="708"/>
@@ -16875,7 +16664,7 @@
           <w:kern w:val="36"/>
         </w:rPr>
       </w:pPr>
-      <w:bookmarkStart w:id="29" w:name="_Toc239259282"/>
+      <w:bookmarkStart w:id="28" w:name="_Toc239264917"/>
       <w:r>
         <w:rPr>
           <w:rFonts w:eastAsia="Times New Roman"/>
@@ -16884,7 +16673,7 @@
         <w:lastRenderedPageBreak/>
         <w:t>Creating a new docx</w:t>
       </w:r>
-      <w:bookmarkEnd w:id="29"/>
+      <w:bookmarkEnd w:id="28"/>
     </w:p>
     <w:p>
       <w:pPr>
@@ -17724,12 +17513,12 @@
       <w:pPr>
         <w:pStyle w:val="Heading1"/>
       </w:pPr>
-      <w:bookmarkStart w:id="30" w:name="_Ref273525601"/>
-      <w:bookmarkStart w:id="31" w:name="_Toc239259283"/>
+      <w:bookmarkStart w:id="29" w:name="_Ref273525601"/>
+      <w:bookmarkStart w:id="30" w:name="_Toc239264918"/>
       <w:r>
         <w:t>docx4j.properties</w:t>
       </w:r>
-      <w:bookmarkEnd w:id="31"/>
+      <w:bookmarkEnd w:id="30"/>
     </w:p>
     <w:p>
       <w:r>
@@ -17744,7 +17533,7 @@
       <w:r>
         <w:t xml:space="preserve"> (a complete one may be copied from </w:t>
       </w:r>
-      <w:hyperlink r:id="rId47" w:history="1">
+      <w:hyperlink r:id="rId46" w:history="1">
         <w:r>
           <w:rPr>
             <w:rStyle w:val="Hyperlink"/>
@@ -18526,12 +18315,12 @@
       <w:pPr>
         <w:pStyle w:val="Heading1"/>
       </w:pPr>
-      <w:bookmarkStart w:id="32" w:name="_Toc239259284"/>
+      <w:bookmarkStart w:id="31" w:name="_Toc239264919"/>
       <w:r>
         <w:t>Adding a paragraph of text</w:t>
       </w:r>
-      <w:bookmarkEnd w:id="30"/>
-      <w:bookmarkEnd w:id="32"/>
+      <w:bookmarkEnd w:id="29"/>
+      <w:bookmarkEnd w:id="31"/>
     </w:p>
     <w:p>
       <w:r>
@@ -20734,8 +20523,8 @@
           <w:kern w:val="36"/>
         </w:rPr>
       </w:pPr>
-      <w:bookmarkStart w:id="33" w:name="_Ref273526076"/>
-      <w:bookmarkStart w:id="34" w:name="_Toc239259285"/>
+      <w:bookmarkStart w:id="32" w:name="_Ref273526076"/>
+      <w:bookmarkStart w:id="33" w:name="_Toc239264920"/>
       <w:r>
         <w:rPr>
           <w:rFonts w:eastAsia="Times New Roman"/>
@@ -20743,8 +20532,8 @@
         </w:rPr>
         <w:t>General strategy/approach for creating stuff</w:t>
       </w:r>
+      <w:bookmarkEnd w:id="32"/>
       <w:bookmarkEnd w:id="33"/>
-      <w:bookmarkEnd w:id="34"/>
     </w:p>
     <w:p>
       <w:r>
@@ -20800,7 +20589,7 @@
       <w:r>
         <w:t xml:space="preserve">upload it to </w:t>
       </w:r>
-      <w:hyperlink r:id="rId48" w:history="1">
+      <w:hyperlink r:id="rId47" w:history="1">
         <w:r>
           <w:rPr>
             <w:rStyle w:val="Hyperlink"/>
@@ -20945,7 +20734,7 @@
         </w:rPr>
         <w:t xml:space="preserve">if you use Google’s Chrome web browser, try </w:t>
       </w:r>
-      <w:hyperlink r:id="rId49" w:history="1">
+      <w:hyperlink r:id="rId48" w:history="1">
         <w:r>
           <w:rPr>
             <w:rStyle w:val="Hyperlink"/>
@@ -21059,7 +20848,7 @@
       <w:r>
         <w:t xml:space="preserve">the easiest way by far is to use </w:t>
       </w:r>
-      <w:hyperlink r:id="rId50" w:history="1">
+      <w:hyperlink r:id="rId49" w:history="1">
         <w:r>
           <w:rPr>
             <w:rStyle w:val="Hyperlink"/>
@@ -22999,7 +22788,7 @@
       <w:r>
         <w:t xml:space="preserve">The </w:t>
       </w:r>
-      <w:hyperlink r:id="rId51" w:history="1">
+      <w:hyperlink r:id="rId50" w:history="1">
         <w:r>
           <w:rPr>
             <w:rStyle w:val="Hyperlink"/>
@@ -23045,7 +22834,7 @@
         </w:rPr>
         <w:t xml:space="preserve">Alternatively, you can install the </w:t>
       </w:r>
-      <w:hyperlink r:id="rId52" w:history="1">
+      <w:hyperlink r:id="rId51" w:history="1">
         <w:r>
           <w:rPr>
             <w:rStyle w:val="Hyperlink"/>
@@ -23060,7 +22849,7 @@
         </w:rPr>
         <w:t xml:space="preserve">, to generate code from within Word.  See also forum </w:t>
       </w:r>
-      <w:hyperlink r:id="rId53" w:history="1">
+      <w:hyperlink r:id="rId52" w:history="1">
         <w:r>
           <w:rPr>
             <w:rStyle w:val="Hyperlink"/>
@@ -23130,7 +22919,7 @@
           <w:kern w:val="36"/>
         </w:rPr>
       </w:pPr>
-      <w:bookmarkStart w:id="35" w:name="_Toc239259286"/>
+      <w:bookmarkStart w:id="34" w:name="_Toc239264921"/>
       <w:r>
         <w:rPr>
           <w:rFonts w:eastAsia="Times New Roman"/>
@@ -23138,7 +22927,7 @@
         </w:rPr>
         <w:t>Formatting Properties</w:t>
       </w:r>
-      <w:bookmarkEnd w:id="35"/>
+      <w:bookmarkEnd w:id="34"/>
     </w:p>
     <w:p>
       <w:r>
@@ -23313,7 +23102,7 @@
           <w:kern w:val="36"/>
         </w:rPr>
       </w:pPr>
-      <w:bookmarkStart w:id="36" w:name="_Toc239259287"/>
+      <w:bookmarkStart w:id="35" w:name="_Toc239264922"/>
       <w:r>
         <w:rPr>
           <w:rFonts w:eastAsia="Times New Roman"/>
@@ -23321,10 +23110,10 @@
         </w:rPr>
         <w:t>Creating and adding a table</w:t>
       </w:r>
-      <w:bookmarkEnd w:id="36"/>
-    </w:p>
-    <w:p>
-      <w:hyperlink r:id="rId54" w:history="1">
+      <w:bookmarkEnd w:id="35"/>
+    </w:p>
+    <w:p>
+      <w:hyperlink r:id="rId53" w:history="1">
         <w:r>
           <w:t>org.docx4j.model.table.TblFactory</w:t>
         </w:r>
@@ -23332,7 +23121,7 @@
       <w:r>
         <w:t xml:space="preserve"> provides an easy way to create a simple table. For an example of its use, see the </w:t>
       </w:r>
-      <w:hyperlink r:id="rId55" w:history="1">
+      <w:hyperlink r:id="rId54" w:history="1">
         <w:r>
           <w:t>CreateWordprocessingMLDocument sample</w:t>
         </w:r>
@@ -23387,7 +23176,7 @@
       <w:r>
         <w:t xml:space="preserve">Or you can use the </w:t>
       </w:r>
-      <w:hyperlink r:id="rId56" w:history="1">
+      <w:hyperlink r:id="rId55" w:history="1">
         <w:r>
           <w:rPr>
             <w:rStyle w:val="Hyperlink"/>
@@ -23424,7 +23213,7 @@
           <w:kern w:val="36"/>
         </w:rPr>
       </w:pPr>
-      <w:bookmarkStart w:id="37" w:name="_Toc239259288"/>
+      <w:bookmarkStart w:id="36" w:name="_Toc239264923"/>
       <w:r>
         <w:rPr>
           <w:rFonts w:eastAsia="Times New Roman"/>
@@ -23441,7 +23230,7 @@
         <w:br/>
         <w:t>accessing JAXB nodes via XPath</w:t>
       </w:r>
-      <w:bookmarkEnd w:id="37"/>
+      <w:bookmarkEnd w:id="36"/>
     </w:p>
     <w:p>
       <w:pPr>
@@ -23681,7 +23470,7 @@
           <w:kern w:val="36"/>
         </w:rPr>
       </w:pPr>
-      <w:bookmarkStart w:id="38" w:name="_Toc239259289"/>
+      <w:bookmarkStart w:id="37" w:name="_Toc239264924"/>
       <w:r>
         <w:rPr>
           <w:rFonts w:eastAsia="Times New Roman"/>
@@ -23689,10 +23478,10 @@
         </w:rPr>
         <w:t>Traversing a document</w:t>
       </w:r>
-      <w:bookmarkEnd w:id="38"/>
-    </w:p>
-    <w:p>
-      <w:hyperlink r:id="rId57" w:history="1">
+      <w:bookmarkEnd w:id="37"/>
+    </w:p>
+    <w:p>
+      <w:hyperlink r:id="rId56" w:history="1">
         <w:r>
           <w:rPr>
             <w:color w:val="0000FF"/>
@@ -23802,7 +23591,7 @@
       <w:r>
         <w:t xml:space="preserve">The </w:t>
       </w:r>
-      <w:hyperlink r:id="rId58" w:history="1">
+      <w:hyperlink r:id="rId57" w:history="1">
         <w:r>
           <w:rPr>
             <w:rStyle w:val="Hyperlink"/>
@@ -24132,13 +23921,13 @@
       <w:pPr>
         <w:pStyle w:val="Heading1"/>
       </w:pPr>
-      <w:bookmarkStart w:id="39" w:name="_Ref275255216"/>
-      <w:bookmarkStart w:id="40" w:name="_Toc239259290"/>
+      <w:bookmarkStart w:id="38" w:name="_Ref275255216"/>
+      <w:bookmarkStart w:id="39" w:name="_Toc239264925"/>
       <w:r>
         <w:t>Adding a Part</w:t>
       </w:r>
+      <w:bookmarkEnd w:id="38"/>
       <w:bookmarkEnd w:id="39"/>
-      <w:bookmarkEnd w:id="40"/>
     </w:p>
     <w:p>
       <w:pPr>
@@ -24453,7 +24242,7 @@
           <w:kern w:val="36"/>
         </w:rPr>
       </w:pPr>
-      <w:bookmarkStart w:id="41" w:name="_Toc239259291"/>
+      <w:bookmarkStart w:id="40" w:name="_Toc239264926"/>
       <w:r>
         <w:rPr>
           <w:rFonts w:eastAsia="Times New Roman"/>
@@ -24461,7 +24250,7 @@
         </w:rPr>
         <w:t>Importing XHTML</w:t>
       </w:r>
-      <w:bookmarkEnd w:id="41"/>
+      <w:bookmarkEnd w:id="40"/>
     </w:p>
     <w:p>
       <w:r>
@@ -24501,7 +24290,7 @@
         </w:rPr>
         <w:t> </w:t>
       </w:r>
-      <w:hyperlink r:id="rId59" w:history="1">
+      <w:hyperlink r:id="rId58" w:history="1">
         <w:r>
           <w:rPr>
             <w:rStyle w:val="Hyperlink"/>
@@ -24569,7 +24358,7 @@
       <w:r>
         <w:t xml:space="preserve">See the samples at </w:t>
       </w:r>
-      <w:hyperlink r:id="rId60" w:history="1">
+      <w:hyperlink r:id="rId59" w:history="1">
         <w:r>
           <w:rPr>
             <w:rStyle w:val="Hyperlink"/>
@@ -24586,12 +24375,12 @@
           <w:kern w:val="36"/>
         </w:rPr>
       </w:pPr>
-      <w:bookmarkStart w:id="42" w:name="_Toc239259292"/>
+      <w:bookmarkStart w:id="41" w:name="_Toc239264927"/>
       <w:r>
         <w:lastRenderedPageBreak/>
         <w:t>Markdown import and export</w:t>
       </w:r>
-      <w:bookmarkEnd w:id="42"/>
+      <w:bookmarkEnd w:id="41"/>
     </w:p>
     <w:p>
       <w:r>
@@ -24600,10 +24389,7 @@
     </w:p>
     <w:p>
       <w:r>
-        <w:t xml:space="preserve">TeX math is supported in both directions: $...$ and $$...$$ translate to native OMML equations, for a published LaTeX subset (fractions, scripts, radicals, n-ary operators with limits, delimiters, matrices, aligned equations and cases, accents, and more).  An equation outside the subset never disappears silently: it falls back whole to its literal source, and is reported via an issue listener.  Combined with the equation support in the HTML and PDF output (see below), this makes docx4j a clean pipeline for </w:t>
-      </w:r>
-      <w:r>
-        <w:t>LLM output: markdown with math in, Word/HTML/PDF with real equations out.</w:t>
+        <w:t>TeX math is supported in both directions: $...$ and $$...$$ translate to native OMML equations, for a published LaTeX subset (fractions, scripts, radicals, n-ary operators with limits, delimiters, matrices, aligned equations and cases, accents, and more).  An equation outside the subset never disappears silently: it falls back whole to its literal source, and is reported via an issue listener.  Combined with the equation support in the HTML and PDF output (see below), this makes docx4j a clean pipeline for LLM output: markdown with math in, Word/HTML/PDF with real equations out.</w:t>
       </w:r>
     </w:p>
     <w:p>
@@ -24619,11 +24405,11 @@
           <w:kern w:val="36"/>
         </w:rPr>
       </w:pPr>
-      <w:bookmarkStart w:id="43" w:name="_Toc239259293"/>
+      <w:bookmarkStart w:id="42" w:name="_Toc239264928"/>
       <w:r>
         <w:t>docx4j for AI agents (MCP)</w:t>
       </w:r>
-      <w:bookmarkEnd w:id="43"/>
+      <w:bookmarkEnd w:id="42"/>
     </w:p>
     <w:p>
       <w:r>
@@ -24638,18 +24424,15 @@
           <w:kern w:val="36"/>
         </w:rPr>
       </w:pPr>
-      <w:bookmarkStart w:id="44" w:name="_Toc239259294"/>
+      <w:bookmarkStart w:id="43" w:name="_Toc239264929"/>
       <w:r>
         <w:t>Using an LLM with docx4j</w:t>
       </w:r>
-      <w:bookmarkEnd w:id="44"/>
-    </w:p>
-    <w:p>
-      <w:r>
-        <w:t xml:space="preserve">LLMs and coding agents (Claude Code, Copilot, and similar) are good at writing docx4j code, and you should feel free to use them.  Two things help: docx4j’s documentation is available in LLM-friendly form at https://www.docx4java.org/llms.txt, and the docx4j-samples-* modules give an agent working code to pattern-match against.  The classic failure modes to watch for: javax.xml.bind imports (current docx4j uses jakarta.xml.bind – see the Jaxb section above), and invented APIs for merging documents (merging </w:t>
-      </w:r>
-      <w:r>
-        <w:t>is a commercial extension; see Merging Documents and Presentations below).</w:t>
+      <w:bookmarkEnd w:id="43"/>
+    </w:p>
+    <w:p>
+      <w:r>
+        <w:t>LLMs and coding agents (Claude Code, Copilot, and similar) are good at writing docx4j code, and you should feel free to use them.  Two things help: docx4j’s documentation is available in LLM-friendly form at https://www.docx4java.org/llms.txt, and the docx4j-samples-* modules give an agent working code to pattern-match against.  The classic failure modes to watch for: javax.xml.bind imports (current docx4j uses jakarta.xml.bind – see the Jaxb section above), and invented APIs for merging documents (merging is a commercial extension; see Merging Documents and Presentations below).</w:t>
       </w:r>
     </w:p>
     <w:p>
@@ -24667,6 +24450,11 @@
       </w:r>
     </w:p>
     <w:p>
+      <w:r>
+        <w:t>And when you want to discuss something with a human: use GitHub discussions (https://github.com/plutext/docx4j/discussions) for questions and ideas, GitHub issues for bugs, or the docx4j forum at http://www.docx4java.org/forums/</w:t>
+      </w:r>
+    </w:p>
+    <w:p>
       <w:pPr>
         <w:pStyle w:val="Heading1"/>
         <w:rPr>
@@ -24674,7 +24462,7 @@
           <w:kern w:val="36"/>
         </w:rPr>
       </w:pPr>
-      <w:bookmarkStart w:id="45" w:name="_Toc239259295"/>
+      <w:bookmarkStart w:id="44" w:name="_Toc239264930"/>
       <w:r>
         <w:rPr>
           <w:rFonts w:eastAsia="Times New Roman"/>
@@ -24682,7 +24470,7 @@
         </w:rPr>
         <w:t>docx to (X)HTML</w:t>
       </w:r>
-      <w:bookmarkEnd w:id="45"/>
+      <w:bookmarkEnd w:id="44"/>
     </w:p>
     <w:p>
       <w:pPr>
@@ -25007,7 +24795,7 @@
       <w:r>
         <w:t xml:space="preserve">See the sample on GitHub at </w:t>
       </w:r>
-      <w:hyperlink r:id="rId61" w:history="1">
+      <w:hyperlink r:id="rId60" w:history="1">
         <w:r>
           <w:rPr>
             <w:rStyle w:val="Hyperlink"/>
@@ -25043,7 +24831,7 @@
           <w:kern w:val="36"/>
         </w:rPr>
       </w:pPr>
-      <w:bookmarkStart w:id="46" w:name="_Toc239259296"/>
+      <w:bookmarkStart w:id="45" w:name="_Toc239264931"/>
       <w:r>
         <w:rPr>
           <w:rFonts w:eastAsia="Times New Roman"/>
@@ -25051,7 +24839,7 @@
         </w:rPr>
         <w:t>docx to PDF</w:t>
       </w:r>
-      <w:bookmarkEnd w:id="46"/>
+      <w:bookmarkEnd w:id="45"/>
     </w:p>
     <w:p>
       <w:r>
@@ -25072,6 +24860,7 @@
         </w:numPr>
       </w:pPr>
       <w:r>
+        <w:lastRenderedPageBreak/>
         <w:t>export-fo: the content is converted to XSL FO, and from there, to PDF (or any of the other formats supported by Apache FOP)</w:t>
       </w:r>
     </w:p>
@@ -25101,7 +24890,6 @@
     </w:p>
     <w:p>
       <w:r>
-        <w:lastRenderedPageBreak/>
         <w:t>So which should you choose? The following table covers some of the things you might want to consider:</w:t>
       </w:r>
     </w:p>
@@ -25126,7 +24914,7 @@
                     <pic:cNvPicPr/>
                   </pic:nvPicPr>
                   <pic:blipFill>
-                    <a:blip r:embed="rId62"/>
+                    <a:blip r:embed="rId61"/>
                     <a:stretch>
                       <a:fillRect/>
                     </a:stretch>
@@ -25217,6 +25005,7 @@
           <w:szCs w:val="16"/>
           <w:lang w:val="en-US"/>
         </w:rPr>
+        <w:lastRenderedPageBreak/>
         <w:tab/>
       </w:r>
       <w:r>
@@ -25391,7 +25180,6 @@
         </w:numPr>
       </w:pPr>
       <w:r>
-        <w:lastRenderedPageBreak/>
         <w:t>pdf Via Documents4jLocal</w:t>
       </w:r>
     </w:p>
@@ -25417,11 +25205,11 @@
       <w:pPr>
         <w:pStyle w:val="Heading2"/>
       </w:pPr>
-      <w:bookmarkStart w:id="47" w:name="_Toc239259297"/>
+      <w:bookmarkStart w:id="46" w:name="_Toc239264932"/>
       <w:r>
         <w:t>docx/pptx/xlsx to PDF via Documents4j (using Word)</w:t>
       </w:r>
-      <w:bookmarkEnd w:id="47"/>
+      <w:bookmarkEnd w:id="46"/>
     </w:p>
     <w:p>
       <w:r>
@@ -25432,7 +25220,7 @@
       <w:r>
         <w:t xml:space="preserve">For background, see generally </w:t>
       </w:r>
-      <w:hyperlink r:id="rId63" w:anchor="/" w:history="1">
+      <w:hyperlink r:id="rId62" w:anchor="/" w:history="1">
         <w:r>
           <w:rPr>
             <w:rStyle w:val="Hyperlink"/>
@@ -25457,7 +25245,7 @@
       <w:r>
         <w:t xml:space="preserve">for the local case:  </w:t>
       </w:r>
-      <w:hyperlink r:id="rId64" w:history="1">
+      <w:hyperlink r:id="rId63" w:history="1">
         <w:r>
           <w:rPr>
             <w:rStyle w:val="Hyperlink"/>
@@ -25477,7 +25265,7 @@
       <w:r>
         <w:t xml:space="preserve">for the remote case: </w:t>
       </w:r>
-      <w:hyperlink r:id="rId65" w:history="1">
+      <w:hyperlink r:id="rId64" w:history="1">
         <w:r>
           <w:rPr>
             <w:rStyle w:val="Hyperlink"/>
@@ -25488,7 +25276,7 @@
       <w:r>
         <w:t xml:space="preserve"> and </w:t>
       </w:r>
-      <w:hyperlink r:id="rId66" w:history="1">
+      <w:hyperlink r:id="rId65" w:history="1">
         <w:r>
           <w:rPr>
             <w:rStyle w:val="Hyperlink"/>
@@ -25501,7 +25289,7 @@
       <w:r>
         <w:t xml:space="preserve">Regarding TOC update, see </w:t>
       </w:r>
-      <w:hyperlink r:id="rId67" w:history="1">
+      <w:hyperlink r:id="rId66" w:history="1">
         <w:r>
           <w:rPr>
             <w:rStyle w:val="Hyperlink"/>
@@ -25514,17 +25302,17 @@
       <w:pPr>
         <w:pStyle w:val="Heading2"/>
       </w:pPr>
-      <w:bookmarkStart w:id="48" w:name="_Toc239259298"/>
+      <w:bookmarkStart w:id="47" w:name="_Toc239264933"/>
       <w:r>
         <w:t>docx/pptx/xlsx to PDF via Microsoft Graph</w:t>
       </w:r>
-      <w:bookmarkEnd w:id="48"/>
+      <w:bookmarkEnd w:id="47"/>
     </w:p>
     <w:p>
       <w:r>
         <w:t xml:space="preserve">See generally </w:t>
       </w:r>
-      <w:hyperlink r:id="rId68" w:history="1">
+      <w:hyperlink r:id="rId67" w:history="1">
         <w:r>
           <w:rPr>
             <w:rStyle w:val="Hyperlink"/>
@@ -25535,7 +25323,7 @@
       <w:r>
         <w:t xml:space="preserve"> and </w:t>
       </w:r>
-      <w:hyperlink r:id="rId69" w:history="1">
+      <w:hyperlink r:id="rId68" w:history="1">
         <w:r>
           <w:rPr>
             <w:rStyle w:val="Hyperlink"/>
@@ -25548,11 +25336,11 @@
       <w:pPr>
         <w:pStyle w:val="Heading2"/>
       </w:pPr>
-      <w:bookmarkStart w:id="49" w:name="_Toc239259299"/>
+      <w:bookmarkStart w:id="48" w:name="_Toc239264934"/>
       <w:r>
         <w:t>docx to PDF via XSL FO</w:t>
       </w:r>
-      <w:bookmarkEnd w:id="49"/>
+      <w:bookmarkEnd w:id="48"/>
     </w:p>
     <w:p>
       <w:r>
@@ -25577,7 +25365,7 @@
       <w:r>
         <w:t xml:space="preserve">See the sample code at </w:t>
       </w:r>
-      <w:hyperlink r:id="rId70" w:history="1">
+      <w:hyperlink r:id="rId69" w:history="1">
         <w:r>
           <w:rPr>
             <w:rStyle w:val="Hyperlink"/>
@@ -25591,9 +25379,10 @@
     </w:p>
     <w:p>
       <w:r>
+        <w:lastRenderedPageBreak/>
         <w:t xml:space="preserve">Configure hyphenation at </w:t>
       </w:r>
-      <w:hyperlink r:id="rId71" w:anchor="L115" w:history="1">
+      <w:hyperlink r:id="rId70" w:anchor="L115" w:history="1">
         <w:r>
           <w:rPr>
             <w:rStyle w:val="Hyperlink"/>
@@ -25613,7 +25402,6 @@
           <w:b/>
           <w:bCs/>
         </w:rPr>
-        <w:lastRenderedPageBreak/>
         <w:t>Bullet/symbol handling</w:t>
       </w:r>
       <w:r>
@@ -26033,7 +25821,7 @@
       <w:r>
         <w:t xml:space="preserve"> You should create a FopFactory as shown above when preparing to render the first document only, then re-use it.  See </w:t>
       </w:r>
-      <w:hyperlink r:id="rId72" w:history="1">
+      <w:hyperlink r:id="rId71" w:history="1">
         <w:r>
           <w:rPr>
             <w:rStyle w:val="Hyperlink"/>
@@ -26047,12 +25835,12 @@
     </w:p>
     <w:p>
       <w:r>
+        <w:lastRenderedPageBreak/>
         <w:t>When a FopFactory is reused, docx4j uses a custom PDF document handler, introduced in docx4j 11.5.14, to configure FOP fonts on a per-document basis. This avoids relying on FOP’s cached renderer configuration for font setup, while still allowing the FopFactory itself to be reused.</w:t>
       </w:r>
     </w:p>
     <w:p>
       <w:r>
-        <w:lastRenderedPageBreak/>
         <w:t>This custom document handler is enabled by default. You can disable it, for example if you are not reusing a FopFactory, by setting the following docx4j property:</w:t>
       </w:r>
     </w:p>
@@ -26099,7 +25887,7 @@
           <w:rFonts w:eastAsia="Times New Roman"/>
         </w:rPr>
       </w:pPr>
-      <w:bookmarkStart w:id="50" w:name="_Toc239259300"/>
+      <w:bookmarkStart w:id="49" w:name="_Toc239264935"/>
       <w:r>
         <w:rPr>
           <w:rFonts w:eastAsia="Times New Roman"/>
@@ -26112,7 +25900,7 @@
         </w:rPr>
         <w:t xml:space="preserve"> - DOCX</w:t>
       </w:r>
-      <w:bookmarkEnd w:id="50"/>
+      <w:bookmarkEnd w:id="49"/>
     </w:p>
     <w:p>
       <w:r>
@@ -27493,6 +27281,7 @@
           <w:sz w:val="18"/>
           <w:szCs w:val="18"/>
         </w:rPr>
+        <w:lastRenderedPageBreak/>
         <w:tab/>
       </w:r>
       <w:r>
@@ -27976,7 +27765,6 @@
           <w:sz w:val="18"/>
           <w:szCs w:val="18"/>
         </w:rPr>
-        <w:lastRenderedPageBreak/>
         <w:tab/>
       </w:r>
       <w:r>
@@ -30667,7 +30455,7 @@
           <w:rFonts w:eastAsia="Times New Roman"/>
         </w:rPr>
       </w:pPr>
-      <w:bookmarkStart w:id="51" w:name="_Toc239259301"/>
+      <w:bookmarkStart w:id="50" w:name="_Toc239264936"/>
       <w:r>
         <w:rPr>
           <w:rFonts w:eastAsia="Times New Roman"/>
@@ -30675,7 +30463,7 @@
         <w:lastRenderedPageBreak/>
         <w:t>Manual Image Manipulation</w:t>
       </w:r>
-      <w:bookmarkEnd w:id="51"/>
+      <w:bookmarkEnd w:id="50"/>
     </w:p>
     <w:p>
       <w:r>
@@ -30899,20 +30687,20 @@
           <w:rFonts w:eastAsia="Times New Roman"/>
         </w:rPr>
       </w:pPr>
-      <w:bookmarkStart w:id="52" w:name="_Toc239259302"/>
+      <w:bookmarkStart w:id="51" w:name="_Toc239264937"/>
       <w:r>
         <w:rPr>
           <w:rFonts w:eastAsia="Times New Roman"/>
         </w:rPr>
         <w:t>Image Handling – PPTX</w:t>
       </w:r>
-      <w:bookmarkEnd w:id="52"/>
+      <w:bookmarkEnd w:id="51"/>
     </w:p>
     <w:p>
       <w:r>
         <w:t xml:space="preserve">See the pptx4j </w:t>
       </w:r>
-      <w:hyperlink r:id="rId73" w:history="1">
+      <w:hyperlink r:id="rId72" w:history="1">
         <w:r>
           <w:rPr>
             <w:rStyle w:val="Hyperlink"/>
@@ -30931,35 +30719,35 @@
           <w:rFonts w:eastAsia="Times New Roman"/>
         </w:rPr>
       </w:pPr>
-      <w:bookmarkStart w:id="53" w:name="_Toc239259303"/>
+      <w:bookmarkStart w:id="52" w:name="_Toc239264938"/>
       <w:r>
         <w:rPr>
           <w:rFonts w:eastAsia="Times New Roman"/>
         </w:rPr>
         <w:t>Adding Headers/Footers</w:t>
       </w:r>
+      <w:bookmarkEnd w:id="52"/>
+    </w:p>
+    <w:p>
+      <w:r>
+        <w:t>See the HeaderFooter sample for how to do this.</w:t>
+      </w:r>
+    </w:p>
+    <w:p>
+      <w:pPr>
+        <w:pStyle w:val="Heading1"/>
+        <w:rPr>
+          <w:rFonts w:eastAsia="Times New Roman"/>
+        </w:rPr>
+      </w:pPr>
+      <w:bookmarkStart w:id="53" w:name="_Toc239264939"/>
+      <w:r>
+        <w:rPr>
+          <w:rFonts w:eastAsia="Times New Roman"/>
+        </w:rPr>
+        <w:t>Protection Settings</w:t>
+      </w:r>
       <w:bookmarkEnd w:id="53"/>
-    </w:p>
-    <w:p>
-      <w:r>
-        <w:t>See the HeaderFooter sample for how to do this.</w:t>
-      </w:r>
-    </w:p>
-    <w:p>
-      <w:pPr>
-        <w:pStyle w:val="Heading1"/>
-        <w:rPr>
-          <w:rFonts w:eastAsia="Times New Roman"/>
-        </w:rPr>
-      </w:pPr>
-      <w:bookmarkStart w:id="54" w:name="_Toc239259304"/>
-      <w:r>
-        <w:rPr>
-          <w:rFonts w:eastAsia="Times New Roman"/>
-        </w:rPr>
-        <w:t>Protection Settings</w:t>
-      </w:r>
-      <w:bookmarkEnd w:id="54"/>
     </w:p>
     <w:p>
       <w:r>
@@ -31541,7 +31329,7 @@
           <w:rFonts w:eastAsia="Times New Roman"/>
         </w:rPr>
       </w:pPr>
-      <w:bookmarkStart w:id="55" w:name="_Toc239259305"/>
+      <w:bookmarkStart w:id="54" w:name="_Toc239264940"/>
       <w:r>
         <w:rPr>
           <w:rFonts w:eastAsia="Times New Roman"/>
@@ -31554,7 +31342,7 @@
         </w:rPr>
         <w:t>Table of Contents</w:t>
       </w:r>
-      <w:bookmarkEnd w:id="55"/>
+      <w:bookmarkEnd w:id="54"/>
     </w:p>
     <w:p>
       <w:pPr>
@@ -31630,7 +31418,7 @@
         </w:rPr>
         <w:t xml:space="preserve">For the documents4j approach, please see </w:t>
       </w:r>
-      <w:hyperlink r:id="rId74" w:history="1">
+      <w:hyperlink r:id="rId73" w:history="1">
         <w:r>
           <w:rPr>
             <w:rStyle w:val="Hyperlink"/>
@@ -31655,7 +31443,7 @@
         </w:rPr>
         <w:t xml:space="preserve">That example is for Word running locally.  If you run Word remotely, please see the comments at </w:t>
       </w:r>
-      <w:hyperlink r:id="rId75" w:anchor="L61" w:history="1">
+      <w:hyperlink r:id="rId74" w:anchor="L61" w:history="1">
         <w:r>
           <w:rPr>
             <w:rStyle w:val="Hyperlink"/>
@@ -31678,7 +31466,7 @@
         </w:rPr>
         <w:t xml:space="preserve">The "pure Java" approach uses export-fo.  For an example using this approach, please see </w:t>
       </w:r>
-      <w:hyperlink r:id="rId76" w:history="1">
+      <w:hyperlink r:id="rId75" w:history="1">
         <w:r>
           <w:rPr>
             <w:rStyle w:val="Hyperlink"/>
@@ -31692,13 +31480,13 @@
       <w:pPr>
         <w:pStyle w:val="Heading2"/>
       </w:pPr>
-      <w:bookmarkStart w:id="56" w:name="_Toc403733683"/>
-      <w:bookmarkStart w:id="57" w:name="_Toc239259306"/>
+      <w:bookmarkStart w:id="55" w:name="_Toc403733683"/>
+      <w:bookmarkStart w:id="56" w:name="_Toc239264941"/>
       <w:r>
         <w:t>Introduction</w:t>
       </w:r>
+      <w:bookmarkEnd w:id="55"/>
       <w:bookmarkEnd w:id="56"/>
-      <w:bookmarkEnd w:id="57"/>
     </w:p>
     <w:p>
       <w:r>
@@ -31731,13 +31519,13 @@
       <w:pPr>
         <w:pStyle w:val="Heading2"/>
       </w:pPr>
-      <w:bookmarkStart w:id="58" w:name="_Toc403733684"/>
-      <w:bookmarkStart w:id="59" w:name="_Toc239259307"/>
+      <w:bookmarkStart w:id="57" w:name="_Toc403733684"/>
+      <w:bookmarkStart w:id="58" w:name="_Toc239264942"/>
       <w:r>
         <w:t>Field background</w:t>
       </w:r>
+      <w:bookmarkEnd w:id="57"/>
       <w:bookmarkEnd w:id="58"/>
-      <w:bookmarkEnd w:id="59"/>
     </w:p>
     <w:p>
       <w:r>
@@ -32971,13 +32759,13 @@
       <w:pPr>
         <w:pStyle w:val="Heading2"/>
       </w:pPr>
-      <w:bookmarkStart w:id="60" w:name="_Toc403733685"/>
-      <w:bookmarkStart w:id="61" w:name="_Toc239259308"/>
+      <w:bookmarkStart w:id="59" w:name="_Toc403733685"/>
+      <w:bookmarkStart w:id="60" w:name="_Toc239264943"/>
       <w:r>
         <w:t>TOC Content Control</w:t>
       </w:r>
+      <w:bookmarkEnd w:id="59"/>
       <w:bookmarkEnd w:id="60"/>
-      <w:bookmarkEnd w:id="61"/>
     </w:p>
     <w:p>
       <w:pPr>
@@ -33023,7 +32811,7 @@
                     </pic:cNvPicPr>
                   </pic:nvPicPr>
                   <pic:blipFill>
-                    <a:blip r:embed="rId77">
+                    <a:blip r:embed="rId76">
                       <a:extLst>
                         <a:ext uri="{28A0092B-C50C-407E-A947-70E740481C1C}">
                           <a14:useLocalDpi xmlns:a14="http://schemas.microsoft.com/office/drawing/2010/main" val="0"/>
@@ -33123,13 +32911,13 @@
       <w:pPr>
         <w:pStyle w:val="Heading2"/>
       </w:pPr>
-      <w:bookmarkStart w:id="62" w:name="_Toc403733686"/>
-      <w:bookmarkStart w:id="63" w:name="_Toc239259309"/>
+      <w:bookmarkStart w:id="61" w:name="_Toc403733686"/>
+      <w:bookmarkStart w:id="62" w:name="_Toc239264944"/>
       <w:r>
         <w:t>TOC Field Syntax</w:t>
       </w:r>
+      <w:bookmarkEnd w:id="61"/>
       <w:bookmarkEnd w:id="62"/>
-      <w:bookmarkEnd w:id="63"/>
     </w:p>
     <w:p>
       <w:r>
@@ -33976,16 +33764,16 @@
       <w:pPr>
         <w:pStyle w:val="Heading2"/>
       </w:pPr>
-      <w:bookmarkStart w:id="64" w:name="_Toc403733687"/>
-      <w:bookmarkStart w:id="65" w:name="_Toc239259310"/>
+      <w:bookmarkStart w:id="63" w:name="_Toc403733687"/>
+      <w:bookmarkStart w:id="64" w:name="_Toc239264945"/>
       <w:r>
         <w:t>Inserting/generating a TOC</w:t>
       </w:r>
+      <w:bookmarkEnd w:id="63"/>
+      <w:r>
+        <w:t xml:space="preserve"> – "pure Java" considerations</w:t>
+      </w:r>
       <w:bookmarkEnd w:id="64"/>
-      <w:r>
-        <w:t xml:space="preserve"> – "pure Java" considerations</w:t>
-      </w:r>
-      <w:bookmarkEnd w:id="65"/>
     </w:p>
     <w:p>
       <w:r>
@@ -34492,14 +34280,14 @@
           <w:rFonts w:eastAsia="Times New Roman"/>
         </w:rPr>
       </w:pPr>
-      <w:bookmarkStart w:id="66" w:name="_Toc239259311"/>
+      <w:bookmarkStart w:id="65" w:name="_Toc239264946"/>
       <w:r>
         <w:rPr>
           <w:rFonts w:eastAsia="Times New Roman"/>
         </w:rPr>
         <w:t>Text extraction</w:t>
       </w:r>
-      <w:bookmarkEnd w:id="66"/>
+      <w:bookmarkEnd w:id="65"/>
     </w:p>
     <w:p>
       <w:pPr>
@@ -34580,7 +34368,7 @@
           <w:rFonts w:eastAsia="Times New Roman"/>
         </w:rPr>
       </w:pPr>
-      <w:bookmarkStart w:id="67" w:name="_Toc239259312"/>
+      <w:bookmarkStart w:id="66" w:name="_Toc239264947"/>
       <w:r>
         <w:rPr>
           <w:rFonts w:eastAsia="Times New Roman"/>
@@ -34593,7 +34381,7 @@
         </w:rPr>
         <w:t>/document generation/reporting</w:t>
       </w:r>
-      <w:bookmarkEnd w:id="67"/>
+      <w:bookmarkEnd w:id="66"/>
     </w:p>
     <w:p>
       <w:r>
@@ -34887,11 +34675,11 @@
       <w:pPr>
         <w:pStyle w:val="Heading2"/>
       </w:pPr>
-      <w:bookmarkStart w:id="68" w:name="_Toc239259313"/>
+      <w:bookmarkStart w:id="67" w:name="_Toc239264948"/>
       <w:r>
         <w:t>Text substitution – document surface</w:t>
       </w:r>
-      <w:bookmarkEnd w:id="68"/>
+      <w:bookmarkEnd w:id="67"/>
     </w:p>
     <w:p>
       <w:r>
@@ -35911,11 +35699,11 @@
       <w:pPr>
         <w:pStyle w:val="Heading2"/>
       </w:pPr>
-      <w:bookmarkStart w:id="69" w:name="_Toc239259314"/>
+      <w:bookmarkStart w:id="68" w:name="_Toc239264949"/>
       <w:r>
         <w:t>Text substitution via data bound content controls</w:t>
       </w:r>
-      <w:bookmarkEnd w:id="69"/>
+      <w:bookmarkEnd w:id="68"/>
     </w:p>
     <w:p>
       <w:r>
@@ -35932,7 +35720,7 @@
       <w:r>
         <w:t xml:space="preserve">.  (This approach supersedes Word's legacy mail merge fields.  Simple VBA for migrating a document is available at </w:t>
       </w:r>
-      <w:hyperlink r:id="rId78" w:history="1">
+      <w:hyperlink r:id="rId77" w:history="1">
         <w:r>
           <w:rPr>
             <w:rStyle w:val="Hyperlink"/>
@@ -36961,11 +36749,11 @@
       <w:pPr>
         <w:pStyle w:val="Heading3"/>
       </w:pPr>
-      <w:bookmarkStart w:id="70" w:name="_Toc239259315"/>
+      <w:bookmarkStart w:id="69" w:name="_Toc239264950"/>
       <w:r>
         <w:t>Binding extensions for repeats and conditionals</w:t>
       </w:r>
-      <w:bookmarkEnd w:id="70"/>
+      <w:bookmarkEnd w:id="69"/>
     </w:p>
     <w:p>
       <w:r>
@@ -36999,7 +36787,7 @@
       <w:r>
         <w:t xml:space="preserve">docx4j contains a mechanism for processing conditional content controls and repeats.  See </w:t>
       </w:r>
-      <w:hyperlink r:id="rId79" w:history="1">
+      <w:hyperlink r:id="rId78" w:history="1">
         <w:r>
           <w:rPr>
             <w:rStyle w:val="Hyperlink"/>
@@ -37020,47 +36808,47 @@
       <w:pPr>
         <w:pStyle w:val="Heading3"/>
       </w:pPr>
-      <w:bookmarkStart w:id="71" w:name="_Toc239259316"/>
+      <w:bookmarkStart w:id="70" w:name="_Toc239264951"/>
       <w:r>
         <w:t>Binding escaped XHTML (XML + CSS)</w:t>
       </w:r>
+      <w:bookmarkEnd w:id="70"/>
+    </w:p>
+    <w:p>
+      <w:r>
+        <w:t>docx4j can also take encoded XHTML and convert this to docx content.</w:t>
+      </w:r>
+      <w:r>
+        <w:t xml:space="preserve"> See further OpenDoPE_XHTML.docx in the docx4j docs directory.</w:t>
+      </w:r>
+    </w:p>
+    <w:p>
+      <w:pPr>
+        <w:pStyle w:val="Heading3"/>
+      </w:pPr>
+      <w:bookmarkStart w:id="71" w:name="_Toc239264952"/>
+      <w:r>
+        <w:t>Binding other rich content</w:t>
+      </w:r>
       <w:bookmarkEnd w:id="71"/>
     </w:p>
     <w:p>
       <w:r>
-        <w:t>docx4j can also take encoded XHTML and convert this to docx content.</w:t>
-      </w:r>
-      <w:r>
-        <w:t xml:space="preserve"> See further OpenDoPE_XHTML.docx in the docx4j docs directory.</w:t>
+        <w:t xml:space="preserve">docx4j can take docx content (stored in an XML element as escaped Flat OPC XML) and convert this to docx content. </w:t>
       </w:r>
     </w:p>
     <w:p>
       <w:pPr>
         <w:pStyle w:val="Heading3"/>
       </w:pPr>
-      <w:bookmarkStart w:id="72" w:name="_Toc239259317"/>
-      <w:r>
-        <w:t>Binding other rich content</w:t>
+      <w:bookmarkStart w:id="72" w:name="_Toc239264953"/>
+      <w:r>
+        <w:t>Authoring</w:t>
       </w:r>
       <w:bookmarkEnd w:id="72"/>
     </w:p>
     <w:p>
       <w:r>
-        <w:t xml:space="preserve">docx4j can take docx content (stored in an XML element as escaped Flat OPC XML) and convert this to docx content. </w:t>
-      </w:r>
-    </w:p>
-    <w:p>
-      <w:pPr>
-        <w:pStyle w:val="Heading3"/>
-      </w:pPr>
-      <w:bookmarkStart w:id="73" w:name="_Toc239259318"/>
-      <w:r>
-        <w:t>Authoring</w:t>
-      </w:r>
-      <w:bookmarkEnd w:id="73"/>
-    </w:p>
-    <w:p>
-      <w:r>
         <w:t xml:space="preserve">To set up the bindings, you can use </w:t>
       </w:r>
       <w:r>
@@ -37069,7 +36857,7 @@
       <w:r>
         <w:t xml:space="preserve">the Word Add-In from </w:t>
       </w:r>
-      <w:hyperlink r:id="rId80" w:history="1">
+      <w:hyperlink r:id="rId79" w:history="1">
         <w:r>
           <w:rPr>
             <w:rStyle w:val="Hyperlink"/>
@@ -37088,29 +36876,29 @@
           <w:rFonts w:eastAsia="Times New Roman"/>
         </w:rPr>
       </w:pPr>
-      <w:bookmarkStart w:id="74" w:name="_Toc239259319"/>
+      <w:bookmarkStart w:id="73" w:name="_Toc239264954"/>
       <w:r>
         <w:rPr>
           <w:rFonts w:eastAsia="Times New Roman"/>
         </w:rPr>
         <w:t>Mailmerge</w:t>
       </w:r>
+      <w:bookmarkEnd w:id="73"/>
+    </w:p>
+    <w:p>
+      <w:r>
+        <w:t>docx4j has quite good support for processing fields of type MERGEFIELD (ie the equivalent of doing a mailmerge operation from within Microsoft Word).</w:t>
+      </w:r>
+    </w:p>
+    <w:p>
+      <w:pPr>
+        <w:pStyle w:val="Heading1"/>
+      </w:pPr>
+      <w:bookmarkStart w:id="74" w:name="_Toc239264955"/>
+      <w:r>
+        <w:t>SmartArt</w:t>
+      </w:r>
       <w:bookmarkEnd w:id="74"/>
-    </w:p>
-    <w:p>
-      <w:r>
-        <w:t>docx4j has quite good support for processing fields of type MERGEFIELD (ie the equivalent of doing a mailmerge operation from within Microsoft Word).</w:t>
-      </w:r>
-    </w:p>
-    <w:p>
-      <w:pPr>
-        <w:pStyle w:val="Heading1"/>
-      </w:pPr>
-      <w:bookmarkStart w:id="75" w:name="_Toc239259320"/>
-      <w:r>
-        <w:t>SmartArt</w:t>
-      </w:r>
-      <w:bookmarkEnd w:id="75"/>
     </w:p>
     <w:p>
       <w:r>
@@ -37214,21 +37002,21 @@
       <w:pPr>
         <w:pStyle w:val="Heading1"/>
       </w:pPr>
-      <w:bookmarkStart w:id="76" w:name="_Toc239259321"/>
+      <w:bookmarkStart w:id="75" w:name="_Toc239264956"/>
       <w:r>
         <w:t>JAXB stuff</w:t>
       </w:r>
+      <w:bookmarkEnd w:id="75"/>
+    </w:p>
+    <w:p>
+      <w:pPr>
+        <w:pStyle w:val="Heading2"/>
+      </w:pPr>
+      <w:bookmarkStart w:id="76" w:name="_Toc239264957"/>
+      <w:r>
+        <w:t>Cloning</w:t>
+      </w:r>
       <w:bookmarkEnd w:id="76"/>
-    </w:p>
-    <w:p>
-      <w:pPr>
-        <w:pStyle w:val="Heading2"/>
-      </w:pPr>
-      <w:bookmarkStart w:id="77" w:name="_Toc239259322"/>
-      <w:r>
-        <w:t>Cloning</w:t>
-      </w:r>
-      <w:bookmarkEnd w:id="77"/>
     </w:p>
     <w:p>
       <w:pPr>
@@ -37438,15 +37226,15 @@
           <w:szCs w:val="18"/>
         </w:rPr>
       </w:pPr>
-      <w:bookmarkStart w:id="78" w:name="_Ref273527051"/>
-      <w:bookmarkStart w:id="79" w:name="_Toc239259323"/>
+      <w:bookmarkStart w:id="77" w:name="_Ref273527051"/>
+      <w:bookmarkStart w:id="78" w:name="_Toc239264958"/>
       <w:r>
         <w:rPr>
           <w:lang w:val="de-DE"/>
         </w:rPr>
         <w:t>javax.xml.bind.JAXBElement</w:t>
       </w:r>
-      <w:bookmarkEnd w:id="79"/>
+      <w:bookmarkEnd w:id="78"/>
     </w:p>
     <w:p>
       <w:r>
@@ -37612,12 +37400,12 @@
       <w:pPr>
         <w:pStyle w:val="Heading2"/>
       </w:pPr>
-      <w:bookmarkStart w:id="80" w:name="_Toc239259324"/>
+      <w:bookmarkStart w:id="79" w:name="_Toc239264959"/>
       <w:r>
         <w:t>@XmlRootElement</w:t>
       </w:r>
-      <w:bookmarkEnd w:id="78"/>
-      <w:bookmarkEnd w:id="80"/>
+      <w:bookmarkEnd w:id="77"/>
+      <w:bookmarkEnd w:id="79"/>
     </w:p>
     <w:p>
       <w:r>
@@ -38590,7 +38378,7 @@
       <w:r>
         <w:t xml:space="preserve">The easiest way is to use the </w:t>
       </w:r>
-      <w:hyperlink r:id="rId81" w:history="1">
+      <w:hyperlink r:id="rId80" w:history="1">
         <w:r>
           <w:rPr>
             <w:rStyle w:val="Hyperlink"/>
@@ -38621,14 +38409,14 @@
           <w:rFonts w:eastAsia="Times New Roman"/>
         </w:rPr>
       </w:pPr>
-      <w:bookmarkStart w:id="81" w:name="_Toc239259325"/>
+      <w:bookmarkStart w:id="80" w:name="_Toc239264960"/>
       <w:r>
         <w:rPr>
           <w:rFonts w:eastAsia="Times New Roman"/>
         </w:rPr>
         <w:t>Merging Documents and Presentations</w:t>
       </w:r>
-      <w:bookmarkEnd w:id="81"/>
+      <w:bookmarkEnd w:id="80"/>
     </w:p>
     <w:p>
       <w:pPr>
@@ -38659,7 +38447,7 @@
         </w:rPr>
         <w:t> </w:t>
       </w:r>
-      <w:hyperlink r:id="rId82" w:history="1">
+      <w:hyperlink r:id="rId81" w:history="1">
         <w:r>
           <w:rPr>
             <w:rStyle w:val="Hyperlink"/>
@@ -38813,7 +38601,7 @@
         </w:rPr>
         <w:t xml:space="preserve">To try it, visit </w:t>
       </w:r>
-      <w:hyperlink r:id="rId83" w:history="1">
+      <w:hyperlink r:id="rId82" w:history="1">
         <w:r>
           <w:rPr>
             <w:rStyle w:val="Hyperlink"/>
@@ -39024,7 +38812,7 @@
           <w:u w:val="single"/>
         </w:rPr>
       </w:pPr>
-      <w:bookmarkStart w:id="82" w:name="_Toc239259326"/>
+      <w:bookmarkStart w:id="81" w:name="_Toc239264961"/>
       <w:r>
         <w:rPr>
           <w:u w:val="single"/>
@@ -39049,7 +38837,7 @@
         </w:rPr>
         <w:t>Font Mapping</w:t>
       </w:r>
-      <w:bookmarkEnd w:id="82"/>
+      <w:bookmarkEnd w:id="81"/>
     </w:p>
     <w:p>
       <w:pPr>
@@ -40940,7 +40728,7 @@
       <w:r>
         <w:t xml:space="preserve">Typically you map the base name, for example “Liberation Sans”, not “Liberation Sans Regular” or “Bold”.  </w:t>
       </w:r>
-      <w:hyperlink r:id="rId84" w:history="1">
+      <w:hyperlink r:id="rId83" w:history="1">
         <w:r>
           <w:rPr>
             <w:rStyle w:val="Hyperlink"/>
@@ -40963,7 +40751,7 @@
       <w:r>
         <w:t xml:space="preserve">You can use </w:t>
       </w:r>
-      <w:hyperlink r:id="rId85" w:history="1">
+      <w:hyperlink r:id="rId84" w:history="1">
         <w:r>
           <w:rPr>
             <w:rStyle w:val="Hyperlink"/>
@@ -41039,7 +40827,7 @@
           <w:u w:val="single"/>
         </w:rPr>
       </w:pPr>
-      <w:bookmarkStart w:id="83" w:name="_Toc239259327"/>
+      <w:bookmarkStart w:id="82" w:name="_Toc239264962"/>
       <w:r>
         <w:rPr>
           <w:u w:val="single"/>
@@ -41059,7 +40847,7 @@
         </w:rPr>
         <w:t>Office font solutions</w:t>
       </w:r>
-      <w:bookmarkEnd w:id="83"/>
+      <w:bookmarkEnd w:id="82"/>
     </w:p>
     <w:p>
       <w:r>
@@ -41359,7 +41147,7 @@
                 <w:szCs w:val="20"/>
               </w:rPr>
             </w:pPr>
-            <w:bookmarkStart w:id="84" w:name="_Hlk216262781"/>
+            <w:bookmarkStart w:id="83" w:name="_Hlk216262781"/>
             <w:r>
               <w:rPr>
                 <w:rFonts w:ascii="Tinos" w:hAnsi="Tinos" w:cs="Tinos"/>
@@ -41398,7 +41186,7 @@
               </w:rPr>
               <w:t>Cousine</w:t>
             </w:r>
-            <w:bookmarkEnd w:id="84"/>
+            <w:bookmarkEnd w:id="83"/>
             <w:r>
               <w:rPr>
                 <w:sz w:val="20"/>
@@ -41420,7 +41208,7 @@
                 <w:szCs w:val="20"/>
               </w:rPr>
             </w:pPr>
-            <w:bookmarkStart w:id="85" w:name="_Hlk216261979"/>
+            <w:bookmarkStart w:id="84" w:name="_Hlk216261979"/>
             <w:r>
               <w:rPr>
                 <w:rFonts w:ascii="Liberation Serif" w:hAnsi="Liberation Serif" w:cs="Liberation Serif"/>
@@ -41459,7 +41247,7 @@
               </w:rPr>
               <w:t>Liberation Mono</w:t>
             </w:r>
-            <w:bookmarkEnd w:id="85"/>
+            <w:bookmarkEnd w:id="84"/>
             <w:r>
               <w:rPr>
                 <w:sz w:val="20"/>
@@ -41557,7 +41345,7 @@
                 <w:szCs w:val="20"/>
               </w:rPr>
             </w:pPr>
-            <w:bookmarkStart w:id="86" w:name="_Hlk216263573"/>
+            <w:bookmarkStart w:id="85" w:name="_Hlk216263573"/>
             <w:r>
               <w:rPr>
                 <w:rFonts w:ascii="Carlito" w:hAnsi="Carlito" w:cs="Carlito"/>
@@ -41582,7 +41370,7 @@
               <w:t>Caladea</w:t>
             </w:r>
           </w:p>
-          <w:bookmarkEnd w:id="86"/>
+          <w:bookmarkEnd w:id="85"/>
           <w:p>
             <w:pPr>
               <w:jc w:val="center"/>
@@ -48721,7 +48509,7 @@
 </file>
 
 <file path=customXml/item1.xml><?xml version="1.0" encoding="utf-8"?>
-<b:Sources xmlns:w="http://schemas.openxmlformats.org/wordprocessingml/2006/main" xmlns:w15="http://schemas.microsoft.com/office/word/2012/wordml" xmlns:w14="http://schemas.microsoft.com/office/word/2010/wordml" xmlns:r="http://schemas.openxmlformats.org/officeDocument/2006/relationships" xmlns:m="http://schemas.openxmlformats.org/officeDocument/2006/math" xmlns:wp="http://schemas.openxmlformats.org/drawingml/2006/wordprocessingDrawing" xmlns:a="http://schemas.openxmlformats.org/drawingml/2006/main" xmlns:wp14="http://schemas.microsoft.com/office/word/2010/wordprocessingDrawing" xmlns:mc="http://schemas.openxmlformats.org/markup-compatibility/2006" xmlns:a14="http://schemas.microsoft.com/office/drawing/2010/main" xmlns:sl="http://schemas.openxmlformats.org/schemaLibrary/2006/main" xmlns:wne="http://schemas.microsoft.com/office/word/2006/wordml" xmlns:c="http://schemas.openxmlformats.org/drawingml/2006/chart" xmlns:cdr="http://schemas.openxmlformats.org/drawingml/2006/chartDrawing" xmlns:c14="http://schemas.microsoft.com/office/drawing/2007/8/2/chart" xmlns:dgm="http://schemas.openxmlformats.org/drawingml/2006/diagram" xmlns:pic="http://schemas.openxmlformats.org/drawingml/2006/picture" xmlns:xdr="http://schemas.openxmlformats.org/drawingml/2006/spreadsheetDrawing" xmlns:dsp="http://schemas.microsoft.com/office/drawing/2008/diagram" xmlns:o="urn:schemas-microsoft-com:office:office" xmlns:v="urn:schemas-microsoft-com:vml" xmlns:w10="urn:schemas-microsoft-com:office:word" xmlns:xvml="urn:schemas-microsoft-com:office:excel" xmlns:pvml="urn:schemas-microsoft-com:office:powerpoint" xmlns:ns25="urn:docx4j:vml:root" xmlns:cppr="http://schemas.microsoft.com/office/2006/coverPageProps" xmlns:odx="http://opendope.org/xpaths" xmlns:odc="http://opendope.org/conditions" xmlns:odq="http://opendope.org/questions" xmlns:oda="http://opendope.org/answers" xmlns:odi="http://opendope.org/components" xmlns:odgm="http://opendope.org/SmartArt/DataHierarchy" xmlns:b="http://schemas.openxmlformats.org/officeDocument/2006/bibliography" xmlns:msink="http://schemas.microsoft.com/ink/2010/main" xmlns:cdr14="http://schemas.microsoft.com/office/drawing/2010/chartDrawing" xmlns:c15="http://schemas.microsoft.com/office/drawing/2012/chart" xmlns:cs="http://schemas.microsoft.com/office/drawing/2012/chartStyle" xmlns:ns38="http://www.w3.org/1998/Math/MathML" xmlns:ns39="http://www.w3.org/2003/InkML" xmlns:a13cmd="http://schemas.microsoft.com/office/drawing/2013/main/command" xmlns:cx="http://schemas.microsoft.com/office/drawing/2014/chartex" xmlns:c16="http://schemas.microsoft.com/office/drawing/2014/chart" xmlns:dgm1611="http://schemas.microsoft.com/office/drawing/2016/11/diagram" xmlns:c173="http://schemas.microsoft.com/office/drawing/2017/03/chart" xmlns:am3d="http://schemas.microsoft.com/office/drawing/2017/model3d" xmlns:an18="http://schemas.microsoft.com/office/drawing/2018/animation" xmlns:anam3d="http://schemas.microsoft.com/office/drawing/2018/animation/model3d" xmlns:iact="http://schemas.microsoft.com/office/powerpoint/2014/inkAction" xmlns:thm15="http://schemas.microsoft.com/office/thememl/2012/main" xmlns:wps="http://schemas.microsoft.com/office/word/2010/wordprocessingShape" xmlns:wpc="http://schemas.microsoft.com/office/word/2010/wordprocessingCanvas" xmlns:wpg="http://schemas.microsoft.com/office/word/2010/wordprocessingGroup" xmlns:w16se="http://schemas.microsoft.com/office/word/2015/wordml/symex" xmlns:w16cid="http://schemas.microsoft.com/office/word/2016/wordml/cid" xmlns:wetp="http://schemas.microsoft.com/office/webextensions/taskpanes/2010/11" xmlns:we="http://schemas.microsoft.com/office/webextensions/webextension/2010/11" xmlns:comp="http://schemas.openxmlformats.org/drawingml/2006/compatibility" xmlns:lc="http://schemas.openxmlformats.org/drawingml/2006/lockedCanvas" xmlns:dgm14="http://schemas.microsoft.com/office/drawing/2010/diagram" xmlns:a15="http://schemas.microsoft.com/office/drawing/2012/main" xmlns:pic14="http://schemas.microsoft.com/office/drawing/2010/picture" xmlns:c16ac="http://schemas.microsoft.com/office/drawing/2014/chart/ac" xmlns:a16="http://schemas.microsoft.com/office/drawing/2014/main" xmlns:a1611="http://schemas.microsoft.com/office/drawing/2016/11/main" xmlns:dgm1612="http://schemas.microsoft.com/office/drawing/2016/12/diagram" xmlns:a16svg="http://schemas.microsoft.com/office/drawing/2016/SVG/main" xmlns:adec="http://schemas.microsoft.com/office/drawing/2017/decorative" xmlns:a18hc="http://schemas.microsoft.com/office/drawing/2018/hyperlinkcolor" xmlns:wp15="http://schemas.microsoft.com/office/word/2012/wordprocessingDrawing" SelectedStyle="\APA.XSL" StyleName="APA"/>
+<mypart/>
 </file>
 
 <file path=customXml/item2.xml><?xml version="1.0" encoding="utf-8"?>
@@ -48729,7 +48517,7 @@
 </file>
 
 <file path=customXml/item3.xml><?xml version="1.0" encoding="utf-8"?>
-<mypart/>
+<b:Sources xmlns:w="http://schemas.openxmlformats.org/wordprocessingml/2006/main" xmlns:w15="http://schemas.microsoft.com/office/word/2012/wordml" xmlns:w14="http://schemas.microsoft.com/office/word/2010/wordml" xmlns:r="http://schemas.openxmlformats.org/officeDocument/2006/relationships" xmlns:m="http://schemas.openxmlformats.org/officeDocument/2006/math" xmlns:wp="http://schemas.openxmlformats.org/drawingml/2006/wordprocessingDrawing" xmlns:a="http://schemas.openxmlformats.org/drawingml/2006/main" xmlns:wp14="http://schemas.microsoft.com/office/word/2010/wordprocessingDrawing" xmlns:mc="http://schemas.openxmlformats.org/markup-compatibility/2006" xmlns:a14="http://schemas.microsoft.com/office/drawing/2010/main" xmlns:sl="http://schemas.openxmlformats.org/schemaLibrary/2006/main" xmlns:wne="http://schemas.microsoft.com/office/word/2006/wordml" xmlns:c="http://schemas.openxmlformats.org/drawingml/2006/chart" xmlns:cdr="http://schemas.openxmlformats.org/drawingml/2006/chartDrawing" xmlns:c14="http://schemas.microsoft.com/office/drawing/2007/8/2/chart" xmlns:dgm="http://schemas.openxmlformats.org/drawingml/2006/diagram" xmlns:pic="http://schemas.openxmlformats.org/drawingml/2006/picture" xmlns:xdr="http://schemas.openxmlformats.org/drawingml/2006/spreadsheetDrawing" xmlns:dsp="http://schemas.microsoft.com/office/drawing/2008/diagram" xmlns:o="urn:schemas-microsoft-com:office:office" xmlns:v="urn:schemas-microsoft-com:vml" xmlns:w10="urn:schemas-microsoft-com:office:word" xmlns:xvml="urn:schemas-microsoft-com:office:excel" xmlns:pvml="urn:schemas-microsoft-com:office:powerpoint" xmlns:ns25="urn:docx4j:vml:root" xmlns:cppr="http://schemas.microsoft.com/office/2006/coverPageProps" xmlns:odx="http://opendope.org/xpaths" xmlns:odc="http://opendope.org/conditions" xmlns:odq="http://opendope.org/questions" xmlns:oda="http://opendope.org/answers" xmlns:odi="http://opendope.org/components" xmlns:odgm="http://opendope.org/SmartArt/DataHierarchy" xmlns:b="http://schemas.openxmlformats.org/officeDocument/2006/bibliography" xmlns:msink="http://schemas.microsoft.com/ink/2010/main" xmlns:cdr14="http://schemas.microsoft.com/office/drawing/2010/chartDrawing" xmlns:c15="http://schemas.microsoft.com/office/drawing/2012/chart" xmlns:cs="http://schemas.microsoft.com/office/drawing/2012/chartStyle" xmlns:ns38="http://www.w3.org/1998/Math/MathML" xmlns:ns39="http://www.w3.org/2003/InkML" xmlns:a13cmd="http://schemas.microsoft.com/office/drawing/2013/main/command" xmlns:cx="http://schemas.microsoft.com/office/drawing/2014/chartex" xmlns:c16="http://schemas.microsoft.com/office/drawing/2014/chart" xmlns:dgm1611="http://schemas.microsoft.com/office/drawing/2016/11/diagram" xmlns:c173="http://schemas.microsoft.com/office/drawing/2017/03/chart" xmlns:am3d="http://schemas.microsoft.com/office/drawing/2017/model3d" xmlns:an18="http://schemas.microsoft.com/office/drawing/2018/animation" xmlns:anam3d="http://schemas.microsoft.com/office/drawing/2018/animation/model3d" xmlns:iact="http://schemas.microsoft.com/office/powerpoint/2014/inkAction" xmlns:thm15="http://schemas.microsoft.com/office/thememl/2012/main" xmlns:wps="http://schemas.microsoft.com/office/word/2010/wordprocessingShape" xmlns:wpc="http://schemas.microsoft.com/office/word/2010/wordprocessingCanvas" xmlns:wpg="http://schemas.microsoft.com/office/word/2010/wordprocessingGroup" xmlns:w16se="http://schemas.microsoft.com/office/word/2015/wordml/symex" xmlns:w16cid="http://schemas.microsoft.com/office/word/2016/wordml/cid" xmlns:wetp="http://schemas.microsoft.com/office/webextensions/taskpanes/2010/11" xmlns:we="http://schemas.microsoft.com/office/webextensions/webextension/2010/11" xmlns:comp="http://schemas.openxmlformats.org/drawingml/2006/compatibility" xmlns:lc="http://schemas.openxmlformats.org/drawingml/2006/lockedCanvas" xmlns:dgm14="http://schemas.microsoft.com/office/drawing/2010/diagram" xmlns:a15="http://schemas.microsoft.com/office/drawing/2012/main" xmlns:pic14="http://schemas.microsoft.com/office/drawing/2010/picture" xmlns:c16ac="http://schemas.microsoft.com/office/drawing/2014/chart/ac" xmlns:a16="http://schemas.microsoft.com/office/drawing/2014/main" xmlns:a1611="http://schemas.microsoft.com/office/drawing/2016/11/main" xmlns:dgm1612="http://schemas.microsoft.com/office/drawing/2016/12/diagram" xmlns:a16svg="http://schemas.microsoft.com/office/drawing/2016/SVG/main" xmlns:adec="http://schemas.microsoft.com/office/drawing/2017/decorative" xmlns:a18hc="http://schemas.microsoft.com/office/drawing/2018/hyperlinkcolor" xmlns:wp15="http://schemas.microsoft.com/office/word/2012/wordprocessingDrawing" SelectedStyle="\APA.XSL" StyleName="APA"/>
 </file>
 
 <file path=customXml/item4.xml><?xml version="1.0" encoding="utf-8"?>
@@ -48741,6 +48529,18 @@
 </file>
 
 <file path=customXml/itemProps1.xml><?xml version="1.0" encoding="utf-8"?>
+<ds:datastoreItem xmlns:ds="http://schemas.openxmlformats.org/officeDocument/2006/customXml" ds:itemID="{6993F598-74FB-4621-A242-6BA71A88A180}">
+  <ds:schemaRefs/>
+</ds:datastoreItem>
+</file>
+
+<file path=customXml/itemProps2.xml><?xml version="1.0" encoding="utf-8"?>
+<ds:datastoreItem xmlns:ds="http://schemas.openxmlformats.org/officeDocument/2006/customXml" ds:itemID="{94DA83E4-30CE-4756-BA31-36A424DCCFFE}">
+  <ds:schemaRefs/>
+</ds:datastoreItem>
+</file>
+
+<file path=customXml/itemProps3.xml><?xml version="1.0" encoding="utf-8"?>
 <ds:datastoreItem xmlns:ds="http://schemas.openxmlformats.org/officeDocument/2006/customXml" ds:itemID="{F28D3F12-7B11-41F1-95E4-756843F013A3}">
   <ds:schemaRefs>
     <ds:schemaRef ds:uri="http://schemas.openxmlformats.org/wordprocessingml/2006/main"/>
@@ -48813,18 +48613,6 @@
     <ds:schemaRef ds:uri="http://schemas.microsoft.com/office/drawing/2018/hyperlinkcolor"/>
     <ds:schemaRef ds:uri="http://schemas.microsoft.com/office/word/2012/wordprocessingDrawing"/>
   </ds:schemaRefs>
-</ds:datastoreItem>
-</file>
-
-<file path=customXml/itemProps2.xml><?xml version="1.0" encoding="utf-8"?>
-<ds:datastoreItem xmlns:ds="http://schemas.openxmlformats.org/officeDocument/2006/customXml" ds:itemID="{129E683B-8798-4998-BC5B-3A6285F3BA66}">
-  <ds:schemaRefs/>
-</ds:datastoreItem>
-</file>
-
-<file path=customXml/itemProps3.xml><?xml version="1.0" encoding="utf-8"?>
-<ds:datastoreItem xmlns:ds="http://schemas.openxmlformats.org/officeDocument/2006/customXml" ds:itemID="{94DA83E4-30CE-4756-BA31-36A424DCCFFE}">
-  <ds:schemaRefs/>
 </ds:datastoreItem>
 </file>
 
@@ -48905,7 +48693,7 @@
 </file>
 
 <file path=customXml/itemProps5.xml><?xml version="1.0" encoding="utf-8"?>
-<ds:datastoreItem xmlns:ds="http://schemas.openxmlformats.org/officeDocument/2006/customXml" ds:itemID="{6993F598-74FB-4621-A242-6BA71A88A180}">
+<ds:datastoreItem xmlns:ds="http://schemas.openxmlformats.org/officeDocument/2006/customXml" ds:itemID="{129E683B-8798-4998-BC5B-3A6285F3BA66}">
   <ds:schemaRefs/>
 </ds:datastoreItem>
 </file>
--- a/docs/Docx4j_GettingStarted.docx
+++ b/docs/Docx4j_GettingStarted.docx
@@ -1,6 +1,6 @@
 
 <file path=word/document.xml><?xml version="1.0" encoding="utf-8"?>
-<w:document xmlns:w="http://schemas.openxmlformats.org/wordprocessingml/2006/main" xmlns:w14="http://schemas.microsoft.com/office/word/2010/wordml" xmlns:w15="http://schemas.microsoft.com/office/word/2012/wordml" xmlns:r="http://schemas.openxmlformats.org/officeDocument/2006/relationships" xmlns:m="http://schemas.openxmlformats.org/officeDocument/2006/math" xmlns:wp="http://schemas.openxmlformats.org/drawingml/2006/wordprocessingDrawing" xmlns:a="http://schemas.openxmlformats.org/drawingml/2006/main" xmlns:wp14="http://schemas.microsoft.com/office/word/2010/wordprocessingDrawing" xmlns:mc="http://schemas.openxmlformats.org/markup-compatibility/2006" xmlns:a14="http://schemas.microsoft.com/office/drawing/2010/main" xmlns:sl="http://schemas.openxmlformats.org/schemaLibrary/2006/main" xmlns:wne="http://schemas.microsoft.com/office/word/2006/wordml" xmlns:c="http://schemas.openxmlformats.org/drawingml/2006/chart" xmlns:cdr="http://schemas.openxmlformats.org/drawingml/2006/chartDrawing" xmlns:c14="http://schemas.microsoft.com/office/drawing/2007/8/2/chart" xmlns:dgm="http://schemas.openxmlformats.org/drawingml/2006/diagram" xmlns:pic="http://schemas.openxmlformats.org/drawingml/2006/picture" xmlns:xdr="http://schemas.openxmlformats.org/drawingml/2006/spreadsheetDrawing" xmlns:dsp="http://schemas.microsoft.com/office/drawing/2008/diagram" xmlns:o="urn:schemas-microsoft-com:office:office" xmlns:v="urn:schemas-microsoft-com:vml" xmlns:w10="urn:schemas-microsoft-com:office:word" xmlns:xvml="urn:schemas-microsoft-com:office:excel" xmlns:pvml="urn:schemas-microsoft-com:office:powerpoint" xmlns:ns25="urn:docx4j:vml:root" xmlns:cppr="http://schemas.microsoft.com/office/2006/coverPageProps" xmlns:odx="http://opendope.org/xpaths" xmlns:odc="http://opendope.org/conditions" xmlns:odq="http://opendope.org/questions" xmlns:oda="http://opendope.org/answers" xmlns:odi="http://opendope.org/components" xmlns:odgm="http://opendope.org/SmartArt/DataHierarchy" xmlns:b="http://schemas.openxmlformats.org/officeDocument/2006/bibliography" xmlns:msink="http://schemas.microsoft.com/ink/2010/main" xmlns:cdr14="http://schemas.microsoft.com/office/drawing/2010/chartDrawing" xmlns:c15="http://schemas.microsoft.com/office/drawing/2012/chart" xmlns:cs="http://schemas.microsoft.com/office/drawing/2012/chartStyle" xmlns:ns38="http://www.w3.org/1998/Math/MathML" xmlns:ns39="http://www.w3.org/2003/InkML" xmlns:a13cmd="http://schemas.microsoft.com/office/drawing/2013/main/command" xmlns:cx="http://schemas.microsoft.com/office/drawing/2014/chartex" xmlns:c16="http://schemas.microsoft.com/office/drawing/2014/chart" xmlns:dgm1611="http://schemas.microsoft.com/office/drawing/2016/11/diagram" xmlns:c173="http://schemas.microsoft.com/office/drawing/2017/03/chart" xmlns:am3d="http://schemas.microsoft.com/office/drawing/2017/model3d" xmlns:an18="http://schemas.microsoft.com/office/drawing/2018/animation" xmlns:anam3d="http://schemas.microsoft.com/office/drawing/2018/animation/model3d" xmlns:iact="http://schemas.microsoft.com/office/powerpoint/2014/inkAction" xmlns:thm15="http://schemas.microsoft.com/office/thememl/2012/main" xmlns:wps="http://schemas.microsoft.com/office/word/2010/wordprocessingShape" xmlns:wpc="http://schemas.microsoft.com/office/word/2010/wordprocessingCanvas" xmlns:wpg="http://schemas.microsoft.com/office/word/2010/wordprocessingGroup" xmlns:w16se="http://schemas.microsoft.com/office/word/2015/wordml/symex" xmlns:w16cid="http://schemas.microsoft.com/office/word/2016/wordml/cid" xmlns:wetp="http://schemas.microsoft.com/office/webextensions/taskpanes/2010/11" xmlns:we="http://schemas.microsoft.com/office/webextensions/webextension/2010/11" xmlns:comp="http://schemas.openxmlformats.org/drawingml/2006/compatibility" xmlns:lc="http://schemas.openxmlformats.org/drawingml/2006/lockedCanvas" xmlns:dgm14="http://schemas.microsoft.com/office/drawing/2010/diagram" xmlns:a15="http://schemas.microsoft.com/office/drawing/2012/main" xmlns:pic14="http://schemas.microsoft.com/office/drawing/2010/picture" xmlns:c16ac="http://schemas.microsoft.com/office/drawing/2014/chart/ac" xmlns:a16="http://schemas.microsoft.com/office/drawing/2014/main" xmlns:a1611="http://schemas.microsoft.com/office/drawing/2016/11/main" xmlns:dgm1612="http://schemas.microsoft.com/office/drawing/2016/12/diagram" xmlns:a16svg="http://schemas.microsoft.com/office/drawing/2016/SVG/main" xmlns:adec="http://schemas.microsoft.com/office/drawing/2017/decorative" xmlns:a18hc="http://schemas.microsoft.com/office/drawing/2018/hyperlinkcolor" xmlns:wp15="http://schemas.microsoft.com/office/word/2012/wordprocessingDrawing" xmlns:w16cex="http://schemas.microsoft.com/office/word/2018/wordml/cex" xmlns:w16sdtfl="http://schemas.microsoft.com/office/word/2024/wordml/sdtformatlock" xmlns:w16sdtdh="http://schemas.microsoft.com/office/word/2020/wordml/sdtdatahash" xmlns:w16="http://schemas.microsoft.com/office/word/2018/wordml" xmlns:w16du="http://schemas.microsoft.com/office/word/2023/wordml/word16du" mc:Ignorable="w14 w15 w16se w16cid w16 w16cex w16sdtdh w16sdtfl w16du wp14">
+<w:document xmlns:w="http://schemas.openxmlformats.org/wordprocessingml/2006/main" xmlns:w15="http://schemas.microsoft.com/office/word/2012/wordml" xmlns:w14="http://schemas.microsoft.com/office/word/2010/wordml" xmlns:r="http://schemas.openxmlformats.org/officeDocument/2006/relationships" xmlns:m="http://schemas.openxmlformats.org/officeDocument/2006/math" xmlns:wp="http://schemas.openxmlformats.org/drawingml/2006/wordprocessingDrawing" xmlns:a="http://schemas.openxmlformats.org/drawingml/2006/main" xmlns:wp14="http://schemas.microsoft.com/office/word/2010/wordprocessingDrawing" xmlns:mc="http://schemas.openxmlformats.org/markup-compatibility/2006" xmlns:a14="http://schemas.microsoft.com/office/drawing/2010/main" xmlns:sl="http://schemas.openxmlformats.org/schemaLibrary/2006/main" xmlns:wne="http://schemas.microsoft.com/office/word/2006/wordml" xmlns:c="http://schemas.openxmlformats.org/drawingml/2006/chart" xmlns:cdr="http://schemas.openxmlformats.org/drawingml/2006/chartDrawing" xmlns:c14="http://schemas.microsoft.com/office/drawing/2007/8/2/chart" xmlns:dgm="http://schemas.openxmlformats.org/drawingml/2006/diagram" xmlns:pic="http://schemas.openxmlformats.org/drawingml/2006/picture" xmlns:xdr="http://schemas.openxmlformats.org/drawingml/2006/spreadsheetDrawing" xmlns:dsp="http://schemas.microsoft.com/office/drawing/2008/diagram" xmlns:o="urn:schemas-microsoft-com:office:office" xmlns:v="urn:schemas-microsoft-com:vml" xmlns:w10="urn:schemas-microsoft-com:office:word" xmlns:xvml="urn:schemas-microsoft-com:office:excel" xmlns:pvml="urn:schemas-microsoft-com:office:powerpoint" xmlns:ns25="urn:docx4j:vml:root" xmlns:cppr="http://schemas.microsoft.com/office/2006/coverPageProps" xmlns:odx="http://opendope.org/xpaths" xmlns:odc="http://opendope.org/conditions" xmlns:odq="http://opendope.org/questions" xmlns:oda="http://opendope.org/answers" xmlns:odi="http://opendope.org/components" xmlns:odgm="http://opendope.org/SmartArt/DataHierarchy" xmlns:b="http://schemas.openxmlformats.org/officeDocument/2006/bibliography" xmlns:msink="http://schemas.microsoft.com/ink/2010/main" xmlns:cdr14="http://schemas.microsoft.com/office/drawing/2010/chartDrawing" xmlns:c15="http://schemas.microsoft.com/office/drawing/2012/chart" xmlns:cs="http://schemas.microsoft.com/office/drawing/2012/chartStyle" xmlns:ns38="http://www.w3.org/1998/Math/MathML" xmlns:ns39="http://www.w3.org/2003/InkML" xmlns:a13cmd="http://schemas.microsoft.com/office/drawing/2013/main/command" xmlns:cx="http://schemas.microsoft.com/office/drawing/2014/chartex" xmlns:c16="http://schemas.microsoft.com/office/drawing/2014/chart" xmlns:dgm1611="http://schemas.microsoft.com/office/drawing/2016/11/diagram" xmlns:c173="http://schemas.microsoft.com/office/drawing/2017/03/chart" xmlns:am3d="http://schemas.microsoft.com/office/drawing/2017/model3d" xmlns:an18="http://schemas.microsoft.com/office/drawing/2018/animation" xmlns:anam3d="http://schemas.microsoft.com/office/drawing/2018/animation/model3d" xmlns:iact="http://schemas.microsoft.com/office/powerpoint/2014/inkAction" xmlns:thm15="http://schemas.microsoft.com/office/thememl/2012/main" xmlns:wps="http://schemas.microsoft.com/office/word/2010/wordprocessingShape" xmlns:wpc="http://schemas.microsoft.com/office/word/2010/wordprocessingCanvas" xmlns:wpg="http://schemas.microsoft.com/office/word/2010/wordprocessingGroup" xmlns:w16se="http://schemas.microsoft.com/office/word/2015/wordml/symex" xmlns:w16cid="http://schemas.microsoft.com/office/word/2016/wordml/cid" xmlns:wetp="http://schemas.microsoft.com/office/webextensions/taskpanes/2010/11" xmlns:we="http://schemas.microsoft.com/office/webextensions/webextension/2010/11" xmlns:comp="http://schemas.openxmlformats.org/drawingml/2006/compatibility" xmlns:lc="http://schemas.openxmlformats.org/drawingml/2006/lockedCanvas" xmlns:dgm14="http://schemas.microsoft.com/office/drawing/2010/diagram" xmlns:a15="http://schemas.microsoft.com/office/drawing/2012/main" xmlns:pic14="http://schemas.microsoft.com/office/drawing/2010/picture" xmlns:c16ac="http://schemas.microsoft.com/office/drawing/2014/chart/ac" xmlns:a16="http://schemas.microsoft.com/office/drawing/2014/main" xmlns:a1611="http://schemas.microsoft.com/office/drawing/2016/11/main" xmlns:dgm1612="http://schemas.microsoft.com/office/drawing/2016/12/diagram" xmlns:a16svg="http://schemas.microsoft.com/office/drawing/2016/SVG/main" xmlns:adec="http://schemas.microsoft.com/office/drawing/2017/decorative" xmlns:a18hc="http://schemas.microsoft.com/office/drawing/2018/hyperlinkcolor" xmlns:wp15="http://schemas.microsoft.com/office/word/2012/wordprocessingDrawing" xmlns:w16cex="http://schemas.microsoft.com/office/word/2018/wordml/cex" xmlns:w16sdtfl="http://schemas.microsoft.com/office/word/2024/wordml/sdtformatlock" xmlns:w16sdtdh="http://schemas.microsoft.com/office/word/2020/wordml/sdtdatahash" xmlns:w16="http://schemas.microsoft.com/office/word/2018/wordml" xmlns:w16du="http://schemas.microsoft.com/office/word/2023/wordml/word16du" mc:Ignorable="w14 w15 w16se w16cid w16 w16cex w16sdtdh w16sdtfl w16du wp14">
   <w:body>
     <!-- Modified by docx4j 17.0.5-SNAPSHOT (Apache licensed) using REFERENCE JAXB in Arch Linux Java 21.0.12 on Linux -->
     <w:p>
@@ -5437,55 +5437,10 @@
     <w:p/>
     <w:p>
       <w:r>
-        <w:t xml:space="preserve">This guide </w:t>
-      </w:r>
-      <w:r>
-        <w:t>covers</w:t>
-      </w:r>
-      <w:r>
-        <w:t xml:space="preserve"> docx4j </w:t>
-      </w:r>
-      <w:r>
         <w:rPr>
           <w:b/>
         </w:rPr>
-        <w:t>11.</w:t>
-      </w:r>
-      <w:r>
-        <w:rPr>
-          <w:b/>
-        </w:rPr>
-        <w:t>5</w:t>
-      </w:r>
-      <w:r>
-        <w:rPr>
-          <w:b/>
-        </w:rPr>
-        <w:t>.x</w:t>
-      </w:r>
-      <w:r>
-        <w:rPr>
-          <w:b/>
-        </w:rPr>
-        <w:t xml:space="preserve"> </w:t>
-      </w:r>
-      <w:r>
-        <w:rPr>
-          <w:bCs/>
-        </w:rPr>
-        <w:t>and</w:t>
-      </w:r>
-      <w:r>
-        <w:rPr>
-          <w:b/>
-        </w:rPr>
-        <w:t xml:space="preserve"> 17.x</w:t>
-      </w:r>
-      <w:r>
-        <w:t xml:space="preserve">, both of which are for Java 11 and later. </w:t>
-      </w:r>
-      <w:r>
-        <w:t xml:space="preserve">  </w:t>
+        <w:t xml:space="preserve">This guide is for docx4j 17.0.5 (Java 11 and later); most of it applies to 11.5.x as well.   </w:t>
       </w:r>
     </w:p>
     <w:p>
@@ -6760,7 +6715,7 @@
         <w:rPr>
           <w:lang w:val="en-US"/>
         </w:rPr>
-        <w:t xml:space="preserve">To use docx4j 17.0.4, ensure any code references </w:t>
+        <w:t xml:space="preserve">To use docx4j 17.0.5, ensure any code references </w:t>
       </w:r>
       <w:r>
         <w:rPr>
@@ -7024,7 +6979,7 @@
           <w:szCs w:val="16"/>
           <w:lang w:val="en-US"/>
         </w:rPr>
-        <w:t>17.0.4</w:t>
+        <w:t>17.0.5</w:t>
       </w:r>
       <w:r>
         <w:rPr>
@@ -7309,7 +7264,7 @@
           <w:szCs w:val="16"/>
           <w:lang w:val="en-US"/>
         </w:rPr>
-        <w:t>17.0.4</w:t>
+        <w:t>17.0.5</w:t>
       </w:r>
       <w:r>
         <w:rPr>
@@ -8404,6 +8359,11 @@
       </w:r>
       <w:r>
         <w:t xml:space="preserve"> (you probably want to skip down to the next page, to get it working in Eclipse).</w:t>
+      </w:r>
+    </w:p>
+    <w:p>
+      <w:r>
+        <w:t xml:space="preserve">docx4j builds on Linux, macOS and Windows: from 17.0.5, mvn clean install works natively on Windows as well (no WSL or Cygwin needed).</w:t>
       </w:r>
     </w:p>
     <w:p>
@@ -25360,6 +25320,11 @@
     <w:p>
       <w:r>
         <w:t>From 17.0.4, the visitor (non-XSLT) FO exporter is likewise the default (pass Docx4J.FLAG_EXPORT_PREFER_XSL for the XSLT pathway), and equations in the docx are rendered in the PDF, via the JEuclid FOP plugin which docx4j-export-fo now includes.</w:t>
+      </w:r>
+    </w:p>
+    <w:p>
+      <w:r>
+        <w:t xml:space="preserve">PDF output via XSL FO is substantially improved in 17.0.5: line breaking, line height and placement, tab stops, paragraph spacing, list labels, tables, columns, footnotes and kerning now follow the rules Word applies, measured against Word 365. This is achieved in part by the introduction of docx4j's own FOP layout managers (in docx4j-export-fo, on by default; docx4j.convert.out.fo.wordLayout=false restores plain FOP layout). The rules and the switches are documented in docx4j-export-fo/docs/word-layout-rules.md.</w:t>
       </w:r>
     </w:p>
     <w:p>
@@ -48518,11 +48483,11 @@
 </file>
 
 <file path=customXml/item3.xml><?xml version="1.0" encoding="utf-8"?>
-<b:Sources xmlns:w="http://schemas.openxmlformats.org/wordprocessingml/2006/main" xmlns:w14="http://schemas.microsoft.com/office/word/2010/wordml" xmlns:w15="http://schemas.microsoft.com/office/word/2012/wordml" xmlns:r="http://schemas.openxmlformats.org/officeDocument/2006/relationships" xmlns:m="http://schemas.openxmlformats.org/officeDocument/2006/math" xmlns:wp="http://schemas.openxmlformats.org/drawingml/2006/wordprocessingDrawing" xmlns:a="http://schemas.openxmlformats.org/drawingml/2006/main" xmlns:wp14="http://schemas.microsoft.com/office/word/2010/wordprocessingDrawing" xmlns:mc="http://schemas.openxmlformats.org/markup-compatibility/2006" xmlns:a14="http://schemas.microsoft.com/office/drawing/2010/main" xmlns:sl="http://schemas.openxmlformats.org/schemaLibrary/2006/main" xmlns:wne="http://schemas.microsoft.com/office/word/2006/wordml" xmlns:c="http://schemas.openxmlformats.org/drawingml/2006/chart" xmlns:cdr="http://schemas.openxmlformats.org/drawingml/2006/chartDrawing" xmlns:c14="http://schemas.microsoft.com/office/drawing/2007/8/2/chart" xmlns:dgm="http://schemas.openxmlformats.org/drawingml/2006/diagram" xmlns:pic="http://schemas.openxmlformats.org/drawingml/2006/picture" xmlns:xdr="http://schemas.openxmlformats.org/drawingml/2006/spreadsheetDrawing" xmlns:dsp="http://schemas.microsoft.com/office/drawing/2008/diagram" xmlns:o="urn:schemas-microsoft-com:office:office" xmlns:v="urn:schemas-microsoft-com:vml" xmlns:w10="urn:schemas-microsoft-com:office:word" xmlns:xvml="urn:schemas-microsoft-com:office:excel" xmlns:pvml="urn:schemas-microsoft-com:office:powerpoint" xmlns:ns25="urn:docx4j:vml:root" xmlns:cppr="http://schemas.microsoft.com/office/2006/coverPageProps" xmlns:odx="http://opendope.org/xpaths" xmlns:odc="http://opendope.org/conditions" xmlns:odq="http://opendope.org/questions" xmlns:oda="http://opendope.org/answers" xmlns:odi="http://opendope.org/components" xmlns:odgm="http://opendope.org/SmartArt/DataHierarchy" xmlns:b="http://schemas.openxmlformats.org/officeDocument/2006/bibliography" xmlns:msink="http://schemas.microsoft.com/ink/2010/main" xmlns:cdr14="http://schemas.microsoft.com/office/drawing/2010/chartDrawing" xmlns:c15="http://schemas.microsoft.com/office/drawing/2012/chart" xmlns:cs="http://schemas.microsoft.com/office/drawing/2012/chartStyle" xmlns:ns38="http://www.w3.org/1998/Math/MathML" xmlns:ns39="http://www.w3.org/2003/InkML" xmlns:a13cmd="http://schemas.microsoft.com/office/drawing/2013/main/command" xmlns:cx="http://schemas.microsoft.com/office/drawing/2014/chartex" xmlns:c16="http://schemas.microsoft.com/office/drawing/2014/chart" xmlns:dgm1611="http://schemas.microsoft.com/office/drawing/2016/11/diagram" xmlns:c173="http://schemas.microsoft.com/office/drawing/2017/03/chart" xmlns:am3d="http://schemas.microsoft.com/office/drawing/2017/model3d" xmlns:an18="http://schemas.microsoft.com/office/drawing/2018/animation" xmlns:anam3d="http://schemas.microsoft.com/office/drawing/2018/animation/model3d" xmlns:iact="http://schemas.microsoft.com/office/powerpoint/2014/inkAction" xmlns:thm15="http://schemas.microsoft.com/office/thememl/2012/main" xmlns:wps="http://schemas.microsoft.com/office/word/2010/wordprocessingShape" xmlns:wpc="http://schemas.microsoft.com/office/word/2010/wordprocessingCanvas" xmlns:wpg="http://schemas.microsoft.com/office/word/2010/wordprocessingGroup" xmlns:w16se="http://schemas.microsoft.com/office/word/2015/wordml/symex" xmlns:w16cid="http://schemas.microsoft.com/office/word/2016/wordml/cid" xmlns:wetp="http://schemas.microsoft.com/office/webextensions/taskpanes/2010/11" xmlns:we="http://schemas.microsoft.com/office/webextensions/webextension/2010/11" xmlns:comp="http://schemas.openxmlformats.org/drawingml/2006/compatibility" xmlns:lc="http://schemas.openxmlformats.org/drawingml/2006/lockedCanvas" xmlns:dgm14="http://schemas.microsoft.com/office/drawing/2010/diagram" xmlns:a15="http://schemas.microsoft.com/office/drawing/2012/main" xmlns:pic14="http://schemas.microsoft.com/office/drawing/2010/picture" xmlns:c16ac="http://schemas.microsoft.com/office/drawing/2014/chart/ac" xmlns:a16="http://schemas.microsoft.com/office/drawing/2014/main" xmlns:a1611="http://schemas.microsoft.com/office/drawing/2016/11/main" xmlns:dgm1612="http://schemas.microsoft.com/office/drawing/2016/12/diagram" xmlns:a16svg="http://schemas.microsoft.com/office/drawing/2016/SVG/main" xmlns:adec="http://schemas.microsoft.com/office/drawing/2017/decorative" xmlns:a18hc="http://schemas.microsoft.com/office/drawing/2018/hyperlinkcolor" xmlns:wp15="http://schemas.microsoft.com/office/word/2012/wordprocessingDrawing" SelectedStyle="\APA.XSL" StyleName="APA"/>
+<b:Sources xmlns:w="http://schemas.openxmlformats.org/wordprocessingml/2006/main" xmlns:w15="http://schemas.microsoft.com/office/word/2012/wordml" xmlns:w14="http://schemas.microsoft.com/office/word/2010/wordml" xmlns:r="http://schemas.openxmlformats.org/officeDocument/2006/relationships" xmlns:m="http://schemas.openxmlformats.org/officeDocument/2006/math" xmlns:wp="http://schemas.openxmlformats.org/drawingml/2006/wordprocessingDrawing" xmlns:a="http://schemas.openxmlformats.org/drawingml/2006/main" xmlns:wp14="http://schemas.microsoft.com/office/word/2010/wordprocessingDrawing" xmlns:mc="http://schemas.openxmlformats.org/markup-compatibility/2006" xmlns:a14="http://schemas.microsoft.com/office/drawing/2010/main" xmlns:sl="http://schemas.openxmlformats.org/schemaLibrary/2006/main" xmlns:wne="http://schemas.microsoft.com/office/word/2006/wordml" xmlns:c="http://schemas.openxmlformats.org/drawingml/2006/chart" xmlns:cdr="http://schemas.openxmlformats.org/drawingml/2006/chartDrawing" xmlns:c14="http://schemas.microsoft.com/office/drawing/2007/8/2/chart" xmlns:dgm="http://schemas.openxmlformats.org/drawingml/2006/diagram" xmlns:pic="http://schemas.openxmlformats.org/drawingml/2006/picture" xmlns:xdr="http://schemas.openxmlformats.org/drawingml/2006/spreadsheetDrawing" xmlns:dsp="http://schemas.microsoft.com/office/drawing/2008/diagram" xmlns:o="urn:schemas-microsoft-com:office:office" xmlns:v="urn:schemas-microsoft-com:vml" xmlns:w10="urn:schemas-microsoft-com:office:word" xmlns:xvml="urn:schemas-microsoft-com:office:excel" xmlns:pvml="urn:schemas-microsoft-com:office:powerpoint" xmlns:ns25="urn:docx4j:vml:root" xmlns:cppr="http://schemas.microsoft.com/office/2006/coverPageProps" xmlns:odx="http://opendope.org/xpaths" xmlns:odc="http://opendope.org/conditions" xmlns:odq="http://opendope.org/questions" xmlns:oda="http://opendope.org/answers" xmlns:odi="http://opendope.org/components" xmlns:odgm="http://opendope.org/SmartArt/DataHierarchy" xmlns:b="http://schemas.openxmlformats.org/officeDocument/2006/bibliography" xmlns:msink="http://schemas.microsoft.com/ink/2010/main" xmlns:cdr14="http://schemas.microsoft.com/office/drawing/2010/chartDrawing" xmlns:c15="http://schemas.microsoft.com/office/drawing/2012/chart" xmlns:cs="http://schemas.microsoft.com/office/drawing/2012/chartStyle" xmlns:ns38="http://www.w3.org/1998/Math/MathML" xmlns:ns39="http://www.w3.org/2003/InkML" xmlns:a13cmd="http://schemas.microsoft.com/office/drawing/2013/main/command" xmlns:cx="http://schemas.microsoft.com/office/drawing/2014/chartex" xmlns:c16="http://schemas.microsoft.com/office/drawing/2014/chart" xmlns:dgm1611="http://schemas.microsoft.com/office/drawing/2016/11/diagram" xmlns:c173="http://schemas.microsoft.com/office/drawing/2017/03/chart" xmlns:am3d="http://schemas.microsoft.com/office/drawing/2017/model3d" xmlns:an18="http://schemas.microsoft.com/office/drawing/2018/animation" xmlns:anam3d="http://schemas.microsoft.com/office/drawing/2018/animation/model3d" xmlns:iact="http://schemas.microsoft.com/office/powerpoint/2014/inkAction" xmlns:thm15="http://schemas.microsoft.com/office/thememl/2012/main" xmlns:wps="http://schemas.microsoft.com/office/word/2010/wordprocessingShape" xmlns:wpc="http://schemas.microsoft.com/office/word/2010/wordprocessingCanvas" xmlns:wpg="http://schemas.microsoft.com/office/word/2010/wordprocessingGroup" xmlns:w16se="http://schemas.microsoft.com/office/word/2015/wordml/symex" xmlns:w16cid="http://schemas.microsoft.com/office/word/2016/wordml/cid" xmlns:wetp="http://schemas.microsoft.com/office/webextensions/taskpanes/2010/11" xmlns:we="http://schemas.microsoft.com/office/webextensions/webextension/2010/11" xmlns:comp="http://schemas.openxmlformats.org/drawingml/2006/compatibility" xmlns:lc="http://schemas.openxmlformats.org/drawingml/2006/lockedCanvas" xmlns:dgm14="http://schemas.microsoft.com/office/drawing/2010/diagram" xmlns:a15="http://schemas.microsoft.com/office/drawing/2012/main" xmlns:pic14="http://schemas.microsoft.com/office/drawing/2010/picture" xmlns:c16ac="http://schemas.microsoft.com/office/drawing/2014/chart/ac" xmlns:a16="http://schemas.microsoft.com/office/drawing/2014/main" xmlns:a1611="http://schemas.microsoft.com/office/drawing/2016/11/main" xmlns:dgm1612="http://schemas.microsoft.com/office/drawing/2016/12/diagram" xmlns:a16svg="http://schemas.microsoft.com/office/drawing/2016/SVG/main" xmlns:adec="http://schemas.microsoft.com/office/drawing/2017/decorative" xmlns:a18hc="http://schemas.microsoft.com/office/drawing/2018/hyperlinkcolor" xmlns:wp15="http://schemas.microsoft.com/office/word/2012/wordprocessingDrawing" SelectedStyle="\APA.XSL" StyleName="APA"/>
 </file>
 
 <file path=customXml/item4.xml><?xml version="1.0" encoding="utf-8"?>
-<b:Sources xmlns:w="http://schemas.openxmlformats.org/wordprocessingml/2006/main" xmlns:w14="http://schemas.microsoft.com/office/word/2010/wordml" xmlns:w15="http://schemas.microsoft.com/office/word/2012/wordml" xmlns:r="http://schemas.openxmlformats.org/officeDocument/2006/relationships" xmlns:m="http://schemas.openxmlformats.org/officeDocument/2006/math" xmlns:wp="http://schemas.openxmlformats.org/drawingml/2006/wordprocessingDrawing" xmlns:a="http://schemas.openxmlformats.org/drawingml/2006/main" xmlns:wp14="http://schemas.microsoft.com/office/word/2010/wordprocessingDrawing" xmlns:mc="http://schemas.openxmlformats.org/markup-compatibility/2006" xmlns:a14="http://schemas.microsoft.com/office/drawing/2010/main" xmlns:sl="http://schemas.openxmlformats.org/schemaLibrary/2006/main" xmlns:wne="http://schemas.microsoft.com/office/word/2006/wordml" xmlns:c="http://schemas.openxmlformats.org/drawingml/2006/chart" xmlns:cdr="http://schemas.openxmlformats.org/drawingml/2006/chartDrawing" xmlns:c14="http://schemas.microsoft.com/office/drawing/2007/8/2/chart" xmlns:dgm="http://schemas.openxmlformats.org/drawingml/2006/diagram" xmlns:pic="http://schemas.openxmlformats.org/drawingml/2006/picture" xmlns:xdr="http://schemas.openxmlformats.org/drawingml/2006/spreadsheetDrawing" xmlns:dsp="http://schemas.microsoft.com/office/drawing/2008/diagram" xmlns:o="urn:schemas-microsoft-com:office:office" xmlns:v="urn:schemas-microsoft-com:vml" xmlns:w10="urn:schemas-microsoft-com:office:word" xmlns:xvml="urn:schemas-microsoft-com:office:excel" xmlns:pvml="urn:schemas-microsoft-com:office:powerpoint" xmlns:ns25="urn:docx4j:vml:root" xmlns:cppr="http://schemas.microsoft.com/office/2006/coverPageProps" xmlns:odx="http://opendope.org/xpaths" xmlns:odc="http://opendope.org/conditions" xmlns:odq="http://opendope.org/questions" xmlns:oda="http://opendope.org/answers" xmlns:odi="http://opendope.org/components" xmlns:odgm="http://opendope.org/SmartArt/DataHierarchy" xmlns:b="http://schemas.openxmlformats.org/officeDocument/2006/bibliography" xmlns:msink="http://schemas.microsoft.com/ink/2010/main" xmlns:cdr14="http://schemas.microsoft.com/office/drawing/2010/chartDrawing" xmlns:c15="http://schemas.microsoft.com/office/drawing/2012/chart" xmlns:cs="http://schemas.microsoft.com/office/drawing/2012/chartStyle" xmlns:ns38="http://www.w3.org/1998/Math/MathML" xmlns:ns39="http://www.w3.org/2003/InkML" xmlns:a13cmd="http://schemas.microsoft.com/office/drawing/2013/main/command" xmlns:cx="http://schemas.microsoft.com/office/drawing/2014/chartex" xmlns:c16="http://schemas.microsoft.com/office/drawing/2014/chart" xmlns:dgm1611="http://schemas.microsoft.com/office/drawing/2016/11/diagram" xmlns:c173="http://schemas.microsoft.com/office/drawing/2017/03/chart" xmlns:am3d="http://schemas.microsoft.com/office/drawing/2017/model3d" xmlns:an18="http://schemas.microsoft.com/office/drawing/2018/animation" xmlns:anam3d="http://schemas.microsoft.com/office/drawing/2018/animation/model3d" xmlns:iact="http://schemas.microsoft.com/office/powerpoint/2014/inkAction" xmlns:thm15="http://schemas.microsoft.com/office/thememl/2012/main" xmlns:wps="http://schemas.microsoft.com/office/word/2010/wordprocessingShape" xmlns:wpc="http://schemas.microsoft.com/office/word/2010/wordprocessingCanvas" xmlns:wpg="http://schemas.microsoft.com/office/word/2010/wordprocessingGroup" xmlns:w16se="http://schemas.microsoft.com/office/word/2015/wordml/symex" xmlns:w16cid="http://schemas.microsoft.com/office/word/2016/wordml/cid" xmlns:wetp="http://schemas.microsoft.com/office/webextensions/taskpanes/2010/11" xmlns:we="http://schemas.microsoft.com/office/webextensions/webextension/2010/11" xmlns:comp="http://schemas.openxmlformats.org/drawingml/2006/compatibility" xmlns:lc="http://schemas.openxmlformats.org/drawingml/2006/lockedCanvas" xmlns:dgm14="http://schemas.microsoft.com/office/drawing/2010/diagram" xmlns:a15="http://schemas.microsoft.com/office/drawing/2012/main" xmlns:pic14="http://schemas.microsoft.com/office/drawing/2010/picture" xmlns:c16ac="http://schemas.microsoft.com/office/drawing/2014/chart/ac" xmlns:a16="http://schemas.microsoft.com/office/drawing/2014/main" xmlns:a1611="http://schemas.microsoft.com/office/drawing/2016/11/main" xmlns:dgm1612="http://schemas.microsoft.com/office/drawing/2016/12/diagram" xmlns:a16svg="http://schemas.microsoft.com/office/drawing/2016/SVG/main" xmlns:adec="http://schemas.microsoft.com/office/drawing/2017/decorative" xmlns:a18hc="http://schemas.microsoft.com/office/drawing/2018/hyperlinkcolor" xmlns:wp15="http://schemas.microsoft.com/office/word/2012/wordprocessingDrawing" SelectedStyle="\APA.XSL" StyleName="APA"/>
+<b:Sources xmlns:w="http://schemas.openxmlformats.org/wordprocessingml/2006/main" xmlns:w15="http://schemas.microsoft.com/office/word/2012/wordml" xmlns:w14="http://schemas.microsoft.com/office/word/2010/wordml" xmlns:r="http://schemas.openxmlformats.org/officeDocument/2006/relationships" xmlns:m="http://schemas.openxmlformats.org/officeDocument/2006/math" xmlns:wp="http://schemas.openxmlformats.org/drawingml/2006/wordprocessingDrawing" xmlns:a="http://schemas.openxmlformats.org/drawingml/2006/main" xmlns:wp14="http://schemas.microsoft.com/office/word/2010/wordprocessingDrawing" xmlns:mc="http://schemas.openxmlformats.org/markup-compatibility/2006" xmlns:a14="http://schemas.microsoft.com/office/drawing/2010/main" xmlns:sl="http://schemas.openxmlformats.org/schemaLibrary/2006/main" xmlns:wne="http://schemas.microsoft.com/office/word/2006/wordml" xmlns:c="http://schemas.openxmlformats.org/drawingml/2006/chart" xmlns:cdr="http://schemas.openxmlformats.org/drawingml/2006/chartDrawing" xmlns:c14="http://schemas.microsoft.com/office/drawing/2007/8/2/chart" xmlns:dgm="http://schemas.openxmlformats.org/drawingml/2006/diagram" xmlns:pic="http://schemas.openxmlformats.org/drawingml/2006/picture" xmlns:xdr="http://schemas.openxmlformats.org/drawingml/2006/spreadsheetDrawing" xmlns:dsp="http://schemas.microsoft.com/office/drawing/2008/diagram" xmlns:o="urn:schemas-microsoft-com:office:office" xmlns:v="urn:schemas-microsoft-com:vml" xmlns:w10="urn:schemas-microsoft-com:office:word" xmlns:xvml="urn:schemas-microsoft-com:office:excel" xmlns:pvml="urn:schemas-microsoft-com:office:powerpoint" xmlns:ns25="urn:docx4j:vml:root" xmlns:cppr="http://schemas.microsoft.com/office/2006/coverPageProps" xmlns:odx="http://opendope.org/xpaths" xmlns:odc="http://opendope.org/conditions" xmlns:odq="http://opendope.org/questions" xmlns:oda="http://opendope.org/answers" xmlns:odi="http://opendope.org/components" xmlns:odgm="http://opendope.org/SmartArt/DataHierarchy" xmlns:b="http://schemas.openxmlformats.org/officeDocument/2006/bibliography" xmlns:msink="http://schemas.microsoft.com/ink/2010/main" xmlns:cdr14="http://schemas.microsoft.com/office/drawing/2010/chartDrawing" xmlns:c15="http://schemas.microsoft.com/office/drawing/2012/chart" xmlns:cs="http://schemas.microsoft.com/office/drawing/2012/chartStyle" xmlns:ns38="http://www.w3.org/1998/Math/MathML" xmlns:ns39="http://www.w3.org/2003/InkML" xmlns:a13cmd="http://schemas.microsoft.com/office/drawing/2013/main/command" xmlns:cx="http://schemas.microsoft.com/office/drawing/2014/chartex" xmlns:c16="http://schemas.microsoft.com/office/drawing/2014/chart" xmlns:dgm1611="http://schemas.microsoft.com/office/drawing/2016/11/diagram" xmlns:c173="http://schemas.microsoft.com/office/drawing/2017/03/chart" xmlns:am3d="http://schemas.microsoft.com/office/drawing/2017/model3d" xmlns:an18="http://schemas.microsoft.com/office/drawing/2018/animation" xmlns:anam3d="http://schemas.microsoft.com/office/drawing/2018/animation/model3d" xmlns:iact="http://schemas.microsoft.com/office/powerpoint/2014/inkAction" xmlns:thm15="http://schemas.microsoft.com/office/thememl/2012/main" xmlns:wps="http://schemas.microsoft.com/office/word/2010/wordprocessingShape" xmlns:wpc="http://schemas.microsoft.com/office/word/2010/wordprocessingCanvas" xmlns:wpg="http://schemas.microsoft.com/office/word/2010/wordprocessingGroup" xmlns:w16se="http://schemas.microsoft.com/office/word/2015/wordml/symex" xmlns:w16cid="http://schemas.microsoft.com/office/word/2016/wordml/cid" xmlns:wetp="http://schemas.microsoft.com/office/webextensions/taskpanes/2010/11" xmlns:we="http://schemas.microsoft.com/office/webextensions/webextension/2010/11" xmlns:comp="http://schemas.openxmlformats.org/drawingml/2006/compatibility" xmlns:lc="http://schemas.openxmlformats.org/drawingml/2006/lockedCanvas" xmlns:dgm14="http://schemas.microsoft.com/office/drawing/2010/diagram" xmlns:a15="http://schemas.microsoft.com/office/drawing/2012/main" xmlns:pic14="http://schemas.microsoft.com/office/drawing/2010/picture" xmlns:c16ac="http://schemas.microsoft.com/office/drawing/2014/chart/ac" xmlns:a16="http://schemas.microsoft.com/office/drawing/2014/main" xmlns:a1611="http://schemas.microsoft.com/office/drawing/2016/11/main" xmlns:dgm1612="http://schemas.microsoft.com/office/drawing/2016/12/diagram" xmlns:a16svg="http://schemas.microsoft.com/office/drawing/2016/SVG/main" xmlns:adec="http://schemas.microsoft.com/office/drawing/2017/decorative" xmlns:a18hc="http://schemas.microsoft.com/office/drawing/2018/hyperlinkcolor" xmlns:wp15="http://schemas.microsoft.com/office/word/2012/wordprocessingDrawing" SelectedStyle="\APA.XSL" StyleName="APA"/>
 </file>
 
 <file path=customXml/item5.xml><?xml version="1.0" encoding="utf-8"?>

--- a/docs/Docx4j_GettingStarted.docx
+++ b/docs/Docx4j_GettingStarted.docx
@@ -5445,7 +5445,7 @@
           <w:b/>
         </w:rPr>
         <w:lastRenderedPageBreak/>
-        <w:t xml:space="preserve">This guide is for docx4j 17.0.5 (Java 11 and later); most of it applies to 11.5.x as well.   </w:t>
+        <w:t xml:space="preserve">This guide is for docx4j 17.0.6 (Java 11 and later); most of it applies to 11.5.x as well.   </w:t>
       </w:r>
     </w:p>
     <w:p>
@@ -6719,7 +6719,7 @@
         <w:rPr>
           <w:lang w:val="en-US"/>
         </w:rPr>
-        <w:t xml:space="preserve">To use docx4j 17.0.5, ensure any code references </w:t>
+        <w:t xml:space="preserve">To use docx4j 17.0.6, ensure any code references </w:t>
       </w:r>
       <w:r>
         <w:rPr>
@@ -6983,7 +6983,7 @@
           <w:szCs w:val="16"/>
           <w:lang w:val="en-US"/>
         </w:rPr>
-        <w:t>17.0.5</w:t>
+        <w:t>17.0.6</w:t>
       </w:r>
       <w:r>
         <w:rPr>
@@ -7267,7 +7267,7 @@
           <w:szCs w:val="16"/>
           <w:lang w:val="en-US"/>
         </w:rPr>
-        <w:t>17.0.5</w:t>
+        <w:t>17.0.6</w:t>
       </w:r>
       <w:r>
         <w:rPr>
@@ -25330,7 +25330,7 @@
     </w:p>
     <w:p>
       <w:r>
-        <w:t xml:space="preserve">PDF output via XSL FO is substantially improved in 17.0.5: line breaking, line height and placement, tab stops, paragraph spacing, list labels, tables, columns, footnotes and kerning now follow the rules </w:t>
+        <w:t xml:space="preserve">PDF output via XSL FO is substantially improved in 17.0.5 and again in 17.0.6: line breaking, line height and placement, tab stops, paragraph spacing, list labels, tables, columns, footnotes and kerning now follow the rules </w:t>
       </w:r>
       <w:r>
         <w:lastRenderedPageBreak/>

--- a/docs/Docx4j_GettingStarted.docx
+++ b/docs/Docx4j_GettingStarted.docx
@@ -25365,6 +25365,128 @@
     <w:p>
       <w:r>
         <w:t xml:space="preserve">These jars are in the zip file, in dir optional/export-fo  </w:t>
+      </w:r>
+    </w:p>
+    <w:p>
+      <w:r>
+        <w:rPr>
+          <w:b/>
+          <w:bCs/>
+        </w:rPr>
+        <w:t xml:space="preserve">Hyphenation.  </w:t>
+      </w:r>
+      <w:r>
+        <w:t xml:space="preserve">From 17.0.6, hyphenation in PDF output is driven by the document, as in Word: docx4j reads w:autoHyphenation, w:hyphenationZone, w:consecutiveHyphenLimit and w:doNotHyphenateCaps from settings.xml (and w:suppressAutoHyphens on a paragraph), and hyphenates only where the document asks for it.  Nothing needs configuring per document.</w:t>
+      </w:r>
+    </w:p>
+    <w:p>
+      <w:r>
+        <w:t xml:space="preserve">FOP hyphenates from TeX pattern files and ships none, and the usual set is not under the Apache licence, so docx4j-export-fo does not depend on it.  To get hyphenated output, add the patterns to your own classpath:</w:t>
+      </w:r>
+    </w:p>
+    <w:p>
+      <w:pPr>
+        <w:spacing w:after="0"/>
+        <w:rPr>
+          <w:rFonts w:ascii="Consolas" w:hAnsi="Consolas"/>
+          <w:sz w:val="16"/>
+          <w:szCs w:val="16"/>
+          <w:lang w:val="en-US"/>
+        </w:rPr>
+      </w:pPr>
+      <w:r>
+        <w:rPr>
+          <w:rFonts w:ascii="Consolas" w:hAnsi="Consolas"/>
+          <w:sz w:val="16"/>
+          <w:szCs w:val="16"/>
+          <w:lang w:val="en-US"/>
+        </w:rPr>
+        <w:t xml:space="preserve">		&lt;dependency&gt;</w:t>
+      </w:r>
+    </w:p>
+    <w:p>
+      <w:pPr>
+        <w:spacing w:after="0"/>
+        <w:rPr>
+          <w:rFonts w:ascii="Consolas" w:hAnsi="Consolas"/>
+          <w:sz w:val="16"/>
+          <w:szCs w:val="16"/>
+          <w:lang w:val="en-US"/>
+        </w:rPr>
+      </w:pPr>
+      <w:r>
+        <w:rPr>
+          <w:rFonts w:ascii="Consolas" w:hAnsi="Consolas"/>
+          <w:sz w:val="16"/>
+          <w:szCs w:val="16"/>
+          <w:lang w:val="en-US"/>
+        </w:rPr>
+        <w:t xml:space="preserve">			&lt;groupId&gt;net.sf.offo&lt;/groupId&gt;</w:t>
+      </w:r>
+    </w:p>
+    <w:p>
+      <w:pPr>
+        <w:spacing w:after="0"/>
+        <w:rPr>
+          <w:rFonts w:ascii="Consolas" w:hAnsi="Consolas"/>
+          <w:sz w:val="16"/>
+          <w:szCs w:val="16"/>
+          <w:lang w:val="en-US"/>
+        </w:rPr>
+      </w:pPr>
+      <w:r>
+        <w:rPr>
+          <w:rFonts w:ascii="Consolas" w:hAnsi="Consolas"/>
+          <w:sz w:val="16"/>
+          <w:szCs w:val="16"/>
+          <w:lang w:val="en-US"/>
+        </w:rPr>
+        <w:t xml:space="preserve">			&lt;artifactId&gt;fop-hyph&lt;/artifactId&gt;</w:t>
+      </w:r>
+    </w:p>
+    <w:p>
+      <w:pPr>
+        <w:spacing w:after="0"/>
+        <w:rPr>
+          <w:rFonts w:ascii="Consolas" w:hAnsi="Consolas"/>
+          <w:sz w:val="16"/>
+          <w:szCs w:val="16"/>
+          <w:lang w:val="en-US"/>
+        </w:rPr>
+      </w:pPr>
+      <w:r>
+        <w:rPr>
+          <w:rFonts w:ascii="Consolas" w:hAnsi="Consolas"/>
+          <w:sz w:val="16"/>
+          <w:szCs w:val="16"/>
+          <w:lang w:val="en-US"/>
+        </w:rPr>
+        <w:t xml:space="preserve">			&lt;version&gt;2.0&lt;/version&gt;</w:t>
+      </w:r>
+    </w:p>
+    <w:p>
+      <w:pPr>
+        <w:spacing w:after="0"/>
+        <w:rPr>
+          <w:rFonts w:ascii="Consolas" w:hAnsi="Consolas"/>
+          <w:sz w:val="16"/>
+          <w:szCs w:val="16"/>
+          <w:lang w:val="en-US"/>
+        </w:rPr>
+      </w:pPr>
+      <w:r>
+        <w:rPr>
+          <w:rFonts w:ascii="Consolas" w:hAnsi="Consolas"/>
+          <w:sz w:val="16"/>
+          <w:szCs w:val="16"/>
+          <w:lang w:val="en-US"/>
+        </w:rPr>
+        <w:t xml:space="preserve">		&lt;/dependency&gt;</w:t>
+      </w:r>
+    </w:p>
+    <w:p>
+      <w:r>
+        <w:t xml:space="preserve">Without patterns the document's setting is honoured but nothing can be hyphenated (FOP logs that no pattern was found for the language).  The property docx4j.convert.out.fo.hyphenate overrides the document: true or false forces hyphenation on or off; leave it unset to let each document decide.  Two things to know: Word hyphenates a language only where its proofing tools are installed on the machine that laid the document out, which the docx does not record, so Word's PDF and docx4j's can differ for a language the author did not have installed; and the patterns are TeX's rather than Word's dictionary, so an occasional break point differs.</w:t>
       </w:r>
     </w:p>
     <w:p>

--- a/docs/Docx4j_GettingStarted.docx
+++ b/docs/Docx4j_GettingStarted.docx
@@ -2,7 +2,7 @@
 <file path=word/document.xml><?xml version="1.0" encoding="utf-8"?>
 <w:document xmlns:w="http://schemas.openxmlformats.org/wordprocessingml/2006/main" xmlns:w14="http://schemas.microsoft.com/office/word/2010/wordml" xmlns:w15="http://schemas.microsoft.com/office/word/2012/wordml" xmlns:r="http://schemas.openxmlformats.org/officeDocument/2006/relationships" xmlns:m="http://schemas.openxmlformats.org/officeDocument/2006/math" xmlns:wp="http://schemas.openxmlformats.org/drawingml/2006/wordprocessingDrawing" xmlns:a="http://schemas.openxmlformats.org/drawingml/2006/main" xmlns:wp14="http://schemas.microsoft.com/office/word/2010/wordprocessingDrawing" xmlns:mc="http://schemas.openxmlformats.org/markup-compatibility/2006" xmlns:a14="http://schemas.microsoft.com/office/drawing/2010/main" xmlns:sl="http://schemas.openxmlformats.org/schemaLibrary/2006/main" xmlns:wne="http://schemas.microsoft.com/office/word/2006/wordml" xmlns:c="http://schemas.openxmlformats.org/drawingml/2006/chart" xmlns:cdr="http://schemas.openxmlformats.org/drawingml/2006/chartDrawing" xmlns:c14="http://schemas.microsoft.com/office/drawing/2007/8/2/chart" xmlns:dgm="http://schemas.openxmlformats.org/drawingml/2006/diagram" xmlns:pic="http://schemas.openxmlformats.org/drawingml/2006/picture" xmlns:xdr="http://schemas.openxmlformats.org/drawingml/2006/spreadsheetDrawing" xmlns:dsp="http://schemas.microsoft.com/office/drawing/2008/diagram" xmlns:o="urn:schemas-microsoft-com:office:office" xmlns:v="urn:schemas-microsoft-com:vml" xmlns:w10="urn:schemas-microsoft-com:office:word" xmlns:xvml="urn:schemas-microsoft-com:office:excel" xmlns:pvml="urn:schemas-microsoft-com:office:powerpoint" xmlns:ns25="urn:docx4j:vml:root" xmlns:cppr="http://schemas.microsoft.com/office/2006/coverPageProps" xmlns:odx="http://opendope.org/xpaths" xmlns:odc="http://opendope.org/conditions" xmlns:odq="http://opendope.org/questions" xmlns:oda="http://opendope.org/answers" xmlns:odi="http://opendope.org/components" xmlns:odgm="http://opendope.org/SmartArt/DataHierarchy" xmlns:b="http://schemas.openxmlformats.org/officeDocument/2006/bibliography" xmlns:msink="http://schemas.microsoft.com/ink/2010/main" xmlns:cdr14="http://schemas.microsoft.com/office/drawing/2010/chartDrawing" xmlns:c15="http://schemas.microsoft.com/office/drawing/2012/chart" xmlns:cs="http://schemas.microsoft.com/office/drawing/2012/chartStyle" xmlns:ns38="http://www.w3.org/1998/Math/MathML" xmlns:ns39="http://www.w3.org/2003/InkML" xmlns:a13cmd="http://schemas.microsoft.com/office/drawing/2013/main/command" xmlns:cx="http://schemas.microsoft.com/office/drawing/2014/chartex" xmlns:c16="http://schemas.microsoft.com/office/drawing/2014/chart" xmlns:dgm1611="http://schemas.microsoft.com/office/drawing/2016/11/diagram" xmlns:c173="http://schemas.microsoft.com/office/drawing/2017/03/chart" xmlns:am3d="http://schemas.microsoft.com/office/drawing/2017/model3d" xmlns:an18="http://schemas.microsoft.com/office/drawing/2018/animation" xmlns:anam3d="http://schemas.microsoft.com/office/drawing/2018/animation/model3d" xmlns:iact="http://schemas.microsoft.com/office/powerpoint/2014/inkAction" xmlns:thm15="http://schemas.microsoft.com/office/thememl/2012/main" xmlns:wps="http://schemas.microsoft.com/office/word/2010/wordprocessingShape" xmlns:wpc="http://schemas.microsoft.com/office/word/2010/wordprocessingCanvas" xmlns:wpg="http://schemas.microsoft.com/office/word/2010/wordprocessingGroup" xmlns:w16se="http://schemas.microsoft.com/office/word/2015/wordml/symex" xmlns:w16cid="http://schemas.microsoft.com/office/word/2016/wordml/cid" xmlns:wetp="http://schemas.microsoft.com/office/webextensions/taskpanes/2010/11" xmlns:we="http://schemas.microsoft.com/office/webextensions/webextension/2010/11" xmlns:comp="http://schemas.openxmlformats.org/drawingml/2006/compatibility" xmlns:lc="http://schemas.openxmlformats.org/drawingml/2006/lockedCanvas" xmlns:dgm14="http://schemas.microsoft.com/office/drawing/2010/diagram" xmlns:a15="http://schemas.microsoft.com/office/drawing/2012/main" xmlns:pic14="http://schemas.microsoft.com/office/drawing/2010/picture" xmlns:c16ac="http://schemas.microsoft.com/office/drawing/2014/chart/ac" xmlns:a16="http://schemas.microsoft.com/office/drawing/2014/main" xmlns:a1611="http://schemas.microsoft.com/office/drawing/2016/11/main" xmlns:dgm1612="http://schemas.microsoft.com/office/drawing/2016/12/diagram" xmlns:a16svg="http://schemas.microsoft.com/office/drawing/2016/SVG/main" xmlns:adec="http://schemas.microsoft.com/office/drawing/2017/decorative" xmlns:a18hc="http://schemas.microsoft.com/office/drawing/2018/hyperlinkcolor" xmlns:wp15="http://schemas.microsoft.com/office/word/2012/wordprocessingDrawing" xmlns:w16cex="http://schemas.microsoft.com/office/word/2018/wordml/cex" xmlns:w16sdtfl="http://schemas.microsoft.com/office/word/2024/wordml/sdtformatlock" xmlns:w16sdtdh="http://schemas.microsoft.com/office/word/2020/wordml/sdtdatahash" xmlns:w16="http://schemas.microsoft.com/office/word/2018/wordml" xmlns:w16du="http://schemas.microsoft.com/office/word/2023/wordml/word16du" mc:Ignorable="w14 w15 w16se w16cid w16 w16cex w16sdtdh w16sdtfl w16du wp14">
   <w:body>
-    <!-- Modified by docx4j 17.0.6-SNAPSHOT (Apache licensed) using REFERENCE JAXB in Arch Linux Java 21.0.12 on Linux -->
+    <!-- Modified by docx4j 17.1.0-SNAPSHOT (Apache licensed) using REFERENCE JAXB in Arch Linux Java 21.0.12 on Linux -->
     <w:p>
       <w:pPr>
         <w:pStyle w:val="Title"/>
@@ -5445,7 +5445,7 @@
           <w:b/>
         </w:rPr>
         <w:lastRenderedPageBreak/>
-        <w:t xml:space="preserve">This guide is for docx4j 17.0.6 (Java 11 and later); most of it applies to 11.5.x as well.   </w:t>
+        <w:t xml:space="preserve">This guide is for docx4j 17.1.0 (Java 11 and later); most of it applies to 11.5.x as well.   </w:t>
       </w:r>
     </w:p>
     <w:p>
@@ -6719,7 +6719,7 @@
         <w:rPr>
           <w:lang w:val="en-US"/>
         </w:rPr>
-        <w:t xml:space="preserve">To use docx4j 17.0.6, ensure any code references </w:t>
+        <w:t xml:space="preserve">To use docx4j 17.1.0, ensure any code references </w:t>
       </w:r>
       <w:r>
         <w:rPr>
@@ -6983,7 +6983,7 @@
           <w:szCs w:val="16"/>
           <w:lang w:val="en-US"/>
         </w:rPr>
-        <w:t>17.0.6</w:t>
+        <w:t>17.1.0</w:t>
       </w:r>
       <w:r>
         <w:rPr>
@@ -7267,7 +7267,7 @@
           <w:szCs w:val="16"/>
           <w:lang w:val="en-US"/>
         </w:rPr>
-        <w:t>17.0.6</w:t>
+        <w:t>17.1.0</w:t>
       </w:r>
       <w:r>
         <w:rPr>
@@ -25330,7 +25330,7 @@
     </w:p>
     <w:p>
       <w:r>
-        <w:t xml:space="preserve">PDF output via XSL FO is substantially improved in 17.0.5 and again in 17.0.6: line breaking, line height and placement, tab stops, paragraph spacing, list labels, tables, columns, footnotes and kerning now follow the rules </w:t>
+        <w:t xml:space="preserve">PDF output via XSL FO is substantially improved in 17.0.5 and again in 17.1.0: line breaking, line height and placement, tab stops, paragraph spacing, list labels, tables, columns, footnotes and kerning now follow the rules </w:t>
       </w:r>
       <w:r>
         <w:lastRenderedPageBreak/>
@@ -25376,7 +25376,7 @@
         <w:t xml:space="preserve">Hyphenation.  </w:t>
       </w:r>
       <w:r>
-        <w:t xml:space="preserve">From 17.0.6, hyphenation in PDF output is driven by the document, as in Word: docx4j reads w:autoHyphenation, w:hyphenationZone, w:consecutiveHyphenLimit and w:doNotHyphenateCaps from settings.xml (and w:suppressAutoHyphens on a paragraph), and hyphenates only where the document asks for it.  Nothing needs configuring per document.</w:t>
+        <w:t xml:space="preserve">From 17.1.0, hyphenation in PDF output is driven by the document, as in Word: docx4j reads w:autoHyphenation, w:hyphenationZone, w:consecutiveHyphenLimit and w:doNotHyphenateCaps from settings.xml (and w:suppressAutoHyphens on a paragraph), and hyphenates only where the document asks for it.  Nothing needs configuring per document.</w:t>
       </w:r>
     </w:p>
     <w:p>
@@ -30555,7 +30555,7 @@
     </w:p>
     <w:p>
       <w:r>
-        <w:t xml:space="preserve">From 17.0.6, docx4j draws Windows metafiles itself, in pure Java, by replaying the metafile's recorded GDI calls (Apache POI's HWMF and HEMF, repackaged into org.docx4j.org.apache.poi).  This covers inline and floating pictures, and the previews Word stores for embedded objects (w:object and w:pict): Equation Editor 3 and MathType equations, pasted Excel ranges, OLE icons.</w:t>
+        <w:t xml:space="preserve">From 17.1.0, docx4j draws Windows metafiles itself, in pure Java, by replaying the metafile's recorded GDI calls (Apache POI's HWMF and HEMF, repackaged into org.docx4j.org.apache.poi).  This covers inline and floating pictures, and the previews Word stores for embedded objects (w:object and w:pict): Equation Editor 3 and MathType equations, pasted Excel ranges, OLE icons.</w:t>
       </w:r>
     </w:p>
     <w:p>

--- a/docs/Docx4j_GettingStarted.docx
+++ b/docs/Docx4j_GettingStarted.docx
@@ -39230,20 +39230,20 @@
     </w:p>
     <w:p>
       <w:r>
-        <w:t xml:space="preserve">On a Windows computer, font names for installed fonts are mapped 1:1 to the corresponding physical fonts via the IdentityPlusMapper. </w:t>
-      </w:r>
-    </w:p>
-    <w:p>
-      <w:pPr>
-        <w:rPr>
-          <w:rFonts w:ascii="Consolas" w:hAnsi="Consolas" w:cs="Consolas"/>
-          <w:color w:val="000000"/>
-          <w:sz w:val="16"/>
-          <w:szCs w:val="16"/>
-        </w:rPr>
-      </w:pPr>
-      <w:r>
-        <w:t xml:space="preserve">On a Linux computer, common Microsoft fonts are typically not available. </w:t>
+        <w:t xml:space="preserve">Use IdentityPlusMapper, which the package creates for you when you set none: it maps an installed font by its name, uses a font the document embeds, and for a font the machine lacks takes the metrically compatible substitute (appendix 2), the document's own altName, or a face of the same class.  It is the mapper to use on every platform: measured on three real-document corpora in six font environments, it is ahead of BestMatchingMapper, an older panose-based mapper kept for compatibility, in every one of them, Linux without Microsoft's fonts included. </w:t>
+      </w:r>
+    </w:p>
+    <w:p>
+      <w:pPr>
+        <w:rPr>
+          <w:rFonts w:ascii="Consolas" w:hAnsi="Consolas" w:cs="Consolas"/>
+          <w:color w:val="000000"/>
+          <w:sz w:val="16"/>
+          <w:szCs w:val="16"/>
+        </w:rPr>
+      </w:pPr>
+      <w:r>
+        <w:t xml:space="preserve">On a Linux computer, common Microsoft fonts are typically not available; the substitutes docx4j ships stand in for them. </w:t>
       </w:r>
       <w:r>
         <w:t xml:space="preserve">  See appendix 2 for background and solutions.</w:t>
